--- a/final_thesis29002.docx
+++ b/final_thesis29002.docx
@@ -387,7 +387,7 @@
         <w:pageBreakBefore/>
         <w:jc w:val="center"/>
       </w:pPr>
-      <w:bookmarkStart w:id="0" w:name="_Toc241176485"/>
+      <w:bookmarkStart w:id="0" w:name="_Toc241216462"/>
       <w:r>
         <w:lastRenderedPageBreak/>
         <w:t>DECLARATION</w:t>
@@ -480,7 +480,7 @@
         <w:pageBreakBefore/>
         <w:jc w:val="center"/>
       </w:pPr>
-      <w:bookmarkStart w:id="1" w:name="_Toc241176486"/>
+      <w:bookmarkStart w:id="1" w:name="_Toc241216463"/>
       <w:r>
         <w:lastRenderedPageBreak/>
         <w:t>ACKNOWLEDGEMENT</w:t>
@@ -504,7 +504,7 @@
         <w:pageBreakBefore/>
         <w:jc w:val="center"/>
       </w:pPr>
-      <w:bookmarkStart w:id="2" w:name="_Toc241176487"/>
+      <w:bookmarkStart w:id="2" w:name="_Toc241216464"/>
       <w:r>
         <w:lastRenderedPageBreak/>
         <w:t>ABSTRACT</w:t>
@@ -542,7 +542,7 @@
         <w:pageBreakBefore/>
         <w:jc w:val="center"/>
       </w:pPr>
-      <w:bookmarkStart w:id="3" w:name="_Toc241176488"/>
+      <w:bookmarkStart w:id="3" w:name="_Toc241216465"/>
       <w:r>
         <w:lastRenderedPageBreak/>
         <w:t>TABLE OF CONTENTS</w:t>
@@ -572,7 +572,7 @@
       <w:r>
         <w:fldChar w:fldCharType="separate"/>
       </w:r>
-      <w:hyperlink w:anchor="_Toc241176485" w:history="1">
+      <w:hyperlink w:anchor="_Toc241216462" w:history="1">
         <w:r>
           <w:rPr>
             <w:rStyle w:val="Hyperlink"/>
@@ -599,7 +599,7 @@
             <w:noProof/>
             <w:webHidden/>
           </w:rPr>
-          <w:instrText xml:space="preserve"> PAGEREF _Toc241176485 \h </w:instrText>
+          <w:instrText xml:space="preserve"> PAGEREF _Toc241216462 \h </w:instrText>
         </w:r>
         <w:r>
           <w:rPr>
@@ -644,7 +644,7 @@
           <w14:ligatures w14:val="standardContextual"/>
         </w:rPr>
       </w:pPr>
-      <w:hyperlink w:anchor="_Toc241176486" w:history="1">
+      <w:hyperlink w:anchor="_Toc241216463" w:history="1">
         <w:r>
           <w:rPr>
             <w:rStyle w:val="Hyperlink"/>
@@ -671,7 +671,7 @@
             <w:noProof/>
             <w:webHidden/>
           </w:rPr>
-          <w:instrText xml:space="preserve"> PAGEREF _Toc241176486 \h </w:instrText>
+          <w:instrText xml:space="preserve"> PAGEREF _Toc241216463 \h </w:instrText>
         </w:r>
         <w:r>
           <w:rPr>
@@ -716,7 +716,7 @@
           <w14:ligatures w14:val="standardContextual"/>
         </w:rPr>
       </w:pPr>
-      <w:hyperlink w:anchor="_Toc241176487" w:history="1">
+      <w:hyperlink w:anchor="_Toc241216464" w:history="1">
         <w:r>
           <w:rPr>
             <w:rStyle w:val="Hyperlink"/>
@@ -743,7 +743,7 @@
             <w:noProof/>
             <w:webHidden/>
           </w:rPr>
-          <w:instrText xml:space="preserve"> PAGEREF _Toc241176487 \h </w:instrText>
+          <w:instrText xml:space="preserve"> PAGEREF _Toc241216464 \h </w:instrText>
         </w:r>
         <w:r>
           <w:rPr>
@@ -788,7 +788,7 @@
           <w14:ligatures w14:val="standardContextual"/>
         </w:rPr>
       </w:pPr>
-      <w:hyperlink w:anchor="_Toc241176488" w:history="1">
+      <w:hyperlink w:anchor="_Toc241216465" w:history="1">
         <w:r>
           <w:rPr>
             <w:rStyle w:val="Hyperlink"/>
@@ -815,7 +815,7 @@
             <w:noProof/>
             <w:webHidden/>
           </w:rPr>
-          <w:instrText xml:space="preserve"> PAGEREF _Toc241176488 \h </w:instrText>
+          <w:instrText xml:space="preserve"> PAGEREF _Toc241216465 \h </w:instrText>
         </w:r>
         <w:r>
           <w:rPr>
@@ -860,7 +860,7 @@
           <w14:ligatures w14:val="standardContextual"/>
         </w:rPr>
       </w:pPr>
-      <w:hyperlink w:anchor="_Toc241176489" w:history="1">
+      <w:hyperlink w:anchor="_Toc241216466" w:history="1">
         <w:r>
           <w:rPr>
             <w:rStyle w:val="Hyperlink"/>
@@ -887,7 +887,7 @@
             <w:noProof/>
             <w:webHidden/>
           </w:rPr>
-          <w:instrText xml:space="preserve"> PAGEREF _Toc241176489 \h </w:instrText>
+          <w:instrText xml:space="preserve"> PAGEREF _Toc241216466 \h </w:instrText>
         </w:r>
         <w:r>
           <w:rPr>
@@ -932,7 +932,7 @@
           <w14:ligatures w14:val="standardContextual"/>
         </w:rPr>
       </w:pPr>
-      <w:hyperlink w:anchor="_Toc241176490" w:history="1">
+      <w:hyperlink w:anchor="_Toc241216467" w:history="1">
         <w:r>
           <w:rPr>
             <w:rStyle w:val="Hyperlink"/>
@@ -959,7 +959,7 @@
             <w:noProof/>
             <w:webHidden/>
           </w:rPr>
-          <w:instrText xml:space="preserve"> PAGEREF _Toc241176490 \h </w:instrText>
+          <w:instrText xml:space="preserve"> PAGEREF _Toc241216467 \h </w:instrText>
         </w:r>
         <w:r>
           <w:rPr>
@@ -1004,7 +1004,7 @@
           <w14:ligatures w14:val="standardContextual"/>
         </w:rPr>
       </w:pPr>
-      <w:hyperlink w:anchor="_Toc241176491" w:history="1">
+      <w:hyperlink w:anchor="_Toc241216468" w:history="1">
         <w:r>
           <w:rPr>
             <w:rStyle w:val="Hyperlink"/>
@@ -1031,7 +1031,7 @@
             <w:noProof/>
             <w:webHidden/>
           </w:rPr>
-          <w:instrText xml:space="preserve"> PAGEREF _Toc241176491 \h </w:instrText>
+          <w:instrText xml:space="preserve"> PAGEREF _Toc241216468 \h </w:instrText>
         </w:r>
         <w:r>
           <w:rPr>
@@ -1076,7 +1076,7 @@
           <w14:ligatures w14:val="standardContextual"/>
         </w:rPr>
       </w:pPr>
-      <w:hyperlink w:anchor="_Toc241176492" w:history="1">
+      <w:hyperlink w:anchor="_Toc241216469" w:history="1">
         <w:r>
           <w:rPr>
             <w:rStyle w:val="Hyperlink"/>
@@ -1103,7 +1103,7 @@
             <w:noProof/>
             <w:webHidden/>
           </w:rPr>
-          <w:instrText xml:space="preserve"> PAGEREF _Toc241176492 \h </w:instrText>
+          <w:instrText xml:space="preserve"> PAGEREF _Toc241216469 \h </w:instrText>
         </w:r>
         <w:r>
           <w:rPr>
@@ -1148,7 +1148,7 @@
           <w14:ligatures w14:val="standardContextual"/>
         </w:rPr>
       </w:pPr>
-      <w:hyperlink w:anchor="_Toc241176493" w:history="1">
+      <w:hyperlink w:anchor="_Toc241216470" w:history="1">
         <w:r>
           <w:rPr>
             <w:rStyle w:val="Hyperlink"/>
@@ -1175,7 +1175,7 @@
             <w:noProof/>
             <w:webHidden/>
           </w:rPr>
-          <w:instrText xml:space="preserve"> PAGEREF _Toc241176493 \h </w:instrText>
+          <w:instrText xml:space="preserve"> PAGEREF _Toc241216470 \h </w:instrText>
         </w:r>
         <w:r>
           <w:rPr>
@@ -1220,7 +1220,7 @@
           <w14:ligatures w14:val="standardContextual"/>
         </w:rPr>
       </w:pPr>
-      <w:hyperlink w:anchor="_Toc241176494" w:history="1">
+      <w:hyperlink w:anchor="_Toc241216471" w:history="1">
         <w:r>
           <w:rPr>
             <w:rStyle w:val="Hyperlink"/>
@@ -1247,7 +1247,7 @@
             <w:noProof/>
             <w:webHidden/>
           </w:rPr>
-          <w:instrText xml:space="preserve"> PAGEREF _Toc241176494 \h </w:instrText>
+          <w:instrText xml:space="preserve"> PAGEREF _Toc241216471 \h </w:instrText>
         </w:r>
         <w:r>
           <w:rPr>
@@ -1292,7 +1292,7 @@
           <w14:ligatures w14:val="standardContextual"/>
         </w:rPr>
       </w:pPr>
-      <w:hyperlink w:anchor="_Toc241176495" w:history="1">
+      <w:hyperlink w:anchor="_Toc241216472" w:history="1">
         <w:r>
           <w:rPr>
             <w:rStyle w:val="Hyperlink"/>
@@ -1319,7 +1319,7 @@
             <w:noProof/>
             <w:webHidden/>
           </w:rPr>
-          <w:instrText xml:space="preserve"> PAGEREF _Toc241176495 \h </w:instrText>
+          <w:instrText xml:space="preserve"> PAGEREF _Toc241216472 \h </w:instrText>
         </w:r>
         <w:r>
           <w:rPr>
@@ -1364,7 +1364,7 @@
           <w14:ligatures w14:val="standardContextual"/>
         </w:rPr>
       </w:pPr>
-      <w:hyperlink w:anchor="_Toc241176496" w:history="1">
+      <w:hyperlink w:anchor="_Toc241216473" w:history="1">
         <w:r>
           <w:rPr>
             <w:rStyle w:val="Hyperlink"/>
@@ -1391,7 +1391,7 @@
             <w:noProof/>
             <w:webHidden/>
           </w:rPr>
-          <w:instrText xml:space="preserve"> PAGEREF _Toc241176496 \h </w:instrText>
+          <w:instrText xml:space="preserve"> PAGEREF _Toc241216473 \h </w:instrText>
         </w:r>
         <w:r>
           <w:rPr>
@@ -1436,7 +1436,7 @@
           <w14:ligatures w14:val="standardContextual"/>
         </w:rPr>
       </w:pPr>
-      <w:hyperlink w:anchor="_Toc241176497" w:history="1">
+      <w:hyperlink w:anchor="_Toc241216474" w:history="1">
         <w:r>
           <w:rPr>
             <w:rStyle w:val="Hyperlink"/>
@@ -1463,7 +1463,7 @@
             <w:noProof/>
             <w:webHidden/>
           </w:rPr>
-          <w:instrText xml:space="preserve"> PAGEREF _Toc241176497 \h </w:instrText>
+          <w:instrText xml:space="preserve"> PAGEREF _Toc241216474 \h </w:instrText>
         </w:r>
         <w:r>
           <w:rPr>
@@ -1508,7 +1508,7 @@
           <w14:ligatures w14:val="standardContextual"/>
         </w:rPr>
       </w:pPr>
-      <w:hyperlink w:anchor="_Toc241176498" w:history="1">
+      <w:hyperlink w:anchor="_Toc241216475" w:history="1">
         <w:r>
           <w:rPr>
             <w:rStyle w:val="Hyperlink"/>
@@ -1535,7 +1535,7 @@
             <w:noProof/>
             <w:webHidden/>
           </w:rPr>
-          <w:instrText xml:space="preserve"> PAGEREF _Toc241176498 \h </w:instrText>
+          <w:instrText xml:space="preserve"> PAGEREF _Toc241216475 \h </w:instrText>
         </w:r>
         <w:r>
           <w:rPr>
@@ -1580,7 +1580,7 @@
           <w14:ligatures w14:val="standardContextual"/>
         </w:rPr>
       </w:pPr>
-      <w:hyperlink w:anchor="_Toc241176499" w:history="1">
+      <w:hyperlink w:anchor="_Toc241216476" w:history="1">
         <w:r>
           <w:rPr>
             <w:rStyle w:val="Hyperlink"/>
@@ -1607,7 +1607,7 @@
             <w:noProof/>
             <w:webHidden/>
           </w:rPr>
-          <w:instrText xml:space="preserve"> PAGEREF _Toc241176499 \h </w:instrText>
+          <w:instrText xml:space="preserve"> PAGEREF _Toc241216476 \h </w:instrText>
         </w:r>
         <w:r>
           <w:rPr>
@@ -1652,7 +1652,7 @@
           <w14:ligatures w14:val="standardContextual"/>
         </w:rPr>
       </w:pPr>
-      <w:hyperlink w:anchor="_Toc241176500" w:history="1">
+      <w:hyperlink w:anchor="_Toc241216477" w:history="1">
         <w:r>
           <w:rPr>
             <w:rStyle w:val="Hyperlink"/>
@@ -1679,7 +1679,7 @@
             <w:noProof/>
             <w:webHidden/>
           </w:rPr>
-          <w:instrText xml:space="preserve"> PAGEREF _Toc241176500 \h </w:instrText>
+          <w:instrText xml:space="preserve"> PAGEREF _Toc241216477 \h </w:instrText>
         </w:r>
         <w:r>
           <w:rPr>
@@ -1724,7 +1724,7 @@
           <w14:ligatures w14:val="standardContextual"/>
         </w:rPr>
       </w:pPr>
-      <w:hyperlink w:anchor="_Toc241176501" w:history="1">
+      <w:hyperlink w:anchor="_Toc241216478" w:history="1">
         <w:r>
           <w:rPr>
             <w:rStyle w:val="Hyperlink"/>
@@ -1751,7 +1751,7 @@
             <w:noProof/>
             <w:webHidden/>
           </w:rPr>
-          <w:instrText xml:space="preserve"> PAGEREF _Toc241176501 \h </w:instrText>
+          <w:instrText xml:space="preserve"> PAGEREF _Toc241216478 \h </w:instrText>
         </w:r>
         <w:r>
           <w:rPr>
@@ -1796,7 +1796,7 @@
           <w14:ligatures w14:val="standardContextual"/>
         </w:rPr>
       </w:pPr>
-      <w:hyperlink w:anchor="_Toc241176502" w:history="1">
+      <w:hyperlink w:anchor="_Toc241216479" w:history="1">
         <w:r>
           <w:rPr>
             <w:rStyle w:val="Hyperlink"/>
@@ -1823,7 +1823,7 @@
             <w:noProof/>
             <w:webHidden/>
           </w:rPr>
-          <w:instrText xml:space="preserve"> PAGEREF _Toc241176502 \h </w:instrText>
+          <w:instrText xml:space="preserve"> PAGEREF _Toc241216479 \h </w:instrText>
         </w:r>
         <w:r>
           <w:rPr>
@@ -1868,7 +1868,7 @@
           <w14:ligatures w14:val="standardContextual"/>
         </w:rPr>
       </w:pPr>
-      <w:hyperlink w:anchor="_Toc241176503" w:history="1">
+      <w:hyperlink w:anchor="_Toc241216480" w:history="1">
         <w:r>
           <w:rPr>
             <w:rStyle w:val="Hyperlink"/>
@@ -1895,7 +1895,7 @@
             <w:noProof/>
             <w:webHidden/>
           </w:rPr>
-          <w:instrText xml:space="preserve"> PAGEREF _Toc241176503 \h </w:instrText>
+          <w:instrText xml:space="preserve"> PAGEREF _Toc241216480 \h </w:instrText>
         </w:r>
         <w:r>
           <w:rPr>
@@ -1940,7 +1940,7 @@
           <w14:ligatures w14:val="standardContextual"/>
         </w:rPr>
       </w:pPr>
-      <w:hyperlink w:anchor="_Toc241176504" w:history="1">
+      <w:hyperlink w:anchor="_Toc241216481" w:history="1">
         <w:r>
           <w:rPr>
             <w:rStyle w:val="Hyperlink"/>
@@ -1967,7 +1967,7 @@
             <w:noProof/>
             <w:webHidden/>
           </w:rPr>
-          <w:instrText xml:space="preserve"> PAGEREF _Toc241176504 \h </w:instrText>
+          <w:instrText xml:space="preserve"> PAGEREF _Toc241216481 \h </w:instrText>
         </w:r>
         <w:r>
           <w:rPr>
@@ -2012,7 +2012,7 @@
           <w14:ligatures w14:val="standardContextual"/>
         </w:rPr>
       </w:pPr>
-      <w:hyperlink w:anchor="_Toc241176505" w:history="1">
+      <w:hyperlink w:anchor="_Toc241216482" w:history="1">
         <w:r>
           <w:rPr>
             <w:rStyle w:val="Hyperlink"/>
@@ -2039,7 +2039,7 @@
             <w:noProof/>
             <w:webHidden/>
           </w:rPr>
-          <w:instrText xml:space="preserve"> PAGEREF _Toc241176505 \h </w:instrText>
+          <w:instrText xml:space="preserve"> PAGEREF _Toc241216482 \h </w:instrText>
         </w:r>
         <w:r>
           <w:rPr>
@@ -2084,7 +2084,7 @@
           <w14:ligatures w14:val="standardContextual"/>
         </w:rPr>
       </w:pPr>
-      <w:hyperlink w:anchor="_Toc241176506" w:history="1">
+      <w:hyperlink w:anchor="_Toc241216483" w:history="1">
         <w:r>
           <w:rPr>
             <w:rStyle w:val="Hyperlink"/>
@@ -2111,7 +2111,7 @@
             <w:noProof/>
             <w:webHidden/>
           </w:rPr>
-          <w:instrText xml:space="preserve"> PAGEREF _Toc241176506 \h </w:instrText>
+          <w:instrText xml:space="preserve"> PAGEREF _Toc241216483 \h </w:instrText>
         </w:r>
         <w:r>
           <w:rPr>
@@ -2156,7 +2156,7 @@
           <w14:ligatures w14:val="standardContextual"/>
         </w:rPr>
       </w:pPr>
-      <w:hyperlink w:anchor="_Toc241176507" w:history="1">
+      <w:hyperlink w:anchor="_Toc241216484" w:history="1">
         <w:r>
           <w:rPr>
             <w:rStyle w:val="Hyperlink"/>
@@ -2183,7 +2183,7 @@
             <w:noProof/>
             <w:webHidden/>
           </w:rPr>
-          <w:instrText xml:space="preserve"> PAGEREF _Toc241176507 \h </w:instrText>
+          <w:instrText xml:space="preserve"> PAGEREF _Toc241216484 \h </w:instrText>
         </w:r>
         <w:r>
           <w:rPr>
@@ -2228,7 +2228,7 @@
           <w14:ligatures w14:val="standardContextual"/>
         </w:rPr>
       </w:pPr>
-      <w:hyperlink w:anchor="_Toc241176508" w:history="1">
+      <w:hyperlink w:anchor="_Toc241216485" w:history="1">
         <w:r>
           <w:rPr>
             <w:rStyle w:val="Hyperlink"/>
@@ -2255,7 +2255,7 @@
             <w:noProof/>
             <w:webHidden/>
           </w:rPr>
-          <w:instrText xml:space="preserve"> PAGEREF _Toc241176508 \h </w:instrText>
+          <w:instrText xml:space="preserve"> PAGEREF _Toc241216485 \h </w:instrText>
         </w:r>
         <w:r>
           <w:rPr>
@@ -2300,7 +2300,7 @@
           <w14:ligatures w14:val="standardContextual"/>
         </w:rPr>
       </w:pPr>
-      <w:hyperlink w:anchor="_Toc241176509" w:history="1">
+      <w:hyperlink w:anchor="_Toc241216486" w:history="1">
         <w:r>
           <w:rPr>
             <w:rStyle w:val="Hyperlink"/>
@@ -2327,7 +2327,7 @@
             <w:noProof/>
             <w:webHidden/>
           </w:rPr>
-          <w:instrText xml:space="preserve"> PAGEREF _Toc241176509 \h </w:instrText>
+          <w:instrText xml:space="preserve"> PAGEREF _Toc241216486 \h </w:instrText>
         </w:r>
         <w:r>
           <w:rPr>
@@ -2372,7 +2372,7 @@
           <w14:ligatures w14:val="standardContextual"/>
         </w:rPr>
       </w:pPr>
-      <w:hyperlink w:anchor="_Toc241176510" w:history="1">
+      <w:hyperlink w:anchor="_Toc241216487" w:history="1">
         <w:r>
           <w:rPr>
             <w:rStyle w:val="Hyperlink"/>
@@ -2399,7 +2399,7 @@
             <w:noProof/>
             <w:webHidden/>
           </w:rPr>
-          <w:instrText xml:space="preserve"> PAGEREF _Toc241176510 \h </w:instrText>
+          <w:instrText xml:space="preserve"> PAGEREF _Toc241216487 \h </w:instrText>
         </w:r>
         <w:r>
           <w:rPr>
@@ -2444,7 +2444,7 @@
           <w14:ligatures w14:val="standardContextual"/>
         </w:rPr>
       </w:pPr>
-      <w:hyperlink w:anchor="_Toc241176511" w:history="1">
+      <w:hyperlink w:anchor="_Toc241216488" w:history="1">
         <w:r>
           <w:rPr>
             <w:rStyle w:val="Hyperlink"/>
@@ -2471,7 +2471,7 @@
             <w:noProof/>
             <w:webHidden/>
           </w:rPr>
-          <w:instrText xml:space="preserve"> PAGEREF _Toc241176511 \h </w:instrText>
+          <w:instrText xml:space="preserve"> PAGEREF _Toc241216488 \h </w:instrText>
         </w:r>
         <w:r>
           <w:rPr>
@@ -2516,7 +2516,7 @@
           <w14:ligatures w14:val="standardContextual"/>
         </w:rPr>
       </w:pPr>
-      <w:hyperlink w:anchor="_Toc241176512" w:history="1">
+      <w:hyperlink w:anchor="_Toc241216489" w:history="1">
         <w:r>
           <w:rPr>
             <w:rStyle w:val="Hyperlink"/>
@@ -2543,7 +2543,7 @@
             <w:noProof/>
             <w:webHidden/>
           </w:rPr>
-          <w:instrText xml:space="preserve"> PAGEREF _Toc241176512 \h </w:instrText>
+          <w:instrText xml:space="preserve"> PAGEREF _Toc241216489 \h </w:instrText>
         </w:r>
         <w:r>
           <w:rPr>
@@ -2588,7 +2588,7 @@
           <w14:ligatures w14:val="standardContextual"/>
         </w:rPr>
       </w:pPr>
-      <w:hyperlink w:anchor="_Toc241176513" w:history="1">
+      <w:hyperlink w:anchor="_Toc241216490" w:history="1">
         <w:r>
           <w:rPr>
             <w:rStyle w:val="Hyperlink"/>
@@ -2615,7 +2615,7 @@
             <w:noProof/>
             <w:webHidden/>
           </w:rPr>
-          <w:instrText xml:space="preserve"> PAGEREF _Toc241176513 \h </w:instrText>
+          <w:instrText xml:space="preserve"> PAGEREF _Toc241216490 \h </w:instrText>
         </w:r>
         <w:r>
           <w:rPr>
@@ -2660,7 +2660,7 @@
           <w14:ligatures w14:val="standardContextual"/>
         </w:rPr>
       </w:pPr>
-      <w:hyperlink w:anchor="_Toc241176514" w:history="1">
+      <w:hyperlink w:anchor="_Toc241216491" w:history="1">
         <w:r>
           <w:rPr>
             <w:rStyle w:val="Hyperlink"/>
@@ -2687,7 +2687,7 @@
             <w:noProof/>
             <w:webHidden/>
           </w:rPr>
-          <w:instrText xml:space="preserve"> PAGEREF _Toc241176514 \h </w:instrText>
+          <w:instrText xml:space="preserve"> PAGEREF _Toc241216491 \h </w:instrText>
         </w:r>
         <w:r>
           <w:rPr>
@@ -2732,7 +2732,7 @@
           <w14:ligatures w14:val="standardContextual"/>
         </w:rPr>
       </w:pPr>
-      <w:hyperlink w:anchor="_Toc241176515" w:history="1">
+      <w:hyperlink w:anchor="_Toc241216492" w:history="1">
         <w:r>
           <w:rPr>
             <w:rStyle w:val="Hyperlink"/>
@@ -2759,7 +2759,7 @@
             <w:noProof/>
             <w:webHidden/>
           </w:rPr>
-          <w:instrText xml:space="preserve"> PAGEREF _Toc241176515 \h </w:instrText>
+          <w:instrText xml:space="preserve"> PAGEREF _Toc241216492 \h </w:instrText>
         </w:r>
         <w:r>
           <w:rPr>
@@ -2804,7 +2804,7 @@
           <w14:ligatures w14:val="standardContextual"/>
         </w:rPr>
       </w:pPr>
-      <w:hyperlink w:anchor="_Toc241176516" w:history="1">
+      <w:hyperlink w:anchor="_Toc241216493" w:history="1">
         <w:r>
           <w:rPr>
             <w:rStyle w:val="Hyperlink"/>
@@ -2831,7 +2831,7 @@
             <w:noProof/>
             <w:webHidden/>
           </w:rPr>
-          <w:instrText xml:space="preserve"> PAGEREF _Toc241176516 \h </w:instrText>
+          <w:instrText xml:space="preserve"> PAGEREF _Toc241216493 \h </w:instrText>
         </w:r>
         <w:r>
           <w:rPr>
@@ -2876,7 +2876,7 @@
           <w14:ligatures w14:val="standardContextual"/>
         </w:rPr>
       </w:pPr>
-      <w:hyperlink w:anchor="_Toc241176517" w:history="1">
+      <w:hyperlink w:anchor="_Toc241216494" w:history="1">
         <w:r>
           <w:rPr>
             <w:rStyle w:val="Hyperlink"/>
@@ -2903,7 +2903,7 @@
             <w:noProof/>
             <w:webHidden/>
           </w:rPr>
-          <w:instrText xml:space="preserve"> PAGEREF _Toc241176517 \h </w:instrText>
+          <w:instrText xml:space="preserve"> PAGEREF _Toc241216494 \h </w:instrText>
         </w:r>
         <w:r>
           <w:rPr>
@@ -2948,7 +2948,7 @@
           <w14:ligatures w14:val="standardContextual"/>
         </w:rPr>
       </w:pPr>
-      <w:hyperlink w:anchor="_Toc241176518" w:history="1">
+      <w:hyperlink w:anchor="_Toc241216495" w:history="1">
         <w:r>
           <w:rPr>
             <w:rStyle w:val="Hyperlink"/>
@@ -2975,7 +2975,7 @@
             <w:noProof/>
             <w:webHidden/>
           </w:rPr>
-          <w:instrText xml:space="preserve"> PAGEREF _Toc241176518 \h </w:instrText>
+          <w:instrText xml:space="preserve"> PAGEREF _Toc241216495 \h </w:instrText>
         </w:r>
         <w:r>
           <w:rPr>
@@ -3020,7 +3020,7 @@
           <w14:ligatures w14:val="standardContextual"/>
         </w:rPr>
       </w:pPr>
-      <w:hyperlink w:anchor="_Toc241176519" w:history="1">
+      <w:hyperlink w:anchor="_Toc241216496" w:history="1">
         <w:r>
           <w:rPr>
             <w:rStyle w:val="Hyperlink"/>
@@ -3047,7 +3047,7 @@
             <w:noProof/>
             <w:webHidden/>
           </w:rPr>
-          <w:instrText xml:space="preserve"> PAGEREF _Toc241176519 \h </w:instrText>
+          <w:instrText xml:space="preserve"> PAGEREF _Toc241216496 \h </w:instrText>
         </w:r>
         <w:r>
           <w:rPr>
@@ -3092,7 +3092,7 @@
           <w14:ligatures w14:val="standardContextual"/>
         </w:rPr>
       </w:pPr>
-      <w:hyperlink w:anchor="_Toc241176520" w:history="1">
+      <w:hyperlink w:anchor="_Toc241216497" w:history="1">
         <w:r>
           <w:rPr>
             <w:rStyle w:val="Hyperlink"/>
@@ -3119,7 +3119,7 @@
             <w:noProof/>
             <w:webHidden/>
           </w:rPr>
-          <w:instrText xml:space="preserve"> PAGEREF _Toc241176520 \h </w:instrText>
+          <w:instrText xml:space="preserve"> PAGEREF _Toc241216497 \h </w:instrText>
         </w:r>
         <w:r>
           <w:rPr>
@@ -3164,7 +3164,7 @@
           <w14:ligatures w14:val="standardContextual"/>
         </w:rPr>
       </w:pPr>
-      <w:hyperlink w:anchor="_Toc241176521" w:history="1">
+      <w:hyperlink w:anchor="_Toc241216498" w:history="1">
         <w:r>
           <w:rPr>
             <w:rStyle w:val="Hyperlink"/>
@@ -3191,7 +3191,7 @@
             <w:noProof/>
             <w:webHidden/>
           </w:rPr>
-          <w:instrText xml:space="preserve"> PAGEREF _Toc241176521 \h </w:instrText>
+          <w:instrText xml:space="preserve"> PAGEREF _Toc241216498 \h </w:instrText>
         </w:r>
         <w:r>
           <w:rPr>
@@ -3236,7 +3236,7 @@
           <w14:ligatures w14:val="standardContextual"/>
         </w:rPr>
       </w:pPr>
-      <w:hyperlink w:anchor="_Toc241176522" w:history="1">
+      <w:hyperlink w:anchor="_Toc241216499" w:history="1">
         <w:r>
           <w:rPr>
             <w:rStyle w:val="Hyperlink"/>
@@ -3263,7 +3263,7 @@
             <w:noProof/>
             <w:webHidden/>
           </w:rPr>
-          <w:instrText xml:space="preserve"> PAGEREF _Toc241176522 \h </w:instrText>
+          <w:instrText xml:space="preserve"> PAGEREF _Toc241216499 \h </w:instrText>
         </w:r>
         <w:r>
           <w:rPr>
@@ -3308,7 +3308,7 @@
           <w14:ligatures w14:val="standardContextual"/>
         </w:rPr>
       </w:pPr>
-      <w:hyperlink w:anchor="_Toc241176523" w:history="1">
+      <w:hyperlink w:anchor="_Toc241216500" w:history="1">
         <w:r>
           <w:rPr>
             <w:rStyle w:val="Hyperlink"/>
@@ -3335,7 +3335,7 @@
             <w:noProof/>
             <w:webHidden/>
           </w:rPr>
-          <w:instrText xml:space="preserve"> PAGEREF _Toc241176523 \h </w:instrText>
+          <w:instrText xml:space="preserve"> PAGEREF _Toc241216500 \h </w:instrText>
         </w:r>
         <w:r>
           <w:rPr>
@@ -3380,7 +3380,7 @@
           <w14:ligatures w14:val="standardContextual"/>
         </w:rPr>
       </w:pPr>
-      <w:hyperlink w:anchor="_Toc241176524" w:history="1">
+      <w:hyperlink w:anchor="_Toc241216501" w:history="1">
         <w:r>
           <w:rPr>
             <w:rStyle w:val="Hyperlink"/>
@@ -3407,7 +3407,7 @@
             <w:noProof/>
             <w:webHidden/>
           </w:rPr>
-          <w:instrText xml:space="preserve"> PAGEREF _Toc241176524 \h </w:instrText>
+          <w:instrText xml:space="preserve"> PAGEREF _Toc241216501 \h </w:instrText>
         </w:r>
         <w:r>
           <w:rPr>
@@ -3452,7 +3452,7 @@
           <w14:ligatures w14:val="standardContextual"/>
         </w:rPr>
       </w:pPr>
-      <w:hyperlink w:anchor="_Toc241176525" w:history="1">
+      <w:hyperlink w:anchor="_Toc241216502" w:history="1">
         <w:r>
           <w:rPr>
             <w:rStyle w:val="Hyperlink"/>
@@ -3479,7 +3479,7 @@
             <w:noProof/>
             <w:webHidden/>
           </w:rPr>
-          <w:instrText xml:space="preserve"> PAGEREF _Toc241176525 \h </w:instrText>
+          <w:instrText xml:space="preserve"> PAGEREF _Toc241216502 \h </w:instrText>
         </w:r>
         <w:r>
           <w:rPr>
@@ -3524,7 +3524,7 @@
           <w14:ligatures w14:val="standardContextual"/>
         </w:rPr>
       </w:pPr>
-      <w:hyperlink w:anchor="_Toc241176526" w:history="1">
+      <w:hyperlink w:anchor="_Toc241216503" w:history="1">
         <w:r>
           <w:rPr>
             <w:rStyle w:val="Hyperlink"/>
@@ -3551,7 +3551,7 @@
             <w:noProof/>
             <w:webHidden/>
           </w:rPr>
-          <w:instrText xml:space="preserve"> PAGEREF _Toc241176526 \h </w:instrText>
+          <w:instrText xml:space="preserve"> PAGEREF _Toc241216503 \h </w:instrText>
         </w:r>
         <w:r>
           <w:rPr>
@@ -3596,7 +3596,7 @@
           <w14:ligatures w14:val="standardContextual"/>
         </w:rPr>
       </w:pPr>
-      <w:hyperlink w:anchor="_Toc241176527" w:history="1">
+      <w:hyperlink w:anchor="_Toc241216504" w:history="1">
         <w:r>
           <w:rPr>
             <w:rStyle w:val="Hyperlink"/>
@@ -3623,7 +3623,7 @@
             <w:noProof/>
             <w:webHidden/>
           </w:rPr>
-          <w:instrText xml:space="preserve"> PAGEREF _Toc241176527 \h </w:instrText>
+          <w:instrText xml:space="preserve"> PAGEREF _Toc241216504 \h </w:instrText>
         </w:r>
         <w:r>
           <w:rPr>
@@ -3668,7 +3668,7 @@
           <w14:ligatures w14:val="standardContextual"/>
         </w:rPr>
       </w:pPr>
-      <w:hyperlink w:anchor="_Toc241176528" w:history="1">
+      <w:hyperlink w:anchor="_Toc241216505" w:history="1">
         <w:r>
           <w:rPr>
             <w:rStyle w:val="Hyperlink"/>
@@ -3695,7 +3695,7 @@
             <w:noProof/>
             <w:webHidden/>
           </w:rPr>
-          <w:instrText xml:space="preserve"> PAGEREF _Toc241176528 \h </w:instrText>
+          <w:instrText xml:space="preserve"> PAGEREF _Toc241216505 \h </w:instrText>
         </w:r>
         <w:r>
           <w:rPr>
@@ -3740,7 +3740,7 @@
           <w14:ligatures w14:val="standardContextual"/>
         </w:rPr>
       </w:pPr>
-      <w:hyperlink w:anchor="_Toc241176529" w:history="1">
+      <w:hyperlink w:anchor="_Toc241216506" w:history="1">
         <w:r>
           <w:rPr>
             <w:rStyle w:val="Hyperlink"/>
@@ -3767,7 +3767,7 @@
             <w:noProof/>
             <w:webHidden/>
           </w:rPr>
-          <w:instrText xml:space="preserve"> PAGEREF _Toc241176529 \h </w:instrText>
+          <w:instrText xml:space="preserve"> PAGEREF _Toc241216506 \h </w:instrText>
         </w:r>
         <w:r>
           <w:rPr>
@@ -3812,7 +3812,7 @@
           <w14:ligatures w14:val="standardContextual"/>
         </w:rPr>
       </w:pPr>
-      <w:hyperlink w:anchor="_Toc241176530" w:history="1">
+      <w:hyperlink w:anchor="_Toc241216507" w:history="1">
         <w:r>
           <w:rPr>
             <w:rStyle w:val="Hyperlink"/>
@@ -3839,7 +3839,7 @@
             <w:noProof/>
             <w:webHidden/>
           </w:rPr>
-          <w:instrText xml:space="preserve"> PAGEREF _Toc241176530 \h </w:instrText>
+          <w:instrText xml:space="preserve"> PAGEREF _Toc241216507 \h </w:instrText>
         </w:r>
         <w:r>
           <w:rPr>
@@ -3884,7 +3884,7 @@
           <w14:ligatures w14:val="standardContextual"/>
         </w:rPr>
       </w:pPr>
-      <w:hyperlink w:anchor="_Toc241176531" w:history="1">
+      <w:hyperlink w:anchor="_Toc241216508" w:history="1">
         <w:r>
           <w:rPr>
             <w:rStyle w:val="Hyperlink"/>
@@ -3911,7 +3911,7 @@
             <w:noProof/>
             <w:webHidden/>
           </w:rPr>
-          <w:instrText xml:space="preserve"> PAGEREF _Toc241176531 \h </w:instrText>
+          <w:instrText xml:space="preserve"> PAGEREF _Toc241216508 \h </w:instrText>
         </w:r>
         <w:r>
           <w:rPr>
@@ -3956,7 +3956,7 @@
           <w14:ligatures w14:val="standardContextual"/>
         </w:rPr>
       </w:pPr>
-      <w:hyperlink w:anchor="_Toc241176532" w:history="1">
+      <w:hyperlink w:anchor="_Toc241216509" w:history="1">
         <w:r>
           <w:rPr>
             <w:rStyle w:val="Hyperlink"/>
@@ -3983,7 +3983,7 @@
             <w:noProof/>
             <w:webHidden/>
           </w:rPr>
-          <w:instrText xml:space="preserve"> PAGEREF _Toc241176532 \h </w:instrText>
+          <w:instrText xml:space="preserve"> PAGEREF _Toc241216509 \h </w:instrText>
         </w:r>
         <w:r>
           <w:rPr>
@@ -4028,7 +4028,7 @@
           <w14:ligatures w14:val="standardContextual"/>
         </w:rPr>
       </w:pPr>
-      <w:hyperlink w:anchor="_Toc241176533" w:history="1">
+      <w:hyperlink w:anchor="_Toc241216510" w:history="1">
         <w:r>
           <w:rPr>
             <w:rStyle w:val="Hyperlink"/>
@@ -4055,7 +4055,7 @@
             <w:noProof/>
             <w:webHidden/>
           </w:rPr>
-          <w:instrText xml:space="preserve"> PAGEREF _Toc241176533 \h </w:instrText>
+          <w:instrText xml:space="preserve"> PAGEREF _Toc241216510 \h </w:instrText>
         </w:r>
         <w:r>
           <w:rPr>
@@ -4100,7 +4100,7 @@
           <w14:ligatures w14:val="standardContextual"/>
         </w:rPr>
       </w:pPr>
-      <w:hyperlink w:anchor="_Toc241176534" w:history="1">
+      <w:hyperlink w:anchor="_Toc241216511" w:history="1">
         <w:r>
           <w:rPr>
             <w:rStyle w:val="Hyperlink"/>
@@ -4127,7 +4127,7 @@
             <w:noProof/>
             <w:webHidden/>
           </w:rPr>
-          <w:instrText xml:space="preserve"> PAGEREF _Toc241176534 \h </w:instrText>
+          <w:instrText xml:space="preserve"> PAGEREF _Toc241216511 \h </w:instrText>
         </w:r>
         <w:r>
           <w:rPr>
@@ -4172,7 +4172,7 @@
           <w14:ligatures w14:val="standardContextual"/>
         </w:rPr>
       </w:pPr>
-      <w:hyperlink w:anchor="_Toc241176535" w:history="1">
+      <w:hyperlink w:anchor="_Toc241216512" w:history="1">
         <w:r>
           <w:rPr>
             <w:rStyle w:val="Hyperlink"/>
@@ -4199,7 +4199,7 @@
             <w:noProof/>
             <w:webHidden/>
           </w:rPr>
-          <w:instrText xml:space="preserve"> PAGEREF _Toc241176535 \h </w:instrText>
+          <w:instrText xml:space="preserve"> PAGEREF _Toc241216512 \h </w:instrText>
         </w:r>
         <w:r>
           <w:rPr>
@@ -4244,7 +4244,7 @@
           <w14:ligatures w14:val="standardContextual"/>
         </w:rPr>
       </w:pPr>
-      <w:hyperlink w:anchor="_Toc241176536" w:history="1">
+      <w:hyperlink w:anchor="_Toc241216513" w:history="1">
         <w:r>
           <w:rPr>
             <w:rStyle w:val="Hyperlink"/>
@@ -4271,7 +4271,7 @@
             <w:noProof/>
             <w:webHidden/>
           </w:rPr>
-          <w:instrText xml:space="preserve"> PAGEREF _Toc241176536 \h </w:instrText>
+          <w:instrText xml:space="preserve"> PAGEREF _Toc241216513 \h </w:instrText>
         </w:r>
         <w:r>
           <w:rPr>
@@ -4316,7 +4316,7 @@
           <w14:ligatures w14:val="standardContextual"/>
         </w:rPr>
       </w:pPr>
-      <w:hyperlink w:anchor="_Toc241176537" w:history="1">
+      <w:hyperlink w:anchor="_Toc241216514" w:history="1">
         <w:r>
           <w:rPr>
             <w:rStyle w:val="Hyperlink"/>
@@ -4343,7 +4343,7 @@
             <w:noProof/>
             <w:webHidden/>
           </w:rPr>
-          <w:instrText xml:space="preserve"> PAGEREF _Toc241176537 \h </w:instrText>
+          <w:instrText xml:space="preserve"> PAGEREF _Toc241216514 \h </w:instrText>
         </w:r>
         <w:r>
           <w:rPr>
@@ -4388,7 +4388,7 @@
           <w14:ligatures w14:val="standardContextual"/>
         </w:rPr>
       </w:pPr>
-      <w:hyperlink w:anchor="_Toc241176538" w:history="1">
+      <w:hyperlink w:anchor="_Toc241216515" w:history="1">
         <w:r>
           <w:rPr>
             <w:rStyle w:val="Hyperlink"/>
@@ -4415,7 +4415,7 @@
             <w:noProof/>
             <w:webHidden/>
           </w:rPr>
-          <w:instrText xml:space="preserve"> PAGEREF _Toc241176538 \h </w:instrText>
+          <w:instrText xml:space="preserve"> PAGEREF _Toc241216515 \h </w:instrText>
         </w:r>
         <w:r>
           <w:rPr>
@@ -4460,7 +4460,7 @@
           <w14:ligatures w14:val="standardContextual"/>
         </w:rPr>
       </w:pPr>
-      <w:hyperlink w:anchor="_Toc241176539" w:history="1">
+      <w:hyperlink w:anchor="_Toc241216516" w:history="1">
         <w:r>
           <w:rPr>
             <w:rStyle w:val="Hyperlink"/>
@@ -4487,7 +4487,7 @@
             <w:noProof/>
             <w:webHidden/>
           </w:rPr>
-          <w:instrText xml:space="preserve"> PAGEREF _Toc241176539 \h </w:instrText>
+          <w:instrText xml:space="preserve"> PAGEREF _Toc241216516 \h </w:instrText>
         </w:r>
         <w:r>
           <w:rPr>
@@ -4532,7 +4532,7 @@
           <w14:ligatures w14:val="standardContextual"/>
         </w:rPr>
       </w:pPr>
-      <w:hyperlink w:anchor="_Toc241176540" w:history="1">
+      <w:hyperlink w:anchor="_Toc241216517" w:history="1">
         <w:r>
           <w:rPr>
             <w:rStyle w:val="Hyperlink"/>
@@ -4559,7 +4559,7 @@
             <w:noProof/>
             <w:webHidden/>
           </w:rPr>
-          <w:instrText xml:space="preserve"> PAGEREF _Toc241176540 \h </w:instrText>
+          <w:instrText xml:space="preserve"> PAGEREF _Toc241216517 \h </w:instrText>
         </w:r>
         <w:r>
           <w:rPr>
@@ -4604,7 +4604,7 @@
           <w14:ligatures w14:val="standardContextual"/>
         </w:rPr>
       </w:pPr>
-      <w:hyperlink w:anchor="_Toc241176541" w:history="1">
+      <w:hyperlink w:anchor="_Toc241216518" w:history="1">
         <w:r>
           <w:rPr>
             <w:rStyle w:val="Hyperlink"/>
@@ -4631,7 +4631,7 @@
             <w:noProof/>
             <w:webHidden/>
           </w:rPr>
-          <w:instrText xml:space="preserve"> PAGEREF _Toc241176541 \h </w:instrText>
+          <w:instrText xml:space="preserve"> PAGEREF _Toc241216518 \h </w:instrText>
         </w:r>
         <w:r>
           <w:rPr>
@@ -4676,7 +4676,7 @@
           <w14:ligatures w14:val="standardContextual"/>
         </w:rPr>
       </w:pPr>
-      <w:hyperlink w:anchor="_Toc241176542" w:history="1">
+      <w:hyperlink w:anchor="_Toc241216519" w:history="1">
         <w:r>
           <w:rPr>
             <w:rStyle w:val="Hyperlink"/>
@@ -4703,7 +4703,7 @@
             <w:noProof/>
             <w:webHidden/>
           </w:rPr>
-          <w:instrText xml:space="preserve"> PAGEREF _Toc241176542 \h </w:instrText>
+          <w:instrText xml:space="preserve"> PAGEREF _Toc241216519 \h </w:instrText>
         </w:r>
         <w:r>
           <w:rPr>
@@ -4748,7 +4748,7 @@
           <w14:ligatures w14:val="standardContextual"/>
         </w:rPr>
       </w:pPr>
-      <w:hyperlink w:anchor="_Toc241176543" w:history="1">
+      <w:hyperlink w:anchor="_Toc241216520" w:history="1">
         <w:r>
           <w:rPr>
             <w:rStyle w:val="Hyperlink"/>
@@ -4775,7 +4775,7 @@
             <w:noProof/>
             <w:webHidden/>
           </w:rPr>
-          <w:instrText xml:space="preserve"> PAGEREF _Toc241176543 \h </w:instrText>
+          <w:instrText xml:space="preserve"> PAGEREF _Toc241216520 \h </w:instrText>
         </w:r>
         <w:r>
           <w:rPr>
@@ -4795,7 +4795,7 @@
             <w:noProof/>
             <w:webHidden/>
           </w:rPr>
-          <w:t>22</w:t>
+          <w:t>21</w:t>
         </w:r>
         <w:r>
           <w:rPr>
@@ -4820,7 +4820,7 @@
           <w14:ligatures w14:val="standardContextual"/>
         </w:rPr>
       </w:pPr>
-      <w:hyperlink w:anchor="_Toc241176544" w:history="1">
+      <w:hyperlink w:anchor="_Toc241216521" w:history="1">
         <w:r>
           <w:rPr>
             <w:rStyle w:val="Hyperlink"/>
@@ -4847,7 +4847,7 @@
             <w:noProof/>
             <w:webHidden/>
           </w:rPr>
-          <w:instrText xml:space="preserve"> PAGEREF _Toc241176544 \h </w:instrText>
+          <w:instrText xml:space="preserve"> PAGEREF _Toc241216521 \h </w:instrText>
         </w:r>
         <w:r>
           <w:rPr>
@@ -4892,7 +4892,7 @@
           <w14:ligatures w14:val="standardContextual"/>
         </w:rPr>
       </w:pPr>
-      <w:hyperlink w:anchor="_Toc241176545" w:history="1">
+      <w:hyperlink w:anchor="_Toc241216522" w:history="1">
         <w:r>
           <w:rPr>
             <w:rStyle w:val="Hyperlink"/>
@@ -4919,7 +4919,7 @@
             <w:noProof/>
             <w:webHidden/>
           </w:rPr>
-          <w:instrText xml:space="preserve"> PAGEREF _Toc241176545 \h </w:instrText>
+          <w:instrText xml:space="preserve"> PAGEREF _Toc241216522 \h </w:instrText>
         </w:r>
         <w:r>
           <w:rPr>
@@ -4939,7 +4939,7 @@
             <w:noProof/>
             <w:webHidden/>
           </w:rPr>
-          <w:t>25</w:t>
+          <w:t>24</w:t>
         </w:r>
         <w:r>
           <w:rPr>
@@ -4964,7 +4964,7 @@
           <w14:ligatures w14:val="standardContextual"/>
         </w:rPr>
       </w:pPr>
-      <w:hyperlink w:anchor="_Toc241176546" w:history="1">
+      <w:hyperlink w:anchor="_Toc241216523" w:history="1">
         <w:r>
           <w:rPr>
             <w:rStyle w:val="Hyperlink"/>
@@ -4991,7 +4991,7 @@
             <w:noProof/>
             <w:webHidden/>
           </w:rPr>
-          <w:instrText xml:space="preserve"> PAGEREF _Toc241176546 \h </w:instrText>
+          <w:instrText xml:space="preserve"> PAGEREF _Toc241216523 \h </w:instrText>
         </w:r>
         <w:r>
           <w:rPr>
@@ -5036,7 +5036,7 @@
           <w14:ligatures w14:val="standardContextual"/>
         </w:rPr>
       </w:pPr>
-      <w:hyperlink w:anchor="_Toc241176547" w:history="1">
+      <w:hyperlink w:anchor="_Toc241216524" w:history="1">
         <w:r>
           <w:rPr>
             <w:rStyle w:val="Hyperlink"/>
@@ -5063,7 +5063,7 @@
             <w:noProof/>
             <w:webHidden/>
           </w:rPr>
-          <w:instrText xml:space="preserve"> PAGEREF _Toc241176547 \h </w:instrText>
+          <w:instrText xml:space="preserve"> PAGEREF _Toc241216524 \h </w:instrText>
         </w:r>
         <w:r>
           <w:rPr>
@@ -5108,7 +5108,7 @@
           <w14:ligatures w14:val="standardContextual"/>
         </w:rPr>
       </w:pPr>
-      <w:hyperlink w:anchor="_Toc241176548" w:history="1">
+      <w:hyperlink w:anchor="_Toc241216525" w:history="1">
         <w:r>
           <w:rPr>
             <w:rStyle w:val="Hyperlink"/>
@@ -5135,7 +5135,7 @@
             <w:noProof/>
             <w:webHidden/>
           </w:rPr>
-          <w:instrText xml:space="preserve"> PAGEREF _Toc241176548 \h </w:instrText>
+          <w:instrText xml:space="preserve"> PAGEREF _Toc241216525 \h </w:instrText>
         </w:r>
         <w:r>
           <w:rPr>
@@ -5180,7 +5180,7 @@
           <w14:ligatures w14:val="standardContextual"/>
         </w:rPr>
       </w:pPr>
-      <w:hyperlink w:anchor="_Toc241176549" w:history="1">
+      <w:hyperlink w:anchor="_Toc241216526" w:history="1">
         <w:r>
           <w:rPr>
             <w:rStyle w:val="Hyperlink"/>
@@ -5207,7 +5207,7 @@
             <w:noProof/>
             <w:webHidden/>
           </w:rPr>
-          <w:instrText xml:space="preserve"> PAGEREF _Toc241176549 \h </w:instrText>
+          <w:instrText xml:space="preserve"> PAGEREF _Toc241216526 \h </w:instrText>
         </w:r>
         <w:r>
           <w:rPr>
@@ -5252,7 +5252,7 @@
           <w14:ligatures w14:val="standardContextual"/>
         </w:rPr>
       </w:pPr>
-      <w:hyperlink w:anchor="_Toc241176550" w:history="1">
+      <w:hyperlink w:anchor="_Toc241216527" w:history="1">
         <w:r>
           <w:rPr>
             <w:rStyle w:val="Hyperlink"/>
@@ -5279,7 +5279,7 @@
             <w:noProof/>
             <w:webHidden/>
           </w:rPr>
-          <w:instrText xml:space="preserve"> PAGEREF _Toc241176550 \h </w:instrText>
+          <w:instrText xml:space="preserve"> PAGEREF _Toc241216527 \h </w:instrText>
         </w:r>
         <w:r>
           <w:rPr>
@@ -5324,7 +5324,7 @@
           <w14:ligatures w14:val="standardContextual"/>
         </w:rPr>
       </w:pPr>
-      <w:hyperlink w:anchor="_Toc241176551" w:history="1">
+      <w:hyperlink w:anchor="_Toc241216528" w:history="1">
         <w:r>
           <w:rPr>
             <w:rStyle w:val="Hyperlink"/>
@@ -5351,7 +5351,7 @@
             <w:noProof/>
             <w:webHidden/>
           </w:rPr>
-          <w:instrText xml:space="preserve"> PAGEREF _Toc241176551 \h </w:instrText>
+          <w:instrText xml:space="preserve"> PAGEREF _Toc241216528 \h </w:instrText>
         </w:r>
         <w:r>
           <w:rPr>
@@ -5396,7 +5396,7 @@
           <w14:ligatures w14:val="standardContextual"/>
         </w:rPr>
       </w:pPr>
-      <w:hyperlink w:anchor="_Toc241176552" w:history="1">
+      <w:hyperlink w:anchor="_Toc241216529" w:history="1">
         <w:r>
           <w:rPr>
             <w:rStyle w:val="Hyperlink"/>
@@ -5423,7 +5423,7 @@
             <w:noProof/>
             <w:webHidden/>
           </w:rPr>
-          <w:instrText xml:space="preserve"> PAGEREF _Toc241176552 \h </w:instrText>
+          <w:instrText xml:space="preserve"> PAGEREF _Toc241216529 \h </w:instrText>
         </w:r>
         <w:r>
           <w:rPr>
@@ -5468,7 +5468,7 @@
           <w14:ligatures w14:val="standardContextual"/>
         </w:rPr>
       </w:pPr>
-      <w:hyperlink w:anchor="_Toc241176553" w:history="1">
+      <w:hyperlink w:anchor="_Toc241216530" w:history="1">
         <w:r>
           <w:rPr>
             <w:rStyle w:val="Hyperlink"/>
@@ -5495,7 +5495,7 @@
             <w:noProof/>
             <w:webHidden/>
           </w:rPr>
-          <w:instrText xml:space="preserve"> PAGEREF _Toc241176553 \h </w:instrText>
+          <w:instrText xml:space="preserve"> PAGEREF _Toc241216530 \h </w:instrText>
         </w:r>
         <w:r>
           <w:rPr>
@@ -5540,7 +5540,7 @@
           <w14:ligatures w14:val="standardContextual"/>
         </w:rPr>
       </w:pPr>
-      <w:hyperlink w:anchor="_Toc241176554" w:history="1">
+      <w:hyperlink w:anchor="_Toc241216531" w:history="1">
         <w:r>
           <w:rPr>
             <w:rStyle w:val="Hyperlink"/>
@@ -5567,7 +5567,7 @@
             <w:noProof/>
             <w:webHidden/>
           </w:rPr>
-          <w:instrText xml:space="preserve"> PAGEREF _Toc241176554 \h </w:instrText>
+          <w:instrText xml:space="preserve"> PAGEREF _Toc241216531 \h </w:instrText>
         </w:r>
         <w:r>
           <w:rPr>
@@ -5612,7 +5612,7 @@
           <w14:ligatures w14:val="standardContextual"/>
         </w:rPr>
       </w:pPr>
-      <w:hyperlink w:anchor="_Toc241176555" w:history="1">
+      <w:hyperlink w:anchor="_Toc241216532" w:history="1">
         <w:r>
           <w:rPr>
             <w:rStyle w:val="Hyperlink"/>
@@ -5639,7 +5639,7 @@
             <w:noProof/>
             <w:webHidden/>
           </w:rPr>
-          <w:instrText xml:space="preserve"> PAGEREF _Toc241176555 \h </w:instrText>
+          <w:instrText xml:space="preserve"> PAGEREF _Toc241216532 \h </w:instrText>
         </w:r>
         <w:r>
           <w:rPr>
@@ -5684,7 +5684,7 @@
           <w14:ligatures w14:val="standardContextual"/>
         </w:rPr>
       </w:pPr>
-      <w:hyperlink w:anchor="_Toc241176556" w:history="1">
+      <w:hyperlink w:anchor="_Toc241216533" w:history="1">
         <w:r>
           <w:rPr>
             <w:rStyle w:val="Hyperlink"/>
@@ -5711,7 +5711,7 @@
             <w:noProof/>
             <w:webHidden/>
           </w:rPr>
-          <w:instrText xml:space="preserve"> PAGEREF _Toc241176556 \h </w:instrText>
+          <w:instrText xml:space="preserve"> PAGEREF _Toc241216533 \h </w:instrText>
         </w:r>
         <w:r>
           <w:rPr>
@@ -5756,7 +5756,7 @@
           <w14:ligatures w14:val="standardContextual"/>
         </w:rPr>
       </w:pPr>
-      <w:hyperlink w:anchor="_Toc241176557" w:history="1">
+      <w:hyperlink w:anchor="_Toc241216534" w:history="1">
         <w:r>
           <w:rPr>
             <w:rStyle w:val="Hyperlink"/>
@@ -5783,7 +5783,7 @@
             <w:noProof/>
             <w:webHidden/>
           </w:rPr>
-          <w:instrText xml:space="preserve"> PAGEREF _Toc241176557 \h </w:instrText>
+          <w:instrText xml:space="preserve"> PAGEREF _Toc241216534 \h </w:instrText>
         </w:r>
         <w:r>
           <w:rPr>
@@ -5828,7 +5828,7 @@
           <w14:ligatures w14:val="standardContextual"/>
         </w:rPr>
       </w:pPr>
-      <w:hyperlink w:anchor="_Toc241176558" w:history="1">
+      <w:hyperlink w:anchor="_Toc241216535" w:history="1">
         <w:r>
           <w:rPr>
             <w:rStyle w:val="Hyperlink"/>
@@ -5855,7 +5855,7 @@
             <w:noProof/>
             <w:webHidden/>
           </w:rPr>
-          <w:instrText xml:space="preserve"> PAGEREF _Toc241176558 \h </w:instrText>
+          <w:instrText xml:space="preserve"> PAGEREF _Toc241216535 \h </w:instrText>
         </w:r>
         <w:r>
           <w:rPr>
@@ -5900,7 +5900,7 @@
           <w14:ligatures w14:val="standardContextual"/>
         </w:rPr>
       </w:pPr>
-      <w:hyperlink w:anchor="_Toc241176559" w:history="1">
+      <w:hyperlink w:anchor="_Toc241216536" w:history="1">
         <w:r>
           <w:rPr>
             <w:rStyle w:val="Hyperlink"/>
@@ -5927,7 +5927,7 @@
             <w:noProof/>
             <w:webHidden/>
           </w:rPr>
-          <w:instrText xml:space="preserve"> PAGEREF _Toc241176559 \h </w:instrText>
+          <w:instrText xml:space="preserve"> PAGEREF _Toc241216536 \h </w:instrText>
         </w:r>
         <w:r>
           <w:rPr>
@@ -5972,7 +5972,7 @@
           <w14:ligatures w14:val="standardContextual"/>
         </w:rPr>
       </w:pPr>
-      <w:hyperlink w:anchor="_Toc241176560" w:history="1">
+      <w:hyperlink w:anchor="_Toc241216537" w:history="1">
         <w:r>
           <w:rPr>
             <w:rStyle w:val="Hyperlink"/>
@@ -5999,7 +5999,7 @@
             <w:noProof/>
             <w:webHidden/>
           </w:rPr>
-          <w:instrText xml:space="preserve"> PAGEREF _Toc241176560 \h </w:instrText>
+          <w:instrText xml:space="preserve"> PAGEREF _Toc241216537 \h </w:instrText>
         </w:r>
         <w:r>
           <w:rPr>
@@ -6044,7 +6044,7 @@
           <w14:ligatures w14:val="standardContextual"/>
         </w:rPr>
       </w:pPr>
-      <w:hyperlink w:anchor="_Toc241176561" w:history="1">
+      <w:hyperlink w:anchor="_Toc241216538" w:history="1">
         <w:r>
           <w:rPr>
             <w:rStyle w:val="Hyperlink"/>
@@ -6071,7 +6071,7 @@
             <w:noProof/>
             <w:webHidden/>
           </w:rPr>
-          <w:instrText xml:space="preserve"> PAGEREF _Toc241176561 \h </w:instrText>
+          <w:instrText xml:space="preserve"> PAGEREF _Toc241216538 \h </w:instrText>
         </w:r>
         <w:r>
           <w:rPr>
@@ -6116,7 +6116,7 @@
           <w14:ligatures w14:val="standardContextual"/>
         </w:rPr>
       </w:pPr>
-      <w:hyperlink w:anchor="_Toc241176562" w:history="1">
+      <w:hyperlink w:anchor="_Toc241216539" w:history="1">
         <w:r>
           <w:rPr>
             <w:rStyle w:val="Hyperlink"/>
@@ -6143,7 +6143,7 @@
             <w:noProof/>
             <w:webHidden/>
           </w:rPr>
-          <w:instrText xml:space="preserve"> PAGEREF _Toc241176562 \h </w:instrText>
+          <w:instrText xml:space="preserve"> PAGEREF _Toc241216539 \h </w:instrText>
         </w:r>
         <w:r>
           <w:rPr>
@@ -6188,7 +6188,7 @@
           <w14:ligatures w14:val="standardContextual"/>
         </w:rPr>
       </w:pPr>
-      <w:hyperlink w:anchor="_Toc241176563" w:history="1">
+      <w:hyperlink w:anchor="_Toc241216540" w:history="1">
         <w:r>
           <w:rPr>
             <w:rStyle w:val="Hyperlink"/>
@@ -6215,7 +6215,7 @@
             <w:noProof/>
             <w:webHidden/>
           </w:rPr>
-          <w:instrText xml:space="preserve"> PAGEREF _Toc241176563 \h </w:instrText>
+          <w:instrText xml:space="preserve"> PAGEREF _Toc241216540 \h </w:instrText>
         </w:r>
         <w:r>
           <w:rPr>
@@ -6260,7 +6260,7 @@
           <w14:ligatures w14:val="standardContextual"/>
         </w:rPr>
       </w:pPr>
-      <w:hyperlink w:anchor="_Toc241176564" w:history="1">
+      <w:hyperlink w:anchor="_Toc241216541" w:history="1">
         <w:r>
           <w:rPr>
             <w:rStyle w:val="Hyperlink"/>
@@ -6287,7 +6287,7 @@
             <w:noProof/>
             <w:webHidden/>
           </w:rPr>
-          <w:instrText xml:space="preserve"> PAGEREF _Toc241176564 \h </w:instrText>
+          <w:instrText xml:space="preserve"> PAGEREF _Toc241216541 \h </w:instrText>
         </w:r>
         <w:r>
           <w:rPr>
@@ -6332,7 +6332,7 @@
         <w:pageBreakBefore/>
         <w:jc w:val="center"/>
       </w:pPr>
-      <w:bookmarkStart w:id="4" w:name="_Toc241176489"/>
+      <w:bookmarkStart w:id="4" w:name="_Toc241216466"/>
       <w:r>
         <w:lastRenderedPageBreak/>
         <w:t>LIST OF FIGURES</w:t>
@@ -6362,7 +6362,7 @@
       <w:r>
         <w:fldChar w:fldCharType="separate"/>
       </w:r>
-      <w:hyperlink w:anchor="_Toc241176565" w:history="1">
+      <w:hyperlink w:anchor="_Toc241216542" w:history="1">
         <w:r>
           <w:rPr>
             <w:rStyle w:val="Hyperlink"/>
@@ -6389,7 +6389,7 @@
             <w:noProof/>
             <w:webHidden/>
           </w:rPr>
-          <w:instrText xml:space="preserve"> PAGEREF _Toc241176565 \h </w:instrText>
+          <w:instrText xml:space="preserve"> PAGEREF _Toc241216542 \h </w:instrText>
         </w:r>
         <w:r>
           <w:rPr>
@@ -6434,7 +6434,7 @@
           <w14:ligatures w14:val="standardContextual"/>
         </w:rPr>
       </w:pPr>
-      <w:hyperlink w:anchor="_Toc241176566" w:history="1">
+      <w:hyperlink w:anchor="_Toc241216543" w:history="1">
         <w:r>
           <w:rPr>
             <w:rStyle w:val="Hyperlink"/>
@@ -6461,7 +6461,7 @@
             <w:noProof/>
             <w:webHidden/>
           </w:rPr>
-          <w:instrText xml:space="preserve"> PAGEREF _Toc241176566 \h </w:instrText>
+          <w:instrText xml:space="preserve"> PAGEREF _Toc241216543 \h </w:instrText>
         </w:r>
         <w:r>
           <w:rPr>
@@ -6506,7 +6506,7 @@
           <w14:ligatures w14:val="standardContextual"/>
         </w:rPr>
       </w:pPr>
-      <w:hyperlink w:anchor="_Toc241176567" w:history="1">
+      <w:hyperlink w:anchor="_Toc241216544" w:history="1">
         <w:r>
           <w:rPr>
             <w:rStyle w:val="Hyperlink"/>
@@ -6533,7 +6533,7 @@
             <w:noProof/>
             <w:webHidden/>
           </w:rPr>
-          <w:instrText xml:space="preserve"> PAGEREF _Toc241176567 \h </w:instrText>
+          <w:instrText xml:space="preserve"> PAGEREF _Toc241216544 \h </w:instrText>
         </w:r>
         <w:r>
           <w:rPr>
@@ -6578,7 +6578,7 @@
           <w14:ligatures w14:val="standardContextual"/>
         </w:rPr>
       </w:pPr>
-      <w:hyperlink w:anchor="_Toc241176568" w:history="1">
+      <w:hyperlink w:anchor="_Toc241216545" w:history="1">
         <w:r>
           <w:rPr>
             <w:rStyle w:val="Hyperlink"/>
@@ -6605,7 +6605,7 @@
             <w:noProof/>
             <w:webHidden/>
           </w:rPr>
-          <w:instrText xml:space="preserve"> PAGEREF _Toc241176568 \h </w:instrText>
+          <w:instrText xml:space="preserve"> PAGEREF _Toc241216545 \h </w:instrText>
         </w:r>
         <w:r>
           <w:rPr>
@@ -6650,7 +6650,7 @@
           <w14:ligatures w14:val="standardContextual"/>
         </w:rPr>
       </w:pPr>
-      <w:hyperlink w:anchor="_Toc241176569" w:history="1">
+      <w:hyperlink w:anchor="_Toc241216546" w:history="1">
         <w:r>
           <w:rPr>
             <w:rStyle w:val="Hyperlink"/>
@@ -6677,7 +6677,7 @@
             <w:noProof/>
             <w:webHidden/>
           </w:rPr>
-          <w:instrText xml:space="preserve"> PAGEREF _Toc241176569 \h </w:instrText>
+          <w:instrText xml:space="preserve"> PAGEREF _Toc241216546 \h </w:instrText>
         </w:r>
         <w:r>
           <w:rPr>
@@ -6722,7 +6722,7 @@
           <w14:ligatures w14:val="standardContextual"/>
         </w:rPr>
       </w:pPr>
-      <w:hyperlink w:anchor="_Toc241176570" w:history="1">
+      <w:hyperlink w:anchor="_Toc241216547" w:history="1">
         <w:r>
           <w:rPr>
             <w:rStyle w:val="Hyperlink"/>
@@ -6749,7 +6749,7 @@
             <w:noProof/>
             <w:webHidden/>
           </w:rPr>
-          <w:instrText xml:space="preserve"> PAGEREF _Toc241176570 \h </w:instrText>
+          <w:instrText xml:space="preserve"> PAGEREF _Toc241216547 \h </w:instrText>
         </w:r>
         <w:r>
           <w:rPr>
@@ -6794,7 +6794,7 @@
           <w14:ligatures w14:val="standardContextual"/>
         </w:rPr>
       </w:pPr>
-      <w:hyperlink w:anchor="_Toc241176571" w:history="1">
+      <w:hyperlink w:anchor="_Toc241216548" w:history="1">
         <w:r>
           <w:rPr>
             <w:rStyle w:val="Hyperlink"/>
@@ -6821,7 +6821,7 @@
             <w:noProof/>
             <w:webHidden/>
           </w:rPr>
-          <w:instrText xml:space="preserve"> PAGEREF _Toc241176571 \h </w:instrText>
+          <w:instrText xml:space="preserve"> PAGEREF _Toc241216548 \h </w:instrText>
         </w:r>
         <w:r>
           <w:rPr>
@@ -6866,7 +6866,7 @@
           <w14:ligatures w14:val="standardContextual"/>
         </w:rPr>
       </w:pPr>
-      <w:hyperlink w:anchor="_Toc241176572" w:history="1">
+      <w:hyperlink w:anchor="_Toc241216549" w:history="1">
         <w:r>
           <w:rPr>
             <w:rStyle w:val="Hyperlink"/>
@@ -6893,7 +6893,7 @@
             <w:noProof/>
             <w:webHidden/>
           </w:rPr>
-          <w:instrText xml:space="preserve"> PAGEREF _Toc241176572 \h </w:instrText>
+          <w:instrText xml:space="preserve"> PAGEREF _Toc241216549 \h </w:instrText>
         </w:r>
         <w:r>
           <w:rPr>
@@ -6938,7 +6938,7 @@
           <w14:ligatures w14:val="standardContextual"/>
         </w:rPr>
       </w:pPr>
-      <w:hyperlink w:anchor="_Toc241176573" w:history="1">
+      <w:hyperlink w:anchor="_Toc241216550" w:history="1">
         <w:r>
           <w:rPr>
             <w:rStyle w:val="Hyperlink"/>
@@ -6965,7 +6965,7 @@
             <w:noProof/>
             <w:webHidden/>
           </w:rPr>
-          <w:instrText xml:space="preserve"> PAGEREF _Toc241176573 \h </w:instrText>
+          <w:instrText xml:space="preserve"> PAGEREF _Toc241216550 \h </w:instrText>
         </w:r>
         <w:r>
           <w:rPr>
@@ -7010,7 +7010,7 @@
           <w14:ligatures w14:val="standardContextual"/>
         </w:rPr>
       </w:pPr>
-      <w:hyperlink w:anchor="_Toc241176574" w:history="1">
+      <w:hyperlink w:anchor="_Toc241216551" w:history="1">
         <w:r>
           <w:rPr>
             <w:rStyle w:val="Hyperlink"/>
@@ -7037,7 +7037,7 @@
             <w:noProof/>
             <w:webHidden/>
           </w:rPr>
-          <w:instrText xml:space="preserve"> PAGEREF _Toc241176574 \h </w:instrText>
+          <w:instrText xml:space="preserve"> PAGEREF _Toc241216551 \h </w:instrText>
         </w:r>
         <w:r>
           <w:rPr>
@@ -7082,7 +7082,7 @@
           <w14:ligatures w14:val="standardContextual"/>
         </w:rPr>
       </w:pPr>
-      <w:hyperlink w:anchor="_Toc241176575" w:history="1">
+      <w:hyperlink w:anchor="_Toc241216552" w:history="1">
         <w:r>
           <w:rPr>
             <w:rStyle w:val="Hyperlink"/>
@@ -7109,7 +7109,7 @@
             <w:noProof/>
             <w:webHidden/>
           </w:rPr>
-          <w:instrText xml:space="preserve"> PAGEREF _Toc241176575 \h </w:instrText>
+          <w:instrText xml:space="preserve"> PAGEREF _Toc241216552 \h </w:instrText>
         </w:r>
         <w:r>
           <w:rPr>
@@ -7154,7 +7154,7 @@
           <w14:ligatures w14:val="standardContextual"/>
         </w:rPr>
       </w:pPr>
-      <w:hyperlink w:anchor="_Toc241176576" w:history="1">
+      <w:hyperlink w:anchor="_Toc241216553" w:history="1">
         <w:r>
           <w:rPr>
             <w:rStyle w:val="Hyperlink"/>
@@ -7181,7 +7181,7 @@
             <w:noProof/>
             <w:webHidden/>
           </w:rPr>
-          <w:instrText xml:space="preserve"> PAGEREF _Toc241176576 \h </w:instrText>
+          <w:instrText xml:space="preserve"> PAGEREF _Toc241216553 \h </w:instrText>
         </w:r>
         <w:r>
           <w:rPr>
@@ -7226,7 +7226,7 @@
           <w14:ligatures w14:val="standardContextual"/>
         </w:rPr>
       </w:pPr>
-      <w:hyperlink w:anchor="_Toc241176577" w:history="1">
+      <w:hyperlink w:anchor="_Toc241216554" w:history="1">
         <w:r>
           <w:rPr>
             <w:rStyle w:val="Hyperlink"/>
@@ -7253,7 +7253,7 @@
             <w:noProof/>
             <w:webHidden/>
           </w:rPr>
-          <w:instrText xml:space="preserve"> PAGEREF _Toc241176577 \h </w:instrText>
+          <w:instrText xml:space="preserve"> PAGEREF _Toc241216554 \h </w:instrText>
         </w:r>
         <w:r>
           <w:rPr>
@@ -7298,7 +7298,7 @@
           <w14:ligatures w14:val="standardContextual"/>
         </w:rPr>
       </w:pPr>
-      <w:hyperlink w:anchor="_Toc241176578" w:history="1">
+      <w:hyperlink w:anchor="_Toc241216555" w:history="1">
         <w:r>
           <w:rPr>
             <w:rStyle w:val="Hyperlink"/>
@@ -7325,7 +7325,7 @@
             <w:noProof/>
             <w:webHidden/>
           </w:rPr>
-          <w:instrText xml:space="preserve"> PAGEREF _Toc241176578 \h </w:instrText>
+          <w:instrText xml:space="preserve"> PAGEREF _Toc241216555 \h </w:instrText>
         </w:r>
         <w:r>
           <w:rPr>
@@ -7370,7 +7370,7 @@
           <w14:ligatures w14:val="standardContextual"/>
         </w:rPr>
       </w:pPr>
-      <w:hyperlink w:anchor="_Toc241176579" w:history="1">
+      <w:hyperlink w:anchor="_Toc241216556" w:history="1">
         <w:r>
           <w:rPr>
             <w:rStyle w:val="Hyperlink"/>
@@ -7397,7 +7397,7 @@
             <w:noProof/>
             <w:webHidden/>
           </w:rPr>
-          <w:instrText xml:space="preserve"> PAGEREF _Toc241176579 \h </w:instrText>
+          <w:instrText xml:space="preserve"> PAGEREF _Toc241216556 \h </w:instrText>
         </w:r>
         <w:r>
           <w:rPr>
@@ -7442,7 +7442,7 @@
         <w:pageBreakBefore/>
         <w:jc w:val="center"/>
       </w:pPr>
-      <w:bookmarkStart w:id="5" w:name="_Toc241176490"/>
+      <w:bookmarkStart w:id="5" w:name="_Toc241216467"/>
       <w:r>
         <w:lastRenderedPageBreak/>
         <w:t>LIST OF TABLES</w:t>
@@ -7472,7 +7472,7 @@
       <w:r>
         <w:fldChar w:fldCharType="separate"/>
       </w:r>
-      <w:hyperlink w:anchor="_Toc241176580" w:history="1">
+      <w:hyperlink w:anchor="_Toc241216557" w:history="1">
         <w:r>
           <w:rPr>
             <w:rStyle w:val="Hyperlink"/>
@@ -7499,7 +7499,7 @@
             <w:noProof/>
             <w:webHidden/>
           </w:rPr>
-          <w:instrText xml:space="preserve"> PAGEREF _Toc241176580 \h </w:instrText>
+          <w:instrText xml:space="preserve"> PAGEREF _Toc241216557 \h </w:instrText>
         </w:r>
         <w:r>
           <w:rPr>
@@ -7544,7 +7544,7 @@
           <w14:ligatures w14:val="standardContextual"/>
         </w:rPr>
       </w:pPr>
-      <w:hyperlink w:anchor="_Toc241176581" w:history="1">
+      <w:hyperlink w:anchor="_Toc241216558" w:history="1">
         <w:r>
           <w:rPr>
             <w:rStyle w:val="Hyperlink"/>
@@ -7571,7 +7571,7 @@
             <w:noProof/>
             <w:webHidden/>
           </w:rPr>
-          <w:instrText xml:space="preserve"> PAGEREF _Toc241176581 \h </w:instrText>
+          <w:instrText xml:space="preserve"> PAGEREF _Toc241216558 \h </w:instrText>
         </w:r>
         <w:r>
           <w:rPr>
@@ -7616,7 +7616,7 @@
           <w14:ligatures w14:val="standardContextual"/>
         </w:rPr>
       </w:pPr>
-      <w:hyperlink w:anchor="_Toc241176582" w:history="1">
+      <w:hyperlink w:anchor="_Toc241216559" w:history="1">
         <w:r>
           <w:rPr>
             <w:rStyle w:val="Hyperlink"/>
@@ -7643,7 +7643,7 @@
             <w:noProof/>
             <w:webHidden/>
           </w:rPr>
-          <w:instrText xml:space="preserve"> PAGEREF _Toc241176582 \h </w:instrText>
+          <w:instrText xml:space="preserve"> PAGEREF _Toc241216559 \h </w:instrText>
         </w:r>
         <w:r>
           <w:rPr>
@@ -7688,7 +7688,7 @@
           <w14:ligatures w14:val="standardContextual"/>
         </w:rPr>
       </w:pPr>
-      <w:hyperlink w:anchor="_Toc241176583" w:history="1">
+      <w:hyperlink w:anchor="_Toc241216560" w:history="1">
         <w:r>
           <w:rPr>
             <w:rStyle w:val="Hyperlink"/>
@@ -7715,7 +7715,7 @@
             <w:noProof/>
             <w:webHidden/>
           </w:rPr>
-          <w:instrText xml:space="preserve"> PAGEREF _Toc241176583 \h </w:instrText>
+          <w:instrText xml:space="preserve"> PAGEREF _Toc241216560 \h </w:instrText>
         </w:r>
         <w:r>
           <w:rPr>
@@ -7760,7 +7760,7 @@
           <w14:ligatures w14:val="standardContextual"/>
         </w:rPr>
       </w:pPr>
-      <w:hyperlink w:anchor="_Toc241176584" w:history="1">
+      <w:hyperlink w:anchor="_Toc241216561" w:history="1">
         <w:r>
           <w:rPr>
             <w:rStyle w:val="Hyperlink"/>
@@ -7787,7 +7787,7 @@
             <w:noProof/>
             <w:webHidden/>
           </w:rPr>
-          <w:instrText xml:space="preserve"> PAGEREF _Toc241176584 \h </w:instrText>
+          <w:instrText xml:space="preserve"> PAGEREF _Toc241216561 \h </w:instrText>
         </w:r>
         <w:r>
           <w:rPr>
@@ -7832,7 +7832,7 @@
           <w14:ligatures w14:val="standardContextual"/>
         </w:rPr>
       </w:pPr>
-      <w:hyperlink w:anchor="_Toc241176585" w:history="1">
+      <w:hyperlink w:anchor="_Toc241216562" w:history="1">
         <w:r>
           <w:rPr>
             <w:rStyle w:val="Hyperlink"/>
@@ -7859,7 +7859,7 @@
             <w:noProof/>
             <w:webHidden/>
           </w:rPr>
-          <w:instrText xml:space="preserve"> PAGEREF _Toc241176585 \h </w:instrText>
+          <w:instrText xml:space="preserve"> PAGEREF _Toc241216562 \h </w:instrText>
         </w:r>
         <w:r>
           <w:rPr>
@@ -7879,7 +7879,7 @@
             <w:noProof/>
             <w:webHidden/>
           </w:rPr>
-          <w:t>21</w:t>
+          <w:t>20</w:t>
         </w:r>
         <w:r>
           <w:rPr>
@@ -7904,7 +7904,7 @@
           <w14:ligatures w14:val="standardContextual"/>
         </w:rPr>
       </w:pPr>
-      <w:hyperlink w:anchor="_Toc241176586" w:history="1">
+      <w:hyperlink w:anchor="_Toc241216563" w:history="1">
         <w:r>
           <w:rPr>
             <w:rStyle w:val="Hyperlink"/>
@@ -7931,7 +7931,7 @@
             <w:noProof/>
             <w:webHidden/>
           </w:rPr>
-          <w:instrText xml:space="preserve"> PAGEREF _Toc241176586 \h </w:instrText>
+          <w:instrText xml:space="preserve"> PAGEREF _Toc241216563 \h </w:instrText>
         </w:r>
         <w:r>
           <w:rPr>
@@ -7976,7 +7976,7 @@
           <w14:ligatures w14:val="standardContextual"/>
         </w:rPr>
       </w:pPr>
-      <w:hyperlink w:anchor="_Toc241176587" w:history="1">
+      <w:hyperlink w:anchor="_Toc241216564" w:history="1">
         <w:r>
           <w:rPr>
             <w:rStyle w:val="Hyperlink"/>
@@ -8003,7 +8003,7 @@
             <w:noProof/>
             <w:webHidden/>
           </w:rPr>
-          <w:instrText xml:space="preserve"> PAGEREF _Toc241176587 \h </w:instrText>
+          <w:instrText xml:space="preserve"> PAGEREF _Toc241216564 \h </w:instrText>
         </w:r>
         <w:r>
           <w:rPr>
@@ -8048,7 +8048,7 @@
           <w14:ligatures w14:val="standardContextual"/>
         </w:rPr>
       </w:pPr>
-      <w:hyperlink w:anchor="_Toc241176588" w:history="1">
+      <w:hyperlink w:anchor="_Toc241216565" w:history="1">
         <w:r>
           <w:rPr>
             <w:rStyle w:val="Hyperlink"/>
@@ -8075,7 +8075,7 @@
             <w:noProof/>
             <w:webHidden/>
           </w:rPr>
-          <w:instrText xml:space="preserve"> PAGEREF _Toc241176588 \h </w:instrText>
+          <w:instrText xml:space="preserve"> PAGEREF _Toc241216565 \h </w:instrText>
         </w:r>
         <w:r>
           <w:rPr>
@@ -8120,7 +8120,7 @@
           <w14:ligatures w14:val="standardContextual"/>
         </w:rPr>
       </w:pPr>
-      <w:hyperlink w:anchor="_Toc241176589" w:history="1">
+      <w:hyperlink w:anchor="_Toc241216566" w:history="1">
         <w:r>
           <w:rPr>
             <w:rStyle w:val="Hyperlink"/>
@@ -8147,7 +8147,7 @@
             <w:noProof/>
             <w:webHidden/>
           </w:rPr>
-          <w:instrText xml:space="preserve"> PAGEREF _Toc241176589 \h </w:instrText>
+          <w:instrText xml:space="preserve"> PAGEREF _Toc241216566 \h </w:instrText>
         </w:r>
         <w:r>
           <w:rPr>
@@ -8192,7 +8192,7 @@
           <w14:ligatures w14:val="standardContextual"/>
         </w:rPr>
       </w:pPr>
-      <w:hyperlink w:anchor="_Toc241176590" w:history="1">
+      <w:hyperlink w:anchor="_Toc241216567" w:history="1">
         <w:r>
           <w:rPr>
             <w:rStyle w:val="Hyperlink"/>
@@ -8219,7 +8219,7 @@
             <w:noProof/>
             <w:webHidden/>
           </w:rPr>
-          <w:instrText xml:space="preserve"> PAGEREF _Toc241176590 \h </w:instrText>
+          <w:instrText xml:space="preserve"> PAGEREF _Toc241216567 \h </w:instrText>
         </w:r>
         <w:r>
           <w:rPr>
@@ -8264,7 +8264,7 @@
           <w14:ligatures w14:val="standardContextual"/>
         </w:rPr>
       </w:pPr>
-      <w:hyperlink w:anchor="_Toc241176591" w:history="1">
+      <w:hyperlink w:anchor="_Toc241216568" w:history="1">
         <w:r>
           <w:rPr>
             <w:rStyle w:val="Hyperlink"/>
@@ -8291,7 +8291,7 @@
             <w:noProof/>
             <w:webHidden/>
           </w:rPr>
-          <w:instrText xml:space="preserve"> PAGEREF _Toc241176591 \h </w:instrText>
+          <w:instrText xml:space="preserve"> PAGEREF _Toc241216568 \h </w:instrText>
         </w:r>
         <w:r>
           <w:rPr>
@@ -8336,7 +8336,7 @@
           <w14:ligatures w14:val="standardContextual"/>
         </w:rPr>
       </w:pPr>
-      <w:hyperlink w:anchor="_Toc241176592" w:history="1">
+      <w:hyperlink w:anchor="_Toc241216569" w:history="1">
         <w:r>
           <w:rPr>
             <w:rStyle w:val="Hyperlink"/>
@@ -8363,7 +8363,7 @@
             <w:noProof/>
             <w:webHidden/>
           </w:rPr>
-          <w:instrText xml:space="preserve"> PAGEREF _Toc241176592 \h </w:instrText>
+          <w:instrText xml:space="preserve"> PAGEREF _Toc241216569 \h </w:instrText>
         </w:r>
         <w:r>
           <w:rPr>
@@ -8408,7 +8408,7 @@
           <w14:ligatures w14:val="standardContextual"/>
         </w:rPr>
       </w:pPr>
-      <w:hyperlink w:anchor="_Toc241176593" w:history="1">
+      <w:hyperlink w:anchor="_Toc241216570" w:history="1">
         <w:r>
           <w:rPr>
             <w:rStyle w:val="Hyperlink"/>
@@ -8435,7 +8435,7 @@
             <w:noProof/>
             <w:webHidden/>
           </w:rPr>
-          <w:instrText xml:space="preserve"> PAGEREF _Toc241176593 \h </w:instrText>
+          <w:instrText xml:space="preserve"> PAGEREF _Toc241216570 \h </w:instrText>
         </w:r>
         <w:r>
           <w:rPr>
@@ -8480,7 +8480,7 @@
           <w14:ligatures w14:val="standardContextual"/>
         </w:rPr>
       </w:pPr>
-      <w:hyperlink w:anchor="_Toc241176594" w:history="1">
+      <w:hyperlink w:anchor="_Toc241216571" w:history="1">
         <w:r>
           <w:rPr>
             <w:rStyle w:val="Hyperlink"/>
@@ -8507,7 +8507,7 @@
             <w:noProof/>
             <w:webHidden/>
           </w:rPr>
-          <w:instrText xml:space="preserve"> PAGEREF _Toc241176594 \h </w:instrText>
+          <w:instrText xml:space="preserve"> PAGEREF _Toc241216571 \h </w:instrText>
         </w:r>
         <w:r>
           <w:rPr>
@@ -8552,7 +8552,7 @@
         <w:pageBreakBefore/>
         <w:jc w:val="center"/>
       </w:pPr>
-      <w:bookmarkStart w:id="6" w:name="_Toc241176491"/>
+      <w:bookmarkStart w:id="6" w:name="_Toc241216468"/>
       <w:r>
         <w:lastRenderedPageBreak/>
         <w:t>LIST OF ABBREVIATIONS</w:t>
@@ -9144,7 +9144,7 @@
       <w:pPr>
         <w:pStyle w:val="Heading1"/>
       </w:pPr>
-      <w:bookmarkStart w:id="7" w:name="_Toc241176492"/>
+      <w:bookmarkStart w:id="7" w:name="_Toc241216469"/>
       <w:r>
         <w:lastRenderedPageBreak/>
         <w:t>1 INTRODUCTION</w:t>
@@ -9155,7 +9155,7 @@
       <w:pPr>
         <w:pStyle w:val="Heading2"/>
       </w:pPr>
-      <w:bookmarkStart w:id="8" w:name="_Toc241176493"/>
+      <w:bookmarkStart w:id="8" w:name="_Toc241216470"/>
       <w:r>
         <w:t>1.1 Background</w:t>
       </w:r>
@@ -9179,7 +9179,7 @@
       <w:pPr>
         <w:pStyle w:val="Heading2"/>
       </w:pPr>
-      <w:bookmarkStart w:id="9" w:name="_Toc241176494"/>
+      <w:bookmarkStart w:id="9" w:name="_Toc241216471"/>
       <w:r>
         <w:t>1.2 Problem statement</w:t>
       </w:r>
@@ -9197,7 +9197,7 @@
       <w:pPr>
         <w:pStyle w:val="Heading3"/>
       </w:pPr>
-      <w:bookmarkStart w:id="10" w:name="_Toc241176495"/>
+      <w:bookmarkStart w:id="10" w:name="_Toc241216472"/>
       <w:r>
         <w:t>1.2.1 General problem</w:t>
       </w:r>
@@ -9218,7 +9218,7 @@
       <w:pPr>
         <w:pStyle w:val="Heading3"/>
       </w:pPr>
-      <w:bookmarkStart w:id="11" w:name="_Toc241176496"/>
+      <w:bookmarkStart w:id="11" w:name="_Toc241216473"/>
       <w:r>
         <w:t>1.2.2 Specific problem</w:t>
       </w:r>
@@ -9240,7 +9240,7 @@
       <w:pPr>
         <w:pStyle w:val="Heading2"/>
       </w:pPr>
-      <w:bookmarkStart w:id="12" w:name="_Toc241176497"/>
+      <w:bookmarkStart w:id="12" w:name="_Toc241216474"/>
       <w:r>
         <w:t>1.3 Research questions</w:t>
       </w:r>
@@ -9261,7 +9261,7 @@
       <w:pPr>
         <w:pStyle w:val="Heading2"/>
       </w:pPr>
-      <w:bookmarkStart w:id="13" w:name="_Toc241176498"/>
+      <w:bookmarkStart w:id="13" w:name="_Toc241216475"/>
       <w:r>
         <w:t>1.4 Research motivation and significance</w:t>
       </w:r>
@@ -9282,7 +9282,7 @@
       <w:pPr>
         <w:pStyle w:val="Heading2"/>
       </w:pPr>
-      <w:bookmarkStart w:id="14" w:name="_Toc241176499"/>
+      <w:bookmarkStart w:id="14" w:name="_Toc241216476"/>
       <w:r>
         <w:t>1.5 Overview of the proposed solution</w:t>
       </w:r>
@@ -9349,7 +9349,7 @@
         <w:pStyle w:val="FigCaption"/>
         <w:spacing w:after="200"/>
       </w:pPr>
-      <w:bookmarkStart w:id="15" w:name="_Toc241176565"/>
+      <w:bookmarkStart w:id="15" w:name="_Toc241216542"/>
       <w:r>
         <w:t>Figure 1.1: Rich picture of the proposed solution, showing the single forward pass from which the classification, the input validity assessment and the explanation are jointly derived.</w:t>
       </w:r>
@@ -9367,7 +9367,7 @@
       <w:pPr>
         <w:pStyle w:val="Heading2"/>
       </w:pPr>
-      <w:bookmarkStart w:id="16" w:name="_Toc241176500"/>
+      <w:bookmarkStart w:id="16" w:name="_Toc241216477"/>
       <w:r>
         <w:t>1.6 Scope and delimitations</w:t>
       </w:r>
@@ -9390,7 +9390,7 @@
         <w:keepNext/>
         <w:spacing w:before="200" w:after="80"/>
       </w:pPr>
-      <w:bookmarkStart w:id="17" w:name="_Toc241176580"/>
+      <w:bookmarkStart w:id="17" w:name="_Toc241216557"/>
       <w:r>
         <w:lastRenderedPageBreak/>
         <w:t>Table 1.1: Project scope and delimitations.</w:t>
@@ -9758,7 +9758,7 @@
       <w:pPr>
         <w:pStyle w:val="Heading2"/>
       </w:pPr>
-      <w:bookmarkStart w:id="18" w:name="_Toc241176501"/>
+      <w:bookmarkStart w:id="18" w:name="_Toc241216478"/>
       <w:r>
         <w:t>1.7 Resource requirements</w:t>
       </w:r>
@@ -9768,7 +9768,7 @@
       <w:pPr>
         <w:pStyle w:val="Heading3"/>
       </w:pPr>
-      <w:bookmarkStart w:id="19" w:name="_Toc241176502"/>
+      <w:bookmarkStart w:id="19" w:name="_Toc241216479"/>
       <w:r>
         <w:t>1.7.1 Hardware</w:t>
       </w:r>
@@ -9786,7 +9786,7 @@
       <w:pPr>
         <w:pStyle w:val="Heading3"/>
       </w:pPr>
-      <w:bookmarkStart w:id="20" w:name="_Toc241176503"/>
+      <w:bookmarkStart w:id="20" w:name="_Toc241216480"/>
       <w:r>
         <w:t>1.7.2 Software</w:t>
       </w:r>
@@ -9804,7 +9804,7 @@
       <w:pPr>
         <w:pStyle w:val="Heading2"/>
       </w:pPr>
-      <w:bookmarkStart w:id="21" w:name="_Toc241176504"/>
+      <w:bookmarkStart w:id="21" w:name="_Toc241216481"/>
       <w:r>
         <w:t>1.8 Structure of the thesis</w:t>
       </w:r>
@@ -9823,7 +9823,7 @@
         <w:pStyle w:val="Heading1"/>
         <w:pageBreakBefore/>
       </w:pPr>
-      <w:bookmarkStart w:id="22" w:name="_Toc241176505"/>
+      <w:bookmarkStart w:id="22" w:name="_Toc241216482"/>
       <w:r>
         <w:lastRenderedPageBreak/>
         <w:t>2 OBJECTIVES</w:t>
@@ -9834,7 +9834,7 @@
       <w:pPr>
         <w:pStyle w:val="Heading2"/>
       </w:pPr>
-      <w:bookmarkStart w:id="23" w:name="_Toc241176506"/>
+      <w:bookmarkStart w:id="23" w:name="_Toc241216483"/>
       <w:r>
         <w:t>2.1 General objective</w:t>
       </w:r>
@@ -9852,7 +9852,7 @@
       <w:pPr>
         <w:pStyle w:val="Heading2"/>
       </w:pPr>
-      <w:bookmarkStart w:id="24" w:name="_Toc241176507"/>
+      <w:bookmarkStart w:id="24" w:name="_Toc241216484"/>
       <w:r>
         <w:t>2.2 Specific objectives</w:t>
       </w:r>
@@ -9903,7 +9903,7 @@
         <w:pStyle w:val="Heading1"/>
         <w:pageBreakBefore/>
       </w:pPr>
-      <w:bookmarkStart w:id="25" w:name="_Toc241176508"/>
+      <w:bookmarkStart w:id="25" w:name="_Toc241216485"/>
       <w:r>
         <w:lastRenderedPageBreak/>
         <w:t>3 LITERATURE REVIEW</w:t>
@@ -9925,7 +9925,7 @@
       <w:pPr>
         <w:pStyle w:val="Heading2"/>
       </w:pPr>
-      <w:bookmarkStart w:id="26" w:name="_Toc241176509"/>
+      <w:bookmarkStart w:id="26" w:name="_Toc241216486"/>
       <w:r>
         <w:t>3.1 Conceptual map of the literature</w:t>
       </w:r>
@@ -9991,7 +9991,7 @@
         <w:pStyle w:val="FigCaption"/>
         <w:spacing w:after="200"/>
       </w:pPr>
-      <w:bookmarkStart w:id="27" w:name="_Toc241176566"/>
+      <w:bookmarkStart w:id="27" w:name="_Toc241216543"/>
       <w:r>
         <w:t>Figure 3.1: Conceptual map of the reviewed literature, showing how the capability strand and the safety strand converge on the research gap addressed by this thesis.</w:t>
       </w:r>
@@ -10001,7 +10001,7 @@
       <w:pPr>
         <w:pStyle w:val="Heading2"/>
       </w:pPr>
-      <w:bookmarkStart w:id="28" w:name="_Toc241176510"/>
+      <w:bookmarkStart w:id="28" w:name="_Toc241216487"/>
       <w:r>
         <w:t>3.2 Domain overview</w:t>
       </w:r>
@@ -10023,7 +10023,7 @@
       <w:pPr>
         <w:pStyle w:val="Heading2"/>
       </w:pPr>
-      <w:bookmarkStart w:id="29" w:name="_Toc241176511"/>
+      <w:bookmarkStart w:id="29" w:name="_Toc241216488"/>
       <w:r>
         <w:t>3.3 Existing systems, frameworks and designs</w:t>
       </w:r>
@@ -10046,7 +10046,7 @@
         <w:keepNext/>
         <w:spacing w:before="200" w:after="80"/>
       </w:pPr>
-      <w:bookmarkStart w:id="30" w:name="_Toc241176581"/>
+      <w:bookmarkStart w:id="30" w:name="_Toc241216558"/>
       <w:r>
         <w:t>Table 3.1: Representative prior systems against the requirements of this study.</w:t>
       </w:r>
@@ -10861,7 +10861,7 @@
       <w:pPr>
         <w:pStyle w:val="Heading2"/>
       </w:pPr>
-      <w:bookmarkStart w:id="31" w:name="_Toc241176512"/>
+      <w:bookmarkStart w:id="31" w:name="_Toc241216489"/>
       <w:r>
         <w:t>3.4 Technological analysis</w:t>
       </w:r>
@@ -10871,7 +10871,7 @@
       <w:pPr>
         <w:pStyle w:val="Heading3"/>
       </w:pPr>
-      <w:bookmarkStart w:id="32" w:name="_Toc241176513"/>
+      <w:bookmarkStart w:id="32" w:name="_Toc241216490"/>
       <w:r>
         <w:t>3.4.1 Algorithmic analysis</w:t>
       </w:r>
@@ -10891,7 +10891,7 @@
         <w:keepNext/>
         <w:spacing w:before="200" w:after="80"/>
       </w:pPr>
-      <w:bookmarkStart w:id="33" w:name="_Toc241176582"/>
+      <w:bookmarkStart w:id="33" w:name="_Toc241216559"/>
       <w:r>
         <w:t>Table 3.2: Candidate architectures compared.</w:t>
       </w:r>
@@ -11564,7 +11564,7 @@
       <w:pPr>
         <w:pStyle w:val="Heading3"/>
       </w:pPr>
-      <w:bookmarkStart w:id="34" w:name="_Toc241176514"/>
+      <w:bookmarkStart w:id="34" w:name="_Toc241216491"/>
       <w:r>
         <w:t>3.4.2 Design analysis</w:t>
       </w:r>
@@ -11588,7 +11588,7 @@
       <w:pPr>
         <w:pStyle w:val="Heading3"/>
       </w:pPr>
-      <w:bookmarkStart w:id="35" w:name="_Toc241176515"/>
+      <w:bookmarkStart w:id="35" w:name="_Toc241216492"/>
       <w:r>
         <w:t>3.4.3 Workflow analysis</w:t>
       </w:r>
@@ -11616,7 +11616,7 @@
       <w:pPr>
         <w:pStyle w:val="Heading2"/>
       </w:pPr>
-      <w:bookmarkStart w:id="36" w:name="_Toc241176516"/>
+      <w:bookmarkStart w:id="36" w:name="_Toc241216493"/>
       <w:r>
         <w:t>3.5 Reflection and derived requirements</w:t>
       </w:r>
@@ -11645,7 +11645,7 @@
         <w:keepNext/>
         <w:spacing w:before="200" w:after="80"/>
       </w:pPr>
-      <w:bookmarkStart w:id="37" w:name="_Toc241176583"/>
+      <w:bookmarkStart w:id="37" w:name="_Toc241216560"/>
       <w:r>
         <w:lastRenderedPageBreak/>
         <w:t>Table 3.3: Literature findings mapped to derived requirements.</w:t>
@@ -12279,7 +12279,7 @@
         <w:pStyle w:val="Heading1"/>
         <w:pageBreakBefore/>
       </w:pPr>
-      <w:bookmarkStart w:id="38" w:name="_Toc241176517"/>
+      <w:bookmarkStart w:id="38" w:name="_Toc241216494"/>
       <w:r>
         <w:lastRenderedPageBreak/>
         <w:t>4 METHODOLOGY</w:t>
@@ -12290,7 +12290,7 @@
       <w:pPr>
         <w:pStyle w:val="Heading2"/>
       </w:pPr>
-      <w:bookmarkStart w:id="39" w:name="_Toc241176518"/>
+      <w:bookmarkStart w:id="39" w:name="_Toc241216495"/>
       <w:r>
         <w:t>4.1 Research paradigm</w:t>
       </w:r>
@@ -12311,7 +12311,7 @@
       <w:pPr>
         <w:pStyle w:val="Heading2"/>
       </w:pPr>
-      <w:bookmarkStart w:id="40" w:name="_Toc241176519"/>
+      <w:bookmarkStart w:id="40" w:name="_Toc241216496"/>
       <w:r>
         <w:t>4.2 Research approach</w:t>
       </w:r>
@@ -12329,7 +12329,7 @@
       <w:pPr>
         <w:pStyle w:val="Heading2"/>
       </w:pPr>
-      <w:bookmarkStart w:id="41" w:name="_Toc241176520"/>
+      <w:bookmarkStart w:id="41" w:name="_Toc241216497"/>
       <w:r>
         <w:t>4.3 Research strategy</w:t>
       </w:r>
@@ -12350,7 +12350,7 @@
       <w:pPr>
         <w:pStyle w:val="Heading2"/>
       </w:pPr>
-      <w:bookmarkStart w:id="42" w:name="_Toc241176521"/>
+      <w:bookmarkStart w:id="42" w:name="_Toc241216498"/>
       <w:r>
         <w:t>4.4 Data collection and data sources</w:t>
       </w:r>
@@ -12380,7 +12380,7 @@
         <w:keepNext/>
         <w:spacing w:before="200" w:after="80"/>
       </w:pPr>
-      <w:bookmarkStart w:id="43" w:name="_Toc241176584"/>
+      <w:bookmarkStart w:id="43" w:name="_Toc241216561"/>
       <w:r>
         <w:t>Table 4.1: Realised dataset composition and stratified split.</w:t>
       </w:r>
@@ -12990,7 +12990,7 @@
       <w:pPr>
         <w:pStyle w:val="Heading2"/>
       </w:pPr>
-      <w:bookmarkStart w:id="44" w:name="_Toc241176522"/>
+      <w:bookmarkStart w:id="44" w:name="_Toc241216499"/>
       <w:r>
         <w:t>4.5 Research methodology execution workflow</w:t>
       </w:r>
@@ -13056,7 +13056,7 @@
         <w:pStyle w:val="FigCaption"/>
         <w:spacing w:after="200"/>
       </w:pPr>
-      <w:bookmarkStart w:id="45" w:name="_Toc241176567"/>
+      <w:bookmarkStart w:id="45" w:name="_Toc241216544"/>
       <w:r>
         <w:t>Figure 4.1: Research methodology execution workflow, showing the order of the phases and the point at which the artefact was frozen for evaluation.</w:t>
       </w:r>
@@ -13066,7 +13066,7 @@
       <w:pPr>
         <w:pStyle w:val="Heading3"/>
       </w:pPr>
-      <w:bookmarkStart w:id="46" w:name="_Toc241176523"/>
+      <w:bookmarkStart w:id="46" w:name="_Toc241216500"/>
       <w:r>
         <w:lastRenderedPageBreak/>
         <w:t>4.5.1 Problem identification</w:t>
@@ -13085,7 +13085,7 @@
       <w:pPr>
         <w:pStyle w:val="Heading3"/>
       </w:pPr>
-      <w:bookmarkStart w:id="47" w:name="_Toc241176524"/>
+      <w:bookmarkStart w:id="47" w:name="_Toc241216501"/>
       <w:r>
         <w:t>4.5.2 Relevance justification</w:t>
       </w:r>
@@ -13103,7 +13103,7 @@
       <w:pPr>
         <w:pStyle w:val="Heading3"/>
       </w:pPr>
-      <w:bookmarkStart w:id="48" w:name="_Toc241176525"/>
+      <w:bookmarkStart w:id="48" w:name="_Toc241216502"/>
       <w:r>
         <w:t>4.5.3 Comparative analysis and gap justification</w:t>
       </w:r>
@@ -13121,7 +13121,7 @@
       <w:pPr>
         <w:pStyle w:val="Heading3"/>
       </w:pPr>
-      <w:bookmarkStart w:id="49" w:name="_Toc241176526"/>
+      <w:bookmarkStart w:id="49" w:name="_Toc241216503"/>
       <w:r>
         <w:t>4.5.4 Define and finalise objectives</w:t>
       </w:r>
@@ -13132,14 +13132,14 @@
         <w:jc w:val="both"/>
       </w:pPr>
       <w:r>
-        <w:t>Each objective was linked to the problem and to its planned evaluation before any measurement was taken. Table 4.2 fixes the reporting location of every result before that result exists, which removes the later freedom to relocate an inconvenient finding, and it makes visible which constructs are measured directly and which by proxy. It also exposes RO4a, whose construct cannot be fully operationalised because it is measured against a constructed probe.</w:t>
+        <w:t>Each objective was linked to the problem and to its planned evaluation before any measurement was taken. The reporting location of every result was fixed before that result existed, which removes the later freedom to relocate an inconvenient finding, and it makes visible which constructs are measured directly and which by proxy. It also exposes RO4a, whose construct cannot be fully operationalised because it is measured against a constructed probe.</w:t>
       </w:r>
     </w:p>
     <w:p>
       <w:pPr>
         <w:pStyle w:val="Heading3"/>
       </w:pPr>
-      <w:bookmarkStart w:id="50" w:name="_Toc241176527"/>
+      <w:bookmarkStart w:id="50" w:name="_Toc241216504"/>
       <w:r>
         <w:t>4.5.5 Design, development and data management</w:t>
       </w:r>
@@ -13157,7 +13157,7 @@
       <w:pPr>
         <w:pStyle w:val="Heading3"/>
       </w:pPr>
-      <w:bookmarkStart w:id="51" w:name="_Toc241176528"/>
+      <w:bookmarkStart w:id="51" w:name="_Toc241216505"/>
       <w:r>
         <w:lastRenderedPageBreak/>
         <w:t>4.5.6 Evaluation and communication</w:t>
@@ -13176,7 +13176,7 @@
       <w:pPr>
         <w:pStyle w:val="Heading2"/>
       </w:pPr>
-      <w:bookmarkStart w:id="52" w:name="_Toc241176529"/>
+      <w:bookmarkStart w:id="52" w:name="_Toc241216506"/>
       <w:r>
         <w:t>4.6 Project management methodology</w:t>
       </w:r>
@@ -13197,7 +13197,7 @@
       <w:pPr>
         <w:pStyle w:val="Heading3"/>
       </w:pPr>
-      <w:bookmarkStart w:id="53" w:name="_Toc241176530"/>
+      <w:bookmarkStart w:id="53" w:name="_Toc241216507"/>
       <w:r>
         <w:t>4.6.1 Project timeline</w:t>
       </w:r>
@@ -13208,14 +13208,14 @@
         <w:jc w:val="both"/>
       </w:pPr>
       <w:r>
-        <w:t>Table 4.3 records the milestones. The dependencies rather than the calendar make the schedule defensible: calibration cannot begin before the weights stop changing, and the evaluation window opens only once the artefact is frozen.</w:t>
+        <w:t>The schedule was governed by dependencies rather than by the calendar: model selection could not begin before the shared split file existed, calibration could not begin before the weights stopped changing, and the evaluation window opened only once the artefact was frozen.</w:t>
       </w:r>
     </w:p>
     <w:p>
       <w:pPr>
         <w:pStyle w:val="Heading3"/>
       </w:pPr>
-      <w:bookmarkStart w:id="54" w:name="_Toc241176531"/>
+      <w:bookmarkStart w:id="54" w:name="_Toc241216508"/>
       <w:r>
         <w:t>4.6.2 Ethical considerations</w:t>
       </w:r>
@@ -13236,7 +13236,7 @@
       <w:pPr>
         <w:pStyle w:val="Heading2"/>
       </w:pPr>
-      <w:bookmarkStart w:id="55" w:name="_Toc241176532"/>
+      <w:bookmarkStart w:id="55" w:name="_Toc241216509"/>
       <w:r>
         <w:lastRenderedPageBreak/>
         <w:t>4.7 Stakeholder analysis</w:t>
@@ -13255,7 +13255,7 @@
       <w:pPr>
         <w:pStyle w:val="Heading2"/>
       </w:pPr>
-      <w:bookmarkStart w:id="56" w:name="_Toc241176533"/>
+      <w:bookmarkStart w:id="56" w:name="_Toc241216510"/>
       <w:r>
         <w:t>4.8 Operationalisation process</w:t>
       </w:r>
@@ -13281,7 +13281,7 @@
       <w:pPr>
         <w:pStyle w:val="Heading2"/>
       </w:pPr>
-      <w:bookmarkStart w:id="57" w:name="_Toc241176534"/>
+      <w:bookmarkStart w:id="57" w:name="_Toc241216511"/>
       <w:r>
         <w:t>4.9 System and model analysis</w:t>
       </w:r>
@@ -13291,7 +13291,7 @@
       <w:pPr>
         <w:pStyle w:val="Heading3"/>
       </w:pPr>
-      <w:bookmarkStart w:id="58" w:name="_Toc241176535"/>
+      <w:bookmarkStart w:id="58" w:name="_Toc241216512"/>
       <w:r>
         <w:t>4.9.1 Use case analysis</w:t>
       </w:r>
@@ -13358,7 +13358,7 @@
         <w:pStyle w:val="FigCaption"/>
         <w:spacing w:after="200"/>
       </w:pPr>
-      <w:bookmarkStart w:id="59" w:name="_Toc241176568"/>
+      <w:bookmarkStart w:id="59" w:name="_Toc241216545"/>
       <w:r>
         <w:t>Figure 4.2: Use case diagram of the delivered platform.</w:t>
       </w:r>
@@ -13368,7 +13368,7 @@
       <w:pPr>
         <w:pStyle w:val="Heading3"/>
       </w:pPr>
-      <w:bookmarkStart w:id="60" w:name="_Toc241176536"/>
+      <w:bookmarkStart w:id="60" w:name="_Toc241216513"/>
       <w:r>
         <w:t>4.9.2 Class analysis</w:t>
       </w:r>
@@ -13434,7 +13434,7 @@
         <w:pStyle w:val="FigCaption"/>
         <w:spacing w:after="200"/>
       </w:pPr>
-      <w:bookmarkStart w:id="61" w:name="_Toc241176569"/>
+      <w:bookmarkStart w:id="61" w:name="_Toc241216546"/>
       <w:r>
         <w:t>Figure 4.3: Class diagram of the core domain and service classes.</w:t>
       </w:r>
@@ -13444,7 +13444,7 @@
       <w:pPr>
         <w:pStyle w:val="Heading3"/>
       </w:pPr>
-      <w:bookmarkStart w:id="62" w:name="_Toc241176537"/>
+      <w:bookmarkStart w:id="62" w:name="_Toc241216514"/>
       <w:r>
         <w:lastRenderedPageBreak/>
         <w:t>4.9.3 Activity analysis</w:t>
@@ -13511,7 +13511,7 @@
         <w:pStyle w:val="FigCaption"/>
         <w:spacing w:after="200"/>
       </w:pPr>
-      <w:bookmarkStart w:id="63" w:name="_Toc241176570"/>
+      <w:bookmarkStart w:id="63" w:name="_Toc241216547"/>
       <w:r>
         <w:t>Figure 4.4: Activity diagram of the analysis workflow.</w:t>
       </w:r>
@@ -13521,7 +13521,7 @@
       <w:pPr>
         <w:pStyle w:val="Heading3"/>
       </w:pPr>
-      <w:bookmarkStart w:id="64" w:name="_Toc241176538"/>
+      <w:bookmarkStart w:id="64" w:name="_Toc241216515"/>
       <w:r>
         <w:t>4.9.4 Sequence analysis</w:t>
       </w:r>
@@ -13588,7 +13588,7 @@
         <w:pStyle w:val="FigCaption"/>
         <w:spacing w:after="200"/>
       </w:pPr>
-      <w:bookmarkStart w:id="65" w:name="_Toc241176571"/>
+      <w:bookmarkStart w:id="65" w:name="_Toc241216548"/>
       <w:r>
         <w:t>Figure 4.5: Sequence diagram for the upload and analyse use case.</w:t>
       </w:r>
@@ -13598,7 +13598,7 @@
       <w:pPr>
         <w:pStyle w:val="Heading3"/>
       </w:pPr>
-      <w:bookmarkStart w:id="66" w:name="_Toc241176539"/>
+      <w:bookmarkStart w:id="66" w:name="_Toc241216516"/>
       <w:r>
         <w:t>4.9.5 State analysis of the result view</w:t>
       </w:r>
@@ -13619,7 +13619,7 @@
       <w:pPr>
         <w:pStyle w:val="Heading2"/>
       </w:pPr>
-      <w:bookmarkStart w:id="67" w:name="_Toc241176540"/>
+      <w:bookmarkStart w:id="67" w:name="_Toc241216517"/>
       <w:r>
         <w:t>4.10 Proposed system architecture</w:t>
       </w:r>
@@ -13692,7 +13692,7 @@
         <w:pStyle w:val="FigCaption"/>
         <w:spacing w:after="200"/>
       </w:pPr>
-      <w:bookmarkStart w:id="68" w:name="_Toc241176572"/>
+      <w:bookmarkStart w:id="68" w:name="_Toc241216549"/>
       <w:r>
         <w:t>Figure 4.6: Proposed deployment architecture, showing the three tiers, the data store and the location of the research contribution.</w:t>
       </w:r>
@@ -13702,7 +13702,7 @@
       <w:pPr>
         <w:pStyle w:val="Heading2"/>
       </w:pPr>
-      <w:bookmarkStart w:id="69" w:name="_Toc241176541"/>
+      <w:bookmarkStart w:id="69" w:name="_Toc241216518"/>
       <w:r>
         <w:t>4.11 Functional and non functional requirements</w:t>
       </w:r>
@@ -13713,7 +13713,7 @@
         <w:jc w:val="both"/>
       </w:pPr>
       <w:r>
-        <w:t>Table 4.2 states the functional requirements carrying the contribution and Table 4.3 the non functional requirements with a criterion and a verification location for each. Routine account requirements are listed in Appendix B. Responsible design controls appear as functional requirements rather than policy statements, which is why FR3, FR4, FR6 and FR10 are verified like any other function.</w:t>
+        <w:t>Table 4.2 states the functional requirements carrying the contribution and Table 4.3 the non functional requirements with a criterion and a verification location for each. Responsible design controls appear as functional requirements rather than policy statements, which is why FR3, FR4, FR6 and FR10 are verified like any other function.</w:t>
       </w:r>
     </w:p>
     <w:p>
@@ -13722,9 +13722,8 @@
         <w:keepNext/>
         <w:spacing w:before="200" w:after="80"/>
       </w:pPr>
-      <w:bookmarkStart w:id="70" w:name="_Toc241176585"/>
-      <w:r>
-        <w:lastRenderedPageBreak/>
+      <w:bookmarkStart w:id="70" w:name="_Toc241216562"/>
+      <w:r>
         <w:t>Table 4.2: Functional requirements.</w:t>
       </w:r>
       <w:bookmarkEnd w:id="70"/>
@@ -14417,8 +14416,9 @@
         <w:keepNext/>
         <w:spacing w:before="200" w:after="80"/>
       </w:pPr>
-      <w:bookmarkStart w:id="71" w:name="_Toc241176586"/>
-      <w:r>
+      <w:bookmarkStart w:id="71" w:name="_Toc241216563"/>
+      <w:r>
+        <w:lastRenderedPageBreak/>
         <w:t>Table 4.3: Non functional requirements and acceptance criteria.</w:t>
       </w:r>
       <w:bookmarkEnd w:id="71"/>
@@ -15152,7 +15152,7 @@
       <w:pPr>
         <w:pStyle w:val="Heading2"/>
       </w:pPr>
-      <w:bookmarkStart w:id="72" w:name="_Toc241176542"/>
+      <w:bookmarkStart w:id="72" w:name="_Toc241216519"/>
       <w:r>
         <w:t>4.12 Implementation of the framework</w:t>
       </w:r>
@@ -15173,9 +15173,8 @@
       <w:pPr>
         <w:pStyle w:val="Heading3"/>
       </w:pPr>
-      <w:bookmarkStart w:id="73" w:name="_Toc241176543"/>
-      <w:r>
-        <w:lastRenderedPageBreak/>
+      <w:bookmarkStart w:id="73" w:name="_Toc241216520"/>
+      <w:r>
         <w:t>4.12.1 Algorithms and core logic</w:t>
       </w:r>
       <w:bookmarkEnd w:id="73"/>
@@ -15488,10 +15487,14 @@
         <w:jc w:val="both"/>
       </w:pPr>
       <w:r>
-        <w:t>The reconstruction is exact rather than approximate, because it reuses the parameters the model itself would apply, so one evaluation yields the feature vector the detector needs, the logits the energy score needs and the probabilities shown to the user, all describing the same forward pass. Computing them independently would not guarantee that correspondence, and it is the correspondence rather than the saving in computation that motivates the design. Calibration runs once per model and reads the same spli</w:t>
-      </w:r>
-      <w:r>
-        <w:t>t file used for training, so only genuine data participates. The class conditional mean is the sample mean of the features of that class, and a single covariance matrix is shared across all four classes, estimated from the pooled within class scatter and regularised before inversion.</w:t>
+        <w:t xml:space="preserve">The reconstruction is exact rather than approximate, because it reuses the parameters the model itself would apply, so one evaluation yields the feature vector the detector needs, </w:t>
+      </w:r>
+      <w:r>
+        <w:lastRenderedPageBreak/>
+        <w:t>the logits the energy score needs and the probabilities shown to the user, all describing the same forward pass. Computing them independently would not guarantee that correspondence, and it is the correspondence rather than the saving in computation that motivates the design. Calibration runs once per model and reads the same split file used for training, so only genuine data participates. The class conditional mean is the sample mean of the features of that class, and a single covariance matrix is shared a</w:t>
+      </w:r>
+      <w:r>
+        <w:t>cross all four classes, estimated from the pooled within class scatter and regularised before inversion.</w:t>
       </w:r>
     </w:p>
     <w:p>
@@ -16286,11 +16289,10 @@
         <w:jc w:val="both"/>
       </w:pPr>
       <w:r>
-        <w:t xml:space="preserve">The direction of the comparison differs by signal: for the Mahalanobis and energy scores a larger value indicates a more anomalous input, whereas for the maximum softmax probability the ordering is reversed. Setting the operating point from genuine data alone is deliberate, because the safeguard then never sees an invalid example during calibration. </w:t>
-      </w:r>
-      <w:r>
-        <w:lastRenderedPageBreak/>
-        <w:t>At runtime the detector computes the Mahalanobis distance to the nearest class conditional mean, the energy score at temperature T fixed at 1.0 [17], and the maximum softmax probability [15].</w:t>
+        <w:t>The direction of the comparison differs by signal: for the Mahalanobis and energy scores a larger value indicates a more anomalous input, whereas for the maximum softmax probability the ordering is reversed. Setting the operating point from genuine data alone is deliberate, because the safeguard then never sees an invalid example during calibration. At runtime the detector computes the Mahalanobis distance to the nearest class conditional mean, the energy score at temperature T fixed at 1.0 [17], and the ma</w:t>
+      </w:r>
+      <w:r>
+        <w:t>ximum softmax probability [15].</w:t>
       </w:r>
     </w:p>
     <w:p>
@@ -16835,7 +16837,11 @@
         <w:jc w:val="both"/>
       </w:pPr>
       <w:r>
-        <w:t>The distinction between these definitions is not presentational. Equation (4.6) measures a distance in the representation the network has learned, whereas equations (4.7) and (4.8) measure confidence in the four scores that representation is collapsed into. The deployed policy uses the Mahalanobis flag alone, for the empirical reason reported in Section 5.2, so the verdict is a single indicator in which a value of one withholds the diagnosis.</w:t>
+        <w:t xml:space="preserve">The distinction between these definitions is not presentational. Equation (4.6) measures a distance in the representation the network has learned, whereas equations (4.7) and (4.8) measure confidence in the four scores that representation is collapsed into. The deployed </w:t>
+      </w:r>
+      <w:r>
+        <w:lastRenderedPageBreak/>
+        <w:t>policy uses the Mahalanobis flag alone, for the empirical reason reported in Section 5.2, so the verdict is a single indicator in which a value of one withholds the diagnosis.</w:t>
       </w:r>
     </w:p>
     <w:p>
@@ -17342,11 +17348,10 @@
         <w:jc w:val="both"/>
       </w:pPr>
       <w:r>
-        <w:t xml:space="preserve">Had the post softmax probability been differentiated instead, the chain rule would have introduced a factor approaching zero exactly when the model is confident. For the COVID-19 and Normal classes, where predicted probabilities routinely exceed 0.97, that factor falls below 0.03 and the map is dominated by numerical noise, whereas differentiating the logit removes the factor entirely. The lung field estimator is classical rather than learned, because a learned segmenter would add a second set of trained </w:t>
-      </w:r>
-      <w:r>
-        <w:lastRenderedPageBreak/>
-        <w:t>weights and a second failure mode to a component meant to make the primary model more trustworthy. On a downscaled, contrast equalised copy it isolates the patient silhouette by Otsu thresholding, finds air filled regions at a low intensity percentile, and accepts at most two plausible components.</w:t>
+        <w:t>Had the post softmax probability been differentiated instead, the chain rule would have introduced a factor approaching zero exactly when the model is confident. For the COVID-19 and Normal classes, where predicted probabilities routinely exceed 0.97, that factor falls below 0.03 and the map is dominated by numerical noise, whereas differentiating the logit removes the factor entirely. The lung field estimator is classical rather than learned, because a learned segmenter would add a second set of trained we</w:t>
+      </w:r>
+      <w:r>
+        <w:t>ights and a second failure mode to a component meant to make the primary model more trustworthy. On a downscaled, contrast equalised copy it isolates the patient silhouette by Otsu thresholding, finds air filled regions at a low intensity percentile, and accepts at most two plausible components.</w:t>
       </w:r>
     </w:p>
     <w:p>
@@ -17551,14 +17556,18 @@
         <w:jc w:val="both"/>
       </w:pPr>
       <w:r>
-        <w:t>Two properties of equation (4.12) are deliberate. Both numerator and denominator are computed on the unmasked map, so the quantity describes where the model actually looked; a fraction computed after masking would be identically one. And the upsampling precedes the masking, because a fraction evaluated at feature resolution would be biased by the coarseness of the boundary. The fraction is returned with every response and drives the caution described in Section 4.13.</w:t>
+        <w:t xml:space="preserve">Two properties of equation (4.12) are deliberate. Both numerator and denominator are computed on the unmasked map, so the quantity describes where the model actually looked; a fraction computed after masking would be identically one. And the upsampling precedes the masking, because a fraction evaluated at feature resolution would be biased </w:t>
+      </w:r>
+      <w:r>
+        <w:lastRenderedPageBreak/>
+        <w:t>by the coarseness of the boundary. The fraction is returned with every response and drives the caution described in Section 4.13.</w:t>
       </w:r>
     </w:p>
     <w:p>
       <w:pPr>
         <w:pStyle w:val="Heading3"/>
       </w:pPr>
-      <w:bookmarkStart w:id="74" w:name="_Toc241176544"/>
+      <w:bookmarkStart w:id="74" w:name="_Toc241216521"/>
       <w:r>
         <w:t>4.12.2 Pipeline workflow</w:t>
       </w:r>
@@ -17624,7 +17633,7 @@
         <w:pStyle w:val="FigCaption"/>
         <w:spacing w:after="200"/>
       </w:pPr>
-      <w:bookmarkStart w:id="75" w:name="_Toc241176573"/>
+      <w:bookmarkStart w:id="75" w:name="_Toc241216550"/>
       <w:r>
         <w:t>Figure 4.7: Inference pipeline block diagram, showing the single forward pass from which the classification, the validity verdict and the explanation are all derived.</w:t>
       </w:r>
@@ -17634,30 +17643,30 @@
       <w:pPr>
         <w:pStyle w:val="Heading2"/>
       </w:pPr>
-      <w:bookmarkStart w:id="76" w:name="_Toc241176545"/>
+      <w:bookmarkStart w:id="76" w:name="_Toc241216522"/>
+      <w:r>
+        <w:t>4.13 Significant implementation attempts</w:t>
+      </w:r>
+      <w:bookmarkEnd w:id="76"/>
+    </w:p>
+    <w:p>
+      <w:pPr>
+        <w:jc w:val="both"/>
+      </w:pPr>
+      <w:r>
+        <w:t>Three implementation attempts were changed by the evidence they produced. Grad-CAM was moved from the softmax output to the logits after heatmaps were observed to be degenerate on confident predictions. The decision policy was reduced to Mahalanobis alone once calibration showed that energy barely separated the populations. And the in lung measurement was added because masking made the heatmaps look more plausible without changing the classifier.</w:t>
+      </w:r>
+    </w:p>
+    <w:p>
+      <w:pPr>
+        <w:jc w:val="both"/>
+      </w:pPr>
+      <w:r>
+        <w:t xml:space="preserve">Table 4.4 records the realised training configuration, documented here because it constrains what the results can support. Batch size differs, reduced to fit larger resolutions into memory, and EfficientNetV2B3 used a head learning rate an order of magnitude larger. Most consequentially, EfficientNetV2S was trained with simple rescaling to the </w:t>
+      </w:r>
       <w:r>
         <w:lastRenderedPageBreak/>
-        <w:t>4.13 Significant implementation attempts</w:t>
-      </w:r>
-      <w:bookmarkEnd w:id="76"/>
-    </w:p>
-    <w:p>
-      <w:pPr>
-        <w:jc w:val="both"/>
-      </w:pPr>
-      <w:r>
-        <w:t>Three implementation attempts were changed by the evidence they produced. Grad-CAM was moved from the softmax output to the logits after heatmaps were observed to be degenerate on confident predictions. The decision policy was reduced to Mahalanobis alone once calibration showed that energy barely separated the populations. And the in lung measurement was added because masking made the heatmaps look more plausible without changing the classifier.</w:t>
-      </w:r>
-    </w:p>
-    <w:p>
-      <w:pPr>
-        <w:jc w:val="both"/>
-      </w:pPr>
-      <w:r>
-        <w:t>Table 4.4 records the realised training configuration, documented here because it constrains what the results can support. Batch size differs, reduced to fit larger resolutions into memory, and EfficientNetV2B3 used a head learning rate an order of magnitude larger. Most consequentially, EfficientNetV2S was trained with simple rescaling to the unit interval, whereas the EfficientNetV2 weights expect the interval from minus one to one. The frozen phase isolates the effect: 83.20 against 68.07 per cent is a g</w:t>
-      </w:r>
-      <w:r>
-        <w:t>ap that capacity does not explain.</w:t>
+        <w:t>unit interval, whereas the EfficientNetV2 weights expect the interval from minus one to one. The frozen phase isolates the effect: 83.20 against 68.07 per cent is a gap that capacity does not explain.</w:t>
       </w:r>
     </w:p>
     <w:p>
@@ -17666,7 +17675,7 @@
         <w:keepNext/>
         <w:spacing w:before="200" w:after="80"/>
       </w:pPr>
-      <w:bookmarkStart w:id="77" w:name="_Toc241176587"/>
+      <w:bookmarkStart w:id="77" w:name="_Toc241216564"/>
       <w:r>
         <w:t>Table 4.4: Realised training configuration.</w:t>
       </w:r>
@@ -18303,7 +18312,7 @@
       <w:pPr>
         <w:pStyle w:val="Heading2"/>
       </w:pPr>
-      <w:bookmarkStart w:id="78" w:name="_Toc241176546"/>
+      <w:bookmarkStart w:id="78" w:name="_Toc241216523"/>
       <w:r>
         <w:t>4.14 Evaluation design and test plan</w:t>
       </w:r>
@@ -18323,7 +18332,7 @@
         <w:keepNext/>
         <w:spacing w:before="200" w:after="80"/>
       </w:pPr>
-      <w:bookmarkStart w:id="79" w:name="_Toc241176588"/>
+      <w:bookmarkStart w:id="79" w:name="_Toc241216565"/>
       <w:r>
         <w:lastRenderedPageBreak/>
         <w:t>Table 4.5: Evaluation design mapped to objectives.</w:t>
@@ -18965,7 +18974,7 @@
         <w:keepNext/>
         <w:spacing w:before="200" w:after="80"/>
       </w:pPr>
-      <w:bookmarkStart w:id="80" w:name="_Toc241176589"/>
+      <w:bookmarkStart w:id="80" w:name="_Toc241216566"/>
       <w:r>
         <w:t>Table 4.6: Test cases.</w:t>
       </w:r>
@@ -20055,7 +20064,7 @@
       <w:pPr>
         <w:pStyle w:val="Heading3"/>
       </w:pPr>
-      <w:bookmarkStart w:id="81" w:name="_Toc241176547"/>
+      <w:bookmarkStart w:id="81" w:name="_Toc241216524"/>
       <w:r>
         <w:t>4.14.1 Testing and evaluation workflow</w:t>
       </w:r>
@@ -20081,7 +20090,7 @@
       <w:pPr>
         <w:pStyle w:val="Heading3"/>
       </w:pPr>
-      <w:bookmarkStart w:id="82" w:name="_Toc241176548"/>
+      <w:bookmarkStart w:id="82" w:name="_Toc241216525"/>
       <w:r>
         <w:t>4.14.2 Justification of the selected evaluation strategies</w:t>
       </w:r>
@@ -20104,7 +20113,7 @@
         <w:pStyle w:val="Heading1"/>
         <w:pageBreakBefore/>
       </w:pPr>
-      <w:bookmarkStart w:id="83" w:name="_Toc241176549"/>
+      <w:bookmarkStart w:id="83" w:name="_Toc241216526"/>
       <w:r>
         <w:lastRenderedPageBreak/>
         <w:t>5 RESULTS</w:t>
@@ -20123,7 +20132,7 @@
       <w:pPr>
         <w:pStyle w:val="Heading2"/>
       </w:pPr>
-      <w:bookmarkStart w:id="84" w:name="_Toc241176550"/>
+      <w:bookmarkStart w:id="84" w:name="_Toc241216527"/>
       <w:r>
         <w:t>5.1 Classification performance and error structure</w:t>
       </w:r>
@@ -20143,7 +20152,7 @@
         <w:keepNext/>
         <w:spacing w:before="200" w:after="80"/>
       </w:pPr>
-      <w:bookmarkStart w:id="85" w:name="_Toc241176590"/>
+      <w:bookmarkStart w:id="85" w:name="_Toc241216567"/>
       <w:r>
         <w:t>Table 5.1: Test set performance on the shared split, with N equal to 1,382.</w:t>
       </w:r>
@@ -20709,7 +20718,7 @@
         <w:keepNext/>
         <w:spacing w:before="200" w:after="80"/>
       </w:pPr>
-      <w:bookmarkStart w:id="86" w:name="_Toc241176591"/>
+      <w:bookmarkStart w:id="86" w:name="_Toc241216568"/>
       <w:r>
         <w:t>Table 5.2: Per class performance of DenseNet121.</w:t>
       </w:r>
@@ -21232,7 +21241,7 @@
       <w:pPr>
         <w:pStyle w:val="Heading2"/>
       </w:pPr>
-      <w:bookmarkStart w:id="87" w:name="_Toc241176551"/>
+      <w:bookmarkStart w:id="87" w:name="_Toc241216528"/>
       <w:r>
         <w:t>5.2 Input validity detection</w:t>
       </w:r>
@@ -21256,7 +21265,7 @@
         <w:keepNext/>
         <w:spacing w:before="200" w:after="80"/>
       </w:pPr>
-      <w:bookmarkStart w:id="88" w:name="_Toc241176592"/>
+      <w:bookmarkStart w:id="88" w:name="_Toc241216569"/>
       <w:r>
         <w:t>Table 5.3: Out of distribution detection results.</w:t>
       </w:r>
@@ -21677,7 +21686,7 @@
       <w:pPr>
         <w:pStyle w:val="Heading2"/>
       </w:pPr>
-      <w:bookmarkStart w:id="89" w:name="_Toc241176552"/>
+      <w:bookmarkStart w:id="89" w:name="_Toc241216529"/>
       <w:r>
         <w:t>5.3 Explanation localisation</w:t>
       </w:r>
@@ -21702,7 +21711,7 @@
       <w:pPr>
         <w:pStyle w:val="Heading2"/>
       </w:pPr>
-      <w:bookmarkStart w:id="90" w:name="_Toc241176553"/>
+      <w:bookmarkStart w:id="90" w:name="_Toc241216530"/>
       <w:r>
         <w:t>5.4 Error analysis</w:t>
       </w:r>
@@ -21768,7 +21777,7 @@
         <w:pStyle w:val="FigCaption"/>
         <w:spacing w:after="200"/>
       </w:pPr>
-      <w:bookmarkStart w:id="91" w:name="_Toc241176574"/>
+      <w:bookmarkStart w:id="91" w:name="_Toc241216551"/>
       <w:r>
         <w:t>Figure 5.1: DenseNet121 confusion matrix.</w:t>
       </w:r>
@@ -21827,7 +21836,7 @@
         <w:pStyle w:val="FigCaption"/>
         <w:spacing w:after="200"/>
       </w:pPr>
-      <w:bookmarkStart w:id="92" w:name="_Toc241176575"/>
+      <w:bookmarkStart w:id="92" w:name="_Toc241216552"/>
       <w:r>
         <w:t>Figure 5.2: EfficientNetV2B3 confusion matrix.</w:t>
       </w:r>
@@ -21885,7 +21894,7 @@
         <w:pStyle w:val="FigCaption"/>
         <w:spacing w:after="200"/>
       </w:pPr>
-      <w:bookmarkStart w:id="93" w:name="_Toc241176576"/>
+      <w:bookmarkStart w:id="93" w:name="_Toc241216553"/>
       <w:r>
         <w:t>Figure 5.3: EfficientNetV2S confusion matrix.</w:t>
       </w:r>
@@ -21906,7 +21915,7 @@
         <w:keepNext/>
         <w:spacing w:before="200" w:after="80"/>
       </w:pPr>
-      <w:bookmarkStart w:id="94" w:name="_Toc241176593"/>
+      <w:bookmarkStart w:id="94" w:name="_Toc241216570"/>
       <w:r>
         <w:t>Table 5.4: Concentration of errors in the bacterial and viral pair.</w:t>
       </w:r>
@@ -22311,7 +22320,7 @@
         <w:pStyle w:val="FigCaption"/>
         <w:spacing w:after="200"/>
       </w:pPr>
-      <w:bookmarkStart w:id="95" w:name="_Toc241176577"/>
+      <w:bookmarkStart w:id="95" w:name="_Toc241216554"/>
       <w:r>
         <w:t>Figure 5.4: Per class F1 for the three architectures, showing a consistent difficulty ordering across models.</w:t>
       </w:r>
@@ -22321,7 +22330,7 @@
       <w:pPr>
         <w:pStyle w:val="Heading2"/>
       </w:pPr>
-      <w:bookmarkStart w:id="96" w:name="_Toc241176554"/>
+      <w:bookmarkStart w:id="96" w:name="_Toc241216531"/>
       <w:r>
         <w:lastRenderedPageBreak/>
         <w:t>5.5 System and performance test results</w:t>
@@ -22332,7 +22341,7 @@
       <w:pPr>
         <w:pStyle w:val="Heading3"/>
       </w:pPr>
-      <w:bookmarkStart w:id="97" w:name="_Toc241176555"/>
+      <w:bookmarkStart w:id="97" w:name="_Toc241216532"/>
       <w:r>
         <w:t>5.5.1 Non functional test results</w:t>
       </w:r>
@@ -22353,7 +22362,7 @@
       <w:pPr>
         <w:pStyle w:val="Heading3"/>
       </w:pPr>
-      <w:bookmarkStart w:id="98" w:name="_Toc241176556"/>
+      <w:bookmarkStart w:id="98" w:name="_Toc241216533"/>
       <w:r>
         <w:t>5.5.2 Functional test results</w:t>
       </w:r>
@@ -22437,7 +22446,7 @@
         <w:pStyle w:val="FigCaption"/>
         <w:spacing w:after="200"/>
       </w:pPr>
-      <w:bookmarkStart w:id="99" w:name="_Toc241176578"/>
+      <w:bookmarkStart w:id="99" w:name="_Toc241216555"/>
       <w:r>
         <w:t>Figure 5.5: Execution evidence for FR4. The analysis view of the running platform after a synthetic noise image was submitted, showing the withheld diagnosis and the reason in place of any diagnostic content.</w:t>
       </w:r>
@@ -22496,7 +22505,7 @@
         <w:pStyle w:val="FigCaption"/>
         <w:spacing w:after="200"/>
       </w:pPr>
-      <w:bookmarkStart w:id="100" w:name="_Toc241176579"/>
+      <w:bookmarkStart w:id="100" w:name="_Toc241216556"/>
       <w:r>
         <w:t>Figure 5.6: Execution evidence for FR2, FR5 and FR6. The analysis view after a frontal radiograph was submitted, showing the predicted class, the original image and the lung restricted Grad-CAM overlay.</w:t>
       </w:r>
@@ -22507,7 +22516,7 @@
         <w:pStyle w:val="Heading1"/>
         <w:pageBreakBefore/>
       </w:pPr>
-      <w:bookmarkStart w:id="101" w:name="_Toc241176557"/>
+      <w:bookmarkStart w:id="101" w:name="_Toc241216534"/>
       <w:r>
         <w:lastRenderedPageBreak/>
         <w:t>6 DISCUSSION AND CONCLUSIONS</w:t>
@@ -22518,7 +22527,7 @@
       <w:pPr>
         <w:pStyle w:val="Heading2"/>
       </w:pPr>
-      <w:bookmarkStart w:id="102" w:name="_Toc241176558"/>
+      <w:bookmarkStart w:id="102" w:name="_Toc241216535"/>
       <w:r>
         <w:t>6.1 Discussion of the findings</w:t>
       </w:r>
@@ -22542,7 +22551,7 @@
       <w:pPr>
         <w:pStyle w:val="Heading2"/>
       </w:pPr>
-      <w:bookmarkStart w:id="103" w:name="_Toc241176559"/>
+      <w:bookmarkStart w:id="103" w:name="_Toc241216536"/>
       <w:r>
         <w:t>6.2 Achievement of the research objectives</w:t>
       </w:r>
@@ -22553,10 +22562,10 @@
         <w:jc w:val="both"/>
       </w:pPr>
       <w:r>
-        <w:t>Each objective is assessed against the evidence of Section 5 rather than against intention. RO1 was accomplished through the review of Section 3, evidenced by every later design decision tracing to one of the nine derived requirements. RO2 was accomplished by training three architectures on one shared split and reporting the per class breakdown the literature generally omits. RO3 was verified behaviourally by T2, T3 and T4. RO4 divides: detection was accomplished within the far regime only, and the explanat</w:t>
-      </w:r>
-      <w:r>
-        <w:t>ion was examined qualitatively.</w:t>
+        <w:t>Each objective is assessed against the evidence of Section 5 rather than against intention, and Table 6.1 records that assessment objective by objective. RO1 was accomplished through the review of Section 3, evidenced by every later design decision tracing to one of the nine derived requirements. RO2 was accomplished by training three architectures on one shared split and reporting the per class breakdown the literature generally omits. RO3 was verified behaviourally by T2, T3 and T4. RO4 divides: detection</w:t>
+      </w:r>
+      <w:r>
+        <w:t xml:space="preserve"> was accomplished within the far regime only, and the explanation was examined qualitatively.</w:t>
       </w:r>
     </w:p>
     <w:p>
@@ -22565,7 +22574,7 @@
         <w:keepNext/>
         <w:spacing w:before="200" w:after="80"/>
       </w:pPr>
-      <w:bookmarkStart w:id="104" w:name="_Toc241176594"/>
+      <w:bookmarkStart w:id="104" w:name="_Toc241216571"/>
       <w:r>
         <w:lastRenderedPageBreak/>
         <w:t>Table 6.1: Objective achievement against reported evidence.</w:t>
@@ -23027,7 +23036,7 @@
       <w:pPr>
         <w:pStyle w:val="Heading2"/>
       </w:pPr>
-      <w:bookmarkStart w:id="105" w:name="_Toc241176560"/>
+      <w:bookmarkStart w:id="105" w:name="_Toc241216537"/>
       <w:r>
         <w:t>6.3 Limitations and threats to validity</w:t>
       </w:r>
@@ -23060,7 +23069,7 @@
       <w:pPr>
         <w:pStyle w:val="Heading2"/>
       </w:pPr>
-      <w:bookmarkStart w:id="106" w:name="_Toc241176561"/>
+      <w:bookmarkStart w:id="106" w:name="_Toc241216538"/>
       <w:r>
         <w:t>6.4 Practical implications</w:t>
       </w:r>
@@ -23089,7 +23098,7 @@
       <w:pPr>
         <w:pStyle w:val="Heading2"/>
       </w:pPr>
-      <w:bookmarkStart w:id="107" w:name="_Toc241176562"/>
+      <w:bookmarkStart w:id="107" w:name="_Toc241216539"/>
       <w:r>
         <w:t>6.5 Recommendations for future work</w:t>
       </w:r>
@@ -23113,7 +23122,7 @@
       <w:pPr>
         <w:pStyle w:val="Heading2"/>
       </w:pPr>
-      <w:bookmarkStart w:id="108" w:name="_Toc241176563"/>
+      <w:bookmarkStart w:id="108" w:name="_Toc241216540"/>
       <w:r>
         <w:lastRenderedPageBreak/>
         <w:t>6.6 Conclusions</w:t>
@@ -23166,7 +23175,7 @@
         <w:pageBreakBefore/>
         <w:jc w:val="center"/>
       </w:pPr>
-      <w:bookmarkStart w:id="109" w:name="_Toc241176564"/>
+      <w:bookmarkStart w:id="109" w:name="_Toc241216541"/>
       <w:r>
         <w:lastRenderedPageBreak/>
         <w:t>REFERENCES</w:t>

--- a/final_thesis29002.docx
+++ b/final_thesis29002.docx
@@ -385,9 +385,8 @@
       <w:pPr>
         <w:pStyle w:val="Heading1"/>
         <w:pageBreakBefore/>
-        <w:jc w:val="center"/>
-      </w:pPr>
-      <w:bookmarkStart w:id="0" w:name="_Toc241216462"/>
+      </w:pPr>
+      <w:bookmarkStart w:id="0" w:name="_Toc241218983"/>
       <w:r>
         <w:lastRenderedPageBreak/>
         <w:t>DECLARATION</w:t>
@@ -478,9 +477,8 @@
       <w:pPr>
         <w:pStyle w:val="Heading1"/>
         <w:pageBreakBefore/>
-        <w:jc w:val="center"/>
-      </w:pPr>
-      <w:bookmarkStart w:id="1" w:name="_Toc241216463"/>
+      </w:pPr>
+      <w:bookmarkStart w:id="1" w:name="_Toc241218984"/>
       <w:r>
         <w:lastRenderedPageBreak/>
         <w:t>ACKNOWLEDGEMENT</w:t>
@@ -492,19 +490,15 @@
         <w:jc w:val="both"/>
       </w:pPr>
       <w:r>
-        <w:t>I would like to express my sincere gratitude to my supervisor for their guidance, patience, and constructive feedback throughout the course of this research. Their willingness to challenge assumptions and emphasize evidence over intuition played an important role in shaping this project at every stage. I am also deeply grateful to the academic staff of the Department of Computer Science at NSBM Green University for the knowledge, guidance, and support that contributed to making this research possible. I wou</w:t>
-      </w:r>
-      <w:r>
-        <w:t>ld also like to thank the assessment panel for their valuable time and effort in reviewing and evaluating this work. Finally, I extend my heartfelt thanks to my family and friends for their continuous encouragement, understanding, and support throughout the demanding months of this project. Any errors or shortcomings that remain in this thesis are solely my responsibility.</w:t>
+        <w:t>I would like to express my sincere gratitude to my supervisor for their guidance, patience, and constructive feedback throughout the course of this research. Their willingness to challenge assumptions and emphasize evidence over intuition played an important role in shaping this project at every stage. I am also deeply grateful to the academic staff of the Department of Computer Science at NSBM Green University for the knowledge, guidance, and support that contributed to making this research possible. I would also like to thank the assessment panel for their valuable time and effort in reviewing and evaluating this work. Finally, I extend my heartfelt thanks to my family and friends for their continuous encouragement, understanding, and support throughout the demanding months of this project. Any errors or shortcomings that remain in this thesis are solely my responsibility.</w:t>
       </w:r>
     </w:p>
     <w:p>
       <w:pPr>
         <w:pStyle w:val="Heading1"/>
         <w:pageBreakBefore/>
-        <w:jc w:val="center"/>
-      </w:pPr>
-      <w:bookmarkStart w:id="2" w:name="_Toc241216464"/>
+      </w:pPr>
+      <w:bookmarkStart w:id="2" w:name="_Toc241218985"/>
       <w:r>
         <w:lastRenderedPageBreak/>
         <w:t>ABSTRACT</w:t>
@@ -516,16 +510,7 @@
         <w:jc w:val="both"/>
       </w:pPr>
       <w:r>
-        <w:t>Chest radiography is the first line investigation for suspected pneumonia, but interpretation is difficult because the appearances of COVID-19, bacterial and viral pneumonia overlap and radiologist availability is uneven. Two weaknesses recur in reported systems. Most are binary, so they cannot support the antibiotic decision, which depends on separating subtypes, and, more seriously, softmax is a closed world function that redistributes probability across its trained classes for every input, so an image th</w:t>
-      </w:r>
-      <w:r>
-        <w:t>at is not a chest radiograph still receives a confident label. This thesis designs and evaluates an explainable framework for four class chest radiograph classification into Normal, COVID-19, bacterial and viral pneumonia, aware of inputs outside its training distribution and delivered as a working decision support platform. DenseNet121, EfficientNetV2B3 and EfficientNetV2S were fine tuned by two stage transfer learning on a stratified split of 9,209 radiographs and evaluated on a held out test set of 1,382</w:t>
-      </w:r>
-      <w:r>
-        <w:t xml:space="preserve"> images. A post hoc safeguard was added without retraining, combining a Mahalanobis distance in the penultimate feature space with energy and maximum softmax signals, while Grad-CAM explanations were computed from pre softmax logits, restricted to an estimated lung field and reported with the unmasked in lung attention fraction. DenseNet121 reached 85.31 per cent test accuracy, EfficientNetV2B3 84.30 per cent and EfficientNetV2S 80.54 per cent, and between 69 and 76 per cent of the errors of every model wer</w:t>
-      </w:r>
-      <w:r>
-        <w:t>e bacterial and viral confusions. The safeguard retained 92.5 per cent of held out genuine scans while flagging every image of a synthetic far probe, with a Mahalanobis AUROC of 1.000 against 0.539 for energy, showing that the usable signal lies in feature space rather than output confidence. The lung restricted explanations fell on the regions clinically associated with each class, and the share of attention inside the lung field is disclosed per scan.</w:t>
+        <w:t>Chest radiography is the first line investigation for suspected pneumonia, but interpretation is difficult because the appearances of COVID-19, bacterial and viral pneumonia overlap and radiologist availability is uneven. Two weaknesses recur in reported systems. Most are binary, so they cannot support the antibiotic decision, which depends on separating subtypes, and, more seriously, softmax is a closed world function that redistributes probability across its trained classes for every input, so an image that is not a chest radiograph still receives a confident label. This thesis designs and evaluates an explainable framework for four class chest radiograph classification into Normal, COVID-19, bacterial and viral pneumonia, aware of inputs outside its training distribution and delivered as a working decision support platform. DenseNet121, EfficientNetV2B3 and EfficientNetV2S were fine tuned by two stage transfer learning on a stratified split of 9,209 radiographs and evaluated on a held out test set of 1,382 images. A post hoc safeguard was added without retraining, combining a Mahalanobis distance in the penultimate feature space with energy and maximum softmax signals, while Grad-CAM explanations were computed from pre softmax logits, restricted to an estimated lung field and reported with the unmasked in lung attention fraction. DenseNet121 reached 85.31 per cent test accuracy, EfficientNetV2B3 84.30 per cent and EfficientNetV2S 80.54 per cent, and between 69 and 76 per cent of the errors of every model were bacterial and viral confusions. The safeguard retained 92.5 per cent of held out genuine scans while flagging every image of a synthetic far probe, with a Mahalanobis AUROC of 1.000 against 0.539 for energy, showing that the usable signal lies in feature space rather than output confidence. The lung restricted explanations fell on the regions clinically associated with each class, and the share of attention inside the lung field is disclosed per scan.</w:t>
       </w:r>
     </w:p>
     <w:p>
@@ -540,9 +525,8 @@
       <w:pPr>
         <w:pStyle w:val="Heading1"/>
         <w:pageBreakBefore/>
-        <w:jc w:val="center"/>
-      </w:pPr>
-      <w:bookmarkStart w:id="3" w:name="_Toc241216465"/>
+      </w:pPr>
+      <w:bookmarkStart w:id="3" w:name="_Toc241218986"/>
       <w:r>
         <w:lastRenderedPageBreak/>
         <w:t>TABLE OF CONTENTS</w:t>
@@ -572,7 +556,7 @@
       <w:r>
         <w:fldChar w:fldCharType="separate"/>
       </w:r>
-      <w:hyperlink w:anchor="_Toc241216462" w:history="1">
+      <w:hyperlink w:anchor="_Toc241218983" w:history="1">
         <w:r>
           <w:rPr>
             <w:rStyle w:val="Hyperlink"/>
@@ -599,7 +583,7 @@
             <w:noProof/>
             <w:webHidden/>
           </w:rPr>
-          <w:instrText xml:space="preserve"> PAGEREF _Toc241216462 \h </w:instrText>
+          <w:instrText xml:space="preserve"> PAGEREF _Toc241218983 \h </w:instrText>
         </w:r>
         <w:r>
           <w:rPr>
@@ -644,7 +628,7 @@
           <w14:ligatures w14:val="standardContextual"/>
         </w:rPr>
       </w:pPr>
-      <w:hyperlink w:anchor="_Toc241216463" w:history="1">
+      <w:hyperlink w:anchor="_Toc241218984" w:history="1">
         <w:r>
           <w:rPr>
             <w:rStyle w:val="Hyperlink"/>
@@ -671,7 +655,7 @@
             <w:noProof/>
             <w:webHidden/>
           </w:rPr>
-          <w:instrText xml:space="preserve"> PAGEREF _Toc241216463 \h </w:instrText>
+          <w:instrText xml:space="preserve"> PAGEREF _Toc241218984 \h </w:instrText>
         </w:r>
         <w:r>
           <w:rPr>
@@ -716,7 +700,7 @@
           <w14:ligatures w14:val="standardContextual"/>
         </w:rPr>
       </w:pPr>
-      <w:hyperlink w:anchor="_Toc241216464" w:history="1">
+      <w:hyperlink w:anchor="_Toc241218985" w:history="1">
         <w:r>
           <w:rPr>
             <w:rStyle w:val="Hyperlink"/>
@@ -743,7 +727,7 @@
             <w:noProof/>
             <w:webHidden/>
           </w:rPr>
-          <w:instrText xml:space="preserve"> PAGEREF _Toc241216464 \h </w:instrText>
+          <w:instrText xml:space="preserve"> PAGEREF _Toc241218985 \h </w:instrText>
         </w:r>
         <w:r>
           <w:rPr>
@@ -788,7 +772,7 @@
           <w14:ligatures w14:val="standardContextual"/>
         </w:rPr>
       </w:pPr>
-      <w:hyperlink w:anchor="_Toc241216465" w:history="1">
+      <w:hyperlink w:anchor="_Toc241218986" w:history="1">
         <w:r>
           <w:rPr>
             <w:rStyle w:val="Hyperlink"/>
@@ -815,7 +799,7 @@
             <w:noProof/>
             <w:webHidden/>
           </w:rPr>
-          <w:instrText xml:space="preserve"> PAGEREF _Toc241216465 \h </w:instrText>
+          <w:instrText xml:space="preserve"> PAGEREF _Toc241218986 \h </w:instrText>
         </w:r>
         <w:r>
           <w:rPr>
@@ -860,7 +844,7 @@
           <w14:ligatures w14:val="standardContextual"/>
         </w:rPr>
       </w:pPr>
-      <w:hyperlink w:anchor="_Toc241216466" w:history="1">
+      <w:hyperlink w:anchor="_Toc241218987" w:history="1">
         <w:r>
           <w:rPr>
             <w:rStyle w:val="Hyperlink"/>
@@ -887,7 +871,7 @@
             <w:noProof/>
             <w:webHidden/>
           </w:rPr>
-          <w:instrText xml:space="preserve"> PAGEREF _Toc241216466 \h </w:instrText>
+          <w:instrText xml:space="preserve"> PAGEREF _Toc241218987 \h </w:instrText>
         </w:r>
         <w:r>
           <w:rPr>
@@ -932,7 +916,7 @@
           <w14:ligatures w14:val="standardContextual"/>
         </w:rPr>
       </w:pPr>
-      <w:hyperlink w:anchor="_Toc241216467" w:history="1">
+      <w:hyperlink w:anchor="_Toc241218988" w:history="1">
         <w:r>
           <w:rPr>
             <w:rStyle w:val="Hyperlink"/>
@@ -959,7 +943,7 @@
             <w:noProof/>
             <w:webHidden/>
           </w:rPr>
-          <w:instrText xml:space="preserve"> PAGEREF _Toc241216467 \h </w:instrText>
+          <w:instrText xml:space="preserve"> PAGEREF _Toc241218988 \h </w:instrText>
         </w:r>
         <w:r>
           <w:rPr>
@@ -979,7 +963,7 @@
             <w:noProof/>
             <w:webHidden/>
           </w:rPr>
-          <w:t>ix</w:t>
+          <w:t>x</w:t>
         </w:r>
         <w:r>
           <w:rPr>
@@ -1004,7 +988,7 @@
           <w14:ligatures w14:val="standardContextual"/>
         </w:rPr>
       </w:pPr>
-      <w:hyperlink w:anchor="_Toc241216468" w:history="1">
+      <w:hyperlink w:anchor="_Toc241218989" w:history="1">
         <w:r>
           <w:rPr>
             <w:rStyle w:val="Hyperlink"/>
@@ -1031,7 +1015,7 @@
             <w:noProof/>
             <w:webHidden/>
           </w:rPr>
-          <w:instrText xml:space="preserve"> PAGEREF _Toc241216468 \h </w:instrText>
+          <w:instrText xml:space="preserve"> PAGEREF _Toc241218989 \h </w:instrText>
         </w:r>
         <w:r>
           <w:rPr>
@@ -1051,7 +1035,7 @@
             <w:noProof/>
             <w:webHidden/>
           </w:rPr>
-          <w:t>x</w:t>
+          <w:t>xi</w:t>
         </w:r>
         <w:r>
           <w:rPr>
@@ -1076,7 +1060,7 @@
           <w14:ligatures w14:val="standardContextual"/>
         </w:rPr>
       </w:pPr>
-      <w:hyperlink w:anchor="_Toc241216469" w:history="1">
+      <w:hyperlink w:anchor="_Toc241218990" w:history="1">
         <w:r>
           <w:rPr>
             <w:rStyle w:val="Hyperlink"/>
@@ -1103,7 +1087,7 @@
             <w:noProof/>
             <w:webHidden/>
           </w:rPr>
-          <w:instrText xml:space="preserve"> PAGEREF _Toc241216469 \h </w:instrText>
+          <w:instrText xml:space="preserve"> PAGEREF _Toc241218990 \h </w:instrText>
         </w:r>
         <w:r>
           <w:rPr>
@@ -1148,7 +1132,7 @@
           <w14:ligatures w14:val="standardContextual"/>
         </w:rPr>
       </w:pPr>
-      <w:hyperlink w:anchor="_Toc241216470" w:history="1">
+      <w:hyperlink w:anchor="_Toc241218991" w:history="1">
         <w:r>
           <w:rPr>
             <w:rStyle w:val="Hyperlink"/>
@@ -1175,7 +1159,7 @@
             <w:noProof/>
             <w:webHidden/>
           </w:rPr>
-          <w:instrText xml:space="preserve"> PAGEREF _Toc241216470 \h </w:instrText>
+          <w:instrText xml:space="preserve"> PAGEREF _Toc241218991 \h </w:instrText>
         </w:r>
         <w:r>
           <w:rPr>
@@ -1220,7 +1204,7 @@
           <w14:ligatures w14:val="standardContextual"/>
         </w:rPr>
       </w:pPr>
-      <w:hyperlink w:anchor="_Toc241216471" w:history="1">
+      <w:hyperlink w:anchor="_Toc241218992" w:history="1">
         <w:r>
           <w:rPr>
             <w:rStyle w:val="Hyperlink"/>
@@ -1247,7 +1231,7 @@
             <w:noProof/>
             <w:webHidden/>
           </w:rPr>
-          <w:instrText xml:space="preserve"> PAGEREF _Toc241216471 \h </w:instrText>
+          <w:instrText xml:space="preserve"> PAGEREF _Toc241218992 \h </w:instrText>
         </w:r>
         <w:r>
           <w:rPr>
@@ -1292,7 +1276,7 @@
           <w14:ligatures w14:val="standardContextual"/>
         </w:rPr>
       </w:pPr>
-      <w:hyperlink w:anchor="_Toc241216472" w:history="1">
+      <w:hyperlink w:anchor="_Toc241218993" w:history="1">
         <w:r>
           <w:rPr>
             <w:rStyle w:val="Hyperlink"/>
@@ -1319,7 +1303,7 @@
             <w:noProof/>
             <w:webHidden/>
           </w:rPr>
-          <w:instrText xml:space="preserve"> PAGEREF _Toc241216472 \h </w:instrText>
+          <w:instrText xml:space="preserve"> PAGEREF _Toc241218993 \h </w:instrText>
         </w:r>
         <w:r>
           <w:rPr>
@@ -1364,7 +1348,7 @@
           <w14:ligatures w14:val="standardContextual"/>
         </w:rPr>
       </w:pPr>
-      <w:hyperlink w:anchor="_Toc241216473" w:history="1">
+      <w:hyperlink w:anchor="_Toc241218994" w:history="1">
         <w:r>
           <w:rPr>
             <w:rStyle w:val="Hyperlink"/>
@@ -1391,7 +1375,7 @@
             <w:noProof/>
             <w:webHidden/>
           </w:rPr>
-          <w:instrText xml:space="preserve"> PAGEREF _Toc241216473 \h </w:instrText>
+          <w:instrText xml:space="preserve"> PAGEREF _Toc241218994 \h </w:instrText>
         </w:r>
         <w:r>
           <w:rPr>
@@ -1436,7 +1420,7 @@
           <w14:ligatures w14:val="standardContextual"/>
         </w:rPr>
       </w:pPr>
-      <w:hyperlink w:anchor="_Toc241216474" w:history="1">
+      <w:hyperlink w:anchor="_Toc241218995" w:history="1">
         <w:r>
           <w:rPr>
             <w:rStyle w:val="Hyperlink"/>
@@ -1463,7 +1447,7 @@
             <w:noProof/>
             <w:webHidden/>
           </w:rPr>
-          <w:instrText xml:space="preserve"> PAGEREF _Toc241216474 \h </w:instrText>
+          <w:instrText xml:space="preserve"> PAGEREF _Toc241218995 \h </w:instrText>
         </w:r>
         <w:r>
           <w:rPr>
@@ -1508,7 +1492,7 @@
           <w14:ligatures w14:val="standardContextual"/>
         </w:rPr>
       </w:pPr>
-      <w:hyperlink w:anchor="_Toc241216475" w:history="1">
+      <w:hyperlink w:anchor="_Toc241218996" w:history="1">
         <w:r>
           <w:rPr>
             <w:rStyle w:val="Hyperlink"/>
@@ -1535,7 +1519,7 @@
             <w:noProof/>
             <w:webHidden/>
           </w:rPr>
-          <w:instrText xml:space="preserve"> PAGEREF _Toc241216475 \h </w:instrText>
+          <w:instrText xml:space="preserve"> PAGEREF _Toc241218996 \h </w:instrText>
         </w:r>
         <w:r>
           <w:rPr>
@@ -1580,7 +1564,7 @@
           <w14:ligatures w14:val="standardContextual"/>
         </w:rPr>
       </w:pPr>
-      <w:hyperlink w:anchor="_Toc241216476" w:history="1">
+      <w:hyperlink w:anchor="_Toc241218997" w:history="1">
         <w:r>
           <w:rPr>
             <w:rStyle w:val="Hyperlink"/>
@@ -1607,7 +1591,7 @@
             <w:noProof/>
             <w:webHidden/>
           </w:rPr>
-          <w:instrText xml:space="preserve"> PAGEREF _Toc241216476 \h </w:instrText>
+          <w:instrText xml:space="preserve"> PAGEREF _Toc241218997 \h </w:instrText>
         </w:r>
         <w:r>
           <w:rPr>
@@ -1652,7 +1636,7 @@
           <w14:ligatures w14:val="standardContextual"/>
         </w:rPr>
       </w:pPr>
-      <w:hyperlink w:anchor="_Toc241216477" w:history="1">
+      <w:hyperlink w:anchor="_Toc241218998" w:history="1">
         <w:r>
           <w:rPr>
             <w:rStyle w:val="Hyperlink"/>
@@ -1679,7 +1663,7 @@
             <w:noProof/>
             <w:webHidden/>
           </w:rPr>
-          <w:instrText xml:space="preserve"> PAGEREF _Toc241216477 \h </w:instrText>
+          <w:instrText xml:space="preserve"> PAGEREF _Toc241218998 \h </w:instrText>
         </w:r>
         <w:r>
           <w:rPr>
@@ -1724,7 +1708,7 @@
           <w14:ligatures w14:val="standardContextual"/>
         </w:rPr>
       </w:pPr>
-      <w:hyperlink w:anchor="_Toc241216478" w:history="1">
+      <w:hyperlink w:anchor="_Toc241218999" w:history="1">
         <w:r>
           <w:rPr>
             <w:rStyle w:val="Hyperlink"/>
@@ -1751,7 +1735,7 @@
             <w:noProof/>
             <w:webHidden/>
           </w:rPr>
-          <w:instrText xml:space="preserve"> PAGEREF _Toc241216478 \h </w:instrText>
+          <w:instrText xml:space="preserve"> PAGEREF _Toc241218999 \h </w:instrText>
         </w:r>
         <w:r>
           <w:rPr>
@@ -1796,7 +1780,7 @@
           <w14:ligatures w14:val="standardContextual"/>
         </w:rPr>
       </w:pPr>
-      <w:hyperlink w:anchor="_Toc241216479" w:history="1">
+      <w:hyperlink w:anchor="_Toc241219000" w:history="1">
         <w:r>
           <w:rPr>
             <w:rStyle w:val="Hyperlink"/>
@@ -1823,7 +1807,7 @@
             <w:noProof/>
             <w:webHidden/>
           </w:rPr>
-          <w:instrText xml:space="preserve"> PAGEREF _Toc241216479 \h </w:instrText>
+          <w:instrText xml:space="preserve"> PAGEREF _Toc241219000 \h </w:instrText>
         </w:r>
         <w:r>
           <w:rPr>
@@ -1868,7 +1852,7 @@
           <w14:ligatures w14:val="standardContextual"/>
         </w:rPr>
       </w:pPr>
-      <w:hyperlink w:anchor="_Toc241216480" w:history="1">
+      <w:hyperlink w:anchor="_Toc241219001" w:history="1">
         <w:r>
           <w:rPr>
             <w:rStyle w:val="Hyperlink"/>
@@ -1895,7 +1879,7 @@
             <w:noProof/>
             <w:webHidden/>
           </w:rPr>
-          <w:instrText xml:space="preserve"> PAGEREF _Toc241216480 \h </w:instrText>
+          <w:instrText xml:space="preserve"> PAGEREF _Toc241219001 \h </w:instrText>
         </w:r>
         <w:r>
           <w:rPr>
@@ -1940,7 +1924,7 @@
           <w14:ligatures w14:val="standardContextual"/>
         </w:rPr>
       </w:pPr>
-      <w:hyperlink w:anchor="_Toc241216481" w:history="1">
+      <w:hyperlink w:anchor="_Toc241219002" w:history="1">
         <w:r>
           <w:rPr>
             <w:rStyle w:val="Hyperlink"/>
@@ -1967,7 +1951,7 @@
             <w:noProof/>
             <w:webHidden/>
           </w:rPr>
-          <w:instrText xml:space="preserve"> PAGEREF _Toc241216481 \h </w:instrText>
+          <w:instrText xml:space="preserve"> PAGEREF _Toc241219002 \h </w:instrText>
         </w:r>
         <w:r>
           <w:rPr>
@@ -2012,7 +1996,7 @@
           <w14:ligatures w14:val="standardContextual"/>
         </w:rPr>
       </w:pPr>
-      <w:hyperlink w:anchor="_Toc241216482" w:history="1">
+      <w:hyperlink w:anchor="_Toc241219003" w:history="1">
         <w:r>
           <w:rPr>
             <w:rStyle w:val="Hyperlink"/>
@@ -2039,7 +2023,7 @@
             <w:noProof/>
             <w:webHidden/>
           </w:rPr>
-          <w:instrText xml:space="preserve"> PAGEREF _Toc241216482 \h </w:instrText>
+          <w:instrText xml:space="preserve"> PAGEREF _Toc241219003 \h </w:instrText>
         </w:r>
         <w:r>
           <w:rPr>
@@ -2084,7 +2068,7 @@
           <w14:ligatures w14:val="standardContextual"/>
         </w:rPr>
       </w:pPr>
-      <w:hyperlink w:anchor="_Toc241216483" w:history="1">
+      <w:hyperlink w:anchor="_Toc241219004" w:history="1">
         <w:r>
           <w:rPr>
             <w:rStyle w:val="Hyperlink"/>
@@ -2111,7 +2095,7 @@
             <w:noProof/>
             <w:webHidden/>
           </w:rPr>
-          <w:instrText xml:space="preserve"> PAGEREF _Toc241216483 \h </w:instrText>
+          <w:instrText xml:space="preserve"> PAGEREF _Toc241219004 \h </w:instrText>
         </w:r>
         <w:r>
           <w:rPr>
@@ -2156,7 +2140,7 @@
           <w14:ligatures w14:val="standardContextual"/>
         </w:rPr>
       </w:pPr>
-      <w:hyperlink w:anchor="_Toc241216484" w:history="1">
+      <w:hyperlink w:anchor="_Toc241219005" w:history="1">
         <w:r>
           <w:rPr>
             <w:rStyle w:val="Hyperlink"/>
@@ -2183,7 +2167,7 @@
             <w:noProof/>
             <w:webHidden/>
           </w:rPr>
-          <w:instrText xml:space="preserve"> PAGEREF _Toc241216484 \h </w:instrText>
+          <w:instrText xml:space="preserve"> PAGEREF _Toc241219005 \h </w:instrText>
         </w:r>
         <w:r>
           <w:rPr>
@@ -2228,7 +2212,7 @@
           <w14:ligatures w14:val="standardContextual"/>
         </w:rPr>
       </w:pPr>
-      <w:hyperlink w:anchor="_Toc241216485" w:history="1">
+      <w:hyperlink w:anchor="_Toc241219006" w:history="1">
         <w:r>
           <w:rPr>
             <w:rStyle w:val="Hyperlink"/>
@@ -2255,7 +2239,7 @@
             <w:noProof/>
             <w:webHidden/>
           </w:rPr>
-          <w:instrText xml:space="preserve"> PAGEREF _Toc241216485 \h </w:instrText>
+          <w:instrText xml:space="preserve"> PAGEREF _Toc241219006 \h </w:instrText>
         </w:r>
         <w:r>
           <w:rPr>
@@ -2300,7 +2284,7 @@
           <w14:ligatures w14:val="standardContextual"/>
         </w:rPr>
       </w:pPr>
-      <w:hyperlink w:anchor="_Toc241216486" w:history="1">
+      <w:hyperlink w:anchor="_Toc241219007" w:history="1">
         <w:r>
           <w:rPr>
             <w:rStyle w:val="Hyperlink"/>
@@ -2327,7 +2311,7 @@
             <w:noProof/>
             <w:webHidden/>
           </w:rPr>
-          <w:instrText xml:space="preserve"> PAGEREF _Toc241216486 \h </w:instrText>
+          <w:instrText xml:space="preserve"> PAGEREF _Toc241219007 \h </w:instrText>
         </w:r>
         <w:r>
           <w:rPr>
@@ -2372,7 +2356,7 @@
           <w14:ligatures w14:val="standardContextual"/>
         </w:rPr>
       </w:pPr>
-      <w:hyperlink w:anchor="_Toc241216487" w:history="1">
+      <w:hyperlink w:anchor="_Toc241219008" w:history="1">
         <w:r>
           <w:rPr>
             <w:rStyle w:val="Hyperlink"/>
@@ -2399,7 +2383,7 @@
             <w:noProof/>
             <w:webHidden/>
           </w:rPr>
-          <w:instrText xml:space="preserve"> PAGEREF _Toc241216487 \h </w:instrText>
+          <w:instrText xml:space="preserve"> PAGEREF _Toc241219008 \h </w:instrText>
         </w:r>
         <w:r>
           <w:rPr>
@@ -2444,7 +2428,7 @@
           <w14:ligatures w14:val="standardContextual"/>
         </w:rPr>
       </w:pPr>
-      <w:hyperlink w:anchor="_Toc241216488" w:history="1">
+      <w:hyperlink w:anchor="_Toc241219009" w:history="1">
         <w:r>
           <w:rPr>
             <w:rStyle w:val="Hyperlink"/>
@@ -2471,7 +2455,7 @@
             <w:noProof/>
             <w:webHidden/>
           </w:rPr>
-          <w:instrText xml:space="preserve"> PAGEREF _Toc241216488 \h </w:instrText>
+          <w:instrText xml:space="preserve"> PAGEREF _Toc241219009 \h </w:instrText>
         </w:r>
         <w:r>
           <w:rPr>
@@ -2516,7 +2500,7 @@
           <w14:ligatures w14:val="standardContextual"/>
         </w:rPr>
       </w:pPr>
-      <w:hyperlink w:anchor="_Toc241216489" w:history="1">
+      <w:hyperlink w:anchor="_Toc241219010" w:history="1">
         <w:r>
           <w:rPr>
             <w:rStyle w:val="Hyperlink"/>
@@ -2543,7 +2527,7 @@
             <w:noProof/>
             <w:webHidden/>
           </w:rPr>
-          <w:instrText xml:space="preserve"> PAGEREF _Toc241216489 \h </w:instrText>
+          <w:instrText xml:space="preserve"> PAGEREF _Toc241219010 \h </w:instrText>
         </w:r>
         <w:r>
           <w:rPr>
@@ -2588,7 +2572,7 @@
           <w14:ligatures w14:val="standardContextual"/>
         </w:rPr>
       </w:pPr>
-      <w:hyperlink w:anchor="_Toc241216490" w:history="1">
+      <w:hyperlink w:anchor="_Toc241219011" w:history="1">
         <w:r>
           <w:rPr>
             <w:rStyle w:val="Hyperlink"/>
@@ -2615,7 +2599,7 @@
             <w:noProof/>
             <w:webHidden/>
           </w:rPr>
-          <w:instrText xml:space="preserve"> PAGEREF _Toc241216490 \h </w:instrText>
+          <w:instrText xml:space="preserve"> PAGEREF _Toc241219011 \h </w:instrText>
         </w:r>
         <w:r>
           <w:rPr>
@@ -2660,7 +2644,7 @@
           <w14:ligatures w14:val="standardContextual"/>
         </w:rPr>
       </w:pPr>
-      <w:hyperlink w:anchor="_Toc241216491" w:history="1">
+      <w:hyperlink w:anchor="_Toc241219012" w:history="1">
         <w:r>
           <w:rPr>
             <w:rStyle w:val="Hyperlink"/>
@@ -2687,7 +2671,7 @@
             <w:noProof/>
             <w:webHidden/>
           </w:rPr>
-          <w:instrText xml:space="preserve"> PAGEREF _Toc241216491 \h </w:instrText>
+          <w:instrText xml:space="preserve"> PAGEREF _Toc241219012 \h </w:instrText>
         </w:r>
         <w:r>
           <w:rPr>
@@ -2732,7 +2716,7 @@
           <w14:ligatures w14:val="standardContextual"/>
         </w:rPr>
       </w:pPr>
-      <w:hyperlink w:anchor="_Toc241216492" w:history="1">
+      <w:hyperlink w:anchor="_Toc241219013" w:history="1">
         <w:r>
           <w:rPr>
             <w:rStyle w:val="Hyperlink"/>
@@ -2759,7 +2743,7 @@
             <w:noProof/>
             <w:webHidden/>
           </w:rPr>
-          <w:instrText xml:space="preserve"> PAGEREF _Toc241216492 \h </w:instrText>
+          <w:instrText xml:space="preserve"> PAGEREF _Toc241219013 \h </w:instrText>
         </w:r>
         <w:r>
           <w:rPr>
@@ -2804,7 +2788,7 @@
           <w14:ligatures w14:val="standardContextual"/>
         </w:rPr>
       </w:pPr>
-      <w:hyperlink w:anchor="_Toc241216493" w:history="1">
+      <w:hyperlink w:anchor="_Toc241219014" w:history="1">
         <w:r>
           <w:rPr>
             <w:rStyle w:val="Hyperlink"/>
@@ -2831,7 +2815,7 @@
             <w:noProof/>
             <w:webHidden/>
           </w:rPr>
-          <w:instrText xml:space="preserve"> PAGEREF _Toc241216493 \h </w:instrText>
+          <w:instrText xml:space="preserve"> PAGEREF _Toc241219014 \h </w:instrText>
         </w:r>
         <w:r>
           <w:rPr>
@@ -2876,7 +2860,7 @@
           <w14:ligatures w14:val="standardContextual"/>
         </w:rPr>
       </w:pPr>
-      <w:hyperlink w:anchor="_Toc241216494" w:history="1">
+      <w:hyperlink w:anchor="_Toc241219015" w:history="1">
         <w:r>
           <w:rPr>
             <w:rStyle w:val="Hyperlink"/>
@@ -2903,7 +2887,7 @@
             <w:noProof/>
             <w:webHidden/>
           </w:rPr>
-          <w:instrText xml:space="preserve"> PAGEREF _Toc241216494 \h </w:instrText>
+          <w:instrText xml:space="preserve"> PAGEREF _Toc241219015 \h </w:instrText>
         </w:r>
         <w:r>
           <w:rPr>
@@ -2948,7 +2932,7 @@
           <w14:ligatures w14:val="standardContextual"/>
         </w:rPr>
       </w:pPr>
-      <w:hyperlink w:anchor="_Toc241216495" w:history="1">
+      <w:hyperlink w:anchor="_Toc241219016" w:history="1">
         <w:r>
           <w:rPr>
             <w:rStyle w:val="Hyperlink"/>
@@ -2975,7 +2959,7 @@
             <w:noProof/>
             <w:webHidden/>
           </w:rPr>
-          <w:instrText xml:space="preserve"> PAGEREF _Toc241216495 \h </w:instrText>
+          <w:instrText xml:space="preserve"> PAGEREF _Toc241219016 \h </w:instrText>
         </w:r>
         <w:r>
           <w:rPr>
@@ -3020,7 +3004,7 @@
           <w14:ligatures w14:val="standardContextual"/>
         </w:rPr>
       </w:pPr>
-      <w:hyperlink w:anchor="_Toc241216496" w:history="1">
+      <w:hyperlink w:anchor="_Toc241219017" w:history="1">
         <w:r>
           <w:rPr>
             <w:rStyle w:val="Hyperlink"/>
@@ -3047,7 +3031,7 @@
             <w:noProof/>
             <w:webHidden/>
           </w:rPr>
-          <w:instrText xml:space="preserve"> PAGEREF _Toc241216496 \h </w:instrText>
+          <w:instrText xml:space="preserve"> PAGEREF _Toc241219017 \h </w:instrText>
         </w:r>
         <w:r>
           <w:rPr>
@@ -3092,7 +3076,7 @@
           <w14:ligatures w14:val="standardContextual"/>
         </w:rPr>
       </w:pPr>
-      <w:hyperlink w:anchor="_Toc241216497" w:history="1">
+      <w:hyperlink w:anchor="_Toc241219018" w:history="1">
         <w:r>
           <w:rPr>
             <w:rStyle w:val="Hyperlink"/>
@@ -3119,7 +3103,7 @@
             <w:noProof/>
             <w:webHidden/>
           </w:rPr>
-          <w:instrText xml:space="preserve"> PAGEREF _Toc241216497 \h </w:instrText>
+          <w:instrText xml:space="preserve"> PAGEREF _Toc241219018 \h </w:instrText>
         </w:r>
         <w:r>
           <w:rPr>
@@ -3164,7 +3148,7 @@
           <w14:ligatures w14:val="standardContextual"/>
         </w:rPr>
       </w:pPr>
-      <w:hyperlink w:anchor="_Toc241216498" w:history="1">
+      <w:hyperlink w:anchor="_Toc241219019" w:history="1">
         <w:r>
           <w:rPr>
             <w:rStyle w:val="Hyperlink"/>
@@ -3191,7 +3175,7 @@
             <w:noProof/>
             <w:webHidden/>
           </w:rPr>
-          <w:instrText xml:space="preserve"> PAGEREF _Toc241216498 \h </w:instrText>
+          <w:instrText xml:space="preserve"> PAGEREF _Toc241219019 \h </w:instrText>
         </w:r>
         <w:r>
           <w:rPr>
@@ -3236,7 +3220,7 @@
           <w14:ligatures w14:val="standardContextual"/>
         </w:rPr>
       </w:pPr>
-      <w:hyperlink w:anchor="_Toc241216499" w:history="1">
+      <w:hyperlink w:anchor="_Toc241219020" w:history="1">
         <w:r>
           <w:rPr>
             <w:rStyle w:val="Hyperlink"/>
@@ -3263,7 +3247,7 @@
             <w:noProof/>
             <w:webHidden/>
           </w:rPr>
-          <w:instrText xml:space="preserve"> PAGEREF _Toc241216499 \h </w:instrText>
+          <w:instrText xml:space="preserve"> PAGEREF _Toc241219020 \h </w:instrText>
         </w:r>
         <w:r>
           <w:rPr>
@@ -3308,7 +3292,7 @@
           <w14:ligatures w14:val="standardContextual"/>
         </w:rPr>
       </w:pPr>
-      <w:hyperlink w:anchor="_Toc241216500" w:history="1">
+      <w:hyperlink w:anchor="_Toc241219021" w:history="1">
         <w:r>
           <w:rPr>
             <w:rStyle w:val="Hyperlink"/>
@@ -3335,7 +3319,7 @@
             <w:noProof/>
             <w:webHidden/>
           </w:rPr>
-          <w:instrText xml:space="preserve"> PAGEREF _Toc241216500 \h </w:instrText>
+          <w:instrText xml:space="preserve"> PAGEREF _Toc241219021 \h </w:instrText>
         </w:r>
         <w:r>
           <w:rPr>
@@ -3380,7 +3364,7 @@
           <w14:ligatures w14:val="standardContextual"/>
         </w:rPr>
       </w:pPr>
-      <w:hyperlink w:anchor="_Toc241216501" w:history="1">
+      <w:hyperlink w:anchor="_Toc241219022" w:history="1">
         <w:r>
           <w:rPr>
             <w:rStyle w:val="Hyperlink"/>
@@ -3407,7 +3391,7 @@
             <w:noProof/>
             <w:webHidden/>
           </w:rPr>
-          <w:instrText xml:space="preserve"> PAGEREF _Toc241216501 \h </w:instrText>
+          <w:instrText xml:space="preserve"> PAGEREF _Toc241219022 \h </w:instrText>
         </w:r>
         <w:r>
           <w:rPr>
@@ -3452,7 +3436,7 @@
           <w14:ligatures w14:val="standardContextual"/>
         </w:rPr>
       </w:pPr>
-      <w:hyperlink w:anchor="_Toc241216502" w:history="1">
+      <w:hyperlink w:anchor="_Toc241219023" w:history="1">
         <w:r>
           <w:rPr>
             <w:rStyle w:val="Hyperlink"/>
@@ -3479,7 +3463,7 @@
             <w:noProof/>
             <w:webHidden/>
           </w:rPr>
-          <w:instrText xml:space="preserve"> PAGEREF _Toc241216502 \h </w:instrText>
+          <w:instrText xml:space="preserve"> PAGEREF _Toc241219023 \h </w:instrText>
         </w:r>
         <w:r>
           <w:rPr>
@@ -3524,7 +3508,7 @@
           <w14:ligatures w14:val="standardContextual"/>
         </w:rPr>
       </w:pPr>
-      <w:hyperlink w:anchor="_Toc241216503" w:history="1">
+      <w:hyperlink w:anchor="_Toc241219024" w:history="1">
         <w:r>
           <w:rPr>
             <w:rStyle w:val="Hyperlink"/>
@@ -3551,7 +3535,7 @@
             <w:noProof/>
             <w:webHidden/>
           </w:rPr>
-          <w:instrText xml:space="preserve"> PAGEREF _Toc241216503 \h </w:instrText>
+          <w:instrText xml:space="preserve"> PAGEREF _Toc241219024 \h </w:instrText>
         </w:r>
         <w:r>
           <w:rPr>
@@ -3596,7 +3580,7 @@
           <w14:ligatures w14:val="standardContextual"/>
         </w:rPr>
       </w:pPr>
-      <w:hyperlink w:anchor="_Toc241216504" w:history="1">
+      <w:hyperlink w:anchor="_Toc241219025" w:history="1">
         <w:r>
           <w:rPr>
             <w:rStyle w:val="Hyperlink"/>
@@ -3623,7 +3607,7 @@
             <w:noProof/>
             <w:webHidden/>
           </w:rPr>
-          <w:instrText xml:space="preserve"> PAGEREF _Toc241216504 \h </w:instrText>
+          <w:instrText xml:space="preserve"> PAGEREF _Toc241219025 \h </w:instrText>
         </w:r>
         <w:r>
           <w:rPr>
@@ -3668,7 +3652,7 @@
           <w14:ligatures w14:val="standardContextual"/>
         </w:rPr>
       </w:pPr>
-      <w:hyperlink w:anchor="_Toc241216505" w:history="1">
+      <w:hyperlink w:anchor="_Toc241219026" w:history="1">
         <w:r>
           <w:rPr>
             <w:rStyle w:val="Hyperlink"/>
@@ -3695,7 +3679,7 @@
             <w:noProof/>
             <w:webHidden/>
           </w:rPr>
-          <w:instrText xml:space="preserve"> PAGEREF _Toc241216505 \h </w:instrText>
+          <w:instrText xml:space="preserve"> PAGEREF _Toc241219026 \h </w:instrText>
         </w:r>
         <w:r>
           <w:rPr>
@@ -3740,7 +3724,7 @@
           <w14:ligatures w14:val="standardContextual"/>
         </w:rPr>
       </w:pPr>
-      <w:hyperlink w:anchor="_Toc241216506" w:history="1">
+      <w:hyperlink w:anchor="_Toc241219027" w:history="1">
         <w:r>
           <w:rPr>
             <w:rStyle w:val="Hyperlink"/>
@@ -3767,7 +3751,7 @@
             <w:noProof/>
             <w:webHidden/>
           </w:rPr>
-          <w:instrText xml:space="preserve"> PAGEREF _Toc241216506 \h </w:instrText>
+          <w:instrText xml:space="preserve"> PAGEREF _Toc241219027 \h </w:instrText>
         </w:r>
         <w:r>
           <w:rPr>
@@ -3812,7 +3796,7 @@
           <w14:ligatures w14:val="standardContextual"/>
         </w:rPr>
       </w:pPr>
-      <w:hyperlink w:anchor="_Toc241216507" w:history="1">
+      <w:hyperlink w:anchor="_Toc241219028" w:history="1">
         <w:r>
           <w:rPr>
             <w:rStyle w:val="Hyperlink"/>
@@ -3839,7 +3823,7 @@
             <w:noProof/>
             <w:webHidden/>
           </w:rPr>
-          <w:instrText xml:space="preserve"> PAGEREF _Toc241216507 \h </w:instrText>
+          <w:instrText xml:space="preserve"> PAGEREF _Toc241219028 \h </w:instrText>
         </w:r>
         <w:r>
           <w:rPr>
@@ -3884,7 +3868,7 @@
           <w14:ligatures w14:val="standardContextual"/>
         </w:rPr>
       </w:pPr>
-      <w:hyperlink w:anchor="_Toc241216508" w:history="1">
+      <w:hyperlink w:anchor="_Toc241219029" w:history="1">
         <w:r>
           <w:rPr>
             <w:rStyle w:val="Hyperlink"/>
@@ -3911,7 +3895,7 @@
             <w:noProof/>
             <w:webHidden/>
           </w:rPr>
-          <w:instrText xml:space="preserve"> PAGEREF _Toc241216508 \h </w:instrText>
+          <w:instrText xml:space="preserve"> PAGEREF _Toc241219029 \h </w:instrText>
         </w:r>
         <w:r>
           <w:rPr>
@@ -3956,7 +3940,7 @@
           <w14:ligatures w14:val="standardContextual"/>
         </w:rPr>
       </w:pPr>
-      <w:hyperlink w:anchor="_Toc241216509" w:history="1">
+      <w:hyperlink w:anchor="_Toc241219030" w:history="1">
         <w:r>
           <w:rPr>
             <w:rStyle w:val="Hyperlink"/>
@@ -3983,7 +3967,7 @@
             <w:noProof/>
             <w:webHidden/>
           </w:rPr>
-          <w:instrText xml:space="preserve"> PAGEREF _Toc241216509 \h </w:instrText>
+          <w:instrText xml:space="preserve"> PAGEREF _Toc241219030 \h </w:instrText>
         </w:r>
         <w:r>
           <w:rPr>
@@ -4028,7 +4012,7 @@
           <w14:ligatures w14:val="standardContextual"/>
         </w:rPr>
       </w:pPr>
-      <w:hyperlink w:anchor="_Toc241216510" w:history="1">
+      <w:hyperlink w:anchor="_Toc241219031" w:history="1">
         <w:r>
           <w:rPr>
             <w:rStyle w:val="Hyperlink"/>
@@ -4055,7 +4039,7 @@
             <w:noProof/>
             <w:webHidden/>
           </w:rPr>
-          <w:instrText xml:space="preserve"> PAGEREF _Toc241216510 \h </w:instrText>
+          <w:instrText xml:space="preserve"> PAGEREF _Toc241219031 \h </w:instrText>
         </w:r>
         <w:r>
           <w:rPr>
@@ -4100,7 +4084,7 @@
           <w14:ligatures w14:val="standardContextual"/>
         </w:rPr>
       </w:pPr>
-      <w:hyperlink w:anchor="_Toc241216511" w:history="1">
+      <w:hyperlink w:anchor="_Toc241219032" w:history="1">
         <w:r>
           <w:rPr>
             <w:rStyle w:val="Hyperlink"/>
@@ -4127,7 +4111,7 @@
             <w:noProof/>
             <w:webHidden/>
           </w:rPr>
-          <w:instrText xml:space="preserve"> PAGEREF _Toc241216511 \h </w:instrText>
+          <w:instrText xml:space="preserve"> PAGEREF _Toc241219032 \h </w:instrText>
         </w:r>
         <w:r>
           <w:rPr>
@@ -4172,7 +4156,7 @@
           <w14:ligatures w14:val="standardContextual"/>
         </w:rPr>
       </w:pPr>
-      <w:hyperlink w:anchor="_Toc241216512" w:history="1">
+      <w:hyperlink w:anchor="_Toc241219033" w:history="1">
         <w:r>
           <w:rPr>
             <w:rStyle w:val="Hyperlink"/>
@@ -4199,7 +4183,7 @@
             <w:noProof/>
             <w:webHidden/>
           </w:rPr>
-          <w:instrText xml:space="preserve"> PAGEREF _Toc241216512 \h </w:instrText>
+          <w:instrText xml:space="preserve"> PAGEREF _Toc241219033 \h </w:instrText>
         </w:r>
         <w:r>
           <w:rPr>
@@ -4244,7 +4228,7 @@
           <w14:ligatures w14:val="standardContextual"/>
         </w:rPr>
       </w:pPr>
-      <w:hyperlink w:anchor="_Toc241216513" w:history="1">
+      <w:hyperlink w:anchor="_Toc241219034" w:history="1">
         <w:r>
           <w:rPr>
             <w:rStyle w:val="Hyperlink"/>
@@ -4271,7 +4255,7 @@
             <w:noProof/>
             <w:webHidden/>
           </w:rPr>
-          <w:instrText xml:space="preserve"> PAGEREF _Toc241216513 \h </w:instrText>
+          <w:instrText xml:space="preserve"> PAGEREF _Toc241219034 \h </w:instrText>
         </w:r>
         <w:r>
           <w:rPr>
@@ -4316,7 +4300,7 @@
           <w14:ligatures w14:val="standardContextual"/>
         </w:rPr>
       </w:pPr>
-      <w:hyperlink w:anchor="_Toc241216514" w:history="1">
+      <w:hyperlink w:anchor="_Toc241219035" w:history="1">
         <w:r>
           <w:rPr>
             <w:rStyle w:val="Hyperlink"/>
@@ -4343,7 +4327,7 @@
             <w:noProof/>
             <w:webHidden/>
           </w:rPr>
-          <w:instrText xml:space="preserve"> PAGEREF _Toc241216514 \h </w:instrText>
+          <w:instrText xml:space="preserve"> PAGEREF _Toc241219035 \h </w:instrText>
         </w:r>
         <w:r>
           <w:rPr>
@@ -4363,7 +4347,7 @@
             <w:noProof/>
             <w:webHidden/>
           </w:rPr>
-          <w:t>18</w:t>
+          <w:t>17</w:t>
         </w:r>
         <w:r>
           <w:rPr>
@@ -4388,7 +4372,7 @@
           <w14:ligatures w14:val="standardContextual"/>
         </w:rPr>
       </w:pPr>
-      <w:hyperlink w:anchor="_Toc241216515" w:history="1">
+      <w:hyperlink w:anchor="_Toc241219036" w:history="1">
         <w:r>
           <w:rPr>
             <w:rStyle w:val="Hyperlink"/>
@@ -4415,7 +4399,7 @@
             <w:noProof/>
             <w:webHidden/>
           </w:rPr>
-          <w:instrText xml:space="preserve"> PAGEREF _Toc241216515 \h </w:instrText>
+          <w:instrText xml:space="preserve"> PAGEREF _Toc241219036 \h </w:instrText>
         </w:r>
         <w:r>
           <w:rPr>
@@ -4460,7 +4444,7 @@
           <w14:ligatures w14:val="standardContextual"/>
         </w:rPr>
       </w:pPr>
-      <w:hyperlink w:anchor="_Toc241216516" w:history="1">
+      <w:hyperlink w:anchor="_Toc241219037" w:history="1">
         <w:r>
           <w:rPr>
             <w:rStyle w:val="Hyperlink"/>
@@ -4487,7 +4471,7 @@
             <w:noProof/>
             <w:webHidden/>
           </w:rPr>
-          <w:instrText xml:space="preserve"> PAGEREF _Toc241216516 \h </w:instrText>
+          <w:instrText xml:space="preserve"> PAGEREF _Toc241219037 \h </w:instrText>
         </w:r>
         <w:r>
           <w:rPr>
@@ -4532,7 +4516,7 @@
           <w14:ligatures w14:val="standardContextual"/>
         </w:rPr>
       </w:pPr>
-      <w:hyperlink w:anchor="_Toc241216517" w:history="1">
+      <w:hyperlink w:anchor="_Toc241219038" w:history="1">
         <w:r>
           <w:rPr>
             <w:rStyle w:val="Hyperlink"/>
@@ -4559,7 +4543,7 @@
             <w:noProof/>
             <w:webHidden/>
           </w:rPr>
-          <w:instrText xml:space="preserve"> PAGEREF _Toc241216517 \h </w:instrText>
+          <w:instrText xml:space="preserve"> PAGEREF _Toc241219038 \h </w:instrText>
         </w:r>
         <w:r>
           <w:rPr>
@@ -4604,7 +4588,7 @@
           <w14:ligatures w14:val="standardContextual"/>
         </w:rPr>
       </w:pPr>
-      <w:hyperlink w:anchor="_Toc241216518" w:history="1">
+      <w:hyperlink w:anchor="_Toc241219039" w:history="1">
         <w:r>
           <w:rPr>
             <w:rStyle w:val="Hyperlink"/>
@@ -4631,7 +4615,7 @@
             <w:noProof/>
             <w:webHidden/>
           </w:rPr>
-          <w:instrText xml:space="preserve"> PAGEREF _Toc241216518 \h </w:instrText>
+          <w:instrText xml:space="preserve"> PAGEREF _Toc241219039 \h </w:instrText>
         </w:r>
         <w:r>
           <w:rPr>
@@ -4676,7 +4660,7 @@
           <w14:ligatures w14:val="standardContextual"/>
         </w:rPr>
       </w:pPr>
-      <w:hyperlink w:anchor="_Toc241216519" w:history="1">
+      <w:hyperlink w:anchor="_Toc241219040" w:history="1">
         <w:r>
           <w:rPr>
             <w:rStyle w:val="Hyperlink"/>
@@ -4703,7 +4687,7 @@
             <w:noProof/>
             <w:webHidden/>
           </w:rPr>
-          <w:instrText xml:space="preserve"> PAGEREF _Toc241216519 \h </w:instrText>
+          <w:instrText xml:space="preserve"> PAGEREF _Toc241219040 \h </w:instrText>
         </w:r>
         <w:r>
           <w:rPr>
@@ -4748,7 +4732,7 @@
           <w14:ligatures w14:val="standardContextual"/>
         </w:rPr>
       </w:pPr>
-      <w:hyperlink w:anchor="_Toc241216520" w:history="1">
+      <w:hyperlink w:anchor="_Toc241219041" w:history="1">
         <w:r>
           <w:rPr>
             <w:rStyle w:val="Hyperlink"/>
@@ -4775,7 +4759,7 @@
             <w:noProof/>
             <w:webHidden/>
           </w:rPr>
-          <w:instrText xml:space="preserve"> PAGEREF _Toc241216520 \h </w:instrText>
+          <w:instrText xml:space="preserve"> PAGEREF _Toc241219041 \h </w:instrText>
         </w:r>
         <w:r>
           <w:rPr>
@@ -4820,7 +4804,7 @@
           <w14:ligatures w14:val="standardContextual"/>
         </w:rPr>
       </w:pPr>
-      <w:hyperlink w:anchor="_Toc241216521" w:history="1">
+      <w:hyperlink w:anchor="_Toc241219042" w:history="1">
         <w:r>
           <w:rPr>
             <w:rStyle w:val="Hyperlink"/>
@@ -4847,7 +4831,7 @@
             <w:noProof/>
             <w:webHidden/>
           </w:rPr>
-          <w:instrText xml:space="preserve"> PAGEREF _Toc241216521 \h </w:instrText>
+          <w:instrText xml:space="preserve"> PAGEREF _Toc241219042 \h </w:instrText>
         </w:r>
         <w:r>
           <w:rPr>
@@ -4867,7 +4851,7 @@
             <w:noProof/>
             <w:webHidden/>
           </w:rPr>
-          <w:t>24</w:t>
+          <w:t>23</w:t>
         </w:r>
         <w:r>
           <w:rPr>
@@ -4892,7 +4876,7 @@
           <w14:ligatures w14:val="standardContextual"/>
         </w:rPr>
       </w:pPr>
-      <w:hyperlink w:anchor="_Toc241216522" w:history="1">
+      <w:hyperlink w:anchor="_Toc241219043" w:history="1">
         <w:r>
           <w:rPr>
             <w:rStyle w:val="Hyperlink"/>
@@ -4919,7 +4903,7 @@
             <w:noProof/>
             <w:webHidden/>
           </w:rPr>
-          <w:instrText xml:space="preserve"> PAGEREF _Toc241216522 \h </w:instrText>
+          <w:instrText xml:space="preserve"> PAGEREF _Toc241219043 \h </w:instrText>
         </w:r>
         <w:r>
           <w:rPr>
@@ -4964,7 +4948,7 @@
           <w14:ligatures w14:val="standardContextual"/>
         </w:rPr>
       </w:pPr>
-      <w:hyperlink w:anchor="_Toc241216523" w:history="1">
+      <w:hyperlink w:anchor="_Toc241219044" w:history="1">
         <w:r>
           <w:rPr>
             <w:rStyle w:val="Hyperlink"/>
@@ -4991,7 +4975,7 @@
             <w:noProof/>
             <w:webHidden/>
           </w:rPr>
-          <w:instrText xml:space="preserve"> PAGEREF _Toc241216523 \h </w:instrText>
+          <w:instrText xml:space="preserve"> PAGEREF _Toc241219044 \h </w:instrText>
         </w:r>
         <w:r>
           <w:rPr>
@@ -5036,7 +5020,7 @@
           <w14:ligatures w14:val="standardContextual"/>
         </w:rPr>
       </w:pPr>
-      <w:hyperlink w:anchor="_Toc241216524" w:history="1">
+      <w:hyperlink w:anchor="_Toc241219045" w:history="1">
         <w:r>
           <w:rPr>
             <w:rStyle w:val="Hyperlink"/>
@@ -5063,7 +5047,7 @@
             <w:noProof/>
             <w:webHidden/>
           </w:rPr>
-          <w:instrText xml:space="preserve"> PAGEREF _Toc241216524 \h </w:instrText>
+          <w:instrText xml:space="preserve"> PAGEREF _Toc241219045 \h </w:instrText>
         </w:r>
         <w:r>
           <w:rPr>
@@ -5108,7 +5092,7 @@
           <w14:ligatures w14:val="standardContextual"/>
         </w:rPr>
       </w:pPr>
-      <w:hyperlink w:anchor="_Toc241216525" w:history="1">
+      <w:hyperlink w:anchor="_Toc241219046" w:history="1">
         <w:r>
           <w:rPr>
             <w:rStyle w:val="Hyperlink"/>
@@ -5135,7 +5119,7 @@
             <w:noProof/>
             <w:webHidden/>
           </w:rPr>
-          <w:instrText xml:space="preserve"> PAGEREF _Toc241216525 \h </w:instrText>
+          <w:instrText xml:space="preserve"> PAGEREF _Toc241219046 \h </w:instrText>
         </w:r>
         <w:r>
           <w:rPr>
@@ -5180,7 +5164,7 @@
           <w14:ligatures w14:val="standardContextual"/>
         </w:rPr>
       </w:pPr>
-      <w:hyperlink w:anchor="_Toc241216526" w:history="1">
+      <w:hyperlink w:anchor="_Toc241219047" w:history="1">
         <w:r>
           <w:rPr>
             <w:rStyle w:val="Hyperlink"/>
@@ -5207,7 +5191,7 @@
             <w:noProof/>
             <w:webHidden/>
           </w:rPr>
-          <w:instrText xml:space="preserve"> PAGEREF _Toc241216526 \h </w:instrText>
+          <w:instrText xml:space="preserve"> PAGEREF _Toc241219047 \h </w:instrText>
         </w:r>
         <w:r>
           <w:rPr>
@@ -5227,7 +5211,7 @@
             <w:noProof/>
             <w:webHidden/>
           </w:rPr>
-          <w:t>29</w:t>
+          <w:t>28</w:t>
         </w:r>
         <w:r>
           <w:rPr>
@@ -5252,7 +5236,7 @@
           <w14:ligatures w14:val="standardContextual"/>
         </w:rPr>
       </w:pPr>
-      <w:hyperlink w:anchor="_Toc241216527" w:history="1">
+      <w:hyperlink w:anchor="_Toc241219048" w:history="1">
         <w:r>
           <w:rPr>
             <w:rStyle w:val="Hyperlink"/>
@@ -5279,7 +5263,7 @@
             <w:noProof/>
             <w:webHidden/>
           </w:rPr>
-          <w:instrText xml:space="preserve"> PAGEREF _Toc241216527 \h </w:instrText>
+          <w:instrText xml:space="preserve"> PAGEREF _Toc241219048 \h </w:instrText>
         </w:r>
         <w:r>
           <w:rPr>
@@ -5299,7 +5283,7 @@
             <w:noProof/>
             <w:webHidden/>
           </w:rPr>
-          <w:t>29</w:t>
+          <w:t>28</w:t>
         </w:r>
         <w:r>
           <w:rPr>
@@ -5324,7 +5308,7 @@
           <w14:ligatures w14:val="standardContextual"/>
         </w:rPr>
       </w:pPr>
-      <w:hyperlink w:anchor="_Toc241216528" w:history="1">
+      <w:hyperlink w:anchor="_Toc241219049" w:history="1">
         <w:r>
           <w:rPr>
             <w:rStyle w:val="Hyperlink"/>
@@ -5351,7 +5335,7 @@
             <w:noProof/>
             <w:webHidden/>
           </w:rPr>
-          <w:instrText xml:space="preserve"> PAGEREF _Toc241216528 \h </w:instrText>
+          <w:instrText xml:space="preserve"> PAGEREF _Toc241219049 \h </w:instrText>
         </w:r>
         <w:r>
           <w:rPr>
@@ -5371,7 +5355,7 @@
             <w:noProof/>
             <w:webHidden/>
           </w:rPr>
-          <w:t>29</w:t>
+          <w:t>28</w:t>
         </w:r>
         <w:r>
           <w:rPr>
@@ -5396,7 +5380,7 @@
           <w14:ligatures w14:val="standardContextual"/>
         </w:rPr>
       </w:pPr>
-      <w:hyperlink w:anchor="_Toc241216529" w:history="1">
+      <w:hyperlink w:anchor="_Toc241219050" w:history="1">
         <w:r>
           <w:rPr>
             <w:rStyle w:val="Hyperlink"/>
@@ -5423,7 +5407,7 @@
             <w:noProof/>
             <w:webHidden/>
           </w:rPr>
-          <w:instrText xml:space="preserve"> PAGEREF _Toc241216529 \h </w:instrText>
+          <w:instrText xml:space="preserve"> PAGEREF _Toc241219050 \h </w:instrText>
         </w:r>
         <w:r>
           <w:rPr>
@@ -5443,7 +5427,7 @@
             <w:noProof/>
             <w:webHidden/>
           </w:rPr>
-          <w:t>30</w:t>
+          <w:t>29</w:t>
         </w:r>
         <w:r>
           <w:rPr>
@@ -5468,7 +5452,7 @@
           <w14:ligatures w14:val="standardContextual"/>
         </w:rPr>
       </w:pPr>
-      <w:hyperlink w:anchor="_Toc241216530" w:history="1">
+      <w:hyperlink w:anchor="_Toc241219051" w:history="1">
         <w:r>
           <w:rPr>
             <w:rStyle w:val="Hyperlink"/>
@@ -5495,7 +5479,7 @@
             <w:noProof/>
             <w:webHidden/>
           </w:rPr>
-          <w:instrText xml:space="preserve"> PAGEREF _Toc241216530 \h </w:instrText>
+          <w:instrText xml:space="preserve"> PAGEREF _Toc241219051 \h </w:instrText>
         </w:r>
         <w:r>
           <w:rPr>
@@ -5515,7 +5499,7 @@
             <w:noProof/>
             <w:webHidden/>
           </w:rPr>
-          <w:t>31</w:t>
+          <w:t>30</w:t>
         </w:r>
         <w:r>
           <w:rPr>
@@ -5540,7 +5524,7 @@
           <w14:ligatures w14:val="standardContextual"/>
         </w:rPr>
       </w:pPr>
-      <w:hyperlink w:anchor="_Toc241216531" w:history="1">
+      <w:hyperlink w:anchor="_Toc241219052" w:history="1">
         <w:r>
           <w:rPr>
             <w:rStyle w:val="Hyperlink"/>
@@ -5567,7 +5551,7 @@
             <w:noProof/>
             <w:webHidden/>
           </w:rPr>
-          <w:instrText xml:space="preserve"> PAGEREF _Toc241216531 \h </w:instrText>
+          <w:instrText xml:space="preserve"> PAGEREF _Toc241219052 \h </w:instrText>
         </w:r>
         <w:r>
           <w:rPr>
@@ -5587,7 +5571,7 @@
             <w:noProof/>
             <w:webHidden/>
           </w:rPr>
-          <w:t>34</w:t>
+          <w:t>31</w:t>
         </w:r>
         <w:r>
           <w:rPr>
@@ -5612,7 +5596,7 @@
           <w14:ligatures w14:val="standardContextual"/>
         </w:rPr>
       </w:pPr>
-      <w:hyperlink w:anchor="_Toc241216532" w:history="1">
+      <w:hyperlink w:anchor="_Toc241219053" w:history="1">
         <w:r>
           <w:rPr>
             <w:rStyle w:val="Hyperlink"/>
@@ -5639,7 +5623,7 @@
             <w:noProof/>
             <w:webHidden/>
           </w:rPr>
-          <w:instrText xml:space="preserve"> PAGEREF _Toc241216532 \h </w:instrText>
+          <w:instrText xml:space="preserve"> PAGEREF _Toc241219053 \h </w:instrText>
         </w:r>
         <w:r>
           <w:rPr>
@@ -5659,7 +5643,7 @@
             <w:noProof/>
             <w:webHidden/>
           </w:rPr>
-          <w:t>34</w:t>
+          <w:t>31</w:t>
         </w:r>
         <w:r>
           <w:rPr>
@@ -5684,7 +5668,7 @@
           <w14:ligatures w14:val="standardContextual"/>
         </w:rPr>
       </w:pPr>
-      <w:hyperlink w:anchor="_Toc241216533" w:history="1">
+      <w:hyperlink w:anchor="_Toc241219054" w:history="1">
         <w:r>
           <w:rPr>
             <w:rStyle w:val="Hyperlink"/>
@@ -5711,7 +5695,7 @@
             <w:noProof/>
             <w:webHidden/>
           </w:rPr>
-          <w:instrText xml:space="preserve"> PAGEREF _Toc241216533 \h </w:instrText>
+          <w:instrText xml:space="preserve"> PAGEREF _Toc241219054 \h </w:instrText>
         </w:r>
         <w:r>
           <w:rPr>
@@ -5731,7 +5715,7 @@
             <w:noProof/>
             <w:webHidden/>
           </w:rPr>
-          <w:t>34</w:t>
+          <w:t>31</w:t>
         </w:r>
         <w:r>
           <w:rPr>
@@ -5756,7 +5740,7 @@
           <w14:ligatures w14:val="standardContextual"/>
         </w:rPr>
       </w:pPr>
-      <w:hyperlink w:anchor="_Toc241216534" w:history="1">
+      <w:hyperlink w:anchor="_Toc241219055" w:history="1">
         <w:r>
           <w:rPr>
             <w:rStyle w:val="Hyperlink"/>
@@ -5783,7 +5767,7 @@
             <w:noProof/>
             <w:webHidden/>
           </w:rPr>
-          <w:instrText xml:space="preserve"> PAGEREF _Toc241216534 \h </w:instrText>
+          <w:instrText xml:space="preserve"> PAGEREF _Toc241219055 \h </w:instrText>
         </w:r>
         <w:r>
           <w:rPr>
@@ -5803,7 +5787,7 @@
             <w:noProof/>
             <w:webHidden/>
           </w:rPr>
-          <w:t>37</w:t>
+          <w:t>34</w:t>
         </w:r>
         <w:r>
           <w:rPr>
@@ -5828,7 +5812,7 @@
           <w14:ligatures w14:val="standardContextual"/>
         </w:rPr>
       </w:pPr>
-      <w:hyperlink w:anchor="_Toc241216535" w:history="1">
+      <w:hyperlink w:anchor="_Toc241219056" w:history="1">
         <w:r>
           <w:rPr>
             <w:rStyle w:val="Hyperlink"/>
@@ -5855,7 +5839,7 @@
             <w:noProof/>
             <w:webHidden/>
           </w:rPr>
-          <w:instrText xml:space="preserve"> PAGEREF _Toc241216535 \h </w:instrText>
+          <w:instrText xml:space="preserve"> PAGEREF _Toc241219056 \h </w:instrText>
         </w:r>
         <w:r>
           <w:rPr>
@@ -5875,7 +5859,7 @@
             <w:noProof/>
             <w:webHidden/>
           </w:rPr>
-          <w:t>37</w:t>
+          <w:t>34</w:t>
         </w:r>
         <w:r>
           <w:rPr>
@@ -5900,7 +5884,7 @@
           <w14:ligatures w14:val="standardContextual"/>
         </w:rPr>
       </w:pPr>
-      <w:hyperlink w:anchor="_Toc241216536" w:history="1">
+      <w:hyperlink w:anchor="_Toc241219057" w:history="1">
         <w:r>
           <w:rPr>
             <w:rStyle w:val="Hyperlink"/>
@@ -5927,7 +5911,7 @@
             <w:noProof/>
             <w:webHidden/>
           </w:rPr>
-          <w:instrText xml:space="preserve"> PAGEREF _Toc241216536 \h </w:instrText>
+          <w:instrText xml:space="preserve"> PAGEREF _Toc241219057 \h </w:instrText>
         </w:r>
         <w:r>
           <w:rPr>
@@ -5947,7 +5931,7 @@
             <w:noProof/>
             <w:webHidden/>
           </w:rPr>
-          <w:t>37</w:t>
+          <w:t>34</w:t>
         </w:r>
         <w:r>
           <w:rPr>
@@ -5972,7 +5956,7 @@
           <w14:ligatures w14:val="standardContextual"/>
         </w:rPr>
       </w:pPr>
-      <w:hyperlink w:anchor="_Toc241216537" w:history="1">
+      <w:hyperlink w:anchor="_Toc241219058" w:history="1">
         <w:r>
           <w:rPr>
             <w:rStyle w:val="Hyperlink"/>
@@ -5999,7 +5983,7 @@
             <w:noProof/>
             <w:webHidden/>
           </w:rPr>
-          <w:instrText xml:space="preserve"> PAGEREF _Toc241216537 \h </w:instrText>
+          <w:instrText xml:space="preserve"> PAGEREF _Toc241219058 \h </w:instrText>
         </w:r>
         <w:r>
           <w:rPr>
@@ -6019,7 +6003,7 @@
             <w:noProof/>
             <w:webHidden/>
           </w:rPr>
-          <w:t>38</w:t>
+          <w:t>35</w:t>
         </w:r>
         <w:r>
           <w:rPr>
@@ -6044,7 +6028,7 @@
           <w14:ligatures w14:val="standardContextual"/>
         </w:rPr>
       </w:pPr>
-      <w:hyperlink w:anchor="_Toc241216538" w:history="1">
+      <w:hyperlink w:anchor="_Toc241219059" w:history="1">
         <w:r>
           <w:rPr>
             <w:rStyle w:val="Hyperlink"/>
@@ -6071,7 +6055,7 @@
             <w:noProof/>
             <w:webHidden/>
           </w:rPr>
-          <w:instrText xml:space="preserve"> PAGEREF _Toc241216538 \h </w:instrText>
+          <w:instrText xml:space="preserve"> PAGEREF _Toc241219059 \h </w:instrText>
         </w:r>
         <w:r>
           <w:rPr>
@@ -6091,7 +6075,7 @@
             <w:noProof/>
             <w:webHidden/>
           </w:rPr>
-          <w:t>39</w:t>
+          <w:t>36</w:t>
         </w:r>
         <w:r>
           <w:rPr>
@@ -6116,7 +6100,7 @@
           <w14:ligatures w14:val="standardContextual"/>
         </w:rPr>
       </w:pPr>
-      <w:hyperlink w:anchor="_Toc241216539" w:history="1">
+      <w:hyperlink w:anchor="_Toc241219060" w:history="1">
         <w:r>
           <w:rPr>
             <w:rStyle w:val="Hyperlink"/>
@@ -6143,7 +6127,7 @@
             <w:noProof/>
             <w:webHidden/>
           </w:rPr>
-          <w:instrText xml:space="preserve"> PAGEREF _Toc241216539 \h </w:instrText>
+          <w:instrText xml:space="preserve"> PAGEREF _Toc241219060 \h </w:instrText>
         </w:r>
         <w:r>
           <w:rPr>
@@ -6163,7 +6147,7 @@
             <w:noProof/>
             <w:webHidden/>
           </w:rPr>
-          <w:t>39</w:t>
+          <w:t>36</w:t>
         </w:r>
         <w:r>
           <w:rPr>
@@ -6188,7 +6172,7 @@
           <w14:ligatures w14:val="standardContextual"/>
         </w:rPr>
       </w:pPr>
-      <w:hyperlink w:anchor="_Toc241216540" w:history="1">
+      <w:hyperlink w:anchor="_Toc241219061" w:history="1">
         <w:r>
           <w:rPr>
             <w:rStyle w:val="Hyperlink"/>
@@ -6215,7 +6199,7 @@
             <w:noProof/>
             <w:webHidden/>
           </w:rPr>
-          <w:instrText xml:space="preserve"> PAGEREF _Toc241216540 \h </w:instrText>
+          <w:instrText xml:space="preserve"> PAGEREF _Toc241219061 \h </w:instrText>
         </w:r>
         <w:r>
           <w:rPr>
@@ -6235,7 +6219,7 @@
             <w:noProof/>
             <w:webHidden/>
           </w:rPr>
-          <w:t>40</w:t>
+          <w:t>37</w:t>
         </w:r>
         <w:r>
           <w:rPr>
@@ -6260,7 +6244,7 @@
           <w14:ligatures w14:val="standardContextual"/>
         </w:rPr>
       </w:pPr>
-      <w:hyperlink w:anchor="_Toc241216541" w:history="1">
+      <w:hyperlink w:anchor="_Toc241219062" w:history="1">
         <w:r>
           <w:rPr>
             <w:rStyle w:val="Hyperlink"/>
@@ -6287,7 +6271,7 @@
             <w:noProof/>
             <w:webHidden/>
           </w:rPr>
-          <w:instrText xml:space="preserve"> PAGEREF _Toc241216541 \h </w:instrText>
+          <w:instrText xml:space="preserve"> PAGEREF _Toc241219062 \h </w:instrText>
         </w:r>
         <w:r>
           <w:rPr>
@@ -6307,7 +6291,7 @@
             <w:noProof/>
             <w:webHidden/>
           </w:rPr>
-          <w:t>41</w:t>
+          <w:t>38</w:t>
         </w:r>
         <w:r>
           <w:rPr>
@@ -6330,9 +6314,8 @@
       <w:pPr>
         <w:pStyle w:val="Heading1"/>
         <w:pageBreakBefore/>
-        <w:jc w:val="center"/>
-      </w:pPr>
-      <w:bookmarkStart w:id="4" w:name="_Toc241216466"/>
+      </w:pPr>
+      <w:bookmarkStart w:id="4" w:name="_Toc241218987"/>
       <w:r>
         <w:lastRenderedPageBreak/>
         <w:t>LIST OF FIGURES</w:t>
@@ -6362,7 +6345,7 @@
       <w:r>
         <w:fldChar w:fldCharType="separate"/>
       </w:r>
-      <w:hyperlink w:anchor="_Toc241216542" w:history="1">
+      <w:hyperlink w:anchor="_Toc241219063" w:history="1">
         <w:r>
           <w:rPr>
             <w:rStyle w:val="Hyperlink"/>
@@ -6389,7 +6372,7 @@
             <w:noProof/>
             <w:webHidden/>
           </w:rPr>
-          <w:instrText xml:space="preserve"> PAGEREF _Toc241216542 \h </w:instrText>
+          <w:instrText xml:space="preserve"> PAGEREF _Toc241219063 \h </w:instrText>
         </w:r>
         <w:r>
           <w:rPr>
@@ -6434,7 +6417,7 @@
           <w14:ligatures w14:val="standardContextual"/>
         </w:rPr>
       </w:pPr>
-      <w:hyperlink w:anchor="_Toc241216543" w:history="1">
+      <w:hyperlink w:anchor="_Toc241219064" w:history="1">
         <w:r>
           <w:rPr>
             <w:rStyle w:val="Hyperlink"/>
@@ -6461,7 +6444,7 @@
             <w:noProof/>
             <w:webHidden/>
           </w:rPr>
-          <w:instrText xml:space="preserve"> PAGEREF _Toc241216543 \h </w:instrText>
+          <w:instrText xml:space="preserve"> PAGEREF _Toc241219064 \h </w:instrText>
         </w:r>
         <w:r>
           <w:rPr>
@@ -6506,7 +6489,7 @@
           <w14:ligatures w14:val="standardContextual"/>
         </w:rPr>
       </w:pPr>
-      <w:hyperlink w:anchor="_Toc241216544" w:history="1">
+      <w:hyperlink w:anchor="_Toc241219065" w:history="1">
         <w:r>
           <w:rPr>
             <w:rStyle w:val="Hyperlink"/>
@@ -6533,7 +6516,7 @@
             <w:noProof/>
             <w:webHidden/>
           </w:rPr>
-          <w:instrText xml:space="preserve"> PAGEREF _Toc241216544 \h </w:instrText>
+          <w:instrText xml:space="preserve"> PAGEREF _Toc241219065 \h </w:instrText>
         </w:r>
         <w:r>
           <w:rPr>
@@ -6578,7 +6561,7 @@
           <w14:ligatures w14:val="standardContextual"/>
         </w:rPr>
       </w:pPr>
-      <w:hyperlink w:anchor="_Toc241216545" w:history="1">
+      <w:hyperlink w:anchor="_Toc241219066" w:history="1">
         <w:r>
           <w:rPr>
             <w:rStyle w:val="Hyperlink"/>
@@ -6605,7 +6588,7 @@
             <w:noProof/>
             <w:webHidden/>
           </w:rPr>
-          <w:instrText xml:space="preserve"> PAGEREF _Toc241216545 \h </w:instrText>
+          <w:instrText xml:space="preserve"> PAGEREF _Toc241219066 \h </w:instrText>
         </w:r>
         <w:r>
           <w:rPr>
@@ -6625,7 +6608,7 @@
             <w:noProof/>
             <w:webHidden/>
           </w:rPr>
-          <w:t>17</w:t>
+          <w:t>16</w:t>
         </w:r>
         <w:r>
           <w:rPr>
@@ -6650,12 +6633,53 @@
           <w14:ligatures w14:val="standardContextual"/>
         </w:rPr>
       </w:pPr>
-      <w:hyperlink w:anchor="_Toc241216546" w:history="1">
+      <w:hyperlink w:anchor="_Toc241219067" w:history="1">
         <w:r>
           <w:rPr>
             <w:rStyle w:val="Hyperlink"/>
             <w:noProof/>
           </w:rPr>
+          <w:drawing>
+            <wp:inline distT="0" distB="0" distL="0" distR="0" wp14:anchorId="741DE9C6" wp14:editId="3A9E4572">
+              <wp:extent cx="5120640" cy="2918645"/>
+              <wp:effectExtent l="0" t="0" r="0" b="3810"/>
+              <wp:docPr id="68403348" name="Class diagram7"/>
+              <wp:cNvGraphicFramePr>
+                <a:graphicFrameLocks xmlns:a="http://schemas.openxmlformats.org/drawingml/2006/main" noChangeAspect="1"/>
+              </wp:cNvGraphicFramePr>
+              <a:graphic xmlns:a="http://schemas.openxmlformats.org/drawingml/2006/main">
+                <a:graphicData uri="http://schemas.openxmlformats.org/drawingml/2006/picture">
+                  <pic:pic xmlns:pic="http://schemas.openxmlformats.org/drawingml/2006/picture">
+                    <pic:nvPicPr>
+                      <pic:cNvPr id="0" name="Class diagram7"/>
+                      <pic:cNvPicPr/>
+                    </pic:nvPicPr>
+                    <pic:blipFill>
+                      <a:blip r:embed="rId10"/>
+                      <a:stretch>
+                        <a:fillRect/>
+                      </a:stretch>
+                    </pic:blipFill>
+                    <pic:spPr>
+                      <a:xfrm>
+                        <a:off x="0" y="0"/>
+                        <a:ext cx="5120640" cy="2918645"/>
+                      </a:xfrm>
+                      <a:prstGeom prst="rect">
+                        <a:avLst/>
+                      </a:prstGeom>
+                    </pic:spPr>
+                  </pic:pic>
+                </a:graphicData>
+              </a:graphic>
+            </wp:inline>
+          </w:drawing>
+        </w:r>
+        <w:r>
+          <w:rPr>
+            <w:rStyle w:val="Hyperlink"/>
+            <w:noProof/>
+          </w:rPr>
           <w:t>Figure 4.3: Class diagram of the core domain and service classes.</w:t>
         </w:r>
         <w:r>
@@ -6677,7 +6701,7 @@
             <w:noProof/>
             <w:webHidden/>
           </w:rPr>
-          <w:instrText xml:space="preserve"> PAGEREF _Toc241216546 \h </w:instrText>
+          <w:instrText xml:space="preserve"> PAGEREF _Toc241219067 \h </w:instrText>
         </w:r>
         <w:r>
           <w:rPr>
@@ -6722,7 +6746,7 @@
           <w14:ligatures w14:val="standardContextual"/>
         </w:rPr>
       </w:pPr>
-      <w:hyperlink w:anchor="_Toc241216547" w:history="1">
+      <w:hyperlink w:anchor="_Toc241219068" w:history="1">
         <w:r>
           <w:rPr>
             <w:rStyle w:val="Hyperlink"/>
@@ -6749,7 +6773,7 @@
             <w:noProof/>
             <w:webHidden/>
           </w:rPr>
-          <w:instrText xml:space="preserve"> PAGEREF _Toc241216547 \h </w:instrText>
+          <w:instrText xml:space="preserve"> PAGEREF _Toc241219068 \h </w:instrText>
         </w:r>
         <w:r>
           <w:rPr>
@@ -6794,7 +6818,7 @@
           <w14:ligatures w14:val="standardContextual"/>
         </w:rPr>
       </w:pPr>
-      <w:hyperlink w:anchor="_Toc241216548" w:history="1">
+      <w:hyperlink w:anchor="_Toc241219069" w:history="1">
         <w:r>
           <w:rPr>
             <w:rStyle w:val="Hyperlink"/>
@@ -6821,7 +6845,7 @@
             <w:noProof/>
             <w:webHidden/>
           </w:rPr>
-          <w:instrText xml:space="preserve"> PAGEREF _Toc241216548 \h </w:instrText>
+          <w:instrText xml:space="preserve"> PAGEREF _Toc241219069 \h </w:instrText>
         </w:r>
         <w:r>
           <w:rPr>
@@ -6841,7 +6865,7 @@
             <w:noProof/>
             <w:webHidden/>
           </w:rPr>
-          <w:t>19</w:t>
+          <w:t>18</w:t>
         </w:r>
         <w:r>
           <w:rPr>
@@ -6866,7 +6890,7 @@
           <w14:ligatures w14:val="standardContextual"/>
         </w:rPr>
       </w:pPr>
-      <w:hyperlink w:anchor="_Toc241216549" w:history="1">
+      <w:hyperlink w:anchor="_Toc241219070" w:history="1">
         <w:r>
           <w:rPr>
             <w:rStyle w:val="Hyperlink"/>
@@ -6893,7 +6917,7 @@
             <w:noProof/>
             <w:webHidden/>
           </w:rPr>
-          <w:instrText xml:space="preserve"> PAGEREF _Toc241216549 \h </w:instrText>
+          <w:instrText xml:space="preserve"> PAGEREF _Toc241219070 \h </w:instrText>
         </w:r>
         <w:r>
           <w:rPr>
@@ -6938,7 +6962,7 @@
           <w14:ligatures w14:val="standardContextual"/>
         </w:rPr>
       </w:pPr>
-      <w:hyperlink w:anchor="_Toc241216550" w:history="1">
+      <w:hyperlink w:anchor="_Toc241219071" w:history="1">
         <w:r>
           <w:rPr>
             <w:rStyle w:val="Hyperlink"/>
@@ -6965,7 +6989,7 @@
             <w:noProof/>
             <w:webHidden/>
           </w:rPr>
-          <w:instrText xml:space="preserve"> PAGEREF _Toc241216550 \h </w:instrText>
+          <w:instrText xml:space="preserve"> PAGEREF _Toc241219071 \h </w:instrText>
         </w:r>
         <w:r>
           <w:rPr>
@@ -7010,7 +7034,7 @@
           <w14:ligatures w14:val="standardContextual"/>
         </w:rPr>
       </w:pPr>
-      <w:hyperlink w:anchor="_Toc241216551" w:history="1">
+      <w:hyperlink w:anchor="_Toc241219072" w:history="1">
         <w:r>
           <w:rPr>
             <w:rStyle w:val="Hyperlink"/>
@@ -7037,7 +7061,7 @@
             <w:noProof/>
             <w:webHidden/>
           </w:rPr>
-          <w:instrText xml:space="preserve"> PAGEREF _Toc241216551 \h </w:instrText>
+          <w:instrText xml:space="preserve"> PAGEREF _Toc241219072 \h </w:instrText>
         </w:r>
         <w:r>
           <w:rPr>
@@ -7057,7 +7081,7 @@
             <w:noProof/>
             <w:webHidden/>
           </w:rPr>
-          <w:t>31</w:t>
+          <w:t>30</w:t>
         </w:r>
         <w:r>
           <w:rPr>
@@ -7082,7 +7106,7 @@
           <w14:ligatures w14:val="standardContextual"/>
         </w:rPr>
       </w:pPr>
-      <w:hyperlink w:anchor="_Toc241216552" w:history="1">
+      <w:hyperlink w:anchor="_Toc241219073" w:history="1">
         <w:r>
           <w:rPr>
             <w:rStyle w:val="Hyperlink"/>
@@ -7109,7 +7133,7 @@
             <w:noProof/>
             <w:webHidden/>
           </w:rPr>
-          <w:instrText xml:space="preserve"> PAGEREF _Toc241216552 \h </w:instrText>
+          <w:instrText xml:space="preserve"> PAGEREF _Toc241219073 \h </w:instrText>
         </w:r>
         <w:r>
           <w:rPr>
@@ -7129,7 +7153,7 @@
             <w:noProof/>
             <w:webHidden/>
           </w:rPr>
-          <w:t>32</w:t>
+          <w:t>30</w:t>
         </w:r>
         <w:r>
           <w:rPr>
@@ -7154,7 +7178,7 @@
           <w14:ligatures w14:val="standardContextual"/>
         </w:rPr>
       </w:pPr>
-      <w:hyperlink w:anchor="_Toc241216553" w:history="1">
+      <w:hyperlink w:anchor="_Toc241219074" w:history="1">
         <w:r>
           <w:rPr>
             <w:rStyle w:val="Hyperlink"/>
@@ -7181,7 +7205,7 @@
             <w:noProof/>
             <w:webHidden/>
           </w:rPr>
-          <w:instrText xml:space="preserve"> PAGEREF _Toc241216553 \h </w:instrText>
+          <w:instrText xml:space="preserve"> PAGEREF _Toc241219074 \h </w:instrText>
         </w:r>
         <w:r>
           <w:rPr>
@@ -7201,7 +7225,7 @@
             <w:noProof/>
             <w:webHidden/>
           </w:rPr>
-          <w:t>32</w:t>
+          <w:t>30</w:t>
         </w:r>
         <w:r>
           <w:rPr>
@@ -7226,7 +7250,7 @@
           <w14:ligatures w14:val="standardContextual"/>
         </w:rPr>
       </w:pPr>
-      <w:hyperlink w:anchor="_Toc241216554" w:history="1">
+      <w:hyperlink w:anchor="_Toc241219075" w:history="1">
         <w:r>
           <w:rPr>
             <w:rStyle w:val="Hyperlink"/>
@@ -7253,7 +7277,7 @@
             <w:noProof/>
             <w:webHidden/>
           </w:rPr>
-          <w:instrText xml:space="preserve"> PAGEREF _Toc241216554 \h </w:instrText>
+          <w:instrText xml:space="preserve"> PAGEREF _Toc241219075 \h </w:instrText>
         </w:r>
         <w:r>
           <w:rPr>
@@ -7273,7 +7297,7 @@
             <w:noProof/>
             <w:webHidden/>
           </w:rPr>
-          <w:t>33</w:t>
+          <w:t>31</w:t>
         </w:r>
         <w:r>
           <w:rPr>
@@ -7298,7 +7322,7 @@
           <w14:ligatures w14:val="standardContextual"/>
         </w:rPr>
       </w:pPr>
-      <w:hyperlink w:anchor="_Toc241216555" w:history="1">
+      <w:hyperlink w:anchor="_Toc241219076" w:history="1">
         <w:r>
           <w:rPr>
             <w:rStyle w:val="Hyperlink"/>
@@ -7325,7 +7349,7 @@
             <w:noProof/>
             <w:webHidden/>
           </w:rPr>
-          <w:instrText xml:space="preserve"> PAGEREF _Toc241216555 \h </w:instrText>
+          <w:instrText xml:space="preserve"> PAGEREF _Toc241219076 \h </w:instrText>
         </w:r>
         <w:r>
           <w:rPr>
@@ -7345,7 +7369,7 @@
             <w:noProof/>
             <w:webHidden/>
           </w:rPr>
-          <w:t>35</w:t>
+          <w:t>33</w:t>
         </w:r>
         <w:r>
           <w:rPr>
@@ -7370,7 +7394,7 @@
           <w14:ligatures w14:val="standardContextual"/>
         </w:rPr>
       </w:pPr>
-      <w:hyperlink w:anchor="_Toc241216556" w:history="1">
+      <w:hyperlink w:anchor="_Toc241219077" w:history="1">
         <w:r>
           <w:rPr>
             <w:rStyle w:val="Hyperlink"/>
@@ -7397,7 +7421,7 @@
             <w:noProof/>
             <w:webHidden/>
           </w:rPr>
-          <w:instrText xml:space="preserve"> PAGEREF _Toc241216556 \h </w:instrText>
+          <w:instrText xml:space="preserve"> PAGEREF _Toc241219077 \h </w:instrText>
         </w:r>
         <w:r>
           <w:rPr>
@@ -7417,7 +7441,7 @@
             <w:noProof/>
             <w:webHidden/>
           </w:rPr>
-          <w:t>36</w:t>
+          <w:t>33</w:t>
         </w:r>
         <w:r>
           <w:rPr>
@@ -7440,9 +7464,8 @@
       <w:pPr>
         <w:pStyle w:val="Heading1"/>
         <w:pageBreakBefore/>
-        <w:jc w:val="center"/>
-      </w:pPr>
-      <w:bookmarkStart w:id="5" w:name="_Toc241216467"/>
+      </w:pPr>
+      <w:bookmarkStart w:id="5" w:name="_Toc241218988"/>
       <w:r>
         <w:lastRenderedPageBreak/>
         <w:t>LIST OF TABLES</w:t>
@@ -7472,7 +7495,7 @@
       <w:r>
         <w:fldChar w:fldCharType="separate"/>
       </w:r>
-      <w:hyperlink w:anchor="_Toc241216557" w:history="1">
+      <w:hyperlink w:anchor="_Toc241219078" w:history="1">
         <w:r>
           <w:rPr>
             <w:rStyle w:val="Hyperlink"/>
@@ -7499,7 +7522,7 @@
             <w:noProof/>
             <w:webHidden/>
           </w:rPr>
-          <w:instrText xml:space="preserve"> PAGEREF _Toc241216557 \h </w:instrText>
+          <w:instrText xml:space="preserve"> PAGEREF _Toc241219078 \h </w:instrText>
         </w:r>
         <w:r>
           <w:rPr>
@@ -7519,7 +7542,7 @@
             <w:noProof/>
             <w:webHidden/>
           </w:rPr>
-          <w:t>4</w:t>
+          <w:t>3</w:t>
         </w:r>
         <w:r>
           <w:rPr>
@@ -7544,7 +7567,7 @@
           <w14:ligatures w14:val="standardContextual"/>
         </w:rPr>
       </w:pPr>
-      <w:hyperlink w:anchor="_Toc241216558" w:history="1">
+      <w:hyperlink w:anchor="_Toc241219079" w:history="1">
         <w:r>
           <w:rPr>
             <w:rStyle w:val="Hyperlink"/>
@@ -7571,7 +7594,7 @@
             <w:noProof/>
             <w:webHidden/>
           </w:rPr>
-          <w:instrText xml:space="preserve"> PAGEREF _Toc241216558 \h </w:instrText>
+          <w:instrText xml:space="preserve"> PAGEREF _Toc241219079 \h </w:instrText>
         </w:r>
         <w:r>
           <w:rPr>
@@ -7616,7 +7639,7 @@
           <w14:ligatures w14:val="standardContextual"/>
         </w:rPr>
       </w:pPr>
-      <w:hyperlink w:anchor="_Toc241216559" w:history="1">
+      <w:hyperlink w:anchor="_Toc241219080" w:history="1">
         <w:r>
           <w:rPr>
             <w:rStyle w:val="Hyperlink"/>
@@ -7643,7 +7666,7 @@
             <w:noProof/>
             <w:webHidden/>
           </w:rPr>
-          <w:instrText xml:space="preserve"> PAGEREF _Toc241216559 \h </w:instrText>
+          <w:instrText xml:space="preserve"> PAGEREF _Toc241219080 \h </w:instrText>
         </w:r>
         <w:r>
           <w:rPr>
@@ -7688,7 +7711,7 @@
           <w14:ligatures w14:val="standardContextual"/>
         </w:rPr>
       </w:pPr>
-      <w:hyperlink w:anchor="_Toc241216560" w:history="1">
+      <w:hyperlink w:anchor="_Toc241219081" w:history="1">
         <w:r>
           <w:rPr>
             <w:rStyle w:val="Hyperlink"/>
@@ -7715,7 +7738,7 @@
             <w:noProof/>
             <w:webHidden/>
           </w:rPr>
-          <w:instrText xml:space="preserve"> PAGEREF _Toc241216560 \h </w:instrText>
+          <w:instrText xml:space="preserve"> PAGEREF _Toc241219081 \h </w:instrText>
         </w:r>
         <w:r>
           <w:rPr>
@@ -7760,7 +7783,7 @@
           <w14:ligatures w14:val="standardContextual"/>
         </w:rPr>
       </w:pPr>
-      <w:hyperlink w:anchor="_Toc241216561" w:history="1">
+      <w:hyperlink w:anchor="_Toc241219082" w:history="1">
         <w:r>
           <w:rPr>
             <w:rStyle w:val="Hyperlink"/>
@@ -7787,7 +7810,7 @@
             <w:noProof/>
             <w:webHidden/>
           </w:rPr>
-          <w:instrText xml:space="preserve"> PAGEREF _Toc241216561 \h </w:instrText>
+          <w:instrText xml:space="preserve"> PAGEREF _Toc241219082 \h </w:instrText>
         </w:r>
         <w:r>
           <w:rPr>
@@ -7832,7 +7855,7 @@
           <w14:ligatures w14:val="standardContextual"/>
         </w:rPr>
       </w:pPr>
-      <w:hyperlink w:anchor="_Toc241216562" w:history="1">
+      <w:hyperlink w:anchor="_Toc241219083" w:history="1">
         <w:r>
           <w:rPr>
             <w:rStyle w:val="Hyperlink"/>
@@ -7859,7 +7882,7 @@
             <w:noProof/>
             <w:webHidden/>
           </w:rPr>
-          <w:instrText xml:space="preserve"> PAGEREF _Toc241216562 \h </w:instrText>
+          <w:instrText xml:space="preserve"> PAGEREF _Toc241219083 \h </w:instrText>
         </w:r>
         <w:r>
           <w:rPr>
@@ -7904,7 +7927,7 @@
           <w14:ligatures w14:val="standardContextual"/>
         </w:rPr>
       </w:pPr>
-      <w:hyperlink w:anchor="_Toc241216563" w:history="1">
+      <w:hyperlink w:anchor="_Toc241219084" w:history="1">
         <w:r>
           <w:rPr>
             <w:rStyle w:val="Hyperlink"/>
@@ -7931,7 +7954,7 @@
             <w:noProof/>
             <w:webHidden/>
           </w:rPr>
-          <w:instrText xml:space="preserve"> PAGEREF _Toc241216563 \h </w:instrText>
+          <w:instrText xml:space="preserve"> PAGEREF _Toc241219084 \h </w:instrText>
         </w:r>
         <w:r>
           <w:rPr>
@@ -7976,7 +7999,7 @@
           <w14:ligatures w14:val="standardContextual"/>
         </w:rPr>
       </w:pPr>
-      <w:hyperlink w:anchor="_Toc241216564" w:history="1">
+      <w:hyperlink w:anchor="_Toc241219085" w:history="1">
         <w:r>
           <w:rPr>
             <w:rStyle w:val="Hyperlink"/>
@@ -8003,7 +8026,7 @@
             <w:noProof/>
             <w:webHidden/>
           </w:rPr>
-          <w:instrText xml:space="preserve"> PAGEREF _Toc241216564 \h </w:instrText>
+          <w:instrText xml:space="preserve"> PAGEREF _Toc241219085 \h </w:instrText>
         </w:r>
         <w:r>
           <w:rPr>
@@ -8048,7 +8071,7 @@
           <w14:ligatures w14:val="standardContextual"/>
         </w:rPr>
       </w:pPr>
-      <w:hyperlink w:anchor="_Toc241216565" w:history="1">
+      <w:hyperlink w:anchor="_Toc241219086" w:history="1">
         <w:r>
           <w:rPr>
             <w:rStyle w:val="Hyperlink"/>
@@ -8075,7 +8098,7 @@
             <w:noProof/>
             <w:webHidden/>
           </w:rPr>
-          <w:instrText xml:space="preserve"> PAGEREF _Toc241216565 \h </w:instrText>
+          <w:instrText xml:space="preserve"> PAGEREF _Toc241219086 \h </w:instrText>
         </w:r>
         <w:r>
           <w:rPr>
@@ -8095,7 +8118,7 @@
             <w:noProof/>
             <w:webHidden/>
           </w:rPr>
-          <w:t>26</w:t>
+          <w:t>25</w:t>
         </w:r>
         <w:r>
           <w:rPr>
@@ -8120,7 +8143,7 @@
           <w14:ligatures w14:val="standardContextual"/>
         </w:rPr>
       </w:pPr>
-      <w:hyperlink w:anchor="_Toc241216566" w:history="1">
+      <w:hyperlink w:anchor="_Toc241219087" w:history="1">
         <w:r>
           <w:rPr>
             <w:rStyle w:val="Hyperlink"/>
@@ -8147,7 +8170,7 @@
             <w:noProof/>
             <w:webHidden/>
           </w:rPr>
-          <w:instrText xml:space="preserve"> PAGEREF _Toc241216566 \h </w:instrText>
+          <w:instrText xml:space="preserve"> PAGEREF _Toc241219087 \h </w:instrText>
         </w:r>
         <w:r>
           <w:rPr>
@@ -8167,7 +8190,7 @@
             <w:noProof/>
             <w:webHidden/>
           </w:rPr>
-          <w:t>27</w:t>
+          <w:t>26</w:t>
         </w:r>
         <w:r>
           <w:rPr>
@@ -8192,7 +8215,7 @@
           <w14:ligatures w14:val="standardContextual"/>
         </w:rPr>
       </w:pPr>
-      <w:hyperlink w:anchor="_Toc241216567" w:history="1">
+      <w:hyperlink w:anchor="_Toc241219088" w:history="1">
         <w:r>
           <w:rPr>
             <w:rStyle w:val="Hyperlink"/>
@@ -8219,7 +8242,7 @@
             <w:noProof/>
             <w:webHidden/>
           </w:rPr>
-          <w:instrText xml:space="preserve"> PAGEREF _Toc241216567 \h </w:instrText>
+          <w:instrText xml:space="preserve"> PAGEREF _Toc241219088 \h </w:instrText>
         </w:r>
         <w:r>
           <w:rPr>
@@ -8239,7 +8262,7 @@
             <w:noProof/>
             <w:webHidden/>
           </w:rPr>
-          <w:t>29</w:t>
+          <w:t>28</w:t>
         </w:r>
         <w:r>
           <w:rPr>
@@ -8264,7 +8287,7 @@
           <w14:ligatures w14:val="standardContextual"/>
         </w:rPr>
       </w:pPr>
-      <w:hyperlink w:anchor="_Toc241216568" w:history="1">
+      <w:hyperlink w:anchor="_Toc241219089" w:history="1">
         <w:r>
           <w:rPr>
             <w:rStyle w:val="Hyperlink"/>
@@ -8291,7 +8314,7 @@
             <w:noProof/>
             <w:webHidden/>
           </w:rPr>
-          <w:instrText xml:space="preserve"> PAGEREF _Toc241216568 \h </w:instrText>
+          <w:instrText xml:space="preserve"> PAGEREF _Toc241219089 \h </w:instrText>
         </w:r>
         <w:r>
           <w:rPr>
@@ -8311,7 +8334,7 @@
             <w:noProof/>
             <w:webHidden/>
           </w:rPr>
-          <w:t>29</w:t>
+          <w:t>28</w:t>
         </w:r>
         <w:r>
           <w:rPr>
@@ -8336,7 +8359,7 @@
           <w14:ligatures w14:val="standardContextual"/>
         </w:rPr>
       </w:pPr>
-      <w:hyperlink w:anchor="_Toc241216569" w:history="1">
+      <w:hyperlink w:anchor="_Toc241219090" w:history="1">
         <w:r>
           <w:rPr>
             <w:rStyle w:val="Hyperlink"/>
@@ -8363,7 +8386,7 @@
             <w:noProof/>
             <w:webHidden/>
           </w:rPr>
-          <w:instrText xml:space="preserve"> PAGEREF _Toc241216569 \h </w:instrText>
+          <w:instrText xml:space="preserve"> PAGEREF _Toc241219090 \h </w:instrText>
         </w:r>
         <w:r>
           <w:rPr>
@@ -8383,7 +8406,7 @@
             <w:noProof/>
             <w:webHidden/>
           </w:rPr>
-          <w:t>30</w:t>
+          <w:t>29</w:t>
         </w:r>
         <w:r>
           <w:rPr>
@@ -8408,7 +8431,7 @@
           <w14:ligatures w14:val="standardContextual"/>
         </w:rPr>
       </w:pPr>
-      <w:hyperlink w:anchor="_Toc241216570" w:history="1">
+      <w:hyperlink w:anchor="_Toc241219091" w:history="1">
         <w:r>
           <w:rPr>
             <w:rStyle w:val="Hyperlink"/>
@@ -8435,7 +8458,7 @@
             <w:noProof/>
             <w:webHidden/>
           </w:rPr>
-          <w:instrText xml:space="preserve"> PAGEREF _Toc241216570 \h </w:instrText>
+          <w:instrText xml:space="preserve"> PAGEREF _Toc241219091 \h </w:instrText>
         </w:r>
         <w:r>
           <w:rPr>
@@ -8455,7 +8478,7 @@
             <w:noProof/>
             <w:webHidden/>
           </w:rPr>
-          <w:t>33</w:t>
+          <w:t>30</w:t>
         </w:r>
         <w:r>
           <w:rPr>
@@ -8480,7 +8503,7 @@
           <w14:ligatures w14:val="standardContextual"/>
         </w:rPr>
       </w:pPr>
-      <w:hyperlink w:anchor="_Toc241216571" w:history="1">
+      <w:hyperlink w:anchor="_Toc241219092" w:history="1">
         <w:r>
           <w:rPr>
             <w:rStyle w:val="Hyperlink"/>
@@ -8507,7 +8530,7 @@
             <w:noProof/>
             <w:webHidden/>
           </w:rPr>
-          <w:instrText xml:space="preserve"> PAGEREF _Toc241216571 \h </w:instrText>
+          <w:instrText xml:space="preserve"> PAGEREF _Toc241219092 \h </w:instrText>
         </w:r>
         <w:r>
           <w:rPr>
@@ -8527,7 +8550,7 @@
             <w:noProof/>
             <w:webHidden/>
           </w:rPr>
-          <w:t>38</w:t>
+          <w:t>35</w:t>
         </w:r>
         <w:r>
           <w:rPr>
@@ -8550,9 +8573,8 @@
       <w:pPr>
         <w:pStyle w:val="Heading1"/>
         <w:pageBreakBefore/>
-        <w:jc w:val="center"/>
-      </w:pPr>
-      <w:bookmarkStart w:id="6" w:name="_Toc241216468"/>
+      </w:pPr>
+      <w:bookmarkStart w:id="6" w:name="_Toc241218989"/>
       <w:r>
         <w:lastRenderedPageBreak/>
         <w:t>LIST OF ABBREVIATIONS</w:t>
@@ -9127,10 +9149,10 @@
     <w:p>
       <w:pPr>
         <w:sectPr>
-          <w:headerReference w:type="default" r:id="rId10"/>
-          <w:footerReference w:type="default" r:id="rId11"/>
-          <w:headerReference w:type="first" r:id="rId12"/>
-          <w:footerReference w:type="first" r:id="rId13"/>
+          <w:headerReference w:type="default" r:id="rId11"/>
+          <w:footerReference w:type="default" r:id="rId12"/>
+          <w:headerReference w:type="first" r:id="rId13"/>
+          <w:footerReference w:type="first" r:id="rId14"/>
           <w:pgSz w:w="11909" w:h="16834"/>
           <w:pgMar w:top="1440" w:right="1440" w:bottom="1440" w:left="1800" w:header="720" w:footer="720" w:gutter="0"/>
           <w:pgNumType w:fmt="lowerRoman" w:start="1"/>
@@ -9144,7 +9166,7 @@
       <w:pPr>
         <w:pStyle w:val="Heading1"/>
       </w:pPr>
-      <w:bookmarkStart w:id="7" w:name="_Toc241216469"/>
+      <w:bookmarkStart w:id="7" w:name="_Toc241218990"/>
       <w:r>
         <w:lastRenderedPageBreak/>
         <w:t>1 INTRODUCTION</w:t>
@@ -9155,7 +9177,7 @@
       <w:pPr>
         <w:pStyle w:val="Heading2"/>
       </w:pPr>
-      <w:bookmarkStart w:id="8" w:name="_Toc241216470"/>
+      <w:bookmarkStart w:id="8" w:name="_Toc241218991"/>
       <w:r>
         <w:t>1.1 Background</w:t>
       </w:r>
@@ -9166,20 +9188,14 @@
         <w:jc w:val="both"/>
       </w:pPr>
       <w:r>
-        <w:t>Pneumonia is among the leading causes of mortality worldwide and falls disproportionately on children under five and on elderly patients [1]. Its bacterial, viral and COVID-19 aetiologies demand different responses, since bacterial pneumonia normally requires antibiotics, viral pneumonia normally does not, and COVID-19 additionally triggers isolation. Chest radiography is the standard first line investigation because it is inexpensive and available in resource constrained settings, but interpretation is dem</w:t>
+        <w:t>Pneumonia is among the leading causes of mortality worldwide and falls disproportionately on children under five and on elderly patients [1]. Its bacterial, viral and COVID-19 aetiologies demand different responses, since bacterial pneumonia normally requires antibiotics, viral pneumonia normally does not, and COVID-19 additionally triggers isolation. Chest radiography is the standard first line investigation because it is inexpensive and available in resource constrained settings, but interpretation is demanding: the findings overlap across aetiologies and radiologist availability varies sharply between institutions [1], [2]. Convolutional neural networks now dominate medical image analysis because they learn hierarchical representations directly from pixels [3], [4]. ChestX-ray8 [5] and CheXpert [6] accelerated the field, dedicated COVID-19 collections enabled development during the pandemic [7], [8], and CheXNet matched practising radiologists on a single pneumonia label [9]. Capability is therefore no longer the binding constraint, which is what makes the deficiencies stated next the ones worth addressing.</w:t>
       </w:r>
-      <w:r>
-        <w:t>anding: the findings overlap across aetiologies and radiologist availability varies sharply between institutions [1], [2]. Convolutional neural networks now dominate medical image analysis because they learn hierarchical representations directly from pixels [3], [4]. ChestX-ray8 [5] and CheXpert [6] accelerated the field, dedicated COVID-19 collections enabled development during the pandemic [7], [8], and CheXNet matched practising radiologists on a single pneumonia label [9]. Capability is therefore no lon</w:t>
-      </w:r>
-      <w:r>
-        <w:t>ger the binding constraint, which is what makes the deficiencies stated next the ones worth addressing.</w:t>
-      </w:r>
     </w:p>
     <w:p>
       <w:pPr>
         <w:pStyle w:val="Heading2"/>
       </w:pPr>
-      <w:bookmarkStart w:id="9" w:name="_Toc241216471"/>
+      <w:bookmarkStart w:id="9" w:name="_Toc241218992"/>
       <w:r>
         <w:t>1.2 Problem statement</w:t>
       </w:r>
@@ -9197,7 +9213,7 @@
       <w:pPr>
         <w:pStyle w:val="Heading3"/>
       </w:pPr>
-      <w:bookmarkStart w:id="10" w:name="_Toc241216472"/>
+      <w:bookmarkStart w:id="10" w:name="_Toc241218993"/>
       <w:r>
         <w:t>1.2.1 General problem</w:t>
       </w:r>
@@ -9208,17 +9224,14 @@
         <w:jc w:val="both"/>
       </w:pPr>
       <w:r>
-        <w:t>Automated diagnostic support is trusted in proportion to how confident it appears rather than to how reliable it is. Networks assign near certain labels to inputs unrecognisable to a human observer [10] and are systematically overconfident even on their own distribution [11], so a user offered a probability of 0.98 cannot tell a competent prediction from an incompetent one. The consequence is a system whose most dangerous errors are also its least visible, which transfers risk to the patient while appearing</w:t>
+        <w:t>Automated diagnostic support is trusted in proportion to how confident it appears rather than to how reliable it is. Networks assign near certain labels to inputs unrecognisable to a human observer [10] and are systematically overconfident even on their own distribution [11], so a user offered a probability of 0.98 cannot tell a competent prediction from an incompetent one. The consequence is a system whose most dangerous errors are also its least visible, which transfers risk to the patient while appearing to reduce it.</w:t>
       </w:r>
-      <w:r>
-        <w:t xml:space="preserve"> to reduce it.</w:t>
-      </w:r>
     </w:p>
     <w:p>
       <w:pPr>
         <w:pStyle w:val="Heading3"/>
       </w:pPr>
-      <w:bookmarkStart w:id="11" w:name="_Toc241216473"/>
+      <w:bookmarkStart w:id="11" w:name="_Toc241218994"/>
       <w:r>
         <w:t>1.2.2 Specific problem</w:t>
       </w:r>
@@ -9240,7 +9253,7 @@
       <w:pPr>
         <w:pStyle w:val="Heading2"/>
       </w:pPr>
-      <w:bookmarkStart w:id="12" w:name="_Toc241216474"/>
+      <w:bookmarkStart w:id="12" w:name="_Toc241218995"/>
       <w:r>
         <w:t>1.3 Research questions</w:t>
       </w:r>
@@ -9251,17 +9264,14 @@
         <w:jc w:val="both"/>
       </w:pPr>
       <w:r>
-        <w:t>Main research question. To what extent can a post hoc and explainable framework that is aware of out of distribution inputs improve the clinical safety of automated four class pneumonia classification from chest radiographs, without retraining the underlying classifier? RQ1. What classification performance, and what per class error structure, do DenseNet121, EfficientNetV2B3 and EfficientNetV2S achieve under a common dataset and split? RQ2. Can inference time signals from an already trained classifier detec</w:t>
+        <w:t>Main research question. To what extent can a post hoc and explainable framework that is aware of out of distribution inputs improve the clinical safety of automated four class pneumonia classification from chest radiographs, without retraining the underlying classifier? RQ1. What classification performance, and what per class error structure, do DenseNet121, EfficientNetV2B3 and EfficientNetV2S achieve under a common dataset and split? RQ2. Can inference time signals from an already trained classifier detect out of distribution inputs reliably enough to justify withholding a diagnosis, and at what cost to genuine scans? RQ3. Do the Grad-CAM explanations fall on the lung fields and on the regions clinically associated with each class?</w:t>
       </w:r>
-      <w:r>
-        <w:t>t out of distribution inputs reliably enough to justify withholding a diagnosis, and at what cost to genuine scans? RQ3. Do the Grad-CAM explanations fall on the lung fields and on the regions clinically associated with each class?</w:t>
-      </w:r>
     </w:p>
     <w:p>
       <w:pPr>
         <w:pStyle w:val="Heading2"/>
       </w:pPr>
-      <w:bookmarkStart w:id="13" w:name="_Toc241216475"/>
+      <w:bookmarkStart w:id="13" w:name="_Toc241218996"/>
       <w:r>
         <w:t>1.4 Research motivation and significance</w:t>
       </w:r>
@@ -9272,17 +9282,14 @@
         <w:jc w:val="both"/>
       </w:pPr>
       <w:r>
-        <w:t>Academically the study contributes evidence rather than a new architecture: a per class characterisation of the four class task on a common split, the transfer of established post hoc detection methods [15], [16], [17] into a clinical setting where they are actually evaluated, and an explanation path that restricts Grad-CAM to the lung fields and discloses how much attention lies there [19]. Practically, the safeguard converts a silent failure mode into a visible one, and the platform reports in three langu</w:t>
+        <w:t>Academically the study contributes evidence rather than a new architecture: a per class characterisation of the four class task on a common split, the transfer of established post hoc detection methods [15], [16], [17] into a clinical setting where they are actually evaluated, and an explanation path that restricts Grad-CAM to the lung fields and discloses how much attention lies there [19]. Practically, the safeguard converts a silent failure mode into a visible one, and the platform reports in three languages.</w:t>
       </w:r>
-      <w:r>
-        <w:t>ages.</w:t>
-      </w:r>
     </w:p>
     <w:p>
       <w:pPr>
         <w:pStyle w:val="Heading2"/>
       </w:pPr>
-      <w:bookmarkStart w:id="14" w:name="_Toc241216476"/>
+      <w:bookmarkStart w:id="14" w:name="_Toc241218997"/>
       <w:r>
         <w:t>1.5 Overview of the proposed solution</w:t>
       </w:r>
@@ -9323,7 +9330,7 @@
                     <pic:cNvPicPr/>
                   </pic:nvPicPr>
                   <pic:blipFill>
-                    <a:blip r:embed="rId14"/>
+                    <a:blip r:embed="rId15"/>
                     <a:stretch>
                       <a:fillRect/>
                     </a:stretch>
@@ -9349,7 +9356,7 @@
         <w:pStyle w:val="FigCaption"/>
         <w:spacing w:after="200"/>
       </w:pPr>
-      <w:bookmarkStart w:id="15" w:name="_Toc241216542"/>
+      <w:bookmarkStart w:id="15" w:name="_Toc241219063"/>
       <w:r>
         <w:t>Figure 1.1: Rich picture of the proposed solution, showing the single forward pass from which the classification, the input validity assessment and the explanation are jointly derived.</w:t>
       </w:r>
@@ -9367,7 +9374,7 @@
       <w:pPr>
         <w:pStyle w:val="Heading2"/>
       </w:pPr>
-      <w:bookmarkStart w:id="16" w:name="_Toc241216477"/>
+      <w:bookmarkStart w:id="16" w:name="_Toc241218998"/>
       <w:r>
         <w:t>1.6 Scope and delimitations</w:t>
       </w:r>
@@ -9375,24 +9382,12 @@
     </w:p>
     <w:p>
       <w:pPr>
-        <w:jc w:val="both"/>
-      </w:pPr>
-      <w:r>
-        <w:t>The study covers four class classification of frontal chest radiographs, comparison of three architectures under one protocol, a post hoc input validity safeguard, Grad-CAM with lung field restriction and localisation measurement, and an end to end platform. Adjacent problems are excluded on feasibility. Table 1.1 sets out the resulting boundary. The most significant delimitation is the single curated dataset. External validation across hospitals, devices and demographic groups is necessary before any clini</w:t>
-      </w:r>
-      <w:r>
-        <w:t>cal claim can be made, and is identified as future work in Section 6.5.</w:t>
-      </w:r>
-    </w:p>
-    <w:p>
-      <w:pPr>
         <w:pStyle w:val="TblCaption"/>
         <w:keepNext/>
         <w:spacing w:before="200" w:after="80"/>
       </w:pPr>
-      <w:bookmarkStart w:id="17" w:name="_Toc241216557"/>
+      <w:bookmarkStart w:id="17" w:name="_Toc241219078"/>
       <w:r>
-        <w:lastRenderedPageBreak/>
         <w:t>Table 1.1: Project scope and delimitations.</w:t>
       </w:r>
       <w:bookmarkEnd w:id="17"/>
@@ -9756,9 +9751,23 @@
     </w:tbl>
     <w:p>
       <w:pPr>
+        <w:jc w:val="both"/>
+      </w:pPr>
+    </w:p>
+    <w:p>
+      <w:pPr>
+        <w:jc w:val="both"/>
+      </w:pPr>
+      <w:r>
+        <w:lastRenderedPageBreak/>
+        <w:t>The study covers four class classification of frontal chest radiographs, comparison of three architectures under one protocol, a post hoc input validity safeguard, Grad-CAM with lung field restriction and localisation measurement, and an end to end platform. Adjacent problems are excluded on feasibility. Table 1.1 sets out the resulting boundary. The most significant delimitation is the single curated dataset. External validation across hospitals, devices and demographic groups is necessary before any clinical claim can be made, and is identified as future work in Section 6.5.</w:t>
+      </w:r>
+    </w:p>
+    <w:p>
+      <w:pPr>
         <w:pStyle w:val="Heading2"/>
       </w:pPr>
-      <w:bookmarkStart w:id="18" w:name="_Toc241216478"/>
+      <w:bookmarkStart w:id="18" w:name="_Toc241218999"/>
       <w:r>
         <w:t>1.7 Resource requirements</w:t>
       </w:r>
@@ -9768,7 +9777,7 @@
       <w:pPr>
         <w:pStyle w:val="Heading3"/>
       </w:pPr>
-      <w:bookmarkStart w:id="19" w:name="_Toc241216479"/>
+      <w:bookmarkStart w:id="19" w:name="_Toc241219000"/>
       <w:r>
         <w:t>1.7.1 Hardware</w:t>
       </w:r>
@@ -9786,7 +9795,7 @@
       <w:pPr>
         <w:pStyle w:val="Heading3"/>
       </w:pPr>
-      <w:bookmarkStart w:id="20" w:name="_Toc241216480"/>
+      <w:bookmarkStart w:id="20" w:name="_Toc241219001"/>
       <w:r>
         <w:t>1.7.2 Software</w:t>
       </w:r>
@@ -9804,7 +9813,7 @@
       <w:pPr>
         <w:pStyle w:val="Heading2"/>
       </w:pPr>
-      <w:bookmarkStart w:id="21" w:name="_Toc241216481"/>
+      <w:bookmarkStart w:id="21" w:name="_Toc241219002"/>
       <w:r>
         <w:t>1.8 Structure of the thesis</w:t>
       </w:r>
@@ -9823,7 +9832,7 @@
         <w:pStyle w:val="Heading1"/>
         <w:pageBreakBefore/>
       </w:pPr>
-      <w:bookmarkStart w:id="22" w:name="_Toc241216482"/>
+      <w:bookmarkStart w:id="22" w:name="_Toc241219003"/>
       <w:r>
         <w:lastRenderedPageBreak/>
         <w:t>2 OBJECTIVES</w:t>
@@ -9834,7 +9843,7 @@
       <w:pPr>
         <w:pStyle w:val="Heading2"/>
       </w:pPr>
-      <w:bookmarkStart w:id="23" w:name="_Toc241216483"/>
+      <w:bookmarkStart w:id="23" w:name="_Toc241219004"/>
       <w:r>
         <w:t>2.1 General objective</w:t>
       </w:r>
@@ -9852,7 +9861,7 @@
       <w:pPr>
         <w:pStyle w:val="Heading2"/>
       </w:pPr>
-      <w:bookmarkStart w:id="24" w:name="_Toc241216484"/>
+      <w:bookmarkStart w:id="24" w:name="_Toc241219005"/>
       <w:r>
         <w:t>2.2 Specific objectives</w:t>
       </w:r>
@@ -9903,7 +9912,7 @@
         <w:pStyle w:val="Heading1"/>
         <w:pageBreakBefore/>
       </w:pPr>
-      <w:bookmarkStart w:id="25" w:name="_Toc241216485"/>
+      <w:bookmarkStart w:id="25" w:name="_Toc241219006"/>
       <w:r>
         <w:lastRenderedPageBreak/>
         <w:t>3 LITERATURE REVIEW</w:t>
@@ -9915,17 +9924,14 @@
         <w:jc w:val="both"/>
       </w:pPr>
       <w:r>
-        <w:t>The review is a structured critical review, not a systematic review, and no PRISMA protocol was followed. Sources came from IEEE Xplore, ScienceDirect, SpringerLink, PubMed, arXiv and Google Scholar along two strands: the task terms chest radiograph, pneumonia and COVID-19 with the method terms deep learning and convolutional neural network, and the input validity vocabulary of out of distribution, novelty detection, Mahalanobis and energy with the same clinical terms. Inclusion required a peer reviewed pub</w:t>
+        <w:t>The review is a structured critical review, not a systematic review, and no PRISMA protocol was followed. Sources came from IEEE Xplore, ScienceDirect, SpringerLink, PubMed, arXiv and Google Scholar along two strands: the task terms chest radiograph, pneumonia and COVID-19 with the method terms deep learning and convolutional neural network, and the input validity vocabulary of out of distribution, novelty detection, Mahalanobis and energy with the same clinical terms. Inclusion required a peer reviewed publication or widely cited preprint reporting an evaluated method. Thirty three sources are cited.</w:t>
       </w:r>
-      <w:r>
-        <w:t>lication or widely cited preprint reporting an evaluated method. Thirty three sources are cited.</w:t>
-      </w:r>
     </w:p>
     <w:p>
       <w:pPr>
         <w:pStyle w:val="Heading2"/>
       </w:pPr>
-      <w:bookmarkStart w:id="26" w:name="_Toc241216486"/>
+      <w:bookmarkStart w:id="26" w:name="_Toc241219007"/>
       <w:r>
         <w:t>3.1 Conceptual map of the literature</w:t>
       </w:r>
@@ -9965,7 +9971,7 @@
                     <pic:cNvPicPr/>
                   </pic:nvPicPr>
                   <pic:blipFill>
-                    <a:blip r:embed="rId15"/>
+                    <a:blip r:embed="rId16"/>
                     <a:stretch>
                       <a:fillRect/>
                     </a:stretch>
@@ -9991,7 +9997,7 @@
         <w:pStyle w:val="FigCaption"/>
         <w:spacing w:after="200"/>
       </w:pPr>
-      <w:bookmarkStart w:id="27" w:name="_Toc241216543"/>
+      <w:bookmarkStart w:id="27" w:name="_Toc241219064"/>
       <w:r>
         <w:t>Figure 3.1: Conceptual map of the reviewed literature, showing how the capability strand and the safety strand converge on the research gap addressed by this thesis.</w:t>
       </w:r>
@@ -10001,7 +10007,7 @@
       <w:pPr>
         <w:pStyle w:val="Heading2"/>
       </w:pPr>
-      <w:bookmarkStart w:id="28" w:name="_Toc241216487"/>
+      <w:bookmarkStart w:id="28" w:name="_Toc241219008"/>
       <w:r>
         <w:t>3.2 Domain overview</w:t>
       </w:r>
@@ -10023,7 +10029,7 @@
       <w:pPr>
         <w:pStyle w:val="Heading2"/>
       </w:pPr>
-      <w:bookmarkStart w:id="29" w:name="_Toc241216488"/>
+      <w:bookmarkStart w:id="29" w:name="_Toc241219009"/>
       <w:r>
         <w:t>3.3 Existing systems, frameworks and designs</w:t>
       </w:r>
@@ -10034,10 +10040,7 @@
         <w:jc w:val="both"/>
       </w:pPr>
       <w:r>
-        <w:t>CheXNet applied a 121 layer densely connected network to ChestX-ray14 and exceeded practising radiologists on the F1 metric [9]. It established DenseNet121 as a default backbone and framed the task as single label detection, a framing subsequent work inherited. ChestX-ray8 [5] and CheXpert [6] reinforced it, but neither is organised around pneumonia aetiology, so neither supports the distinction that drives the antibiotic decision. The pandemic produced a large body of COVID-19 work [12], [13], [14]. Chowdh</w:t>
-      </w:r>
-      <w:r>
-        <w:t>ury et al. assembled a widely reused public collection [7], [8], Kermany et al. contributed the paediatric collection supplying the bacterial and viral labels [22], and Huang and Liao stacked EfficientNetV2 models with attention modules [23]. These share three limitations: class formulations differ, so the numbers are not comparable; the datasets are small and heterogeneous in source; and evaluation is dominated by overall accuracy. Table 3.1 compares them against the requirements of this study.</w:t>
+        <w:t>CheXNet applied a 121 layer densely connected network to ChestX-ray14 and exceeded practising radiologists on the F1 metric [9]. It established DenseNet121 as a default backbone and framed the task as single label detection, a framing subsequent work inherited. ChestX-ray8 [5] and CheXpert [6] reinforced it, but neither is organised around pneumonia aetiology, so neither supports the distinction that drives the antibiotic decision. The pandemic produced a large body of COVID-19 work [12], [13], [14]. Chowdhury et al. assembled a widely reused public collection [7], [8], Kermany et al. contributed the paediatric collection supplying the bacterial and viral labels [22], and Huang and Liao stacked EfficientNetV2 models with attention modules [23]. These share three limitations: class formulations differ, so the numbers are not comparable; the datasets are small and heterogeneous in source; and evaluation is dominated by overall accuracy. Table 3.1 compares them against the requirements of this study.</w:t>
       </w:r>
     </w:p>
     <w:p>
@@ -10046,7 +10049,7 @@
         <w:keepNext/>
         <w:spacing w:before="200" w:after="80"/>
       </w:pPr>
-      <w:bookmarkStart w:id="30" w:name="_Toc241216558"/>
+      <w:bookmarkStart w:id="30" w:name="_Toc241219079"/>
       <w:r>
         <w:t>Table 3.1: Representative prior systems against the requirements of this study.</w:t>
       </w:r>
@@ -10851,17 +10854,14 @@
       </w:pPr>
       <w:r>
         <w:lastRenderedPageBreak/>
-        <w:t>Three observations follow. Where explanation is offered it is qualitative, so no reviewed system can distinguish a model reasoning from pathology from one exploiting an artefact. Prior systems are evaluated as models rather than deployed tools, so the question of what happens to an unexpected input is not asked. And the COVID-19 collections [7], [8] draw their classes from different repositories, so a classifier can exploit acquisition site without learning anything about pathology [19]. This study inherits</w:t>
+        <w:t>Three observations follow. Where explanation is offered it is qualitative, so no reviewed system can distinguish a model reasoning from pathology from one exploiting an artefact. Prior systems are evaluated as models rather than deployed tools, so the question of what happens to an unexpected input is not asked. And the COVID-19 collections [7], [8] draw their classes from different repositories, so a classifier can exploit acquisition site without learning anything about pathology [19]. This study inherits that weakness and adds a measurement rather than a remedy.</w:t>
       </w:r>
-      <w:r>
-        <w:t xml:space="preserve"> that weakness and adds a measurement rather than a remedy.</w:t>
-      </w:r>
     </w:p>
     <w:p>
       <w:pPr>
         <w:pStyle w:val="Heading2"/>
       </w:pPr>
-      <w:bookmarkStart w:id="31" w:name="_Toc241216489"/>
+      <w:bookmarkStart w:id="31" w:name="_Toc241219010"/>
       <w:r>
         <w:t>3.4 Technological analysis</w:t>
       </w:r>
@@ -10871,7 +10871,7 @@
       <w:pPr>
         <w:pStyle w:val="Heading3"/>
       </w:pPr>
-      <w:bookmarkStart w:id="32" w:name="_Toc241216490"/>
+      <w:bookmarkStart w:id="32" w:name="_Toc241219011"/>
       <w:r>
         <w:t>3.4.1 Algorithmic analysis</w:t>
       </w:r>
@@ -10891,7 +10891,7 @@
         <w:keepNext/>
         <w:spacing w:before="200" w:after="80"/>
       </w:pPr>
-      <w:bookmarkStart w:id="33" w:name="_Toc241216559"/>
+      <w:bookmarkStart w:id="33" w:name="_Toc241219080"/>
       <w:r>
         <w:t>Table 3.2: Candidate architectures compared.</w:t>
       </w:r>
@@ -11554,17 +11554,14 @@
       </w:r>
       <w:r>
         <w:lastRenderedPageBreak/>
-        <w:t>scratch on small medical datasets [27]; ImageNet [28] remains the standard source domain, which motivates the two stage protocol, and Litjens et al. caution about dataset bias [4]. For input validity the options divide by where they read the network. Hendrycks and Gimpel showed that the maximum softmax probability is weakly informative but unreliable alone, because networks are confidently wrong [15]. Lee et al. fit class conditional Gaussians to the penultimate features with a shared covariance and score a</w:t>
+        <w:t>scratch on small medical datasets [27]; ImageNet [28] remains the standard source domain, which motivates the two stage protocol, and Litjens et al. caution about dataset bias [4]. For input validity the options divide by where they read the network. Hendrycks and Gimpel showed that the maximum softmax probability is weakly informative but unreliable alone, because networks are confidently wrong [15]. Lee et al. fit class conditional Gaussians to the penultimate features with a shared covariance and score an input by its minimum Mahalanobis distance [16]. Liu et al. proposed the energy score, the negative log sum exp of the logits [17]. Yang et al. distinguish the far regime from the near regime, where the input is the right modality but an unseen class [18]. All three are post hoc.</w:t>
       </w:r>
-      <w:r>
-        <w:t>n input by its minimum Mahalanobis distance [16]. Liu et al. proposed the energy score, the negative log sum exp of the logits [17]. Yang et al. distinguish the far regime from the near regime, where the input is the right modality but an unseen class [18]. All three are post hoc.</w:t>
-      </w:r>
     </w:p>
     <w:p>
       <w:pPr>
         <w:pStyle w:val="Heading3"/>
       </w:pPr>
-      <w:bookmarkStart w:id="34" w:name="_Toc241216491"/>
+      <w:bookmarkStart w:id="34" w:name="_Toc241219012"/>
       <w:r>
         <w:t>3.4.2 Design analysis</w:t>
       </w:r>
@@ -11575,20 +11572,14 @@
         <w:jc w:val="both"/>
       </w:pPr>
       <w:r>
-        <w:t>The first design question is how the classifier head is built, because it determines whether a feature space detector is possible at all. A network pooling straight into a four unit softmax offers no intermediate representation in which to fit Gaussians, whereas a head passing through a narrow dense layer provides one, and that width is a trade off: large enough to remain discriminative, small enough for a covariance matrix to be estimated stably. The second is how explanation enters the output. Class activ</w:t>
+        <w:t>The first design question is how the classifier head is built, because it determines whether a feature space detector is possible at all. A network pooling straight into a four unit softmax offers no intermediate representation in which to fit Gaussians, whereas a head passing through a narrow dense layer provides one, and that width is a trade off: large enough to remain discriminative, small enough for a covariance matrix to be estimated stably. The second is how explanation enters the output. Class activation mapping localises discriminative regions without bounding box supervision [29], and Grad-CAM generalised it by weighting feature maps with the gradients of a class score [30]. Interpretability is argued to be a precondition for clinical acceptance [2], [31], [32]. Two details are neglected: Grad-CAM is defined on the score before the softmax, and differentiating the probability instead makes gradients vanish when the model is confident; and a plausible heatmap is not evidence that lung tissue was used [33].</w:t>
       </w:r>
-      <w:r>
-        <w:t>ation mapping localises discriminative regions without bounding box supervision [29], and Grad-CAM generalised it by weighting feature maps with the gradients of a class score [30]. Interpretability is argued to be a precondition for clinical acceptance [2], [31], [32]. Two details are neglected: Grad-CAM is defined on the score before the softmax, and differentiating the probability instead makes gradients vanish when the model is confident; and a plausible heatmap is not evidence that lung tissue was used</w:t>
-      </w:r>
-      <w:r>
-        <w:t xml:space="preserve"> [33].</w:t>
-      </w:r>
     </w:p>
     <w:p>
       <w:pPr>
         <w:pStyle w:val="Heading3"/>
       </w:pPr>
-      <w:bookmarkStart w:id="35" w:name="_Toc241216492"/>
+      <w:bookmarkStart w:id="35" w:name="_Toc241219013"/>
       <w:r>
         <w:t>3.4.3 Workflow analysis</w:t>
       </w:r>
@@ -11599,24 +11590,18 @@
         <w:jc w:val="both"/>
       </w:pPr>
       <w:r>
-        <w:t xml:space="preserve">The reviewed systems share one workflow: an image is resized and normalised, one forward pass produces a softmax vector, the largest entry is reported as the diagnosis with its probability as confidence. Three limitations matter here. There is no gate between the forward pass and the output, so the pipeline has no state in which it declines to answer. The explanation is terminal rather than measured. And the workflow ends at the prediction, so a decision taken inside the model does not survive persistence, </w:t>
-      </w:r>
-      <w:r>
-        <w:t xml:space="preserve">reopening or export. The evaluation workflow shows the same pattern. Overall accuracy is inadequate under class imbalance, and per class precision, recall and F1 with the confusion matrix </w:t>
+        <w:t xml:space="preserve">The reviewed systems share one workflow: an image is resized and normalised, one forward pass produces a softmax vector, the largest entry is reported as the diagnosis with its probability as confidence. Three limitations matter here. There is no gate between the forward pass and the output, so the pipeline has no state in which it declines to answer. The explanation is terminal rather than measured. And the workflow ends at the prediction, so a decision taken inside the model does not survive persistence, reopening or export. The evaluation workflow shows the same pattern. Overall accuracy is inadequate under class imbalance, and per class precision, recall and F1 with the confusion matrix </w:t>
       </w:r>
       <w:r>
         <w:lastRenderedPageBreak/>
-        <w:t>are what expose this. For input validity the quantities differ again, since AUROC measures threshold free separability [15], [17] while the operating point must also be reported as the proportion of genuine scans retained. Across Table 3.1 no reviewed system reports either an input validity metric or an explanation localis</w:t>
+        <w:t>are what expose this. For input validity the quantities differ again, since AUROC measures threshold free separability [15], [17] while the operating point must also be reported as the proportion of genuine scans retained. Across Table 3.1 no reviewed system reports either an input validity metric or an explanation localisation metric.</w:t>
       </w:r>
-      <w:r>
-        <w:t>ation metric.</w:t>
-      </w:r>
     </w:p>
     <w:p>
       <w:pPr>
         <w:pStyle w:val="Heading2"/>
       </w:pPr>
-      <w:bookmarkStart w:id="36" w:name="_Toc241216493"/>
+      <w:bookmarkStart w:id="36" w:name="_Toc241219014"/>
       <w:r>
         <w:t>3.5 Reflection and derived requirements</w:t>
       </w:r>
@@ -11627,16 +11612,7 @@
         <w:jc w:val="both"/>
       </w:pPr>
       <w:r>
-        <w:t>Three things are consistently established and are adopted rather than re tested, because they define the method and not the contribution: transfer learning from ImageNet is appropriate at these dataset sizes [21], [27], [4]; densely connected and compound scaled backbones are both credible with no decisive winner [24], [26], [23]; and explainability is necessary for clinical acceptance [2], [31], [32]. The studies are not comparable on performance, since accuracies vary widely [12], [13], [14] while class d</w:t>
-      </w:r>
-      <w:r>
-        <w:t xml:space="preserve">efinitions, dataset sizes and splits vary at the same time. Two things remain under evaluated and together are the research gap. The first is explanation localisation, since the shortcut learning [19] and lung segmentation [33] results together imply that unquantified Grad-CAM cannot support a claim of clinical relevance. The second, and principal, is input validity: the detection literature [15], [16], [17], [18] establishes that the failure mode is real and that post hoc remedies exist, while the applied </w:t>
-      </w:r>
-      <w:r>
-        <w:t>literature [7], [9], [12], [13], [14], [23] deploys classifiers without them. The review constrains the design rather than decorating it. Table 3.3 records the mapping, and every derived requirement is traced to a design decision in Section 4 and a verification location in Section 5. Three distinguish this design from the systems in Table 3.1: DR4 requires that the system be able to refuse to answer, DR5 that several signals be compared rather than one adopted on authority, and DR8 that explanation localisa</w:t>
-      </w:r>
-      <w:r>
-        <w:t>tion be disclosed.</w:t>
+        <w:t>Three things are consistently established and are adopted rather than re tested, because they define the method and not the contribution: transfer learning from ImageNet is appropriate at these dataset sizes [21], [27], [4]; densely connected and compound scaled backbones are both credible with no decisive winner [24], [26], [23]; and explainability is necessary for clinical acceptance [2], [31], [32]. The studies are not comparable on performance, since accuracies vary widely [12], [13], [14] while class definitions, dataset sizes and splits vary at the same time. Two things remain under evaluated and together are the research gap. The first is explanation localisation, since the shortcut learning [19] and lung segmentation [33] results together imply that unquantified Grad-CAM cannot support a claim of clinical relevance. The second, and principal, is input validity: the detection literature [15], [16], [17], [18] establishes that the failure mode is real and that post hoc remedies exist, while the applied literature [7], [9], [12], [13], [14], [23] deploys classifiers without them. The review constrains the design rather than decorating it. Table 3.3 records the mapping, and every derived requirement is traced to a design decision in Section 4 and a verification location in Section 5. Three distinguish this design from the systems in Table 3.1: DR4 requires that the system be able to refuse to answer, DR5 that several signals be compared rather than one adopted on authority, and DR8 that explanation localisation be disclosed.</w:t>
       </w:r>
     </w:p>
     <w:p>
@@ -11645,7 +11621,7 @@
         <w:keepNext/>
         <w:spacing w:before="200" w:after="80"/>
       </w:pPr>
-      <w:bookmarkStart w:id="37" w:name="_Toc241216560"/>
+      <w:bookmarkStart w:id="37" w:name="_Toc241219081"/>
       <w:r>
         <w:lastRenderedPageBreak/>
         <w:t>Table 3.3: Literature findings mapped to derived requirements.</w:t>
@@ -12279,7 +12255,7 @@
         <w:pStyle w:val="Heading1"/>
         <w:pageBreakBefore/>
       </w:pPr>
-      <w:bookmarkStart w:id="38" w:name="_Toc241216494"/>
+      <w:bookmarkStart w:id="38" w:name="_Toc241219015"/>
       <w:r>
         <w:lastRenderedPageBreak/>
         <w:t>4 METHODOLOGY</w:t>
@@ -12290,7 +12266,7 @@
       <w:pPr>
         <w:pStyle w:val="Heading2"/>
       </w:pPr>
-      <w:bookmarkStart w:id="39" w:name="_Toc241216495"/>
+      <w:bookmarkStart w:id="39" w:name="_Toc241219016"/>
       <w:r>
         <w:t>4.1 Research paradigm</w:t>
       </w:r>
@@ -12301,17 +12277,14 @@
         <w:jc w:val="both"/>
       </w:pPr>
       <w:r>
-        <w:t>The study adopts a post positivist position. Accuracy, per class recall, AUROC and in lung attention are objective quantities that can be estimated but not known exactly, being subject to sampling error, label noise and the random initialisation of a run. The position constrains three later decisions: every measurement is reported with its sample size, differences smaller than the resolution the design supports are declared inconclusive, and a disconfirming measurement is reported in the same terms as a con</w:t>
+        <w:t>The study adopts a post positivist position. Accuracy, per class recall, AUROC and in lung attention are objective quantities that can be estimated but not known exactly, being subject to sampling error, label noise and the random initialisation of a run. The position constrains three later decisions: every measurement is reported with its sample size, differences smaller than the resolution the design supports are declared inconclusive, and a disconfirming measurement is reported in the same terms as a confirming one.</w:t>
       </w:r>
-      <w:r>
-        <w:t>firming one.</w:t>
-      </w:r>
     </w:p>
     <w:p>
       <w:pPr>
         <w:pStyle w:val="Heading2"/>
       </w:pPr>
-      <w:bookmarkStart w:id="40" w:name="_Toc241216496"/>
+      <w:bookmarkStart w:id="40" w:name="_Toc241219017"/>
       <w:r>
         <w:t>4.2 Research approach</w:t>
       </w:r>
@@ -12329,7 +12302,7 @@
       <w:pPr>
         <w:pStyle w:val="Heading2"/>
       </w:pPr>
-      <w:bookmarkStart w:id="41" w:name="_Toc241216497"/>
+      <w:bookmarkStart w:id="41" w:name="_Toc241219018"/>
       <w:r>
         <w:t>4.3 Research strategy</w:t>
       </w:r>
@@ -12340,17 +12313,14 @@
         <w:jc w:val="both"/>
       </w:pPr>
       <w:r>
-        <w:t>The strategy is design science, in which knowledge is produced by constructing an artefact and evaluating it rigorously. It was selected because the research question asks to what extent a post hoc safeguard can improve the safety of a deployed classifier, and that quantity does not exist until the safeguard has been built. Within it the evaluation is experimental: three architectures are trained under a shared protocol and measured on a held out test set, and the safeguard is calibrated on genuine data and</w:t>
+        <w:t>The strategy is design science, in which knowledge is produced by constructing an artefact and evaluating it rigorously. It was selected because the research question asks to what extent a post hoc safeguard can improve the safety of a deployed classifier, and that quantity does not exist until the safeguard has been built. Within it the evaluation is experimental: three architectures are trained under a shared protocol and measured on a held out test set, and the safeguard is calibrated on genuine data and measured against held out data and a probe.</w:t>
       </w:r>
-      <w:r>
-        <w:t xml:space="preserve"> measured against held out data and a probe.</w:t>
-      </w:r>
     </w:p>
     <w:p>
       <w:pPr>
         <w:pStyle w:val="Heading2"/>
       </w:pPr>
-      <w:bookmarkStart w:id="42" w:name="_Toc241216498"/>
+      <w:bookmarkStart w:id="42" w:name="_Toc241219019"/>
       <w:r>
         <w:t>4.4 Data collection and data sources</w:t>
       </w:r>
@@ -12361,17 +12331,11 @@
         <w:jc w:val="both"/>
       </w:pPr>
       <w:r>
-        <w:t>The unit of analysis is a single frontal chest radiograph with its label, and the population of interest is frontal radiographs of patients with suspected respiratory infection. The study uses secondary data, a curated collection of 9,209 labelled radiographs from public research repositories [5], [7], [9], [22], released for research use and carrying no patient identifiers. Selection criteria were applied before the split was drawn. An audit removed duplicate, corrupted and low resolution files, since a du</w:t>
-      </w:r>
-      <w:r>
-        <w:t xml:space="preserve">plicate spanning a partition </w:t>
+        <w:t xml:space="preserve">The unit of analysis is a single frontal chest radiograph with its label, and the population of interest is frontal radiographs of patients with suspected respiratory infection. The study uses secondary data, a curated collection of 9,209 labelled radiographs from public research repositories [5], [7], [9], [22], released for research use and carrying no patient identifiers. Selection criteria were applied before the split was drawn. An audit removed duplicate, corrupted and low resolution files, since a duplicate spanning a partition </w:t>
       </w:r>
       <w:r>
         <w:lastRenderedPageBreak/>
-        <w:t>boundary is a direct route to leakage. Sampling then used stratified random splitting at approximately 70, 15 and 15 per cent, and the realised split was reused by all three architectures and by calibration. Four instruments generate the evidence: the training pipeline records per epoch accuracy, loss, precision, recall and area under the curve; the evaluation routine produces the test confusion matrix, from which every per class metric in Section 5 is derived arithmetically; th</w:t>
-      </w:r>
-      <w:r>
-        <w:t>e calibration utility fits the Gaussians and sets thresholds; and the deployed service records the verdict, score and reason for every scan.</w:t>
+        <w:t>boundary is a direct route to leakage. Sampling then used stratified random splitting at approximately 70, 15 and 15 per cent, and the realised split was reused by all three architectures and by calibration. Four instruments generate the evidence: the training pipeline records per epoch accuracy, loss, precision, recall and area under the curve; the evaluation routine produces the test confusion matrix, from which every per class metric in Section 5 is derived arithmetically; the calibration utility fits the Gaussians and sets thresholds; and the deployed service records the verdict, score and reason for every scan.</w:t>
       </w:r>
     </w:p>
     <w:p>
@@ -12380,7 +12344,7 @@
         <w:keepNext/>
         <w:spacing w:before="200" w:after="80"/>
       </w:pPr>
-      <w:bookmarkStart w:id="43" w:name="_Toc241216561"/>
+      <w:bookmarkStart w:id="43" w:name="_Toc241219082"/>
       <w:r>
         <w:t>Table 4.1: Realised dataset composition and stratified split.</w:t>
       </w:r>
@@ -12990,7 +12954,7 @@
       <w:pPr>
         <w:pStyle w:val="Heading2"/>
       </w:pPr>
-      <w:bookmarkStart w:id="44" w:name="_Toc241216499"/>
+      <w:bookmarkStart w:id="44" w:name="_Toc241219020"/>
       <w:r>
         <w:t>4.5 Research methodology execution workflow</w:t>
       </w:r>
@@ -13030,7 +12994,7 @@
                     <pic:cNvPicPr/>
                   </pic:nvPicPr>
                   <pic:blipFill>
-                    <a:blip r:embed="rId16"/>
+                    <a:blip r:embed="rId17"/>
                     <a:stretch>
                       <a:fillRect/>
                     </a:stretch>
@@ -13056,7 +13020,7 @@
         <w:pStyle w:val="FigCaption"/>
         <w:spacing w:after="200"/>
       </w:pPr>
-      <w:bookmarkStart w:id="45" w:name="_Toc241216544"/>
+      <w:bookmarkStart w:id="45" w:name="_Toc241219065"/>
       <w:r>
         <w:t>Figure 4.1: Research methodology execution workflow, showing the order of the phases and the point at which the artefact was frozen for evaluation.</w:t>
       </w:r>
@@ -13066,7 +13030,7 @@
       <w:pPr>
         <w:pStyle w:val="Heading3"/>
       </w:pPr>
-      <w:bookmarkStart w:id="46" w:name="_Toc241216500"/>
+      <w:bookmarkStart w:id="46" w:name="_Toc241219021"/>
       <w:r>
         <w:lastRenderedPageBreak/>
         <w:t>4.5.1 Problem identification</w:t>
@@ -13085,7 +13049,7 @@
       <w:pPr>
         <w:pStyle w:val="Heading3"/>
       </w:pPr>
-      <w:bookmarkStart w:id="47" w:name="_Toc241216501"/>
+      <w:bookmarkStart w:id="47" w:name="_Toc241219022"/>
       <w:r>
         <w:t>4.5.2 Relevance justification</w:t>
       </w:r>
@@ -13103,7 +13067,7 @@
       <w:pPr>
         <w:pStyle w:val="Heading3"/>
       </w:pPr>
-      <w:bookmarkStart w:id="48" w:name="_Toc241216502"/>
+      <w:bookmarkStart w:id="48" w:name="_Toc241219023"/>
       <w:r>
         <w:t>4.5.3 Comparative analysis and gap justification</w:t>
       </w:r>
@@ -13121,7 +13085,7 @@
       <w:pPr>
         <w:pStyle w:val="Heading3"/>
       </w:pPr>
-      <w:bookmarkStart w:id="49" w:name="_Toc241216503"/>
+      <w:bookmarkStart w:id="49" w:name="_Toc241219024"/>
       <w:r>
         <w:t>4.5.4 Define and finalise objectives</w:t>
       </w:r>
@@ -13139,7 +13103,7 @@
       <w:pPr>
         <w:pStyle w:val="Heading3"/>
       </w:pPr>
-      <w:bookmarkStart w:id="50" w:name="_Toc241216504"/>
+      <w:bookmarkStart w:id="50" w:name="_Toc241219025"/>
       <w:r>
         <w:t>4.5.5 Design, development and data management</w:t>
       </w:r>
@@ -13157,7 +13121,7 @@
       <w:pPr>
         <w:pStyle w:val="Heading3"/>
       </w:pPr>
-      <w:bookmarkStart w:id="51" w:name="_Toc241216505"/>
+      <w:bookmarkStart w:id="51" w:name="_Toc241219026"/>
       <w:r>
         <w:lastRenderedPageBreak/>
         <w:t>4.5.6 Evaluation and communication</w:t>
@@ -13176,7 +13140,7 @@
       <w:pPr>
         <w:pStyle w:val="Heading2"/>
       </w:pPr>
-      <w:bookmarkStart w:id="52" w:name="_Toc241216506"/>
+      <w:bookmarkStart w:id="52" w:name="_Toc241219027"/>
       <w:r>
         <w:t>4.6 Project management methodology</w:t>
       </w:r>
@@ -13187,17 +13151,14 @@
         <w:jc w:val="both"/>
       </w:pPr>
       <w:r>
-        <w:t>An iterative and incremental method was selected rather than a formal framework. With a single developer the ceremonies of SCRUM would have no one to perform them and the governance of PRINCE 2 would be disproportionate. The project does have uneven technical uncertainty: the platform layers are conventional, whereas the behaviour of the validity signals on this model could only be discovered by building and measuring, and an iterative method lets that discovery change the design without invalidating comple</w:t>
+        <w:t>An iterative and incremental method was selected rather than a formal framework. With a single developer the ceremonies of SCRUM would have no one to perform them and the governance of PRINCE 2 would be disproportionate. The project does have uneven technical uncertainty: the platform layers are conventional, whereas the behaviour of the validity signals on this model could only be discovered by building and measuring, and an iterative method lets that discovery change the design without invalidating completed work.</w:t>
       </w:r>
-      <w:r>
-        <w:t>ted work.</w:t>
-      </w:r>
     </w:p>
     <w:p>
       <w:pPr>
         <w:pStyle w:val="Heading3"/>
       </w:pPr>
-      <w:bookmarkStart w:id="53" w:name="_Toc241216507"/>
+      <w:bookmarkStart w:id="53" w:name="_Toc241219028"/>
       <w:r>
         <w:t>4.6.1 Project timeline</w:t>
       </w:r>
@@ -13215,7 +13176,7 @@
       <w:pPr>
         <w:pStyle w:val="Heading3"/>
       </w:pPr>
-      <w:bookmarkStart w:id="54" w:name="_Toc241216508"/>
+      <w:bookmarkStart w:id="54" w:name="_Toc241219029"/>
       <w:r>
         <w:t>4.6.2 Ethical considerations</w:t>
       </w:r>
@@ -13226,17 +13187,14 @@
         <w:jc w:val="both"/>
       </w:pPr>
       <w:r>
-        <w:t>The study uses publicly released, de identified research images and involves no human participants, so institutional ethics approval was not applicable, and the licences permit academic research use. The platform does handle personal data, so access is authenticated with signed tokens and authorised by role, upload directories are protected against execution and browsing, and deleting an account removes its scan records. The most substantial issue is safety of use rather than privacy: the design withholds t</w:t>
+        <w:t>The study uses publicly released, de identified research images and involves no human participants, so institutional ethics approval was not applicable, and the licences permit academic research use. The platform does handle personal data, so access is authenticated with signed tokens and authorised by role, upload directories are protected against execution and browsing, and deleting an account removes its scan records. The most substantial issue is safety of use rather than privacy: the design withholds the diagnosis, discloses low in lung attention and states that the output is decision support. Fairness could not be evaluated, because the collections carry no demographic attributes.</w:t>
       </w:r>
-      <w:r>
-        <w:t>he diagnosis, discloses low in lung attention and states that the output is decision support. Fairness could not be evaluated, because the collections carry no demographic attributes.</w:t>
-      </w:r>
     </w:p>
     <w:p>
       <w:pPr>
         <w:pStyle w:val="Heading2"/>
       </w:pPr>
-      <w:bookmarkStart w:id="55" w:name="_Toc241216509"/>
+      <w:bookmarkStart w:id="55" w:name="_Toc241219030"/>
       <w:r>
         <w:lastRenderedPageBreak/>
         <w:t>4.7 Stakeholder analysis</w:t>
@@ -13255,7 +13213,7 @@
       <w:pPr>
         <w:pStyle w:val="Heading2"/>
       </w:pPr>
-      <w:bookmarkStart w:id="56" w:name="_Toc241216510"/>
+      <w:bookmarkStart w:id="56" w:name="_Toc241219031"/>
       <w:r>
         <w:t>4.8 Operationalisation process</w:t>
       </w:r>
@@ -13281,7 +13239,7 @@
       <w:pPr>
         <w:pStyle w:val="Heading2"/>
       </w:pPr>
-      <w:bookmarkStart w:id="57" w:name="_Toc241216511"/>
+      <w:bookmarkStart w:id="57" w:name="_Toc241219032"/>
       <w:r>
         <w:t>4.9 System and model analysis</w:t>
       </w:r>
@@ -13291,7 +13249,7 @@
       <w:pPr>
         <w:pStyle w:val="Heading3"/>
       </w:pPr>
-      <w:bookmarkStart w:id="58" w:name="_Toc241216512"/>
+      <w:bookmarkStart w:id="58" w:name="_Toc241219033"/>
       <w:r>
         <w:t>4.9.1 Use case analysis</w:t>
       </w:r>
@@ -13299,14 +13257,6 @@
     </w:p>
     <w:p>
       <w:pPr>
-        <w:jc w:val="both"/>
-      </w:pPr>
-      <w:r>
-        <w:t>Figure 4.2 shows the use cases and the four roles that reach them. Two relationships carry the contribution: obtaining a prediction includes assessing input validity, so no caller can obtain a classification without the assessment having run, and assessing validity extends into withholding an unreliable diagnosis.</w:t>
-      </w:r>
-    </w:p>
-    <w:p>
-      <w:pPr>
         <w:keepNext/>
         <w:spacing w:before="120" w:after="0" w:line="240" w:lineRule="auto"/>
         <w:jc w:val="center"/>
@@ -13315,7 +13265,6 @@
         <w:rPr>
           <w:noProof/>
         </w:rPr>
-        <w:lastRenderedPageBreak/>
         <w:drawing>
           <wp:inline distT="0" distB="0" distL="0" distR="0" wp14:anchorId="4753A34A" wp14:editId="2DC80F08">
             <wp:extent cx="4937760" cy="3061409"/>
@@ -13332,7 +13281,7 @@
                     <pic:cNvPicPr/>
                   </pic:nvPicPr>
                   <pic:blipFill>
-                    <a:blip r:embed="rId17"/>
+                    <a:blip r:embed="rId18"/>
                     <a:stretch>
                       <a:fillRect/>
                     </a:stretch>
@@ -13358,7 +13307,7 @@
         <w:pStyle w:val="FigCaption"/>
         <w:spacing w:after="200"/>
       </w:pPr>
-      <w:bookmarkStart w:id="59" w:name="_Toc241216545"/>
+      <w:bookmarkStart w:id="59" w:name="_Toc241219066"/>
       <w:r>
         <w:t>Figure 4.2: Use case diagram of the delivered platform.</w:t>
       </w:r>
@@ -13366,9 +13315,24 @@
     </w:p>
     <w:p>
       <w:pPr>
+        <w:pStyle w:val="FigCaption"/>
+        <w:spacing w:after="200"/>
+      </w:pPr>
+    </w:p>
+    <w:p>
+      <w:pPr>
+        <w:jc w:val="both"/>
+      </w:pPr>
+      <w:r>
+        <w:lastRenderedPageBreak/>
+        <w:t>Figure 4.2 shows the use cases and the four roles that reach them. Two relationships carry the contribution: obtaining a prediction includes assessing input validity, so no caller can obtain a classification without the assessment having run, and assessing validity extends into withholding an unreliable diagnosis.</w:t>
+      </w:r>
+    </w:p>
+    <w:p>
+      <w:pPr>
         <w:pStyle w:val="Heading3"/>
       </w:pPr>
-      <w:bookmarkStart w:id="60" w:name="_Toc241216513"/>
+      <w:bookmarkStart w:id="60" w:name="_Toc241219034"/>
       <w:r>
         <w:t>4.9.2 Class analysis</w:t>
       </w:r>
@@ -13384,10 +13348,11 @@
     </w:p>
     <w:p>
       <w:pPr>
+        <w:pStyle w:val="FigCaption"/>
         <w:keepNext/>
-        <w:spacing w:before="120" w:after="0" w:line="240" w:lineRule="auto"/>
-        <w:jc w:val="center"/>
-      </w:pPr>
+        <w:spacing w:after="200"/>
+      </w:pPr>
+      <w:bookmarkStart w:id="61" w:name="_Toc241219067"/>
       <w:r>
         <w:rPr>
           <w:noProof/>
@@ -13408,7 +13373,7 @@
                     <pic:cNvPicPr/>
                   </pic:nvPicPr>
                   <pic:blipFill>
-                    <a:blip r:embed="rId18"/>
+                    <a:blip r:embed="rId10"/>
                     <a:stretch>
                       <a:fillRect/>
                     </a:stretch>
@@ -13428,13 +13393,6 @@
           </wp:inline>
         </w:drawing>
       </w:r>
-    </w:p>
-    <w:p>
-      <w:pPr>
-        <w:pStyle w:val="FigCaption"/>
-        <w:spacing w:after="200"/>
-      </w:pPr>
-      <w:bookmarkStart w:id="61" w:name="_Toc241216546"/>
       <w:r>
         <w:t>Figure 4.3: Class diagram of the core domain and service classes.</w:t>
       </w:r>
@@ -13444,9 +13402,8 @@
       <w:pPr>
         <w:pStyle w:val="Heading3"/>
       </w:pPr>
-      <w:bookmarkStart w:id="62" w:name="_Toc241216514"/>
+      <w:bookmarkStart w:id="62" w:name="_Toc241219035"/>
       <w:r>
-        <w:lastRenderedPageBreak/>
         <w:t>4.9.3 Activity analysis</w:t>
       </w:r>
       <w:bookmarkEnd w:id="62"/>
@@ -13469,6 +13426,7 @@
         <w:rPr>
           <w:noProof/>
         </w:rPr>
+        <w:lastRenderedPageBreak/>
         <w:drawing>
           <wp:inline distT="0" distB="0" distL="0" distR="0" wp14:anchorId="2F30C632" wp14:editId="4CA69039">
             <wp:extent cx="4480560" cy="4186523"/>
@@ -13511,7 +13469,7 @@
         <w:pStyle w:val="FigCaption"/>
         <w:spacing w:after="200"/>
       </w:pPr>
-      <w:bookmarkStart w:id="63" w:name="_Toc241216547"/>
+      <w:bookmarkStart w:id="63" w:name="_Toc241219068"/>
       <w:r>
         <w:t>Figure 4.4: Activity diagram of the analysis workflow.</w:t>
       </w:r>
@@ -13521,7 +13479,7 @@
       <w:pPr>
         <w:pStyle w:val="Heading3"/>
       </w:pPr>
-      <w:bookmarkStart w:id="64" w:name="_Toc241216515"/>
+      <w:bookmarkStart w:id="64" w:name="_Toc241219036"/>
       <w:r>
         <w:t>4.9.4 Sequence analysis</w:t>
       </w:r>
@@ -13529,14 +13487,6 @@
     </w:p>
     <w:p>
       <w:pPr>
-        <w:jc w:val="both"/>
-      </w:pPr>
-      <w:r>
-        <w:t>Figure 4.5 maps the interaction for the upload and analyse use case, including the exception flow. The ordering is why the safeguard cannot be bypassed: the application tier reaches a prediction only through the inference service, and the inference service reaches a response only through the detector. No row is written when no genuine prediction exists.</w:t>
-      </w:r>
-    </w:p>
-    <w:p>
-      <w:pPr>
         <w:keepNext/>
         <w:spacing w:before="120" w:after="0" w:line="240" w:lineRule="auto"/>
         <w:jc w:val="center"/>
@@ -13545,7 +13495,6 @@
         <w:rPr>
           <w:noProof/>
         </w:rPr>
-        <w:lastRenderedPageBreak/>
         <w:drawing>
           <wp:inline distT="0" distB="0" distL="0" distR="0" wp14:anchorId="3FC6A85D" wp14:editId="24BD7252">
             <wp:extent cx="5120640" cy="3323011"/>
@@ -13588,7 +13537,7 @@
         <w:pStyle w:val="FigCaption"/>
         <w:spacing w:after="200"/>
       </w:pPr>
-      <w:bookmarkStart w:id="65" w:name="_Toc241216548"/>
+      <w:bookmarkStart w:id="65" w:name="_Toc241219069"/>
       <w:r>
         <w:t>Figure 4.5: Sequence diagram for the upload and analyse use case.</w:t>
       </w:r>
@@ -13596,9 +13545,18 @@
     </w:p>
     <w:p>
       <w:pPr>
+        <w:jc w:val="both"/>
+      </w:pPr>
+      <w:r>
+        <w:lastRenderedPageBreak/>
+        <w:t>Figure 4.5 maps the interaction for the upload and analyse use case, including the exception flow. The ordering is why the safeguard cannot be bypassed: the application tier reaches a prediction only through the inference service, and the inference service reaches a response only through the detector. No row is written when no genuine prediction exists.</w:t>
+      </w:r>
+    </w:p>
+    <w:p>
+      <w:pPr>
         <w:pStyle w:val="Heading3"/>
       </w:pPr>
-      <w:bookmarkStart w:id="66" w:name="_Toc241216516"/>
+      <w:bookmarkStart w:id="66" w:name="_Toc241219037"/>
       <w:r>
         <w:t>4.9.5 State analysis of the result view</w:t>
       </w:r>
@@ -13609,17 +13567,14 @@
         <w:jc w:val="both"/>
       </w:pPr>
       <w:r>
-        <w:t>A state analysis is more informative here than a further structural diagram, because the rule following from the research problem is that uncertainty must be at least as visible as the result. The view can occupy five states. Accepted shows the predicted class, a confidence capped below certainty, all four probabilities and the lung restricted heatmap; accepted with caution adds the measured percentage below one half; withheld shows no diagnostic content at all. The last two cover a failed explanation and a</w:t>
+        <w:t>A state analysis is more informative here than a further structural diagram, because the rule following from the research problem is that uncertainty must be at least as visible as the result. The view can occupy five states. Accepted shows the predicted class, a confidence capped below certainty, all four probabilities and the lung restricted heatmap; accepted with caution adds the measured percentage below one half; withheld shows no diagnostic content at all. The last two cover a failed explanation and an unavailable service.</w:t>
       </w:r>
-      <w:r>
-        <w:t>n unavailable service.</w:t>
-      </w:r>
     </w:p>
     <w:p>
       <w:pPr>
         <w:pStyle w:val="Heading2"/>
       </w:pPr>
-      <w:bookmarkStart w:id="67" w:name="_Toc241216517"/>
+      <w:bookmarkStart w:id="67" w:name="_Toc241219038"/>
       <w:r>
         <w:t>4.10 Proposed system architecture</w:t>
       </w:r>
@@ -13630,14 +13585,7 @@
         <w:jc w:val="both"/>
       </w:pPr>
       <w:r>
-        <w:t>Figure 4.6 shows the deployment architecture: a web presentation tier, a REST application tier providing authentication, persistence, reporting and orchestration, and a separate inference tier that owns the models and is where the contribution lives. Separating inference was the principal architectural decision, because model loading is expensive and must be amortised by a long lived process, and isolating the models behind a narrow interface makes the safeguard a property of the system rather than of one c</w:t>
-      </w:r>
-      <w:r>
-        <w:t xml:space="preserve">aller. The application tier treats unavailability as an error rather than degrading to a placeholder. The data design is small: users, an activity log, and a scans table holding one row per analysis with the image paths, predicted class and confidence, four probabilities, </w:t>
-      </w:r>
-      <w:r>
-        <w:lastRenderedPageBreak/>
-        <w:t>model identifier, verdict, score, reason and status. The classifier head ends in a narrow dense layer, 256 units wide on the deployed model, which is the space in which the Gaussians of Section 4.12.1 are fitted.</w:t>
+        <w:t>Figure 4.6 shows the deployment architecture: a web presentation tier, a REST application tier providing authentication, persistence, reporting and orchestration, and a separate inference tier that owns the models and is where the contribution lives. Separating inference was the principal architectural decision, because model loading is expensive and must be amortised by a long lived process, and isolating the models behind a narrow interface makes the safeguard a property of the system rather than of one caller. The application tier treats unavailability as an error rather than degrading to a placeholder. The data design is small: users, an activity log, and a scans table holding one row per analysis with the image paths, predicted class and confidence, four probabilities, model identifier, verdict, score, reason and status. The classifier head ends in a narrow dense layer, 256 units wide on the deployed model, which is the space in which the Gaussians of Section 4.12.1 are fitted.</w:t>
       </w:r>
     </w:p>
     <w:p>
@@ -13650,6 +13598,7 @@
         <w:rPr>
           <w:noProof/>
         </w:rPr>
+        <w:lastRenderedPageBreak/>
         <w:drawing>
           <wp:inline distT="0" distB="0" distL="0" distR="0" wp14:anchorId="0244BDF9" wp14:editId="2238B7E0">
             <wp:extent cx="5303520" cy="2499302"/>
@@ -13692,7 +13641,7 @@
         <w:pStyle w:val="FigCaption"/>
         <w:spacing w:after="200"/>
       </w:pPr>
-      <w:bookmarkStart w:id="68" w:name="_Toc241216549"/>
+      <w:bookmarkStart w:id="68" w:name="_Toc241219070"/>
       <w:r>
         <w:t>Figure 4.6: Proposed deployment architecture, showing the three tiers, the data store and the location of the research contribution.</w:t>
       </w:r>
@@ -13702,7 +13651,7 @@
       <w:pPr>
         <w:pStyle w:val="Heading2"/>
       </w:pPr>
-      <w:bookmarkStart w:id="69" w:name="_Toc241216518"/>
+      <w:bookmarkStart w:id="69" w:name="_Toc241219039"/>
       <w:r>
         <w:t>4.11 Functional and non functional requirements</w:t>
       </w:r>
@@ -13722,7 +13671,7 @@
         <w:keepNext/>
         <w:spacing w:before="200" w:after="80"/>
       </w:pPr>
-      <w:bookmarkStart w:id="70" w:name="_Toc241216562"/>
+      <w:bookmarkStart w:id="70" w:name="_Toc241219083"/>
       <w:r>
         <w:t>Table 4.2: Functional requirements.</w:t>
       </w:r>
@@ -14416,7 +14365,7 @@
         <w:keepNext/>
         <w:spacing w:before="200" w:after="80"/>
       </w:pPr>
-      <w:bookmarkStart w:id="71" w:name="_Toc241216563"/>
+      <w:bookmarkStart w:id="71" w:name="_Toc241219084"/>
       <w:r>
         <w:lastRenderedPageBreak/>
         <w:t>Table 4.3: Non functional requirements and acceptance criteria.</w:t>
@@ -15152,7 +15101,7 @@
       <w:pPr>
         <w:pStyle w:val="Heading2"/>
       </w:pPr>
-      <w:bookmarkStart w:id="72" w:name="_Toc241216519"/>
+      <w:bookmarkStart w:id="72" w:name="_Toc241219040"/>
       <w:r>
         <w:t>4.12 Implementation of the framework</w:t>
       </w:r>
@@ -15163,17 +15112,14 @@
         <w:jc w:val="both"/>
       </w:pPr>
       <w:r>
-        <w:t>This section documents how the framework was built, concentrating on the three components that carry the contribution: the safeguard and its calibration, the reconstruction that makes Grad-CAM produce usable gradients, and the lung field estimator. All three operate on an unmodified trained classifier. All three architectures were trained beforehand with a two stage transfer learning protocol on the shared split, with class weights in the loss, Adam optimisation, early stopping and checkpointing on best val</w:t>
+        <w:t>This section documents how the framework was built, concentrating on the three components that carry the contribution: the safeguard and its calibration, the reconstruction that makes Grad-CAM produce usable gradients, and the lung field estimator. All three operate on an unmodified trained classifier. All three architectures were trained beforehand with a two stage transfer learning protocol on the shared split, with class weights in the loss, Adam optimisation, early stopping and checkpointing on best validation accuracy.</w:t>
       </w:r>
-      <w:r>
-        <w:t>idation accuracy.</w:t>
-      </w:r>
     </w:p>
     <w:p>
       <w:pPr>
         <w:pStyle w:val="Heading3"/>
       </w:pPr>
-      <w:bookmarkStart w:id="73" w:name="_Toc241216520"/>
+      <w:bookmarkStart w:id="73" w:name="_Toc241219041"/>
       <w:r>
         <w:t>4.12.1 Algorithms and core logic</w:t>
       </w:r>
@@ -15189,1110 +15135,30 @@
     </w:p>
     <w:p>
       <w:pPr>
-        <w:tabs>
-          <w:tab w:val="center" w:pos="4680"/>
-          <w:tab w:val="right" w:pos="9360"/>
-        </w:tabs>
-        <w:spacing w:before="80" w:after="80"/>
+        <w:jc w:val="both"/>
       </w:pPr>
       <w:r>
-        <w:tab/>
-      </w:r>
-      <m:oMath>
-        <m:r>
-          <w:rPr>
-            <w:rFonts w:ascii="Cambria Math" w:hAnsi="Cambria Math"/>
-          </w:rPr>
-          <m:t>z</m:t>
-        </m:r>
-        <m:r>
-          <m:rPr>
-            <m:sty m:val="p"/>
-          </m:rPr>
-          <w:rPr>
-            <w:rFonts w:ascii="Cambria Math" w:hAnsi="Cambria Math"/>
-          </w:rPr>
-          <m:t xml:space="preserve"> = </m:t>
-        </m:r>
-        <m:sSup>
-          <m:sSupPr>
-            <m:ctrlPr>
-              <w:rPr>
-                <w:rFonts w:ascii="Cambria Math" w:hAnsi="Cambria Math"/>
-              </w:rPr>
-            </m:ctrlPr>
-          </m:sSupPr>
-          <m:e>
-            <m:r>
-              <w:rPr>
-                <w:rFonts w:ascii="Cambria Math" w:hAnsi="Cambria Math"/>
-              </w:rPr>
-              <m:t>W</m:t>
-            </m:r>
-          </m:e>
-          <m:sup>
-            <m:r>
-              <m:rPr>
-                <m:sty m:val="p"/>
-              </m:rPr>
-              <w:rPr>
-                <w:rFonts w:ascii="Cambria Math" w:hAnsi="Cambria Math"/>
-              </w:rPr>
-              <m:t>T</m:t>
-            </m:r>
-          </m:sup>
-        </m:sSup>
-        <m:r>
-          <w:rPr>
-            <w:rFonts w:ascii="Cambria Math" w:hAnsi="Cambria Math"/>
-          </w:rPr>
-          <m:t>h</m:t>
-        </m:r>
-        <m:d>
-          <m:dPr>
-            <m:ctrlPr>
-              <w:rPr>
-                <w:rFonts w:ascii="Cambria Math" w:hAnsi="Cambria Math"/>
-              </w:rPr>
-            </m:ctrlPr>
-          </m:dPr>
-          <m:e>
-            <m:r>
-              <w:rPr>
-                <w:rFonts w:ascii="Cambria Math" w:hAnsi="Cambria Math"/>
-              </w:rPr>
-              <m:t>x</m:t>
-            </m:r>
-          </m:e>
-        </m:d>
-        <m:r>
-          <m:rPr>
-            <m:sty m:val="p"/>
-          </m:rPr>
-          <w:rPr>
-            <w:rFonts w:ascii="Cambria Math" w:hAnsi="Cambria Math"/>
-          </w:rPr>
-          <m:t xml:space="preserve"> + </m:t>
-        </m:r>
-        <m:r>
-          <w:rPr>
-            <w:rFonts w:ascii="Cambria Math" w:hAnsi="Cambria Math"/>
-          </w:rPr>
-          <m:t>b</m:t>
-        </m:r>
-      </m:oMath>
-      <w:r>
-        <w:tab/>
-        <w:t>(4.1)</w:t>
-      </w:r>
-    </w:p>
-    <w:p>
-      <w:pPr>
-        <w:tabs>
-          <w:tab w:val="center" w:pos="4680"/>
-          <w:tab w:val="right" w:pos="9360"/>
-        </w:tabs>
-        <w:spacing w:before="80" w:after="80"/>
-      </w:pPr>
-      <w:r>
-        <w:tab/>
-      </w:r>
-      <m:oMath>
-        <m:sSub>
-          <m:sSubPr>
-            <m:ctrlPr>
-              <w:rPr>
-                <w:rFonts w:ascii="Cambria Math" w:hAnsi="Cambria Math"/>
-              </w:rPr>
-            </m:ctrlPr>
-          </m:sSubPr>
-          <m:e>
-            <m:r>
-              <w:rPr>
-                <w:rFonts w:ascii="Cambria Math" w:hAnsi="Cambria Math"/>
-              </w:rPr>
-              <m:t>p</m:t>
-            </m:r>
-          </m:e>
-          <m:sub>
-            <m:r>
-              <w:rPr>
-                <w:rFonts w:ascii="Cambria Math" w:hAnsi="Cambria Math"/>
-              </w:rPr>
-              <m:t>j</m:t>
-            </m:r>
-          </m:sub>
-        </m:sSub>
-        <m:r>
-          <m:rPr>
-            <m:sty m:val="p"/>
-          </m:rPr>
-          <w:rPr>
-            <w:rFonts w:ascii="Cambria Math" w:hAnsi="Cambria Math"/>
-          </w:rPr>
-          <m:t xml:space="preserve"> = </m:t>
-        </m:r>
-        <m:f>
-          <m:fPr>
-            <m:ctrlPr>
-              <w:rPr>
-                <w:rFonts w:ascii="Cambria Math" w:hAnsi="Cambria Math"/>
-              </w:rPr>
-            </m:ctrlPr>
-          </m:fPr>
-          <m:num>
-            <m:r>
-              <m:rPr>
-                <m:sty m:val="p"/>
-              </m:rPr>
-              <w:rPr>
-                <w:rFonts w:ascii="Cambria Math" w:hAnsi="Cambria Math"/>
-              </w:rPr>
-              <m:t>exp</m:t>
-            </m:r>
-            <m:d>
-              <m:dPr>
-                <m:ctrlPr>
-                  <w:rPr>
-                    <w:rFonts w:ascii="Cambria Math" w:hAnsi="Cambria Math"/>
-                  </w:rPr>
-                </m:ctrlPr>
-              </m:dPr>
-              <m:e>
-                <m:sSub>
-                  <m:sSubPr>
-                    <m:ctrlPr>
-                      <w:rPr>
-                        <w:rFonts w:ascii="Cambria Math" w:hAnsi="Cambria Math"/>
-                      </w:rPr>
-                    </m:ctrlPr>
-                  </m:sSubPr>
-                  <m:e>
-                    <m:r>
-                      <w:rPr>
-                        <w:rFonts w:ascii="Cambria Math" w:hAnsi="Cambria Math"/>
-                      </w:rPr>
-                      <m:t>z</m:t>
-                    </m:r>
-                  </m:e>
-                  <m:sub>
-                    <m:r>
-                      <w:rPr>
-                        <w:rFonts w:ascii="Cambria Math" w:hAnsi="Cambria Math"/>
-                      </w:rPr>
-                      <m:t>j</m:t>
-                    </m:r>
-                  </m:sub>
-                </m:sSub>
-              </m:e>
-            </m:d>
-          </m:num>
-          <m:den>
-            <m:nary>
-              <m:naryPr>
-                <m:chr m:val="∑"/>
-                <m:limLoc m:val="undOvr"/>
-                <m:ctrlPr>
-                  <w:rPr>
-                    <w:rFonts w:ascii="Cambria Math" w:hAnsi="Cambria Math"/>
-                  </w:rPr>
-                </m:ctrlPr>
-              </m:naryPr>
-              <m:sub>
-                <m:r>
-                  <w:rPr>
-                    <w:rFonts w:ascii="Cambria Math" w:hAnsi="Cambria Math"/>
-                  </w:rPr>
-                  <m:t>k</m:t>
-                </m:r>
-                <m:r>
-                  <m:rPr>
-                    <m:sty m:val="p"/>
-                  </m:rPr>
-                  <w:rPr>
-                    <w:rFonts w:ascii="Cambria Math" w:hAnsi="Cambria Math"/>
-                  </w:rPr>
-                  <m:t xml:space="preserve"> = 1</m:t>
-                </m:r>
-              </m:sub>
-              <m:sup>
-                <m:r>
-                  <m:rPr>
-                    <m:sty m:val="p"/>
-                  </m:rPr>
-                  <w:rPr>
-                    <w:rFonts w:ascii="Cambria Math" w:hAnsi="Cambria Math"/>
-                  </w:rPr>
-                  <m:t>4</m:t>
-                </m:r>
-              </m:sup>
-              <m:e>
-                <m:r>
-                  <m:rPr>
-                    <m:sty m:val="p"/>
-                  </m:rPr>
-                  <w:rPr>
-                    <w:rFonts w:ascii="Cambria Math" w:hAnsi="Cambria Math"/>
-                  </w:rPr>
-                  <m:t>exp</m:t>
-                </m:r>
-                <m:d>
-                  <m:dPr>
-                    <m:ctrlPr>
-                      <w:rPr>
-                        <w:rFonts w:ascii="Cambria Math" w:hAnsi="Cambria Math"/>
-                      </w:rPr>
-                    </m:ctrlPr>
-                  </m:dPr>
-                  <m:e>
-                    <m:sSub>
-                      <m:sSubPr>
-                        <m:ctrlPr>
-                          <w:rPr>
-                            <w:rFonts w:ascii="Cambria Math" w:hAnsi="Cambria Math"/>
-                          </w:rPr>
-                        </m:ctrlPr>
-                      </m:sSubPr>
-                      <m:e>
-                        <m:r>
-                          <w:rPr>
-                            <w:rFonts w:ascii="Cambria Math" w:hAnsi="Cambria Math"/>
-                          </w:rPr>
-                          <m:t>z</m:t>
-                        </m:r>
-                      </m:e>
-                      <m:sub>
-                        <m:r>
-                          <w:rPr>
-                            <w:rFonts w:ascii="Cambria Math" w:hAnsi="Cambria Math"/>
-                          </w:rPr>
-                          <m:t>k</m:t>
-                        </m:r>
-                      </m:sub>
-                    </m:sSub>
-                  </m:e>
-                </m:d>
-              </m:e>
-            </m:nary>
-          </m:den>
-        </m:f>
-      </m:oMath>
-      <w:r>
-        <w:tab/>
-        <w:t>(4.2)</w:t>
-      </w:r>
-    </w:p>
-    <w:p>
-      <w:pPr>
-        <w:jc w:val="both"/>
-      </w:pPr>
-      <w:r>
-        <w:t xml:space="preserve">The reconstruction is exact rather than approximate, because it reuses the parameters the model itself would apply, so one evaluation yields the feature vector the detector needs, </w:t>
+        <w:t xml:space="preserve">The reconstruction is exact rather than approximate, because it reuses the parameters the model itself would apply, so one evaluation yields the feature vector the detector needs, the logits the energy score needs and the probabilities shown to the user, all describing the same forward pass. Computing them independently would not guarantee that correspondence, and it is the correspondence rather than the saving in computation that </w:t>
       </w:r>
       <w:r>
         <w:lastRenderedPageBreak/>
-        <w:t>the logits the energy score needs and the probabilities shown to the user, all describing the same forward pass. Computing them independently would not guarantee that correspondence, and it is the correspondence rather than the saving in computation that motivates the design. Calibration runs once per model and reads the same split file used for training, so only genuine data participates. The class conditional mean is the sample mean of the features of that class, and a single covariance matrix is shared a</w:t>
+        <w:t>motivates the design. Calibration runs once per model and reads the same split file used for training, so only genuine data participates. The class conditional mean is the sample mean of the features of that class, and a single covariance matrix is shared across all four classes, estimated from the pooled within class scatter and regularised before inversion.</w:t>
       </w:r>
+    </w:p>
+    <w:p>
+      <w:pPr>
+        <w:jc w:val="both"/>
+      </w:pPr>
       <w:r>
-        <w:t>cross all four classes, estimated from the pooled within class scatter and regularised before inversion.</w:t>
+        <w:t>A shrinkage term, a coefficient of 0.01 on the identity, is added to the pooled within class covariance to keep it invertible. The fitting sample of 1,200 images is only about 4.7 times the feature dimensionality of 256, so four separately estimated matrices would be rank deficient, and tying the covariance across classes following Lee et al. [16] is the standard response. Each signal is then evaluated on a held out validation subsample and its threshold placed at the quantile retaining a target proportion of genuine scans, set to 0.95.</w:t>
       </w:r>
     </w:p>
     <w:p>
       <w:pPr>
-        <w:tabs>
-          <w:tab w:val="center" w:pos="4680"/>
-          <w:tab w:val="right" w:pos="9360"/>
-        </w:tabs>
-        <w:spacing w:before="80" w:after="80"/>
+        <w:jc w:val="both"/>
       </w:pPr>
       <w:r>
-        <w:tab/>
-      </w:r>
-      <m:oMath>
-        <m:sSub>
-          <m:sSubPr>
-            <m:ctrlPr>
-              <w:rPr>
-                <w:rFonts w:ascii="Cambria Math" w:hAnsi="Cambria Math"/>
-              </w:rPr>
-            </m:ctrlPr>
-          </m:sSubPr>
-          <m:e>
-            <m:r>
-              <w:rPr>
-                <w:rFonts w:ascii="Cambria Math" w:hAnsi="Cambria Math"/>
-              </w:rPr>
-              <m:t>μ</m:t>
-            </m:r>
-          </m:e>
-          <m:sub>
-            <m:r>
-              <w:rPr>
-                <w:rFonts w:ascii="Cambria Math" w:hAnsi="Cambria Math"/>
-              </w:rPr>
-              <m:t>c</m:t>
-            </m:r>
-          </m:sub>
-        </m:sSub>
-        <m:r>
-          <m:rPr>
-            <m:sty m:val="p"/>
-          </m:rPr>
-          <w:rPr>
-            <w:rFonts w:ascii="Cambria Math" w:hAnsi="Cambria Math"/>
-          </w:rPr>
-          <m:t xml:space="preserve"> = </m:t>
-        </m:r>
-        <m:f>
-          <m:fPr>
-            <m:ctrlPr>
-              <w:rPr>
-                <w:rFonts w:ascii="Cambria Math" w:hAnsi="Cambria Math"/>
-              </w:rPr>
-            </m:ctrlPr>
-          </m:fPr>
-          <m:num>
-            <m:r>
-              <m:rPr>
-                <m:sty m:val="p"/>
-              </m:rPr>
-              <w:rPr>
-                <w:rFonts w:ascii="Cambria Math" w:hAnsi="Cambria Math"/>
-              </w:rPr>
-              <m:t>1</m:t>
-            </m:r>
-          </m:num>
-          <m:den>
-            <m:sSub>
-              <m:sSubPr>
-                <m:ctrlPr>
-                  <w:rPr>
-                    <w:rFonts w:ascii="Cambria Math" w:hAnsi="Cambria Math"/>
-                  </w:rPr>
-                </m:ctrlPr>
-              </m:sSubPr>
-              <m:e>
-                <m:r>
-                  <w:rPr>
-                    <w:rFonts w:ascii="Cambria Math" w:hAnsi="Cambria Math"/>
-                  </w:rPr>
-                  <m:t>N</m:t>
-                </m:r>
-              </m:e>
-              <m:sub>
-                <m:r>
-                  <w:rPr>
-                    <w:rFonts w:ascii="Cambria Math" w:hAnsi="Cambria Math"/>
-                  </w:rPr>
-                  <m:t>c</m:t>
-                </m:r>
-              </m:sub>
-            </m:sSub>
-          </m:den>
-        </m:f>
-        <m:nary>
-          <m:naryPr>
-            <m:chr m:val="∑"/>
-            <m:limLoc m:val="undOvr"/>
-            <m:supHide m:val="1"/>
-            <m:ctrlPr>
-              <w:rPr>
-                <w:rFonts w:ascii="Cambria Math" w:hAnsi="Cambria Math"/>
-              </w:rPr>
-            </m:ctrlPr>
-          </m:naryPr>
-          <m:sub>
-            <m:r>
-              <w:rPr>
-                <w:rFonts w:ascii="Cambria Math" w:hAnsi="Cambria Math"/>
-              </w:rPr>
-              <m:t>i</m:t>
-            </m:r>
-            <m:r>
-              <m:rPr>
-                <m:sty m:val="p"/>
-              </m:rPr>
-              <w:rPr>
-                <w:rFonts w:ascii="Cambria Math" w:hAnsi="Cambria Math"/>
-              </w:rPr>
-              <m:t xml:space="preserve"> : </m:t>
-            </m:r>
-            <m:sSub>
-              <m:sSubPr>
-                <m:ctrlPr>
-                  <w:rPr>
-                    <w:rFonts w:ascii="Cambria Math" w:hAnsi="Cambria Math"/>
-                  </w:rPr>
-                </m:ctrlPr>
-              </m:sSubPr>
-              <m:e>
-                <m:r>
-                  <w:rPr>
-                    <w:rFonts w:ascii="Cambria Math" w:hAnsi="Cambria Math"/>
-                  </w:rPr>
-                  <m:t>y</m:t>
-                </m:r>
-              </m:e>
-              <m:sub>
-                <m:r>
-                  <w:rPr>
-                    <w:rFonts w:ascii="Cambria Math" w:hAnsi="Cambria Math"/>
-                  </w:rPr>
-                  <m:t>i</m:t>
-                </m:r>
-              </m:sub>
-            </m:sSub>
-            <m:r>
-              <m:rPr>
-                <m:sty m:val="p"/>
-              </m:rPr>
-              <w:rPr>
-                <w:rFonts w:ascii="Cambria Math" w:hAnsi="Cambria Math"/>
-              </w:rPr>
-              <m:t xml:space="preserve"> = </m:t>
-            </m:r>
-            <m:r>
-              <w:rPr>
-                <w:rFonts w:ascii="Cambria Math" w:hAnsi="Cambria Math"/>
-              </w:rPr>
-              <m:t>c</m:t>
-            </m:r>
-          </m:sub>
-          <m:sup/>
-          <m:e>
-            <m:r>
-              <w:rPr>
-                <w:rFonts w:ascii="Cambria Math" w:hAnsi="Cambria Math"/>
-              </w:rPr>
-              <m:t>h</m:t>
-            </m:r>
-            <m:d>
-              <m:dPr>
-                <m:ctrlPr>
-                  <w:rPr>
-                    <w:rFonts w:ascii="Cambria Math" w:hAnsi="Cambria Math"/>
-                  </w:rPr>
-                </m:ctrlPr>
-              </m:dPr>
-              <m:e>
-                <m:sSub>
-                  <m:sSubPr>
-                    <m:ctrlPr>
-                      <w:rPr>
-                        <w:rFonts w:ascii="Cambria Math" w:hAnsi="Cambria Math"/>
-                      </w:rPr>
-                    </m:ctrlPr>
-                  </m:sSubPr>
-                  <m:e>
-                    <m:r>
-                      <w:rPr>
-                        <w:rFonts w:ascii="Cambria Math" w:hAnsi="Cambria Math"/>
-                      </w:rPr>
-                      <m:t>x</m:t>
-                    </m:r>
-                  </m:e>
-                  <m:sub>
-                    <m:r>
-                      <w:rPr>
-                        <w:rFonts w:ascii="Cambria Math" w:hAnsi="Cambria Math"/>
-                      </w:rPr>
-                      <m:t>i</m:t>
-                    </m:r>
-                  </m:sub>
-                </m:sSub>
-              </m:e>
-            </m:d>
-          </m:e>
-        </m:nary>
-      </m:oMath>
-      <w:r>
-        <w:tab/>
-        <w:t>(4.3)</w:t>
-      </w:r>
-    </w:p>
-    <w:p>
-      <w:pPr>
-        <w:tabs>
-          <w:tab w:val="center" w:pos="4680"/>
-          <w:tab w:val="right" w:pos="9360"/>
-        </w:tabs>
-        <w:spacing w:before="80" w:after="80"/>
-      </w:pPr>
-      <w:r>
-        <w:tab/>
-      </w:r>
-      <m:oMath>
-        <m:r>
-          <w:rPr>
-            <w:rFonts w:ascii="Cambria Math" w:hAnsi="Cambria Math"/>
-          </w:rPr>
-          <m:t>Σ</m:t>
-        </m:r>
-        <m:r>
-          <m:rPr>
-            <m:sty m:val="p"/>
-          </m:rPr>
-          <w:rPr>
-            <w:rFonts w:ascii="Cambria Math" w:hAnsi="Cambria Math"/>
-          </w:rPr>
-          <m:t xml:space="preserve"> = </m:t>
-        </m:r>
-        <m:f>
-          <m:fPr>
-            <m:ctrlPr>
-              <w:rPr>
-                <w:rFonts w:ascii="Cambria Math" w:hAnsi="Cambria Math"/>
-              </w:rPr>
-            </m:ctrlPr>
-          </m:fPr>
-          <m:num>
-            <m:r>
-              <m:rPr>
-                <m:sty m:val="p"/>
-              </m:rPr>
-              <w:rPr>
-                <w:rFonts w:ascii="Cambria Math" w:hAnsi="Cambria Math"/>
-              </w:rPr>
-              <m:t>1</m:t>
-            </m:r>
-          </m:num>
-          <m:den>
-            <m:r>
-              <w:rPr>
-                <w:rFonts w:ascii="Cambria Math" w:hAnsi="Cambria Math"/>
-              </w:rPr>
-              <m:t>N</m:t>
-            </m:r>
-          </m:den>
-        </m:f>
-        <m:nary>
-          <m:naryPr>
-            <m:chr m:val="∑"/>
-            <m:limLoc m:val="undOvr"/>
-            <m:ctrlPr>
-              <w:rPr>
-                <w:rFonts w:ascii="Cambria Math" w:hAnsi="Cambria Math"/>
-              </w:rPr>
-            </m:ctrlPr>
-          </m:naryPr>
-          <m:sub>
-            <m:r>
-              <w:rPr>
-                <w:rFonts w:ascii="Cambria Math" w:hAnsi="Cambria Math"/>
-              </w:rPr>
-              <m:t>c</m:t>
-            </m:r>
-            <m:r>
-              <m:rPr>
-                <m:sty m:val="p"/>
-              </m:rPr>
-              <w:rPr>
-                <w:rFonts w:ascii="Cambria Math" w:hAnsi="Cambria Math"/>
-              </w:rPr>
-              <m:t xml:space="preserve"> = 1</m:t>
-            </m:r>
-          </m:sub>
-          <m:sup>
-            <m:r>
-              <m:rPr>
-                <m:sty m:val="p"/>
-              </m:rPr>
-              <w:rPr>
-                <w:rFonts w:ascii="Cambria Math" w:hAnsi="Cambria Math"/>
-              </w:rPr>
-              <m:t>4</m:t>
-            </m:r>
-          </m:sup>
-          <m:e>
-            <m:nary>
-              <m:naryPr>
-                <m:chr m:val="∑"/>
-                <m:limLoc m:val="undOvr"/>
-                <m:supHide m:val="1"/>
-                <m:ctrlPr>
-                  <w:rPr>
-                    <w:rFonts w:ascii="Cambria Math" w:hAnsi="Cambria Math"/>
-                  </w:rPr>
-                </m:ctrlPr>
-              </m:naryPr>
-              <m:sub>
-                <m:r>
-                  <w:rPr>
-                    <w:rFonts w:ascii="Cambria Math" w:hAnsi="Cambria Math"/>
-                  </w:rPr>
-                  <m:t>i</m:t>
-                </m:r>
-                <m:r>
-                  <m:rPr>
-                    <m:sty m:val="p"/>
-                  </m:rPr>
-                  <w:rPr>
-                    <w:rFonts w:ascii="Cambria Math" w:hAnsi="Cambria Math"/>
-                  </w:rPr>
-                  <m:t xml:space="preserve"> : </m:t>
-                </m:r>
-                <m:sSub>
-                  <m:sSubPr>
-                    <m:ctrlPr>
-                      <w:rPr>
-                        <w:rFonts w:ascii="Cambria Math" w:hAnsi="Cambria Math"/>
-                      </w:rPr>
-                    </m:ctrlPr>
-                  </m:sSubPr>
-                  <m:e>
-                    <m:r>
-                      <w:rPr>
-                        <w:rFonts w:ascii="Cambria Math" w:hAnsi="Cambria Math"/>
-                      </w:rPr>
-                      <m:t>y</m:t>
-                    </m:r>
-                  </m:e>
-                  <m:sub>
-                    <m:r>
-                      <w:rPr>
-                        <w:rFonts w:ascii="Cambria Math" w:hAnsi="Cambria Math"/>
-                      </w:rPr>
-                      <m:t>i</m:t>
-                    </m:r>
-                  </m:sub>
-                </m:sSub>
-                <m:r>
-                  <m:rPr>
-                    <m:sty m:val="p"/>
-                  </m:rPr>
-                  <w:rPr>
-                    <w:rFonts w:ascii="Cambria Math" w:hAnsi="Cambria Math"/>
-                  </w:rPr>
-                  <m:t xml:space="preserve"> = </m:t>
-                </m:r>
-                <m:r>
-                  <w:rPr>
-                    <w:rFonts w:ascii="Cambria Math" w:hAnsi="Cambria Math"/>
-                  </w:rPr>
-                  <m:t>c</m:t>
-                </m:r>
-              </m:sub>
-              <m:sup/>
-              <m:e>
-                <m:d>
-                  <m:dPr>
-                    <m:ctrlPr>
-                      <w:rPr>
-                        <w:rFonts w:ascii="Cambria Math" w:hAnsi="Cambria Math"/>
-                      </w:rPr>
-                    </m:ctrlPr>
-                  </m:dPr>
-                  <m:e>
-                    <m:r>
-                      <w:rPr>
-                        <w:rFonts w:ascii="Cambria Math" w:hAnsi="Cambria Math"/>
-                      </w:rPr>
-                      <m:t>h</m:t>
-                    </m:r>
-                    <m:d>
-                      <m:dPr>
-                        <m:ctrlPr>
-                          <w:rPr>
-                            <w:rFonts w:ascii="Cambria Math" w:hAnsi="Cambria Math"/>
-                          </w:rPr>
-                        </m:ctrlPr>
-                      </m:dPr>
-                      <m:e>
-                        <m:sSub>
-                          <m:sSubPr>
-                            <m:ctrlPr>
-                              <w:rPr>
-                                <w:rFonts w:ascii="Cambria Math" w:hAnsi="Cambria Math"/>
-                              </w:rPr>
-                            </m:ctrlPr>
-                          </m:sSubPr>
-                          <m:e>
-                            <m:r>
-                              <w:rPr>
-                                <w:rFonts w:ascii="Cambria Math" w:hAnsi="Cambria Math"/>
-                              </w:rPr>
-                              <m:t>x</m:t>
-                            </m:r>
-                          </m:e>
-                          <m:sub>
-                            <m:r>
-                              <w:rPr>
-                                <w:rFonts w:ascii="Cambria Math" w:hAnsi="Cambria Math"/>
-                              </w:rPr>
-                              <m:t>i</m:t>
-                            </m:r>
-                          </m:sub>
-                        </m:sSub>
-                      </m:e>
-                    </m:d>
-                    <m:r>
-                      <m:rPr>
-                        <m:sty m:val="p"/>
-                      </m:rPr>
-                      <w:rPr>
-                        <w:rFonts w:ascii="Cambria Math" w:hAnsi="Cambria Math"/>
-                      </w:rPr>
-                      <m:t xml:space="preserve"> - </m:t>
-                    </m:r>
-                    <m:sSub>
-                      <m:sSubPr>
-                        <m:ctrlPr>
-                          <w:rPr>
-                            <w:rFonts w:ascii="Cambria Math" w:hAnsi="Cambria Math"/>
-                          </w:rPr>
-                        </m:ctrlPr>
-                      </m:sSubPr>
-                      <m:e>
-                        <m:r>
-                          <w:rPr>
-                            <w:rFonts w:ascii="Cambria Math" w:hAnsi="Cambria Math"/>
-                          </w:rPr>
-                          <m:t>μ</m:t>
-                        </m:r>
-                      </m:e>
-                      <m:sub>
-                        <m:r>
-                          <w:rPr>
-                            <w:rFonts w:ascii="Cambria Math" w:hAnsi="Cambria Math"/>
-                          </w:rPr>
-                          <m:t>c</m:t>
-                        </m:r>
-                      </m:sub>
-                    </m:sSub>
-                  </m:e>
-                </m:d>
-                <m:sSup>
-                  <m:sSupPr>
-                    <m:ctrlPr>
-                      <w:rPr>
-                        <w:rFonts w:ascii="Cambria Math" w:hAnsi="Cambria Math"/>
-                      </w:rPr>
-                    </m:ctrlPr>
-                  </m:sSupPr>
-                  <m:e>
-                    <m:d>
-                      <m:dPr>
-                        <m:ctrlPr>
-                          <w:rPr>
-                            <w:rFonts w:ascii="Cambria Math" w:hAnsi="Cambria Math"/>
-                          </w:rPr>
-                        </m:ctrlPr>
-                      </m:dPr>
-                      <m:e>
-                        <m:r>
-                          <w:rPr>
-                            <w:rFonts w:ascii="Cambria Math" w:hAnsi="Cambria Math"/>
-                          </w:rPr>
-                          <m:t>h</m:t>
-                        </m:r>
-                        <m:d>
-                          <m:dPr>
-                            <m:ctrlPr>
-                              <w:rPr>
-                                <w:rFonts w:ascii="Cambria Math" w:hAnsi="Cambria Math"/>
-                              </w:rPr>
-                            </m:ctrlPr>
-                          </m:dPr>
-                          <m:e>
-                            <m:sSub>
-                              <m:sSubPr>
-                                <m:ctrlPr>
-                                  <w:rPr>
-                                    <w:rFonts w:ascii="Cambria Math" w:hAnsi="Cambria Math"/>
-                                  </w:rPr>
-                                </m:ctrlPr>
-                              </m:sSubPr>
-                              <m:e>
-                                <m:r>
-                                  <w:rPr>
-                                    <w:rFonts w:ascii="Cambria Math" w:hAnsi="Cambria Math"/>
-                                  </w:rPr>
-                                  <m:t>x</m:t>
-                                </m:r>
-                              </m:e>
-                              <m:sub>
-                                <m:r>
-                                  <w:rPr>
-                                    <w:rFonts w:ascii="Cambria Math" w:hAnsi="Cambria Math"/>
-                                  </w:rPr>
-                                  <m:t>i</m:t>
-                                </m:r>
-                              </m:sub>
-                            </m:sSub>
-                          </m:e>
-                        </m:d>
-                        <m:r>
-                          <m:rPr>
-                            <m:sty m:val="p"/>
-                          </m:rPr>
-                          <w:rPr>
-                            <w:rFonts w:ascii="Cambria Math" w:hAnsi="Cambria Math"/>
-                          </w:rPr>
-                          <m:t xml:space="preserve"> - </m:t>
-                        </m:r>
-                        <m:sSub>
-                          <m:sSubPr>
-                            <m:ctrlPr>
-                              <w:rPr>
-                                <w:rFonts w:ascii="Cambria Math" w:hAnsi="Cambria Math"/>
-                              </w:rPr>
-                            </m:ctrlPr>
-                          </m:sSubPr>
-                          <m:e>
-                            <m:r>
-                              <w:rPr>
-                                <w:rFonts w:ascii="Cambria Math" w:hAnsi="Cambria Math"/>
-                              </w:rPr>
-                              <m:t>μ</m:t>
-                            </m:r>
-                          </m:e>
-                          <m:sub>
-                            <m:r>
-                              <w:rPr>
-                                <w:rFonts w:ascii="Cambria Math" w:hAnsi="Cambria Math"/>
-                              </w:rPr>
-                              <m:t>c</m:t>
-                            </m:r>
-                          </m:sub>
-                        </m:sSub>
-                      </m:e>
-                    </m:d>
-                  </m:e>
-                  <m:sup>
-                    <m:r>
-                      <m:rPr>
-                        <m:sty m:val="p"/>
-                      </m:rPr>
-                      <w:rPr>
-                        <w:rFonts w:ascii="Cambria Math" w:hAnsi="Cambria Math"/>
-                      </w:rPr>
-                      <m:t>T</m:t>
-                    </m:r>
-                  </m:sup>
-                </m:sSup>
-              </m:e>
-            </m:nary>
-          </m:e>
-        </m:nary>
-        <m:r>
-          <m:rPr>
-            <m:sty m:val="p"/>
-          </m:rPr>
-          <w:rPr>
-            <w:rFonts w:ascii="Cambria Math" w:hAnsi="Cambria Math"/>
-          </w:rPr>
-          <m:t xml:space="preserve"> + </m:t>
-        </m:r>
-        <m:r>
-          <w:rPr>
-            <w:rFonts w:ascii="Cambria Math" w:hAnsi="Cambria Math"/>
-          </w:rPr>
-          <m:t>λI</m:t>
-        </m:r>
-      </m:oMath>
-      <w:r>
-        <w:tab/>
-        <w:t>(4.4)</w:t>
-      </w:r>
-    </w:p>
-    <w:p>
-      <w:pPr>
-        <w:jc w:val="both"/>
-      </w:pPr>
-      <w:r>
-        <w:t>The shrinkage term, a coefficient of 0.01 on the identity, is what keeps the matrix invertible. The fitting sample of 1,200 images is only about 4.7 times the feature dimensionality of 256, so four separately estimated matrices would be rank deficient, and tying the covariance across classes following Lee et al. [16] is the standard response. Each signal is then evaluated on a held out validation subsample and its threshold placed at the quantile retaining a target proportion of genuine scans, set to 0.95.</w:t>
-      </w:r>
-    </w:p>
-    <w:p>
-      <w:pPr>
-        <w:tabs>
-          <w:tab w:val="center" w:pos="4680"/>
-          <w:tab w:val="right" w:pos="9360"/>
-        </w:tabs>
-        <w:spacing w:before="80" w:after="80"/>
-      </w:pPr>
-      <w:r>
-        <w:tab/>
-      </w:r>
-      <m:oMath>
-        <m:sSub>
-          <m:sSubPr>
-            <m:ctrlPr>
-              <w:rPr>
-                <w:rFonts w:ascii="Cambria Math" w:hAnsi="Cambria Math"/>
-              </w:rPr>
-            </m:ctrlPr>
-          </m:sSubPr>
-          <m:e>
-            <m:r>
-              <w:rPr>
-                <w:rFonts w:ascii="Cambria Math" w:hAnsi="Cambria Math"/>
-              </w:rPr>
-              <m:t>τ</m:t>
-            </m:r>
-          </m:e>
-          <m:sub>
-            <m:r>
-              <w:rPr>
-                <w:rFonts w:ascii="Cambria Math" w:hAnsi="Cambria Math"/>
-              </w:rPr>
-              <m:t>s</m:t>
-            </m:r>
-          </m:sub>
-        </m:sSub>
-        <m:r>
-          <m:rPr>
-            <m:sty m:val="p"/>
-          </m:rPr>
-          <w:rPr>
-            <w:rFonts w:ascii="Cambria Math" w:hAnsi="Cambria Math"/>
-          </w:rPr>
-          <m:t xml:space="preserve"> = </m:t>
-        </m:r>
-        <m:sSub>
-          <m:sSubPr>
-            <m:ctrlPr>
-              <w:rPr>
-                <w:rFonts w:ascii="Cambria Math" w:hAnsi="Cambria Math"/>
-              </w:rPr>
-            </m:ctrlPr>
-          </m:sSubPr>
-          <m:e>
-            <m:r>
-              <w:rPr>
-                <w:rFonts w:ascii="Cambria Math" w:hAnsi="Cambria Math"/>
-              </w:rPr>
-              <m:t>Q</m:t>
-            </m:r>
-          </m:e>
-          <m:sub>
-            <m:r>
-              <w:rPr>
-                <w:rFonts w:ascii="Cambria Math" w:hAnsi="Cambria Math"/>
-              </w:rPr>
-              <m:t>r</m:t>
-            </m:r>
-          </m:sub>
-        </m:sSub>
-        <m:d>
-          <m:dPr>
-            <m:ctrlPr>
-              <w:rPr>
-                <w:rFonts w:ascii="Cambria Math" w:hAnsi="Cambria Math"/>
-              </w:rPr>
-            </m:ctrlPr>
-          </m:dPr>
-          <m:e>
-            <m:r>
-              <m:rPr>
-                <m:sty m:val="p"/>
-              </m:rPr>
-              <w:rPr>
-                <w:rFonts w:ascii="Cambria Math" w:hAnsi="Cambria Math"/>
-              </w:rPr>
-              <m:t xml:space="preserve">{ </m:t>
-            </m:r>
-            <m:r>
-              <w:rPr>
-                <w:rFonts w:ascii="Cambria Math" w:hAnsi="Cambria Math"/>
-              </w:rPr>
-              <m:t>s</m:t>
-            </m:r>
-            <m:d>
-              <m:dPr>
-                <m:ctrlPr>
-                  <w:rPr>
-                    <w:rFonts w:ascii="Cambria Math" w:hAnsi="Cambria Math"/>
-                  </w:rPr>
-                </m:ctrlPr>
-              </m:dPr>
-              <m:e>
-                <m:r>
-                  <w:rPr>
-                    <w:rFonts w:ascii="Cambria Math" w:hAnsi="Cambria Math"/>
-                  </w:rPr>
-                  <m:t>x</m:t>
-                </m:r>
-              </m:e>
-            </m:d>
-            <m:r>
-              <m:rPr>
-                <m:sty m:val="p"/>
-              </m:rPr>
-              <w:rPr>
-                <w:rFonts w:ascii="Cambria Math" w:hAnsi="Cambria Math"/>
-              </w:rPr>
-              <m:t xml:space="preserve"> : </m:t>
-            </m:r>
-            <m:r>
-              <w:rPr>
-                <w:rFonts w:ascii="Cambria Math" w:hAnsi="Cambria Math"/>
-              </w:rPr>
-              <m:t>x</m:t>
-            </m:r>
-            <m:r>
-              <m:rPr>
-                <m:sty m:val="p"/>
-              </m:rPr>
-              <w:rPr>
-                <w:rFonts w:ascii="Cambria Math" w:hAnsi="Cambria Math"/>
-              </w:rPr>
-              <m:t xml:space="preserve"> ∈ </m:t>
-            </m:r>
-            <m:sSub>
-              <m:sSubPr>
-                <m:ctrlPr>
-                  <w:rPr>
-                    <w:rFonts w:ascii="Cambria Math" w:hAnsi="Cambria Math"/>
-                  </w:rPr>
-                </m:ctrlPr>
-              </m:sSubPr>
-              <m:e>
-                <m:r>
-                  <w:rPr>
-                    <w:rFonts w:ascii="Cambria Math" w:hAnsi="Cambria Math"/>
-                  </w:rPr>
-                  <m:t>D</m:t>
-                </m:r>
-              </m:e>
-              <m:sub>
-                <m:r>
-                  <m:rPr>
-                    <m:sty m:val="p"/>
-                  </m:rPr>
-                  <w:rPr>
-                    <w:rFonts w:ascii="Cambria Math" w:hAnsi="Cambria Math"/>
-                  </w:rPr>
-                  <m:t>thr</m:t>
-                </m:r>
-              </m:sub>
-            </m:sSub>
-            <m:r>
-              <m:rPr>
-                <m:sty m:val="p"/>
-              </m:rPr>
-              <w:rPr>
-                <w:rFonts w:ascii="Cambria Math" w:hAnsi="Cambria Math"/>
-              </w:rPr>
-              <m:t xml:space="preserve"> }</m:t>
-            </m:r>
-          </m:e>
-        </m:d>
-      </m:oMath>
-      <w:r>
-        <w:tab/>
-        <w:t>(4.5)</w:t>
-      </w:r>
-    </w:p>
-    <w:p>
-      <w:pPr>
-        <w:jc w:val="both"/>
-      </w:pPr>
-      <w:r>
-        <w:t>The direction of the comparison differs by signal: for the Mahalanobis and energy scores a larger value indicates a more anomalous input, whereas for the maximum softmax probability the ordering is reversed. Setting the operating point from genuine data alone is deliberate, because the safeguard then never sees an invalid example during calibration. At runtime the detector computes the Mahalanobis distance to the nearest class conditional mean, the energy score at temperature T fixed at 1.0 [17], and the ma</w:t>
-      </w:r>
-      <w:r>
-        <w:t>ximum softmax probability [15].</w:t>
+        <w:t>The direction of the comparison differs by signal: for the Mahalanobis and energy scores a larger value indicates a more anomalous input, whereas for the maximum softmax probability the ordering is reversed. Setting the operating point from genuine data alone is deliberate, because the safeguard then never sees an invalid example during calibration. At runtime the detector computes the Mahalanobis distance to the nearest class conditional mean, the energy score at temperature T fixed at 1.0 [17], and the maximum softmax probability [15].</w:t>
       </w:r>
     </w:p>
     <w:p>
@@ -16556,429 +15422,27 @@
       </m:oMath>
       <w:r>
         <w:tab/>
-        <w:t>(4.6)</w:t>
+        <w:t>(4.1)</w:t>
       </w:r>
     </w:p>
     <w:p>
       <w:pPr>
-        <w:tabs>
-          <w:tab w:val="center" w:pos="4680"/>
-          <w:tab w:val="right" w:pos="9360"/>
-        </w:tabs>
-        <w:spacing w:before="80" w:after="80"/>
+        <w:jc w:val="both"/>
       </w:pPr>
       <w:r>
-        <w:tab/>
+        <w:t>The distinction between these definitions is not presentational. The Mahalanobis score of equation (4.1) measures a distance in the representation the network has learned, whereas the energy and maximum softmax scores measure confidence in the four numbers that representation is collapsed into. The deployed policy uses the Mahalanobis flag alone, for the empirical reason reported in Section 5.2, so the verdict is a single indicator in which a value of one withholds the diagnosis.</w:t>
       </w:r>
-      <m:oMath>
-        <m:r>
-          <w:rPr>
-            <w:rFonts w:ascii="Cambria Math" w:hAnsi="Cambria Math"/>
-          </w:rPr>
-          <m:t>E</m:t>
-        </m:r>
-        <m:d>
-          <m:dPr>
-            <m:ctrlPr>
-              <w:rPr>
-                <w:rFonts w:ascii="Cambria Math" w:hAnsi="Cambria Math"/>
-              </w:rPr>
-            </m:ctrlPr>
-          </m:dPr>
-          <m:e>
-            <m:r>
-              <w:rPr>
-                <w:rFonts w:ascii="Cambria Math" w:hAnsi="Cambria Math"/>
-              </w:rPr>
-              <m:t>x</m:t>
-            </m:r>
-          </m:e>
-        </m:d>
-        <m:r>
-          <m:rPr>
-            <m:sty m:val="p"/>
-          </m:rPr>
-          <w:rPr>
-            <w:rFonts w:ascii="Cambria Math" w:hAnsi="Cambria Math"/>
-          </w:rPr>
-          <m:t xml:space="preserve"> = - </m:t>
-        </m:r>
-        <m:r>
-          <w:rPr>
-            <w:rFonts w:ascii="Cambria Math" w:hAnsi="Cambria Math"/>
-          </w:rPr>
-          <m:t>T</m:t>
-        </m:r>
-        <m:r>
-          <m:rPr>
-            <m:sty m:val="p"/>
-          </m:rPr>
-          <w:rPr>
-            <w:rFonts w:ascii="Cambria Math" w:hAnsi="Cambria Math"/>
-          </w:rPr>
-          <m:t xml:space="preserve"> log </m:t>
-        </m:r>
-        <m:nary>
-          <m:naryPr>
-            <m:chr m:val="∑"/>
-            <m:limLoc m:val="undOvr"/>
-            <m:ctrlPr>
-              <w:rPr>
-                <w:rFonts w:ascii="Cambria Math" w:hAnsi="Cambria Math"/>
-              </w:rPr>
-            </m:ctrlPr>
-          </m:naryPr>
-          <m:sub>
-            <m:r>
-              <w:rPr>
-                <w:rFonts w:ascii="Cambria Math" w:hAnsi="Cambria Math"/>
-              </w:rPr>
-              <m:t>j</m:t>
-            </m:r>
-            <m:r>
-              <m:rPr>
-                <m:sty m:val="p"/>
-              </m:rPr>
-              <w:rPr>
-                <w:rFonts w:ascii="Cambria Math" w:hAnsi="Cambria Math"/>
-              </w:rPr>
-              <m:t xml:space="preserve"> = 1</m:t>
-            </m:r>
-          </m:sub>
-          <m:sup>
-            <m:r>
-              <m:rPr>
-                <m:sty m:val="p"/>
-              </m:rPr>
-              <w:rPr>
-                <w:rFonts w:ascii="Cambria Math" w:hAnsi="Cambria Math"/>
-              </w:rPr>
-              <m:t>4</m:t>
-            </m:r>
-          </m:sup>
-          <m:e>
-            <m:r>
-              <m:rPr>
-                <m:sty m:val="p"/>
-              </m:rPr>
-              <w:rPr>
-                <w:rFonts w:ascii="Cambria Math" w:hAnsi="Cambria Math"/>
-              </w:rPr>
-              <m:t>exp</m:t>
-            </m:r>
-            <m:d>
-              <m:dPr>
-                <m:ctrlPr>
-                  <w:rPr>
-                    <w:rFonts w:ascii="Cambria Math" w:hAnsi="Cambria Math"/>
-                  </w:rPr>
-                </m:ctrlPr>
-              </m:dPr>
-              <m:e>
-                <m:f>
-                  <m:fPr>
-                    <m:ctrlPr>
-                      <w:rPr>
-                        <w:rFonts w:ascii="Cambria Math" w:hAnsi="Cambria Math"/>
-                      </w:rPr>
-                    </m:ctrlPr>
-                  </m:fPr>
-                  <m:num>
-                    <m:sSub>
-                      <m:sSubPr>
-                        <m:ctrlPr>
-                          <w:rPr>
-                            <w:rFonts w:ascii="Cambria Math" w:hAnsi="Cambria Math"/>
-                          </w:rPr>
-                        </m:ctrlPr>
-                      </m:sSubPr>
-                      <m:e>
-                        <m:r>
-                          <w:rPr>
-                            <w:rFonts w:ascii="Cambria Math" w:hAnsi="Cambria Math"/>
-                          </w:rPr>
-                          <m:t>z</m:t>
-                        </m:r>
-                      </m:e>
-                      <m:sub>
-                        <m:r>
-                          <w:rPr>
-                            <w:rFonts w:ascii="Cambria Math" w:hAnsi="Cambria Math"/>
-                          </w:rPr>
-                          <m:t>j</m:t>
-                        </m:r>
-                      </m:sub>
-                    </m:sSub>
-                  </m:num>
-                  <m:den>
-                    <m:r>
-                      <w:rPr>
-                        <w:rFonts w:ascii="Cambria Math" w:hAnsi="Cambria Math"/>
-                      </w:rPr>
-                      <m:t>T</m:t>
-                    </m:r>
-                  </m:den>
-                </m:f>
-              </m:e>
-            </m:d>
-          </m:e>
-        </m:nary>
-      </m:oMath>
+    </w:p>
+    <w:p>
+      <w:pPr>
+        <w:jc w:val="both"/>
+      </w:pPr>
       <w:r>
-        <w:tab/>
-        <w:t>(4.7)</w:t>
-      </w:r>
-    </w:p>
-    <w:p>
-      <w:pPr>
-        <w:tabs>
-          <w:tab w:val="center" w:pos="4680"/>
-          <w:tab w:val="right" w:pos="9360"/>
-        </w:tabs>
-        <w:spacing w:before="80" w:after="80"/>
-      </w:pPr>
-      <w:r>
-        <w:tab/>
-      </w:r>
-      <m:oMath>
-        <m:r>
-          <w:rPr>
-            <w:rFonts w:ascii="Cambria Math" w:hAnsi="Cambria Math"/>
-          </w:rPr>
-          <m:t>S</m:t>
-        </m:r>
-        <m:d>
-          <m:dPr>
-            <m:ctrlPr>
-              <w:rPr>
-                <w:rFonts w:ascii="Cambria Math" w:hAnsi="Cambria Math"/>
-              </w:rPr>
-            </m:ctrlPr>
-          </m:dPr>
-          <m:e>
-            <m:r>
-              <w:rPr>
-                <w:rFonts w:ascii="Cambria Math" w:hAnsi="Cambria Math"/>
-              </w:rPr>
-              <m:t>x</m:t>
-            </m:r>
-          </m:e>
-        </m:d>
-        <m:r>
-          <m:rPr>
-            <m:sty m:val="p"/>
-          </m:rPr>
-          <w:rPr>
-            <w:rFonts w:ascii="Cambria Math" w:hAnsi="Cambria Math"/>
-          </w:rPr>
-          <m:t xml:space="preserve"> = </m:t>
-        </m:r>
-        <m:limLow>
-          <m:limLowPr>
-            <m:ctrlPr>
-              <w:rPr>
-                <w:rFonts w:ascii="Cambria Math" w:hAnsi="Cambria Math"/>
-              </w:rPr>
-            </m:ctrlPr>
-          </m:limLowPr>
-          <m:e>
-            <m:r>
-              <m:rPr>
-                <m:sty m:val="p"/>
-              </m:rPr>
-              <w:rPr>
-                <w:rFonts w:ascii="Cambria Math" w:hAnsi="Cambria Math"/>
-              </w:rPr>
-              <m:t>max</m:t>
-            </m:r>
-          </m:e>
-          <m:lim>
-            <m:r>
-              <w:rPr>
-                <w:rFonts w:ascii="Cambria Math" w:hAnsi="Cambria Math"/>
-              </w:rPr>
-              <m:t>j</m:t>
-            </m:r>
-          </m:lim>
-        </m:limLow>
-        <m:sSub>
-          <m:sSubPr>
-            <m:ctrlPr>
-              <w:rPr>
-                <w:rFonts w:ascii="Cambria Math" w:hAnsi="Cambria Math"/>
-              </w:rPr>
-            </m:ctrlPr>
-          </m:sSubPr>
-          <m:e>
-            <m:r>
-              <w:rPr>
-                <w:rFonts w:ascii="Cambria Math" w:hAnsi="Cambria Math"/>
-              </w:rPr>
-              <m:t>p</m:t>
-            </m:r>
-          </m:e>
-          <m:sub>
-            <m:r>
-              <w:rPr>
-                <w:rFonts w:ascii="Cambria Math" w:hAnsi="Cambria Math"/>
-              </w:rPr>
-              <m:t>j</m:t>
-            </m:r>
-          </m:sub>
-        </m:sSub>
-      </m:oMath>
-      <w:r>
-        <w:tab/>
-        <w:t>(4.8)</w:t>
-      </w:r>
-    </w:p>
-    <w:p>
-      <w:pPr>
-        <w:jc w:val="both"/>
-      </w:pPr>
-      <w:r>
-        <w:t xml:space="preserve">The distinction between these definitions is not presentational. Equation (4.6) measures a distance in the representation the network has learned, whereas equations (4.7) and (4.8) measure confidence in the four scores that representation is collapsed into. The deployed </w:t>
+        <w:t xml:space="preserve">Expressing the policy as a function of the flags rather than hard coding one signal is what allows the verdict to be replaced by a conjunction or disjunction over the three flags through configuration alone, without repeating the calibration. The explanation mechanism is a second auxiliary graph over the same weights. The pretrained backbone is a nested layer whose internal feature map is not an output of the outer model, so the forward path is rebuilt explicitly. The numerical problem matters more: Grad-CAM is defined on the class score before the softmax [30]. Writing A superscript k for the k th </w:t>
       </w:r>
       <w:r>
         <w:lastRenderedPageBreak/>
-        <w:t>policy uses the Mahalanobis flag alone, for the empirical reason reported in Section 5.2, so the verdict is a single indicator in which a value of one withholds the diagnosis.</w:t>
-      </w:r>
-    </w:p>
-    <w:p>
-      <w:pPr>
-        <w:tabs>
-          <w:tab w:val="center" w:pos="4680"/>
-          <w:tab w:val="right" w:pos="9360"/>
-        </w:tabs>
-        <w:spacing w:before="80" w:after="80"/>
-      </w:pPr>
-      <w:r>
-        <w:tab/>
-      </w:r>
-      <m:oMath>
-        <m:r>
-          <w:rPr>
-            <w:rFonts w:ascii="Cambria Math" w:hAnsi="Cambria Math"/>
-          </w:rPr>
-          <m:t>v</m:t>
-        </m:r>
-        <m:d>
-          <m:dPr>
-            <m:ctrlPr>
-              <w:rPr>
-                <w:rFonts w:ascii="Cambria Math" w:hAnsi="Cambria Math"/>
-              </w:rPr>
-            </m:ctrlPr>
-          </m:dPr>
-          <m:e>
-            <m:r>
-              <w:rPr>
-                <w:rFonts w:ascii="Cambria Math" w:hAnsi="Cambria Math"/>
-              </w:rPr>
-              <m:t>x</m:t>
-            </m:r>
-          </m:e>
-        </m:d>
-        <m:r>
-          <m:rPr>
-            <m:sty m:val="p"/>
-          </m:rPr>
-          <w:rPr>
-            <w:rFonts w:ascii="Cambria Math" w:hAnsi="Cambria Math"/>
-          </w:rPr>
-          <m:t xml:space="preserve"> = </m:t>
-        </m:r>
-        <m:r>
-          <w:rPr>
-            <w:rFonts w:ascii="Cambria Math" w:hAnsi="Cambria Math"/>
-          </w:rPr>
-          <m:t>I</m:t>
-        </m:r>
-        <m:d>
-          <m:dPr>
-            <m:begChr m:val="["/>
-            <m:endChr m:val="]"/>
-            <m:ctrlPr>
-              <w:rPr>
-                <w:rFonts w:ascii="Cambria Math" w:hAnsi="Cambria Math"/>
-              </w:rPr>
-            </m:ctrlPr>
-          </m:dPr>
-          <m:e>
-            <m:r>
-              <w:rPr>
-                <w:rFonts w:ascii="Cambria Math" w:hAnsi="Cambria Math"/>
-              </w:rPr>
-              <m:t>M</m:t>
-            </m:r>
-            <m:d>
-              <m:dPr>
-                <m:ctrlPr>
-                  <w:rPr>
-                    <w:rFonts w:ascii="Cambria Math" w:hAnsi="Cambria Math"/>
-                  </w:rPr>
-                </m:ctrlPr>
-              </m:dPr>
-              <m:e>
-                <m:r>
-                  <w:rPr>
-                    <w:rFonts w:ascii="Cambria Math" w:hAnsi="Cambria Math"/>
-                  </w:rPr>
-                  <m:t>x</m:t>
-                </m:r>
-              </m:e>
-            </m:d>
-            <m:r>
-              <m:rPr>
-                <m:sty m:val="p"/>
-              </m:rPr>
-              <w:rPr>
-                <w:rFonts w:ascii="Cambria Math" w:hAnsi="Cambria Math"/>
-              </w:rPr>
-              <m:t xml:space="preserve"> &gt; </m:t>
-            </m:r>
-            <m:sSub>
-              <m:sSubPr>
-                <m:ctrlPr>
-                  <w:rPr>
-                    <w:rFonts w:ascii="Cambria Math" w:hAnsi="Cambria Math"/>
-                  </w:rPr>
-                </m:ctrlPr>
-              </m:sSubPr>
-              <m:e>
-                <m:r>
-                  <w:rPr>
-                    <w:rFonts w:ascii="Cambria Math" w:hAnsi="Cambria Math"/>
-                  </w:rPr>
-                  <m:t>τ</m:t>
-                </m:r>
-              </m:e>
-              <m:sub>
-                <m:r>
-                  <w:rPr>
-                    <w:rFonts w:ascii="Cambria Math" w:hAnsi="Cambria Math"/>
-                  </w:rPr>
-                  <m:t>M</m:t>
-                </m:r>
-              </m:sub>
-            </m:sSub>
-          </m:e>
-        </m:d>
-      </m:oMath>
-      <w:r>
-        <w:tab/>
-        <w:t>(4.9)</w:t>
-      </w:r>
-    </w:p>
-    <w:p>
-      <w:pPr>
-        <w:jc w:val="both"/>
-      </w:pPr>
-      <w:r>
-        <w:t>Expressing the policy as a function of the flags rather than hard coding one signal is what allows equation (4.9) to be replaced by a conjunction or disjunction over the three flags through configuration alone, without repeating the calibration. The explanation mechanism is a second auxiliary graph over the same weights. The pretrained backbone is a nested layer whose internal feature map is not an output of the outer model, so the forward path is rebuilt explicitly. The numerical problem matters more: Grad</w:t>
-      </w:r>
-      <w:r>
-        <w:t>-CAM is defined on the class score before the softmax [30]. Writing A superscript k for the k th channel of the final convolutional feature map, Z for the number of spatial positions in it and z sub c for the pre softmax logit of the predicted class, the channel weights are the globally average pooled gradients of that logit.</w:t>
+        <w:t>channel of the final convolutional feature map, Z for the number of spatial positions in it and z sub c for the pre softmax logit of the predicted class, the channel weights are the globally average pooled gradients of that logit, and the map itself is the rectified sum of the feature maps weighted by them.</w:t>
       </w:r>
     </w:p>
     <w:p>
@@ -17204,154 +15668,15 @@
       </m:oMath>
       <w:r>
         <w:tab/>
-        <w:t>(4.10)</w:t>
+        <w:t>(4.2)</w:t>
       </w:r>
     </w:p>
     <w:p>
       <w:pPr>
-        <w:tabs>
-          <w:tab w:val="center" w:pos="4680"/>
-          <w:tab w:val="right" w:pos="9360"/>
-        </w:tabs>
-        <w:spacing w:before="80" w:after="80"/>
+        <w:jc w:val="both"/>
       </w:pPr>
       <w:r>
-        <w:tab/>
-      </w:r>
-      <m:oMath>
-        <m:sSub>
-          <m:sSubPr>
-            <m:ctrlPr>
-              <w:rPr>
-                <w:rFonts w:ascii="Cambria Math" w:hAnsi="Cambria Math"/>
-              </w:rPr>
-            </m:ctrlPr>
-          </m:sSubPr>
-          <m:e>
-            <m:r>
-              <w:rPr>
-                <w:rFonts w:ascii="Cambria Math" w:hAnsi="Cambria Math"/>
-              </w:rPr>
-              <m:t>L</m:t>
-            </m:r>
-          </m:e>
-          <m:sub>
-            <m:r>
-              <w:rPr>
-                <w:rFonts w:ascii="Cambria Math" w:hAnsi="Cambria Math"/>
-              </w:rPr>
-              <m:t>c</m:t>
-            </m:r>
-          </m:sub>
-        </m:sSub>
-        <m:r>
-          <m:rPr>
-            <m:sty m:val="p"/>
-          </m:rPr>
-          <w:rPr>
-            <w:rFonts w:ascii="Cambria Math" w:hAnsi="Cambria Math"/>
-          </w:rPr>
-          <m:t xml:space="preserve"> = ReLU</m:t>
-        </m:r>
-        <m:d>
-          <m:dPr>
-            <m:ctrlPr>
-              <w:rPr>
-                <w:rFonts w:ascii="Cambria Math" w:hAnsi="Cambria Math"/>
-              </w:rPr>
-            </m:ctrlPr>
-          </m:dPr>
-          <m:e>
-            <m:nary>
-              <m:naryPr>
-                <m:chr m:val="∑"/>
-                <m:limLoc m:val="undOvr"/>
-                <m:supHide m:val="1"/>
-                <m:ctrlPr>
-                  <w:rPr>
-                    <w:rFonts w:ascii="Cambria Math" w:hAnsi="Cambria Math"/>
-                  </w:rPr>
-                </m:ctrlPr>
-              </m:naryPr>
-              <m:sub>
-                <m:r>
-                  <w:rPr>
-                    <w:rFonts w:ascii="Cambria Math" w:hAnsi="Cambria Math"/>
-                  </w:rPr>
-                  <m:t>k</m:t>
-                </m:r>
-              </m:sub>
-              <m:sup/>
-              <m:e>
-                <m:sSub>
-                  <m:sSubPr>
-                    <m:ctrlPr>
-                      <w:rPr>
-                        <w:rFonts w:ascii="Cambria Math" w:hAnsi="Cambria Math"/>
-                      </w:rPr>
-                    </m:ctrlPr>
-                  </m:sSubPr>
-                  <m:e>
-                    <m:r>
-                      <w:rPr>
-                        <w:rFonts w:ascii="Cambria Math" w:hAnsi="Cambria Math"/>
-                      </w:rPr>
-                      <m:t>α</m:t>
-                    </m:r>
-                  </m:e>
-                  <m:sub>
-                    <m:r>
-                      <w:rPr>
-                        <w:rFonts w:ascii="Cambria Math" w:hAnsi="Cambria Math"/>
-                      </w:rPr>
-                      <m:t>k</m:t>
-                    </m:r>
-                  </m:sub>
-                </m:sSub>
-                <m:sSup>
-                  <m:sSupPr>
-                    <m:ctrlPr>
-                      <w:rPr>
-                        <w:rFonts w:ascii="Cambria Math" w:hAnsi="Cambria Math"/>
-                      </w:rPr>
-                    </m:ctrlPr>
-                  </m:sSupPr>
-                  <m:e>
-                    <m:r>
-                      <w:rPr>
-                        <w:rFonts w:ascii="Cambria Math" w:hAnsi="Cambria Math"/>
-                      </w:rPr>
-                      <m:t>A</m:t>
-                    </m:r>
-                  </m:e>
-                  <m:sup>
-                    <m:r>
-                      <w:rPr>
-                        <w:rFonts w:ascii="Cambria Math" w:hAnsi="Cambria Math"/>
-                      </w:rPr>
-                      <m:t>k</m:t>
-                    </m:r>
-                  </m:sup>
-                </m:sSup>
-              </m:e>
-            </m:nary>
-          </m:e>
-        </m:d>
-      </m:oMath>
-      <w:r>
-        <w:tab/>
-        <w:t>(4.11)</w:t>
-      </w:r>
-    </w:p>
-    <w:p>
-      <w:pPr>
-        <w:jc w:val="both"/>
-      </w:pPr>
-      <w:r>
-        <w:t>Had the post softmax probability been differentiated instead, the chain rule would have introduced a factor approaching zero exactly when the model is confident. For the COVID-19 and Normal classes, where predicted probabilities routinely exceed 0.97, that factor falls below 0.03 and the map is dominated by numerical noise, whereas differentiating the logit removes the factor entirely. The lung field estimator is classical rather than learned, because a learned segmenter would add a second set of trained we</w:t>
-      </w:r>
-      <w:r>
-        <w:t>ights and a second failure mode to a component meant to make the primary model more trustworthy. On a downscaled, contrast equalised copy it isolates the patient silhouette by Otsu thresholding, finds air filled regions at a low intensity percentile, and accepts at most two plausible components.</w:t>
+        <w:t>Had the post softmax probability been differentiated instead, the chain rule would have introduced a factor approaching zero exactly when the model is confident. For the COVID-19 and Normal classes, where predicted probabilities routinely exceed 0.97, that factor falls below 0.03 and the map is dominated by numerical noise, whereas differentiating the logit removes the factor entirely. The lung field estimator is classical rather than learned, because a learned segmenter would add a second set of trained weights and a second failure mode to a component meant to make the primary model more trustworthy. On a downscaled, contrast equalised copy it isolates the patient silhouette by Otsu thresholding, finds air filled regions at a low intensity percentile, and accepts at most two plausible components.</w:t>
       </w:r>
     </w:p>
     <w:p>
@@ -17548,7 +15873,7 @@
       </m:oMath>
       <w:r>
         <w:tab/>
-        <w:t>(4.12)</w:t>
+        <w:t>(4.3)</w:t>
       </w:r>
     </w:p>
     <w:p>
@@ -17556,18 +15881,14 @@
         <w:jc w:val="both"/>
       </w:pPr>
       <w:r>
-        <w:t xml:space="preserve">Two properties of equation (4.12) are deliberate. Both numerator and denominator are computed on the unmasked map, so the quantity describes where the model actually looked; a fraction computed after masking would be identically one. And the upsampling precedes the masking, because a fraction evaluated at feature resolution would be biased </w:t>
+        <w:t>Two properties of equation (4.3) are deliberate. Both numerator and denominator are computed on the unmasked map, so the quantity describes where the model actually looked; a fraction computed after masking would be identically one. And the upsampling precedes the masking, because a fraction evaluated at feature resolution would be biased by the coarseness of the boundary. The fraction is returned with every response and drives the caution described in Section 4.13.</w:t>
       </w:r>
-      <w:r>
-        <w:lastRenderedPageBreak/>
-        <w:t>by the coarseness of the boundary. The fraction is returned with every response and drives the caution described in Section 4.13.</w:t>
-      </w:r>
     </w:p>
     <w:p>
       <w:pPr>
         <w:pStyle w:val="Heading3"/>
       </w:pPr>
-      <w:bookmarkStart w:id="74" w:name="_Toc241216521"/>
+      <w:bookmarkStart w:id="74" w:name="_Toc241219042"/>
       <w:r>
         <w:t>4.12.2 Pipeline workflow</w:t>
       </w:r>
@@ -17591,6 +15912,7 @@
         <w:rPr>
           <w:noProof/>
         </w:rPr>
+        <w:lastRenderedPageBreak/>
         <w:drawing>
           <wp:inline distT="0" distB="0" distL="0" distR="0" wp14:anchorId="74F2CB9D" wp14:editId="217A4291">
             <wp:extent cx="5303520" cy="2554286"/>
@@ -17633,7 +15955,7 @@
         <w:pStyle w:val="FigCaption"/>
         <w:spacing w:after="200"/>
       </w:pPr>
-      <w:bookmarkStart w:id="75" w:name="_Toc241216550"/>
+      <w:bookmarkStart w:id="75" w:name="_Toc241219071"/>
       <w:r>
         <w:t>Figure 4.7: Inference pipeline block diagram, showing the single forward pass from which the classification, the validity verdict and the explanation are all derived.</w:t>
       </w:r>
@@ -17643,7 +15965,7 @@
       <w:pPr>
         <w:pStyle w:val="Heading2"/>
       </w:pPr>
-      <w:bookmarkStart w:id="76" w:name="_Toc241216522"/>
+      <w:bookmarkStart w:id="76" w:name="_Toc241219043"/>
       <w:r>
         <w:t>4.13 Significant implementation attempts</w:t>
       </w:r>
@@ -17662,11 +15984,7 @@
         <w:jc w:val="both"/>
       </w:pPr>
       <w:r>
-        <w:t xml:space="preserve">Table 4.4 records the realised training configuration, documented here because it constrains what the results can support. Batch size differs, reduced to fit larger resolutions into memory, and EfficientNetV2B3 used a head learning rate an order of magnitude larger. Most consequentially, EfficientNetV2S was trained with simple rescaling to the </w:t>
-      </w:r>
-      <w:r>
-        <w:lastRenderedPageBreak/>
-        <w:t>unit interval, whereas the EfficientNetV2 weights expect the interval from minus one to one. The frozen phase isolates the effect: 83.20 against 68.07 per cent is a gap that capacity does not explain.</w:t>
+        <w:t>Table 4.4 records the realised training configuration, documented here because it constrains what the results can support. Batch size differs, reduced to fit larger resolutions into memory, and EfficientNetV2B3 used a head learning rate an order of magnitude larger. Most consequentially, EfficientNetV2S was trained with simple rescaling to the unit interval, whereas the EfficientNetV2 weights expect the interval from minus one to one. The frozen phase isolates the effect: 83.20 against 68.07 per cent is a gap that capacity does not explain.</w:t>
       </w:r>
     </w:p>
     <w:p>
@@ -17675,8 +15993,9 @@
         <w:keepNext/>
         <w:spacing w:before="200" w:after="80"/>
       </w:pPr>
-      <w:bookmarkStart w:id="77" w:name="_Toc241216564"/>
+      <w:bookmarkStart w:id="77" w:name="_Toc241219085"/>
       <w:r>
+        <w:lastRenderedPageBreak/>
         <w:t>Table 4.4: Realised training configuration.</w:t>
       </w:r>
       <w:bookmarkEnd w:id="77"/>
@@ -18312,7 +16631,7 @@
       <w:pPr>
         <w:pStyle w:val="Heading2"/>
       </w:pPr>
-      <w:bookmarkStart w:id="78" w:name="_Toc241216523"/>
+      <w:bookmarkStart w:id="78" w:name="_Toc241219044"/>
       <w:r>
         <w:t>4.14 Evaluation design and test plan</w:t>
       </w:r>
@@ -18332,9 +16651,8 @@
         <w:keepNext/>
         <w:spacing w:before="200" w:after="80"/>
       </w:pPr>
-      <w:bookmarkStart w:id="79" w:name="_Toc241216565"/>
+      <w:bookmarkStart w:id="79" w:name="_Toc241219086"/>
       <w:r>
-        <w:lastRenderedPageBreak/>
         <w:t>Table 4.5: Evaluation design mapped to objectives.</w:t>
       </w:r>
       <w:bookmarkEnd w:id="79"/>
@@ -18945,7 +17263,11 @@
         <w:jc w:val="both"/>
       </w:pPr>
       <w:r>
-        <w:t>Two features of this design were fixed before any result existed. The success criteria are the acceptance criteria of Table 4.3 and were not revised once measurements were available; NFR1 is met by 0.31 of a percentage point, a margin narrow enough that a different seed could plausibly have failed it. RO4b is judged on where the attention falls rather than on reaching a target value.</w:t>
+        <w:t xml:space="preserve">Two features of this design were fixed before any result existed. The success criteria are the acceptance criteria of Table 4.3 and were not revised once measurements were available; NFR1 is met by 0.31 of a percentage point, a margin narrow enough that a </w:t>
+      </w:r>
+      <w:r>
+        <w:lastRenderedPageBreak/>
+        <w:t>different seed could plausibly have failed it. RO4b is judged on where the attention falls rather than on reaching a target value.</w:t>
       </w:r>
     </w:p>
     <w:p>
@@ -18961,11 +17283,7 @@
         <w:jc w:val="both"/>
       </w:pPr>
       <w:r>
-        <w:t xml:space="preserve">Table 4.6 records the ten cases, each exercising behaviour on which a research claim depends; routine authentication and profile cases were executed but are omitted. The set spans positive, negative and boundary conditions: T1 and T5 confirm intended behaviour, T2, T8, T9 and T10 confirm refusal, T3, T4 and T6 confirm that a decision taken inside </w:t>
-      </w:r>
-      <w:r>
-        <w:lastRenderedPageBreak/>
-        <w:t>the service survives persistence, reopening and export, and T7 confirms graceful degradation.</w:t>
+        <w:t>Table 4.6 records the ten cases, each exercising behaviour on which a research claim depends; routine authentication and profile cases were executed but are omitted. The set spans positive, negative and boundary conditions: T1 and T5 confirm intended behaviour, T2, T8, T9 and T10 confirm refusal, T3, T4 and T6 confirm that a decision taken inside the service survives persistence, reopening and export, and T7 confirms graceful degradation.</w:t>
       </w:r>
     </w:p>
     <w:p>
@@ -18974,7 +17292,7 @@
         <w:keepNext/>
         <w:spacing w:before="200" w:after="80"/>
       </w:pPr>
-      <w:bookmarkStart w:id="80" w:name="_Toc241216566"/>
+      <w:bookmarkStart w:id="80" w:name="_Toc241219087"/>
       <w:r>
         <w:t>Table 4.6: Test cases.</w:t>
       </w:r>
@@ -20064,8 +18382,9 @@
       <w:pPr>
         <w:pStyle w:val="Heading3"/>
       </w:pPr>
-      <w:bookmarkStart w:id="81" w:name="_Toc241216524"/>
+      <w:bookmarkStart w:id="81" w:name="_Toc241219045"/>
       <w:r>
+        <w:lastRenderedPageBreak/>
         <w:t>4.14.1 Testing and evaluation workflow</w:t>
       </w:r>
       <w:bookmarkEnd w:id="81"/>
@@ -20090,7 +18409,7 @@
       <w:pPr>
         <w:pStyle w:val="Heading3"/>
       </w:pPr>
-      <w:bookmarkStart w:id="82" w:name="_Toc241216525"/>
+      <w:bookmarkStart w:id="82" w:name="_Toc241219046"/>
       <w:r>
         <w:t>4.14.2 Justification of the selected evaluation strategies</w:t>
       </w:r>
@@ -20101,11 +18420,7 @@
         <w:jc w:val="both"/>
       </w:pPr>
       <w:r>
-        <w:t xml:space="preserve">The methods were selected against the objectives rather than assembled as a checklist. Partition separation is used because the claim is about generalisation, per class metrics </w:t>
-      </w:r>
-      <w:r>
-        <w:lastRenderedPageBreak/>
-        <w:t>because the consequential distinction is one pair of classes, and baseline comparison in two forms, the trivial classifier references and the comparison of the three signals.</w:t>
+        <w:t>The methods were selected against the objectives rather than assembled as a checklist. Partition separation is used because the claim is about generalisation, per class metrics because the consequential distinction is one pair of classes, and baseline comparison in two forms, the trivial classifier references and the comparison of the three signals.</w:t>
       </w:r>
     </w:p>
     <w:p>
@@ -20113,7 +18428,7 @@
         <w:pStyle w:val="Heading1"/>
         <w:pageBreakBefore/>
       </w:pPr>
-      <w:bookmarkStart w:id="83" w:name="_Toc241216526"/>
+      <w:bookmarkStart w:id="83" w:name="_Toc241219047"/>
       <w:r>
         <w:lastRenderedPageBreak/>
         <w:t>5 RESULTS</w:t>
@@ -20132,7 +18447,7 @@
       <w:pPr>
         <w:pStyle w:val="Heading2"/>
       </w:pPr>
-      <w:bookmarkStart w:id="84" w:name="_Toc241216527"/>
+      <w:bookmarkStart w:id="84" w:name="_Toc241219048"/>
       <w:r>
         <w:t>5.1 Classification performance and error structure</w:t>
       </w:r>
@@ -20152,7 +18467,7 @@
         <w:keepNext/>
         <w:spacing w:before="200" w:after="80"/>
       </w:pPr>
-      <w:bookmarkStart w:id="85" w:name="_Toc241216567"/>
+      <w:bookmarkStart w:id="85" w:name="_Toc241219088"/>
       <w:r>
         <w:t>Table 5.1: Test set performance on the shared split, with N equal to 1,382.</w:t>
       </w:r>
@@ -20718,7 +19033,7 @@
         <w:keepNext/>
         <w:spacing w:before="200" w:after="80"/>
       </w:pPr>
-      <w:bookmarkStart w:id="86" w:name="_Toc241216568"/>
+      <w:bookmarkStart w:id="86" w:name="_Toc241219089"/>
       <w:r>
         <w:t>Table 5.2: Per class performance of DenseNet121.</w:t>
       </w:r>
@@ -21241,7 +19556,7 @@
       <w:pPr>
         <w:pStyle w:val="Heading2"/>
       </w:pPr>
-      <w:bookmarkStart w:id="87" w:name="_Toc241216528"/>
+      <w:bookmarkStart w:id="87" w:name="_Toc241219049"/>
       <w:r>
         <w:t>5.2 Input validity detection</w:t>
       </w:r>
@@ -21265,7 +19580,7 @@
         <w:keepNext/>
         <w:spacing w:before="200" w:after="80"/>
       </w:pPr>
-      <w:bookmarkStart w:id="88" w:name="_Toc241216569"/>
+      <w:bookmarkStart w:id="88" w:name="_Toc241219090"/>
       <w:r>
         <w:t>Table 5.3: Out of distribution detection results.</w:t>
       </w:r>
@@ -21676,17 +19991,14 @@
         <w:jc w:val="both"/>
       </w:pPr>
       <w:r>
-        <w:t xml:space="preserve">Two results matter. The safeguard meets both operating criteria, retaining 92.5 per cent of genuine held out scans against the 90 per cent floor of NFR2 while flagging every probe image against the 95 per cent floor of NFR3. The second result is negative and more informative: Mahalanobis separates the populations perfectly at an AUROC of 1.000 while energy achieves 0.539, barely distinguishable from a random ranking, which is why the deployed policy uses Mahalanobis alone. One limitation is recorded rather </w:t>
+        <w:t>Two results matter. The safeguard meets both operating criteria, retaining 92.5 per cent of genuine held out scans against the 90 per cent floor of NFR2 while flagging every probe image against the 95 per cent floor of NFR3. The second result is negative and more informative: Mahalanobis separates the populations perfectly at an AUROC of 1.000 while energy achieves 0.539, barely distinguishable from a random ranking, which is why the deployed policy uses Mahalanobis alone. One limitation is recorded rather than left to be inferred. The maximum softmax probability is computed for every scan and its threshold calibrated, but its separability against the probe was never computed, so DR5 is satisfied for the operating point and not for the separability measure. The omission affects neither the deployed behaviour nor the negative energy result, but the baseline of Hendrycks and Gimpel [15] is present in the system yet absent from the comparison.</w:t>
       </w:r>
-      <w:r>
-        <w:t>than left to be inferred. The maximum softmax probability is computed for every scan and its threshold calibrated, but its separability against the probe was never computed, so DR5 is satisfied for the operating point and not for the separability measure. The omission affects neither the deployed behaviour nor the negative energy result, but the baseline of Hendrycks and Gimpel [15] is present in the system yet absent from the comparison.</w:t>
-      </w:r>
     </w:p>
     <w:p>
       <w:pPr>
         <w:pStyle w:val="Heading2"/>
       </w:pPr>
-      <w:bookmarkStart w:id="89" w:name="_Toc241216529"/>
+      <w:bookmarkStart w:id="89" w:name="_Toc241219050"/>
       <w:r>
         <w:t>5.3 Explanation localisation</w:t>
       </w:r>
@@ -21697,10 +20009,7 @@
         <w:jc w:val="both"/>
       </w:pPr>
       <w:r>
-        <w:t>The explanation path was examined on processed radiographs. For correctly classified bacterial cases the lung restricted maps concentrate on focal consolidation, viral cases produce the more diffuse bilateral activation consistent with interstitial infiltrate, and normal radiographs show little salient activation. The attention therefore falls on the regions clinically associated with each class rather than on borders or annotation artefacts. That reading is qualitative, and it is paired with a measurement:</w:t>
-      </w:r>
-      <w:r>
-        <w:t xml:space="preserve"> the system computes the share of unmasked mass lying inside the lung field and raises a caution below one half. On the scan evidenced in Section 5.5.2 that share was 0.350, so the caution fired. That a radiograph classified correctly at 99.9 per cent confidence still places most of its attention </w:t>
+        <w:t xml:space="preserve">The explanation path was examined on processed radiographs. For correctly classified bacterial cases the lung restricted maps concentrate on focal consolidation, viral cases produce the more diffuse bilateral activation consistent with interstitial infiltrate, and normal radiographs show little salient activation. The attention therefore falls on the regions clinically associated with each class rather than on borders or annotation artefacts. That reading is qualitative, and it is paired with a measurement: the system computes the share of unmasked mass lying inside the lung field and raises a caution below one half. On the scan evidenced in Section 5.5.2 that share was 0.350, so the caution fired. That a radiograph classified correctly at 99.9 per cent confidence still places most of its attention </w:t>
       </w:r>
       <w:r>
         <w:lastRenderedPageBreak/>
@@ -21711,7 +20020,7 @@
       <w:pPr>
         <w:pStyle w:val="Heading2"/>
       </w:pPr>
-      <w:bookmarkStart w:id="90" w:name="_Toc241216530"/>
+      <w:bookmarkStart w:id="90" w:name="_Toc241219051"/>
       <w:r>
         <w:t>5.4 Error analysis</w:t>
       </w:r>
@@ -21725,187 +20034,257 @@
         <w:t>Figures 5.1, 5.2 and 5.3 present the test set confusion matrices of DenseNet121, EfficientNetV2B3 and EfficientNetV2S respectively, which is where the structure of the errors is visible. The diagonal of each matrix carries the correct predictions and the off diagonal cells show which classes are exchanged for which, so the two cells joining bacterial and viral pneumonia can be read directly against the four cells joining either of them to Normal or COVID-19.</w:t>
       </w:r>
     </w:p>
-    <w:p>
-      <w:pPr>
-        <w:keepNext/>
-        <w:spacing w:before="120" w:after="0" w:line="240" w:lineRule="auto"/>
+    <w:tbl>
+      <w:tblPr>
+        <w:tblW w:w="0" w:type="auto"/>
         <w:jc w:val="center"/>
+        <w:tblLayout w:type="fixed"/>
+        <w:tblLook w:val="04A0" w:firstRow="1" w:lastRow="0" w:firstColumn="1" w:lastColumn="0" w:noHBand="0" w:noVBand="1"/>
+      </w:tblPr>
+      <w:tblGrid>
+        <w:gridCol w:w="2808"/>
+        <w:gridCol w:w="2808"/>
+        <w:gridCol w:w="2808"/>
+      </w:tblGrid>
+      <w:tr>
+        <w:trPr>
+          <w:cantSplit/>
+          <w:jc w:val="center"/>
+        </w:trPr>
+        <w:tc>
+          <w:tcPr>
+            <w:tcW w:w="2808" w:type="dxa"/>
+          </w:tcPr>
+          <w:p>
+            <w:pPr>
+              <w:keepNext/>
+              <w:spacing w:after="0" w:line="240" w:lineRule="auto"/>
+              <w:jc w:val="center"/>
+            </w:pPr>
+            <w:r>
+              <w:rPr>
+                <w:noProof/>
+              </w:rPr>
+              <w:drawing>
+                <wp:inline distT="0" distB="0" distL="0" distR="0" wp14:anchorId="1348A7CE" wp14:editId="655A3272">
+                  <wp:extent cx="1691640" cy="1691640"/>
+                  <wp:effectExtent l="0" t="0" r="0" b="0"/>
+                  <wp:docPr id="14" name="Confusion matrix DenseNet12114"/>
+                  <wp:cNvGraphicFramePr>
+                    <a:graphicFrameLocks xmlns:a="http://schemas.openxmlformats.org/drawingml/2006/main" noChangeAspect="1"/>
+                  </wp:cNvGraphicFramePr>
+                  <a:graphic xmlns:a="http://schemas.openxmlformats.org/drawingml/2006/main">
+                    <a:graphicData uri="http://schemas.openxmlformats.org/drawingml/2006/picture">
+                      <pic:pic xmlns:pic="http://schemas.openxmlformats.org/drawingml/2006/picture">
+                        <pic:nvPicPr>
+                          <pic:cNvPr id="0" name="Confusion matrix DenseNet12114"/>
+                          <pic:cNvPicPr/>
+                        </pic:nvPicPr>
+                        <pic:blipFill>
+                          <a:blip r:embed="rId23"/>
+                          <a:stretch>
+                            <a:fillRect/>
+                          </a:stretch>
+                        </pic:blipFill>
+                        <pic:spPr>
+                          <a:xfrm>
+                            <a:off x="0" y="0"/>
+                            <a:ext cx="1691640" cy="1691640"/>
+                          </a:xfrm>
+                          <a:prstGeom prst="rect">
+                            <a:avLst/>
+                          </a:prstGeom>
+                        </pic:spPr>
+                      </pic:pic>
+                    </a:graphicData>
+                  </a:graphic>
+                </wp:inline>
+              </w:drawing>
+            </w:r>
+          </w:p>
+        </w:tc>
+        <w:tc>
+          <w:tcPr>
+            <w:tcW w:w="2808" w:type="dxa"/>
+          </w:tcPr>
+          <w:p>
+            <w:pPr>
+              <w:keepNext/>
+              <w:spacing w:after="0" w:line="240" w:lineRule="auto"/>
+              <w:jc w:val="center"/>
+            </w:pPr>
+            <w:r>
+              <w:rPr>
+                <w:noProof/>
+              </w:rPr>
+              <w:drawing>
+                <wp:inline distT="0" distB="0" distL="0" distR="0" wp14:anchorId="504E2A7C" wp14:editId="61C0C68A">
+                  <wp:extent cx="1691640" cy="1691640"/>
+                  <wp:effectExtent l="0" t="0" r="0" b="0"/>
+                  <wp:docPr id="15" name="Confusion matrix EfficientNetV2B315"/>
+                  <wp:cNvGraphicFramePr>
+                    <a:graphicFrameLocks xmlns:a="http://schemas.openxmlformats.org/drawingml/2006/main" noChangeAspect="1"/>
+                  </wp:cNvGraphicFramePr>
+                  <a:graphic xmlns:a="http://schemas.openxmlformats.org/drawingml/2006/main">
+                    <a:graphicData uri="http://schemas.openxmlformats.org/drawingml/2006/picture">
+                      <pic:pic xmlns:pic="http://schemas.openxmlformats.org/drawingml/2006/picture">
+                        <pic:nvPicPr>
+                          <pic:cNvPr id="0" name="Confusion matrix EfficientNetV2B315"/>
+                          <pic:cNvPicPr/>
+                        </pic:nvPicPr>
+                        <pic:blipFill>
+                          <a:blip r:embed="rId24"/>
+                          <a:stretch>
+                            <a:fillRect/>
+                          </a:stretch>
+                        </pic:blipFill>
+                        <pic:spPr>
+                          <a:xfrm>
+                            <a:off x="0" y="0"/>
+                            <a:ext cx="1691640" cy="1691640"/>
+                          </a:xfrm>
+                          <a:prstGeom prst="rect">
+                            <a:avLst/>
+                          </a:prstGeom>
+                        </pic:spPr>
+                      </pic:pic>
+                    </a:graphicData>
+                  </a:graphic>
+                </wp:inline>
+              </w:drawing>
+            </w:r>
+          </w:p>
+        </w:tc>
+        <w:tc>
+          <w:tcPr>
+            <w:tcW w:w="2808" w:type="dxa"/>
+          </w:tcPr>
+          <w:p>
+            <w:pPr>
+              <w:keepNext/>
+              <w:spacing w:after="0" w:line="240" w:lineRule="auto"/>
+              <w:jc w:val="center"/>
+            </w:pPr>
+            <w:r>
+              <w:rPr>
+                <w:noProof/>
+              </w:rPr>
+              <w:drawing>
+                <wp:inline distT="0" distB="0" distL="0" distR="0" wp14:anchorId="3B8D80C3" wp14:editId="3E919082">
+                  <wp:extent cx="1691640" cy="1691640"/>
+                  <wp:effectExtent l="0" t="0" r="0" b="0"/>
+                  <wp:docPr id="16" name="Confusion matrix EfficientNetV2S16"/>
+                  <wp:cNvGraphicFramePr>
+                    <a:graphicFrameLocks xmlns:a="http://schemas.openxmlformats.org/drawingml/2006/main" noChangeAspect="1"/>
+                  </wp:cNvGraphicFramePr>
+                  <a:graphic xmlns:a="http://schemas.openxmlformats.org/drawingml/2006/main">
+                    <a:graphicData uri="http://schemas.openxmlformats.org/drawingml/2006/picture">
+                      <pic:pic xmlns:pic="http://schemas.openxmlformats.org/drawingml/2006/picture">
+                        <pic:nvPicPr>
+                          <pic:cNvPr id="0" name="Confusion matrix EfficientNetV2S16"/>
+                          <pic:cNvPicPr/>
+                        </pic:nvPicPr>
+                        <pic:blipFill>
+                          <a:blip r:embed="rId25"/>
+                          <a:stretch>
+                            <a:fillRect/>
+                          </a:stretch>
+                        </pic:blipFill>
+                        <pic:spPr>
+                          <a:xfrm>
+                            <a:off x="0" y="0"/>
+                            <a:ext cx="1691640" cy="1691640"/>
+                          </a:xfrm>
+                          <a:prstGeom prst="rect">
+                            <a:avLst/>
+                          </a:prstGeom>
+                        </pic:spPr>
+                      </pic:pic>
+                    </a:graphicData>
+                  </a:graphic>
+                </wp:inline>
+              </w:drawing>
+            </w:r>
+          </w:p>
+        </w:tc>
+      </w:tr>
+      <w:tr>
+        <w:trPr>
+          <w:cantSplit/>
+          <w:jc w:val="center"/>
+        </w:trPr>
+        <w:tc>
+          <w:tcPr>
+            <w:tcW w:w="2808" w:type="dxa"/>
+          </w:tcPr>
+          <w:p>
+            <w:pPr>
+              <w:pStyle w:val="FigCaption"/>
+              <w:spacing w:before="80" w:after="0" w:line="240" w:lineRule="auto"/>
+              <w:jc w:val="center"/>
+            </w:pPr>
+            <w:bookmarkStart w:id="91" w:name="_Toc241219072"/>
+            <w:r>
+              <w:rPr>
+                <w:sz w:val="22"/>
+              </w:rPr>
+              <w:t>Figure 5.1: DenseNet121 confusion matrix.</w:t>
+            </w:r>
+            <w:bookmarkEnd w:id="91"/>
+          </w:p>
+        </w:tc>
+        <w:tc>
+          <w:tcPr>
+            <w:tcW w:w="2808" w:type="dxa"/>
+          </w:tcPr>
+          <w:p>
+            <w:pPr>
+              <w:pStyle w:val="FigCaption"/>
+              <w:spacing w:before="80" w:after="0" w:line="240" w:lineRule="auto"/>
+              <w:jc w:val="center"/>
+            </w:pPr>
+            <w:bookmarkStart w:id="92" w:name="_Toc241219073"/>
+            <w:r>
+              <w:rPr>
+                <w:sz w:val="22"/>
+              </w:rPr>
+              <w:t>Figure 5.2: EfficientNetV2B3 confusion matrix.</w:t>
+            </w:r>
+            <w:bookmarkEnd w:id="92"/>
+          </w:p>
+        </w:tc>
+        <w:tc>
+          <w:tcPr>
+            <w:tcW w:w="2808" w:type="dxa"/>
+          </w:tcPr>
+          <w:p>
+            <w:pPr>
+              <w:pStyle w:val="FigCaption"/>
+              <w:spacing w:before="80" w:after="0" w:line="240" w:lineRule="auto"/>
+              <w:jc w:val="center"/>
+            </w:pPr>
+            <w:bookmarkStart w:id="93" w:name="_Toc241219074"/>
+            <w:r>
+              <w:rPr>
+                <w:sz w:val="22"/>
+              </w:rPr>
+              <w:t>Figure 5.3: EfficientNetV2S confusion matrix.</w:t>
+            </w:r>
+            <w:bookmarkEnd w:id="93"/>
+          </w:p>
+        </w:tc>
+      </w:tr>
+    </w:tbl>
+    <w:p>
+      <w:pPr>
+        <w:spacing w:line="240" w:lineRule="auto"/>
+      </w:pPr>
+    </w:p>
+    <w:p>
+      <w:pPr>
+        <w:jc w:val="both"/>
       </w:pPr>
       <w:r>
-        <w:rPr>
-          <w:noProof/>
-        </w:rPr>
-        <w:drawing>
-          <wp:inline distT="0" distB="0" distL="0" distR="0" wp14:anchorId="1348A7CE" wp14:editId="655A3272">
-            <wp:extent cx="3749039" cy="3749039"/>
-            <wp:effectExtent l="0" t="0" r="0" b="0"/>
-            <wp:docPr id="14" name="Confusion matrix DenseNet12114"/>
-            <wp:cNvGraphicFramePr>
-              <a:graphicFrameLocks xmlns:a="http://schemas.openxmlformats.org/drawingml/2006/main" noChangeAspect="1"/>
-            </wp:cNvGraphicFramePr>
-            <a:graphic xmlns:a="http://schemas.openxmlformats.org/drawingml/2006/main">
-              <a:graphicData uri="http://schemas.openxmlformats.org/drawingml/2006/picture">
-                <pic:pic xmlns:pic="http://schemas.openxmlformats.org/drawingml/2006/picture">
-                  <pic:nvPicPr>
-                    <pic:cNvPr id="0" name="Confusion matrix DenseNet12114"/>
-                    <pic:cNvPicPr/>
-                  </pic:nvPicPr>
-                  <pic:blipFill>
-                    <a:blip r:embed="rId23"/>
-                    <a:stretch>
-                      <a:fillRect/>
-                    </a:stretch>
-                  </pic:blipFill>
-                  <pic:spPr>
-                    <a:xfrm>
-                      <a:off x="0" y="0"/>
-                      <a:ext cx="3749039" cy="3749039"/>
-                    </a:xfrm>
-                    <a:prstGeom prst="rect">
-                      <a:avLst/>
-                    </a:prstGeom>
-                  </pic:spPr>
-                </pic:pic>
-              </a:graphicData>
-            </a:graphic>
-          </wp:inline>
-        </w:drawing>
-      </w:r>
-    </w:p>
-    <w:p>
-      <w:pPr>
-        <w:pStyle w:val="FigCaption"/>
-        <w:spacing w:after="200"/>
-      </w:pPr>
-      <w:bookmarkStart w:id="91" w:name="_Toc241216551"/>
-      <w:r>
-        <w:t>Figure 5.1: DenseNet121 confusion matrix.</w:t>
-      </w:r>
-      <w:bookmarkEnd w:id="91"/>
-    </w:p>
-    <w:p>
-      <w:pPr>
-        <w:keepNext/>
-        <w:spacing w:before="120" w:after="0" w:line="240" w:lineRule="auto"/>
-        <w:jc w:val="center"/>
-      </w:pPr>
-      <w:r>
-        <w:rPr>
-          <w:noProof/>
-        </w:rPr>
-        <w:lastRenderedPageBreak/>
-        <w:drawing>
-          <wp:inline distT="0" distB="0" distL="0" distR="0" wp14:anchorId="504E2A7C" wp14:editId="61C0C68A">
-            <wp:extent cx="3749039" cy="3749039"/>
-            <wp:effectExtent l="0" t="0" r="0" b="0"/>
-            <wp:docPr id="15" name="Confusion matrix EfficientNetV2B315"/>
-            <wp:cNvGraphicFramePr>
-              <a:graphicFrameLocks xmlns:a="http://schemas.openxmlformats.org/drawingml/2006/main" noChangeAspect="1"/>
-            </wp:cNvGraphicFramePr>
-            <a:graphic xmlns:a="http://schemas.openxmlformats.org/drawingml/2006/main">
-              <a:graphicData uri="http://schemas.openxmlformats.org/drawingml/2006/picture">
-                <pic:pic xmlns:pic="http://schemas.openxmlformats.org/drawingml/2006/picture">
-                  <pic:nvPicPr>
-                    <pic:cNvPr id="0" name="Confusion matrix EfficientNetV2B315"/>
-                    <pic:cNvPicPr/>
-                  </pic:nvPicPr>
-                  <pic:blipFill>
-                    <a:blip r:embed="rId24"/>
-                    <a:stretch>
-                      <a:fillRect/>
-                    </a:stretch>
-                  </pic:blipFill>
-                  <pic:spPr>
-                    <a:xfrm>
-                      <a:off x="0" y="0"/>
-                      <a:ext cx="3749039" cy="3749039"/>
-                    </a:xfrm>
-                    <a:prstGeom prst="rect">
-                      <a:avLst/>
-                    </a:prstGeom>
-                  </pic:spPr>
-                </pic:pic>
-              </a:graphicData>
-            </a:graphic>
-          </wp:inline>
-        </w:drawing>
-      </w:r>
-    </w:p>
-    <w:p>
-      <w:pPr>
-        <w:pStyle w:val="FigCaption"/>
-        <w:spacing w:after="200"/>
-      </w:pPr>
-      <w:bookmarkStart w:id="92" w:name="_Toc241216552"/>
-      <w:r>
-        <w:t>Figure 5.2: EfficientNetV2B3 confusion matrix.</w:t>
-      </w:r>
-      <w:bookmarkEnd w:id="92"/>
-    </w:p>
-    <w:p>
-      <w:pPr>
-        <w:keepNext/>
-        <w:spacing w:before="120" w:after="0" w:line="240" w:lineRule="auto"/>
-        <w:jc w:val="center"/>
-      </w:pPr>
-      <w:r>
-        <w:rPr>
-          <w:noProof/>
-        </w:rPr>
-        <w:drawing>
-          <wp:inline distT="0" distB="0" distL="0" distR="0" wp14:anchorId="3B8D80C3" wp14:editId="3E919082">
-            <wp:extent cx="3749039" cy="3749039"/>
-            <wp:effectExtent l="0" t="0" r="0" b="0"/>
-            <wp:docPr id="16" name="Confusion matrix EfficientNetV2S16"/>
-            <wp:cNvGraphicFramePr>
-              <a:graphicFrameLocks xmlns:a="http://schemas.openxmlformats.org/drawingml/2006/main" noChangeAspect="1"/>
-            </wp:cNvGraphicFramePr>
-            <a:graphic xmlns:a="http://schemas.openxmlformats.org/drawingml/2006/main">
-              <a:graphicData uri="http://schemas.openxmlformats.org/drawingml/2006/picture">
-                <pic:pic xmlns:pic="http://schemas.openxmlformats.org/drawingml/2006/picture">
-                  <pic:nvPicPr>
-                    <pic:cNvPr id="0" name="Confusion matrix EfficientNetV2S16"/>
-                    <pic:cNvPicPr/>
-                  </pic:nvPicPr>
-                  <pic:blipFill>
-                    <a:blip r:embed="rId25"/>
-                    <a:stretch>
-                      <a:fillRect/>
-                    </a:stretch>
-                  </pic:blipFill>
-                  <pic:spPr>
-                    <a:xfrm>
-                      <a:off x="0" y="0"/>
-                      <a:ext cx="3749039" cy="3749039"/>
-                    </a:xfrm>
-                    <a:prstGeom prst="rect">
-                      <a:avLst/>
-                    </a:prstGeom>
-                  </pic:spPr>
-                </pic:pic>
-              </a:graphicData>
-            </a:graphic>
-          </wp:inline>
-        </w:drawing>
-      </w:r>
-    </w:p>
-    <w:p>
-      <w:pPr>
-        <w:pStyle w:val="FigCaption"/>
-        <w:spacing w:after="200"/>
-      </w:pPr>
-      <w:bookmarkStart w:id="93" w:name="_Toc241216553"/>
-      <w:r>
-        <w:t>Figure 5.3: EfficientNetV2S confusion matrix.</w:t>
-      </w:r>
-      <w:bookmarkEnd w:id="93"/>
-    </w:p>
-    <w:p>
-      <w:pPr>
-        <w:jc w:val="both"/>
-      </w:pPr>
-      <w:r>
-        <w:lastRenderedPageBreak/>
         <w:t>Table 5.4 quantifies that dominant mode. For each model it gives the total number of test errors, the subset falling in the two bacterial and viral cells, and that subset as a share of all errors, so the concentration can be compared across architectures rather than inferred from the matrices by eye.</w:t>
       </w:r>
     </w:p>
@@ -21915,7 +20294,7 @@
         <w:keepNext/>
         <w:spacing w:before="200" w:after="80"/>
       </w:pPr>
-      <w:bookmarkStart w:id="94" w:name="_Toc241216570"/>
+      <w:bookmarkStart w:id="94" w:name="_Toc241219091"/>
       <w:r>
         <w:t>Table 5.4: Concentration of errors in the bacterial and viral pair.</w:t>
       </w:r>
@@ -22262,10 +20641,11 @@
         <w:jc w:val="both"/>
       </w:pPr>
       <w:r>
-        <w:t>Between 69 and 76 per cent of the errors of every model are a confusion between bacterial and viral pneumonia, while the remaining classes are largely solved, DenseNet121 misclassifying three of 192 COVID-19 cases and five of 491 Normal cases. Recast as a screening problem it achieves a sensitivity of 95.85 per cent and a specificity of 98.98 per cent. The task is an easy screening problem with one hard discrimination embedded inside it. Figure 5.4 shows that the ordering of class difficulty is stable acros</w:t>
+        <w:t xml:space="preserve">Between 69 and 76 per cent of the errors of every model are a confusion between bacterial and viral pneumonia, while the remaining classes are largely solved, DenseNet121 misclassifying three of 192 COVID-19 cases and five of 491 Normal cases. Recast as a screening problem it achieves a sensitivity of 95.85 per cent and a specificity </w:t>
       </w:r>
       <w:r>
-        <w:t>s the three architectures.</w:t>
+        <w:lastRenderedPageBreak/>
+        <w:t>of 98.98 per cent. The task is an easy screening problem with one hard discrimination embedded inside it. Figure 5.4 shows that the ordering of class difficulty is stable across the three architectures.</w:t>
       </w:r>
     </w:p>
     <w:p>
@@ -22320,7 +20700,7 @@
         <w:pStyle w:val="FigCaption"/>
         <w:spacing w:after="200"/>
       </w:pPr>
-      <w:bookmarkStart w:id="95" w:name="_Toc241216554"/>
+      <w:bookmarkStart w:id="95" w:name="_Toc241219075"/>
       <w:r>
         <w:t>Figure 5.4: Per class F1 for the three architectures, showing a consistent difficulty ordering across models.</w:t>
       </w:r>
@@ -22330,9 +20710,8 @@
       <w:pPr>
         <w:pStyle w:val="Heading2"/>
       </w:pPr>
-      <w:bookmarkStart w:id="96" w:name="_Toc241216531"/>
+      <w:bookmarkStart w:id="96" w:name="_Toc241219052"/>
       <w:r>
-        <w:lastRenderedPageBreak/>
         <w:t>5.5 System and performance test results</w:t>
       </w:r>
       <w:bookmarkEnd w:id="96"/>
@@ -22341,7 +20720,7 @@
       <w:pPr>
         <w:pStyle w:val="Heading3"/>
       </w:pPr>
-      <w:bookmarkStart w:id="97" w:name="_Toc241216532"/>
+      <w:bookmarkStart w:id="97" w:name="_Toc241219053"/>
       <w:r>
         <w:t>5.5.1 Non functional test results</w:t>
       </w:r>
@@ -22352,17 +20731,14 @@
         <w:jc w:val="both"/>
       </w:pPr>
       <w:r>
-        <w:t xml:space="preserve">Latency was measured on the development machine with all four tiers running and no accelerator. The forward pass is fast, at a median of 0.36 seconds for DenseNet121, but it is not what dominates: a complete inference call takes a median of 2.94 seconds once the Grad-CAM backward pass, the lung field estimation and the encoding of the overlay are added. Over ten uploads the end to end request took a median of 3.18 seconds and a maximum of 3.33 seconds, meeting NFR5 with less margin than the design assumed. </w:t>
+        <w:t>Latency was measured on the development machine with all four tiers running and no accelerator. The forward pass is fast, at a median of 0.36 seconds for DenseNet121, but it is not what dominates: a complete inference call takes a median of 2.94 seconds once the Grad-CAM backward pass, the lung field estimation and the encoding of the overlay are added. Over ten uploads the end to end request took a median of 3.18 seconds and a maximum of 3.33 seconds, meeting NFR5 with less margin than the design assumed. Usability and scalability were not measured.</w:t>
       </w:r>
-      <w:r>
-        <w:t>Usability and scalability were not measured.</w:t>
-      </w:r>
     </w:p>
     <w:p>
       <w:pPr>
         <w:pStyle w:val="Heading3"/>
       </w:pPr>
-      <w:bookmarkStart w:id="98" w:name="_Toc241216533"/>
+      <w:bookmarkStart w:id="98" w:name="_Toc241219054"/>
       <w:r>
         <w:t>5.5.2 Functional test results</w:t>
       </w:r>
@@ -22381,17 +20757,8 @@
         <w:jc w:val="both"/>
       </w:pPr>
       <w:r>
-        <w:t>Three features embody the contribution at the level the user encounters. Diagnosis withholding implements FR4 from DR4: when the verdict is positive the response carries no diagnosis to be annotated, and every view renders the reason from the persisted columns. Disclosure of explanation quality implements FR6 from DR8, and refusal to fabricate implements FR10: an invalid response deletes the upload and returns an explicit error. Figure 5.5 is execution evidence for the first of those three features, capture</w:t>
-      </w:r>
-      <w:r>
-        <w:t>d from the running platform. A synthetic noise image was submitted through the ordinary upload path, and the response carries no predicted class, no confidence value and no probability bars. The diagnostic result is replaced by a banner naming the feature space signal that fired and stating that no diagnosis has been produced, with the uploaded image retained beside it. Figure 5.6 is the corresponding evidence for the accepted path. A frontal radiograph was submitted through the same route, and the response</w:t>
-      </w:r>
-      <w:r>
-        <w:t xml:space="preserve"> carries the predicted class, a confidence capped below certainty, all four class probabilities and the lung restricted Grad-CAM overlay beside the original image. For this scan the in lung share was 0.350, below the half threshold, so the caution was raised beside the result and the </w:t>
-      </w:r>
-      <w:r>
         <w:lastRenderedPageBreak/>
-        <w:t>measured percentage was stated rather than left to be assumed. That is the case FR6 exists for.</w:t>
+        <w:t>Three features embody the contribution at the level the user encounters. Diagnosis withholding implements FR4 from DR4: when the verdict is positive the response carries no diagnosis to be annotated, and every view renders the reason from the persisted columns. Disclosure of explanation quality implements FR6 from DR8, and refusal to fabricate implements FR10: an invalid response deletes the upload and returns an explicit error. Figure 5.5 is execution evidence for the first of those three features, captured from the running platform. A synthetic noise image was submitted through the ordinary upload path, and the response carries no predicted class, no confidence value and no probability bars. The diagnostic result is replaced by a banner naming the feature space signal that fired and stating that no diagnosis has been produced, with the uploaded image retained beside it. Figure 5.6 is the corresponding evidence for the accepted path. A frontal radiograph was submitted through the same route, and the response carries the predicted class, a confidence capped below certainty, all four class probabilities and the lung restricted Grad-CAM overlay beside the original image. For this scan the in lung share was 0.350, below the half threshold, so the caution was raised beside the result and the measured percentage was stated rather than left to be assumed. That is the case FR6 exists for.</w:t>
       </w:r>
     </w:p>
     <w:p>
@@ -22404,6 +20771,7 @@
         <w:rPr>
           <w:noProof/>
         </w:rPr>
+        <w:lastRenderedPageBreak/>
         <w:drawing>
           <wp:inline distT="0" distB="0" distL="0" distR="0" wp14:anchorId="6A588A51" wp14:editId="61BF36DE">
             <wp:extent cx="4480560" cy="3557293"/>
@@ -22446,7 +20814,7 @@
         <w:pStyle w:val="FigCaption"/>
         <w:spacing w:after="200"/>
       </w:pPr>
-      <w:bookmarkStart w:id="99" w:name="_Toc241216555"/>
+      <w:bookmarkStart w:id="99" w:name="_Toc241219076"/>
       <w:r>
         <w:t>Figure 5.5: Execution evidence for FR4. The analysis view of the running platform after a synthetic noise image was submitted, showing the withheld diagnosis and the reason in place of any diagnostic content.</w:t>
       </w:r>
@@ -22462,7 +20830,6 @@
         <w:rPr>
           <w:noProof/>
         </w:rPr>
-        <w:lastRenderedPageBreak/>
         <w:drawing>
           <wp:inline distT="0" distB="0" distL="0" distR="0" wp14:anchorId="7FA8BCA2" wp14:editId="075998D4">
             <wp:extent cx="5029200" cy="3169919"/>
@@ -22505,7 +20872,7 @@
         <w:pStyle w:val="FigCaption"/>
         <w:spacing w:after="200"/>
       </w:pPr>
-      <w:bookmarkStart w:id="100" w:name="_Toc241216556"/>
+      <w:bookmarkStart w:id="100" w:name="_Toc241219077"/>
       <w:r>
         <w:t>Figure 5.6: Execution evidence for FR2, FR5 and FR6. The analysis view after a frontal radiograph was submitted, showing the predicted class, the original image and the lung restricted Grad-CAM overlay.</w:t>
       </w:r>
@@ -22516,7 +20883,7 @@
         <w:pStyle w:val="Heading1"/>
         <w:pageBreakBefore/>
       </w:pPr>
-      <w:bookmarkStart w:id="101" w:name="_Toc241216534"/>
+      <w:bookmarkStart w:id="101" w:name="_Toc241219055"/>
       <w:r>
         <w:lastRenderedPageBreak/>
         <w:t>6 DISCUSSION AND CONCLUSIONS</w:t>
@@ -22527,7 +20894,7 @@
       <w:pPr>
         <w:pStyle w:val="Heading2"/>
       </w:pPr>
-      <w:bookmarkStart w:id="102" w:name="_Toc241216535"/>
+      <w:bookmarkStart w:id="102" w:name="_Toc241219056"/>
       <w:r>
         <w:t>6.1 Discussion of the findings</w:t>
       </w:r>
@@ -22538,20 +20905,14 @@
         <w:jc w:val="both"/>
       </w:pPr>
       <w:r>
-        <w:t>The classification results answer RQ1 with a qualification. DenseNet121 leads on accuracy, and its dense connectivity is a plausible reason for an advantage where texture matters, but the margin of 1.01 points over EfficientNetV2B3 is fourteen images out of 1,382 from a single run, which Section 4.5.6 committed in advance to treating as inconclusive. The EfficientNetV2S result is not an architectural finding at all, because Table 4.4 documents normalisation inconsistent with its pretrained weights. The erro</w:t>
+        <w:t>The classification results answer RQ1 with a qualification. DenseNet121 leads on accuracy, and its dense connectivity is a plausible reason for an advantage where texture matters, but the margin of 1.01 points over EfficientNetV2B3 is fourteen images out of 1,382 from a single run, which Section 4.5.6 committed in advance to treating as inconclusive. The EfficientNetV2S result is not an architectural finding at all, because Table 4.4 documents normalisation inconsistent with its pretrained weights. The error analysis carries the most practical weight and inverts the usual framing: the system is close to solved on the distinctions the headline accuracy is composed of, and concentrated in difficulty on the one distinction that drives the antibiotic decision. This matches radiological expectation, and the implication is specific: the system is defensible as a screening aid and not as a classifier of aetiology. The input validity results answer RQ2 affirmatively within the tested regime, and the negative energy result is theoretically informative. Energy is a function of the logits [17], so if a model produces large logits for inputs it has never seen then energy cannot separate them, which is the overconfidence documented in [11] and [10]. Mahalanobis operates before that collapse, so which signal works must be measured [18]. On RQ3 a qualitative reading cannot by itself exclude the shortcut learning DeGrave et al. demonstrate [19].</w:t>
       </w:r>
-      <w:r>
-        <w:t>r analysis carries the most practical weight and inverts the usual framing: the system is close to solved on the distinctions the headline accuracy is composed of, and concentrated in difficulty on the one distinction that drives the antibiotic decision. This matches radiological expectation, and the implication is specific: the system is defensible as a screening aid and not as a classifier of aetiology. The input validity results answer RQ2 affirmatively within the tested regime, and the negative energy r</w:t>
-      </w:r>
-      <w:r>
-        <w:t>esult is theoretically informative. Energy is a function of the logits [17], so if a model produces large logits for inputs it has never seen then energy cannot separate them, which is the overconfidence documented in [11] and [10]. Mahalanobis operates before that collapse, so which signal works must be measured [18]. On RQ3 a qualitative reading cannot by itself exclude the shortcut learning DeGrave et al. demonstrate [19].</w:t>
-      </w:r>
     </w:p>
     <w:p>
       <w:pPr>
         <w:pStyle w:val="Heading2"/>
       </w:pPr>
-      <w:bookmarkStart w:id="103" w:name="_Toc241216536"/>
+      <w:bookmarkStart w:id="103" w:name="_Toc241219057"/>
       <w:r>
         <w:t>6.2 Achievement of the research objectives</w:t>
       </w:r>
@@ -22562,10 +20923,7 @@
         <w:jc w:val="both"/>
       </w:pPr>
       <w:r>
-        <w:t>Each objective is assessed against the evidence of Section 5 rather than against intention, and Table 6.1 records that assessment objective by objective. RO1 was accomplished through the review of Section 3, evidenced by every later design decision tracing to one of the nine derived requirements. RO2 was accomplished by training three architectures on one shared split and reporting the per class breakdown the literature generally omits. RO3 was verified behaviourally by T2, T3 and T4. RO4 divides: detection</w:t>
-      </w:r>
-      <w:r>
-        <w:t xml:space="preserve"> was accomplished within the far regime only, and the explanation was examined qualitatively.</w:t>
+        <w:t>Each objective is assessed against the evidence of Section 5 rather than against intention, and Table 6.1 records that assessment objective by objective. RO1 was accomplished through the review of Section 3, evidenced by every later design decision tracing to one of the nine derived requirements. RO2 was accomplished by training three architectures on one shared split and reporting the per class breakdown the literature generally omits. RO3 was verified behaviourally by T2, T3 and T4. RO4 divides: detection was accomplished within the far regime only, and the explanation was examined qualitatively.</w:t>
       </w:r>
     </w:p>
     <w:p>
@@ -22574,7 +20932,7 @@
         <w:keepNext/>
         <w:spacing w:before="200" w:after="80"/>
       </w:pPr>
-      <w:bookmarkStart w:id="104" w:name="_Toc241216571"/>
+      <w:bookmarkStart w:id="104" w:name="_Toc241219092"/>
       <w:r>
         <w:lastRenderedPageBreak/>
         <w:t>Table 6.1: Objective achievement against reported evidence.</w:t>
@@ -23036,7 +21394,7 @@
       <w:pPr>
         <w:pStyle w:val="Heading2"/>
       </w:pPr>
-      <w:bookmarkStart w:id="105" w:name="_Toc241216537"/>
+      <w:bookmarkStart w:id="105" w:name="_Toc241219058"/>
       <w:r>
         <w:t>6.3 Limitations and threats to validity</w:t>
       </w:r>
@@ -23047,10 +21405,7 @@
         <w:jc w:val="both"/>
       </w:pPr>
       <w:r>
-        <w:t>Four threats bound these conclusions. The architecture comparison is incompletely controlled, since batch size varied, one model used a different head learning rate and one used inconsistent normalisation, the last invalidating the EfficientNetV2S result as an architectural claim. The input validity evaluation is limited by its probe, which is a sanity check and not validation against the near regime. The explanation finding is qualitative and rests on an unsupervised lung field estimator. And generalisabil</w:t>
-      </w:r>
-      <w:r>
-        <w:t>ity is bounded by the single dataset and the absence of seed replication.</w:t>
+        <w:t>Four threats bound these conclusions. The architecture comparison is incompletely controlled, since batch size varied, one model used a different head learning rate and one used inconsistent normalisation, the last invalidating the EfficientNetV2S result as an architectural claim. The input validity evaluation is limited by its probe, which is a sanity check and not validation against the near regime. The explanation finding is qualitative and rests on an unsupervised lung field estimator. And generalisability is bounded by the single dataset and the absence of seed replication.</w:t>
       </w:r>
     </w:p>
     <w:p>
@@ -23069,7 +21424,7 @@
       <w:pPr>
         <w:pStyle w:val="Heading2"/>
       </w:pPr>
-      <w:bookmarkStart w:id="106" w:name="_Toc241216538"/>
+      <w:bookmarkStart w:id="106" w:name="_Toc241219059"/>
       <w:r>
         <w:t>6.4 Practical implications</w:t>
       </w:r>
@@ -23088,17 +21443,14 @@
         <w:jc w:val="both"/>
       </w:pPr>
       <w:r>
-        <w:t>The realistic deployment is screening and triage where radiologist availability is limited. The measured strength is abnormality screening at 95.85 per cent sensitivity and 98.98 per cent specificity, so the plausible users are primary care and district level facilities needing to know which radiographs warrant urgent expert review. The measured weakness is discrimination of aetiology, where a viral recall of 0.643 cannot guide an antibiotic decision. Adoption would require external validation at the deploy</w:t>
+        <w:t>The realistic deployment is screening and triage where radiologist availability is limited. The measured strength is abnormality screening at 95.85 per cent sensitivity and 98.98 per cent specificity, so the plausible users are primary care and district level facilities needing to know which radiographs warrant urgent expert review. The measured weakness is discrimination of aetiology, where a viral recall of 0.643 cannot guide an antibiotic decision. Adoption would require external validation at the deploying institution and evaluation against the near regime.</w:t>
       </w:r>
-      <w:r>
-        <w:t>ing institution and evaluation against the near regime.</w:t>
-      </w:r>
     </w:p>
     <w:p>
       <w:pPr>
         <w:pStyle w:val="Heading2"/>
       </w:pPr>
-      <w:bookmarkStart w:id="107" w:name="_Toc241216539"/>
+      <w:bookmarkStart w:id="107" w:name="_Toc241219060"/>
       <w:r>
         <w:t>6.5 Recommendations for future work</w:t>
       </w:r>
@@ -23109,20 +21461,14 @@
         <w:jc w:val="both"/>
       </w:pPr>
       <w:r>
-        <w:t>Five lines of work follow from the limitations. The most important is evaluation against the near regime, assembling genuine radiographs of untrained conditions and real photographs and re measuring the detector, because that regime determines whether the safeguard is clinically meaningful. The second is retraining EfficientNetV2S under matched preprocessing and repeating all runs across multiple seeds. The third is targeting the bacterial and viral confusion directly. The fourth is training on lung segment</w:t>
+        <w:t>Five lines of work follow from the limitations. The most important is evaluation against the near regime, assembling genuine radiographs of untrained conditions and real photographs and re measuring the detector, because that regime determines whether the safeguard is clinically meaningful. The second is retraining EfficientNetV2S under matched preprocessing and repeating all runs across multiple seeds. The third is targeting the bacterial and viral confusion directly. The fourth is training on lung segmented inputs [33]. The fifth should be first, because it costs almost nothing: computing separability for the maximum softmax probability on the existing probe. In closing, this thesis addressed the gap between a chest radiograph classifier that is accurate and one that is safe to deploy. It built and evaluated a four class explainable framework in which a post hoc safeguard, fitted without retraining, withholds diagnoses for inputs the model cannot assess, and in which the explanation is restricted to the lung fields and its localisation disclosed. The deployed model reached 85.31 per cent test accuracy and the safeguard retained 92.5 per cent of genuine held out scans while refusing every probe image.</w:t>
       </w:r>
-      <w:r>
-        <w:t>ed inputs [33]. The fifth should be first, because it costs almost nothing: computing separability for the maximum softmax probability on the existing probe. In closing, this thesis addressed the gap between a chest radiograph classifier that is accurate and one that is safe to deploy. It built and evaluated a four class explainable framework in which a post hoc safeguard, fitted without retraining, withholds diagnoses for inputs the model cannot assess, and in which the explanation is restricted to the lun</w:t>
-      </w:r>
-      <w:r>
-        <w:t>g fields and its localisation disclosed. The deployed model reached 85.31 per cent test accuracy and the safeguard retained 92.5 per cent of genuine held out scans while refusing every probe image.</w:t>
-      </w:r>
     </w:p>
     <w:p>
       <w:pPr>
         <w:pStyle w:val="Heading2"/>
       </w:pPr>
-      <w:bookmarkStart w:id="108" w:name="_Toc241216540"/>
+      <w:bookmarkStart w:id="108" w:name="_Toc241219061"/>
       <w:r>
         <w:lastRenderedPageBreak/>
         <w:t>6.6 Conclusions</w:t>
@@ -23173,9 +21519,8 @@
       <w:pPr>
         <w:pStyle w:val="Heading1"/>
         <w:pageBreakBefore/>
-        <w:jc w:val="center"/>
-      </w:pPr>
-      <w:bookmarkStart w:id="109" w:name="_Toc241216541"/>
+      </w:pPr>
+      <w:bookmarkStart w:id="109" w:name="_Toc241219062"/>
       <w:r>
         <w:lastRenderedPageBreak/>
         <w:t>REFERENCES</w:t>
@@ -24202,6 +22547,7 @@
       <w:keepNext/>
       <w:keepLines/>
       <w:spacing w:after="240"/>
+      <w:jc w:val="center"/>
       <w:outlineLvl w:val="0"/>
     </w:pPr>
     <w:rPr>

--- a/final_thesis29002.docx
+++ b/final_thesis29002.docx
@@ -386,7 +386,7 @@
         <w:pStyle w:val="Heading1"/>
         <w:pageBreakBefore/>
       </w:pPr>
-      <w:bookmarkStart w:id="0" w:name="_Toc241218983"/>
+      <w:bookmarkStart w:id="0" w:name="_Toc241220515"/>
       <w:r>
         <w:lastRenderedPageBreak/>
         <w:t>DECLARATION</w:t>
@@ -478,7 +478,7 @@
         <w:pStyle w:val="Heading1"/>
         <w:pageBreakBefore/>
       </w:pPr>
-      <w:bookmarkStart w:id="1" w:name="_Toc241218984"/>
+      <w:bookmarkStart w:id="1" w:name="_Toc241220516"/>
       <w:r>
         <w:lastRenderedPageBreak/>
         <w:t>ACKNOWLEDGEMENT</w:t>
@@ -498,7 +498,7 @@
         <w:pStyle w:val="Heading1"/>
         <w:pageBreakBefore/>
       </w:pPr>
-      <w:bookmarkStart w:id="2" w:name="_Toc241218985"/>
+      <w:bookmarkStart w:id="2" w:name="_Toc241220517"/>
       <w:r>
         <w:lastRenderedPageBreak/>
         <w:t>ABSTRACT</w:t>
@@ -526,7 +526,7 @@
         <w:pStyle w:val="Heading1"/>
         <w:pageBreakBefore/>
       </w:pPr>
-      <w:bookmarkStart w:id="3" w:name="_Toc241218986"/>
+      <w:bookmarkStart w:id="3" w:name="_Toc241220518"/>
       <w:r>
         <w:lastRenderedPageBreak/>
         <w:t>TABLE OF CONTENTS</w:t>
@@ -556,7 +556,7 @@
       <w:r>
         <w:fldChar w:fldCharType="separate"/>
       </w:r>
-      <w:hyperlink w:anchor="_Toc241218983" w:history="1">
+      <w:hyperlink w:anchor="_Toc241220515" w:history="1">
         <w:r>
           <w:rPr>
             <w:rStyle w:val="Hyperlink"/>
@@ -583,7 +583,7 @@
             <w:noProof/>
             <w:webHidden/>
           </w:rPr>
-          <w:instrText xml:space="preserve"> PAGEREF _Toc241218983 \h </w:instrText>
+          <w:instrText xml:space="preserve"> PAGEREF _Toc241220515 \h </w:instrText>
         </w:r>
         <w:r>
           <w:rPr>
@@ -628,7 +628,7 @@
           <w14:ligatures w14:val="standardContextual"/>
         </w:rPr>
       </w:pPr>
-      <w:hyperlink w:anchor="_Toc241218984" w:history="1">
+      <w:hyperlink w:anchor="_Toc241220516" w:history="1">
         <w:r>
           <w:rPr>
             <w:rStyle w:val="Hyperlink"/>
@@ -655,7 +655,7 @@
             <w:noProof/>
             <w:webHidden/>
           </w:rPr>
-          <w:instrText xml:space="preserve"> PAGEREF _Toc241218984 \h </w:instrText>
+          <w:instrText xml:space="preserve"> PAGEREF _Toc241220516 \h </w:instrText>
         </w:r>
         <w:r>
           <w:rPr>
@@ -700,7 +700,7 @@
           <w14:ligatures w14:val="standardContextual"/>
         </w:rPr>
       </w:pPr>
-      <w:hyperlink w:anchor="_Toc241218985" w:history="1">
+      <w:hyperlink w:anchor="_Toc241220517" w:history="1">
         <w:r>
           <w:rPr>
             <w:rStyle w:val="Hyperlink"/>
@@ -727,7 +727,7 @@
             <w:noProof/>
             <w:webHidden/>
           </w:rPr>
-          <w:instrText xml:space="preserve"> PAGEREF _Toc241218985 \h </w:instrText>
+          <w:instrText xml:space="preserve"> PAGEREF _Toc241220517 \h </w:instrText>
         </w:r>
         <w:r>
           <w:rPr>
@@ -772,7 +772,7 @@
           <w14:ligatures w14:val="standardContextual"/>
         </w:rPr>
       </w:pPr>
-      <w:hyperlink w:anchor="_Toc241218986" w:history="1">
+      <w:hyperlink w:anchor="_Toc241220518" w:history="1">
         <w:r>
           <w:rPr>
             <w:rStyle w:val="Hyperlink"/>
@@ -799,7 +799,7 @@
             <w:noProof/>
             <w:webHidden/>
           </w:rPr>
-          <w:instrText xml:space="preserve"> PAGEREF _Toc241218986 \h </w:instrText>
+          <w:instrText xml:space="preserve"> PAGEREF _Toc241220518 \h </w:instrText>
         </w:r>
         <w:r>
           <w:rPr>
@@ -844,7 +844,7 @@
           <w14:ligatures w14:val="standardContextual"/>
         </w:rPr>
       </w:pPr>
-      <w:hyperlink w:anchor="_Toc241218987" w:history="1">
+      <w:hyperlink w:anchor="_Toc241220519" w:history="1">
         <w:r>
           <w:rPr>
             <w:rStyle w:val="Hyperlink"/>
@@ -871,7 +871,7 @@
             <w:noProof/>
             <w:webHidden/>
           </w:rPr>
-          <w:instrText xml:space="preserve"> PAGEREF _Toc241218987 \h </w:instrText>
+          <w:instrText xml:space="preserve"> PAGEREF _Toc241220519 \h </w:instrText>
         </w:r>
         <w:r>
           <w:rPr>
@@ -916,7 +916,7 @@
           <w14:ligatures w14:val="standardContextual"/>
         </w:rPr>
       </w:pPr>
-      <w:hyperlink w:anchor="_Toc241218988" w:history="1">
+      <w:hyperlink w:anchor="_Toc241220520" w:history="1">
         <w:r>
           <w:rPr>
             <w:rStyle w:val="Hyperlink"/>
@@ -943,7 +943,7 @@
             <w:noProof/>
             <w:webHidden/>
           </w:rPr>
-          <w:instrText xml:space="preserve"> PAGEREF _Toc241218988 \h </w:instrText>
+          <w:instrText xml:space="preserve"> PAGEREF _Toc241220520 \h </w:instrText>
         </w:r>
         <w:r>
           <w:rPr>
@@ -988,7 +988,7 @@
           <w14:ligatures w14:val="standardContextual"/>
         </w:rPr>
       </w:pPr>
-      <w:hyperlink w:anchor="_Toc241218989" w:history="1">
+      <w:hyperlink w:anchor="_Toc241220521" w:history="1">
         <w:r>
           <w:rPr>
             <w:rStyle w:val="Hyperlink"/>
@@ -1015,7 +1015,7 @@
             <w:noProof/>
             <w:webHidden/>
           </w:rPr>
-          <w:instrText xml:space="preserve"> PAGEREF _Toc241218989 \h </w:instrText>
+          <w:instrText xml:space="preserve"> PAGEREF _Toc241220521 \h </w:instrText>
         </w:r>
         <w:r>
           <w:rPr>
@@ -1060,7 +1060,7 @@
           <w14:ligatures w14:val="standardContextual"/>
         </w:rPr>
       </w:pPr>
-      <w:hyperlink w:anchor="_Toc241218990" w:history="1">
+      <w:hyperlink w:anchor="_Toc241220522" w:history="1">
         <w:r>
           <w:rPr>
             <w:rStyle w:val="Hyperlink"/>
@@ -1087,7 +1087,7 @@
             <w:noProof/>
             <w:webHidden/>
           </w:rPr>
-          <w:instrText xml:space="preserve"> PAGEREF _Toc241218990 \h </w:instrText>
+          <w:instrText xml:space="preserve"> PAGEREF _Toc241220522 \h </w:instrText>
         </w:r>
         <w:r>
           <w:rPr>
@@ -1132,7 +1132,7 @@
           <w14:ligatures w14:val="standardContextual"/>
         </w:rPr>
       </w:pPr>
-      <w:hyperlink w:anchor="_Toc241218991" w:history="1">
+      <w:hyperlink w:anchor="_Toc241220523" w:history="1">
         <w:r>
           <w:rPr>
             <w:rStyle w:val="Hyperlink"/>
@@ -1159,7 +1159,7 @@
             <w:noProof/>
             <w:webHidden/>
           </w:rPr>
-          <w:instrText xml:space="preserve"> PAGEREF _Toc241218991 \h </w:instrText>
+          <w:instrText xml:space="preserve"> PAGEREF _Toc241220523 \h </w:instrText>
         </w:r>
         <w:r>
           <w:rPr>
@@ -1204,7 +1204,7 @@
           <w14:ligatures w14:val="standardContextual"/>
         </w:rPr>
       </w:pPr>
-      <w:hyperlink w:anchor="_Toc241218992" w:history="1">
+      <w:hyperlink w:anchor="_Toc241220524" w:history="1">
         <w:r>
           <w:rPr>
             <w:rStyle w:val="Hyperlink"/>
@@ -1231,7 +1231,7 @@
             <w:noProof/>
             <w:webHidden/>
           </w:rPr>
-          <w:instrText xml:space="preserve"> PAGEREF _Toc241218992 \h </w:instrText>
+          <w:instrText xml:space="preserve"> PAGEREF _Toc241220524 \h </w:instrText>
         </w:r>
         <w:r>
           <w:rPr>
@@ -1276,7 +1276,7 @@
           <w14:ligatures w14:val="standardContextual"/>
         </w:rPr>
       </w:pPr>
-      <w:hyperlink w:anchor="_Toc241218993" w:history="1">
+      <w:hyperlink w:anchor="_Toc241220525" w:history="1">
         <w:r>
           <w:rPr>
             <w:rStyle w:val="Hyperlink"/>
@@ -1303,7 +1303,7 @@
             <w:noProof/>
             <w:webHidden/>
           </w:rPr>
-          <w:instrText xml:space="preserve"> PAGEREF _Toc241218993 \h </w:instrText>
+          <w:instrText xml:space="preserve"> PAGEREF _Toc241220525 \h </w:instrText>
         </w:r>
         <w:r>
           <w:rPr>
@@ -1348,7 +1348,7 @@
           <w14:ligatures w14:val="standardContextual"/>
         </w:rPr>
       </w:pPr>
-      <w:hyperlink w:anchor="_Toc241218994" w:history="1">
+      <w:hyperlink w:anchor="_Toc241220526" w:history="1">
         <w:r>
           <w:rPr>
             <w:rStyle w:val="Hyperlink"/>
@@ -1375,7 +1375,7 @@
             <w:noProof/>
             <w:webHidden/>
           </w:rPr>
-          <w:instrText xml:space="preserve"> PAGEREF _Toc241218994 \h </w:instrText>
+          <w:instrText xml:space="preserve"> PAGEREF _Toc241220526 \h </w:instrText>
         </w:r>
         <w:r>
           <w:rPr>
@@ -1420,7 +1420,7 @@
           <w14:ligatures w14:val="standardContextual"/>
         </w:rPr>
       </w:pPr>
-      <w:hyperlink w:anchor="_Toc241218995" w:history="1">
+      <w:hyperlink w:anchor="_Toc241220527" w:history="1">
         <w:r>
           <w:rPr>
             <w:rStyle w:val="Hyperlink"/>
@@ -1447,7 +1447,7 @@
             <w:noProof/>
             <w:webHidden/>
           </w:rPr>
-          <w:instrText xml:space="preserve"> PAGEREF _Toc241218995 \h </w:instrText>
+          <w:instrText xml:space="preserve"> PAGEREF _Toc241220527 \h </w:instrText>
         </w:r>
         <w:r>
           <w:rPr>
@@ -1492,7 +1492,7 @@
           <w14:ligatures w14:val="standardContextual"/>
         </w:rPr>
       </w:pPr>
-      <w:hyperlink w:anchor="_Toc241218996" w:history="1">
+      <w:hyperlink w:anchor="_Toc241220528" w:history="1">
         <w:r>
           <w:rPr>
             <w:rStyle w:val="Hyperlink"/>
@@ -1519,7 +1519,7 @@
             <w:noProof/>
             <w:webHidden/>
           </w:rPr>
-          <w:instrText xml:space="preserve"> PAGEREF _Toc241218996 \h </w:instrText>
+          <w:instrText xml:space="preserve"> PAGEREF _Toc241220528 \h </w:instrText>
         </w:r>
         <w:r>
           <w:rPr>
@@ -1564,7 +1564,7 @@
           <w14:ligatures w14:val="standardContextual"/>
         </w:rPr>
       </w:pPr>
-      <w:hyperlink w:anchor="_Toc241218997" w:history="1">
+      <w:hyperlink w:anchor="_Toc241220529" w:history="1">
         <w:r>
           <w:rPr>
             <w:rStyle w:val="Hyperlink"/>
@@ -1591,7 +1591,7 @@
             <w:noProof/>
             <w:webHidden/>
           </w:rPr>
-          <w:instrText xml:space="preserve"> PAGEREF _Toc241218997 \h </w:instrText>
+          <w:instrText xml:space="preserve"> PAGEREF _Toc241220529 \h </w:instrText>
         </w:r>
         <w:r>
           <w:rPr>
@@ -1636,7 +1636,7 @@
           <w14:ligatures w14:val="standardContextual"/>
         </w:rPr>
       </w:pPr>
-      <w:hyperlink w:anchor="_Toc241218998" w:history="1">
+      <w:hyperlink w:anchor="_Toc241220530" w:history="1">
         <w:r>
           <w:rPr>
             <w:rStyle w:val="Hyperlink"/>
@@ -1663,7 +1663,7 @@
             <w:noProof/>
             <w:webHidden/>
           </w:rPr>
-          <w:instrText xml:space="preserve"> PAGEREF _Toc241218998 \h </w:instrText>
+          <w:instrText xml:space="preserve"> PAGEREF _Toc241220530 \h </w:instrText>
         </w:r>
         <w:r>
           <w:rPr>
@@ -1708,7 +1708,7 @@
           <w14:ligatures w14:val="standardContextual"/>
         </w:rPr>
       </w:pPr>
-      <w:hyperlink w:anchor="_Toc241218999" w:history="1">
+      <w:hyperlink w:anchor="_Toc241220531" w:history="1">
         <w:r>
           <w:rPr>
             <w:rStyle w:val="Hyperlink"/>
@@ -1735,7 +1735,7 @@
             <w:noProof/>
             <w:webHidden/>
           </w:rPr>
-          <w:instrText xml:space="preserve"> PAGEREF _Toc241218999 \h </w:instrText>
+          <w:instrText xml:space="preserve"> PAGEREF _Toc241220531 \h </w:instrText>
         </w:r>
         <w:r>
           <w:rPr>
@@ -1780,7 +1780,7 @@
           <w14:ligatures w14:val="standardContextual"/>
         </w:rPr>
       </w:pPr>
-      <w:hyperlink w:anchor="_Toc241219000" w:history="1">
+      <w:hyperlink w:anchor="_Toc241220532" w:history="1">
         <w:r>
           <w:rPr>
             <w:rStyle w:val="Hyperlink"/>
@@ -1807,7 +1807,7 @@
             <w:noProof/>
             <w:webHidden/>
           </w:rPr>
-          <w:instrText xml:space="preserve"> PAGEREF _Toc241219000 \h </w:instrText>
+          <w:instrText xml:space="preserve"> PAGEREF _Toc241220532 \h </w:instrText>
         </w:r>
         <w:r>
           <w:rPr>
@@ -1852,7 +1852,7 @@
           <w14:ligatures w14:val="standardContextual"/>
         </w:rPr>
       </w:pPr>
-      <w:hyperlink w:anchor="_Toc241219001" w:history="1">
+      <w:hyperlink w:anchor="_Toc241220533" w:history="1">
         <w:r>
           <w:rPr>
             <w:rStyle w:val="Hyperlink"/>
@@ -1879,7 +1879,7 @@
             <w:noProof/>
             <w:webHidden/>
           </w:rPr>
-          <w:instrText xml:space="preserve"> PAGEREF _Toc241219001 \h </w:instrText>
+          <w:instrText xml:space="preserve"> PAGEREF _Toc241220533 \h </w:instrText>
         </w:r>
         <w:r>
           <w:rPr>
@@ -1924,7 +1924,7 @@
           <w14:ligatures w14:val="standardContextual"/>
         </w:rPr>
       </w:pPr>
-      <w:hyperlink w:anchor="_Toc241219002" w:history="1">
+      <w:hyperlink w:anchor="_Toc241220534" w:history="1">
         <w:r>
           <w:rPr>
             <w:rStyle w:val="Hyperlink"/>
@@ -1951,7 +1951,7 @@
             <w:noProof/>
             <w:webHidden/>
           </w:rPr>
-          <w:instrText xml:space="preserve"> PAGEREF _Toc241219002 \h </w:instrText>
+          <w:instrText xml:space="preserve"> PAGEREF _Toc241220534 \h </w:instrText>
         </w:r>
         <w:r>
           <w:rPr>
@@ -1996,7 +1996,7 @@
           <w14:ligatures w14:val="standardContextual"/>
         </w:rPr>
       </w:pPr>
-      <w:hyperlink w:anchor="_Toc241219003" w:history="1">
+      <w:hyperlink w:anchor="_Toc241220535" w:history="1">
         <w:r>
           <w:rPr>
             <w:rStyle w:val="Hyperlink"/>
@@ -2023,7 +2023,7 @@
             <w:noProof/>
             <w:webHidden/>
           </w:rPr>
-          <w:instrText xml:space="preserve"> PAGEREF _Toc241219003 \h </w:instrText>
+          <w:instrText xml:space="preserve"> PAGEREF _Toc241220535 \h </w:instrText>
         </w:r>
         <w:r>
           <w:rPr>
@@ -2068,7 +2068,7 @@
           <w14:ligatures w14:val="standardContextual"/>
         </w:rPr>
       </w:pPr>
-      <w:hyperlink w:anchor="_Toc241219004" w:history="1">
+      <w:hyperlink w:anchor="_Toc241220536" w:history="1">
         <w:r>
           <w:rPr>
             <w:rStyle w:val="Hyperlink"/>
@@ -2095,7 +2095,7 @@
             <w:noProof/>
             <w:webHidden/>
           </w:rPr>
-          <w:instrText xml:space="preserve"> PAGEREF _Toc241219004 \h </w:instrText>
+          <w:instrText xml:space="preserve"> PAGEREF _Toc241220536 \h </w:instrText>
         </w:r>
         <w:r>
           <w:rPr>
@@ -2140,7 +2140,7 @@
           <w14:ligatures w14:val="standardContextual"/>
         </w:rPr>
       </w:pPr>
-      <w:hyperlink w:anchor="_Toc241219005" w:history="1">
+      <w:hyperlink w:anchor="_Toc241220537" w:history="1">
         <w:r>
           <w:rPr>
             <w:rStyle w:val="Hyperlink"/>
@@ -2167,7 +2167,7 @@
             <w:noProof/>
             <w:webHidden/>
           </w:rPr>
-          <w:instrText xml:space="preserve"> PAGEREF _Toc241219005 \h </w:instrText>
+          <w:instrText xml:space="preserve"> PAGEREF _Toc241220537 \h </w:instrText>
         </w:r>
         <w:r>
           <w:rPr>
@@ -2212,7 +2212,7 @@
           <w14:ligatures w14:val="standardContextual"/>
         </w:rPr>
       </w:pPr>
-      <w:hyperlink w:anchor="_Toc241219006" w:history="1">
+      <w:hyperlink w:anchor="_Toc241220538" w:history="1">
         <w:r>
           <w:rPr>
             <w:rStyle w:val="Hyperlink"/>
@@ -2239,7 +2239,7 @@
             <w:noProof/>
             <w:webHidden/>
           </w:rPr>
-          <w:instrText xml:space="preserve"> PAGEREF _Toc241219006 \h </w:instrText>
+          <w:instrText xml:space="preserve"> PAGEREF _Toc241220538 \h </w:instrText>
         </w:r>
         <w:r>
           <w:rPr>
@@ -2284,7 +2284,7 @@
           <w14:ligatures w14:val="standardContextual"/>
         </w:rPr>
       </w:pPr>
-      <w:hyperlink w:anchor="_Toc241219007" w:history="1">
+      <w:hyperlink w:anchor="_Toc241220539" w:history="1">
         <w:r>
           <w:rPr>
             <w:rStyle w:val="Hyperlink"/>
@@ -2311,7 +2311,7 @@
             <w:noProof/>
             <w:webHidden/>
           </w:rPr>
-          <w:instrText xml:space="preserve"> PAGEREF _Toc241219007 \h </w:instrText>
+          <w:instrText xml:space="preserve"> PAGEREF _Toc241220539 \h </w:instrText>
         </w:r>
         <w:r>
           <w:rPr>
@@ -2356,7 +2356,7 @@
           <w14:ligatures w14:val="standardContextual"/>
         </w:rPr>
       </w:pPr>
-      <w:hyperlink w:anchor="_Toc241219008" w:history="1">
+      <w:hyperlink w:anchor="_Toc241220540" w:history="1">
         <w:r>
           <w:rPr>
             <w:rStyle w:val="Hyperlink"/>
@@ -2383,7 +2383,7 @@
             <w:noProof/>
             <w:webHidden/>
           </w:rPr>
-          <w:instrText xml:space="preserve"> PAGEREF _Toc241219008 \h </w:instrText>
+          <w:instrText xml:space="preserve"> PAGEREF _Toc241220540 \h </w:instrText>
         </w:r>
         <w:r>
           <w:rPr>
@@ -2428,7 +2428,7 @@
           <w14:ligatures w14:val="standardContextual"/>
         </w:rPr>
       </w:pPr>
-      <w:hyperlink w:anchor="_Toc241219009" w:history="1">
+      <w:hyperlink w:anchor="_Toc241220541" w:history="1">
         <w:r>
           <w:rPr>
             <w:rStyle w:val="Hyperlink"/>
@@ -2455,7 +2455,7 @@
             <w:noProof/>
             <w:webHidden/>
           </w:rPr>
-          <w:instrText xml:space="preserve"> PAGEREF _Toc241219009 \h </w:instrText>
+          <w:instrText xml:space="preserve"> PAGEREF _Toc241220541 \h </w:instrText>
         </w:r>
         <w:r>
           <w:rPr>
@@ -2500,7 +2500,7 @@
           <w14:ligatures w14:val="standardContextual"/>
         </w:rPr>
       </w:pPr>
-      <w:hyperlink w:anchor="_Toc241219010" w:history="1">
+      <w:hyperlink w:anchor="_Toc241220542" w:history="1">
         <w:r>
           <w:rPr>
             <w:rStyle w:val="Hyperlink"/>
@@ -2527,7 +2527,7 @@
             <w:noProof/>
             <w:webHidden/>
           </w:rPr>
-          <w:instrText xml:space="preserve"> PAGEREF _Toc241219010 \h </w:instrText>
+          <w:instrText xml:space="preserve"> PAGEREF _Toc241220542 \h </w:instrText>
         </w:r>
         <w:r>
           <w:rPr>
@@ -2572,7 +2572,7 @@
           <w14:ligatures w14:val="standardContextual"/>
         </w:rPr>
       </w:pPr>
-      <w:hyperlink w:anchor="_Toc241219011" w:history="1">
+      <w:hyperlink w:anchor="_Toc241220543" w:history="1">
         <w:r>
           <w:rPr>
             <w:rStyle w:val="Hyperlink"/>
@@ -2599,7 +2599,7 @@
             <w:noProof/>
             <w:webHidden/>
           </w:rPr>
-          <w:instrText xml:space="preserve"> PAGEREF _Toc241219011 \h </w:instrText>
+          <w:instrText xml:space="preserve"> PAGEREF _Toc241220543 \h </w:instrText>
         </w:r>
         <w:r>
           <w:rPr>
@@ -2644,7 +2644,7 @@
           <w14:ligatures w14:val="standardContextual"/>
         </w:rPr>
       </w:pPr>
-      <w:hyperlink w:anchor="_Toc241219012" w:history="1">
+      <w:hyperlink w:anchor="_Toc241220544" w:history="1">
         <w:r>
           <w:rPr>
             <w:rStyle w:val="Hyperlink"/>
@@ -2671,7 +2671,7 @@
             <w:noProof/>
             <w:webHidden/>
           </w:rPr>
-          <w:instrText xml:space="preserve"> PAGEREF _Toc241219012 \h </w:instrText>
+          <w:instrText xml:space="preserve"> PAGEREF _Toc241220544 \h </w:instrText>
         </w:r>
         <w:r>
           <w:rPr>
@@ -2716,7 +2716,7 @@
           <w14:ligatures w14:val="standardContextual"/>
         </w:rPr>
       </w:pPr>
-      <w:hyperlink w:anchor="_Toc241219013" w:history="1">
+      <w:hyperlink w:anchor="_Toc241220545" w:history="1">
         <w:r>
           <w:rPr>
             <w:rStyle w:val="Hyperlink"/>
@@ -2743,7 +2743,7 @@
             <w:noProof/>
             <w:webHidden/>
           </w:rPr>
-          <w:instrText xml:space="preserve"> PAGEREF _Toc241219013 \h </w:instrText>
+          <w:instrText xml:space="preserve"> PAGEREF _Toc241220545 \h </w:instrText>
         </w:r>
         <w:r>
           <w:rPr>
@@ -2788,7 +2788,7 @@
           <w14:ligatures w14:val="standardContextual"/>
         </w:rPr>
       </w:pPr>
-      <w:hyperlink w:anchor="_Toc241219014" w:history="1">
+      <w:hyperlink w:anchor="_Toc241220546" w:history="1">
         <w:r>
           <w:rPr>
             <w:rStyle w:val="Hyperlink"/>
@@ -2815,7 +2815,7 @@
             <w:noProof/>
             <w:webHidden/>
           </w:rPr>
-          <w:instrText xml:space="preserve"> PAGEREF _Toc241219014 \h </w:instrText>
+          <w:instrText xml:space="preserve"> PAGEREF _Toc241220546 \h </w:instrText>
         </w:r>
         <w:r>
           <w:rPr>
@@ -2860,7 +2860,7 @@
           <w14:ligatures w14:val="standardContextual"/>
         </w:rPr>
       </w:pPr>
-      <w:hyperlink w:anchor="_Toc241219015" w:history="1">
+      <w:hyperlink w:anchor="_Toc241220547" w:history="1">
         <w:r>
           <w:rPr>
             <w:rStyle w:val="Hyperlink"/>
@@ -2887,7 +2887,7 @@
             <w:noProof/>
             <w:webHidden/>
           </w:rPr>
-          <w:instrText xml:space="preserve"> PAGEREF _Toc241219015 \h </w:instrText>
+          <w:instrText xml:space="preserve"> PAGEREF _Toc241220547 \h </w:instrText>
         </w:r>
         <w:r>
           <w:rPr>
@@ -2932,7 +2932,7 @@
           <w14:ligatures w14:val="standardContextual"/>
         </w:rPr>
       </w:pPr>
-      <w:hyperlink w:anchor="_Toc241219016" w:history="1">
+      <w:hyperlink w:anchor="_Toc241220548" w:history="1">
         <w:r>
           <w:rPr>
             <w:rStyle w:val="Hyperlink"/>
@@ -2959,7 +2959,7 @@
             <w:noProof/>
             <w:webHidden/>
           </w:rPr>
-          <w:instrText xml:space="preserve"> PAGEREF _Toc241219016 \h </w:instrText>
+          <w:instrText xml:space="preserve"> PAGEREF _Toc241220548 \h </w:instrText>
         </w:r>
         <w:r>
           <w:rPr>
@@ -3004,7 +3004,7 @@
           <w14:ligatures w14:val="standardContextual"/>
         </w:rPr>
       </w:pPr>
-      <w:hyperlink w:anchor="_Toc241219017" w:history="1">
+      <w:hyperlink w:anchor="_Toc241220549" w:history="1">
         <w:r>
           <w:rPr>
             <w:rStyle w:val="Hyperlink"/>
@@ -3031,7 +3031,7 @@
             <w:noProof/>
             <w:webHidden/>
           </w:rPr>
-          <w:instrText xml:space="preserve"> PAGEREF _Toc241219017 \h </w:instrText>
+          <w:instrText xml:space="preserve"> PAGEREF _Toc241220549 \h </w:instrText>
         </w:r>
         <w:r>
           <w:rPr>
@@ -3076,7 +3076,7 @@
           <w14:ligatures w14:val="standardContextual"/>
         </w:rPr>
       </w:pPr>
-      <w:hyperlink w:anchor="_Toc241219018" w:history="1">
+      <w:hyperlink w:anchor="_Toc241220550" w:history="1">
         <w:r>
           <w:rPr>
             <w:rStyle w:val="Hyperlink"/>
@@ -3103,7 +3103,7 @@
             <w:noProof/>
             <w:webHidden/>
           </w:rPr>
-          <w:instrText xml:space="preserve"> PAGEREF _Toc241219018 \h </w:instrText>
+          <w:instrText xml:space="preserve"> PAGEREF _Toc241220550 \h </w:instrText>
         </w:r>
         <w:r>
           <w:rPr>
@@ -3148,7 +3148,7 @@
           <w14:ligatures w14:val="standardContextual"/>
         </w:rPr>
       </w:pPr>
-      <w:hyperlink w:anchor="_Toc241219019" w:history="1">
+      <w:hyperlink w:anchor="_Toc241220551" w:history="1">
         <w:r>
           <w:rPr>
             <w:rStyle w:val="Hyperlink"/>
@@ -3175,7 +3175,7 @@
             <w:noProof/>
             <w:webHidden/>
           </w:rPr>
-          <w:instrText xml:space="preserve"> PAGEREF _Toc241219019 \h </w:instrText>
+          <w:instrText xml:space="preserve"> PAGEREF _Toc241220551 \h </w:instrText>
         </w:r>
         <w:r>
           <w:rPr>
@@ -3220,7 +3220,7 @@
           <w14:ligatures w14:val="standardContextual"/>
         </w:rPr>
       </w:pPr>
-      <w:hyperlink w:anchor="_Toc241219020" w:history="1">
+      <w:hyperlink w:anchor="_Toc241220552" w:history="1">
         <w:r>
           <w:rPr>
             <w:rStyle w:val="Hyperlink"/>
@@ -3247,7 +3247,7 @@
             <w:noProof/>
             <w:webHidden/>
           </w:rPr>
-          <w:instrText xml:space="preserve"> PAGEREF _Toc241219020 \h </w:instrText>
+          <w:instrText xml:space="preserve"> PAGEREF _Toc241220552 \h </w:instrText>
         </w:r>
         <w:r>
           <w:rPr>
@@ -3292,7 +3292,7 @@
           <w14:ligatures w14:val="standardContextual"/>
         </w:rPr>
       </w:pPr>
-      <w:hyperlink w:anchor="_Toc241219021" w:history="1">
+      <w:hyperlink w:anchor="_Toc241220553" w:history="1">
         <w:r>
           <w:rPr>
             <w:rStyle w:val="Hyperlink"/>
@@ -3319,7 +3319,7 @@
             <w:noProof/>
             <w:webHidden/>
           </w:rPr>
-          <w:instrText xml:space="preserve"> PAGEREF _Toc241219021 \h </w:instrText>
+          <w:instrText xml:space="preserve"> PAGEREF _Toc241220553 \h </w:instrText>
         </w:r>
         <w:r>
           <w:rPr>
@@ -3364,7 +3364,7 @@
           <w14:ligatures w14:val="standardContextual"/>
         </w:rPr>
       </w:pPr>
-      <w:hyperlink w:anchor="_Toc241219022" w:history="1">
+      <w:hyperlink w:anchor="_Toc241220554" w:history="1">
         <w:r>
           <w:rPr>
             <w:rStyle w:val="Hyperlink"/>
@@ -3391,7 +3391,7 @@
             <w:noProof/>
             <w:webHidden/>
           </w:rPr>
-          <w:instrText xml:space="preserve"> PAGEREF _Toc241219022 \h </w:instrText>
+          <w:instrText xml:space="preserve"> PAGEREF _Toc241220554 \h </w:instrText>
         </w:r>
         <w:r>
           <w:rPr>
@@ -3436,7 +3436,7 @@
           <w14:ligatures w14:val="standardContextual"/>
         </w:rPr>
       </w:pPr>
-      <w:hyperlink w:anchor="_Toc241219023" w:history="1">
+      <w:hyperlink w:anchor="_Toc241220555" w:history="1">
         <w:r>
           <w:rPr>
             <w:rStyle w:val="Hyperlink"/>
@@ -3463,7 +3463,7 @@
             <w:noProof/>
             <w:webHidden/>
           </w:rPr>
-          <w:instrText xml:space="preserve"> PAGEREF _Toc241219023 \h </w:instrText>
+          <w:instrText xml:space="preserve"> PAGEREF _Toc241220555 \h </w:instrText>
         </w:r>
         <w:r>
           <w:rPr>
@@ -3508,7 +3508,7 @@
           <w14:ligatures w14:val="standardContextual"/>
         </w:rPr>
       </w:pPr>
-      <w:hyperlink w:anchor="_Toc241219024" w:history="1">
+      <w:hyperlink w:anchor="_Toc241220556" w:history="1">
         <w:r>
           <w:rPr>
             <w:rStyle w:val="Hyperlink"/>
@@ -3535,7 +3535,7 @@
             <w:noProof/>
             <w:webHidden/>
           </w:rPr>
-          <w:instrText xml:space="preserve"> PAGEREF _Toc241219024 \h </w:instrText>
+          <w:instrText xml:space="preserve"> PAGEREF _Toc241220556 \h </w:instrText>
         </w:r>
         <w:r>
           <w:rPr>
@@ -3580,7 +3580,7 @@
           <w14:ligatures w14:val="standardContextual"/>
         </w:rPr>
       </w:pPr>
-      <w:hyperlink w:anchor="_Toc241219025" w:history="1">
+      <w:hyperlink w:anchor="_Toc241220557" w:history="1">
         <w:r>
           <w:rPr>
             <w:rStyle w:val="Hyperlink"/>
@@ -3607,7 +3607,7 @@
             <w:noProof/>
             <w:webHidden/>
           </w:rPr>
-          <w:instrText xml:space="preserve"> PAGEREF _Toc241219025 \h </w:instrText>
+          <w:instrText xml:space="preserve"> PAGEREF _Toc241220557 \h </w:instrText>
         </w:r>
         <w:r>
           <w:rPr>
@@ -3652,7 +3652,7 @@
           <w14:ligatures w14:val="standardContextual"/>
         </w:rPr>
       </w:pPr>
-      <w:hyperlink w:anchor="_Toc241219026" w:history="1">
+      <w:hyperlink w:anchor="_Toc241220558" w:history="1">
         <w:r>
           <w:rPr>
             <w:rStyle w:val="Hyperlink"/>
@@ -3679,7 +3679,7 @@
             <w:noProof/>
             <w:webHidden/>
           </w:rPr>
-          <w:instrText xml:space="preserve"> PAGEREF _Toc241219026 \h </w:instrText>
+          <w:instrText xml:space="preserve"> PAGEREF _Toc241220558 \h </w:instrText>
         </w:r>
         <w:r>
           <w:rPr>
@@ -3724,7 +3724,7 @@
           <w14:ligatures w14:val="standardContextual"/>
         </w:rPr>
       </w:pPr>
-      <w:hyperlink w:anchor="_Toc241219027" w:history="1">
+      <w:hyperlink w:anchor="_Toc241220559" w:history="1">
         <w:r>
           <w:rPr>
             <w:rStyle w:val="Hyperlink"/>
@@ -3751,7 +3751,7 @@
             <w:noProof/>
             <w:webHidden/>
           </w:rPr>
-          <w:instrText xml:space="preserve"> PAGEREF _Toc241219027 \h </w:instrText>
+          <w:instrText xml:space="preserve"> PAGEREF _Toc241220559 \h </w:instrText>
         </w:r>
         <w:r>
           <w:rPr>
@@ -3796,7 +3796,7 @@
           <w14:ligatures w14:val="standardContextual"/>
         </w:rPr>
       </w:pPr>
-      <w:hyperlink w:anchor="_Toc241219028" w:history="1">
+      <w:hyperlink w:anchor="_Toc241220560" w:history="1">
         <w:r>
           <w:rPr>
             <w:rStyle w:val="Hyperlink"/>
@@ -3823,7 +3823,7 @@
             <w:noProof/>
             <w:webHidden/>
           </w:rPr>
-          <w:instrText xml:space="preserve"> PAGEREF _Toc241219028 \h </w:instrText>
+          <w:instrText xml:space="preserve"> PAGEREF _Toc241220560 \h </w:instrText>
         </w:r>
         <w:r>
           <w:rPr>
@@ -3868,7 +3868,7 @@
           <w14:ligatures w14:val="standardContextual"/>
         </w:rPr>
       </w:pPr>
-      <w:hyperlink w:anchor="_Toc241219029" w:history="1">
+      <w:hyperlink w:anchor="_Toc241220561" w:history="1">
         <w:r>
           <w:rPr>
             <w:rStyle w:val="Hyperlink"/>
@@ -3895,7 +3895,7 @@
             <w:noProof/>
             <w:webHidden/>
           </w:rPr>
-          <w:instrText xml:space="preserve"> PAGEREF _Toc241219029 \h </w:instrText>
+          <w:instrText xml:space="preserve"> PAGEREF _Toc241220561 \h </w:instrText>
         </w:r>
         <w:r>
           <w:rPr>
@@ -3940,7 +3940,7 @@
           <w14:ligatures w14:val="standardContextual"/>
         </w:rPr>
       </w:pPr>
-      <w:hyperlink w:anchor="_Toc241219030" w:history="1">
+      <w:hyperlink w:anchor="_Toc241220562" w:history="1">
         <w:r>
           <w:rPr>
             <w:rStyle w:val="Hyperlink"/>
@@ -3967,7 +3967,7 @@
             <w:noProof/>
             <w:webHidden/>
           </w:rPr>
-          <w:instrText xml:space="preserve"> PAGEREF _Toc241219030 \h </w:instrText>
+          <w:instrText xml:space="preserve"> PAGEREF _Toc241220562 \h </w:instrText>
         </w:r>
         <w:r>
           <w:rPr>
@@ -4012,7 +4012,7 @@
           <w14:ligatures w14:val="standardContextual"/>
         </w:rPr>
       </w:pPr>
-      <w:hyperlink w:anchor="_Toc241219031" w:history="1">
+      <w:hyperlink w:anchor="_Toc241220563" w:history="1">
         <w:r>
           <w:rPr>
             <w:rStyle w:val="Hyperlink"/>
@@ -4039,7 +4039,7 @@
             <w:noProof/>
             <w:webHidden/>
           </w:rPr>
-          <w:instrText xml:space="preserve"> PAGEREF _Toc241219031 \h </w:instrText>
+          <w:instrText xml:space="preserve"> PAGEREF _Toc241220563 \h </w:instrText>
         </w:r>
         <w:r>
           <w:rPr>
@@ -4084,7 +4084,7 @@
           <w14:ligatures w14:val="standardContextual"/>
         </w:rPr>
       </w:pPr>
-      <w:hyperlink w:anchor="_Toc241219032" w:history="1">
+      <w:hyperlink w:anchor="_Toc241220564" w:history="1">
         <w:r>
           <w:rPr>
             <w:rStyle w:val="Hyperlink"/>
@@ -4111,7 +4111,7 @@
             <w:noProof/>
             <w:webHidden/>
           </w:rPr>
-          <w:instrText xml:space="preserve"> PAGEREF _Toc241219032 \h </w:instrText>
+          <w:instrText xml:space="preserve"> PAGEREF _Toc241220564 \h </w:instrText>
         </w:r>
         <w:r>
           <w:rPr>
@@ -4156,7 +4156,7 @@
           <w14:ligatures w14:val="standardContextual"/>
         </w:rPr>
       </w:pPr>
-      <w:hyperlink w:anchor="_Toc241219033" w:history="1">
+      <w:hyperlink w:anchor="_Toc241220565" w:history="1">
         <w:r>
           <w:rPr>
             <w:rStyle w:val="Hyperlink"/>
@@ -4183,7 +4183,7 @@
             <w:noProof/>
             <w:webHidden/>
           </w:rPr>
-          <w:instrText xml:space="preserve"> PAGEREF _Toc241219033 \h </w:instrText>
+          <w:instrText xml:space="preserve"> PAGEREF _Toc241220565 \h </w:instrText>
         </w:r>
         <w:r>
           <w:rPr>
@@ -4228,7 +4228,7 @@
           <w14:ligatures w14:val="standardContextual"/>
         </w:rPr>
       </w:pPr>
-      <w:hyperlink w:anchor="_Toc241219034" w:history="1">
+      <w:hyperlink w:anchor="_Toc241220566" w:history="1">
         <w:r>
           <w:rPr>
             <w:rStyle w:val="Hyperlink"/>
@@ -4255,7 +4255,7 @@
             <w:noProof/>
             <w:webHidden/>
           </w:rPr>
-          <w:instrText xml:space="preserve"> PAGEREF _Toc241219034 \h </w:instrText>
+          <w:instrText xml:space="preserve"> PAGEREF _Toc241220566 \h </w:instrText>
         </w:r>
         <w:r>
           <w:rPr>
@@ -4300,7 +4300,7 @@
           <w14:ligatures w14:val="standardContextual"/>
         </w:rPr>
       </w:pPr>
-      <w:hyperlink w:anchor="_Toc241219035" w:history="1">
+      <w:hyperlink w:anchor="_Toc241220567" w:history="1">
         <w:r>
           <w:rPr>
             <w:rStyle w:val="Hyperlink"/>
@@ -4327,7 +4327,7 @@
             <w:noProof/>
             <w:webHidden/>
           </w:rPr>
-          <w:instrText xml:space="preserve"> PAGEREF _Toc241219035 \h </w:instrText>
+          <w:instrText xml:space="preserve"> PAGEREF _Toc241220567 \h </w:instrText>
         </w:r>
         <w:r>
           <w:rPr>
@@ -4372,7 +4372,7 @@
           <w14:ligatures w14:val="standardContextual"/>
         </w:rPr>
       </w:pPr>
-      <w:hyperlink w:anchor="_Toc241219036" w:history="1">
+      <w:hyperlink w:anchor="_Toc241220568" w:history="1">
         <w:r>
           <w:rPr>
             <w:rStyle w:val="Hyperlink"/>
@@ -4399,7 +4399,7 @@
             <w:noProof/>
             <w:webHidden/>
           </w:rPr>
-          <w:instrText xml:space="preserve"> PAGEREF _Toc241219036 \h </w:instrText>
+          <w:instrText xml:space="preserve"> PAGEREF _Toc241220568 \h </w:instrText>
         </w:r>
         <w:r>
           <w:rPr>
@@ -4444,7 +4444,7 @@
           <w14:ligatures w14:val="standardContextual"/>
         </w:rPr>
       </w:pPr>
-      <w:hyperlink w:anchor="_Toc241219037" w:history="1">
+      <w:hyperlink w:anchor="_Toc241220569" w:history="1">
         <w:r>
           <w:rPr>
             <w:rStyle w:val="Hyperlink"/>
@@ -4471,7 +4471,7 @@
             <w:noProof/>
             <w:webHidden/>
           </w:rPr>
-          <w:instrText xml:space="preserve"> PAGEREF _Toc241219037 \h </w:instrText>
+          <w:instrText xml:space="preserve"> PAGEREF _Toc241220569 \h </w:instrText>
         </w:r>
         <w:r>
           <w:rPr>
@@ -4516,7 +4516,7 @@
           <w14:ligatures w14:val="standardContextual"/>
         </w:rPr>
       </w:pPr>
-      <w:hyperlink w:anchor="_Toc241219038" w:history="1">
+      <w:hyperlink w:anchor="_Toc241220570" w:history="1">
         <w:r>
           <w:rPr>
             <w:rStyle w:val="Hyperlink"/>
@@ -4543,7 +4543,7 @@
             <w:noProof/>
             <w:webHidden/>
           </w:rPr>
-          <w:instrText xml:space="preserve"> PAGEREF _Toc241219038 \h </w:instrText>
+          <w:instrText xml:space="preserve"> PAGEREF _Toc241220570 \h </w:instrText>
         </w:r>
         <w:r>
           <w:rPr>
@@ -4588,7 +4588,7 @@
           <w14:ligatures w14:val="standardContextual"/>
         </w:rPr>
       </w:pPr>
-      <w:hyperlink w:anchor="_Toc241219039" w:history="1">
+      <w:hyperlink w:anchor="_Toc241220571" w:history="1">
         <w:r>
           <w:rPr>
             <w:rStyle w:val="Hyperlink"/>
@@ -4615,7 +4615,7 @@
             <w:noProof/>
             <w:webHidden/>
           </w:rPr>
-          <w:instrText xml:space="preserve"> PAGEREF _Toc241219039 \h </w:instrText>
+          <w:instrText xml:space="preserve"> PAGEREF _Toc241220571 \h </w:instrText>
         </w:r>
         <w:r>
           <w:rPr>
@@ -4660,7 +4660,7 @@
           <w14:ligatures w14:val="standardContextual"/>
         </w:rPr>
       </w:pPr>
-      <w:hyperlink w:anchor="_Toc241219040" w:history="1">
+      <w:hyperlink w:anchor="_Toc241220572" w:history="1">
         <w:r>
           <w:rPr>
             <w:rStyle w:val="Hyperlink"/>
@@ -4687,7 +4687,7 @@
             <w:noProof/>
             <w:webHidden/>
           </w:rPr>
-          <w:instrText xml:space="preserve"> PAGEREF _Toc241219040 \h </w:instrText>
+          <w:instrText xml:space="preserve"> PAGEREF _Toc241220572 \h </w:instrText>
         </w:r>
         <w:r>
           <w:rPr>
@@ -4707,7 +4707,7 @@
             <w:noProof/>
             <w:webHidden/>
           </w:rPr>
-          <w:t>21</w:t>
+          <w:t>22</w:t>
         </w:r>
         <w:r>
           <w:rPr>
@@ -4732,7 +4732,7 @@
           <w14:ligatures w14:val="standardContextual"/>
         </w:rPr>
       </w:pPr>
-      <w:hyperlink w:anchor="_Toc241219041" w:history="1">
+      <w:hyperlink w:anchor="_Toc241220573" w:history="1">
         <w:r>
           <w:rPr>
             <w:rStyle w:val="Hyperlink"/>
@@ -4759,7 +4759,7 @@
             <w:noProof/>
             <w:webHidden/>
           </w:rPr>
-          <w:instrText xml:space="preserve"> PAGEREF _Toc241219041 \h </w:instrText>
+          <w:instrText xml:space="preserve"> PAGEREF _Toc241220573 \h </w:instrText>
         </w:r>
         <w:r>
           <w:rPr>
@@ -4779,7 +4779,7 @@
             <w:noProof/>
             <w:webHidden/>
           </w:rPr>
-          <w:t>21</w:t>
+          <w:t>22</w:t>
         </w:r>
         <w:r>
           <w:rPr>
@@ -4804,7 +4804,7 @@
           <w14:ligatures w14:val="standardContextual"/>
         </w:rPr>
       </w:pPr>
-      <w:hyperlink w:anchor="_Toc241219042" w:history="1">
+      <w:hyperlink w:anchor="_Toc241220574" w:history="1">
         <w:r>
           <w:rPr>
             <w:rStyle w:val="Hyperlink"/>
@@ -4831,7 +4831,7 @@
             <w:noProof/>
             <w:webHidden/>
           </w:rPr>
-          <w:instrText xml:space="preserve"> PAGEREF _Toc241219042 \h </w:instrText>
+          <w:instrText xml:space="preserve"> PAGEREF _Toc241220574 \h </w:instrText>
         </w:r>
         <w:r>
           <w:rPr>
@@ -4851,7 +4851,7 @@
             <w:noProof/>
             <w:webHidden/>
           </w:rPr>
-          <w:t>23</w:t>
+          <w:t>24</w:t>
         </w:r>
         <w:r>
           <w:rPr>
@@ -4876,7 +4876,7 @@
           <w14:ligatures w14:val="standardContextual"/>
         </w:rPr>
       </w:pPr>
-      <w:hyperlink w:anchor="_Toc241219043" w:history="1">
+      <w:hyperlink w:anchor="_Toc241220575" w:history="1">
         <w:r>
           <w:rPr>
             <w:rStyle w:val="Hyperlink"/>
@@ -4903,7 +4903,7 @@
             <w:noProof/>
             <w:webHidden/>
           </w:rPr>
-          <w:instrText xml:space="preserve"> PAGEREF _Toc241219043 \h </w:instrText>
+          <w:instrText xml:space="preserve"> PAGEREF _Toc241220575 \h </w:instrText>
         </w:r>
         <w:r>
           <w:rPr>
@@ -4948,7 +4948,7 @@
           <w14:ligatures w14:val="standardContextual"/>
         </w:rPr>
       </w:pPr>
-      <w:hyperlink w:anchor="_Toc241219044" w:history="1">
+      <w:hyperlink w:anchor="_Toc241220576" w:history="1">
         <w:r>
           <w:rPr>
             <w:rStyle w:val="Hyperlink"/>
@@ -4975,7 +4975,7 @@
             <w:noProof/>
             <w:webHidden/>
           </w:rPr>
-          <w:instrText xml:space="preserve"> PAGEREF _Toc241219044 \h </w:instrText>
+          <w:instrText xml:space="preserve"> PAGEREF _Toc241220576 \h </w:instrText>
         </w:r>
         <w:r>
           <w:rPr>
@@ -5020,7 +5020,7 @@
           <w14:ligatures w14:val="standardContextual"/>
         </w:rPr>
       </w:pPr>
-      <w:hyperlink w:anchor="_Toc241219045" w:history="1">
+      <w:hyperlink w:anchor="_Toc241220577" w:history="1">
         <w:r>
           <w:rPr>
             <w:rStyle w:val="Hyperlink"/>
@@ -5047,7 +5047,7 @@
             <w:noProof/>
             <w:webHidden/>
           </w:rPr>
-          <w:instrText xml:space="preserve"> PAGEREF _Toc241219045 \h </w:instrText>
+          <w:instrText xml:space="preserve"> PAGEREF _Toc241220577 \h </w:instrText>
         </w:r>
         <w:r>
           <w:rPr>
@@ -5092,7 +5092,7 @@
           <w14:ligatures w14:val="standardContextual"/>
         </w:rPr>
       </w:pPr>
-      <w:hyperlink w:anchor="_Toc241219046" w:history="1">
+      <w:hyperlink w:anchor="_Toc241220578" w:history="1">
         <w:r>
           <w:rPr>
             <w:rStyle w:val="Hyperlink"/>
@@ -5119,7 +5119,7 @@
             <w:noProof/>
             <w:webHidden/>
           </w:rPr>
-          <w:instrText xml:space="preserve"> PAGEREF _Toc241219046 \h </w:instrText>
+          <w:instrText xml:space="preserve"> PAGEREF _Toc241220578 \h </w:instrText>
         </w:r>
         <w:r>
           <w:rPr>
@@ -5139,7 +5139,7 @@
             <w:noProof/>
             <w:webHidden/>
           </w:rPr>
-          <w:t>27</w:t>
+          <w:t>28</w:t>
         </w:r>
         <w:r>
           <w:rPr>
@@ -5164,7 +5164,7 @@
           <w14:ligatures w14:val="standardContextual"/>
         </w:rPr>
       </w:pPr>
-      <w:hyperlink w:anchor="_Toc241219047" w:history="1">
+      <w:hyperlink w:anchor="_Toc241220579" w:history="1">
         <w:r>
           <w:rPr>
             <w:rStyle w:val="Hyperlink"/>
@@ -5191,7 +5191,7 @@
             <w:noProof/>
             <w:webHidden/>
           </w:rPr>
-          <w:instrText xml:space="preserve"> PAGEREF _Toc241219047 \h </w:instrText>
+          <w:instrText xml:space="preserve"> PAGEREF _Toc241220579 \h </w:instrText>
         </w:r>
         <w:r>
           <w:rPr>
@@ -5211,7 +5211,7 @@
             <w:noProof/>
             <w:webHidden/>
           </w:rPr>
-          <w:t>28</w:t>
+          <w:t>29</w:t>
         </w:r>
         <w:r>
           <w:rPr>
@@ -5236,7 +5236,7 @@
           <w14:ligatures w14:val="standardContextual"/>
         </w:rPr>
       </w:pPr>
-      <w:hyperlink w:anchor="_Toc241219048" w:history="1">
+      <w:hyperlink w:anchor="_Toc241220580" w:history="1">
         <w:r>
           <w:rPr>
             <w:rStyle w:val="Hyperlink"/>
@@ -5263,7 +5263,7 @@
             <w:noProof/>
             <w:webHidden/>
           </w:rPr>
-          <w:instrText xml:space="preserve"> PAGEREF _Toc241219048 \h </w:instrText>
+          <w:instrText xml:space="preserve"> PAGEREF _Toc241220580 \h </w:instrText>
         </w:r>
         <w:r>
           <w:rPr>
@@ -5283,7 +5283,7 @@
             <w:noProof/>
             <w:webHidden/>
           </w:rPr>
-          <w:t>28</w:t>
+          <w:t>29</w:t>
         </w:r>
         <w:r>
           <w:rPr>
@@ -5308,7 +5308,7 @@
           <w14:ligatures w14:val="standardContextual"/>
         </w:rPr>
       </w:pPr>
-      <w:hyperlink w:anchor="_Toc241219049" w:history="1">
+      <w:hyperlink w:anchor="_Toc241220581" w:history="1">
         <w:r>
           <w:rPr>
             <w:rStyle w:val="Hyperlink"/>
@@ -5335,7 +5335,7 @@
             <w:noProof/>
             <w:webHidden/>
           </w:rPr>
-          <w:instrText xml:space="preserve"> PAGEREF _Toc241219049 \h </w:instrText>
+          <w:instrText xml:space="preserve"> PAGEREF _Toc241220581 \h </w:instrText>
         </w:r>
         <w:r>
           <w:rPr>
@@ -5355,7 +5355,7 @@
             <w:noProof/>
             <w:webHidden/>
           </w:rPr>
-          <w:t>28</w:t>
+          <w:t>29</w:t>
         </w:r>
         <w:r>
           <w:rPr>
@@ -5380,7 +5380,7 @@
           <w14:ligatures w14:val="standardContextual"/>
         </w:rPr>
       </w:pPr>
-      <w:hyperlink w:anchor="_Toc241219050" w:history="1">
+      <w:hyperlink w:anchor="_Toc241220582" w:history="1">
         <w:r>
           <w:rPr>
             <w:rStyle w:val="Hyperlink"/>
@@ -5407,7 +5407,7 @@
             <w:noProof/>
             <w:webHidden/>
           </w:rPr>
-          <w:instrText xml:space="preserve"> PAGEREF _Toc241219050 \h </w:instrText>
+          <w:instrText xml:space="preserve"> PAGEREF _Toc241220582 \h </w:instrText>
         </w:r>
         <w:r>
           <w:rPr>
@@ -5427,7 +5427,7 @@
             <w:noProof/>
             <w:webHidden/>
           </w:rPr>
-          <w:t>29</w:t>
+          <w:t>30</w:t>
         </w:r>
         <w:r>
           <w:rPr>
@@ -5452,7 +5452,7 @@
           <w14:ligatures w14:val="standardContextual"/>
         </w:rPr>
       </w:pPr>
-      <w:hyperlink w:anchor="_Toc241219051" w:history="1">
+      <w:hyperlink w:anchor="_Toc241220583" w:history="1">
         <w:r>
           <w:rPr>
             <w:rStyle w:val="Hyperlink"/>
@@ -5479,7 +5479,7 @@
             <w:noProof/>
             <w:webHidden/>
           </w:rPr>
-          <w:instrText xml:space="preserve"> PAGEREF _Toc241219051 \h </w:instrText>
+          <w:instrText xml:space="preserve"> PAGEREF _Toc241220583 \h </w:instrText>
         </w:r>
         <w:r>
           <w:rPr>
@@ -5499,7 +5499,7 @@
             <w:noProof/>
             <w:webHidden/>
           </w:rPr>
-          <w:t>30</w:t>
+          <w:t>31</w:t>
         </w:r>
         <w:r>
           <w:rPr>
@@ -5524,7 +5524,7 @@
           <w14:ligatures w14:val="standardContextual"/>
         </w:rPr>
       </w:pPr>
-      <w:hyperlink w:anchor="_Toc241219052" w:history="1">
+      <w:hyperlink w:anchor="_Toc241220584" w:history="1">
         <w:r>
           <w:rPr>
             <w:rStyle w:val="Hyperlink"/>
@@ -5551,7 +5551,7 @@
             <w:noProof/>
             <w:webHidden/>
           </w:rPr>
-          <w:instrText xml:space="preserve"> PAGEREF _Toc241219052 \h </w:instrText>
+          <w:instrText xml:space="preserve"> PAGEREF _Toc241220584 \h </w:instrText>
         </w:r>
         <w:r>
           <w:rPr>
@@ -5571,7 +5571,7 @@
             <w:noProof/>
             <w:webHidden/>
           </w:rPr>
-          <w:t>31</w:t>
+          <w:t>32</w:t>
         </w:r>
         <w:r>
           <w:rPr>
@@ -5596,7 +5596,7 @@
           <w14:ligatures w14:val="standardContextual"/>
         </w:rPr>
       </w:pPr>
-      <w:hyperlink w:anchor="_Toc241219053" w:history="1">
+      <w:hyperlink w:anchor="_Toc241220585" w:history="1">
         <w:r>
           <w:rPr>
             <w:rStyle w:val="Hyperlink"/>
@@ -5623,7 +5623,7 @@
             <w:noProof/>
             <w:webHidden/>
           </w:rPr>
-          <w:instrText xml:space="preserve"> PAGEREF _Toc241219053 \h </w:instrText>
+          <w:instrText xml:space="preserve"> PAGEREF _Toc241220585 \h </w:instrText>
         </w:r>
         <w:r>
           <w:rPr>
@@ -5643,7 +5643,7 @@
             <w:noProof/>
             <w:webHidden/>
           </w:rPr>
-          <w:t>31</w:t>
+          <w:t>32</w:t>
         </w:r>
         <w:r>
           <w:rPr>
@@ -5668,7 +5668,7 @@
           <w14:ligatures w14:val="standardContextual"/>
         </w:rPr>
       </w:pPr>
-      <w:hyperlink w:anchor="_Toc241219054" w:history="1">
+      <w:hyperlink w:anchor="_Toc241220586" w:history="1">
         <w:r>
           <w:rPr>
             <w:rStyle w:val="Hyperlink"/>
@@ -5695,7 +5695,7 @@
             <w:noProof/>
             <w:webHidden/>
           </w:rPr>
-          <w:instrText xml:space="preserve"> PAGEREF _Toc241219054 \h </w:instrText>
+          <w:instrText xml:space="preserve"> PAGEREF _Toc241220586 \h </w:instrText>
         </w:r>
         <w:r>
           <w:rPr>
@@ -5715,7 +5715,7 @@
             <w:noProof/>
             <w:webHidden/>
           </w:rPr>
-          <w:t>31</w:t>
+          <w:t>32</w:t>
         </w:r>
         <w:r>
           <w:rPr>
@@ -5740,7 +5740,7 @@
           <w14:ligatures w14:val="standardContextual"/>
         </w:rPr>
       </w:pPr>
-      <w:hyperlink w:anchor="_Toc241219055" w:history="1">
+      <w:hyperlink w:anchor="_Toc241220587" w:history="1">
         <w:r>
           <w:rPr>
             <w:rStyle w:val="Hyperlink"/>
@@ -5767,7 +5767,7 @@
             <w:noProof/>
             <w:webHidden/>
           </w:rPr>
-          <w:instrText xml:space="preserve"> PAGEREF _Toc241219055 \h </w:instrText>
+          <w:instrText xml:space="preserve"> PAGEREF _Toc241220587 \h </w:instrText>
         </w:r>
         <w:r>
           <w:rPr>
@@ -5787,7 +5787,7 @@
             <w:noProof/>
             <w:webHidden/>
           </w:rPr>
-          <w:t>34</w:t>
+          <w:t>35</w:t>
         </w:r>
         <w:r>
           <w:rPr>
@@ -5812,7 +5812,7 @@
           <w14:ligatures w14:val="standardContextual"/>
         </w:rPr>
       </w:pPr>
-      <w:hyperlink w:anchor="_Toc241219056" w:history="1">
+      <w:hyperlink w:anchor="_Toc241220588" w:history="1">
         <w:r>
           <w:rPr>
             <w:rStyle w:val="Hyperlink"/>
@@ -5839,7 +5839,7 @@
             <w:noProof/>
             <w:webHidden/>
           </w:rPr>
-          <w:instrText xml:space="preserve"> PAGEREF _Toc241219056 \h </w:instrText>
+          <w:instrText xml:space="preserve"> PAGEREF _Toc241220588 \h </w:instrText>
         </w:r>
         <w:r>
           <w:rPr>
@@ -5859,7 +5859,7 @@
             <w:noProof/>
             <w:webHidden/>
           </w:rPr>
-          <w:t>34</w:t>
+          <w:t>35</w:t>
         </w:r>
         <w:r>
           <w:rPr>
@@ -5884,7 +5884,7 @@
           <w14:ligatures w14:val="standardContextual"/>
         </w:rPr>
       </w:pPr>
-      <w:hyperlink w:anchor="_Toc241219057" w:history="1">
+      <w:hyperlink w:anchor="_Toc241220589" w:history="1">
         <w:r>
           <w:rPr>
             <w:rStyle w:val="Hyperlink"/>
@@ -5911,7 +5911,7 @@
             <w:noProof/>
             <w:webHidden/>
           </w:rPr>
-          <w:instrText xml:space="preserve"> PAGEREF _Toc241219057 \h </w:instrText>
+          <w:instrText xml:space="preserve"> PAGEREF _Toc241220589 \h </w:instrText>
         </w:r>
         <w:r>
           <w:rPr>
@@ -5931,7 +5931,7 @@
             <w:noProof/>
             <w:webHidden/>
           </w:rPr>
-          <w:t>34</w:t>
+          <w:t>35</w:t>
         </w:r>
         <w:r>
           <w:rPr>
@@ -5956,7 +5956,7 @@
           <w14:ligatures w14:val="standardContextual"/>
         </w:rPr>
       </w:pPr>
-      <w:hyperlink w:anchor="_Toc241219058" w:history="1">
+      <w:hyperlink w:anchor="_Toc241220590" w:history="1">
         <w:r>
           <w:rPr>
             <w:rStyle w:val="Hyperlink"/>
@@ -5983,7 +5983,7 @@
             <w:noProof/>
             <w:webHidden/>
           </w:rPr>
-          <w:instrText xml:space="preserve"> PAGEREF _Toc241219058 \h </w:instrText>
+          <w:instrText xml:space="preserve"> PAGEREF _Toc241220590 \h </w:instrText>
         </w:r>
         <w:r>
           <w:rPr>
@@ -6003,7 +6003,7 @@
             <w:noProof/>
             <w:webHidden/>
           </w:rPr>
-          <w:t>35</w:t>
+          <w:t>36</w:t>
         </w:r>
         <w:r>
           <w:rPr>
@@ -6028,7 +6028,7 @@
           <w14:ligatures w14:val="standardContextual"/>
         </w:rPr>
       </w:pPr>
-      <w:hyperlink w:anchor="_Toc241219059" w:history="1">
+      <w:hyperlink w:anchor="_Toc241220591" w:history="1">
         <w:r>
           <w:rPr>
             <w:rStyle w:val="Hyperlink"/>
@@ -6055,7 +6055,7 @@
             <w:noProof/>
             <w:webHidden/>
           </w:rPr>
-          <w:instrText xml:space="preserve"> PAGEREF _Toc241219059 \h </w:instrText>
+          <w:instrText xml:space="preserve"> PAGEREF _Toc241220591 \h </w:instrText>
         </w:r>
         <w:r>
           <w:rPr>
@@ -6075,7 +6075,7 @@
             <w:noProof/>
             <w:webHidden/>
           </w:rPr>
-          <w:t>36</w:t>
+          <w:t>37</w:t>
         </w:r>
         <w:r>
           <w:rPr>
@@ -6100,7 +6100,7 @@
           <w14:ligatures w14:val="standardContextual"/>
         </w:rPr>
       </w:pPr>
-      <w:hyperlink w:anchor="_Toc241219060" w:history="1">
+      <w:hyperlink w:anchor="_Toc241220592" w:history="1">
         <w:r>
           <w:rPr>
             <w:rStyle w:val="Hyperlink"/>
@@ -6127,7 +6127,7 @@
             <w:noProof/>
             <w:webHidden/>
           </w:rPr>
-          <w:instrText xml:space="preserve"> PAGEREF _Toc241219060 \h </w:instrText>
+          <w:instrText xml:space="preserve"> PAGEREF _Toc241220592 \h </w:instrText>
         </w:r>
         <w:r>
           <w:rPr>
@@ -6147,7 +6147,7 @@
             <w:noProof/>
             <w:webHidden/>
           </w:rPr>
-          <w:t>36</w:t>
+          <w:t>37</w:t>
         </w:r>
         <w:r>
           <w:rPr>
@@ -6172,7 +6172,7 @@
           <w14:ligatures w14:val="standardContextual"/>
         </w:rPr>
       </w:pPr>
-      <w:hyperlink w:anchor="_Toc241219061" w:history="1">
+      <w:hyperlink w:anchor="_Toc241220593" w:history="1">
         <w:r>
           <w:rPr>
             <w:rStyle w:val="Hyperlink"/>
@@ -6199,7 +6199,7 @@
             <w:noProof/>
             <w:webHidden/>
           </w:rPr>
-          <w:instrText xml:space="preserve"> PAGEREF _Toc241219061 \h </w:instrText>
+          <w:instrText xml:space="preserve"> PAGEREF _Toc241220593 \h </w:instrText>
         </w:r>
         <w:r>
           <w:rPr>
@@ -6219,7 +6219,7 @@
             <w:noProof/>
             <w:webHidden/>
           </w:rPr>
-          <w:t>37</w:t>
+          <w:t>38</w:t>
         </w:r>
         <w:r>
           <w:rPr>
@@ -6244,7 +6244,7 @@
           <w14:ligatures w14:val="standardContextual"/>
         </w:rPr>
       </w:pPr>
-      <w:hyperlink w:anchor="_Toc241219062" w:history="1">
+      <w:hyperlink w:anchor="_Toc241220594" w:history="1">
         <w:r>
           <w:rPr>
             <w:rStyle w:val="Hyperlink"/>
@@ -6271,7 +6271,7 @@
             <w:noProof/>
             <w:webHidden/>
           </w:rPr>
-          <w:instrText xml:space="preserve"> PAGEREF _Toc241219062 \h </w:instrText>
+          <w:instrText xml:space="preserve"> PAGEREF _Toc241220594 \h </w:instrText>
         </w:r>
         <w:r>
           <w:rPr>
@@ -6291,7 +6291,7 @@
             <w:noProof/>
             <w:webHidden/>
           </w:rPr>
-          <w:t>38</w:t>
+          <w:t>39</w:t>
         </w:r>
         <w:r>
           <w:rPr>
@@ -6315,7 +6315,7 @@
         <w:pStyle w:val="Heading1"/>
         <w:pageBreakBefore/>
       </w:pPr>
-      <w:bookmarkStart w:id="4" w:name="_Toc241218987"/>
+      <w:bookmarkStart w:id="4" w:name="_Toc241220519"/>
       <w:r>
         <w:lastRenderedPageBreak/>
         <w:t>LIST OF FIGURES</w:t>
@@ -6345,7 +6345,7 @@
       <w:r>
         <w:fldChar w:fldCharType="separate"/>
       </w:r>
-      <w:hyperlink w:anchor="_Toc241219063" w:history="1">
+      <w:hyperlink w:anchor="_Toc241220595" w:history="1">
         <w:r>
           <w:rPr>
             <w:rStyle w:val="Hyperlink"/>
@@ -6372,7 +6372,7 @@
             <w:noProof/>
             <w:webHidden/>
           </w:rPr>
-          <w:instrText xml:space="preserve"> PAGEREF _Toc241219063 \h </w:instrText>
+          <w:instrText xml:space="preserve"> PAGEREF _Toc241220595 \h </w:instrText>
         </w:r>
         <w:r>
           <w:rPr>
@@ -6417,7 +6417,7 @@
           <w14:ligatures w14:val="standardContextual"/>
         </w:rPr>
       </w:pPr>
-      <w:hyperlink w:anchor="_Toc241219064" w:history="1">
+      <w:hyperlink w:anchor="_Toc241220596" w:history="1">
         <w:r>
           <w:rPr>
             <w:rStyle w:val="Hyperlink"/>
@@ -6444,7 +6444,7 @@
             <w:noProof/>
             <w:webHidden/>
           </w:rPr>
-          <w:instrText xml:space="preserve"> PAGEREF _Toc241219064 \h </w:instrText>
+          <w:instrText xml:space="preserve"> PAGEREF _Toc241220596 \h </w:instrText>
         </w:r>
         <w:r>
           <w:rPr>
@@ -6489,7 +6489,7 @@
           <w14:ligatures w14:val="standardContextual"/>
         </w:rPr>
       </w:pPr>
-      <w:hyperlink w:anchor="_Toc241219065" w:history="1">
+      <w:hyperlink w:anchor="_Toc241220597" w:history="1">
         <w:r>
           <w:rPr>
             <w:rStyle w:val="Hyperlink"/>
@@ -6516,7 +6516,7 @@
             <w:noProof/>
             <w:webHidden/>
           </w:rPr>
-          <w:instrText xml:space="preserve"> PAGEREF _Toc241219065 \h </w:instrText>
+          <w:instrText xml:space="preserve"> PAGEREF _Toc241220597 \h </w:instrText>
         </w:r>
         <w:r>
           <w:rPr>
@@ -6561,7 +6561,7 @@
           <w14:ligatures w14:val="standardContextual"/>
         </w:rPr>
       </w:pPr>
-      <w:hyperlink w:anchor="_Toc241219066" w:history="1">
+      <w:hyperlink w:anchor="_Toc241220598" w:history="1">
         <w:r>
           <w:rPr>
             <w:rStyle w:val="Hyperlink"/>
@@ -6588,7 +6588,7 @@
             <w:noProof/>
             <w:webHidden/>
           </w:rPr>
-          <w:instrText xml:space="preserve"> PAGEREF _Toc241219066 \h </w:instrText>
+          <w:instrText xml:space="preserve"> PAGEREF _Toc241220598 \h </w:instrText>
         </w:r>
         <w:r>
           <w:rPr>
@@ -6633,17 +6633,17 @@
           <w14:ligatures w14:val="standardContextual"/>
         </w:rPr>
       </w:pPr>
-      <w:hyperlink w:anchor="_Toc241219067" w:history="1">
+      <w:hyperlink w:anchor="_Toc241220599" w:history="1">
         <w:r>
           <w:rPr>
             <w:rStyle w:val="Hyperlink"/>
             <w:noProof/>
           </w:rPr>
           <w:drawing>
-            <wp:inline distT="0" distB="0" distL="0" distR="0" wp14:anchorId="741DE9C6" wp14:editId="3A9E4572">
+            <wp:inline distT="0" distB="0" distL="0" distR="0" wp14:anchorId="522E3678" wp14:editId="51EC6C50">
               <wp:extent cx="5120640" cy="2918645"/>
               <wp:effectExtent l="0" t="0" r="0" b="3810"/>
-              <wp:docPr id="68403348" name="Class diagram7"/>
+              <wp:docPr id="42067963" name="Class diagram7"/>
               <wp:cNvGraphicFramePr>
                 <a:graphicFrameLocks xmlns:a="http://schemas.openxmlformats.org/drawingml/2006/main" noChangeAspect="1"/>
               </wp:cNvGraphicFramePr>
@@ -6701,7 +6701,7 @@
             <w:noProof/>
             <w:webHidden/>
           </w:rPr>
-          <w:instrText xml:space="preserve"> PAGEREF _Toc241219067 \h </w:instrText>
+          <w:instrText xml:space="preserve"> PAGEREF _Toc241220599 \h </w:instrText>
         </w:r>
         <w:r>
           <w:rPr>
@@ -6746,7 +6746,7 @@
           <w14:ligatures w14:val="standardContextual"/>
         </w:rPr>
       </w:pPr>
-      <w:hyperlink w:anchor="_Toc241219068" w:history="1">
+      <w:hyperlink w:anchor="_Toc241220600" w:history="1">
         <w:r>
           <w:rPr>
             <w:rStyle w:val="Hyperlink"/>
@@ -6773,7 +6773,7 @@
             <w:noProof/>
             <w:webHidden/>
           </w:rPr>
-          <w:instrText xml:space="preserve"> PAGEREF _Toc241219068 \h </w:instrText>
+          <w:instrText xml:space="preserve"> PAGEREF _Toc241220600 \h </w:instrText>
         </w:r>
         <w:r>
           <w:rPr>
@@ -6818,7 +6818,7 @@
           <w14:ligatures w14:val="standardContextual"/>
         </w:rPr>
       </w:pPr>
-      <w:hyperlink w:anchor="_Toc241219069" w:history="1">
+      <w:hyperlink w:anchor="_Toc241220601" w:history="1">
         <w:r>
           <w:rPr>
             <w:rStyle w:val="Hyperlink"/>
@@ -6845,7 +6845,7 @@
             <w:noProof/>
             <w:webHidden/>
           </w:rPr>
-          <w:instrText xml:space="preserve"> PAGEREF _Toc241219069 \h </w:instrText>
+          <w:instrText xml:space="preserve"> PAGEREF _Toc241220601 \h </w:instrText>
         </w:r>
         <w:r>
           <w:rPr>
@@ -6890,7 +6890,7 @@
           <w14:ligatures w14:val="standardContextual"/>
         </w:rPr>
       </w:pPr>
-      <w:hyperlink w:anchor="_Toc241219070" w:history="1">
+      <w:hyperlink w:anchor="_Toc241220602" w:history="1">
         <w:r>
           <w:rPr>
             <w:rStyle w:val="Hyperlink"/>
@@ -6917,7 +6917,7 @@
             <w:noProof/>
             <w:webHidden/>
           </w:rPr>
-          <w:instrText xml:space="preserve"> PAGEREF _Toc241219070 \h </w:instrText>
+          <w:instrText xml:space="preserve"> PAGEREF _Toc241220602 \h </w:instrText>
         </w:r>
         <w:r>
           <w:rPr>
@@ -6962,7 +6962,7 @@
           <w14:ligatures w14:val="standardContextual"/>
         </w:rPr>
       </w:pPr>
-      <w:hyperlink w:anchor="_Toc241219071" w:history="1">
+      <w:hyperlink w:anchor="_Toc241220603" w:history="1">
         <w:r>
           <w:rPr>
             <w:rStyle w:val="Hyperlink"/>
@@ -6989,7 +6989,7 @@
             <w:noProof/>
             <w:webHidden/>
           </w:rPr>
-          <w:instrText xml:space="preserve"> PAGEREF _Toc241219071 \h </w:instrText>
+          <w:instrText xml:space="preserve"> PAGEREF _Toc241220603 \h </w:instrText>
         </w:r>
         <w:r>
           <w:rPr>
@@ -7034,7 +7034,7 @@
           <w14:ligatures w14:val="standardContextual"/>
         </w:rPr>
       </w:pPr>
-      <w:hyperlink w:anchor="_Toc241219072" w:history="1">
+      <w:hyperlink w:anchor="_Toc241220604" w:history="1">
         <w:r>
           <w:rPr>
             <w:rStyle w:val="Hyperlink"/>
@@ -7061,7 +7061,7 @@
             <w:noProof/>
             <w:webHidden/>
           </w:rPr>
-          <w:instrText xml:space="preserve"> PAGEREF _Toc241219072 \h </w:instrText>
+          <w:instrText xml:space="preserve"> PAGEREF _Toc241220604 \h </w:instrText>
         </w:r>
         <w:r>
           <w:rPr>
@@ -7081,7 +7081,7 @@
             <w:noProof/>
             <w:webHidden/>
           </w:rPr>
-          <w:t>30</w:t>
+          <w:t>31</w:t>
         </w:r>
         <w:r>
           <w:rPr>
@@ -7106,7 +7106,7 @@
           <w14:ligatures w14:val="standardContextual"/>
         </w:rPr>
       </w:pPr>
-      <w:hyperlink w:anchor="_Toc241219073" w:history="1">
+      <w:hyperlink w:anchor="_Toc241220605" w:history="1">
         <w:r>
           <w:rPr>
             <w:rStyle w:val="Hyperlink"/>
@@ -7133,7 +7133,7 @@
             <w:noProof/>
             <w:webHidden/>
           </w:rPr>
-          <w:instrText xml:space="preserve"> PAGEREF _Toc241219073 \h </w:instrText>
+          <w:instrText xml:space="preserve"> PAGEREF _Toc241220605 \h </w:instrText>
         </w:r>
         <w:r>
           <w:rPr>
@@ -7153,7 +7153,7 @@
             <w:noProof/>
             <w:webHidden/>
           </w:rPr>
-          <w:t>30</w:t>
+          <w:t>31</w:t>
         </w:r>
         <w:r>
           <w:rPr>
@@ -7178,7 +7178,7 @@
           <w14:ligatures w14:val="standardContextual"/>
         </w:rPr>
       </w:pPr>
-      <w:hyperlink w:anchor="_Toc241219074" w:history="1">
+      <w:hyperlink w:anchor="_Toc241220606" w:history="1">
         <w:r>
           <w:rPr>
             <w:rStyle w:val="Hyperlink"/>
@@ -7205,7 +7205,7 @@
             <w:noProof/>
             <w:webHidden/>
           </w:rPr>
-          <w:instrText xml:space="preserve"> PAGEREF _Toc241219074 \h </w:instrText>
+          <w:instrText xml:space="preserve"> PAGEREF _Toc241220606 \h </w:instrText>
         </w:r>
         <w:r>
           <w:rPr>
@@ -7225,7 +7225,7 @@
             <w:noProof/>
             <w:webHidden/>
           </w:rPr>
-          <w:t>30</w:t>
+          <w:t>31</w:t>
         </w:r>
         <w:r>
           <w:rPr>
@@ -7250,7 +7250,7 @@
           <w14:ligatures w14:val="standardContextual"/>
         </w:rPr>
       </w:pPr>
-      <w:hyperlink w:anchor="_Toc241219075" w:history="1">
+      <w:hyperlink w:anchor="_Toc241220607" w:history="1">
         <w:r>
           <w:rPr>
             <w:rStyle w:val="Hyperlink"/>
@@ -7277,7 +7277,7 @@
             <w:noProof/>
             <w:webHidden/>
           </w:rPr>
-          <w:instrText xml:space="preserve"> PAGEREF _Toc241219075 \h </w:instrText>
+          <w:instrText xml:space="preserve"> PAGEREF _Toc241220607 \h </w:instrText>
         </w:r>
         <w:r>
           <w:rPr>
@@ -7297,7 +7297,7 @@
             <w:noProof/>
             <w:webHidden/>
           </w:rPr>
-          <w:t>31</w:t>
+          <w:t>32</w:t>
         </w:r>
         <w:r>
           <w:rPr>
@@ -7322,7 +7322,7 @@
           <w14:ligatures w14:val="standardContextual"/>
         </w:rPr>
       </w:pPr>
-      <w:hyperlink w:anchor="_Toc241219076" w:history="1">
+      <w:hyperlink w:anchor="_Toc241220608" w:history="1">
         <w:r>
           <w:rPr>
             <w:rStyle w:val="Hyperlink"/>
@@ -7349,7 +7349,7 @@
             <w:noProof/>
             <w:webHidden/>
           </w:rPr>
-          <w:instrText xml:space="preserve"> PAGEREF _Toc241219076 \h </w:instrText>
+          <w:instrText xml:space="preserve"> PAGEREF _Toc241220608 \h </w:instrText>
         </w:r>
         <w:r>
           <w:rPr>
@@ -7369,7 +7369,7 @@
             <w:noProof/>
             <w:webHidden/>
           </w:rPr>
-          <w:t>33</w:t>
+          <w:t>34</w:t>
         </w:r>
         <w:r>
           <w:rPr>
@@ -7394,7 +7394,7 @@
           <w14:ligatures w14:val="standardContextual"/>
         </w:rPr>
       </w:pPr>
-      <w:hyperlink w:anchor="_Toc241219077" w:history="1">
+      <w:hyperlink w:anchor="_Toc241220609" w:history="1">
         <w:r>
           <w:rPr>
             <w:rStyle w:val="Hyperlink"/>
@@ -7421,7 +7421,7 @@
             <w:noProof/>
             <w:webHidden/>
           </w:rPr>
-          <w:instrText xml:space="preserve"> PAGEREF _Toc241219077 \h </w:instrText>
+          <w:instrText xml:space="preserve"> PAGEREF _Toc241220609 \h </w:instrText>
         </w:r>
         <w:r>
           <w:rPr>
@@ -7441,7 +7441,7 @@
             <w:noProof/>
             <w:webHidden/>
           </w:rPr>
-          <w:t>33</w:t>
+          <w:t>34</w:t>
         </w:r>
         <w:r>
           <w:rPr>
@@ -7465,7 +7465,7 @@
         <w:pStyle w:val="Heading1"/>
         <w:pageBreakBefore/>
       </w:pPr>
-      <w:bookmarkStart w:id="5" w:name="_Toc241218988"/>
+      <w:bookmarkStart w:id="5" w:name="_Toc241220520"/>
       <w:r>
         <w:lastRenderedPageBreak/>
         <w:t>LIST OF TABLES</w:t>
@@ -7495,7 +7495,7 @@
       <w:r>
         <w:fldChar w:fldCharType="separate"/>
       </w:r>
-      <w:hyperlink w:anchor="_Toc241219078" w:history="1">
+      <w:hyperlink w:anchor="_Toc241220610" w:history="1">
         <w:r>
           <w:rPr>
             <w:rStyle w:val="Hyperlink"/>
@@ -7522,7 +7522,7 @@
             <w:noProof/>
             <w:webHidden/>
           </w:rPr>
-          <w:instrText xml:space="preserve"> PAGEREF _Toc241219078 \h </w:instrText>
+          <w:instrText xml:space="preserve"> PAGEREF _Toc241220610 \h </w:instrText>
         </w:r>
         <w:r>
           <w:rPr>
@@ -7567,7 +7567,7 @@
           <w14:ligatures w14:val="standardContextual"/>
         </w:rPr>
       </w:pPr>
-      <w:hyperlink w:anchor="_Toc241219079" w:history="1">
+      <w:hyperlink w:anchor="_Toc241220611" w:history="1">
         <w:r>
           <w:rPr>
             <w:rStyle w:val="Hyperlink"/>
@@ -7594,7 +7594,7 @@
             <w:noProof/>
             <w:webHidden/>
           </w:rPr>
-          <w:instrText xml:space="preserve"> PAGEREF _Toc241219079 \h </w:instrText>
+          <w:instrText xml:space="preserve"> PAGEREF _Toc241220611 \h </w:instrText>
         </w:r>
         <w:r>
           <w:rPr>
@@ -7639,7 +7639,7 @@
           <w14:ligatures w14:val="standardContextual"/>
         </w:rPr>
       </w:pPr>
-      <w:hyperlink w:anchor="_Toc241219080" w:history="1">
+      <w:hyperlink w:anchor="_Toc241220612" w:history="1">
         <w:r>
           <w:rPr>
             <w:rStyle w:val="Hyperlink"/>
@@ -7666,7 +7666,7 @@
             <w:noProof/>
             <w:webHidden/>
           </w:rPr>
-          <w:instrText xml:space="preserve"> PAGEREF _Toc241219080 \h </w:instrText>
+          <w:instrText xml:space="preserve"> PAGEREF _Toc241220612 \h </w:instrText>
         </w:r>
         <w:r>
           <w:rPr>
@@ -7711,7 +7711,7 @@
           <w14:ligatures w14:val="standardContextual"/>
         </w:rPr>
       </w:pPr>
-      <w:hyperlink w:anchor="_Toc241219081" w:history="1">
+      <w:hyperlink w:anchor="_Toc241220613" w:history="1">
         <w:r>
           <w:rPr>
             <w:rStyle w:val="Hyperlink"/>
@@ -7738,7 +7738,7 @@
             <w:noProof/>
             <w:webHidden/>
           </w:rPr>
-          <w:instrText xml:space="preserve"> PAGEREF _Toc241219081 \h </w:instrText>
+          <w:instrText xml:space="preserve"> PAGEREF _Toc241220613 \h </w:instrText>
         </w:r>
         <w:r>
           <w:rPr>
@@ -7783,7 +7783,7 @@
           <w14:ligatures w14:val="standardContextual"/>
         </w:rPr>
       </w:pPr>
-      <w:hyperlink w:anchor="_Toc241219082" w:history="1">
+      <w:hyperlink w:anchor="_Toc241220614" w:history="1">
         <w:r>
           <w:rPr>
             <w:rStyle w:val="Hyperlink"/>
@@ -7810,7 +7810,7 @@
             <w:noProof/>
             <w:webHidden/>
           </w:rPr>
-          <w:instrText xml:space="preserve"> PAGEREF _Toc241219082 \h </w:instrText>
+          <w:instrText xml:space="preserve"> PAGEREF _Toc241220614 \h </w:instrText>
         </w:r>
         <w:r>
           <w:rPr>
@@ -7855,7 +7855,7 @@
           <w14:ligatures w14:val="standardContextual"/>
         </w:rPr>
       </w:pPr>
-      <w:hyperlink w:anchor="_Toc241219083" w:history="1">
+      <w:hyperlink w:anchor="_Toc241220615" w:history="1">
         <w:r>
           <w:rPr>
             <w:rStyle w:val="Hyperlink"/>
@@ -7882,7 +7882,7 @@
             <w:noProof/>
             <w:webHidden/>
           </w:rPr>
-          <w:instrText xml:space="preserve"> PAGEREF _Toc241219083 \h </w:instrText>
+          <w:instrText xml:space="preserve"> PAGEREF _Toc241220615 \h </w:instrText>
         </w:r>
         <w:r>
           <w:rPr>
@@ -7902,7 +7902,7 @@
             <w:noProof/>
             <w:webHidden/>
           </w:rPr>
-          <w:t>20</w:t>
+          <w:t>21</w:t>
         </w:r>
         <w:r>
           <w:rPr>
@@ -7927,7 +7927,7 @@
           <w14:ligatures w14:val="standardContextual"/>
         </w:rPr>
       </w:pPr>
-      <w:hyperlink w:anchor="_Toc241219084" w:history="1">
+      <w:hyperlink w:anchor="_Toc241220616" w:history="1">
         <w:r>
           <w:rPr>
             <w:rStyle w:val="Hyperlink"/>
@@ -7954,7 +7954,7 @@
             <w:noProof/>
             <w:webHidden/>
           </w:rPr>
-          <w:instrText xml:space="preserve"> PAGEREF _Toc241219084 \h </w:instrText>
+          <w:instrText xml:space="preserve"> PAGEREF _Toc241220616 \h </w:instrText>
         </w:r>
         <w:r>
           <w:rPr>
@@ -7999,7 +7999,7 @@
           <w14:ligatures w14:val="standardContextual"/>
         </w:rPr>
       </w:pPr>
-      <w:hyperlink w:anchor="_Toc241219085" w:history="1">
+      <w:hyperlink w:anchor="_Toc241220617" w:history="1">
         <w:r>
           <w:rPr>
             <w:rStyle w:val="Hyperlink"/>
@@ -8026,7 +8026,7 @@
             <w:noProof/>
             <w:webHidden/>
           </w:rPr>
-          <w:instrText xml:space="preserve"> PAGEREF _Toc241219085 \h </w:instrText>
+          <w:instrText xml:space="preserve"> PAGEREF _Toc241220617 \h </w:instrText>
         </w:r>
         <w:r>
           <w:rPr>
@@ -8071,7 +8071,7 @@
           <w14:ligatures w14:val="standardContextual"/>
         </w:rPr>
       </w:pPr>
-      <w:hyperlink w:anchor="_Toc241219086" w:history="1">
+      <w:hyperlink w:anchor="_Toc241220618" w:history="1">
         <w:r>
           <w:rPr>
             <w:rStyle w:val="Hyperlink"/>
@@ -8098,7 +8098,7 @@
             <w:noProof/>
             <w:webHidden/>
           </w:rPr>
-          <w:instrText xml:space="preserve"> PAGEREF _Toc241219086 \h </w:instrText>
+          <w:instrText xml:space="preserve"> PAGEREF _Toc241220618 \h </w:instrText>
         </w:r>
         <w:r>
           <w:rPr>
@@ -8118,7 +8118,7 @@
             <w:noProof/>
             <w:webHidden/>
           </w:rPr>
-          <w:t>25</w:t>
+          <w:t>26</w:t>
         </w:r>
         <w:r>
           <w:rPr>
@@ -8143,7 +8143,7 @@
           <w14:ligatures w14:val="standardContextual"/>
         </w:rPr>
       </w:pPr>
-      <w:hyperlink w:anchor="_Toc241219087" w:history="1">
+      <w:hyperlink w:anchor="_Toc241220619" w:history="1">
         <w:r>
           <w:rPr>
             <w:rStyle w:val="Hyperlink"/>
@@ -8170,7 +8170,7 @@
             <w:noProof/>
             <w:webHidden/>
           </w:rPr>
-          <w:instrText xml:space="preserve"> PAGEREF _Toc241219087 \h </w:instrText>
+          <w:instrText xml:space="preserve"> PAGEREF _Toc241220619 \h </w:instrText>
         </w:r>
         <w:r>
           <w:rPr>
@@ -8190,7 +8190,7 @@
             <w:noProof/>
             <w:webHidden/>
           </w:rPr>
-          <w:t>26</w:t>
+          <w:t>27</w:t>
         </w:r>
         <w:r>
           <w:rPr>
@@ -8215,7 +8215,7 @@
           <w14:ligatures w14:val="standardContextual"/>
         </w:rPr>
       </w:pPr>
-      <w:hyperlink w:anchor="_Toc241219088" w:history="1">
+      <w:hyperlink w:anchor="_Toc241220620" w:history="1">
         <w:r>
           <w:rPr>
             <w:rStyle w:val="Hyperlink"/>
@@ -8242,7 +8242,7 @@
             <w:noProof/>
             <w:webHidden/>
           </w:rPr>
-          <w:instrText xml:space="preserve"> PAGEREF _Toc241219088 \h </w:instrText>
+          <w:instrText xml:space="preserve"> PAGEREF _Toc241220620 \h </w:instrText>
         </w:r>
         <w:r>
           <w:rPr>
@@ -8262,7 +8262,7 @@
             <w:noProof/>
             <w:webHidden/>
           </w:rPr>
-          <w:t>28</w:t>
+          <w:t>29</w:t>
         </w:r>
         <w:r>
           <w:rPr>
@@ -8287,7 +8287,7 @@
           <w14:ligatures w14:val="standardContextual"/>
         </w:rPr>
       </w:pPr>
-      <w:hyperlink w:anchor="_Toc241219089" w:history="1">
+      <w:hyperlink w:anchor="_Toc241220621" w:history="1">
         <w:r>
           <w:rPr>
             <w:rStyle w:val="Hyperlink"/>
@@ -8314,7 +8314,7 @@
             <w:noProof/>
             <w:webHidden/>
           </w:rPr>
-          <w:instrText xml:space="preserve"> PAGEREF _Toc241219089 \h </w:instrText>
+          <w:instrText xml:space="preserve"> PAGEREF _Toc241220621 \h </w:instrText>
         </w:r>
         <w:r>
           <w:rPr>
@@ -8334,7 +8334,7 @@
             <w:noProof/>
             <w:webHidden/>
           </w:rPr>
-          <w:t>28</w:t>
+          <w:t>29</w:t>
         </w:r>
         <w:r>
           <w:rPr>
@@ -8359,7 +8359,7 @@
           <w14:ligatures w14:val="standardContextual"/>
         </w:rPr>
       </w:pPr>
-      <w:hyperlink w:anchor="_Toc241219090" w:history="1">
+      <w:hyperlink w:anchor="_Toc241220622" w:history="1">
         <w:r>
           <w:rPr>
             <w:rStyle w:val="Hyperlink"/>
@@ -8386,7 +8386,7 @@
             <w:noProof/>
             <w:webHidden/>
           </w:rPr>
-          <w:instrText xml:space="preserve"> PAGEREF _Toc241219090 \h </w:instrText>
+          <w:instrText xml:space="preserve"> PAGEREF _Toc241220622 \h </w:instrText>
         </w:r>
         <w:r>
           <w:rPr>
@@ -8406,7 +8406,7 @@
             <w:noProof/>
             <w:webHidden/>
           </w:rPr>
-          <w:t>29</w:t>
+          <w:t>30</w:t>
         </w:r>
         <w:r>
           <w:rPr>
@@ -8431,7 +8431,7 @@
           <w14:ligatures w14:val="standardContextual"/>
         </w:rPr>
       </w:pPr>
-      <w:hyperlink w:anchor="_Toc241219091" w:history="1">
+      <w:hyperlink w:anchor="_Toc241220623" w:history="1">
         <w:r>
           <w:rPr>
             <w:rStyle w:val="Hyperlink"/>
@@ -8458,7 +8458,7 @@
             <w:noProof/>
             <w:webHidden/>
           </w:rPr>
-          <w:instrText xml:space="preserve"> PAGEREF _Toc241219091 \h </w:instrText>
+          <w:instrText xml:space="preserve"> PAGEREF _Toc241220623 \h </w:instrText>
         </w:r>
         <w:r>
           <w:rPr>
@@ -8478,7 +8478,7 @@
             <w:noProof/>
             <w:webHidden/>
           </w:rPr>
-          <w:t>30</w:t>
+          <w:t>31</w:t>
         </w:r>
         <w:r>
           <w:rPr>
@@ -8503,7 +8503,7 @@
           <w14:ligatures w14:val="standardContextual"/>
         </w:rPr>
       </w:pPr>
-      <w:hyperlink w:anchor="_Toc241219092" w:history="1">
+      <w:hyperlink w:anchor="_Toc241220624" w:history="1">
         <w:r>
           <w:rPr>
             <w:rStyle w:val="Hyperlink"/>
@@ -8530,7 +8530,7 @@
             <w:noProof/>
             <w:webHidden/>
           </w:rPr>
-          <w:instrText xml:space="preserve"> PAGEREF _Toc241219092 \h </w:instrText>
+          <w:instrText xml:space="preserve"> PAGEREF _Toc241220624 \h </w:instrText>
         </w:r>
         <w:r>
           <w:rPr>
@@ -8550,7 +8550,7 @@
             <w:noProof/>
             <w:webHidden/>
           </w:rPr>
-          <w:t>35</w:t>
+          <w:t>36</w:t>
         </w:r>
         <w:r>
           <w:rPr>
@@ -8574,7 +8574,7 @@
         <w:pStyle w:val="Heading1"/>
         <w:pageBreakBefore/>
       </w:pPr>
-      <w:bookmarkStart w:id="6" w:name="_Toc241218989"/>
+      <w:bookmarkStart w:id="6" w:name="_Toc241220521"/>
       <w:r>
         <w:lastRenderedPageBreak/>
         <w:t>LIST OF ABBREVIATIONS</w:t>
@@ -8584,7 +8584,7 @@
     <w:tbl>
       <w:tblPr>
         <w:tblStyle w:val="TableGrid"/>
-        <w:tblW w:w="0" w:type="auto"/>
+        <w:tblW w:w="8669" w:type="dxa"/>
         <w:jc w:val="center"/>
         <w:tblBorders>
           <w:top w:val="single" w:sz="4" w:space="0" w:color="000000"/>
@@ -8594,11 +8594,12 @@
           <w:insideH w:val="single" w:sz="4" w:space="0" w:color="000000"/>
           <w:insideV w:val="single" w:sz="4" w:space="0" w:color="000000"/>
         </w:tblBorders>
+        <w:tblLayout w:type="fixed"/>
         <w:tblLook w:val="04A0" w:firstRow="1" w:lastRow="0" w:firstColumn="1" w:lastColumn="0" w:noHBand="0" w:noVBand="1"/>
       </w:tblPr>
       <w:tblGrid>
-        <w:gridCol w:w="2160"/>
-        <w:gridCol w:w="6480"/>
+        <w:gridCol w:w="2741"/>
+        <w:gridCol w:w="5928"/>
       </w:tblGrid>
       <w:tr>
         <w:trPr>
@@ -8608,7 +8609,7 @@
         </w:trPr>
         <w:tc>
           <w:tcPr>
-            <w:tcW w:w="2160" w:type="dxa"/>
+            <w:tcW w:w="2741" w:type="dxa"/>
             <w:vAlign w:val="center"/>
           </w:tcPr>
           <w:p>
@@ -8626,7 +8627,7 @@
         </w:tc>
         <w:tc>
           <w:tcPr>
-            <w:tcW w:w="6480" w:type="dxa"/>
+            <w:tcW w:w="5928" w:type="dxa"/>
             <w:vAlign w:val="center"/>
           </w:tcPr>
           <w:p>
@@ -8650,7 +8651,7 @@
         </w:trPr>
         <w:tc>
           <w:tcPr>
-            <w:tcW w:w="2160" w:type="dxa"/>
+            <w:tcW w:w="2741" w:type="dxa"/>
             <w:vAlign w:val="center"/>
           </w:tcPr>
           <w:p>
@@ -8665,7 +8666,7 @@
         </w:tc>
         <w:tc>
           <w:tcPr>
-            <w:tcW w:w="6480" w:type="dxa"/>
+            <w:tcW w:w="5928" w:type="dxa"/>
             <w:vAlign w:val="center"/>
           </w:tcPr>
           <w:p>
@@ -8686,7 +8687,7 @@
         </w:trPr>
         <w:tc>
           <w:tcPr>
-            <w:tcW w:w="2160" w:type="dxa"/>
+            <w:tcW w:w="2741" w:type="dxa"/>
             <w:vAlign w:val="center"/>
           </w:tcPr>
           <w:p>
@@ -8701,7 +8702,7 @@
         </w:tc>
         <w:tc>
           <w:tcPr>
-            <w:tcW w:w="6480" w:type="dxa"/>
+            <w:tcW w:w="5928" w:type="dxa"/>
             <w:vAlign w:val="center"/>
           </w:tcPr>
           <w:p>
@@ -8722,7 +8723,7 @@
         </w:trPr>
         <w:tc>
           <w:tcPr>
-            <w:tcW w:w="2160" w:type="dxa"/>
+            <w:tcW w:w="2741" w:type="dxa"/>
             <w:vAlign w:val="center"/>
           </w:tcPr>
           <w:p>
@@ -8737,7 +8738,7 @@
         </w:tc>
         <w:tc>
           <w:tcPr>
-            <w:tcW w:w="6480" w:type="dxa"/>
+            <w:tcW w:w="5928" w:type="dxa"/>
             <w:vAlign w:val="center"/>
           </w:tcPr>
           <w:p>
@@ -8758,7 +8759,7 @@
         </w:trPr>
         <w:tc>
           <w:tcPr>
-            <w:tcW w:w="2160" w:type="dxa"/>
+            <w:tcW w:w="2741" w:type="dxa"/>
             <w:vAlign w:val="center"/>
           </w:tcPr>
           <w:p>
@@ -8773,7 +8774,7 @@
         </w:tc>
         <w:tc>
           <w:tcPr>
-            <w:tcW w:w="6480" w:type="dxa"/>
+            <w:tcW w:w="5928" w:type="dxa"/>
             <w:vAlign w:val="center"/>
           </w:tcPr>
           <w:p>
@@ -8794,7 +8795,7 @@
         </w:trPr>
         <w:tc>
           <w:tcPr>
-            <w:tcW w:w="2160" w:type="dxa"/>
+            <w:tcW w:w="2741" w:type="dxa"/>
             <w:vAlign w:val="center"/>
           </w:tcPr>
           <w:p>
@@ -8809,7 +8810,7 @@
         </w:tc>
         <w:tc>
           <w:tcPr>
-            <w:tcW w:w="6480" w:type="dxa"/>
+            <w:tcW w:w="5928" w:type="dxa"/>
             <w:vAlign w:val="center"/>
           </w:tcPr>
           <w:p>
@@ -8830,7 +8831,7 @@
         </w:trPr>
         <w:tc>
           <w:tcPr>
-            <w:tcW w:w="2160" w:type="dxa"/>
+            <w:tcW w:w="2741" w:type="dxa"/>
             <w:vAlign w:val="center"/>
           </w:tcPr>
           <w:p>
@@ -8845,7 +8846,7 @@
         </w:tc>
         <w:tc>
           <w:tcPr>
-            <w:tcW w:w="6480" w:type="dxa"/>
+            <w:tcW w:w="5928" w:type="dxa"/>
             <w:vAlign w:val="center"/>
           </w:tcPr>
           <w:p>
@@ -8866,7 +8867,7 @@
         </w:trPr>
         <w:tc>
           <w:tcPr>
-            <w:tcW w:w="2160" w:type="dxa"/>
+            <w:tcW w:w="2741" w:type="dxa"/>
             <w:vAlign w:val="center"/>
           </w:tcPr>
           <w:p>
@@ -8881,7 +8882,7 @@
         </w:tc>
         <w:tc>
           <w:tcPr>
-            <w:tcW w:w="6480" w:type="dxa"/>
+            <w:tcW w:w="5928" w:type="dxa"/>
             <w:vAlign w:val="center"/>
           </w:tcPr>
           <w:p>
@@ -8902,7 +8903,7 @@
         </w:trPr>
         <w:tc>
           <w:tcPr>
-            <w:tcW w:w="2160" w:type="dxa"/>
+            <w:tcW w:w="2741" w:type="dxa"/>
             <w:vAlign w:val="center"/>
           </w:tcPr>
           <w:p>
@@ -8917,7 +8918,7 @@
         </w:tc>
         <w:tc>
           <w:tcPr>
-            <w:tcW w:w="6480" w:type="dxa"/>
+            <w:tcW w:w="5928" w:type="dxa"/>
             <w:vAlign w:val="center"/>
           </w:tcPr>
           <w:p>
@@ -8938,7 +8939,7 @@
         </w:trPr>
         <w:tc>
           <w:tcPr>
-            <w:tcW w:w="2160" w:type="dxa"/>
+            <w:tcW w:w="2741" w:type="dxa"/>
             <w:vAlign w:val="center"/>
           </w:tcPr>
           <w:p>
@@ -8953,7 +8954,7 @@
         </w:tc>
         <w:tc>
           <w:tcPr>
-            <w:tcW w:w="6480" w:type="dxa"/>
+            <w:tcW w:w="5928" w:type="dxa"/>
             <w:vAlign w:val="center"/>
           </w:tcPr>
           <w:p>
@@ -8974,7 +8975,7 @@
         </w:trPr>
         <w:tc>
           <w:tcPr>
-            <w:tcW w:w="2160" w:type="dxa"/>
+            <w:tcW w:w="2741" w:type="dxa"/>
             <w:vAlign w:val="center"/>
           </w:tcPr>
           <w:p>
@@ -8989,7 +8990,7 @@
         </w:tc>
         <w:tc>
           <w:tcPr>
-            <w:tcW w:w="6480" w:type="dxa"/>
+            <w:tcW w:w="5928" w:type="dxa"/>
             <w:vAlign w:val="center"/>
           </w:tcPr>
           <w:p>
@@ -9010,7 +9011,7 @@
         </w:trPr>
         <w:tc>
           <w:tcPr>
-            <w:tcW w:w="2160" w:type="dxa"/>
+            <w:tcW w:w="2741" w:type="dxa"/>
             <w:vAlign w:val="center"/>
           </w:tcPr>
           <w:p>
@@ -9025,7 +9026,7 @@
         </w:tc>
         <w:tc>
           <w:tcPr>
-            <w:tcW w:w="6480" w:type="dxa"/>
+            <w:tcW w:w="5928" w:type="dxa"/>
             <w:vAlign w:val="center"/>
           </w:tcPr>
           <w:p>
@@ -9046,7 +9047,7 @@
         </w:trPr>
         <w:tc>
           <w:tcPr>
-            <w:tcW w:w="2160" w:type="dxa"/>
+            <w:tcW w:w="2741" w:type="dxa"/>
             <w:vAlign w:val="center"/>
           </w:tcPr>
           <w:p>
@@ -9061,7 +9062,7 @@
         </w:tc>
         <w:tc>
           <w:tcPr>
-            <w:tcW w:w="6480" w:type="dxa"/>
+            <w:tcW w:w="5928" w:type="dxa"/>
             <w:vAlign w:val="center"/>
           </w:tcPr>
           <w:p>
@@ -9082,7 +9083,7 @@
         </w:trPr>
         <w:tc>
           <w:tcPr>
-            <w:tcW w:w="2160" w:type="dxa"/>
+            <w:tcW w:w="2741" w:type="dxa"/>
             <w:vAlign w:val="center"/>
           </w:tcPr>
           <w:p>
@@ -9097,7 +9098,7 @@
         </w:tc>
         <w:tc>
           <w:tcPr>
-            <w:tcW w:w="6480" w:type="dxa"/>
+            <w:tcW w:w="5928" w:type="dxa"/>
             <w:vAlign w:val="center"/>
           </w:tcPr>
           <w:p>
@@ -9118,7 +9119,7 @@
         </w:trPr>
         <w:tc>
           <w:tcPr>
-            <w:tcW w:w="2160" w:type="dxa"/>
+            <w:tcW w:w="2741" w:type="dxa"/>
             <w:vAlign w:val="center"/>
           </w:tcPr>
           <w:p>
@@ -9132,7 +9133,7 @@
         </w:tc>
         <w:tc>
           <w:tcPr>
-            <w:tcW w:w="6480" w:type="dxa"/>
+            <w:tcW w:w="5928" w:type="dxa"/>
             <w:vAlign w:val="center"/>
           </w:tcPr>
           <w:p>
@@ -9166,7 +9167,7 @@
       <w:pPr>
         <w:pStyle w:val="Heading1"/>
       </w:pPr>
-      <w:bookmarkStart w:id="7" w:name="_Toc241218990"/>
+      <w:bookmarkStart w:id="7" w:name="_Toc241220522"/>
       <w:r>
         <w:lastRenderedPageBreak/>
         <w:t>1 INTRODUCTION</w:t>
@@ -9177,7 +9178,7 @@
       <w:pPr>
         <w:pStyle w:val="Heading2"/>
       </w:pPr>
-      <w:bookmarkStart w:id="8" w:name="_Toc241218991"/>
+      <w:bookmarkStart w:id="8" w:name="_Toc241220523"/>
       <w:r>
         <w:t>1.1 Background</w:t>
       </w:r>
@@ -9195,7 +9196,7 @@
       <w:pPr>
         <w:pStyle w:val="Heading2"/>
       </w:pPr>
-      <w:bookmarkStart w:id="9" w:name="_Toc241218992"/>
+      <w:bookmarkStart w:id="9" w:name="_Toc241220524"/>
       <w:r>
         <w:t>1.2 Problem statement</w:t>
       </w:r>
@@ -9213,7 +9214,7 @@
       <w:pPr>
         <w:pStyle w:val="Heading3"/>
       </w:pPr>
-      <w:bookmarkStart w:id="10" w:name="_Toc241218993"/>
+      <w:bookmarkStart w:id="10" w:name="_Toc241220525"/>
       <w:r>
         <w:t>1.2.1 General problem</w:t>
       </w:r>
@@ -9231,7 +9232,7 @@
       <w:pPr>
         <w:pStyle w:val="Heading3"/>
       </w:pPr>
-      <w:bookmarkStart w:id="11" w:name="_Toc241218994"/>
+      <w:bookmarkStart w:id="11" w:name="_Toc241220526"/>
       <w:r>
         <w:t>1.2.2 Specific problem</w:t>
       </w:r>
@@ -9253,7 +9254,7 @@
       <w:pPr>
         <w:pStyle w:val="Heading2"/>
       </w:pPr>
-      <w:bookmarkStart w:id="12" w:name="_Toc241218995"/>
+      <w:bookmarkStart w:id="12" w:name="_Toc241220527"/>
       <w:r>
         <w:t>1.3 Research questions</w:t>
       </w:r>
@@ -9271,7 +9272,7 @@
       <w:pPr>
         <w:pStyle w:val="Heading2"/>
       </w:pPr>
-      <w:bookmarkStart w:id="13" w:name="_Toc241218996"/>
+      <w:bookmarkStart w:id="13" w:name="_Toc241220528"/>
       <w:r>
         <w:t>1.4 Research motivation and significance</w:t>
       </w:r>
@@ -9289,7 +9290,7 @@
       <w:pPr>
         <w:pStyle w:val="Heading2"/>
       </w:pPr>
-      <w:bookmarkStart w:id="14" w:name="_Toc241218997"/>
+      <w:bookmarkStart w:id="14" w:name="_Toc241220529"/>
       <w:r>
         <w:t>1.5 Overview of the proposed solution</w:t>
       </w:r>
@@ -9356,7 +9357,7 @@
         <w:pStyle w:val="FigCaption"/>
         <w:spacing w:after="200"/>
       </w:pPr>
-      <w:bookmarkStart w:id="15" w:name="_Toc241219063"/>
+      <w:bookmarkStart w:id="15" w:name="_Toc241220595"/>
       <w:r>
         <w:t>Figure 1.1: Rich picture of the proposed solution, showing the single forward pass from which the classification, the input validity assessment and the explanation are jointly derived.</w:t>
       </w:r>
@@ -9374,7 +9375,7 @@
       <w:pPr>
         <w:pStyle w:val="Heading2"/>
       </w:pPr>
-      <w:bookmarkStart w:id="16" w:name="_Toc241218998"/>
+      <w:bookmarkStart w:id="16" w:name="_Toc241220530"/>
       <w:r>
         <w:t>1.6 Scope and delimitations</w:t>
       </w:r>
@@ -9386,7 +9387,7 @@
         <w:keepNext/>
         <w:spacing w:before="200" w:after="80"/>
       </w:pPr>
-      <w:bookmarkStart w:id="17" w:name="_Toc241219078"/>
+      <w:bookmarkStart w:id="17" w:name="_Toc241220610"/>
       <w:r>
         <w:t>Table 1.1: Project scope and delimitations.</w:t>
       </w:r>
@@ -9395,7 +9396,7 @@
     <w:tbl>
       <w:tblPr>
         <w:tblStyle w:val="TableGrid"/>
-        <w:tblW w:w="9360" w:type="dxa"/>
+        <w:tblW w:w="8669" w:type="dxa"/>
         <w:jc w:val="center"/>
         <w:tblBorders>
           <w:top w:val="single" w:sz="4" w:space="0" w:color="000000"/>
@@ -9405,11 +9406,12 @@
           <w:insideH w:val="single" w:sz="4" w:space="0" w:color="000000"/>
           <w:insideV w:val="single" w:sz="4" w:space="0" w:color="000000"/>
         </w:tblBorders>
+        <w:tblLayout w:type="fixed"/>
         <w:tblLook w:val="04A0" w:firstRow="1" w:lastRow="0" w:firstColumn="1" w:lastColumn="0" w:noHBand="0" w:noVBand="1"/>
       </w:tblPr>
       <w:tblGrid>
-        <w:gridCol w:w="4680"/>
-        <w:gridCol w:w="4680"/>
+        <w:gridCol w:w="4708"/>
+        <w:gridCol w:w="3961"/>
       </w:tblGrid>
       <w:tr>
         <w:trPr>
@@ -9419,7 +9421,7 @@
         </w:trPr>
         <w:tc>
           <w:tcPr>
-            <w:tcW w:w="4680" w:type="dxa"/>
+            <w:tcW w:w="4708" w:type="dxa"/>
             <w:vAlign w:val="center"/>
           </w:tcPr>
           <w:p>
@@ -9438,7 +9440,7 @@
         </w:tc>
         <w:tc>
           <w:tcPr>
-            <w:tcW w:w="4680" w:type="dxa"/>
+            <w:tcW w:w="3961" w:type="dxa"/>
             <w:vAlign w:val="center"/>
           </w:tcPr>
           <w:p>
@@ -9463,7 +9465,7 @@
         </w:trPr>
         <w:tc>
           <w:tcPr>
-            <w:tcW w:w="4680" w:type="dxa"/>
+            <w:tcW w:w="4708" w:type="dxa"/>
             <w:vAlign w:val="center"/>
           </w:tcPr>
           <w:p>
@@ -9481,7 +9483,7 @@
         </w:tc>
         <w:tc>
           <w:tcPr>
-            <w:tcW w:w="4680" w:type="dxa"/>
+            <w:tcW w:w="3961" w:type="dxa"/>
             <w:vAlign w:val="center"/>
           </w:tcPr>
           <w:p>
@@ -9505,7 +9507,7 @@
         </w:trPr>
         <w:tc>
           <w:tcPr>
-            <w:tcW w:w="4680" w:type="dxa"/>
+            <w:tcW w:w="4708" w:type="dxa"/>
             <w:vAlign w:val="center"/>
           </w:tcPr>
           <w:p>
@@ -9523,7 +9525,7 @@
         </w:tc>
         <w:tc>
           <w:tcPr>
-            <w:tcW w:w="4680" w:type="dxa"/>
+            <w:tcW w:w="3961" w:type="dxa"/>
             <w:vAlign w:val="center"/>
           </w:tcPr>
           <w:p>
@@ -9547,7 +9549,7 @@
         </w:trPr>
         <w:tc>
           <w:tcPr>
-            <w:tcW w:w="4680" w:type="dxa"/>
+            <w:tcW w:w="4708" w:type="dxa"/>
             <w:vAlign w:val="center"/>
           </w:tcPr>
           <w:p>
@@ -9565,7 +9567,7 @@
         </w:tc>
         <w:tc>
           <w:tcPr>
-            <w:tcW w:w="4680" w:type="dxa"/>
+            <w:tcW w:w="3961" w:type="dxa"/>
             <w:vAlign w:val="center"/>
           </w:tcPr>
           <w:p>
@@ -9589,7 +9591,7 @@
         </w:trPr>
         <w:tc>
           <w:tcPr>
-            <w:tcW w:w="4680" w:type="dxa"/>
+            <w:tcW w:w="4708" w:type="dxa"/>
             <w:vAlign w:val="center"/>
           </w:tcPr>
           <w:p>
@@ -9607,7 +9609,7 @@
         </w:tc>
         <w:tc>
           <w:tcPr>
-            <w:tcW w:w="4680" w:type="dxa"/>
+            <w:tcW w:w="3961" w:type="dxa"/>
             <w:vAlign w:val="center"/>
           </w:tcPr>
           <w:p>
@@ -9631,7 +9633,7 @@
         </w:trPr>
         <w:tc>
           <w:tcPr>
-            <w:tcW w:w="4680" w:type="dxa"/>
+            <w:tcW w:w="4708" w:type="dxa"/>
             <w:vAlign w:val="center"/>
           </w:tcPr>
           <w:p>
@@ -9649,7 +9651,7 @@
         </w:tc>
         <w:tc>
           <w:tcPr>
-            <w:tcW w:w="4680" w:type="dxa"/>
+            <w:tcW w:w="3961" w:type="dxa"/>
             <w:vAlign w:val="center"/>
           </w:tcPr>
           <w:p>
@@ -9673,7 +9675,7 @@
         </w:trPr>
         <w:tc>
           <w:tcPr>
-            <w:tcW w:w="4680" w:type="dxa"/>
+            <w:tcW w:w="4708" w:type="dxa"/>
             <w:vAlign w:val="center"/>
           </w:tcPr>
           <w:p>
@@ -9691,7 +9693,7 @@
         </w:tc>
         <w:tc>
           <w:tcPr>
-            <w:tcW w:w="4680" w:type="dxa"/>
+            <w:tcW w:w="3961" w:type="dxa"/>
             <w:vAlign w:val="center"/>
           </w:tcPr>
           <w:p>
@@ -9715,7 +9717,7 @@
         </w:trPr>
         <w:tc>
           <w:tcPr>
-            <w:tcW w:w="4680" w:type="dxa"/>
+            <w:tcW w:w="4708" w:type="dxa"/>
             <w:vAlign w:val="center"/>
           </w:tcPr>
           <w:p>
@@ -9732,7 +9734,7 @@
         </w:tc>
         <w:tc>
           <w:tcPr>
-            <w:tcW w:w="4680" w:type="dxa"/>
+            <w:tcW w:w="3961" w:type="dxa"/>
             <w:vAlign w:val="center"/>
           </w:tcPr>
           <w:p>
@@ -9767,7 +9769,7 @@
       <w:pPr>
         <w:pStyle w:val="Heading2"/>
       </w:pPr>
-      <w:bookmarkStart w:id="18" w:name="_Toc241218999"/>
+      <w:bookmarkStart w:id="18" w:name="_Toc241220531"/>
       <w:r>
         <w:t>1.7 Resource requirements</w:t>
       </w:r>
@@ -9777,7 +9779,7 @@
       <w:pPr>
         <w:pStyle w:val="Heading3"/>
       </w:pPr>
-      <w:bookmarkStart w:id="19" w:name="_Toc241219000"/>
+      <w:bookmarkStart w:id="19" w:name="_Toc241220532"/>
       <w:r>
         <w:t>1.7.1 Hardware</w:t>
       </w:r>
@@ -9795,7 +9797,7 @@
       <w:pPr>
         <w:pStyle w:val="Heading3"/>
       </w:pPr>
-      <w:bookmarkStart w:id="20" w:name="_Toc241219001"/>
+      <w:bookmarkStart w:id="20" w:name="_Toc241220533"/>
       <w:r>
         <w:t>1.7.2 Software</w:t>
       </w:r>
@@ -9813,7 +9815,7 @@
       <w:pPr>
         <w:pStyle w:val="Heading2"/>
       </w:pPr>
-      <w:bookmarkStart w:id="21" w:name="_Toc241219002"/>
+      <w:bookmarkStart w:id="21" w:name="_Toc241220534"/>
       <w:r>
         <w:t>1.8 Structure of the thesis</w:t>
       </w:r>
@@ -9832,7 +9834,7 @@
         <w:pStyle w:val="Heading1"/>
         <w:pageBreakBefore/>
       </w:pPr>
-      <w:bookmarkStart w:id="22" w:name="_Toc241219003"/>
+      <w:bookmarkStart w:id="22" w:name="_Toc241220535"/>
       <w:r>
         <w:lastRenderedPageBreak/>
         <w:t>2 OBJECTIVES</w:t>
@@ -9843,7 +9845,7 @@
       <w:pPr>
         <w:pStyle w:val="Heading2"/>
       </w:pPr>
-      <w:bookmarkStart w:id="23" w:name="_Toc241219004"/>
+      <w:bookmarkStart w:id="23" w:name="_Toc241220536"/>
       <w:r>
         <w:t>2.1 General objective</w:t>
       </w:r>
@@ -9861,7 +9863,7 @@
       <w:pPr>
         <w:pStyle w:val="Heading2"/>
       </w:pPr>
-      <w:bookmarkStart w:id="24" w:name="_Toc241219005"/>
+      <w:bookmarkStart w:id="24" w:name="_Toc241220537"/>
       <w:r>
         <w:t>2.2 Specific objectives</w:t>
       </w:r>
@@ -9912,7 +9914,7 @@
         <w:pStyle w:val="Heading1"/>
         <w:pageBreakBefore/>
       </w:pPr>
-      <w:bookmarkStart w:id="25" w:name="_Toc241219006"/>
+      <w:bookmarkStart w:id="25" w:name="_Toc241220538"/>
       <w:r>
         <w:lastRenderedPageBreak/>
         <w:t>3 LITERATURE REVIEW</w:t>
@@ -9931,7 +9933,7 @@
       <w:pPr>
         <w:pStyle w:val="Heading2"/>
       </w:pPr>
-      <w:bookmarkStart w:id="26" w:name="_Toc241219007"/>
+      <w:bookmarkStart w:id="26" w:name="_Toc241220539"/>
       <w:r>
         <w:t>3.1 Conceptual map of the literature</w:t>
       </w:r>
@@ -9997,7 +9999,7 @@
         <w:pStyle w:val="FigCaption"/>
         <w:spacing w:after="200"/>
       </w:pPr>
-      <w:bookmarkStart w:id="27" w:name="_Toc241219064"/>
+      <w:bookmarkStart w:id="27" w:name="_Toc241220596"/>
       <w:r>
         <w:t>Figure 3.1: Conceptual map of the reviewed literature, showing how the capability strand and the safety strand converge on the research gap addressed by this thesis.</w:t>
       </w:r>
@@ -10007,7 +10009,7 @@
       <w:pPr>
         <w:pStyle w:val="Heading2"/>
       </w:pPr>
-      <w:bookmarkStart w:id="28" w:name="_Toc241219008"/>
+      <w:bookmarkStart w:id="28" w:name="_Toc241220540"/>
       <w:r>
         <w:t>3.2 Domain overview</w:t>
       </w:r>
@@ -10029,7 +10031,7 @@
       <w:pPr>
         <w:pStyle w:val="Heading2"/>
       </w:pPr>
-      <w:bookmarkStart w:id="29" w:name="_Toc241219009"/>
+      <w:bookmarkStart w:id="29" w:name="_Toc241220541"/>
       <w:r>
         <w:t>3.3 Existing systems, frameworks and designs</w:t>
       </w:r>
@@ -10049,7 +10051,7 @@
         <w:keepNext/>
         <w:spacing w:before="200" w:after="80"/>
       </w:pPr>
-      <w:bookmarkStart w:id="30" w:name="_Toc241219079"/>
+      <w:bookmarkStart w:id="30" w:name="_Toc241220611"/>
       <w:r>
         <w:t>Table 3.1: Representative prior systems against the requirements of this study.</w:t>
       </w:r>
@@ -10058,7 +10060,7 @@
     <w:tbl>
       <w:tblPr>
         <w:tblStyle w:val="TableGrid"/>
-        <w:tblW w:w="9360" w:type="dxa"/>
+        <w:tblW w:w="8669" w:type="dxa"/>
         <w:jc w:val="center"/>
         <w:tblBorders>
           <w:top w:val="single" w:sz="4" w:space="0" w:color="000000"/>
@@ -10068,14 +10070,15 @@
           <w:insideH w:val="single" w:sz="4" w:space="0" w:color="000000"/>
           <w:insideV w:val="single" w:sz="4" w:space="0" w:color="000000"/>
         </w:tblBorders>
+        <w:tblLayout w:type="fixed"/>
         <w:tblLook w:val="04A0" w:firstRow="1" w:lastRow="0" w:firstColumn="1" w:lastColumn="0" w:noHBand="0" w:noVBand="1"/>
       </w:tblPr>
       <w:tblGrid>
-        <w:gridCol w:w="1737"/>
-        <w:gridCol w:w="1665"/>
-        <w:gridCol w:w="2155"/>
-        <w:gridCol w:w="2610"/>
-        <w:gridCol w:w="1193"/>
+        <w:gridCol w:w="2019"/>
+        <w:gridCol w:w="1528"/>
+        <w:gridCol w:w="1966"/>
+        <w:gridCol w:w="1794"/>
+        <w:gridCol w:w="1362"/>
       </w:tblGrid>
       <w:tr>
         <w:trPr>
@@ -10085,7 +10088,7 @@
         </w:trPr>
         <w:tc>
           <w:tcPr>
-            <w:tcW w:w="1593" w:type="dxa"/>
+            <w:tcW w:w="2019" w:type="dxa"/>
             <w:vAlign w:val="center"/>
           </w:tcPr>
           <w:p>
@@ -10104,7 +10107,7 @@
         </w:tc>
         <w:tc>
           <w:tcPr>
-            <w:tcW w:w="1692" w:type="dxa"/>
+            <w:tcW w:w="1528" w:type="dxa"/>
             <w:vAlign w:val="center"/>
           </w:tcPr>
           <w:p>
@@ -10123,7 +10126,7 @@
         </w:tc>
         <w:tc>
           <w:tcPr>
-            <w:tcW w:w="2190" w:type="dxa"/>
+            <w:tcW w:w="1966" w:type="dxa"/>
             <w:vAlign w:val="center"/>
           </w:tcPr>
           <w:p>
@@ -10142,7 +10145,7 @@
         </w:tc>
         <w:tc>
           <w:tcPr>
-            <w:tcW w:w="2688" w:type="dxa"/>
+            <w:tcW w:w="1794" w:type="dxa"/>
             <w:vAlign w:val="center"/>
           </w:tcPr>
           <w:p>
@@ -10161,7 +10164,7 @@
         </w:tc>
         <w:tc>
           <w:tcPr>
-            <w:tcW w:w="1194" w:type="dxa"/>
+            <w:tcW w:w="1362" w:type="dxa"/>
             <w:vAlign w:val="center"/>
           </w:tcPr>
           <w:p>
@@ -10186,7 +10189,7 @@
         </w:trPr>
         <w:tc>
           <w:tcPr>
-            <w:tcW w:w="1593" w:type="dxa"/>
+            <w:tcW w:w="2019" w:type="dxa"/>
             <w:vAlign w:val="center"/>
           </w:tcPr>
           <w:p>
@@ -10204,7 +10207,7 @@
         </w:tc>
         <w:tc>
           <w:tcPr>
-            <w:tcW w:w="1692" w:type="dxa"/>
+            <w:tcW w:w="1528" w:type="dxa"/>
             <w:vAlign w:val="center"/>
           </w:tcPr>
           <w:p>
@@ -10222,7 +10225,7 @@
         </w:tc>
         <w:tc>
           <w:tcPr>
-            <w:tcW w:w="2190" w:type="dxa"/>
+            <w:tcW w:w="1966" w:type="dxa"/>
             <w:vAlign w:val="center"/>
           </w:tcPr>
           <w:p>
@@ -10240,7 +10243,7 @@
         </w:tc>
         <w:tc>
           <w:tcPr>
-            <w:tcW w:w="2688" w:type="dxa"/>
+            <w:tcW w:w="1794" w:type="dxa"/>
             <w:vAlign w:val="center"/>
           </w:tcPr>
           <w:p>
@@ -10258,7 +10261,7 @@
         </w:tc>
         <w:tc>
           <w:tcPr>
-            <w:tcW w:w="1194" w:type="dxa"/>
+            <w:tcW w:w="1362" w:type="dxa"/>
             <w:vAlign w:val="center"/>
           </w:tcPr>
           <w:p>
@@ -10282,7 +10285,7 @@
         </w:trPr>
         <w:tc>
           <w:tcPr>
-            <w:tcW w:w="1593" w:type="dxa"/>
+            <w:tcW w:w="2019" w:type="dxa"/>
             <w:vAlign w:val="center"/>
           </w:tcPr>
           <w:p>
@@ -10300,7 +10303,7 @@
         </w:tc>
         <w:tc>
           <w:tcPr>
-            <w:tcW w:w="1692" w:type="dxa"/>
+            <w:tcW w:w="1528" w:type="dxa"/>
             <w:vAlign w:val="center"/>
           </w:tcPr>
           <w:p>
@@ -10318,7 +10321,7 @@
         </w:tc>
         <w:tc>
           <w:tcPr>
-            <w:tcW w:w="2190" w:type="dxa"/>
+            <w:tcW w:w="1966" w:type="dxa"/>
             <w:vAlign w:val="center"/>
           </w:tcPr>
           <w:p>
@@ -10336,7 +10339,7 @@
         </w:tc>
         <w:tc>
           <w:tcPr>
-            <w:tcW w:w="2688" w:type="dxa"/>
+            <w:tcW w:w="1794" w:type="dxa"/>
             <w:vAlign w:val="center"/>
           </w:tcPr>
           <w:p>
@@ -10354,7 +10357,7 @@
         </w:tc>
         <w:tc>
           <w:tcPr>
-            <w:tcW w:w="1194" w:type="dxa"/>
+            <w:tcW w:w="1362" w:type="dxa"/>
             <w:vAlign w:val="center"/>
           </w:tcPr>
           <w:p>
@@ -10378,7 +10381,7 @@
         </w:trPr>
         <w:tc>
           <w:tcPr>
-            <w:tcW w:w="1593" w:type="dxa"/>
+            <w:tcW w:w="2019" w:type="dxa"/>
             <w:vAlign w:val="center"/>
           </w:tcPr>
           <w:p>
@@ -10396,7 +10399,7 @@
         </w:tc>
         <w:tc>
           <w:tcPr>
-            <w:tcW w:w="1692" w:type="dxa"/>
+            <w:tcW w:w="1528" w:type="dxa"/>
             <w:vAlign w:val="center"/>
           </w:tcPr>
           <w:p>
@@ -10414,7 +10417,7 @@
         </w:tc>
         <w:tc>
           <w:tcPr>
-            <w:tcW w:w="2190" w:type="dxa"/>
+            <w:tcW w:w="1966" w:type="dxa"/>
             <w:vAlign w:val="center"/>
           </w:tcPr>
           <w:p>
@@ -10432,7 +10435,7 @@
         </w:tc>
         <w:tc>
           <w:tcPr>
-            <w:tcW w:w="2688" w:type="dxa"/>
+            <w:tcW w:w="1794" w:type="dxa"/>
             <w:vAlign w:val="center"/>
           </w:tcPr>
           <w:p>
@@ -10450,7 +10453,7 @@
         </w:tc>
         <w:tc>
           <w:tcPr>
-            <w:tcW w:w="1194" w:type="dxa"/>
+            <w:tcW w:w="1362" w:type="dxa"/>
             <w:vAlign w:val="center"/>
           </w:tcPr>
           <w:p>
@@ -10474,7 +10477,7 @@
         </w:trPr>
         <w:tc>
           <w:tcPr>
-            <w:tcW w:w="1593" w:type="dxa"/>
+            <w:tcW w:w="2019" w:type="dxa"/>
             <w:vAlign w:val="center"/>
           </w:tcPr>
           <w:p>
@@ -10492,7 +10495,7 @@
         </w:tc>
         <w:tc>
           <w:tcPr>
-            <w:tcW w:w="1692" w:type="dxa"/>
+            <w:tcW w:w="1528" w:type="dxa"/>
             <w:vAlign w:val="center"/>
           </w:tcPr>
           <w:p>
@@ -10510,7 +10513,7 @@
         </w:tc>
         <w:tc>
           <w:tcPr>
-            <w:tcW w:w="2190" w:type="dxa"/>
+            <w:tcW w:w="1966" w:type="dxa"/>
             <w:vAlign w:val="center"/>
           </w:tcPr>
           <w:p>
@@ -10528,7 +10531,7 @@
         </w:tc>
         <w:tc>
           <w:tcPr>
-            <w:tcW w:w="2688" w:type="dxa"/>
+            <w:tcW w:w="1794" w:type="dxa"/>
             <w:vAlign w:val="center"/>
           </w:tcPr>
           <w:p>
@@ -10546,7 +10549,7 @@
         </w:tc>
         <w:tc>
           <w:tcPr>
-            <w:tcW w:w="1194" w:type="dxa"/>
+            <w:tcW w:w="1362" w:type="dxa"/>
             <w:vAlign w:val="center"/>
           </w:tcPr>
           <w:p>
@@ -10570,7 +10573,7 @@
         </w:trPr>
         <w:tc>
           <w:tcPr>
-            <w:tcW w:w="1593" w:type="dxa"/>
+            <w:tcW w:w="2019" w:type="dxa"/>
             <w:vAlign w:val="center"/>
           </w:tcPr>
           <w:p>
@@ -10588,7 +10591,7 @@
         </w:tc>
         <w:tc>
           <w:tcPr>
-            <w:tcW w:w="1692" w:type="dxa"/>
+            <w:tcW w:w="1528" w:type="dxa"/>
             <w:vAlign w:val="center"/>
           </w:tcPr>
           <w:p>
@@ -10606,7 +10609,7 @@
         </w:tc>
         <w:tc>
           <w:tcPr>
-            <w:tcW w:w="2190" w:type="dxa"/>
+            <w:tcW w:w="1966" w:type="dxa"/>
             <w:vAlign w:val="center"/>
           </w:tcPr>
           <w:p>
@@ -10624,7 +10627,7 @@
         </w:tc>
         <w:tc>
           <w:tcPr>
-            <w:tcW w:w="2688" w:type="dxa"/>
+            <w:tcW w:w="1794" w:type="dxa"/>
             <w:vAlign w:val="center"/>
           </w:tcPr>
           <w:p>
@@ -10642,7 +10645,7 @@
         </w:tc>
         <w:tc>
           <w:tcPr>
-            <w:tcW w:w="1194" w:type="dxa"/>
+            <w:tcW w:w="1362" w:type="dxa"/>
             <w:vAlign w:val="center"/>
           </w:tcPr>
           <w:p>
@@ -10666,7 +10669,7 @@
         </w:trPr>
         <w:tc>
           <w:tcPr>
-            <w:tcW w:w="1593" w:type="dxa"/>
+            <w:tcW w:w="2019" w:type="dxa"/>
             <w:vAlign w:val="center"/>
           </w:tcPr>
           <w:p>
@@ -10684,7 +10687,7 @@
         </w:tc>
         <w:tc>
           <w:tcPr>
-            <w:tcW w:w="1692" w:type="dxa"/>
+            <w:tcW w:w="1528" w:type="dxa"/>
             <w:vAlign w:val="center"/>
           </w:tcPr>
           <w:p>
@@ -10702,7 +10705,7 @@
         </w:tc>
         <w:tc>
           <w:tcPr>
-            <w:tcW w:w="2190" w:type="dxa"/>
+            <w:tcW w:w="1966" w:type="dxa"/>
             <w:vAlign w:val="center"/>
           </w:tcPr>
           <w:p>
@@ -10720,7 +10723,7 @@
         </w:tc>
         <w:tc>
           <w:tcPr>
-            <w:tcW w:w="2688" w:type="dxa"/>
+            <w:tcW w:w="1794" w:type="dxa"/>
             <w:vAlign w:val="center"/>
           </w:tcPr>
           <w:p>
@@ -10738,7 +10741,7 @@
         </w:tc>
         <w:tc>
           <w:tcPr>
-            <w:tcW w:w="1194" w:type="dxa"/>
+            <w:tcW w:w="1362" w:type="dxa"/>
             <w:vAlign w:val="center"/>
           </w:tcPr>
           <w:p>
@@ -10762,7 +10765,7 @@
         </w:trPr>
         <w:tc>
           <w:tcPr>
-            <w:tcW w:w="1593" w:type="dxa"/>
+            <w:tcW w:w="2019" w:type="dxa"/>
             <w:vAlign w:val="center"/>
           </w:tcPr>
           <w:p>
@@ -10779,7 +10782,7 @@
         </w:tc>
         <w:tc>
           <w:tcPr>
-            <w:tcW w:w="1692" w:type="dxa"/>
+            <w:tcW w:w="1528" w:type="dxa"/>
             <w:vAlign w:val="center"/>
           </w:tcPr>
           <w:p>
@@ -10796,7 +10799,7 @@
         </w:tc>
         <w:tc>
           <w:tcPr>
-            <w:tcW w:w="2190" w:type="dxa"/>
+            <w:tcW w:w="1966" w:type="dxa"/>
             <w:vAlign w:val="center"/>
           </w:tcPr>
           <w:p>
@@ -10813,7 +10816,7 @@
         </w:tc>
         <w:tc>
           <w:tcPr>
-            <w:tcW w:w="2688" w:type="dxa"/>
+            <w:tcW w:w="1794" w:type="dxa"/>
             <w:vAlign w:val="center"/>
           </w:tcPr>
           <w:p>
@@ -10830,7 +10833,7 @@
         </w:tc>
         <w:tc>
           <w:tcPr>
-            <w:tcW w:w="1194" w:type="dxa"/>
+            <w:tcW w:w="1362" w:type="dxa"/>
             <w:vAlign w:val="center"/>
           </w:tcPr>
           <w:p>
@@ -10861,7 +10864,7 @@
       <w:pPr>
         <w:pStyle w:val="Heading2"/>
       </w:pPr>
-      <w:bookmarkStart w:id="31" w:name="_Toc241219010"/>
+      <w:bookmarkStart w:id="31" w:name="_Toc241220542"/>
       <w:r>
         <w:t>3.4 Technological analysis</w:t>
       </w:r>
@@ -10871,7 +10874,7 @@
       <w:pPr>
         <w:pStyle w:val="Heading3"/>
       </w:pPr>
-      <w:bookmarkStart w:id="32" w:name="_Toc241219011"/>
+      <w:bookmarkStart w:id="32" w:name="_Toc241220543"/>
       <w:r>
         <w:t>3.4.1 Algorithmic analysis</w:t>
       </w:r>
@@ -10891,7 +10894,7 @@
         <w:keepNext/>
         <w:spacing w:before="200" w:after="80"/>
       </w:pPr>
-      <w:bookmarkStart w:id="33" w:name="_Toc241219080"/>
+      <w:bookmarkStart w:id="33" w:name="_Toc241220612"/>
       <w:r>
         <w:t>Table 3.2: Candidate architectures compared.</w:t>
       </w:r>
@@ -10900,7 +10903,7 @@
     <w:tbl>
       <w:tblPr>
         <w:tblStyle w:val="TableGrid"/>
-        <w:tblW w:w="9360" w:type="dxa"/>
+        <w:tblW w:w="8669" w:type="dxa"/>
         <w:jc w:val="center"/>
         <w:tblBorders>
           <w:top w:val="single" w:sz="4" w:space="0" w:color="000000"/>
@@ -10910,13 +10913,14 @@
           <w:insideH w:val="single" w:sz="4" w:space="0" w:color="000000"/>
           <w:insideV w:val="single" w:sz="4" w:space="0" w:color="000000"/>
         </w:tblBorders>
+        <w:tblLayout w:type="fixed"/>
         <w:tblLook w:val="04A0" w:firstRow="1" w:lastRow="0" w:firstColumn="1" w:lastColumn="0" w:noHBand="0" w:noVBand="1"/>
       </w:tblPr>
       <w:tblGrid>
-        <w:gridCol w:w="1779"/>
-        <w:gridCol w:w="2527"/>
-        <w:gridCol w:w="2527"/>
-        <w:gridCol w:w="2527"/>
+        <w:gridCol w:w="1723"/>
+        <w:gridCol w:w="2005"/>
+        <w:gridCol w:w="2581"/>
+        <w:gridCol w:w="2360"/>
       </w:tblGrid>
       <w:tr>
         <w:trPr>
@@ -10926,7 +10930,7 @@
         </w:trPr>
         <w:tc>
           <w:tcPr>
-            <w:tcW w:w="1778" w:type="dxa"/>
+            <w:tcW w:w="1723" w:type="dxa"/>
             <w:vAlign w:val="center"/>
           </w:tcPr>
           <w:p>
@@ -10945,7 +10949,7 @@
         </w:tc>
         <w:tc>
           <w:tcPr>
-            <w:tcW w:w="2527" w:type="dxa"/>
+            <w:tcW w:w="2005" w:type="dxa"/>
             <w:vAlign w:val="center"/>
           </w:tcPr>
           <w:p>
@@ -10964,7 +10968,7 @@
         </w:tc>
         <w:tc>
           <w:tcPr>
-            <w:tcW w:w="2527" w:type="dxa"/>
+            <w:tcW w:w="2581" w:type="dxa"/>
             <w:vAlign w:val="center"/>
           </w:tcPr>
           <w:p>
@@ -10983,7 +10987,7 @@
         </w:tc>
         <w:tc>
           <w:tcPr>
-            <w:tcW w:w="2527" w:type="dxa"/>
+            <w:tcW w:w="2360" w:type="dxa"/>
             <w:vAlign w:val="center"/>
           </w:tcPr>
           <w:p>
@@ -11008,7 +11012,7 @@
         </w:trPr>
         <w:tc>
           <w:tcPr>
-            <w:tcW w:w="1778" w:type="dxa"/>
+            <w:tcW w:w="1723" w:type="dxa"/>
             <w:vAlign w:val="center"/>
           </w:tcPr>
           <w:p>
@@ -11026,7 +11030,7 @@
         </w:tc>
         <w:tc>
           <w:tcPr>
-            <w:tcW w:w="2527" w:type="dxa"/>
+            <w:tcW w:w="2005" w:type="dxa"/>
             <w:vAlign w:val="center"/>
           </w:tcPr>
           <w:p>
@@ -11044,7 +11048,7 @@
         </w:tc>
         <w:tc>
           <w:tcPr>
-            <w:tcW w:w="2527" w:type="dxa"/>
+            <w:tcW w:w="2581" w:type="dxa"/>
             <w:vAlign w:val="center"/>
           </w:tcPr>
           <w:p>
@@ -11062,7 +11066,7 @@
         </w:tc>
         <w:tc>
           <w:tcPr>
-            <w:tcW w:w="2527" w:type="dxa"/>
+            <w:tcW w:w="2360" w:type="dxa"/>
             <w:vAlign w:val="center"/>
           </w:tcPr>
           <w:p>
@@ -11086,7 +11090,7 @@
         </w:trPr>
         <w:tc>
           <w:tcPr>
-            <w:tcW w:w="1778" w:type="dxa"/>
+            <w:tcW w:w="1723" w:type="dxa"/>
             <w:vAlign w:val="center"/>
           </w:tcPr>
           <w:p>
@@ -11104,7 +11108,7 @@
         </w:tc>
         <w:tc>
           <w:tcPr>
-            <w:tcW w:w="2527" w:type="dxa"/>
+            <w:tcW w:w="2005" w:type="dxa"/>
             <w:vAlign w:val="center"/>
           </w:tcPr>
           <w:p>
@@ -11122,7 +11126,7 @@
         </w:tc>
         <w:tc>
           <w:tcPr>
-            <w:tcW w:w="2527" w:type="dxa"/>
+            <w:tcW w:w="2581" w:type="dxa"/>
             <w:vAlign w:val="center"/>
           </w:tcPr>
           <w:p>
@@ -11140,7 +11144,7 @@
         </w:tc>
         <w:tc>
           <w:tcPr>
-            <w:tcW w:w="2527" w:type="dxa"/>
+            <w:tcW w:w="2360" w:type="dxa"/>
             <w:vAlign w:val="center"/>
           </w:tcPr>
           <w:p>
@@ -11164,7 +11168,7 @@
         </w:trPr>
         <w:tc>
           <w:tcPr>
-            <w:tcW w:w="1778" w:type="dxa"/>
+            <w:tcW w:w="1723" w:type="dxa"/>
             <w:vAlign w:val="center"/>
           </w:tcPr>
           <w:p>
@@ -11182,7 +11186,7 @@
         </w:tc>
         <w:tc>
           <w:tcPr>
-            <w:tcW w:w="2527" w:type="dxa"/>
+            <w:tcW w:w="2005" w:type="dxa"/>
             <w:vAlign w:val="center"/>
           </w:tcPr>
           <w:p>
@@ -11200,7 +11204,7 @@
         </w:tc>
         <w:tc>
           <w:tcPr>
-            <w:tcW w:w="2527" w:type="dxa"/>
+            <w:tcW w:w="2581" w:type="dxa"/>
             <w:vAlign w:val="center"/>
           </w:tcPr>
           <w:p>
@@ -11218,7 +11222,7 @@
         </w:tc>
         <w:tc>
           <w:tcPr>
-            <w:tcW w:w="2527" w:type="dxa"/>
+            <w:tcW w:w="2360" w:type="dxa"/>
             <w:vAlign w:val="center"/>
           </w:tcPr>
           <w:p>
@@ -11242,7 +11246,7 @@
         </w:trPr>
         <w:tc>
           <w:tcPr>
-            <w:tcW w:w="1778" w:type="dxa"/>
+            <w:tcW w:w="1723" w:type="dxa"/>
             <w:vAlign w:val="center"/>
           </w:tcPr>
           <w:p>
@@ -11260,7 +11264,7 @@
         </w:tc>
         <w:tc>
           <w:tcPr>
-            <w:tcW w:w="2527" w:type="dxa"/>
+            <w:tcW w:w="2005" w:type="dxa"/>
             <w:vAlign w:val="center"/>
           </w:tcPr>
           <w:p>
@@ -11278,7 +11282,7 @@
         </w:tc>
         <w:tc>
           <w:tcPr>
-            <w:tcW w:w="2527" w:type="dxa"/>
+            <w:tcW w:w="2581" w:type="dxa"/>
             <w:vAlign w:val="center"/>
           </w:tcPr>
           <w:p>
@@ -11296,7 +11300,7 @@
         </w:tc>
         <w:tc>
           <w:tcPr>
-            <w:tcW w:w="2527" w:type="dxa"/>
+            <w:tcW w:w="2360" w:type="dxa"/>
             <w:vAlign w:val="center"/>
           </w:tcPr>
           <w:p>
@@ -11320,7 +11324,7 @@
         </w:trPr>
         <w:tc>
           <w:tcPr>
-            <w:tcW w:w="1778" w:type="dxa"/>
+            <w:tcW w:w="1723" w:type="dxa"/>
             <w:vAlign w:val="center"/>
           </w:tcPr>
           <w:p>
@@ -11338,7 +11342,7 @@
         </w:tc>
         <w:tc>
           <w:tcPr>
-            <w:tcW w:w="2527" w:type="dxa"/>
+            <w:tcW w:w="2005" w:type="dxa"/>
             <w:vAlign w:val="center"/>
           </w:tcPr>
           <w:p>
@@ -11356,7 +11360,7 @@
         </w:tc>
         <w:tc>
           <w:tcPr>
-            <w:tcW w:w="2527" w:type="dxa"/>
+            <w:tcW w:w="2581" w:type="dxa"/>
             <w:vAlign w:val="center"/>
           </w:tcPr>
           <w:p>
@@ -11374,7 +11378,7 @@
         </w:tc>
         <w:tc>
           <w:tcPr>
-            <w:tcW w:w="2527" w:type="dxa"/>
+            <w:tcW w:w="2360" w:type="dxa"/>
             <w:vAlign w:val="center"/>
           </w:tcPr>
           <w:p>
@@ -11398,7 +11402,7 @@
         </w:trPr>
         <w:tc>
           <w:tcPr>
-            <w:tcW w:w="1778" w:type="dxa"/>
+            <w:tcW w:w="1723" w:type="dxa"/>
             <w:vAlign w:val="center"/>
           </w:tcPr>
           <w:p>
@@ -11416,7 +11420,7 @@
         </w:tc>
         <w:tc>
           <w:tcPr>
-            <w:tcW w:w="2527" w:type="dxa"/>
+            <w:tcW w:w="2005" w:type="dxa"/>
             <w:vAlign w:val="center"/>
           </w:tcPr>
           <w:p>
@@ -11434,7 +11438,7 @@
         </w:tc>
         <w:tc>
           <w:tcPr>
-            <w:tcW w:w="2527" w:type="dxa"/>
+            <w:tcW w:w="2581" w:type="dxa"/>
             <w:vAlign w:val="center"/>
           </w:tcPr>
           <w:p>
@@ -11452,7 +11456,7 @@
         </w:tc>
         <w:tc>
           <w:tcPr>
-            <w:tcW w:w="2527" w:type="dxa"/>
+            <w:tcW w:w="2360" w:type="dxa"/>
             <w:vAlign w:val="center"/>
           </w:tcPr>
           <w:p>
@@ -11476,7 +11480,7 @@
         </w:trPr>
         <w:tc>
           <w:tcPr>
-            <w:tcW w:w="1778" w:type="dxa"/>
+            <w:tcW w:w="1723" w:type="dxa"/>
             <w:vAlign w:val="center"/>
           </w:tcPr>
           <w:p>
@@ -11493,7 +11497,7 @@
         </w:tc>
         <w:tc>
           <w:tcPr>
-            <w:tcW w:w="2527" w:type="dxa"/>
+            <w:tcW w:w="2005" w:type="dxa"/>
             <w:vAlign w:val="center"/>
           </w:tcPr>
           <w:p>
@@ -11510,7 +11514,7 @@
         </w:tc>
         <w:tc>
           <w:tcPr>
-            <w:tcW w:w="2527" w:type="dxa"/>
+            <w:tcW w:w="2581" w:type="dxa"/>
             <w:vAlign w:val="center"/>
           </w:tcPr>
           <w:p>
@@ -11527,7 +11531,7 @@
         </w:tc>
         <w:tc>
           <w:tcPr>
-            <w:tcW w:w="2527" w:type="dxa"/>
+            <w:tcW w:w="2360" w:type="dxa"/>
             <w:vAlign w:val="center"/>
           </w:tcPr>
           <w:p>
@@ -11550,18 +11554,18 @@
         <w:jc w:val="both"/>
       </w:pPr>
       <w:r>
-        <w:t xml:space="preserve">Selection followed project specific criteria rather than general superiority: demonstrated use on chest radiography, ImageNet weights in the deployment framework, and inference cost compatible with serving without an accelerator. Pan and Yang formalised transfer learning [21] and Tajbakhsh et al. showed that fine tuning outperforms training from </w:t>
+        <w:t xml:space="preserve">Selection followed project specific criteria rather than general superiority: demonstrated use on chest radiography, ImageNet weights in the deployment framework, and inference cost compatible with serving without an accelerator. Pan and Yang formalised transfer </w:t>
       </w:r>
       <w:r>
         <w:lastRenderedPageBreak/>
-        <w:t>scratch on small medical datasets [27]; ImageNet [28] remains the standard source domain, which motivates the two stage protocol, and Litjens et al. caution about dataset bias [4]. For input validity the options divide by where they read the network. Hendrycks and Gimpel showed that the maximum softmax probability is weakly informative but unreliable alone, because networks are confidently wrong [15]. Lee et al. fit class conditional Gaussians to the penultimate features with a shared covariance and score an input by its minimum Mahalanobis distance [16]. Liu et al. proposed the energy score, the negative log sum exp of the logits [17]. Yang et al. distinguish the far regime from the near regime, where the input is the right modality but an unseen class [18]. All three are post hoc.</w:t>
+        <w:t>learning [21] and Tajbakhsh et al. showed that fine tuning outperforms training from scratch on small medical datasets [27]; ImageNet [28] remains the standard source domain, which motivates the two stage protocol, and Litjens et al. caution about dataset bias [4]. For input validity the options divide by where they read the network. Hendrycks and Gimpel showed that the maximum softmax probability is weakly informative but unreliable alone, because networks are confidently wrong [15]. Lee et al. fit class conditional Gaussians to the penultimate features with a shared covariance and score an input by its minimum Mahalanobis distance [16]. Liu et al. proposed the energy score, the negative log sum exp of the logits [17]. Yang et al. distinguish the far regime from the near regime, where the input is the right modality but an unseen class [18]. All three are post hoc.</w:t>
       </w:r>
     </w:p>
     <w:p>
       <w:pPr>
         <w:pStyle w:val="Heading3"/>
       </w:pPr>
-      <w:bookmarkStart w:id="34" w:name="_Toc241219012"/>
+      <w:bookmarkStart w:id="34" w:name="_Toc241220544"/>
       <w:r>
         <w:t>3.4.2 Design analysis</w:t>
       </w:r>
@@ -11579,7 +11583,7 @@
       <w:pPr>
         <w:pStyle w:val="Heading3"/>
       </w:pPr>
-      <w:bookmarkStart w:id="35" w:name="_Toc241219013"/>
+      <w:bookmarkStart w:id="35" w:name="_Toc241220545"/>
       <w:r>
         <w:t>3.4.3 Workflow analysis</w:t>
       </w:r>
@@ -11590,18 +11594,18 @@
         <w:jc w:val="both"/>
       </w:pPr>
       <w:r>
-        <w:t xml:space="preserve">The reviewed systems share one workflow: an image is resized and normalised, one forward pass produces a softmax vector, the largest entry is reported as the diagnosis with its probability as confidence. Three limitations matter here. There is no gate between the forward pass and the output, so the pipeline has no state in which it declines to answer. The explanation is terminal rather than measured. And the workflow ends at the prediction, so a decision taken inside the model does not survive persistence, reopening or export. The evaluation workflow shows the same pattern. Overall accuracy is inadequate under class imbalance, and per class precision, recall and F1 with the confusion matrix </w:t>
+        <w:t xml:space="preserve">The reviewed systems share one workflow: an image is resized and normalised, one forward pass produces a softmax vector, the largest entry is reported as the diagnosis with its probability as confidence. Three limitations matter here. There is no gate between the forward pass and the output, so the pipeline has no state in which it declines to answer. The explanation is terminal rather than measured. And the workflow ends at the prediction, so a decision taken inside the model does not survive persistence, reopening or export. The evaluation workflow shows the same pattern. Overall accuracy is inadequate </w:t>
       </w:r>
       <w:r>
         <w:lastRenderedPageBreak/>
-        <w:t>are what expose this. For input validity the quantities differ again, since AUROC measures threshold free separability [15], [17] while the operating point must also be reported as the proportion of genuine scans retained. Across Table 3.1 no reviewed system reports either an input validity metric or an explanation localisation metric.</w:t>
+        <w:t>under class imbalance, and per class precision, recall and F1 with the confusion matrix are what expose this. For input validity the quantities differ again, since AUROC measures threshold free separability [15], [17] while the operating point must also be reported as the proportion of genuine scans retained. Across Table 3.1 no reviewed system reports either an input validity metric or an explanation localisation metric.</w:t>
       </w:r>
     </w:p>
     <w:p>
       <w:pPr>
         <w:pStyle w:val="Heading2"/>
       </w:pPr>
-      <w:bookmarkStart w:id="36" w:name="_Toc241219014"/>
+      <w:bookmarkStart w:id="36" w:name="_Toc241220546"/>
       <w:r>
         <w:t>3.5 Reflection and derived requirements</w:t>
       </w:r>
@@ -11621,7 +11625,7 @@
         <w:keepNext/>
         <w:spacing w:before="200" w:after="80"/>
       </w:pPr>
-      <w:bookmarkStart w:id="37" w:name="_Toc241219081"/>
+      <w:bookmarkStart w:id="37" w:name="_Toc241220613"/>
       <w:r>
         <w:lastRenderedPageBreak/>
         <w:t>Table 3.3: Literature findings mapped to derived requirements.</w:t>
@@ -11631,7 +11635,7 @@
     <w:tbl>
       <w:tblPr>
         <w:tblStyle w:val="TableGrid"/>
-        <w:tblW w:w="9360" w:type="dxa"/>
+        <w:tblW w:w="8669" w:type="dxa"/>
         <w:jc w:val="center"/>
         <w:tblBorders>
           <w:top w:val="single" w:sz="4" w:space="0" w:color="000000"/>
@@ -11641,12 +11645,13 @@
           <w:insideH w:val="single" w:sz="4" w:space="0" w:color="000000"/>
           <w:insideV w:val="single" w:sz="4" w:space="0" w:color="000000"/>
         </w:tblBorders>
+        <w:tblLayout w:type="fixed"/>
         <w:tblLook w:val="04A0" w:firstRow="1" w:lastRow="0" w:firstColumn="1" w:lastColumn="0" w:noHBand="0" w:noVBand="1"/>
       </w:tblPr>
       <w:tblGrid>
-        <w:gridCol w:w="2996"/>
-        <w:gridCol w:w="3088"/>
-        <w:gridCol w:w="3276"/>
+        <w:gridCol w:w="3164"/>
+        <w:gridCol w:w="2739"/>
+        <w:gridCol w:w="2766"/>
       </w:tblGrid>
       <w:tr>
         <w:trPr>
@@ -11656,7 +11661,7 @@
         </w:trPr>
         <w:tc>
           <w:tcPr>
-            <w:tcW w:w="2995" w:type="dxa"/>
+            <w:tcW w:w="3164" w:type="dxa"/>
             <w:vAlign w:val="center"/>
           </w:tcPr>
           <w:p>
@@ -11675,7 +11680,7 @@
         </w:tc>
         <w:tc>
           <w:tcPr>
-            <w:tcW w:w="3088" w:type="dxa"/>
+            <w:tcW w:w="2739" w:type="dxa"/>
             <w:vAlign w:val="center"/>
           </w:tcPr>
           <w:p>
@@ -11694,7 +11699,7 @@
         </w:tc>
         <w:tc>
           <w:tcPr>
-            <w:tcW w:w="3276" w:type="dxa"/>
+            <w:tcW w:w="2766" w:type="dxa"/>
             <w:vAlign w:val="center"/>
           </w:tcPr>
           <w:p>
@@ -11719,7 +11724,7 @@
         </w:trPr>
         <w:tc>
           <w:tcPr>
-            <w:tcW w:w="2995" w:type="dxa"/>
+            <w:tcW w:w="3164" w:type="dxa"/>
             <w:vAlign w:val="center"/>
           </w:tcPr>
           <w:p>
@@ -11737,7 +11742,7 @@
         </w:tc>
         <w:tc>
           <w:tcPr>
-            <w:tcW w:w="3088" w:type="dxa"/>
+            <w:tcW w:w="2739" w:type="dxa"/>
             <w:vAlign w:val="center"/>
           </w:tcPr>
           <w:p>
@@ -11755,7 +11760,7 @@
         </w:tc>
         <w:tc>
           <w:tcPr>
-            <w:tcW w:w="3276" w:type="dxa"/>
+            <w:tcW w:w="2766" w:type="dxa"/>
             <w:vAlign w:val="center"/>
           </w:tcPr>
           <w:p>
@@ -11779,7 +11784,7 @@
         </w:trPr>
         <w:tc>
           <w:tcPr>
-            <w:tcW w:w="2995" w:type="dxa"/>
+            <w:tcW w:w="3164" w:type="dxa"/>
             <w:vAlign w:val="center"/>
           </w:tcPr>
           <w:p>
@@ -11797,7 +11802,7 @@
         </w:tc>
         <w:tc>
           <w:tcPr>
-            <w:tcW w:w="3088" w:type="dxa"/>
+            <w:tcW w:w="2739" w:type="dxa"/>
             <w:vAlign w:val="center"/>
           </w:tcPr>
           <w:p>
@@ -11815,7 +11820,7 @@
         </w:tc>
         <w:tc>
           <w:tcPr>
-            <w:tcW w:w="3276" w:type="dxa"/>
+            <w:tcW w:w="2766" w:type="dxa"/>
             <w:vAlign w:val="center"/>
           </w:tcPr>
           <w:p>
@@ -11839,7 +11844,7 @@
         </w:trPr>
         <w:tc>
           <w:tcPr>
-            <w:tcW w:w="2995" w:type="dxa"/>
+            <w:tcW w:w="3164" w:type="dxa"/>
             <w:vAlign w:val="center"/>
           </w:tcPr>
           <w:p>
@@ -11857,7 +11862,7 @@
         </w:tc>
         <w:tc>
           <w:tcPr>
-            <w:tcW w:w="3088" w:type="dxa"/>
+            <w:tcW w:w="2739" w:type="dxa"/>
             <w:vAlign w:val="center"/>
           </w:tcPr>
           <w:p>
@@ -11875,7 +11880,7 @@
         </w:tc>
         <w:tc>
           <w:tcPr>
-            <w:tcW w:w="3276" w:type="dxa"/>
+            <w:tcW w:w="2766" w:type="dxa"/>
             <w:vAlign w:val="center"/>
           </w:tcPr>
           <w:p>
@@ -11899,7 +11904,7 @@
         </w:trPr>
         <w:tc>
           <w:tcPr>
-            <w:tcW w:w="2995" w:type="dxa"/>
+            <w:tcW w:w="3164" w:type="dxa"/>
             <w:vAlign w:val="center"/>
           </w:tcPr>
           <w:p>
@@ -11917,7 +11922,7 @@
         </w:tc>
         <w:tc>
           <w:tcPr>
-            <w:tcW w:w="3088" w:type="dxa"/>
+            <w:tcW w:w="2739" w:type="dxa"/>
             <w:vAlign w:val="center"/>
           </w:tcPr>
           <w:p>
@@ -11935,7 +11940,7 @@
         </w:tc>
         <w:tc>
           <w:tcPr>
-            <w:tcW w:w="3276" w:type="dxa"/>
+            <w:tcW w:w="2766" w:type="dxa"/>
             <w:vAlign w:val="center"/>
           </w:tcPr>
           <w:p>
@@ -11959,7 +11964,7 @@
         </w:trPr>
         <w:tc>
           <w:tcPr>
-            <w:tcW w:w="2995" w:type="dxa"/>
+            <w:tcW w:w="3164" w:type="dxa"/>
             <w:vAlign w:val="center"/>
           </w:tcPr>
           <w:p>
@@ -11977,7 +11982,7 @@
         </w:tc>
         <w:tc>
           <w:tcPr>
-            <w:tcW w:w="3088" w:type="dxa"/>
+            <w:tcW w:w="2739" w:type="dxa"/>
             <w:vAlign w:val="center"/>
           </w:tcPr>
           <w:p>
@@ -11995,7 +12000,7 @@
         </w:tc>
         <w:tc>
           <w:tcPr>
-            <w:tcW w:w="3276" w:type="dxa"/>
+            <w:tcW w:w="2766" w:type="dxa"/>
             <w:vAlign w:val="center"/>
           </w:tcPr>
           <w:p>
@@ -12019,7 +12024,7 @@
         </w:trPr>
         <w:tc>
           <w:tcPr>
-            <w:tcW w:w="2995" w:type="dxa"/>
+            <w:tcW w:w="3164" w:type="dxa"/>
             <w:vAlign w:val="center"/>
           </w:tcPr>
           <w:p>
@@ -12037,7 +12042,7 @@
         </w:tc>
         <w:tc>
           <w:tcPr>
-            <w:tcW w:w="3088" w:type="dxa"/>
+            <w:tcW w:w="2739" w:type="dxa"/>
             <w:vAlign w:val="center"/>
           </w:tcPr>
           <w:p>
@@ -12055,7 +12060,7 @@
         </w:tc>
         <w:tc>
           <w:tcPr>
-            <w:tcW w:w="3276" w:type="dxa"/>
+            <w:tcW w:w="2766" w:type="dxa"/>
             <w:vAlign w:val="center"/>
           </w:tcPr>
           <w:p>
@@ -12079,7 +12084,7 @@
         </w:trPr>
         <w:tc>
           <w:tcPr>
-            <w:tcW w:w="2995" w:type="dxa"/>
+            <w:tcW w:w="3164" w:type="dxa"/>
             <w:vAlign w:val="center"/>
           </w:tcPr>
           <w:p>
@@ -12097,7 +12102,7 @@
         </w:tc>
         <w:tc>
           <w:tcPr>
-            <w:tcW w:w="3088" w:type="dxa"/>
+            <w:tcW w:w="2739" w:type="dxa"/>
             <w:vAlign w:val="center"/>
           </w:tcPr>
           <w:p>
@@ -12115,7 +12120,7 @@
         </w:tc>
         <w:tc>
           <w:tcPr>
-            <w:tcW w:w="3276" w:type="dxa"/>
+            <w:tcW w:w="2766" w:type="dxa"/>
             <w:vAlign w:val="center"/>
           </w:tcPr>
           <w:p>
@@ -12139,7 +12144,7 @@
         </w:trPr>
         <w:tc>
           <w:tcPr>
-            <w:tcW w:w="2995" w:type="dxa"/>
+            <w:tcW w:w="3164" w:type="dxa"/>
             <w:vAlign w:val="center"/>
           </w:tcPr>
           <w:p>
@@ -12157,7 +12162,7 @@
         </w:tc>
         <w:tc>
           <w:tcPr>
-            <w:tcW w:w="3088" w:type="dxa"/>
+            <w:tcW w:w="2739" w:type="dxa"/>
             <w:vAlign w:val="center"/>
           </w:tcPr>
           <w:p>
@@ -12175,7 +12180,7 @@
         </w:tc>
         <w:tc>
           <w:tcPr>
-            <w:tcW w:w="3276" w:type="dxa"/>
+            <w:tcW w:w="2766" w:type="dxa"/>
             <w:vAlign w:val="center"/>
           </w:tcPr>
           <w:p>
@@ -12199,7 +12204,7 @@
         </w:trPr>
         <w:tc>
           <w:tcPr>
-            <w:tcW w:w="2995" w:type="dxa"/>
+            <w:tcW w:w="3164" w:type="dxa"/>
             <w:vAlign w:val="center"/>
           </w:tcPr>
           <w:p>
@@ -12216,7 +12221,7 @@
         </w:tc>
         <w:tc>
           <w:tcPr>
-            <w:tcW w:w="3088" w:type="dxa"/>
+            <w:tcW w:w="2739" w:type="dxa"/>
             <w:vAlign w:val="center"/>
           </w:tcPr>
           <w:p>
@@ -12233,7 +12238,7 @@
         </w:tc>
         <w:tc>
           <w:tcPr>
-            <w:tcW w:w="3276" w:type="dxa"/>
+            <w:tcW w:w="2766" w:type="dxa"/>
             <w:vAlign w:val="center"/>
           </w:tcPr>
           <w:p>
@@ -12255,7 +12260,7 @@
         <w:pStyle w:val="Heading1"/>
         <w:pageBreakBefore/>
       </w:pPr>
-      <w:bookmarkStart w:id="38" w:name="_Toc241219015"/>
+      <w:bookmarkStart w:id="38" w:name="_Toc241220547"/>
       <w:r>
         <w:lastRenderedPageBreak/>
         <w:t>4 METHODOLOGY</w:t>
@@ -12266,7 +12271,7 @@
       <w:pPr>
         <w:pStyle w:val="Heading2"/>
       </w:pPr>
-      <w:bookmarkStart w:id="39" w:name="_Toc241219016"/>
+      <w:bookmarkStart w:id="39" w:name="_Toc241220548"/>
       <w:r>
         <w:t>4.1 Research paradigm</w:t>
       </w:r>
@@ -12284,7 +12289,7 @@
       <w:pPr>
         <w:pStyle w:val="Heading2"/>
       </w:pPr>
-      <w:bookmarkStart w:id="40" w:name="_Toc241219017"/>
+      <w:bookmarkStart w:id="40" w:name="_Toc241220549"/>
       <w:r>
         <w:t>4.2 Research approach</w:t>
       </w:r>
@@ -12302,7 +12307,7 @@
       <w:pPr>
         <w:pStyle w:val="Heading2"/>
       </w:pPr>
-      <w:bookmarkStart w:id="41" w:name="_Toc241219018"/>
+      <w:bookmarkStart w:id="41" w:name="_Toc241220550"/>
       <w:r>
         <w:t>4.3 Research strategy</w:t>
       </w:r>
@@ -12320,7 +12325,7 @@
       <w:pPr>
         <w:pStyle w:val="Heading2"/>
       </w:pPr>
-      <w:bookmarkStart w:id="42" w:name="_Toc241219019"/>
+      <w:bookmarkStart w:id="42" w:name="_Toc241220551"/>
       <w:r>
         <w:t>4.4 Data collection and data sources</w:t>
       </w:r>
@@ -12344,7 +12349,7 @@
         <w:keepNext/>
         <w:spacing w:before="200" w:after="80"/>
       </w:pPr>
-      <w:bookmarkStart w:id="43" w:name="_Toc241219082"/>
+      <w:bookmarkStart w:id="43" w:name="_Toc241220614"/>
       <w:r>
         <w:t>Table 4.1: Realised dataset composition and stratified split.</w:t>
       </w:r>
@@ -12353,7 +12358,7 @@
     <w:tbl>
       <w:tblPr>
         <w:tblStyle w:val="TableGrid"/>
-        <w:tblW w:w="9360" w:type="dxa"/>
+        <w:tblW w:w="8669" w:type="dxa"/>
         <w:jc w:val="center"/>
         <w:tblBorders>
           <w:top w:val="single" w:sz="4" w:space="0" w:color="000000"/>
@@ -12363,14 +12368,15 @@
           <w:insideH w:val="single" w:sz="4" w:space="0" w:color="000000"/>
           <w:insideV w:val="single" w:sz="4" w:space="0" w:color="000000"/>
         </w:tblBorders>
+        <w:tblLayout w:type="fixed"/>
         <w:tblLook w:val="04A0" w:firstRow="1" w:lastRow="0" w:firstColumn="1" w:lastColumn="0" w:noHBand="0" w:noVBand="1"/>
       </w:tblPr>
       <w:tblGrid>
-        <w:gridCol w:w="2996"/>
-        <w:gridCol w:w="1591"/>
-        <w:gridCol w:w="1591"/>
-        <w:gridCol w:w="1591"/>
-        <w:gridCol w:w="1591"/>
+        <w:gridCol w:w="2711"/>
+        <w:gridCol w:w="1257"/>
+        <w:gridCol w:w="1322"/>
+        <w:gridCol w:w="2130"/>
+        <w:gridCol w:w="1249"/>
       </w:tblGrid>
       <w:tr>
         <w:trPr>
@@ -12380,7 +12386,7 @@
         </w:trPr>
         <w:tc>
           <w:tcPr>
-            <w:tcW w:w="2995" w:type="dxa"/>
+            <w:tcW w:w="2711" w:type="dxa"/>
             <w:vAlign w:val="center"/>
           </w:tcPr>
           <w:p>
@@ -12399,7 +12405,7 @@
         </w:tc>
         <w:tc>
           <w:tcPr>
-            <w:tcW w:w="1591" w:type="dxa"/>
+            <w:tcW w:w="1257" w:type="dxa"/>
             <w:vAlign w:val="center"/>
           </w:tcPr>
           <w:p>
@@ -12418,7 +12424,7 @@
         </w:tc>
         <w:tc>
           <w:tcPr>
-            <w:tcW w:w="1591" w:type="dxa"/>
+            <w:tcW w:w="1322" w:type="dxa"/>
             <w:vAlign w:val="center"/>
           </w:tcPr>
           <w:p>
@@ -12437,7 +12443,7 @@
         </w:tc>
         <w:tc>
           <w:tcPr>
-            <w:tcW w:w="1591" w:type="dxa"/>
+            <w:tcW w:w="2130" w:type="dxa"/>
             <w:vAlign w:val="center"/>
           </w:tcPr>
           <w:p>
@@ -12456,7 +12462,7 @@
         </w:tc>
         <w:tc>
           <w:tcPr>
-            <w:tcW w:w="1591" w:type="dxa"/>
+            <w:tcW w:w="1249" w:type="dxa"/>
             <w:vAlign w:val="center"/>
           </w:tcPr>
           <w:p>
@@ -12481,7 +12487,7 @@
         </w:trPr>
         <w:tc>
           <w:tcPr>
-            <w:tcW w:w="2995" w:type="dxa"/>
+            <w:tcW w:w="2711" w:type="dxa"/>
             <w:vAlign w:val="center"/>
           </w:tcPr>
           <w:p>
@@ -12499,7 +12505,7 @@
         </w:tc>
         <w:tc>
           <w:tcPr>
-            <w:tcW w:w="1591" w:type="dxa"/>
+            <w:tcW w:w="1257" w:type="dxa"/>
             <w:vAlign w:val="center"/>
           </w:tcPr>
           <w:p>
@@ -12517,7 +12523,7 @@
         </w:tc>
         <w:tc>
           <w:tcPr>
-            <w:tcW w:w="1591" w:type="dxa"/>
+            <w:tcW w:w="1322" w:type="dxa"/>
             <w:vAlign w:val="center"/>
           </w:tcPr>
           <w:p>
@@ -12535,7 +12541,7 @@
         </w:tc>
         <w:tc>
           <w:tcPr>
-            <w:tcW w:w="1591" w:type="dxa"/>
+            <w:tcW w:w="2130" w:type="dxa"/>
             <w:vAlign w:val="center"/>
           </w:tcPr>
           <w:p>
@@ -12553,7 +12559,7 @@
         </w:tc>
         <w:tc>
           <w:tcPr>
-            <w:tcW w:w="1591" w:type="dxa"/>
+            <w:tcW w:w="1249" w:type="dxa"/>
             <w:vAlign w:val="center"/>
           </w:tcPr>
           <w:p>
@@ -12577,7 +12583,7 @@
         </w:trPr>
         <w:tc>
           <w:tcPr>
-            <w:tcW w:w="2995" w:type="dxa"/>
+            <w:tcW w:w="2711" w:type="dxa"/>
             <w:vAlign w:val="center"/>
           </w:tcPr>
           <w:p>
@@ -12595,7 +12601,7 @@
         </w:tc>
         <w:tc>
           <w:tcPr>
-            <w:tcW w:w="1591" w:type="dxa"/>
+            <w:tcW w:w="1257" w:type="dxa"/>
             <w:vAlign w:val="center"/>
           </w:tcPr>
           <w:p>
@@ -12613,7 +12619,7 @@
         </w:tc>
         <w:tc>
           <w:tcPr>
-            <w:tcW w:w="1591" w:type="dxa"/>
+            <w:tcW w:w="1322" w:type="dxa"/>
             <w:vAlign w:val="center"/>
           </w:tcPr>
           <w:p>
@@ -12631,7 +12637,7 @@
         </w:tc>
         <w:tc>
           <w:tcPr>
-            <w:tcW w:w="1591" w:type="dxa"/>
+            <w:tcW w:w="2130" w:type="dxa"/>
             <w:vAlign w:val="center"/>
           </w:tcPr>
           <w:p>
@@ -12649,7 +12655,7 @@
         </w:tc>
         <w:tc>
           <w:tcPr>
-            <w:tcW w:w="1591" w:type="dxa"/>
+            <w:tcW w:w="1249" w:type="dxa"/>
             <w:vAlign w:val="center"/>
           </w:tcPr>
           <w:p>
@@ -12673,7 +12679,7 @@
         </w:trPr>
         <w:tc>
           <w:tcPr>
-            <w:tcW w:w="2995" w:type="dxa"/>
+            <w:tcW w:w="2711" w:type="dxa"/>
             <w:vAlign w:val="center"/>
           </w:tcPr>
           <w:p>
@@ -12691,7 +12697,7 @@
         </w:tc>
         <w:tc>
           <w:tcPr>
-            <w:tcW w:w="1591" w:type="dxa"/>
+            <w:tcW w:w="1257" w:type="dxa"/>
             <w:vAlign w:val="center"/>
           </w:tcPr>
           <w:p>
@@ -12709,7 +12715,7 @@
         </w:tc>
         <w:tc>
           <w:tcPr>
-            <w:tcW w:w="1591" w:type="dxa"/>
+            <w:tcW w:w="1322" w:type="dxa"/>
             <w:vAlign w:val="center"/>
           </w:tcPr>
           <w:p>
@@ -12727,7 +12733,7 @@
         </w:tc>
         <w:tc>
           <w:tcPr>
-            <w:tcW w:w="1591" w:type="dxa"/>
+            <w:tcW w:w="2130" w:type="dxa"/>
             <w:vAlign w:val="center"/>
           </w:tcPr>
           <w:p>
@@ -12745,7 +12751,7 @@
         </w:tc>
         <w:tc>
           <w:tcPr>
-            <w:tcW w:w="1591" w:type="dxa"/>
+            <w:tcW w:w="1249" w:type="dxa"/>
             <w:vAlign w:val="center"/>
           </w:tcPr>
           <w:p>
@@ -12769,7 +12775,7 @@
         </w:trPr>
         <w:tc>
           <w:tcPr>
-            <w:tcW w:w="2995" w:type="dxa"/>
+            <w:tcW w:w="2711" w:type="dxa"/>
             <w:vAlign w:val="center"/>
           </w:tcPr>
           <w:p>
@@ -12787,7 +12793,7 @@
         </w:tc>
         <w:tc>
           <w:tcPr>
-            <w:tcW w:w="1591" w:type="dxa"/>
+            <w:tcW w:w="1257" w:type="dxa"/>
             <w:vAlign w:val="center"/>
           </w:tcPr>
           <w:p>
@@ -12805,7 +12811,7 @@
         </w:tc>
         <w:tc>
           <w:tcPr>
-            <w:tcW w:w="1591" w:type="dxa"/>
+            <w:tcW w:w="1322" w:type="dxa"/>
             <w:vAlign w:val="center"/>
           </w:tcPr>
           <w:p>
@@ -12823,7 +12829,7 @@
         </w:tc>
         <w:tc>
           <w:tcPr>
-            <w:tcW w:w="1591" w:type="dxa"/>
+            <w:tcW w:w="2130" w:type="dxa"/>
             <w:vAlign w:val="center"/>
           </w:tcPr>
           <w:p>
@@ -12841,7 +12847,7 @@
         </w:tc>
         <w:tc>
           <w:tcPr>
-            <w:tcW w:w="1591" w:type="dxa"/>
+            <w:tcW w:w="1249" w:type="dxa"/>
             <w:vAlign w:val="center"/>
           </w:tcPr>
           <w:p>
@@ -12865,7 +12871,7 @@
         </w:trPr>
         <w:tc>
           <w:tcPr>
-            <w:tcW w:w="2995" w:type="dxa"/>
+            <w:tcW w:w="2711" w:type="dxa"/>
             <w:vAlign w:val="center"/>
           </w:tcPr>
           <w:p>
@@ -12882,7 +12888,7 @@
         </w:tc>
         <w:tc>
           <w:tcPr>
-            <w:tcW w:w="1591" w:type="dxa"/>
+            <w:tcW w:w="1257" w:type="dxa"/>
             <w:vAlign w:val="center"/>
           </w:tcPr>
           <w:p>
@@ -12899,7 +12905,7 @@
         </w:tc>
         <w:tc>
           <w:tcPr>
-            <w:tcW w:w="1591" w:type="dxa"/>
+            <w:tcW w:w="1322" w:type="dxa"/>
             <w:vAlign w:val="center"/>
           </w:tcPr>
           <w:p>
@@ -12916,7 +12922,7 @@
         </w:tc>
         <w:tc>
           <w:tcPr>
-            <w:tcW w:w="1591" w:type="dxa"/>
+            <w:tcW w:w="2130" w:type="dxa"/>
             <w:vAlign w:val="center"/>
           </w:tcPr>
           <w:p>
@@ -12933,7 +12939,7 @@
         </w:tc>
         <w:tc>
           <w:tcPr>
-            <w:tcW w:w="1591" w:type="dxa"/>
+            <w:tcW w:w="1249" w:type="dxa"/>
             <w:vAlign w:val="center"/>
           </w:tcPr>
           <w:p>
@@ -12954,7 +12960,7 @@
       <w:pPr>
         <w:pStyle w:val="Heading2"/>
       </w:pPr>
-      <w:bookmarkStart w:id="44" w:name="_Toc241219020"/>
+      <w:bookmarkStart w:id="44" w:name="_Toc241220552"/>
       <w:r>
         <w:t>4.5 Research methodology execution workflow</w:t>
       </w:r>
@@ -13020,7 +13026,7 @@
         <w:pStyle w:val="FigCaption"/>
         <w:spacing w:after="200"/>
       </w:pPr>
-      <w:bookmarkStart w:id="45" w:name="_Toc241219065"/>
+      <w:bookmarkStart w:id="45" w:name="_Toc241220597"/>
       <w:r>
         <w:t>Figure 4.1: Research methodology execution workflow, showing the order of the phases and the point at which the artefact was frozen for evaluation.</w:t>
       </w:r>
@@ -13030,7 +13036,7 @@
       <w:pPr>
         <w:pStyle w:val="Heading3"/>
       </w:pPr>
-      <w:bookmarkStart w:id="46" w:name="_Toc241219021"/>
+      <w:bookmarkStart w:id="46" w:name="_Toc241220553"/>
       <w:r>
         <w:lastRenderedPageBreak/>
         <w:t>4.5.1 Problem identification</w:t>
@@ -13049,7 +13055,7 @@
       <w:pPr>
         <w:pStyle w:val="Heading3"/>
       </w:pPr>
-      <w:bookmarkStart w:id="47" w:name="_Toc241219022"/>
+      <w:bookmarkStart w:id="47" w:name="_Toc241220554"/>
       <w:r>
         <w:t>4.5.2 Relevance justification</w:t>
       </w:r>
@@ -13067,7 +13073,7 @@
       <w:pPr>
         <w:pStyle w:val="Heading3"/>
       </w:pPr>
-      <w:bookmarkStart w:id="48" w:name="_Toc241219023"/>
+      <w:bookmarkStart w:id="48" w:name="_Toc241220555"/>
       <w:r>
         <w:t>4.5.3 Comparative analysis and gap justification</w:t>
       </w:r>
@@ -13085,7 +13091,7 @@
       <w:pPr>
         <w:pStyle w:val="Heading3"/>
       </w:pPr>
-      <w:bookmarkStart w:id="49" w:name="_Toc241219024"/>
+      <w:bookmarkStart w:id="49" w:name="_Toc241220556"/>
       <w:r>
         <w:t>4.5.4 Define and finalise objectives</w:t>
       </w:r>
@@ -13103,7 +13109,7 @@
       <w:pPr>
         <w:pStyle w:val="Heading3"/>
       </w:pPr>
-      <w:bookmarkStart w:id="50" w:name="_Toc241219025"/>
+      <w:bookmarkStart w:id="50" w:name="_Toc241220557"/>
       <w:r>
         <w:t>4.5.5 Design, development and data management</w:t>
       </w:r>
@@ -13121,7 +13127,7 @@
       <w:pPr>
         <w:pStyle w:val="Heading3"/>
       </w:pPr>
-      <w:bookmarkStart w:id="51" w:name="_Toc241219026"/>
+      <w:bookmarkStart w:id="51" w:name="_Toc241220558"/>
       <w:r>
         <w:lastRenderedPageBreak/>
         <w:t>4.5.6 Evaluation and communication</w:t>
@@ -13140,7 +13146,7 @@
       <w:pPr>
         <w:pStyle w:val="Heading2"/>
       </w:pPr>
-      <w:bookmarkStart w:id="52" w:name="_Toc241219027"/>
+      <w:bookmarkStart w:id="52" w:name="_Toc241220559"/>
       <w:r>
         <w:t>4.6 Project management methodology</w:t>
       </w:r>
@@ -13158,7 +13164,7 @@
       <w:pPr>
         <w:pStyle w:val="Heading3"/>
       </w:pPr>
-      <w:bookmarkStart w:id="53" w:name="_Toc241219028"/>
+      <w:bookmarkStart w:id="53" w:name="_Toc241220560"/>
       <w:r>
         <w:t>4.6.1 Project timeline</w:t>
       </w:r>
@@ -13176,7 +13182,7 @@
       <w:pPr>
         <w:pStyle w:val="Heading3"/>
       </w:pPr>
-      <w:bookmarkStart w:id="54" w:name="_Toc241219029"/>
+      <w:bookmarkStart w:id="54" w:name="_Toc241220561"/>
       <w:r>
         <w:t>4.6.2 Ethical considerations</w:t>
       </w:r>
@@ -13194,7 +13200,7 @@
       <w:pPr>
         <w:pStyle w:val="Heading2"/>
       </w:pPr>
-      <w:bookmarkStart w:id="55" w:name="_Toc241219030"/>
+      <w:bookmarkStart w:id="55" w:name="_Toc241220562"/>
       <w:r>
         <w:lastRenderedPageBreak/>
         <w:t>4.7 Stakeholder analysis</w:t>
@@ -13213,7 +13219,7 @@
       <w:pPr>
         <w:pStyle w:val="Heading2"/>
       </w:pPr>
-      <w:bookmarkStart w:id="56" w:name="_Toc241219031"/>
+      <w:bookmarkStart w:id="56" w:name="_Toc241220563"/>
       <w:r>
         <w:t>4.8 Operationalisation process</w:t>
       </w:r>
@@ -13239,7 +13245,7 @@
       <w:pPr>
         <w:pStyle w:val="Heading2"/>
       </w:pPr>
-      <w:bookmarkStart w:id="57" w:name="_Toc241219032"/>
+      <w:bookmarkStart w:id="57" w:name="_Toc241220564"/>
       <w:r>
         <w:t>4.9 System and model analysis</w:t>
       </w:r>
@@ -13249,7 +13255,7 @@
       <w:pPr>
         <w:pStyle w:val="Heading3"/>
       </w:pPr>
-      <w:bookmarkStart w:id="58" w:name="_Toc241219033"/>
+      <w:bookmarkStart w:id="58" w:name="_Toc241220565"/>
       <w:r>
         <w:t>4.9.1 Use case analysis</w:t>
       </w:r>
@@ -13307,7 +13313,7 @@
         <w:pStyle w:val="FigCaption"/>
         <w:spacing w:after="200"/>
       </w:pPr>
-      <w:bookmarkStart w:id="59" w:name="_Toc241219066"/>
+      <w:bookmarkStart w:id="59" w:name="_Toc241220598"/>
       <w:r>
         <w:t>Figure 4.2: Use case diagram of the delivered platform.</w:t>
       </w:r>
@@ -13332,7 +13338,7 @@
       <w:pPr>
         <w:pStyle w:val="Heading3"/>
       </w:pPr>
-      <w:bookmarkStart w:id="60" w:name="_Toc241219034"/>
+      <w:bookmarkStart w:id="60" w:name="_Toc241220566"/>
       <w:r>
         <w:t>4.9.2 Class analysis</w:t>
       </w:r>
@@ -13352,7 +13358,7 @@
         <w:keepNext/>
         <w:spacing w:after="200"/>
       </w:pPr>
-      <w:bookmarkStart w:id="61" w:name="_Toc241219067"/>
+      <w:bookmarkStart w:id="61" w:name="_Toc241220599"/>
       <w:r>
         <w:rPr>
           <w:noProof/>
@@ -13402,7 +13408,7 @@
       <w:pPr>
         <w:pStyle w:val="Heading3"/>
       </w:pPr>
-      <w:bookmarkStart w:id="62" w:name="_Toc241219035"/>
+      <w:bookmarkStart w:id="62" w:name="_Toc241220567"/>
       <w:r>
         <w:t>4.9.3 Activity analysis</w:t>
       </w:r>
@@ -13469,7 +13475,7 @@
         <w:pStyle w:val="FigCaption"/>
         <w:spacing w:after="200"/>
       </w:pPr>
-      <w:bookmarkStart w:id="63" w:name="_Toc241219068"/>
+      <w:bookmarkStart w:id="63" w:name="_Toc241220600"/>
       <w:r>
         <w:t>Figure 4.4: Activity diagram of the analysis workflow.</w:t>
       </w:r>
@@ -13479,7 +13485,7 @@
       <w:pPr>
         <w:pStyle w:val="Heading3"/>
       </w:pPr>
-      <w:bookmarkStart w:id="64" w:name="_Toc241219036"/>
+      <w:bookmarkStart w:id="64" w:name="_Toc241220568"/>
       <w:r>
         <w:t>4.9.4 Sequence analysis</w:t>
       </w:r>
@@ -13537,7 +13543,7 @@
         <w:pStyle w:val="FigCaption"/>
         <w:spacing w:after="200"/>
       </w:pPr>
-      <w:bookmarkStart w:id="65" w:name="_Toc241219069"/>
+      <w:bookmarkStart w:id="65" w:name="_Toc241220601"/>
       <w:r>
         <w:t>Figure 4.5: Sequence diagram for the upload and analyse use case.</w:t>
       </w:r>
@@ -13556,7 +13562,7 @@
       <w:pPr>
         <w:pStyle w:val="Heading3"/>
       </w:pPr>
-      <w:bookmarkStart w:id="66" w:name="_Toc241219037"/>
+      <w:bookmarkStart w:id="66" w:name="_Toc241220569"/>
       <w:r>
         <w:t>4.9.5 State analysis of the result view</w:t>
       </w:r>
@@ -13574,7 +13580,7 @@
       <w:pPr>
         <w:pStyle w:val="Heading2"/>
       </w:pPr>
-      <w:bookmarkStart w:id="67" w:name="_Toc241219038"/>
+      <w:bookmarkStart w:id="67" w:name="_Toc241220570"/>
       <w:r>
         <w:t>4.10 Proposed system architecture</w:t>
       </w:r>
@@ -13641,7 +13647,7 @@
         <w:pStyle w:val="FigCaption"/>
         <w:spacing w:after="200"/>
       </w:pPr>
-      <w:bookmarkStart w:id="68" w:name="_Toc241219070"/>
+      <w:bookmarkStart w:id="68" w:name="_Toc241220602"/>
       <w:r>
         <w:t>Figure 4.6: Proposed deployment architecture, showing the three tiers, the data store and the location of the research contribution.</w:t>
       </w:r>
@@ -13651,7 +13657,7 @@
       <w:pPr>
         <w:pStyle w:val="Heading2"/>
       </w:pPr>
-      <w:bookmarkStart w:id="69" w:name="_Toc241219039"/>
+      <w:bookmarkStart w:id="69" w:name="_Toc241220571"/>
       <w:r>
         <w:t>4.11 Functional and non functional requirements</w:t>
       </w:r>
@@ -13671,8 +13677,9 @@
         <w:keepNext/>
         <w:spacing w:before="200" w:after="80"/>
       </w:pPr>
-      <w:bookmarkStart w:id="70" w:name="_Toc241219083"/>
+      <w:bookmarkStart w:id="70" w:name="_Toc241220615"/>
       <w:r>
+        <w:lastRenderedPageBreak/>
         <w:t>Table 4.2: Functional requirements.</w:t>
       </w:r>
       <w:bookmarkEnd w:id="70"/>
@@ -13680,7 +13687,7 @@
     <w:tbl>
       <w:tblPr>
         <w:tblStyle w:val="TableGrid"/>
-        <w:tblW w:w="9360" w:type="dxa"/>
+        <w:tblW w:w="8669" w:type="dxa"/>
         <w:jc w:val="center"/>
         <w:tblBorders>
           <w:top w:val="single" w:sz="4" w:space="0" w:color="000000"/>
@@ -13690,12 +13697,13 @@
           <w:insideH w:val="single" w:sz="4" w:space="0" w:color="000000"/>
           <w:insideV w:val="single" w:sz="4" w:space="0" w:color="000000"/>
         </w:tblBorders>
+        <w:tblLayout w:type="fixed"/>
         <w:tblLook w:val="04A0" w:firstRow="1" w:lastRow="0" w:firstColumn="1" w:lastColumn="0" w:noHBand="0" w:noVBand="1"/>
       </w:tblPr>
       <w:tblGrid>
-        <w:gridCol w:w="750"/>
-        <w:gridCol w:w="7397"/>
-        <w:gridCol w:w="1213"/>
+        <w:gridCol w:w="1212"/>
+        <w:gridCol w:w="5809"/>
+        <w:gridCol w:w="1648"/>
       </w:tblGrid>
       <w:tr>
         <w:trPr>
@@ -13705,7 +13713,7 @@
         </w:trPr>
         <w:tc>
           <w:tcPr>
-            <w:tcW w:w="655" w:type="dxa"/>
+            <w:tcW w:w="1212" w:type="dxa"/>
             <w:vAlign w:val="center"/>
           </w:tcPr>
           <w:p>
@@ -13724,7 +13732,7 @@
         </w:tc>
         <w:tc>
           <w:tcPr>
-            <w:tcW w:w="7488" w:type="dxa"/>
+            <w:tcW w:w="5809" w:type="dxa"/>
             <w:vAlign w:val="center"/>
           </w:tcPr>
           <w:p>
@@ -13743,7 +13751,7 @@
         </w:tc>
         <w:tc>
           <w:tcPr>
-            <w:tcW w:w="1216" w:type="dxa"/>
+            <w:tcW w:w="1648" w:type="dxa"/>
             <w:vAlign w:val="center"/>
           </w:tcPr>
           <w:p>
@@ -13768,7 +13776,7 @@
         </w:trPr>
         <w:tc>
           <w:tcPr>
-            <w:tcW w:w="655" w:type="dxa"/>
+            <w:tcW w:w="1212" w:type="dxa"/>
             <w:vAlign w:val="center"/>
           </w:tcPr>
           <w:p>
@@ -13786,7 +13794,7 @@
         </w:tc>
         <w:tc>
           <w:tcPr>
-            <w:tcW w:w="7488" w:type="dxa"/>
+            <w:tcW w:w="5809" w:type="dxa"/>
             <w:vAlign w:val="center"/>
           </w:tcPr>
           <w:p>
@@ -13804,7 +13812,7 @@
         </w:tc>
         <w:tc>
           <w:tcPr>
-            <w:tcW w:w="1216" w:type="dxa"/>
+            <w:tcW w:w="1648" w:type="dxa"/>
             <w:vAlign w:val="center"/>
           </w:tcPr>
           <w:p>
@@ -13828,7 +13836,7 @@
         </w:trPr>
         <w:tc>
           <w:tcPr>
-            <w:tcW w:w="655" w:type="dxa"/>
+            <w:tcW w:w="1212" w:type="dxa"/>
             <w:vAlign w:val="center"/>
           </w:tcPr>
           <w:p>
@@ -13846,7 +13854,7 @@
         </w:tc>
         <w:tc>
           <w:tcPr>
-            <w:tcW w:w="7488" w:type="dxa"/>
+            <w:tcW w:w="5809" w:type="dxa"/>
             <w:vAlign w:val="center"/>
           </w:tcPr>
           <w:p>
@@ -13864,7 +13872,7 @@
         </w:tc>
         <w:tc>
           <w:tcPr>
-            <w:tcW w:w="1216" w:type="dxa"/>
+            <w:tcW w:w="1648" w:type="dxa"/>
             <w:vAlign w:val="center"/>
           </w:tcPr>
           <w:p>
@@ -13888,7 +13896,7 @@
         </w:trPr>
         <w:tc>
           <w:tcPr>
-            <w:tcW w:w="655" w:type="dxa"/>
+            <w:tcW w:w="1212" w:type="dxa"/>
             <w:vAlign w:val="center"/>
           </w:tcPr>
           <w:p>
@@ -13906,7 +13914,7 @@
         </w:tc>
         <w:tc>
           <w:tcPr>
-            <w:tcW w:w="7488" w:type="dxa"/>
+            <w:tcW w:w="5809" w:type="dxa"/>
             <w:vAlign w:val="center"/>
           </w:tcPr>
           <w:p>
@@ -13924,7 +13932,7 @@
         </w:tc>
         <w:tc>
           <w:tcPr>
-            <w:tcW w:w="1216" w:type="dxa"/>
+            <w:tcW w:w="1648" w:type="dxa"/>
             <w:vAlign w:val="center"/>
           </w:tcPr>
           <w:p>
@@ -13948,7 +13956,7 @@
         </w:trPr>
         <w:tc>
           <w:tcPr>
-            <w:tcW w:w="655" w:type="dxa"/>
+            <w:tcW w:w="1212" w:type="dxa"/>
             <w:vAlign w:val="center"/>
           </w:tcPr>
           <w:p>
@@ -13966,7 +13974,7 @@
         </w:tc>
         <w:tc>
           <w:tcPr>
-            <w:tcW w:w="7488" w:type="dxa"/>
+            <w:tcW w:w="5809" w:type="dxa"/>
             <w:vAlign w:val="center"/>
           </w:tcPr>
           <w:p>
@@ -13984,7 +13992,7 @@
         </w:tc>
         <w:tc>
           <w:tcPr>
-            <w:tcW w:w="1216" w:type="dxa"/>
+            <w:tcW w:w="1648" w:type="dxa"/>
             <w:vAlign w:val="center"/>
           </w:tcPr>
           <w:p>
@@ -14008,7 +14016,7 @@
         </w:trPr>
         <w:tc>
           <w:tcPr>
-            <w:tcW w:w="655" w:type="dxa"/>
+            <w:tcW w:w="1212" w:type="dxa"/>
             <w:vAlign w:val="center"/>
           </w:tcPr>
           <w:p>
@@ -14026,7 +14034,7 @@
         </w:tc>
         <w:tc>
           <w:tcPr>
-            <w:tcW w:w="7488" w:type="dxa"/>
+            <w:tcW w:w="5809" w:type="dxa"/>
             <w:vAlign w:val="center"/>
           </w:tcPr>
           <w:p>
@@ -14044,7 +14052,7 @@
         </w:tc>
         <w:tc>
           <w:tcPr>
-            <w:tcW w:w="1216" w:type="dxa"/>
+            <w:tcW w:w="1648" w:type="dxa"/>
             <w:vAlign w:val="center"/>
           </w:tcPr>
           <w:p>
@@ -14068,7 +14076,7 @@
         </w:trPr>
         <w:tc>
           <w:tcPr>
-            <w:tcW w:w="655" w:type="dxa"/>
+            <w:tcW w:w="1212" w:type="dxa"/>
             <w:vAlign w:val="center"/>
           </w:tcPr>
           <w:p>
@@ -14086,7 +14094,7 @@
         </w:tc>
         <w:tc>
           <w:tcPr>
-            <w:tcW w:w="7488" w:type="dxa"/>
+            <w:tcW w:w="5809" w:type="dxa"/>
             <w:vAlign w:val="center"/>
           </w:tcPr>
           <w:p>
@@ -14104,7 +14112,7 @@
         </w:tc>
         <w:tc>
           <w:tcPr>
-            <w:tcW w:w="1216" w:type="dxa"/>
+            <w:tcW w:w="1648" w:type="dxa"/>
             <w:vAlign w:val="center"/>
           </w:tcPr>
           <w:p>
@@ -14128,7 +14136,7 @@
         </w:trPr>
         <w:tc>
           <w:tcPr>
-            <w:tcW w:w="655" w:type="dxa"/>
+            <w:tcW w:w="1212" w:type="dxa"/>
             <w:vAlign w:val="center"/>
           </w:tcPr>
           <w:p>
@@ -14146,7 +14154,7 @@
         </w:tc>
         <w:tc>
           <w:tcPr>
-            <w:tcW w:w="7488" w:type="dxa"/>
+            <w:tcW w:w="5809" w:type="dxa"/>
             <w:vAlign w:val="center"/>
           </w:tcPr>
           <w:p>
@@ -14164,7 +14172,7 @@
         </w:tc>
         <w:tc>
           <w:tcPr>
-            <w:tcW w:w="1216" w:type="dxa"/>
+            <w:tcW w:w="1648" w:type="dxa"/>
             <w:vAlign w:val="center"/>
           </w:tcPr>
           <w:p>
@@ -14188,7 +14196,7 @@
         </w:trPr>
         <w:tc>
           <w:tcPr>
-            <w:tcW w:w="655" w:type="dxa"/>
+            <w:tcW w:w="1212" w:type="dxa"/>
             <w:vAlign w:val="center"/>
           </w:tcPr>
           <w:p>
@@ -14206,7 +14214,7 @@
         </w:tc>
         <w:tc>
           <w:tcPr>
-            <w:tcW w:w="7488" w:type="dxa"/>
+            <w:tcW w:w="5809" w:type="dxa"/>
             <w:vAlign w:val="center"/>
           </w:tcPr>
           <w:p>
@@ -14224,7 +14232,7 @@
         </w:tc>
         <w:tc>
           <w:tcPr>
-            <w:tcW w:w="1216" w:type="dxa"/>
+            <w:tcW w:w="1648" w:type="dxa"/>
             <w:vAlign w:val="center"/>
           </w:tcPr>
           <w:p>
@@ -14248,7 +14256,7 @@
         </w:trPr>
         <w:tc>
           <w:tcPr>
-            <w:tcW w:w="655" w:type="dxa"/>
+            <w:tcW w:w="1212" w:type="dxa"/>
             <w:vAlign w:val="center"/>
           </w:tcPr>
           <w:p>
@@ -14266,7 +14274,7 @@
         </w:tc>
         <w:tc>
           <w:tcPr>
-            <w:tcW w:w="7488" w:type="dxa"/>
+            <w:tcW w:w="5809" w:type="dxa"/>
             <w:vAlign w:val="center"/>
           </w:tcPr>
           <w:p>
@@ -14284,7 +14292,7 @@
         </w:tc>
         <w:tc>
           <w:tcPr>
-            <w:tcW w:w="1216" w:type="dxa"/>
+            <w:tcW w:w="1648" w:type="dxa"/>
             <w:vAlign w:val="center"/>
           </w:tcPr>
           <w:p>
@@ -14308,7 +14316,7 @@
         </w:trPr>
         <w:tc>
           <w:tcPr>
-            <w:tcW w:w="655" w:type="dxa"/>
+            <w:tcW w:w="1212" w:type="dxa"/>
             <w:vAlign w:val="center"/>
           </w:tcPr>
           <w:p>
@@ -14325,7 +14333,7 @@
         </w:tc>
         <w:tc>
           <w:tcPr>
-            <w:tcW w:w="7488" w:type="dxa"/>
+            <w:tcW w:w="5809" w:type="dxa"/>
             <w:vAlign w:val="center"/>
           </w:tcPr>
           <w:p>
@@ -14342,7 +14350,7 @@
         </w:tc>
         <w:tc>
           <w:tcPr>
-            <w:tcW w:w="1216" w:type="dxa"/>
+            <w:tcW w:w="1648" w:type="dxa"/>
             <w:vAlign w:val="center"/>
           </w:tcPr>
           <w:p>
@@ -14365,9 +14373,8 @@
         <w:keepNext/>
         <w:spacing w:before="200" w:after="80"/>
       </w:pPr>
-      <w:bookmarkStart w:id="71" w:name="_Toc241219084"/>
+      <w:bookmarkStart w:id="71" w:name="_Toc241220616"/>
       <w:r>
-        <w:lastRenderedPageBreak/>
         <w:t>Table 4.3: Non functional requirements and acceptance criteria.</w:t>
       </w:r>
       <w:bookmarkEnd w:id="71"/>
@@ -14375,7 +14382,7 @@
     <w:tbl>
       <w:tblPr>
         <w:tblStyle w:val="TableGrid"/>
-        <w:tblW w:w="9360" w:type="dxa"/>
+        <w:tblW w:w="8669" w:type="dxa"/>
         <w:jc w:val="center"/>
         <w:tblBorders>
           <w:top w:val="single" w:sz="4" w:space="0" w:color="000000"/>
@@ -14385,13 +14392,14 @@
           <w:insideH w:val="single" w:sz="4" w:space="0" w:color="000000"/>
           <w:insideV w:val="single" w:sz="4" w:space="0" w:color="000000"/>
         </w:tblBorders>
+        <w:tblLayout w:type="fixed"/>
         <w:tblLook w:val="04A0" w:firstRow="1" w:lastRow="0" w:firstColumn="1" w:lastColumn="0" w:noHBand="0" w:noVBand="1"/>
       </w:tblPr>
       <w:tblGrid>
-        <w:gridCol w:w="803"/>
-        <w:gridCol w:w="1870"/>
-        <w:gridCol w:w="4826"/>
-        <w:gridCol w:w="1861"/>
+        <w:gridCol w:w="1120"/>
+        <w:gridCol w:w="2560"/>
+        <w:gridCol w:w="3430"/>
+        <w:gridCol w:w="1559"/>
       </w:tblGrid>
       <w:tr>
         <w:trPr>
@@ -14401,7 +14409,7 @@
         </w:trPr>
         <w:tc>
           <w:tcPr>
-            <w:tcW w:w="748" w:type="dxa"/>
+            <w:tcW w:w="1120" w:type="dxa"/>
             <w:vAlign w:val="center"/>
           </w:tcPr>
           <w:p>
@@ -14420,7 +14428,7 @@
         </w:tc>
         <w:tc>
           <w:tcPr>
-            <w:tcW w:w="1872" w:type="dxa"/>
+            <w:tcW w:w="2560" w:type="dxa"/>
             <w:vAlign w:val="center"/>
           </w:tcPr>
           <w:p>
@@ -14439,7 +14447,7 @@
         </w:tc>
         <w:tc>
           <w:tcPr>
-            <w:tcW w:w="4867" w:type="dxa"/>
+            <w:tcW w:w="3430" w:type="dxa"/>
             <w:vAlign w:val="center"/>
           </w:tcPr>
           <w:p>
@@ -14458,7 +14466,7 @@
         </w:tc>
         <w:tc>
           <w:tcPr>
-            <w:tcW w:w="1872" w:type="dxa"/>
+            <w:tcW w:w="1559" w:type="dxa"/>
             <w:vAlign w:val="center"/>
           </w:tcPr>
           <w:p>
@@ -14483,7 +14491,7 @@
         </w:trPr>
         <w:tc>
           <w:tcPr>
-            <w:tcW w:w="748" w:type="dxa"/>
+            <w:tcW w:w="1120" w:type="dxa"/>
             <w:vAlign w:val="center"/>
           </w:tcPr>
           <w:p>
@@ -14501,7 +14509,7 @@
         </w:tc>
         <w:tc>
           <w:tcPr>
-            <w:tcW w:w="1872" w:type="dxa"/>
+            <w:tcW w:w="2560" w:type="dxa"/>
             <w:vAlign w:val="center"/>
           </w:tcPr>
           <w:p>
@@ -14519,7 +14527,7 @@
         </w:tc>
         <w:tc>
           <w:tcPr>
-            <w:tcW w:w="4867" w:type="dxa"/>
+            <w:tcW w:w="3430" w:type="dxa"/>
             <w:vAlign w:val="center"/>
           </w:tcPr>
           <w:p>
@@ -14537,7 +14545,7 @@
         </w:tc>
         <w:tc>
           <w:tcPr>
-            <w:tcW w:w="1872" w:type="dxa"/>
+            <w:tcW w:w="1559" w:type="dxa"/>
             <w:vAlign w:val="center"/>
           </w:tcPr>
           <w:p>
@@ -14561,7 +14569,7 @@
         </w:trPr>
         <w:tc>
           <w:tcPr>
-            <w:tcW w:w="748" w:type="dxa"/>
+            <w:tcW w:w="1120" w:type="dxa"/>
             <w:vAlign w:val="center"/>
           </w:tcPr>
           <w:p>
@@ -14579,7 +14587,7 @@
         </w:tc>
         <w:tc>
           <w:tcPr>
-            <w:tcW w:w="1872" w:type="dxa"/>
+            <w:tcW w:w="2560" w:type="dxa"/>
             <w:vAlign w:val="center"/>
           </w:tcPr>
           <w:p>
@@ -14597,7 +14605,7 @@
         </w:tc>
         <w:tc>
           <w:tcPr>
-            <w:tcW w:w="4867" w:type="dxa"/>
+            <w:tcW w:w="3430" w:type="dxa"/>
             <w:vAlign w:val="center"/>
           </w:tcPr>
           <w:p>
@@ -14615,7 +14623,7 @@
         </w:tc>
         <w:tc>
           <w:tcPr>
-            <w:tcW w:w="1872" w:type="dxa"/>
+            <w:tcW w:w="1559" w:type="dxa"/>
             <w:vAlign w:val="center"/>
           </w:tcPr>
           <w:p>
@@ -14639,7 +14647,7 @@
         </w:trPr>
         <w:tc>
           <w:tcPr>
-            <w:tcW w:w="748" w:type="dxa"/>
+            <w:tcW w:w="1120" w:type="dxa"/>
             <w:vAlign w:val="center"/>
           </w:tcPr>
           <w:p>
@@ -14657,7 +14665,7 @@
         </w:tc>
         <w:tc>
           <w:tcPr>
-            <w:tcW w:w="1872" w:type="dxa"/>
+            <w:tcW w:w="2560" w:type="dxa"/>
             <w:vAlign w:val="center"/>
           </w:tcPr>
           <w:p>
@@ -14675,7 +14683,7 @@
         </w:tc>
         <w:tc>
           <w:tcPr>
-            <w:tcW w:w="4867" w:type="dxa"/>
+            <w:tcW w:w="3430" w:type="dxa"/>
             <w:vAlign w:val="center"/>
           </w:tcPr>
           <w:p>
@@ -14693,7 +14701,7 @@
         </w:tc>
         <w:tc>
           <w:tcPr>
-            <w:tcW w:w="1872" w:type="dxa"/>
+            <w:tcW w:w="1559" w:type="dxa"/>
             <w:vAlign w:val="center"/>
           </w:tcPr>
           <w:p>
@@ -14717,7 +14725,7 @@
         </w:trPr>
         <w:tc>
           <w:tcPr>
-            <w:tcW w:w="748" w:type="dxa"/>
+            <w:tcW w:w="1120" w:type="dxa"/>
             <w:vAlign w:val="center"/>
           </w:tcPr>
           <w:p>
@@ -14735,7 +14743,7 @@
         </w:tc>
         <w:tc>
           <w:tcPr>
-            <w:tcW w:w="1872" w:type="dxa"/>
+            <w:tcW w:w="2560" w:type="dxa"/>
             <w:vAlign w:val="center"/>
           </w:tcPr>
           <w:p>
@@ -14753,7 +14761,7 @@
         </w:tc>
         <w:tc>
           <w:tcPr>
-            <w:tcW w:w="4867" w:type="dxa"/>
+            <w:tcW w:w="3430" w:type="dxa"/>
             <w:vAlign w:val="center"/>
           </w:tcPr>
           <w:p>
@@ -14771,7 +14779,7 @@
         </w:tc>
         <w:tc>
           <w:tcPr>
-            <w:tcW w:w="1872" w:type="dxa"/>
+            <w:tcW w:w="1559" w:type="dxa"/>
             <w:vAlign w:val="center"/>
           </w:tcPr>
           <w:p>
@@ -14795,7 +14803,7 @@
         </w:trPr>
         <w:tc>
           <w:tcPr>
-            <w:tcW w:w="748" w:type="dxa"/>
+            <w:tcW w:w="1120" w:type="dxa"/>
             <w:vAlign w:val="center"/>
           </w:tcPr>
           <w:p>
@@ -14813,7 +14821,7 @@
         </w:tc>
         <w:tc>
           <w:tcPr>
-            <w:tcW w:w="1872" w:type="dxa"/>
+            <w:tcW w:w="2560" w:type="dxa"/>
             <w:vAlign w:val="center"/>
           </w:tcPr>
           <w:p>
@@ -14831,7 +14839,7 @@
         </w:tc>
         <w:tc>
           <w:tcPr>
-            <w:tcW w:w="4867" w:type="dxa"/>
+            <w:tcW w:w="3430" w:type="dxa"/>
             <w:vAlign w:val="center"/>
           </w:tcPr>
           <w:p>
@@ -14849,7 +14857,7 @@
         </w:tc>
         <w:tc>
           <w:tcPr>
-            <w:tcW w:w="1872" w:type="dxa"/>
+            <w:tcW w:w="1559" w:type="dxa"/>
             <w:vAlign w:val="center"/>
           </w:tcPr>
           <w:p>
@@ -14873,7 +14881,7 @@
         </w:trPr>
         <w:tc>
           <w:tcPr>
-            <w:tcW w:w="748" w:type="dxa"/>
+            <w:tcW w:w="1120" w:type="dxa"/>
             <w:vAlign w:val="center"/>
           </w:tcPr>
           <w:p>
@@ -14891,7 +14899,7 @@
         </w:tc>
         <w:tc>
           <w:tcPr>
-            <w:tcW w:w="1872" w:type="dxa"/>
+            <w:tcW w:w="2560" w:type="dxa"/>
             <w:vAlign w:val="center"/>
           </w:tcPr>
           <w:p>
@@ -14909,7 +14917,7 @@
         </w:tc>
         <w:tc>
           <w:tcPr>
-            <w:tcW w:w="4867" w:type="dxa"/>
+            <w:tcW w:w="3430" w:type="dxa"/>
             <w:vAlign w:val="center"/>
           </w:tcPr>
           <w:p>
@@ -14927,7 +14935,7 @@
         </w:tc>
         <w:tc>
           <w:tcPr>
-            <w:tcW w:w="1872" w:type="dxa"/>
+            <w:tcW w:w="1559" w:type="dxa"/>
             <w:vAlign w:val="center"/>
           </w:tcPr>
           <w:p>
@@ -14951,7 +14959,7 @@
         </w:trPr>
         <w:tc>
           <w:tcPr>
-            <w:tcW w:w="748" w:type="dxa"/>
+            <w:tcW w:w="1120" w:type="dxa"/>
             <w:vAlign w:val="center"/>
           </w:tcPr>
           <w:p>
@@ -14969,7 +14977,7 @@
         </w:tc>
         <w:tc>
           <w:tcPr>
-            <w:tcW w:w="1872" w:type="dxa"/>
+            <w:tcW w:w="2560" w:type="dxa"/>
             <w:vAlign w:val="center"/>
           </w:tcPr>
           <w:p>
@@ -14987,7 +14995,7 @@
         </w:tc>
         <w:tc>
           <w:tcPr>
-            <w:tcW w:w="4867" w:type="dxa"/>
+            <w:tcW w:w="3430" w:type="dxa"/>
             <w:vAlign w:val="center"/>
           </w:tcPr>
           <w:p>
@@ -15005,7 +15013,7 @@
         </w:tc>
         <w:tc>
           <w:tcPr>
-            <w:tcW w:w="1872" w:type="dxa"/>
+            <w:tcW w:w="1559" w:type="dxa"/>
             <w:vAlign w:val="center"/>
           </w:tcPr>
           <w:p>
@@ -15029,7 +15037,7 @@
         </w:trPr>
         <w:tc>
           <w:tcPr>
-            <w:tcW w:w="748" w:type="dxa"/>
+            <w:tcW w:w="1120" w:type="dxa"/>
             <w:vAlign w:val="center"/>
           </w:tcPr>
           <w:p>
@@ -15046,7 +15054,7 @@
         </w:tc>
         <w:tc>
           <w:tcPr>
-            <w:tcW w:w="1872" w:type="dxa"/>
+            <w:tcW w:w="2560" w:type="dxa"/>
             <w:vAlign w:val="center"/>
           </w:tcPr>
           <w:p>
@@ -15063,7 +15071,7 @@
         </w:tc>
         <w:tc>
           <w:tcPr>
-            <w:tcW w:w="4867" w:type="dxa"/>
+            <w:tcW w:w="3430" w:type="dxa"/>
             <w:vAlign w:val="center"/>
           </w:tcPr>
           <w:p>
@@ -15080,7 +15088,7 @@
         </w:tc>
         <w:tc>
           <w:tcPr>
-            <w:tcW w:w="1872" w:type="dxa"/>
+            <w:tcW w:w="1559" w:type="dxa"/>
             <w:vAlign w:val="center"/>
           </w:tcPr>
           <w:p>
@@ -15101,8 +15109,9 @@
       <w:pPr>
         <w:pStyle w:val="Heading2"/>
       </w:pPr>
-      <w:bookmarkStart w:id="72" w:name="_Toc241219040"/>
+      <w:bookmarkStart w:id="72" w:name="_Toc241220572"/>
       <w:r>
+        <w:lastRenderedPageBreak/>
         <w:t>4.12 Implementation of the framework</w:t>
       </w:r>
       <w:bookmarkEnd w:id="72"/>
@@ -15119,7 +15128,7 @@
       <w:pPr>
         <w:pStyle w:val="Heading3"/>
       </w:pPr>
-      <w:bookmarkStart w:id="73" w:name="_Toc241219041"/>
+      <w:bookmarkStart w:id="73" w:name="_Toc241220573"/>
       <w:r>
         <w:t>4.12.1 Algorithms and core logic</w:t>
       </w:r>
@@ -15138,27 +15147,27 @@
         <w:jc w:val="both"/>
       </w:pPr>
       <w:r>
-        <w:t xml:space="preserve">The reconstruction is exact rather than approximate, because it reuses the parameters the model itself would apply, so one evaluation yields the feature vector the detector needs, the logits the energy score needs and the probabilities shown to the user, all describing the same forward pass. Computing them independently would not guarantee that correspondence, and it is the correspondence rather than the saving in computation that </w:t>
+        <w:t>The reconstruction is exact rather than approximate, because it reuses the parameters the model itself would apply, so one evaluation yields the feature vector the detector needs, the logits the energy score needs and the probabilities shown to the user, all describing the same forward pass. Computing them independently would not guarantee that correspondence, and it is the correspondence rather than the saving in computation that motivates the design. Calibration runs once per model and reads the same split file used for training, so only genuine data participates. The class conditional mean is the sample mean of the features of that class, and a single covariance matrix is shared across all four classes, estimated from the pooled within class scatter and regularised before inversion.</w:t>
+      </w:r>
+    </w:p>
+    <w:p>
+      <w:pPr>
+        <w:jc w:val="both"/>
+      </w:pPr>
+      <w:r>
+        <w:t>A shrinkage term, a coefficient of 0.01 on the identity, is added to the pooled within class covariance to keep it invertible. The fitting sample of 1,200 images is only about 4.7 times the feature dimensionality of 256, so four separately estimated matrices would be rank deficient, and tying the covariance across classes following Lee et al. [16] is the standard response. Each signal is then evaluated on a held out validation subsample and its threshold placed at the quantile retaining a target proportion of genuine scans, set to 0.95.</w:t>
+      </w:r>
+    </w:p>
+    <w:p>
+      <w:pPr>
+        <w:jc w:val="both"/>
+      </w:pPr>
+      <w:r>
+        <w:t xml:space="preserve">The direction of the comparison differs by signal: for the Mahalanobis and energy scores a larger value indicates a more anomalous input, whereas for the maximum softmax </w:t>
       </w:r>
       <w:r>
         <w:lastRenderedPageBreak/>
-        <w:t>motivates the design. Calibration runs once per model and reads the same split file used for training, so only genuine data participates. The class conditional mean is the sample mean of the features of that class, and a single covariance matrix is shared across all four classes, estimated from the pooled within class scatter and regularised before inversion.</w:t>
-      </w:r>
-    </w:p>
-    <w:p>
-      <w:pPr>
-        <w:jc w:val="both"/>
-      </w:pPr>
-      <w:r>
-        <w:t>A shrinkage term, a coefficient of 0.01 on the identity, is added to the pooled within class covariance to keep it invertible. The fitting sample of 1,200 images is only about 4.7 times the feature dimensionality of 256, so four separately estimated matrices would be rank deficient, and tying the covariance across classes following Lee et al. [16] is the standard response. Each signal is then evaluated on a held out validation subsample and its threshold placed at the quantile retaining a target proportion of genuine scans, set to 0.95.</w:t>
-      </w:r>
-    </w:p>
-    <w:p>
-      <w:pPr>
-        <w:jc w:val="both"/>
-      </w:pPr>
-      <w:r>
-        <w:t>The direction of the comparison differs by signal: for the Mahalanobis and energy scores a larger value indicates a more anomalous input, whereas for the maximum softmax probability the ordering is reversed. Setting the operating point from genuine data alone is deliberate, because the safeguard then never sees an invalid example during calibration. At runtime the detector computes the Mahalanobis distance to the nearest class conditional mean, the energy score at temperature T fixed at 1.0 [17], and the maximum softmax probability [15].</w:t>
+        <w:t>probability the ordering is reversed. Setting the operating point from genuine data alone is deliberate, because the safeguard then never sees an invalid example during calibration. At runtime the detector computes the Mahalanobis distance to the nearest class conditional mean, the energy score at temperature T fixed at 1.0 [17], and the maximum softmax probability [15].</w:t>
       </w:r>
     </w:p>
     <w:p>
@@ -15438,11 +15447,7 @@
         <w:jc w:val="both"/>
       </w:pPr>
       <w:r>
-        <w:t xml:space="preserve">Expressing the policy as a function of the flags rather than hard coding one signal is what allows the verdict to be replaced by a conjunction or disjunction over the three flags through configuration alone, without repeating the calibration. The explanation mechanism is a second auxiliary graph over the same weights. The pretrained backbone is a nested layer whose internal feature map is not an output of the outer model, so the forward path is rebuilt explicitly. The numerical problem matters more: Grad-CAM is defined on the class score before the softmax [30]. Writing A superscript k for the k th </w:t>
-      </w:r>
-      <w:r>
-        <w:lastRenderedPageBreak/>
-        <w:t>channel of the final convolutional feature map, Z for the number of spatial positions in it and z sub c for the pre softmax logit of the predicted class, the channel weights are the globally average pooled gradients of that logit, and the map itself is the rectified sum of the feature maps weighted by them.</w:t>
+        <w:t>Expressing the policy as a function of the flags rather than hard coding one signal is what allows the verdict to be replaced by a conjunction or disjunction over the three flags through configuration alone, without repeating the calibration. The explanation mechanism is a second auxiliary graph over the same weights. The pretrained backbone is a nested layer whose internal feature map is not an output of the outer model, so the forward path is rebuilt explicitly. The numerical problem matters more: Grad-CAM is defined on the class score before the softmax [30]. Writing A superscript k for the k th channel of the final convolutional feature map, Z for the number of spatial positions in it and z sub c for the pre softmax logit of the predicted class, the channel weights are the globally average pooled gradients of that logit, and the map itself is the rectified sum of the feature maps weighted by them.</w:t>
       </w:r>
     </w:p>
     <w:p>
@@ -15676,7 +15681,11 @@
         <w:jc w:val="both"/>
       </w:pPr>
       <w:r>
-        <w:t>Had the post softmax probability been differentiated instead, the chain rule would have introduced a factor approaching zero exactly when the model is confident. For the COVID-19 and Normal classes, where predicted probabilities routinely exceed 0.97, that factor falls below 0.03 and the map is dominated by numerical noise, whereas differentiating the logit removes the factor entirely. The lung field estimator is classical rather than learned, because a learned segmenter would add a second set of trained weights and a second failure mode to a component meant to make the primary model more trustworthy. On a downscaled, contrast equalised copy it isolates the patient silhouette by Otsu thresholding, finds air filled regions at a low intensity percentile, and accepts at most two plausible components.</w:t>
+        <w:t xml:space="preserve">Had the post softmax probability been differentiated instead, the chain rule would have introduced a factor approaching zero exactly when the model is confident. For the COVID-19 and Normal classes, where predicted probabilities routinely exceed 0.97, that factor falls below 0.03 and the map is dominated by numerical noise, whereas differentiating the logit removes the factor entirely. The lung field estimator is classical rather than learned, because a learned segmenter would add a second set of trained weights and a second failure mode to a component meant to make the primary model more trustworthy. On a downscaled, contrast equalised copy it isolates the patient </w:t>
+      </w:r>
+      <w:r>
+        <w:lastRenderedPageBreak/>
+        <w:t>silhouette by Otsu thresholding, finds air filled regions at a low intensity percentile, and accepts at most two plausible components.</w:t>
       </w:r>
     </w:p>
     <w:p>
@@ -15888,7 +15897,7 @@
       <w:pPr>
         <w:pStyle w:val="Heading3"/>
       </w:pPr>
-      <w:bookmarkStart w:id="74" w:name="_Toc241219042"/>
+      <w:bookmarkStart w:id="74" w:name="_Toc241220574"/>
       <w:r>
         <w:t>4.12.2 Pipeline workflow</w:t>
       </w:r>
@@ -15912,7 +15921,6 @@
         <w:rPr>
           <w:noProof/>
         </w:rPr>
-        <w:lastRenderedPageBreak/>
         <w:drawing>
           <wp:inline distT="0" distB="0" distL="0" distR="0" wp14:anchorId="74F2CB9D" wp14:editId="217A4291">
             <wp:extent cx="5303520" cy="2554286"/>
@@ -15955,7 +15963,7 @@
         <w:pStyle w:val="FigCaption"/>
         <w:spacing w:after="200"/>
       </w:pPr>
-      <w:bookmarkStart w:id="75" w:name="_Toc241219071"/>
+      <w:bookmarkStart w:id="75" w:name="_Toc241220603"/>
       <w:r>
         <w:t>Figure 4.7: Inference pipeline block diagram, showing the single forward pass from which the classification, the validity verdict and the explanation are all derived.</w:t>
       </w:r>
@@ -15965,7 +15973,7 @@
       <w:pPr>
         <w:pStyle w:val="Heading2"/>
       </w:pPr>
-      <w:bookmarkStart w:id="76" w:name="_Toc241219043"/>
+      <w:bookmarkStart w:id="76" w:name="_Toc241220575"/>
       <w:r>
         <w:t>4.13 Significant implementation attempts</w:t>
       </w:r>
@@ -15976,7 +15984,11 @@
         <w:jc w:val="both"/>
       </w:pPr>
       <w:r>
-        <w:t>Three implementation attempts were changed by the evidence they produced. Grad-CAM was moved from the softmax output to the logits after heatmaps were observed to be degenerate on confident predictions. The decision policy was reduced to Mahalanobis alone once calibration showed that energy barely separated the populations. And the in lung measurement was added because masking made the heatmaps look more plausible without changing the classifier.</w:t>
+        <w:t xml:space="preserve">Three implementation attempts were changed by the evidence they produced. Grad-CAM was moved from the softmax output to the logits after heatmaps were observed to be </w:t>
+      </w:r>
+      <w:r>
+        <w:lastRenderedPageBreak/>
+        <w:t>degenerate on confident predictions. The decision policy was reduced to Mahalanobis alone once calibration showed that energy barely separated the populations. And the in lung measurement was added because masking made the heatmaps look more plausible without changing the classifier.</w:t>
       </w:r>
     </w:p>
     <w:p>
@@ -15993,9 +16005,8 @@
         <w:keepNext/>
         <w:spacing w:before="200" w:after="80"/>
       </w:pPr>
-      <w:bookmarkStart w:id="77" w:name="_Toc241219085"/>
+      <w:bookmarkStart w:id="77" w:name="_Toc241220617"/>
       <w:r>
-        <w:lastRenderedPageBreak/>
         <w:t>Table 4.4: Realised training configuration.</w:t>
       </w:r>
       <w:bookmarkEnd w:id="77"/>
@@ -16003,7 +16014,7 @@
     <w:tbl>
       <w:tblPr>
         <w:tblStyle w:val="TableGrid"/>
-        <w:tblW w:w="9360" w:type="dxa"/>
+        <w:tblW w:w="8669" w:type="dxa"/>
         <w:jc w:val="center"/>
         <w:tblBorders>
           <w:top w:val="single" w:sz="4" w:space="0" w:color="000000"/>
@@ -16013,17 +16024,18 @@
           <w:insideH w:val="single" w:sz="4" w:space="0" w:color="000000"/>
           <w:insideV w:val="single" w:sz="4" w:space="0" w:color="000000"/>
         </w:tblBorders>
+        <w:tblLayout w:type="fixed"/>
         <w:tblLook w:val="04A0" w:firstRow="1" w:lastRow="0" w:firstColumn="1" w:lastColumn="0" w:noHBand="0" w:noVBand="1"/>
       </w:tblPr>
       <w:tblGrid>
-        <w:gridCol w:w="1977"/>
-        <w:gridCol w:w="823"/>
-        <w:gridCol w:w="1801"/>
-        <w:gridCol w:w="832"/>
-        <w:gridCol w:w="812"/>
-        <w:gridCol w:w="807"/>
-        <w:gridCol w:w="1154"/>
-        <w:gridCol w:w="1154"/>
+        <w:gridCol w:w="2014"/>
+        <w:gridCol w:w="824"/>
+        <w:gridCol w:w="1728"/>
+        <w:gridCol w:w="844"/>
+        <w:gridCol w:w="789"/>
+        <w:gridCol w:w="779"/>
+        <w:gridCol w:w="846"/>
+        <w:gridCol w:w="845"/>
       </w:tblGrid>
       <w:tr>
         <w:trPr>
@@ -16033,7 +16045,7 @@
         </w:trPr>
         <w:tc>
           <w:tcPr>
-            <w:tcW w:w="1404" w:type="dxa"/>
+            <w:tcW w:w="2014" w:type="dxa"/>
             <w:vAlign w:val="center"/>
           </w:tcPr>
           <w:p>
@@ -16052,7 +16064,7 @@
         </w:tc>
         <w:tc>
           <w:tcPr>
-            <w:tcW w:w="842" w:type="dxa"/>
+            <w:tcW w:w="824" w:type="dxa"/>
             <w:vAlign w:val="center"/>
           </w:tcPr>
           <w:p>
@@ -16071,7 +16083,7 @@
         </w:tc>
         <w:tc>
           <w:tcPr>
-            <w:tcW w:w="1872" w:type="dxa"/>
+            <w:tcW w:w="1728" w:type="dxa"/>
             <w:vAlign w:val="center"/>
           </w:tcPr>
           <w:p>
@@ -16090,7 +16102,7 @@
         </w:tc>
         <w:tc>
           <w:tcPr>
-            <w:tcW w:w="842" w:type="dxa"/>
+            <w:tcW w:w="844" w:type="dxa"/>
             <w:vAlign w:val="center"/>
           </w:tcPr>
           <w:p>
@@ -16109,7 +16121,7 @@
         </w:tc>
         <w:tc>
           <w:tcPr>
-            <w:tcW w:w="842" w:type="dxa"/>
+            <w:tcW w:w="789" w:type="dxa"/>
             <w:vAlign w:val="center"/>
           </w:tcPr>
           <w:p>
@@ -16128,7 +16140,7 @@
         </w:tc>
         <w:tc>
           <w:tcPr>
-            <w:tcW w:w="842" w:type="dxa"/>
+            <w:tcW w:w="779" w:type="dxa"/>
             <w:vAlign w:val="center"/>
           </w:tcPr>
           <w:p>
@@ -16147,7 +16159,7 @@
         </w:tc>
         <w:tc>
           <w:tcPr>
-            <w:tcW w:w="1357" w:type="dxa"/>
+            <w:tcW w:w="846" w:type="dxa"/>
             <w:vAlign w:val="center"/>
           </w:tcPr>
           <w:p>
@@ -16166,7 +16178,7 @@
         </w:tc>
         <w:tc>
           <w:tcPr>
-            <w:tcW w:w="1357" w:type="dxa"/>
+            <w:tcW w:w="845" w:type="dxa"/>
             <w:vAlign w:val="center"/>
           </w:tcPr>
           <w:p>
@@ -16191,7 +16203,7 @@
         </w:trPr>
         <w:tc>
           <w:tcPr>
-            <w:tcW w:w="1404" w:type="dxa"/>
+            <w:tcW w:w="2014" w:type="dxa"/>
             <w:vAlign w:val="center"/>
           </w:tcPr>
           <w:p>
@@ -16209,7 +16221,7 @@
         </w:tc>
         <w:tc>
           <w:tcPr>
-            <w:tcW w:w="842" w:type="dxa"/>
+            <w:tcW w:w="824" w:type="dxa"/>
             <w:vAlign w:val="center"/>
           </w:tcPr>
           <w:p>
@@ -16227,7 +16239,7 @@
         </w:tc>
         <w:tc>
           <w:tcPr>
-            <w:tcW w:w="1872" w:type="dxa"/>
+            <w:tcW w:w="1728" w:type="dxa"/>
             <w:vAlign w:val="center"/>
           </w:tcPr>
           <w:p>
@@ -16245,7 +16257,7 @@
         </w:tc>
         <w:tc>
           <w:tcPr>
-            <w:tcW w:w="842" w:type="dxa"/>
+            <w:tcW w:w="844" w:type="dxa"/>
             <w:vAlign w:val="center"/>
           </w:tcPr>
           <w:p>
@@ -16263,7 +16275,7 @@
         </w:tc>
         <w:tc>
           <w:tcPr>
-            <w:tcW w:w="842" w:type="dxa"/>
+            <w:tcW w:w="789" w:type="dxa"/>
             <w:vAlign w:val="center"/>
           </w:tcPr>
           <w:p>
@@ -16281,7 +16293,7 @@
         </w:tc>
         <w:tc>
           <w:tcPr>
-            <w:tcW w:w="842" w:type="dxa"/>
+            <w:tcW w:w="779" w:type="dxa"/>
             <w:vAlign w:val="center"/>
           </w:tcPr>
           <w:p>
@@ -16299,7 +16311,7 @@
         </w:tc>
         <w:tc>
           <w:tcPr>
-            <w:tcW w:w="1357" w:type="dxa"/>
+            <w:tcW w:w="846" w:type="dxa"/>
             <w:vAlign w:val="center"/>
           </w:tcPr>
           <w:p>
@@ -16317,7 +16329,7 @@
         </w:tc>
         <w:tc>
           <w:tcPr>
-            <w:tcW w:w="1357" w:type="dxa"/>
+            <w:tcW w:w="845" w:type="dxa"/>
             <w:vAlign w:val="center"/>
           </w:tcPr>
           <w:p>
@@ -16341,7 +16353,7 @@
         </w:trPr>
         <w:tc>
           <w:tcPr>
-            <w:tcW w:w="1404" w:type="dxa"/>
+            <w:tcW w:w="2014" w:type="dxa"/>
             <w:vAlign w:val="center"/>
           </w:tcPr>
           <w:p>
@@ -16359,7 +16371,7 @@
         </w:tc>
         <w:tc>
           <w:tcPr>
-            <w:tcW w:w="842" w:type="dxa"/>
+            <w:tcW w:w="824" w:type="dxa"/>
             <w:vAlign w:val="center"/>
           </w:tcPr>
           <w:p>
@@ -16377,7 +16389,7 @@
         </w:tc>
         <w:tc>
           <w:tcPr>
-            <w:tcW w:w="1872" w:type="dxa"/>
+            <w:tcW w:w="1728" w:type="dxa"/>
             <w:vAlign w:val="center"/>
           </w:tcPr>
           <w:p>
@@ -16395,7 +16407,7 @@
         </w:tc>
         <w:tc>
           <w:tcPr>
-            <w:tcW w:w="842" w:type="dxa"/>
+            <w:tcW w:w="844" w:type="dxa"/>
             <w:vAlign w:val="center"/>
           </w:tcPr>
           <w:p>
@@ -16413,7 +16425,7 @@
         </w:tc>
         <w:tc>
           <w:tcPr>
-            <w:tcW w:w="842" w:type="dxa"/>
+            <w:tcW w:w="789" w:type="dxa"/>
             <w:vAlign w:val="center"/>
           </w:tcPr>
           <w:p>
@@ -16431,7 +16443,7 @@
         </w:tc>
         <w:tc>
           <w:tcPr>
-            <w:tcW w:w="842" w:type="dxa"/>
+            <w:tcW w:w="779" w:type="dxa"/>
             <w:vAlign w:val="center"/>
           </w:tcPr>
           <w:p>
@@ -16449,7 +16461,7 @@
         </w:tc>
         <w:tc>
           <w:tcPr>
-            <w:tcW w:w="1357" w:type="dxa"/>
+            <w:tcW w:w="846" w:type="dxa"/>
             <w:vAlign w:val="center"/>
           </w:tcPr>
           <w:p>
@@ -16467,7 +16479,7 @@
         </w:tc>
         <w:tc>
           <w:tcPr>
-            <w:tcW w:w="1357" w:type="dxa"/>
+            <w:tcW w:w="845" w:type="dxa"/>
             <w:vAlign w:val="center"/>
           </w:tcPr>
           <w:p>
@@ -16491,7 +16503,7 @@
         </w:trPr>
         <w:tc>
           <w:tcPr>
-            <w:tcW w:w="1404" w:type="dxa"/>
+            <w:tcW w:w="2014" w:type="dxa"/>
             <w:vAlign w:val="center"/>
           </w:tcPr>
           <w:p>
@@ -16508,7 +16520,7 @@
         </w:tc>
         <w:tc>
           <w:tcPr>
-            <w:tcW w:w="842" w:type="dxa"/>
+            <w:tcW w:w="824" w:type="dxa"/>
             <w:vAlign w:val="center"/>
           </w:tcPr>
           <w:p>
@@ -16525,7 +16537,7 @@
         </w:tc>
         <w:tc>
           <w:tcPr>
-            <w:tcW w:w="1872" w:type="dxa"/>
+            <w:tcW w:w="1728" w:type="dxa"/>
             <w:vAlign w:val="center"/>
           </w:tcPr>
           <w:p>
@@ -16542,7 +16554,7 @@
         </w:tc>
         <w:tc>
           <w:tcPr>
-            <w:tcW w:w="842" w:type="dxa"/>
+            <w:tcW w:w="844" w:type="dxa"/>
             <w:vAlign w:val="center"/>
           </w:tcPr>
           <w:p>
@@ -16559,7 +16571,7 @@
         </w:tc>
         <w:tc>
           <w:tcPr>
-            <w:tcW w:w="842" w:type="dxa"/>
+            <w:tcW w:w="789" w:type="dxa"/>
             <w:vAlign w:val="center"/>
           </w:tcPr>
           <w:p>
@@ -16576,7 +16588,7 @@
         </w:tc>
         <w:tc>
           <w:tcPr>
-            <w:tcW w:w="842" w:type="dxa"/>
+            <w:tcW w:w="779" w:type="dxa"/>
             <w:vAlign w:val="center"/>
           </w:tcPr>
           <w:p>
@@ -16593,7 +16605,7 @@
         </w:tc>
         <w:tc>
           <w:tcPr>
-            <w:tcW w:w="1357" w:type="dxa"/>
+            <w:tcW w:w="846" w:type="dxa"/>
             <w:vAlign w:val="center"/>
           </w:tcPr>
           <w:p>
@@ -16610,7 +16622,7 @@
         </w:tc>
         <w:tc>
           <w:tcPr>
-            <w:tcW w:w="1357" w:type="dxa"/>
+            <w:tcW w:w="845" w:type="dxa"/>
             <w:vAlign w:val="center"/>
           </w:tcPr>
           <w:p>
@@ -16631,7 +16643,7 @@
       <w:pPr>
         <w:pStyle w:val="Heading2"/>
       </w:pPr>
-      <w:bookmarkStart w:id="78" w:name="_Toc241219044"/>
+      <w:bookmarkStart w:id="78" w:name="_Toc241220576"/>
       <w:r>
         <w:t>4.14 Evaluation design and test plan</w:t>
       </w:r>
@@ -16651,8 +16663,9 @@
         <w:keepNext/>
         <w:spacing w:before="200" w:after="80"/>
       </w:pPr>
-      <w:bookmarkStart w:id="79" w:name="_Toc241219086"/>
+      <w:bookmarkStart w:id="79" w:name="_Toc241220618"/>
       <w:r>
+        <w:lastRenderedPageBreak/>
         <w:t>Table 4.5: Evaluation design mapped to objectives.</w:t>
       </w:r>
       <w:bookmarkEnd w:id="79"/>
@@ -16660,7 +16673,7 @@
     <w:tbl>
       <w:tblPr>
         <w:tblStyle w:val="TableGrid"/>
-        <w:tblW w:w="9360" w:type="dxa"/>
+        <w:tblW w:w="8669" w:type="dxa"/>
         <w:jc w:val="center"/>
         <w:tblBorders>
           <w:top w:val="single" w:sz="4" w:space="0" w:color="000000"/>
@@ -16670,14 +16683,15 @@
           <w:insideH w:val="single" w:sz="4" w:space="0" w:color="000000"/>
           <w:insideV w:val="single" w:sz="4" w:space="0" w:color="000000"/>
         </w:tblBorders>
+        <w:tblLayout w:type="fixed"/>
         <w:tblLook w:val="04A0" w:firstRow="1" w:lastRow="0" w:firstColumn="1" w:lastColumn="0" w:noHBand="0" w:noVBand="1"/>
       </w:tblPr>
       <w:tblGrid>
-        <w:gridCol w:w="1204"/>
-        <w:gridCol w:w="1987"/>
-        <w:gridCol w:w="1970"/>
-        <w:gridCol w:w="1959"/>
-        <w:gridCol w:w="2240"/>
+        <w:gridCol w:w="1484"/>
+        <w:gridCol w:w="1908"/>
+        <w:gridCol w:w="1731"/>
+        <w:gridCol w:w="1605"/>
+        <w:gridCol w:w="1941"/>
       </w:tblGrid>
       <w:tr>
         <w:trPr>
@@ -16687,7 +16701,7 @@
         </w:trPr>
         <w:tc>
           <w:tcPr>
-            <w:tcW w:w="842" w:type="dxa"/>
+            <w:tcW w:w="1484" w:type="dxa"/>
             <w:vAlign w:val="center"/>
           </w:tcPr>
           <w:p>
@@ -16706,7 +16720,7 @@
         </w:tc>
         <w:tc>
           <w:tcPr>
-            <w:tcW w:w="2059" w:type="dxa"/>
+            <w:tcW w:w="1908" w:type="dxa"/>
             <w:vAlign w:val="center"/>
           </w:tcPr>
           <w:p>
@@ -16725,7 +16739,7 @@
         </w:tc>
         <w:tc>
           <w:tcPr>
-            <w:tcW w:w="2059" w:type="dxa"/>
+            <w:tcW w:w="1731" w:type="dxa"/>
             <w:vAlign w:val="center"/>
           </w:tcPr>
           <w:p>
@@ -16744,7 +16758,7 @@
         </w:tc>
         <w:tc>
           <w:tcPr>
-            <w:tcW w:w="2059" w:type="dxa"/>
+            <w:tcW w:w="1605" w:type="dxa"/>
             <w:vAlign w:val="center"/>
           </w:tcPr>
           <w:p>
@@ -16763,7 +16777,7 @@
         </w:tc>
         <w:tc>
           <w:tcPr>
-            <w:tcW w:w="2340" w:type="dxa"/>
+            <w:tcW w:w="1941" w:type="dxa"/>
             <w:vAlign w:val="center"/>
           </w:tcPr>
           <w:p>
@@ -16788,7 +16802,7 @@
         </w:trPr>
         <w:tc>
           <w:tcPr>
-            <w:tcW w:w="842" w:type="dxa"/>
+            <w:tcW w:w="1484" w:type="dxa"/>
             <w:vAlign w:val="center"/>
           </w:tcPr>
           <w:p>
@@ -16806,7 +16820,7 @@
         </w:tc>
         <w:tc>
           <w:tcPr>
-            <w:tcW w:w="2059" w:type="dxa"/>
+            <w:tcW w:w="1908" w:type="dxa"/>
             <w:vAlign w:val="center"/>
           </w:tcPr>
           <w:p>
@@ -16824,7 +16838,7 @@
         </w:tc>
         <w:tc>
           <w:tcPr>
-            <w:tcW w:w="2059" w:type="dxa"/>
+            <w:tcW w:w="1731" w:type="dxa"/>
             <w:vAlign w:val="center"/>
           </w:tcPr>
           <w:p>
@@ -16842,7 +16856,7 @@
         </w:tc>
         <w:tc>
           <w:tcPr>
-            <w:tcW w:w="2059" w:type="dxa"/>
+            <w:tcW w:w="1605" w:type="dxa"/>
             <w:vAlign w:val="center"/>
           </w:tcPr>
           <w:p>
@@ -16860,7 +16874,7 @@
         </w:tc>
         <w:tc>
           <w:tcPr>
-            <w:tcW w:w="2340" w:type="dxa"/>
+            <w:tcW w:w="1941" w:type="dxa"/>
             <w:vAlign w:val="center"/>
           </w:tcPr>
           <w:p>
@@ -16884,7 +16898,7 @@
         </w:trPr>
         <w:tc>
           <w:tcPr>
-            <w:tcW w:w="842" w:type="dxa"/>
+            <w:tcW w:w="1484" w:type="dxa"/>
             <w:vAlign w:val="center"/>
           </w:tcPr>
           <w:p>
@@ -16902,7 +16916,7 @@
         </w:tc>
         <w:tc>
           <w:tcPr>
-            <w:tcW w:w="2059" w:type="dxa"/>
+            <w:tcW w:w="1908" w:type="dxa"/>
             <w:vAlign w:val="center"/>
           </w:tcPr>
           <w:p>
@@ -16920,7 +16934,7 @@
         </w:tc>
         <w:tc>
           <w:tcPr>
-            <w:tcW w:w="2059" w:type="dxa"/>
+            <w:tcW w:w="1731" w:type="dxa"/>
             <w:vAlign w:val="center"/>
           </w:tcPr>
           <w:p>
@@ -16938,7 +16952,7 @@
         </w:tc>
         <w:tc>
           <w:tcPr>
-            <w:tcW w:w="2059" w:type="dxa"/>
+            <w:tcW w:w="1605" w:type="dxa"/>
             <w:vAlign w:val="center"/>
           </w:tcPr>
           <w:p>
@@ -16956,7 +16970,7 @@
         </w:tc>
         <w:tc>
           <w:tcPr>
-            <w:tcW w:w="2340" w:type="dxa"/>
+            <w:tcW w:w="1941" w:type="dxa"/>
             <w:vAlign w:val="center"/>
           </w:tcPr>
           <w:p>
@@ -16980,7 +16994,7 @@
         </w:trPr>
         <w:tc>
           <w:tcPr>
-            <w:tcW w:w="842" w:type="dxa"/>
+            <w:tcW w:w="1484" w:type="dxa"/>
             <w:vAlign w:val="center"/>
           </w:tcPr>
           <w:p>
@@ -16998,7 +17012,7 @@
         </w:tc>
         <w:tc>
           <w:tcPr>
-            <w:tcW w:w="2059" w:type="dxa"/>
+            <w:tcW w:w="1908" w:type="dxa"/>
             <w:vAlign w:val="center"/>
           </w:tcPr>
           <w:p>
@@ -17016,7 +17030,7 @@
         </w:tc>
         <w:tc>
           <w:tcPr>
-            <w:tcW w:w="2059" w:type="dxa"/>
+            <w:tcW w:w="1731" w:type="dxa"/>
             <w:vAlign w:val="center"/>
           </w:tcPr>
           <w:p>
@@ -17034,7 +17048,7 @@
         </w:tc>
         <w:tc>
           <w:tcPr>
-            <w:tcW w:w="2059" w:type="dxa"/>
+            <w:tcW w:w="1605" w:type="dxa"/>
             <w:vAlign w:val="center"/>
           </w:tcPr>
           <w:p>
@@ -17052,7 +17066,7 @@
         </w:tc>
         <w:tc>
           <w:tcPr>
-            <w:tcW w:w="2340" w:type="dxa"/>
+            <w:tcW w:w="1941" w:type="dxa"/>
             <w:vAlign w:val="center"/>
           </w:tcPr>
           <w:p>
@@ -17076,7 +17090,7 @@
         </w:trPr>
         <w:tc>
           <w:tcPr>
-            <w:tcW w:w="842" w:type="dxa"/>
+            <w:tcW w:w="1484" w:type="dxa"/>
             <w:vAlign w:val="center"/>
           </w:tcPr>
           <w:p>
@@ -17094,7 +17108,7 @@
         </w:tc>
         <w:tc>
           <w:tcPr>
-            <w:tcW w:w="2059" w:type="dxa"/>
+            <w:tcW w:w="1908" w:type="dxa"/>
             <w:vAlign w:val="center"/>
           </w:tcPr>
           <w:p>
@@ -17112,7 +17126,7 @@
         </w:tc>
         <w:tc>
           <w:tcPr>
-            <w:tcW w:w="2059" w:type="dxa"/>
+            <w:tcW w:w="1731" w:type="dxa"/>
             <w:vAlign w:val="center"/>
           </w:tcPr>
           <w:p>
@@ -17130,7 +17144,7 @@
         </w:tc>
         <w:tc>
           <w:tcPr>
-            <w:tcW w:w="2059" w:type="dxa"/>
+            <w:tcW w:w="1605" w:type="dxa"/>
             <w:vAlign w:val="center"/>
           </w:tcPr>
           <w:p>
@@ -17148,7 +17162,7 @@
         </w:tc>
         <w:tc>
           <w:tcPr>
-            <w:tcW w:w="2340" w:type="dxa"/>
+            <w:tcW w:w="1941" w:type="dxa"/>
             <w:vAlign w:val="center"/>
           </w:tcPr>
           <w:p>
@@ -17172,7 +17186,7 @@
         </w:trPr>
         <w:tc>
           <w:tcPr>
-            <w:tcW w:w="842" w:type="dxa"/>
+            <w:tcW w:w="1484" w:type="dxa"/>
             <w:vAlign w:val="center"/>
           </w:tcPr>
           <w:p>
@@ -17189,7 +17203,7 @@
         </w:tc>
         <w:tc>
           <w:tcPr>
-            <w:tcW w:w="2059" w:type="dxa"/>
+            <w:tcW w:w="1908" w:type="dxa"/>
             <w:vAlign w:val="center"/>
           </w:tcPr>
           <w:p>
@@ -17206,7 +17220,7 @@
         </w:tc>
         <w:tc>
           <w:tcPr>
-            <w:tcW w:w="2059" w:type="dxa"/>
+            <w:tcW w:w="1731" w:type="dxa"/>
             <w:vAlign w:val="center"/>
           </w:tcPr>
           <w:p>
@@ -17223,7 +17237,7 @@
         </w:tc>
         <w:tc>
           <w:tcPr>
-            <w:tcW w:w="2059" w:type="dxa"/>
+            <w:tcW w:w="1605" w:type="dxa"/>
             <w:vAlign w:val="center"/>
           </w:tcPr>
           <w:p>
@@ -17240,7 +17254,7 @@
         </w:tc>
         <w:tc>
           <w:tcPr>
-            <w:tcW w:w="2340" w:type="dxa"/>
+            <w:tcW w:w="1941" w:type="dxa"/>
             <w:vAlign w:val="center"/>
           </w:tcPr>
           <w:p>
@@ -17263,27 +17277,27 @@
         <w:jc w:val="both"/>
       </w:pPr>
       <w:r>
-        <w:t xml:space="preserve">Two features of this design were fixed before any result existed. The success criteria are the acceptance criteria of Table 4.3 and were not revised once measurements were available; NFR1 is met by 0.31 of a percentage point, a margin narrow enough that a </w:t>
+        <w:t>Two features of this design were fixed before any result existed. The success criteria are the acceptance criteria of Table 4.3 and were not revised once measurements were available; NFR1 is met by 0.31 of a percentage point, a margin narrow enough that a different seed could plausibly have failed it. RO4b is judged on where the attention falls rather than on reaching a target value.</w:t>
+      </w:r>
+    </w:p>
+    <w:p>
+      <w:pPr>
+        <w:jc w:val="both"/>
+      </w:pPr>
+      <w:r>
+        <w:t>All experiments were performed on the frozen artefact of Section 4.12. Model evaluation used the held out test partition of 1,382 images, which no model saw during training or checkpoint selection and which took no part in calibration. The probe is sixty generated images of uniform noise, smooth gradients and solid colour fields from a fixed seed. It is a far regime construct only.</w:t>
+      </w:r>
+    </w:p>
+    <w:p>
+      <w:pPr>
+        <w:jc w:val="both"/>
+      </w:pPr>
+      <w:r>
+        <w:t xml:space="preserve">Table 4.6 records the ten cases, each exercising behaviour on which a research claim depends; routine authentication and profile cases were executed but are omitted. The set spans positive, negative and boundary conditions: T1 and T5 confirm intended behaviour, </w:t>
       </w:r>
       <w:r>
         <w:lastRenderedPageBreak/>
-        <w:t>different seed could plausibly have failed it. RO4b is judged on where the attention falls rather than on reaching a target value.</w:t>
-      </w:r>
-    </w:p>
-    <w:p>
-      <w:pPr>
-        <w:jc w:val="both"/>
-      </w:pPr>
-      <w:r>
-        <w:t>All experiments were performed on the frozen artefact of Section 4.12. Model evaluation used the held out test partition of 1,382 images, which no model saw during training or checkpoint selection and which took no part in calibration. The probe is sixty generated images of uniform noise, smooth gradients and solid colour fields from a fixed seed. It is a far regime construct only.</w:t>
-      </w:r>
-    </w:p>
-    <w:p>
-      <w:pPr>
-        <w:jc w:val="both"/>
-      </w:pPr>
-      <w:r>
-        <w:t>Table 4.6 records the ten cases, each exercising behaviour on which a research claim depends; routine authentication and profile cases were executed but are omitted. The set spans positive, negative and boundary conditions: T1 and T5 confirm intended behaviour, T2, T8, T9 and T10 confirm refusal, T3, T4 and T6 confirm that a decision taken inside the service survives persistence, reopening and export, and T7 confirms graceful degradation.</w:t>
+        <w:t>T2, T8, T9 and T10 confirm refusal, T3, T4 and T6 confirm that a decision taken inside the service survives persistence, reopening and export, and T7 confirms graceful degradation.</w:t>
       </w:r>
     </w:p>
     <w:p>
@@ -17292,7 +17306,7 @@
         <w:keepNext/>
         <w:spacing w:before="200" w:after="80"/>
       </w:pPr>
-      <w:bookmarkStart w:id="80" w:name="_Toc241219087"/>
+      <w:bookmarkStart w:id="80" w:name="_Toc241220619"/>
       <w:r>
         <w:t>Table 4.6: Test cases.</w:t>
       </w:r>
@@ -17301,7 +17315,7 @@
     <w:tbl>
       <w:tblPr>
         <w:tblStyle w:val="TableGrid"/>
-        <w:tblW w:w="9360" w:type="dxa"/>
+        <w:tblW w:w="8669" w:type="dxa"/>
         <w:jc w:val="center"/>
         <w:tblBorders>
           <w:top w:val="single" w:sz="4" w:space="0" w:color="000000"/>
@@ -17311,14 +17325,15 @@
           <w:insideH w:val="single" w:sz="4" w:space="0" w:color="000000"/>
           <w:insideV w:val="single" w:sz="4" w:space="0" w:color="000000"/>
         </w:tblBorders>
+        <w:tblLayout w:type="fixed"/>
         <w:tblLook w:val="04A0" w:firstRow="1" w:lastRow="0" w:firstColumn="1" w:lastColumn="0" w:noHBand="0" w:noVBand="1"/>
       </w:tblPr>
       <w:tblGrid>
-        <w:gridCol w:w="603"/>
-        <w:gridCol w:w="1243"/>
-        <w:gridCol w:w="2507"/>
-        <w:gridCol w:w="4072"/>
-        <w:gridCol w:w="935"/>
+        <w:gridCol w:w="828"/>
+        <w:gridCol w:w="1761"/>
+        <w:gridCol w:w="2200"/>
+        <w:gridCol w:w="2687"/>
+        <w:gridCol w:w="1193"/>
       </w:tblGrid>
       <w:tr>
         <w:trPr>
@@ -17328,7 +17343,7 @@
         </w:trPr>
         <w:tc>
           <w:tcPr>
-            <w:tcW w:w="561" w:type="dxa"/>
+            <w:tcW w:w="828" w:type="dxa"/>
             <w:vAlign w:val="center"/>
           </w:tcPr>
           <w:p>
@@ -17347,7 +17362,7 @@
         </w:tc>
         <w:tc>
           <w:tcPr>
-            <w:tcW w:w="1216" w:type="dxa"/>
+            <w:tcW w:w="1761" w:type="dxa"/>
             <w:vAlign w:val="center"/>
           </w:tcPr>
           <w:p>
@@ -17366,7 +17381,7 @@
         </w:tc>
         <w:tc>
           <w:tcPr>
-            <w:tcW w:w="2527" w:type="dxa"/>
+            <w:tcW w:w="2200" w:type="dxa"/>
             <w:vAlign w:val="center"/>
           </w:tcPr>
           <w:p>
@@ -17385,7 +17400,7 @@
         </w:tc>
         <w:tc>
           <w:tcPr>
-            <w:tcW w:w="4118" w:type="dxa"/>
+            <w:tcW w:w="2687" w:type="dxa"/>
             <w:vAlign w:val="center"/>
           </w:tcPr>
           <w:p>
@@ -17404,7 +17419,7 @@
         </w:tc>
         <w:tc>
           <w:tcPr>
-            <w:tcW w:w="936" w:type="dxa"/>
+            <w:tcW w:w="1193" w:type="dxa"/>
             <w:vAlign w:val="center"/>
           </w:tcPr>
           <w:p>
@@ -17429,7 +17444,7 @@
         </w:trPr>
         <w:tc>
           <w:tcPr>
-            <w:tcW w:w="561" w:type="dxa"/>
+            <w:tcW w:w="828" w:type="dxa"/>
             <w:vAlign w:val="center"/>
           </w:tcPr>
           <w:p>
@@ -17447,7 +17462,7 @@
         </w:tc>
         <w:tc>
           <w:tcPr>
-            <w:tcW w:w="1216" w:type="dxa"/>
+            <w:tcW w:w="1761" w:type="dxa"/>
             <w:vAlign w:val="center"/>
           </w:tcPr>
           <w:p>
@@ -17465,7 +17480,7 @@
         </w:tc>
         <w:tc>
           <w:tcPr>
-            <w:tcW w:w="2527" w:type="dxa"/>
+            <w:tcW w:w="2200" w:type="dxa"/>
             <w:vAlign w:val="center"/>
           </w:tcPr>
           <w:p>
@@ -17483,7 +17498,7 @@
         </w:tc>
         <w:tc>
           <w:tcPr>
-            <w:tcW w:w="4118" w:type="dxa"/>
+            <w:tcW w:w="2687" w:type="dxa"/>
             <w:vAlign w:val="center"/>
           </w:tcPr>
           <w:p>
@@ -17501,7 +17516,7 @@
         </w:tc>
         <w:tc>
           <w:tcPr>
-            <w:tcW w:w="936" w:type="dxa"/>
+            <w:tcW w:w="1193" w:type="dxa"/>
             <w:vAlign w:val="center"/>
           </w:tcPr>
           <w:p>
@@ -17525,7 +17540,7 @@
         </w:trPr>
         <w:tc>
           <w:tcPr>
-            <w:tcW w:w="561" w:type="dxa"/>
+            <w:tcW w:w="828" w:type="dxa"/>
             <w:vAlign w:val="center"/>
           </w:tcPr>
           <w:p>
@@ -17543,7 +17558,7 @@
         </w:tc>
         <w:tc>
           <w:tcPr>
-            <w:tcW w:w="1216" w:type="dxa"/>
+            <w:tcW w:w="1761" w:type="dxa"/>
             <w:vAlign w:val="center"/>
           </w:tcPr>
           <w:p>
@@ -17561,7 +17576,7 @@
         </w:tc>
         <w:tc>
           <w:tcPr>
-            <w:tcW w:w="2527" w:type="dxa"/>
+            <w:tcW w:w="2200" w:type="dxa"/>
             <w:vAlign w:val="center"/>
           </w:tcPr>
           <w:p>
@@ -17579,7 +17594,7 @@
         </w:tc>
         <w:tc>
           <w:tcPr>
-            <w:tcW w:w="4118" w:type="dxa"/>
+            <w:tcW w:w="2687" w:type="dxa"/>
             <w:vAlign w:val="center"/>
           </w:tcPr>
           <w:p>
@@ -17597,7 +17612,7 @@
         </w:tc>
         <w:tc>
           <w:tcPr>
-            <w:tcW w:w="936" w:type="dxa"/>
+            <w:tcW w:w="1193" w:type="dxa"/>
             <w:vAlign w:val="center"/>
           </w:tcPr>
           <w:p>
@@ -17621,7 +17636,7 @@
         </w:trPr>
         <w:tc>
           <w:tcPr>
-            <w:tcW w:w="561" w:type="dxa"/>
+            <w:tcW w:w="828" w:type="dxa"/>
             <w:vAlign w:val="center"/>
           </w:tcPr>
           <w:p>
@@ -17639,7 +17654,7 @@
         </w:tc>
         <w:tc>
           <w:tcPr>
-            <w:tcW w:w="1216" w:type="dxa"/>
+            <w:tcW w:w="1761" w:type="dxa"/>
             <w:vAlign w:val="center"/>
           </w:tcPr>
           <w:p>
@@ -17657,7 +17672,7 @@
         </w:tc>
         <w:tc>
           <w:tcPr>
-            <w:tcW w:w="2527" w:type="dxa"/>
+            <w:tcW w:w="2200" w:type="dxa"/>
             <w:vAlign w:val="center"/>
           </w:tcPr>
           <w:p>
@@ -17675,7 +17690,7 @@
         </w:tc>
         <w:tc>
           <w:tcPr>
-            <w:tcW w:w="4118" w:type="dxa"/>
+            <w:tcW w:w="2687" w:type="dxa"/>
             <w:vAlign w:val="center"/>
           </w:tcPr>
           <w:p>
@@ -17693,7 +17708,7 @@
         </w:tc>
         <w:tc>
           <w:tcPr>
-            <w:tcW w:w="936" w:type="dxa"/>
+            <w:tcW w:w="1193" w:type="dxa"/>
             <w:vAlign w:val="center"/>
           </w:tcPr>
           <w:p>
@@ -17717,7 +17732,7 @@
         </w:trPr>
         <w:tc>
           <w:tcPr>
-            <w:tcW w:w="561" w:type="dxa"/>
+            <w:tcW w:w="828" w:type="dxa"/>
             <w:vAlign w:val="center"/>
           </w:tcPr>
           <w:p>
@@ -17735,7 +17750,7 @@
         </w:tc>
         <w:tc>
           <w:tcPr>
-            <w:tcW w:w="1216" w:type="dxa"/>
+            <w:tcW w:w="1761" w:type="dxa"/>
             <w:vAlign w:val="center"/>
           </w:tcPr>
           <w:p>
@@ -17753,7 +17768,7 @@
         </w:tc>
         <w:tc>
           <w:tcPr>
-            <w:tcW w:w="2527" w:type="dxa"/>
+            <w:tcW w:w="2200" w:type="dxa"/>
             <w:vAlign w:val="center"/>
           </w:tcPr>
           <w:p>
@@ -17771,7 +17786,7 @@
         </w:tc>
         <w:tc>
           <w:tcPr>
-            <w:tcW w:w="4118" w:type="dxa"/>
+            <w:tcW w:w="2687" w:type="dxa"/>
             <w:vAlign w:val="center"/>
           </w:tcPr>
           <w:p>
@@ -17789,7 +17804,7 @@
         </w:tc>
         <w:tc>
           <w:tcPr>
-            <w:tcW w:w="936" w:type="dxa"/>
+            <w:tcW w:w="1193" w:type="dxa"/>
             <w:vAlign w:val="center"/>
           </w:tcPr>
           <w:p>
@@ -17813,7 +17828,7 @@
         </w:trPr>
         <w:tc>
           <w:tcPr>
-            <w:tcW w:w="561" w:type="dxa"/>
+            <w:tcW w:w="828" w:type="dxa"/>
             <w:vAlign w:val="center"/>
           </w:tcPr>
           <w:p>
@@ -17831,7 +17846,7 @@
         </w:tc>
         <w:tc>
           <w:tcPr>
-            <w:tcW w:w="1216" w:type="dxa"/>
+            <w:tcW w:w="1761" w:type="dxa"/>
             <w:vAlign w:val="center"/>
           </w:tcPr>
           <w:p>
@@ -17849,7 +17864,7 @@
         </w:tc>
         <w:tc>
           <w:tcPr>
-            <w:tcW w:w="2527" w:type="dxa"/>
+            <w:tcW w:w="2200" w:type="dxa"/>
             <w:vAlign w:val="center"/>
           </w:tcPr>
           <w:p>
@@ -17867,7 +17882,7 @@
         </w:tc>
         <w:tc>
           <w:tcPr>
-            <w:tcW w:w="4118" w:type="dxa"/>
+            <w:tcW w:w="2687" w:type="dxa"/>
             <w:vAlign w:val="center"/>
           </w:tcPr>
           <w:p>
@@ -17885,7 +17900,7 @@
         </w:tc>
         <w:tc>
           <w:tcPr>
-            <w:tcW w:w="936" w:type="dxa"/>
+            <w:tcW w:w="1193" w:type="dxa"/>
             <w:vAlign w:val="center"/>
           </w:tcPr>
           <w:p>
@@ -17909,7 +17924,7 @@
         </w:trPr>
         <w:tc>
           <w:tcPr>
-            <w:tcW w:w="561" w:type="dxa"/>
+            <w:tcW w:w="828" w:type="dxa"/>
             <w:vAlign w:val="center"/>
           </w:tcPr>
           <w:p>
@@ -17927,7 +17942,7 @@
         </w:tc>
         <w:tc>
           <w:tcPr>
-            <w:tcW w:w="1216" w:type="dxa"/>
+            <w:tcW w:w="1761" w:type="dxa"/>
             <w:vAlign w:val="center"/>
           </w:tcPr>
           <w:p>
@@ -17945,7 +17960,7 @@
         </w:tc>
         <w:tc>
           <w:tcPr>
-            <w:tcW w:w="2527" w:type="dxa"/>
+            <w:tcW w:w="2200" w:type="dxa"/>
             <w:vAlign w:val="center"/>
           </w:tcPr>
           <w:p>
@@ -17963,7 +17978,7 @@
         </w:tc>
         <w:tc>
           <w:tcPr>
-            <w:tcW w:w="4118" w:type="dxa"/>
+            <w:tcW w:w="2687" w:type="dxa"/>
             <w:vAlign w:val="center"/>
           </w:tcPr>
           <w:p>
@@ -17981,7 +17996,7 @@
         </w:tc>
         <w:tc>
           <w:tcPr>
-            <w:tcW w:w="936" w:type="dxa"/>
+            <w:tcW w:w="1193" w:type="dxa"/>
             <w:vAlign w:val="center"/>
           </w:tcPr>
           <w:p>
@@ -18005,7 +18020,7 @@
         </w:trPr>
         <w:tc>
           <w:tcPr>
-            <w:tcW w:w="561" w:type="dxa"/>
+            <w:tcW w:w="828" w:type="dxa"/>
             <w:vAlign w:val="center"/>
           </w:tcPr>
           <w:p>
@@ -18023,7 +18038,7 @@
         </w:tc>
         <w:tc>
           <w:tcPr>
-            <w:tcW w:w="1216" w:type="dxa"/>
+            <w:tcW w:w="1761" w:type="dxa"/>
             <w:vAlign w:val="center"/>
           </w:tcPr>
           <w:p>
@@ -18041,7 +18056,7 @@
         </w:tc>
         <w:tc>
           <w:tcPr>
-            <w:tcW w:w="2527" w:type="dxa"/>
+            <w:tcW w:w="2200" w:type="dxa"/>
             <w:vAlign w:val="center"/>
           </w:tcPr>
           <w:p>
@@ -18059,7 +18074,7 @@
         </w:tc>
         <w:tc>
           <w:tcPr>
-            <w:tcW w:w="4118" w:type="dxa"/>
+            <w:tcW w:w="2687" w:type="dxa"/>
             <w:vAlign w:val="center"/>
           </w:tcPr>
           <w:p>
@@ -18077,7 +18092,7 @@
         </w:tc>
         <w:tc>
           <w:tcPr>
-            <w:tcW w:w="936" w:type="dxa"/>
+            <w:tcW w:w="1193" w:type="dxa"/>
             <w:vAlign w:val="center"/>
           </w:tcPr>
           <w:p>
@@ -18101,7 +18116,7 @@
         </w:trPr>
         <w:tc>
           <w:tcPr>
-            <w:tcW w:w="561" w:type="dxa"/>
+            <w:tcW w:w="828" w:type="dxa"/>
             <w:vAlign w:val="center"/>
           </w:tcPr>
           <w:p>
@@ -18119,7 +18134,7 @@
         </w:tc>
         <w:tc>
           <w:tcPr>
-            <w:tcW w:w="1216" w:type="dxa"/>
+            <w:tcW w:w="1761" w:type="dxa"/>
             <w:vAlign w:val="center"/>
           </w:tcPr>
           <w:p>
@@ -18137,7 +18152,7 @@
         </w:tc>
         <w:tc>
           <w:tcPr>
-            <w:tcW w:w="2527" w:type="dxa"/>
+            <w:tcW w:w="2200" w:type="dxa"/>
             <w:vAlign w:val="center"/>
           </w:tcPr>
           <w:p>
@@ -18155,7 +18170,7 @@
         </w:tc>
         <w:tc>
           <w:tcPr>
-            <w:tcW w:w="4118" w:type="dxa"/>
+            <w:tcW w:w="2687" w:type="dxa"/>
             <w:vAlign w:val="center"/>
           </w:tcPr>
           <w:p>
@@ -18173,7 +18188,7 @@
         </w:tc>
         <w:tc>
           <w:tcPr>
-            <w:tcW w:w="936" w:type="dxa"/>
+            <w:tcW w:w="1193" w:type="dxa"/>
             <w:vAlign w:val="center"/>
           </w:tcPr>
           <w:p>
@@ -18197,7 +18212,7 @@
         </w:trPr>
         <w:tc>
           <w:tcPr>
-            <w:tcW w:w="561" w:type="dxa"/>
+            <w:tcW w:w="828" w:type="dxa"/>
             <w:vAlign w:val="center"/>
           </w:tcPr>
           <w:p>
@@ -18215,7 +18230,7 @@
         </w:tc>
         <w:tc>
           <w:tcPr>
-            <w:tcW w:w="1216" w:type="dxa"/>
+            <w:tcW w:w="1761" w:type="dxa"/>
             <w:vAlign w:val="center"/>
           </w:tcPr>
           <w:p>
@@ -18233,7 +18248,7 @@
         </w:tc>
         <w:tc>
           <w:tcPr>
-            <w:tcW w:w="2527" w:type="dxa"/>
+            <w:tcW w:w="2200" w:type="dxa"/>
             <w:vAlign w:val="center"/>
           </w:tcPr>
           <w:p>
@@ -18251,7 +18266,7 @@
         </w:tc>
         <w:tc>
           <w:tcPr>
-            <w:tcW w:w="4118" w:type="dxa"/>
+            <w:tcW w:w="2687" w:type="dxa"/>
             <w:vAlign w:val="center"/>
           </w:tcPr>
           <w:p>
@@ -18269,7 +18284,7 @@
         </w:tc>
         <w:tc>
           <w:tcPr>
-            <w:tcW w:w="936" w:type="dxa"/>
+            <w:tcW w:w="1193" w:type="dxa"/>
             <w:vAlign w:val="center"/>
           </w:tcPr>
           <w:p>
@@ -18293,7 +18308,7 @@
         </w:trPr>
         <w:tc>
           <w:tcPr>
-            <w:tcW w:w="561" w:type="dxa"/>
+            <w:tcW w:w="828" w:type="dxa"/>
             <w:vAlign w:val="center"/>
           </w:tcPr>
           <w:p>
@@ -18310,7 +18325,7 @@
         </w:tc>
         <w:tc>
           <w:tcPr>
-            <w:tcW w:w="1216" w:type="dxa"/>
+            <w:tcW w:w="1761" w:type="dxa"/>
             <w:vAlign w:val="center"/>
           </w:tcPr>
           <w:p>
@@ -18327,7 +18342,7 @@
         </w:tc>
         <w:tc>
           <w:tcPr>
-            <w:tcW w:w="2527" w:type="dxa"/>
+            <w:tcW w:w="2200" w:type="dxa"/>
             <w:vAlign w:val="center"/>
           </w:tcPr>
           <w:p>
@@ -18344,7 +18359,7 @@
         </w:tc>
         <w:tc>
           <w:tcPr>
-            <w:tcW w:w="4118" w:type="dxa"/>
+            <w:tcW w:w="2687" w:type="dxa"/>
             <w:vAlign w:val="center"/>
           </w:tcPr>
           <w:p>
@@ -18361,7 +18376,7 @@
         </w:tc>
         <w:tc>
           <w:tcPr>
-            <w:tcW w:w="936" w:type="dxa"/>
+            <w:tcW w:w="1193" w:type="dxa"/>
             <w:vAlign w:val="center"/>
           </w:tcPr>
           <w:p>
@@ -18382,9 +18397,8 @@
       <w:pPr>
         <w:pStyle w:val="Heading3"/>
       </w:pPr>
-      <w:bookmarkStart w:id="81" w:name="_Toc241219045"/>
+      <w:bookmarkStart w:id="81" w:name="_Toc241220577"/>
       <w:r>
-        <w:lastRenderedPageBreak/>
         <w:t>4.14.1 Testing and evaluation workflow</w:t>
       </w:r>
       <w:bookmarkEnd w:id="81"/>
@@ -18409,8 +18423,9 @@
       <w:pPr>
         <w:pStyle w:val="Heading3"/>
       </w:pPr>
-      <w:bookmarkStart w:id="82" w:name="_Toc241219046"/>
+      <w:bookmarkStart w:id="82" w:name="_Toc241220578"/>
       <w:r>
+        <w:lastRenderedPageBreak/>
         <w:t>4.14.2 Justification of the selected evaluation strategies</w:t>
       </w:r>
       <w:bookmarkEnd w:id="82"/>
@@ -18428,7 +18443,7 @@
         <w:pStyle w:val="Heading1"/>
         <w:pageBreakBefore/>
       </w:pPr>
-      <w:bookmarkStart w:id="83" w:name="_Toc241219047"/>
+      <w:bookmarkStart w:id="83" w:name="_Toc241220579"/>
       <w:r>
         <w:lastRenderedPageBreak/>
         <w:t>5 RESULTS</w:t>
@@ -18447,7 +18462,7 @@
       <w:pPr>
         <w:pStyle w:val="Heading2"/>
       </w:pPr>
-      <w:bookmarkStart w:id="84" w:name="_Toc241219048"/>
+      <w:bookmarkStart w:id="84" w:name="_Toc241220580"/>
       <w:r>
         <w:t>5.1 Classification performance and error structure</w:t>
       </w:r>
@@ -18467,7 +18482,7 @@
         <w:keepNext/>
         <w:spacing w:before="200" w:after="80"/>
       </w:pPr>
-      <w:bookmarkStart w:id="85" w:name="_Toc241219088"/>
+      <w:bookmarkStart w:id="85" w:name="_Toc241220620"/>
       <w:r>
         <w:t>Table 5.1: Test set performance on the shared split, with N equal to 1,382.</w:t>
       </w:r>
@@ -18476,7 +18491,7 @@
     <w:tbl>
       <w:tblPr>
         <w:tblStyle w:val="TableGrid"/>
-        <w:tblW w:w="9360" w:type="dxa"/>
+        <w:tblW w:w="8669" w:type="dxa"/>
         <w:jc w:val="center"/>
         <w:tblBorders>
           <w:top w:val="single" w:sz="4" w:space="0" w:color="000000"/>
@@ -18486,16 +18501,17 @@
           <w:insideH w:val="single" w:sz="4" w:space="0" w:color="000000"/>
           <w:insideV w:val="single" w:sz="4" w:space="0" w:color="000000"/>
         </w:tblBorders>
+        <w:tblLayout w:type="fixed"/>
         <w:tblLook w:val="04A0" w:firstRow="1" w:lastRow="0" w:firstColumn="1" w:lastColumn="0" w:noHBand="0" w:noVBand="1"/>
       </w:tblPr>
       <w:tblGrid>
-        <w:gridCol w:w="1976"/>
-        <w:gridCol w:w="1472"/>
-        <w:gridCol w:w="1211"/>
-        <w:gridCol w:w="1190"/>
-        <w:gridCol w:w="1105"/>
-        <w:gridCol w:w="1215"/>
-        <w:gridCol w:w="1191"/>
+        <w:gridCol w:w="2065"/>
+        <w:gridCol w:w="1256"/>
+        <w:gridCol w:w="1218"/>
+        <w:gridCol w:w="951"/>
+        <w:gridCol w:w="948"/>
+        <w:gridCol w:w="1271"/>
+        <w:gridCol w:w="960"/>
       </w:tblGrid>
       <w:tr>
         <w:trPr>
@@ -18505,7 +18521,7 @@
         </w:trPr>
         <w:tc>
           <w:tcPr>
-            <w:tcW w:w="1872" w:type="dxa"/>
+            <w:tcW w:w="2065" w:type="dxa"/>
             <w:vAlign w:val="center"/>
           </w:tcPr>
           <w:p>
@@ -18524,7 +18540,7 @@
         </w:tc>
         <w:tc>
           <w:tcPr>
-            <w:tcW w:w="1497" w:type="dxa"/>
+            <w:tcW w:w="1256" w:type="dxa"/>
             <w:vAlign w:val="center"/>
           </w:tcPr>
           <w:p>
@@ -18543,7 +18559,7 @@
         </w:tc>
         <w:tc>
           <w:tcPr>
-            <w:tcW w:w="1216" w:type="dxa"/>
+            <w:tcW w:w="1218" w:type="dxa"/>
             <w:vAlign w:val="center"/>
           </w:tcPr>
           <w:p>
@@ -18562,7 +18578,7 @@
         </w:tc>
         <w:tc>
           <w:tcPr>
-            <w:tcW w:w="1216" w:type="dxa"/>
+            <w:tcW w:w="951" w:type="dxa"/>
             <w:vAlign w:val="center"/>
           </w:tcPr>
           <w:p>
@@ -18581,7 +18597,7 @@
         </w:tc>
         <w:tc>
           <w:tcPr>
-            <w:tcW w:w="1123" w:type="dxa"/>
+            <w:tcW w:w="948" w:type="dxa"/>
             <w:vAlign w:val="center"/>
           </w:tcPr>
           <w:p>
@@ -18600,7 +18616,7 @@
         </w:tc>
         <w:tc>
           <w:tcPr>
-            <w:tcW w:w="1216" w:type="dxa"/>
+            <w:tcW w:w="1271" w:type="dxa"/>
             <w:vAlign w:val="center"/>
           </w:tcPr>
           <w:p>
@@ -18619,7 +18635,7 @@
         </w:tc>
         <w:tc>
           <w:tcPr>
-            <w:tcW w:w="1216" w:type="dxa"/>
+            <w:tcW w:w="960" w:type="dxa"/>
             <w:vAlign w:val="center"/>
           </w:tcPr>
           <w:p>
@@ -18644,7 +18660,7 @@
         </w:trPr>
         <w:tc>
           <w:tcPr>
-            <w:tcW w:w="1872" w:type="dxa"/>
+            <w:tcW w:w="2065" w:type="dxa"/>
             <w:vAlign w:val="center"/>
           </w:tcPr>
           <w:p>
@@ -18662,7 +18678,7 @@
         </w:tc>
         <w:tc>
           <w:tcPr>
-            <w:tcW w:w="1497" w:type="dxa"/>
+            <w:tcW w:w="1256" w:type="dxa"/>
             <w:vAlign w:val="center"/>
           </w:tcPr>
           <w:p>
@@ -18680,7 +18696,7 @@
         </w:tc>
         <w:tc>
           <w:tcPr>
-            <w:tcW w:w="1216" w:type="dxa"/>
+            <w:tcW w:w="1218" w:type="dxa"/>
             <w:vAlign w:val="center"/>
           </w:tcPr>
           <w:p>
@@ -18698,7 +18714,7 @@
         </w:tc>
         <w:tc>
           <w:tcPr>
-            <w:tcW w:w="1216" w:type="dxa"/>
+            <w:tcW w:w="951" w:type="dxa"/>
             <w:vAlign w:val="center"/>
           </w:tcPr>
           <w:p>
@@ -18716,7 +18732,7 @@
         </w:tc>
         <w:tc>
           <w:tcPr>
-            <w:tcW w:w="1123" w:type="dxa"/>
+            <w:tcW w:w="948" w:type="dxa"/>
             <w:vAlign w:val="center"/>
           </w:tcPr>
           <w:p>
@@ -18734,7 +18750,7 @@
         </w:tc>
         <w:tc>
           <w:tcPr>
-            <w:tcW w:w="1216" w:type="dxa"/>
+            <w:tcW w:w="1271" w:type="dxa"/>
             <w:vAlign w:val="center"/>
           </w:tcPr>
           <w:p>
@@ -18752,7 +18768,7 @@
         </w:tc>
         <w:tc>
           <w:tcPr>
-            <w:tcW w:w="1216" w:type="dxa"/>
+            <w:tcW w:w="960" w:type="dxa"/>
             <w:vAlign w:val="center"/>
           </w:tcPr>
           <w:p>
@@ -18776,7 +18792,7 @@
         </w:trPr>
         <w:tc>
           <w:tcPr>
-            <w:tcW w:w="1872" w:type="dxa"/>
+            <w:tcW w:w="2065" w:type="dxa"/>
             <w:vAlign w:val="center"/>
           </w:tcPr>
           <w:p>
@@ -18794,7 +18810,7 @@
         </w:tc>
         <w:tc>
           <w:tcPr>
-            <w:tcW w:w="1497" w:type="dxa"/>
+            <w:tcW w:w="1256" w:type="dxa"/>
             <w:vAlign w:val="center"/>
           </w:tcPr>
           <w:p>
@@ -18812,7 +18828,7 @@
         </w:tc>
         <w:tc>
           <w:tcPr>
-            <w:tcW w:w="1216" w:type="dxa"/>
+            <w:tcW w:w="1218" w:type="dxa"/>
             <w:vAlign w:val="center"/>
           </w:tcPr>
           <w:p>
@@ -18830,7 +18846,7 @@
         </w:tc>
         <w:tc>
           <w:tcPr>
-            <w:tcW w:w="1216" w:type="dxa"/>
+            <w:tcW w:w="951" w:type="dxa"/>
             <w:vAlign w:val="center"/>
           </w:tcPr>
           <w:p>
@@ -18848,7 +18864,7 @@
         </w:tc>
         <w:tc>
           <w:tcPr>
-            <w:tcW w:w="1123" w:type="dxa"/>
+            <w:tcW w:w="948" w:type="dxa"/>
             <w:vAlign w:val="center"/>
           </w:tcPr>
           <w:p>
@@ -18866,7 +18882,7 @@
         </w:tc>
         <w:tc>
           <w:tcPr>
-            <w:tcW w:w="1216" w:type="dxa"/>
+            <w:tcW w:w="1271" w:type="dxa"/>
             <w:vAlign w:val="center"/>
           </w:tcPr>
           <w:p>
@@ -18884,7 +18900,7 @@
         </w:tc>
         <w:tc>
           <w:tcPr>
-            <w:tcW w:w="1216" w:type="dxa"/>
+            <w:tcW w:w="960" w:type="dxa"/>
             <w:vAlign w:val="center"/>
           </w:tcPr>
           <w:p>
@@ -18908,7 +18924,7 @@
         </w:trPr>
         <w:tc>
           <w:tcPr>
-            <w:tcW w:w="1872" w:type="dxa"/>
+            <w:tcW w:w="2065" w:type="dxa"/>
             <w:vAlign w:val="center"/>
           </w:tcPr>
           <w:p>
@@ -18925,7 +18941,7 @@
         </w:tc>
         <w:tc>
           <w:tcPr>
-            <w:tcW w:w="1497" w:type="dxa"/>
+            <w:tcW w:w="1256" w:type="dxa"/>
             <w:vAlign w:val="center"/>
           </w:tcPr>
           <w:p>
@@ -18942,7 +18958,7 @@
         </w:tc>
         <w:tc>
           <w:tcPr>
-            <w:tcW w:w="1216" w:type="dxa"/>
+            <w:tcW w:w="1218" w:type="dxa"/>
             <w:vAlign w:val="center"/>
           </w:tcPr>
           <w:p>
@@ -18959,7 +18975,7 @@
         </w:tc>
         <w:tc>
           <w:tcPr>
-            <w:tcW w:w="1216" w:type="dxa"/>
+            <w:tcW w:w="951" w:type="dxa"/>
             <w:vAlign w:val="center"/>
           </w:tcPr>
           <w:p>
@@ -18976,7 +18992,7 @@
         </w:tc>
         <w:tc>
           <w:tcPr>
-            <w:tcW w:w="1123" w:type="dxa"/>
+            <w:tcW w:w="948" w:type="dxa"/>
             <w:vAlign w:val="center"/>
           </w:tcPr>
           <w:p>
@@ -18993,7 +19009,7 @@
         </w:tc>
         <w:tc>
           <w:tcPr>
-            <w:tcW w:w="1216" w:type="dxa"/>
+            <w:tcW w:w="1271" w:type="dxa"/>
             <w:vAlign w:val="center"/>
           </w:tcPr>
           <w:p>
@@ -19010,7 +19026,7 @@
         </w:tc>
         <w:tc>
           <w:tcPr>
-            <w:tcW w:w="1216" w:type="dxa"/>
+            <w:tcW w:w="960" w:type="dxa"/>
             <w:vAlign w:val="center"/>
           </w:tcPr>
           <w:p>
@@ -19033,7 +19049,7 @@
         <w:keepNext/>
         <w:spacing w:before="200" w:after="80"/>
       </w:pPr>
-      <w:bookmarkStart w:id="86" w:name="_Toc241219089"/>
+      <w:bookmarkStart w:id="86" w:name="_Toc241220621"/>
       <w:r>
         <w:t>Table 5.2: Per class performance of DenseNet121.</w:t>
       </w:r>
@@ -19042,7 +19058,7 @@
     <w:tbl>
       <w:tblPr>
         <w:tblStyle w:val="TableGrid"/>
-        <w:tblW w:w="9360" w:type="dxa"/>
+        <w:tblW w:w="8669" w:type="dxa"/>
         <w:jc w:val="center"/>
         <w:tblBorders>
           <w:top w:val="single" w:sz="4" w:space="0" w:color="000000"/>
@@ -19052,14 +19068,15 @@
           <w:insideH w:val="single" w:sz="4" w:space="0" w:color="000000"/>
           <w:insideV w:val="single" w:sz="4" w:space="0" w:color="000000"/>
         </w:tblBorders>
+        <w:tblLayout w:type="fixed"/>
         <w:tblLook w:val="04A0" w:firstRow="1" w:lastRow="0" w:firstColumn="1" w:lastColumn="0" w:noHBand="0" w:noVBand="1"/>
       </w:tblPr>
       <w:tblGrid>
-        <w:gridCol w:w="2996"/>
-        <w:gridCol w:w="1591"/>
-        <w:gridCol w:w="1591"/>
-        <w:gridCol w:w="1591"/>
-        <w:gridCol w:w="1591"/>
+        <w:gridCol w:w="2585"/>
+        <w:gridCol w:w="1839"/>
+        <w:gridCol w:w="1357"/>
+        <w:gridCol w:w="1205"/>
+        <w:gridCol w:w="1683"/>
       </w:tblGrid>
       <w:tr>
         <w:trPr>
@@ -19069,7 +19086,7 @@
         </w:trPr>
         <w:tc>
           <w:tcPr>
-            <w:tcW w:w="2995" w:type="dxa"/>
+            <w:tcW w:w="2585" w:type="dxa"/>
             <w:vAlign w:val="center"/>
           </w:tcPr>
           <w:p>
@@ -19088,7 +19105,7 @@
         </w:tc>
         <w:tc>
           <w:tcPr>
-            <w:tcW w:w="1591" w:type="dxa"/>
+            <w:tcW w:w="1839" w:type="dxa"/>
             <w:vAlign w:val="center"/>
           </w:tcPr>
           <w:p>
@@ -19107,7 +19124,7 @@
         </w:tc>
         <w:tc>
           <w:tcPr>
-            <w:tcW w:w="1591" w:type="dxa"/>
+            <w:tcW w:w="1357" w:type="dxa"/>
             <w:vAlign w:val="center"/>
           </w:tcPr>
           <w:p>
@@ -19126,7 +19143,7 @@
         </w:tc>
         <w:tc>
           <w:tcPr>
-            <w:tcW w:w="1591" w:type="dxa"/>
+            <w:tcW w:w="1205" w:type="dxa"/>
             <w:vAlign w:val="center"/>
           </w:tcPr>
           <w:p>
@@ -19145,7 +19162,7 @@
         </w:tc>
         <w:tc>
           <w:tcPr>
-            <w:tcW w:w="1591" w:type="dxa"/>
+            <w:tcW w:w="1683" w:type="dxa"/>
             <w:vAlign w:val="center"/>
           </w:tcPr>
           <w:p>
@@ -19170,7 +19187,7 @@
         </w:trPr>
         <w:tc>
           <w:tcPr>
-            <w:tcW w:w="2995" w:type="dxa"/>
+            <w:tcW w:w="2585" w:type="dxa"/>
             <w:vAlign w:val="center"/>
           </w:tcPr>
           <w:p>
@@ -19188,7 +19205,7 @@
         </w:tc>
         <w:tc>
           <w:tcPr>
-            <w:tcW w:w="1591" w:type="dxa"/>
+            <w:tcW w:w="1839" w:type="dxa"/>
             <w:vAlign w:val="center"/>
           </w:tcPr>
           <w:p>
@@ -19206,7 +19223,7 @@
         </w:tc>
         <w:tc>
           <w:tcPr>
-            <w:tcW w:w="1591" w:type="dxa"/>
+            <w:tcW w:w="1357" w:type="dxa"/>
             <w:vAlign w:val="center"/>
           </w:tcPr>
           <w:p>
@@ -19224,7 +19241,7 @@
         </w:tc>
         <w:tc>
           <w:tcPr>
-            <w:tcW w:w="1591" w:type="dxa"/>
+            <w:tcW w:w="1205" w:type="dxa"/>
             <w:vAlign w:val="center"/>
           </w:tcPr>
           <w:p>
@@ -19242,7 +19259,7 @@
         </w:tc>
         <w:tc>
           <w:tcPr>
-            <w:tcW w:w="1591" w:type="dxa"/>
+            <w:tcW w:w="1683" w:type="dxa"/>
             <w:vAlign w:val="center"/>
           </w:tcPr>
           <w:p>
@@ -19266,7 +19283,7 @@
         </w:trPr>
         <w:tc>
           <w:tcPr>
-            <w:tcW w:w="2995" w:type="dxa"/>
+            <w:tcW w:w="2585" w:type="dxa"/>
             <w:vAlign w:val="center"/>
           </w:tcPr>
           <w:p>
@@ -19284,7 +19301,7 @@
         </w:tc>
         <w:tc>
           <w:tcPr>
-            <w:tcW w:w="1591" w:type="dxa"/>
+            <w:tcW w:w="1839" w:type="dxa"/>
             <w:vAlign w:val="center"/>
           </w:tcPr>
           <w:p>
@@ -19302,7 +19319,7 @@
         </w:tc>
         <w:tc>
           <w:tcPr>
-            <w:tcW w:w="1591" w:type="dxa"/>
+            <w:tcW w:w="1357" w:type="dxa"/>
             <w:vAlign w:val="center"/>
           </w:tcPr>
           <w:p>
@@ -19320,7 +19337,7 @@
         </w:tc>
         <w:tc>
           <w:tcPr>
-            <w:tcW w:w="1591" w:type="dxa"/>
+            <w:tcW w:w="1205" w:type="dxa"/>
             <w:vAlign w:val="center"/>
           </w:tcPr>
           <w:p>
@@ -19338,7 +19355,7 @@
         </w:tc>
         <w:tc>
           <w:tcPr>
-            <w:tcW w:w="1591" w:type="dxa"/>
+            <w:tcW w:w="1683" w:type="dxa"/>
             <w:vAlign w:val="center"/>
           </w:tcPr>
           <w:p>
@@ -19362,7 +19379,7 @@
         </w:trPr>
         <w:tc>
           <w:tcPr>
-            <w:tcW w:w="2995" w:type="dxa"/>
+            <w:tcW w:w="2585" w:type="dxa"/>
             <w:vAlign w:val="center"/>
           </w:tcPr>
           <w:p>
@@ -19380,7 +19397,7 @@
         </w:tc>
         <w:tc>
           <w:tcPr>
-            <w:tcW w:w="1591" w:type="dxa"/>
+            <w:tcW w:w="1839" w:type="dxa"/>
             <w:vAlign w:val="center"/>
           </w:tcPr>
           <w:p>
@@ -19398,7 +19415,7 @@
         </w:tc>
         <w:tc>
           <w:tcPr>
-            <w:tcW w:w="1591" w:type="dxa"/>
+            <w:tcW w:w="1357" w:type="dxa"/>
             <w:vAlign w:val="center"/>
           </w:tcPr>
           <w:p>
@@ -19416,7 +19433,7 @@
         </w:tc>
         <w:tc>
           <w:tcPr>
-            <w:tcW w:w="1591" w:type="dxa"/>
+            <w:tcW w:w="1205" w:type="dxa"/>
             <w:vAlign w:val="center"/>
           </w:tcPr>
           <w:p>
@@ -19434,7 +19451,7 @@
         </w:tc>
         <w:tc>
           <w:tcPr>
-            <w:tcW w:w="1591" w:type="dxa"/>
+            <w:tcW w:w="1683" w:type="dxa"/>
             <w:vAlign w:val="center"/>
           </w:tcPr>
           <w:p>
@@ -19458,7 +19475,7 @@
         </w:trPr>
         <w:tc>
           <w:tcPr>
-            <w:tcW w:w="2995" w:type="dxa"/>
+            <w:tcW w:w="2585" w:type="dxa"/>
             <w:vAlign w:val="center"/>
           </w:tcPr>
           <w:p>
@@ -19475,7 +19492,7 @@
         </w:tc>
         <w:tc>
           <w:tcPr>
-            <w:tcW w:w="1591" w:type="dxa"/>
+            <w:tcW w:w="1839" w:type="dxa"/>
             <w:vAlign w:val="center"/>
           </w:tcPr>
           <w:p>
@@ -19492,7 +19509,7 @@
         </w:tc>
         <w:tc>
           <w:tcPr>
-            <w:tcW w:w="1591" w:type="dxa"/>
+            <w:tcW w:w="1357" w:type="dxa"/>
             <w:vAlign w:val="center"/>
           </w:tcPr>
           <w:p>
@@ -19509,7 +19526,7 @@
         </w:tc>
         <w:tc>
           <w:tcPr>
-            <w:tcW w:w="1591" w:type="dxa"/>
+            <w:tcW w:w="1205" w:type="dxa"/>
             <w:vAlign w:val="center"/>
           </w:tcPr>
           <w:p>
@@ -19526,7 +19543,7 @@
         </w:tc>
         <w:tc>
           <w:tcPr>
-            <w:tcW w:w="1591" w:type="dxa"/>
+            <w:tcW w:w="1683" w:type="dxa"/>
             <w:vAlign w:val="center"/>
           </w:tcPr>
           <w:p>
@@ -19556,7 +19573,7 @@
       <w:pPr>
         <w:pStyle w:val="Heading2"/>
       </w:pPr>
-      <w:bookmarkStart w:id="87" w:name="_Toc241219049"/>
+      <w:bookmarkStart w:id="87" w:name="_Toc241220581"/>
       <w:r>
         <w:t>5.2 Input validity detection</w:t>
       </w:r>
@@ -19580,7 +19597,7 @@
         <w:keepNext/>
         <w:spacing w:before="200" w:after="80"/>
       </w:pPr>
-      <w:bookmarkStart w:id="88" w:name="_Toc241219090"/>
+      <w:bookmarkStart w:id="88" w:name="_Toc241220622"/>
       <w:r>
         <w:t>Table 5.3: Out of distribution detection results.</w:t>
       </w:r>
@@ -19589,7 +19606,7 @@
     <w:tbl>
       <w:tblPr>
         <w:tblStyle w:val="TableGrid"/>
-        <w:tblW w:w="9360" w:type="dxa"/>
+        <w:tblW w:w="8669" w:type="dxa"/>
         <w:jc w:val="center"/>
         <w:tblBorders>
           <w:top w:val="single" w:sz="4" w:space="0" w:color="000000"/>
@@ -19599,11 +19616,12 @@
           <w:insideH w:val="single" w:sz="4" w:space="0" w:color="000000"/>
           <w:insideV w:val="single" w:sz="4" w:space="0" w:color="000000"/>
         </w:tblBorders>
+        <w:tblLayout w:type="fixed"/>
         <w:tblLook w:val="04A0" w:firstRow="1" w:lastRow="0" w:firstColumn="1" w:lastColumn="0" w:noHBand="0" w:noVBand="1"/>
       </w:tblPr>
       <w:tblGrid>
-        <w:gridCol w:w="5148"/>
-        <w:gridCol w:w="4212"/>
+        <w:gridCol w:w="4971"/>
+        <w:gridCol w:w="3698"/>
       </w:tblGrid>
       <w:tr>
         <w:trPr>
@@ -19613,7 +19631,7 @@
         </w:trPr>
         <w:tc>
           <w:tcPr>
-            <w:tcW w:w="5148" w:type="dxa"/>
+            <w:tcW w:w="4971" w:type="dxa"/>
             <w:vAlign w:val="center"/>
           </w:tcPr>
           <w:p>
@@ -19632,7 +19650,7 @@
         </w:tc>
         <w:tc>
           <w:tcPr>
-            <w:tcW w:w="4212" w:type="dxa"/>
+            <w:tcW w:w="3698" w:type="dxa"/>
             <w:vAlign w:val="center"/>
           </w:tcPr>
           <w:p>
@@ -19657,7 +19675,7 @@
         </w:trPr>
         <w:tc>
           <w:tcPr>
-            <w:tcW w:w="5148" w:type="dxa"/>
+            <w:tcW w:w="4971" w:type="dxa"/>
             <w:vAlign w:val="center"/>
           </w:tcPr>
           <w:p>
@@ -19675,7 +19693,7 @@
         </w:tc>
         <w:tc>
           <w:tcPr>
-            <w:tcW w:w="4212" w:type="dxa"/>
+            <w:tcW w:w="3698" w:type="dxa"/>
             <w:vAlign w:val="center"/>
           </w:tcPr>
           <w:p>
@@ -19699,7 +19717,7 @@
         </w:trPr>
         <w:tc>
           <w:tcPr>
-            <w:tcW w:w="5148" w:type="dxa"/>
+            <w:tcW w:w="4971" w:type="dxa"/>
             <w:vAlign w:val="center"/>
           </w:tcPr>
           <w:p>
@@ -19717,7 +19735,7 @@
         </w:tc>
         <w:tc>
           <w:tcPr>
-            <w:tcW w:w="4212" w:type="dxa"/>
+            <w:tcW w:w="3698" w:type="dxa"/>
             <w:vAlign w:val="center"/>
           </w:tcPr>
           <w:p>
@@ -19741,7 +19759,7 @@
         </w:trPr>
         <w:tc>
           <w:tcPr>
-            <w:tcW w:w="5148" w:type="dxa"/>
+            <w:tcW w:w="4971" w:type="dxa"/>
             <w:vAlign w:val="center"/>
           </w:tcPr>
           <w:p>
@@ -19759,7 +19777,7 @@
         </w:tc>
         <w:tc>
           <w:tcPr>
-            <w:tcW w:w="4212" w:type="dxa"/>
+            <w:tcW w:w="3698" w:type="dxa"/>
             <w:vAlign w:val="center"/>
           </w:tcPr>
           <w:p>
@@ -19783,7 +19801,7 @@
         </w:trPr>
         <w:tc>
           <w:tcPr>
-            <w:tcW w:w="5148" w:type="dxa"/>
+            <w:tcW w:w="4971" w:type="dxa"/>
             <w:vAlign w:val="center"/>
           </w:tcPr>
           <w:p>
@@ -19801,7 +19819,7 @@
         </w:tc>
         <w:tc>
           <w:tcPr>
-            <w:tcW w:w="4212" w:type="dxa"/>
+            <w:tcW w:w="3698" w:type="dxa"/>
             <w:vAlign w:val="center"/>
           </w:tcPr>
           <w:p>
@@ -19825,7 +19843,7 @@
         </w:trPr>
         <w:tc>
           <w:tcPr>
-            <w:tcW w:w="5148" w:type="dxa"/>
+            <w:tcW w:w="4971" w:type="dxa"/>
             <w:vAlign w:val="center"/>
           </w:tcPr>
           <w:p>
@@ -19843,7 +19861,7 @@
         </w:tc>
         <w:tc>
           <w:tcPr>
-            <w:tcW w:w="4212" w:type="dxa"/>
+            <w:tcW w:w="3698" w:type="dxa"/>
             <w:vAlign w:val="center"/>
           </w:tcPr>
           <w:p>
@@ -19867,7 +19885,7 @@
         </w:trPr>
         <w:tc>
           <w:tcPr>
-            <w:tcW w:w="5148" w:type="dxa"/>
+            <w:tcW w:w="4971" w:type="dxa"/>
             <w:vAlign w:val="center"/>
           </w:tcPr>
           <w:p>
@@ -19885,7 +19903,7 @@
         </w:tc>
         <w:tc>
           <w:tcPr>
-            <w:tcW w:w="4212" w:type="dxa"/>
+            <w:tcW w:w="3698" w:type="dxa"/>
             <w:vAlign w:val="center"/>
           </w:tcPr>
           <w:p>
@@ -19909,7 +19927,7 @@
         </w:trPr>
         <w:tc>
           <w:tcPr>
-            <w:tcW w:w="5148" w:type="dxa"/>
+            <w:tcW w:w="4971" w:type="dxa"/>
             <w:vAlign w:val="center"/>
           </w:tcPr>
           <w:p>
@@ -19927,7 +19945,7 @@
         </w:tc>
         <w:tc>
           <w:tcPr>
-            <w:tcW w:w="4212" w:type="dxa"/>
+            <w:tcW w:w="3698" w:type="dxa"/>
             <w:vAlign w:val="center"/>
           </w:tcPr>
           <w:p>
@@ -19951,7 +19969,7 @@
         </w:trPr>
         <w:tc>
           <w:tcPr>
-            <w:tcW w:w="5148" w:type="dxa"/>
+            <w:tcW w:w="4971" w:type="dxa"/>
             <w:vAlign w:val="center"/>
           </w:tcPr>
           <w:p>
@@ -19968,7 +19986,7 @@
         </w:tc>
         <w:tc>
           <w:tcPr>
-            <w:tcW w:w="4212" w:type="dxa"/>
+            <w:tcW w:w="3698" w:type="dxa"/>
             <w:vAlign w:val="center"/>
           </w:tcPr>
           <w:p>
@@ -19998,7 +20016,7 @@
       <w:pPr>
         <w:pStyle w:val="Heading2"/>
       </w:pPr>
-      <w:bookmarkStart w:id="89" w:name="_Toc241219050"/>
+      <w:bookmarkStart w:id="89" w:name="_Toc241220582"/>
       <w:r>
         <w:t>5.3 Explanation localisation</w:t>
       </w:r>
@@ -20020,7 +20038,7 @@
       <w:pPr>
         <w:pStyle w:val="Heading2"/>
       </w:pPr>
-      <w:bookmarkStart w:id="90" w:name="_Toc241219051"/>
+      <w:bookmarkStart w:id="90" w:name="_Toc241220583"/>
       <w:r>
         <w:t>5.4 Error analysis</w:t>
       </w:r>
@@ -20036,15 +20054,15 @@
     </w:p>
     <w:tbl>
       <w:tblPr>
-        <w:tblW w:w="0" w:type="auto"/>
+        <w:tblW w:w="8669" w:type="dxa"/>
         <w:jc w:val="center"/>
         <w:tblLayout w:type="fixed"/>
         <w:tblLook w:val="04A0" w:firstRow="1" w:lastRow="0" w:firstColumn="1" w:lastColumn="0" w:noHBand="0" w:noVBand="1"/>
       </w:tblPr>
       <w:tblGrid>
-        <w:gridCol w:w="2808"/>
-        <w:gridCol w:w="2808"/>
-        <w:gridCol w:w="2808"/>
+        <w:gridCol w:w="2636"/>
+        <w:gridCol w:w="3090"/>
+        <w:gridCol w:w="2943"/>
       </w:tblGrid>
       <w:tr>
         <w:trPr>
@@ -20053,7 +20071,7 @@
         </w:trPr>
         <w:tc>
           <w:tcPr>
-            <w:tcW w:w="2808" w:type="dxa"/>
+            <w:tcW w:w="2636" w:type="dxa"/>
           </w:tcPr>
           <w:p>
             <w:pPr>
@@ -20105,7 +20123,7 @@
         </w:tc>
         <w:tc>
           <w:tcPr>
-            <w:tcW w:w="2808" w:type="dxa"/>
+            <w:tcW w:w="3090" w:type="dxa"/>
           </w:tcPr>
           <w:p>
             <w:pPr>
@@ -20157,7 +20175,7 @@
         </w:tc>
         <w:tc>
           <w:tcPr>
-            <w:tcW w:w="2808" w:type="dxa"/>
+            <w:tcW w:w="2943" w:type="dxa"/>
           </w:tcPr>
           <w:p>
             <w:pPr>
@@ -20215,7 +20233,7 @@
         </w:trPr>
         <w:tc>
           <w:tcPr>
-            <w:tcW w:w="2808" w:type="dxa"/>
+            <w:tcW w:w="2636" w:type="dxa"/>
           </w:tcPr>
           <w:p>
             <w:pPr>
@@ -20223,7 +20241,7 @@
               <w:spacing w:before="80" w:after="0" w:line="240" w:lineRule="auto"/>
               <w:jc w:val="center"/>
             </w:pPr>
-            <w:bookmarkStart w:id="91" w:name="_Toc241219072"/>
+            <w:bookmarkStart w:id="91" w:name="_Toc241220604"/>
             <w:r>
               <w:rPr>
                 <w:sz w:val="22"/>
@@ -20235,7 +20253,7 @@
         </w:tc>
         <w:tc>
           <w:tcPr>
-            <w:tcW w:w="2808" w:type="dxa"/>
+            <w:tcW w:w="3090" w:type="dxa"/>
           </w:tcPr>
           <w:p>
             <w:pPr>
@@ -20243,7 +20261,7 @@
               <w:spacing w:before="80" w:after="0" w:line="240" w:lineRule="auto"/>
               <w:jc w:val="center"/>
             </w:pPr>
-            <w:bookmarkStart w:id="92" w:name="_Toc241219073"/>
+            <w:bookmarkStart w:id="92" w:name="_Toc241220605"/>
             <w:r>
               <w:rPr>
                 <w:sz w:val="22"/>
@@ -20255,7 +20273,7 @@
         </w:tc>
         <w:tc>
           <w:tcPr>
-            <w:tcW w:w="2808" w:type="dxa"/>
+            <w:tcW w:w="2943" w:type="dxa"/>
           </w:tcPr>
           <w:p>
             <w:pPr>
@@ -20263,7 +20281,7 @@
               <w:spacing w:before="80" w:after="0" w:line="240" w:lineRule="auto"/>
               <w:jc w:val="center"/>
             </w:pPr>
-            <w:bookmarkStart w:id="93" w:name="_Toc241219074"/>
+            <w:bookmarkStart w:id="93" w:name="_Toc241220606"/>
             <w:r>
               <w:rPr>
                 <w:sz w:val="22"/>
@@ -20294,7 +20312,7 @@
         <w:keepNext/>
         <w:spacing w:before="200" w:after="80"/>
       </w:pPr>
-      <w:bookmarkStart w:id="94" w:name="_Toc241219091"/>
+      <w:bookmarkStart w:id="94" w:name="_Toc241220623"/>
       <w:r>
         <w:t>Table 5.4: Concentration of errors in the bacterial and viral pair.</w:t>
       </w:r>
@@ -20303,7 +20321,7 @@
     <w:tbl>
       <w:tblPr>
         <w:tblStyle w:val="TableGrid"/>
-        <w:tblW w:w="9360" w:type="dxa"/>
+        <w:tblW w:w="8669" w:type="dxa"/>
         <w:jc w:val="center"/>
         <w:tblBorders>
           <w:top w:val="single" w:sz="4" w:space="0" w:color="000000"/>
@@ -20313,13 +20331,14 @@
           <w:insideH w:val="single" w:sz="4" w:space="0" w:color="000000"/>
           <w:insideV w:val="single" w:sz="4" w:space="0" w:color="000000"/>
         </w:tblBorders>
+        <w:tblLayout w:type="fixed"/>
         <w:tblLook w:val="04A0" w:firstRow="1" w:lastRow="0" w:firstColumn="1" w:lastColumn="0" w:noHBand="0" w:noVBand="1"/>
       </w:tblPr>
       <w:tblGrid>
-        <w:gridCol w:w="2434"/>
-        <w:gridCol w:w="1872"/>
-        <w:gridCol w:w="2995"/>
-        <w:gridCol w:w="2059"/>
+        <w:gridCol w:w="2798"/>
+        <w:gridCol w:w="1470"/>
+        <w:gridCol w:w="2671"/>
+        <w:gridCol w:w="1730"/>
       </w:tblGrid>
       <w:tr>
         <w:trPr>
@@ -20329,7 +20348,7 @@
         </w:trPr>
         <w:tc>
           <w:tcPr>
-            <w:tcW w:w="2433" w:type="dxa"/>
+            <w:tcW w:w="2798" w:type="dxa"/>
             <w:vAlign w:val="center"/>
           </w:tcPr>
           <w:p>
@@ -20348,7 +20367,7 @@
         </w:tc>
         <w:tc>
           <w:tcPr>
-            <w:tcW w:w="1872" w:type="dxa"/>
+            <w:tcW w:w="1470" w:type="dxa"/>
             <w:vAlign w:val="center"/>
           </w:tcPr>
           <w:p>
@@ -20367,7 +20386,7 @@
         </w:tc>
         <w:tc>
           <w:tcPr>
-            <w:tcW w:w="2995" w:type="dxa"/>
+            <w:tcW w:w="2671" w:type="dxa"/>
             <w:vAlign w:val="center"/>
           </w:tcPr>
           <w:p>
@@ -20386,7 +20405,7 @@
         </w:tc>
         <w:tc>
           <w:tcPr>
-            <w:tcW w:w="2059" w:type="dxa"/>
+            <w:tcW w:w="1730" w:type="dxa"/>
             <w:vAlign w:val="center"/>
           </w:tcPr>
           <w:p>
@@ -20411,7 +20430,7 @@
         </w:trPr>
         <w:tc>
           <w:tcPr>
-            <w:tcW w:w="2433" w:type="dxa"/>
+            <w:tcW w:w="2798" w:type="dxa"/>
             <w:vAlign w:val="center"/>
           </w:tcPr>
           <w:p>
@@ -20429,7 +20448,7 @@
         </w:tc>
         <w:tc>
           <w:tcPr>
-            <w:tcW w:w="1872" w:type="dxa"/>
+            <w:tcW w:w="1470" w:type="dxa"/>
             <w:vAlign w:val="center"/>
           </w:tcPr>
           <w:p>
@@ -20447,7 +20466,7 @@
         </w:tc>
         <w:tc>
           <w:tcPr>
-            <w:tcW w:w="2995" w:type="dxa"/>
+            <w:tcW w:w="2671" w:type="dxa"/>
             <w:vAlign w:val="center"/>
           </w:tcPr>
           <w:p>
@@ -20465,7 +20484,7 @@
         </w:tc>
         <w:tc>
           <w:tcPr>
-            <w:tcW w:w="2059" w:type="dxa"/>
+            <w:tcW w:w="1730" w:type="dxa"/>
             <w:vAlign w:val="center"/>
           </w:tcPr>
           <w:p>
@@ -20489,7 +20508,7 @@
         </w:trPr>
         <w:tc>
           <w:tcPr>
-            <w:tcW w:w="2433" w:type="dxa"/>
+            <w:tcW w:w="2798" w:type="dxa"/>
             <w:vAlign w:val="center"/>
           </w:tcPr>
           <w:p>
@@ -20507,7 +20526,7 @@
         </w:tc>
         <w:tc>
           <w:tcPr>
-            <w:tcW w:w="1872" w:type="dxa"/>
+            <w:tcW w:w="1470" w:type="dxa"/>
             <w:vAlign w:val="center"/>
           </w:tcPr>
           <w:p>
@@ -20525,7 +20544,7 @@
         </w:tc>
         <w:tc>
           <w:tcPr>
-            <w:tcW w:w="2995" w:type="dxa"/>
+            <w:tcW w:w="2671" w:type="dxa"/>
             <w:vAlign w:val="center"/>
           </w:tcPr>
           <w:p>
@@ -20543,7 +20562,7 @@
         </w:tc>
         <w:tc>
           <w:tcPr>
-            <w:tcW w:w="2059" w:type="dxa"/>
+            <w:tcW w:w="1730" w:type="dxa"/>
             <w:vAlign w:val="center"/>
           </w:tcPr>
           <w:p>
@@ -20567,7 +20586,7 @@
         </w:trPr>
         <w:tc>
           <w:tcPr>
-            <w:tcW w:w="2433" w:type="dxa"/>
+            <w:tcW w:w="2798" w:type="dxa"/>
             <w:vAlign w:val="center"/>
           </w:tcPr>
           <w:p>
@@ -20584,7 +20603,7 @@
         </w:tc>
         <w:tc>
           <w:tcPr>
-            <w:tcW w:w="1872" w:type="dxa"/>
+            <w:tcW w:w="1470" w:type="dxa"/>
             <w:vAlign w:val="center"/>
           </w:tcPr>
           <w:p>
@@ -20601,7 +20620,7 @@
         </w:tc>
         <w:tc>
           <w:tcPr>
-            <w:tcW w:w="2995" w:type="dxa"/>
+            <w:tcW w:w="2671" w:type="dxa"/>
             <w:vAlign w:val="center"/>
           </w:tcPr>
           <w:p>
@@ -20618,7 +20637,7 @@
         </w:tc>
         <w:tc>
           <w:tcPr>
-            <w:tcW w:w="2059" w:type="dxa"/>
+            <w:tcW w:w="1730" w:type="dxa"/>
             <w:vAlign w:val="center"/>
           </w:tcPr>
           <w:p>
@@ -20641,11 +20660,11 @@
         <w:jc w:val="both"/>
       </w:pPr>
       <w:r>
-        <w:t xml:space="preserve">Between 69 and 76 per cent of the errors of every model are a confusion between bacterial and viral pneumonia, while the remaining classes are largely solved, DenseNet121 misclassifying three of 192 COVID-19 cases and five of 491 Normal cases. Recast as a screening problem it achieves a sensitivity of 95.85 per cent and a specificity </w:t>
+        <w:t xml:space="preserve">Between 69 and 76 per cent of the errors of every model are a confusion between bacterial and viral pneumonia, while the remaining classes are largely solved, DenseNet121 misclassifying three of 192 COVID-19 cases and five of 491 Normal cases. Recast as a screening problem it achieves a sensitivity of 95.85 per cent and a specificity of 98.98 per cent. The task is an easy screening problem with one hard discrimination </w:t>
       </w:r>
       <w:r>
         <w:lastRenderedPageBreak/>
-        <w:t>of 98.98 per cent. The task is an easy screening problem with one hard discrimination embedded inside it. Figure 5.4 shows that the ordering of class difficulty is stable across the three architectures.</w:t>
+        <w:t>embedded inside it. Figure 5.4 shows that the ordering of class difficulty is stable across the three architectures.</w:t>
       </w:r>
     </w:p>
     <w:p>
@@ -20700,7 +20719,7 @@
         <w:pStyle w:val="FigCaption"/>
         <w:spacing w:after="200"/>
       </w:pPr>
-      <w:bookmarkStart w:id="95" w:name="_Toc241219075"/>
+      <w:bookmarkStart w:id="95" w:name="_Toc241220607"/>
       <w:r>
         <w:t>Figure 5.4: Per class F1 for the three architectures, showing a consistent difficulty ordering across models.</w:t>
       </w:r>
@@ -20710,7 +20729,7 @@
       <w:pPr>
         <w:pStyle w:val="Heading2"/>
       </w:pPr>
-      <w:bookmarkStart w:id="96" w:name="_Toc241219052"/>
+      <w:bookmarkStart w:id="96" w:name="_Toc241220584"/>
       <w:r>
         <w:t>5.5 System and performance test results</w:t>
       </w:r>
@@ -20720,7 +20739,7 @@
       <w:pPr>
         <w:pStyle w:val="Heading3"/>
       </w:pPr>
-      <w:bookmarkStart w:id="97" w:name="_Toc241219053"/>
+      <w:bookmarkStart w:id="97" w:name="_Toc241220585"/>
       <w:r>
         <w:t>5.5.1 Non functional test results</w:t>
       </w:r>
@@ -20738,7 +20757,7 @@
       <w:pPr>
         <w:pStyle w:val="Heading3"/>
       </w:pPr>
-      <w:bookmarkStart w:id="98" w:name="_Toc241219054"/>
+      <w:bookmarkStart w:id="98" w:name="_Toc241220586"/>
       <w:r>
         <w:t>5.5.2 Functional test results</w:t>
       </w:r>
@@ -20814,7 +20833,7 @@
         <w:pStyle w:val="FigCaption"/>
         <w:spacing w:after="200"/>
       </w:pPr>
-      <w:bookmarkStart w:id="99" w:name="_Toc241219076"/>
+      <w:bookmarkStart w:id="99" w:name="_Toc241220608"/>
       <w:r>
         <w:t>Figure 5.5: Execution evidence for FR4. The analysis view of the running platform after a synthetic noise image was submitted, showing the withheld diagnosis and the reason in place of any diagnostic content.</w:t>
       </w:r>
@@ -20872,7 +20891,7 @@
         <w:pStyle w:val="FigCaption"/>
         <w:spacing w:after="200"/>
       </w:pPr>
-      <w:bookmarkStart w:id="100" w:name="_Toc241219077"/>
+      <w:bookmarkStart w:id="100" w:name="_Toc241220609"/>
       <w:r>
         <w:t>Figure 5.6: Execution evidence for FR2, FR5 and FR6. The analysis view after a frontal radiograph was submitted, showing the predicted class, the original image and the lung restricted Grad-CAM overlay.</w:t>
       </w:r>
@@ -20883,7 +20902,7 @@
         <w:pStyle w:val="Heading1"/>
         <w:pageBreakBefore/>
       </w:pPr>
-      <w:bookmarkStart w:id="101" w:name="_Toc241219055"/>
+      <w:bookmarkStart w:id="101" w:name="_Toc241220587"/>
       <w:r>
         <w:lastRenderedPageBreak/>
         <w:t>6 DISCUSSION AND CONCLUSIONS</w:t>
@@ -20894,7 +20913,7 @@
       <w:pPr>
         <w:pStyle w:val="Heading2"/>
       </w:pPr>
-      <w:bookmarkStart w:id="102" w:name="_Toc241219056"/>
+      <w:bookmarkStart w:id="102" w:name="_Toc241220588"/>
       <w:r>
         <w:t>6.1 Discussion of the findings</w:t>
       </w:r>
@@ -20912,7 +20931,7 @@
       <w:pPr>
         <w:pStyle w:val="Heading2"/>
       </w:pPr>
-      <w:bookmarkStart w:id="103" w:name="_Toc241219057"/>
+      <w:bookmarkStart w:id="103" w:name="_Toc241220589"/>
       <w:r>
         <w:t>6.2 Achievement of the research objectives</w:t>
       </w:r>
@@ -20932,7 +20951,7 @@
         <w:keepNext/>
         <w:spacing w:before="200" w:after="80"/>
       </w:pPr>
-      <w:bookmarkStart w:id="104" w:name="_Toc241219092"/>
+      <w:bookmarkStart w:id="104" w:name="_Toc241220624"/>
       <w:r>
         <w:lastRenderedPageBreak/>
         <w:t>Table 6.1: Objective achievement against reported evidence.</w:t>
@@ -20942,7 +20961,7 @@
     <w:tbl>
       <w:tblPr>
         <w:tblStyle w:val="TableGrid"/>
-        <w:tblW w:w="9360" w:type="dxa"/>
+        <w:tblW w:w="8669" w:type="dxa"/>
         <w:jc w:val="center"/>
         <w:tblBorders>
           <w:top w:val="single" w:sz="4" w:space="0" w:color="000000"/>
@@ -20952,12 +20971,13 @@
           <w:insideH w:val="single" w:sz="4" w:space="0" w:color="000000"/>
           <w:insideV w:val="single" w:sz="4" w:space="0" w:color="000000"/>
         </w:tblBorders>
+        <w:tblLayout w:type="fixed"/>
         <w:tblLook w:val="04A0" w:firstRow="1" w:lastRow="0" w:firstColumn="1" w:lastColumn="0" w:noHBand="0" w:noVBand="1"/>
       </w:tblPr>
       <w:tblGrid>
-        <w:gridCol w:w="1203"/>
-        <w:gridCol w:w="4247"/>
-        <w:gridCol w:w="3910"/>
+        <w:gridCol w:w="1772"/>
+        <w:gridCol w:w="3468"/>
+        <w:gridCol w:w="3429"/>
       </w:tblGrid>
       <w:tr>
         <w:trPr>
@@ -20967,7 +20987,7 @@
         </w:trPr>
         <w:tc>
           <w:tcPr>
-            <w:tcW w:w="936" w:type="dxa"/>
+            <w:tcW w:w="1772" w:type="dxa"/>
             <w:vAlign w:val="center"/>
           </w:tcPr>
           <w:p>
@@ -20986,7 +21006,7 @@
         </w:tc>
         <w:tc>
           <w:tcPr>
-            <w:tcW w:w="4399" w:type="dxa"/>
+            <w:tcW w:w="3468" w:type="dxa"/>
             <w:vAlign w:val="center"/>
           </w:tcPr>
           <w:p>
@@ -21005,7 +21025,7 @@
         </w:tc>
         <w:tc>
           <w:tcPr>
-            <w:tcW w:w="4024" w:type="dxa"/>
+            <w:tcW w:w="3429" w:type="dxa"/>
             <w:vAlign w:val="center"/>
           </w:tcPr>
           <w:p>
@@ -21030,7 +21050,7 @@
         </w:trPr>
         <w:tc>
           <w:tcPr>
-            <w:tcW w:w="936" w:type="dxa"/>
+            <w:tcW w:w="1772" w:type="dxa"/>
             <w:vAlign w:val="center"/>
           </w:tcPr>
           <w:p>
@@ -21048,7 +21068,7 @@
         </w:tc>
         <w:tc>
           <w:tcPr>
-            <w:tcW w:w="4399" w:type="dxa"/>
+            <w:tcW w:w="3468" w:type="dxa"/>
             <w:vAlign w:val="center"/>
           </w:tcPr>
           <w:p>
@@ -21066,7 +21086,7 @@
         </w:tc>
         <w:tc>
           <w:tcPr>
-            <w:tcW w:w="4024" w:type="dxa"/>
+            <w:tcW w:w="3429" w:type="dxa"/>
             <w:vAlign w:val="center"/>
           </w:tcPr>
           <w:p>
@@ -21090,7 +21110,7 @@
         </w:trPr>
         <w:tc>
           <w:tcPr>
-            <w:tcW w:w="936" w:type="dxa"/>
+            <w:tcW w:w="1772" w:type="dxa"/>
             <w:vAlign w:val="center"/>
           </w:tcPr>
           <w:p>
@@ -21108,7 +21128,7 @@
         </w:tc>
         <w:tc>
           <w:tcPr>
-            <w:tcW w:w="4399" w:type="dxa"/>
+            <w:tcW w:w="3468" w:type="dxa"/>
             <w:vAlign w:val="center"/>
           </w:tcPr>
           <w:p>
@@ -21126,7 +21146,7 @@
         </w:tc>
         <w:tc>
           <w:tcPr>
-            <w:tcW w:w="4024" w:type="dxa"/>
+            <w:tcW w:w="3429" w:type="dxa"/>
             <w:vAlign w:val="center"/>
           </w:tcPr>
           <w:p>
@@ -21150,7 +21170,7 @@
         </w:trPr>
         <w:tc>
           <w:tcPr>
-            <w:tcW w:w="936" w:type="dxa"/>
+            <w:tcW w:w="1772" w:type="dxa"/>
             <w:vAlign w:val="center"/>
           </w:tcPr>
           <w:p>
@@ -21168,7 +21188,7 @@
         </w:tc>
         <w:tc>
           <w:tcPr>
-            <w:tcW w:w="4399" w:type="dxa"/>
+            <w:tcW w:w="3468" w:type="dxa"/>
             <w:vAlign w:val="center"/>
           </w:tcPr>
           <w:p>
@@ -21186,7 +21206,7 @@
         </w:tc>
         <w:tc>
           <w:tcPr>
-            <w:tcW w:w="4024" w:type="dxa"/>
+            <w:tcW w:w="3429" w:type="dxa"/>
             <w:vAlign w:val="center"/>
           </w:tcPr>
           <w:p>
@@ -21210,7 +21230,7 @@
         </w:trPr>
         <w:tc>
           <w:tcPr>
-            <w:tcW w:w="936" w:type="dxa"/>
+            <w:tcW w:w="1772" w:type="dxa"/>
             <w:vAlign w:val="center"/>
           </w:tcPr>
           <w:p>
@@ -21228,7 +21248,7 @@
         </w:tc>
         <w:tc>
           <w:tcPr>
-            <w:tcW w:w="4399" w:type="dxa"/>
+            <w:tcW w:w="3468" w:type="dxa"/>
             <w:vAlign w:val="center"/>
           </w:tcPr>
           <w:p>
@@ -21246,7 +21266,7 @@
         </w:tc>
         <w:tc>
           <w:tcPr>
-            <w:tcW w:w="4024" w:type="dxa"/>
+            <w:tcW w:w="3429" w:type="dxa"/>
             <w:vAlign w:val="center"/>
           </w:tcPr>
           <w:p>
@@ -21270,7 +21290,7 @@
         </w:trPr>
         <w:tc>
           <w:tcPr>
-            <w:tcW w:w="936" w:type="dxa"/>
+            <w:tcW w:w="1772" w:type="dxa"/>
             <w:vAlign w:val="center"/>
           </w:tcPr>
           <w:p>
@@ -21288,7 +21308,7 @@
         </w:tc>
         <w:tc>
           <w:tcPr>
-            <w:tcW w:w="4399" w:type="dxa"/>
+            <w:tcW w:w="3468" w:type="dxa"/>
             <w:vAlign w:val="center"/>
           </w:tcPr>
           <w:p>
@@ -21306,7 +21326,7 @@
         </w:tc>
         <w:tc>
           <w:tcPr>
-            <w:tcW w:w="4024" w:type="dxa"/>
+            <w:tcW w:w="3429" w:type="dxa"/>
             <w:vAlign w:val="center"/>
           </w:tcPr>
           <w:p>
@@ -21330,7 +21350,7 @@
         </w:trPr>
         <w:tc>
           <w:tcPr>
-            <w:tcW w:w="936" w:type="dxa"/>
+            <w:tcW w:w="1772" w:type="dxa"/>
             <w:vAlign w:val="center"/>
           </w:tcPr>
           <w:p>
@@ -21347,7 +21367,7 @@
         </w:tc>
         <w:tc>
           <w:tcPr>
-            <w:tcW w:w="4399" w:type="dxa"/>
+            <w:tcW w:w="3468" w:type="dxa"/>
             <w:vAlign w:val="center"/>
           </w:tcPr>
           <w:p>
@@ -21364,7 +21384,7 @@
         </w:tc>
         <w:tc>
           <w:tcPr>
-            <w:tcW w:w="4024" w:type="dxa"/>
+            <w:tcW w:w="3429" w:type="dxa"/>
             <w:vAlign w:val="center"/>
           </w:tcPr>
           <w:p>
@@ -21394,7 +21414,7 @@
       <w:pPr>
         <w:pStyle w:val="Heading2"/>
       </w:pPr>
-      <w:bookmarkStart w:id="105" w:name="_Toc241219058"/>
+      <w:bookmarkStart w:id="105" w:name="_Toc241220590"/>
       <w:r>
         <w:t>6.3 Limitations and threats to validity</w:t>
       </w:r>
@@ -21413,18 +21433,18 @@
         <w:jc w:val="both"/>
       </w:pPr>
       <w:r>
-        <w:t xml:space="preserve">Four difficulties were encountered and each was handled rather than avoided. Grad-CAM produced degenerate heatmaps on confident predictions, resolved by reconstructing the classifier as a linear layer. Calibration showed energy barely separated the populations, so the policy was reduced to a single signal. The audit found duplicates, so it had to precede split generation. And training without an accelerator consumed more of the schedule than </w:t>
+        <w:t xml:space="preserve">Four difficulties were encountered and each was handled rather than avoided. Grad-CAM produced degenerate heatmaps on confident predictions, resolved by reconstructing the classifier as a linear layer. Calibration showed energy barely separated the populations, so the policy was reduced to a single signal. The audit found duplicates, so it had to precede </w:t>
       </w:r>
       <w:r>
         <w:lastRenderedPageBreak/>
-        <w:t>planned. These difficulties bounded what the project could do rather than what its results mean.</w:t>
+        <w:t>split generation. And training without an accelerator consumed more of the schedule than planned. These difficulties bounded what the project could do rather than what its results mean.</w:t>
       </w:r>
     </w:p>
     <w:p>
       <w:pPr>
         <w:pStyle w:val="Heading2"/>
       </w:pPr>
-      <w:bookmarkStart w:id="106" w:name="_Toc241219059"/>
+      <w:bookmarkStart w:id="106" w:name="_Toc241220591"/>
       <w:r>
         <w:t>6.4 Practical implications</w:t>
       </w:r>
@@ -21450,7 +21470,7 @@
       <w:pPr>
         <w:pStyle w:val="Heading2"/>
       </w:pPr>
-      <w:bookmarkStart w:id="107" w:name="_Toc241219060"/>
+      <w:bookmarkStart w:id="107" w:name="_Toc241220592"/>
       <w:r>
         <w:t>6.5 Recommendations for future work</w:t>
       </w:r>
@@ -21468,7 +21488,7 @@
       <w:pPr>
         <w:pStyle w:val="Heading2"/>
       </w:pPr>
-      <w:bookmarkStart w:id="108" w:name="_Toc241219061"/>
+      <w:bookmarkStart w:id="108" w:name="_Toc241220593"/>
       <w:r>
         <w:lastRenderedPageBreak/>
         <w:t>6.6 Conclusions</w:t>
@@ -21520,7 +21540,7 @@
         <w:pStyle w:val="Heading1"/>
         <w:pageBreakBefore/>
       </w:pPr>
-      <w:bookmarkStart w:id="109" w:name="_Toc241219062"/>
+      <w:bookmarkStart w:id="109" w:name="_Toc241220594"/>
       <w:r>
         <w:lastRenderedPageBreak/>
         <w:t>REFERENCES</w:t>

--- a/final_thesis29002.docx
+++ b/final_thesis29002.docx
@@ -386,7 +386,7 @@
         <w:pStyle w:val="Heading1"/>
         <w:pageBreakBefore/>
       </w:pPr>
-      <w:bookmarkStart w:id="0" w:name="_Toc241220515"/>
+      <w:bookmarkStart w:id="0" w:name="_Toc241221455"/>
       <w:r>
         <w:lastRenderedPageBreak/>
         <w:t>DECLARATION</w:t>
@@ -478,7 +478,7 @@
         <w:pStyle w:val="Heading1"/>
         <w:pageBreakBefore/>
       </w:pPr>
-      <w:bookmarkStart w:id="1" w:name="_Toc241220516"/>
+      <w:bookmarkStart w:id="1" w:name="_Toc241221456"/>
       <w:r>
         <w:lastRenderedPageBreak/>
         <w:t>ACKNOWLEDGEMENT</w:t>
@@ -498,7 +498,7 @@
         <w:pStyle w:val="Heading1"/>
         <w:pageBreakBefore/>
       </w:pPr>
-      <w:bookmarkStart w:id="2" w:name="_Toc241220517"/>
+      <w:bookmarkStart w:id="2" w:name="_Toc241221457"/>
       <w:r>
         <w:lastRenderedPageBreak/>
         <w:t>ABSTRACT</w:t>
@@ -526,7 +526,7 @@
         <w:pStyle w:val="Heading1"/>
         <w:pageBreakBefore/>
       </w:pPr>
-      <w:bookmarkStart w:id="3" w:name="_Toc241220518"/>
+      <w:bookmarkStart w:id="3" w:name="_Toc241221458"/>
       <w:r>
         <w:lastRenderedPageBreak/>
         <w:t>TABLE OF CONTENTS</w:t>
@@ -556,7 +556,7 @@
       <w:r>
         <w:fldChar w:fldCharType="separate"/>
       </w:r>
-      <w:hyperlink w:anchor="_Toc241220515" w:history="1">
+      <w:hyperlink w:anchor="_Toc241221455" w:history="1">
         <w:r>
           <w:rPr>
             <w:rStyle w:val="Hyperlink"/>
@@ -583,7 +583,7 @@
             <w:noProof/>
             <w:webHidden/>
           </w:rPr>
-          <w:instrText xml:space="preserve"> PAGEREF _Toc241220515 \h </w:instrText>
+          <w:instrText xml:space="preserve"> PAGEREF _Toc241221455 \h </w:instrText>
         </w:r>
         <w:r>
           <w:rPr>
@@ -628,7 +628,7 @@
           <w14:ligatures w14:val="standardContextual"/>
         </w:rPr>
       </w:pPr>
-      <w:hyperlink w:anchor="_Toc241220516" w:history="1">
+      <w:hyperlink w:anchor="_Toc241221456" w:history="1">
         <w:r>
           <w:rPr>
             <w:rStyle w:val="Hyperlink"/>
@@ -655,7 +655,7 @@
             <w:noProof/>
             <w:webHidden/>
           </w:rPr>
-          <w:instrText xml:space="preserve"> PAGEREF _Toc241220516 \h </w:instrText>
+          <w:instrText xml:space="preserve"> PAGEREF _Toc241221456 \h </w:instrText>
         </w:r>
         <w:r>
           <w:rPr>
@@ -700,7 +700,7 @@
           <w14:ligatures w14:val="standardContextual"/>
         </w:rPr>
       </w:pPr>
-      <w:hyperlink w:anchor="_Toc241220517" w:history="1">
+      <w:hyperlink w:anchor="_Toc241221457" w:history="1">
         <w:r>
           <w:rPr>
             <w:rStyle w:val="Hyperlink"/>
@@ -727,7 +727,7 @@
             <w:noProof/>
             <w:webHidden/>
           </w:rPr>
-          <w:instrText xml:space="preserve"> PAGEREF _Toc241220517 \h </w:instrText>
+          <w:instrText xml:space="preserve"> PAGEREF _Toc241221457 \h </w:instrText>
         </w:r>
         <w:r>
           <w:rPr>
@@ -772,7 +772,7 @@
           <w14:ligatures w14:val="standardContextual"/>
         </w:rPr>
       </w:pPr>
-      <w:hyperlink w:anchor="_Toc241220518" w:history="1">
+      <w:hyperlink w:anchor="_Toc241221458" w:history="1">
         <w:r>
           <w:rPr>
             <w:rStyle w:val="Hyperlink"/>
@@ -799,7 +799,7 @@
             <w:noProof/>
             <w:webHidden/>
           </w:rPr>
-          <w:instrText xml:space="preserve"> PAGEREF _Toc241220518 \h </w:instrText>
+          <w:instrText xml:space="preserve"> PAGEREF _Toc241221458 \h </w:instrText>
         </w:r>
         <w:r>
           <w:rPr>
@@ -844,7 +844,7 @@
           <w14:ligatures w14:val="standardContextual"/>
         </w:rPr>
       </w:pPr>
-      <w:hyperlink w:anchor="_Toc241220519" w:history="1">
+      <w:hyperlink w:anchor="_Toc241221459" w:history="1">
         <w:r>
           <w:rPr>
             <w:rStyle w:val="Hyperlink"/>
@@ -871,7 +871,7 @@
             <w:noProof/>
             <w:webHidden/>
           </w:rPr>
-          <w:instrText xml:space="preserve"> PAGEREF _Toc241220519 \h </w:instrText>
+          <w:instrText xml:space="preserve"> PAGEREF _Toc241221459 \h </w:instrText>
         </w:r>
         <w:r>
           <w:rPr>
@@ -916,7 +916,7 @@
           <w14:ligatures w14:val="standardContextual"/>
         </w:rPr>
       </w:pPr>
-      <w:hyperlink w:anchor="_Toc241220520" w:history="1">
+      <w:hyperlink w:anchor="_Toc241221460" w:history="1">
         <w:r>
           <w:rPr>
             <w:rStyle w:val="Hyperlink"/>
@@ -943,7 +943,7 @@
             <w:noProof/>
             <w:webHidden/>
           </w:rPr>
-          <w:instrText xml:space="preserve"> PAGEREF _Toc241220520 \h </w:instrText>
+          <w:instrText xml:space="preserve"> PAGEREF _Toc241221460 \h </w:instrText>
         </w:r>
         <w:r>
           <w:rPr>
@@ -963,7 +963,7 @@
             <w:noProof/>
             <w:webHidden/>
           </w:rPr>
-          <w:t>x</w:t>
+          <w:t>ix</w:t>
         </w:r>
         <w:r>
           <w:rPr>
@@ -988,7 +988,7 @@
           <w14:ligatures w14:val="standardContextual"/>
         </w:rPr>
       </w:pPr>
-      <w:hyperlink w:anchor="_Toc241220521" w:history="1">
+      <w:hyperlink w:anchor="_Toc241221461" w:history="1">
         <w:r>
           <w:rPr>
             <w:rStyle w:val="Hyperlink"/>
@@ -1015,7 +1015,7 @@
             <w:noProof/>
             <w:webHidden/>
           </w:rPr>
-          <w:instrText xml:space="preserve"> PAGEREF _Toc241220521 \h </w:instrText>
+          <w:instrText xml:space="preserve"> PAGEREF _Toc241221461 \h </w:instrText>
         </w:r>
         <w:r>
           <w:rPr>
@@ -1035,7 +1035,7 @@
             <w:noProof/>
             <w:webHidden/>
           </w:rPr>
-          <w:t>xi</w:t>
+          <w:t>x</w:t>
         </w:r>
         <w:r>
           <w:rPr>
@@ -1060,7 +1060,7 @@
           <w14:ligatures w14:val="standardContextual"/>
         </w:rPr>
       </w:pPr>
-      <w:hyperlink w:anchor="_Toc241220522" w:history="1">
+      <w:hyperlink w:anchor="_Toc241221462" w:history="1">
         <w:r>
           <w:rPr>
             <w:rStyle w:val="Hyperlink"/>
@@ -1087,7 +1087,7 @@
             <w:noProof/>
             <w:webHidden/>
           </w:rPr>
-          <w:instrText xml:space="preserve"> PAGEREF _Toc241220522 \h </w:instrText>
+          <w:instrText xml:space="preserve"> PAGEREF _Toc241221462 \h </w:instrText>
         </w:r>
         <w:r>
           <w:rPr>
@@ -1132,7 +1132,7 @@
           <w14:ligatures w14:val="standardContextual"/>
         </w:rPr>
       </w:pPr>
-      <w:hyperlink w:anchor="_Toc241220523" w:history="1">
+      <w:hyperlink w:anchor="_Toc241221463" w:history="1">
         <w:r>
           <w:rPr>
             <w:rStyle w:val="Hyperlink"/>
@@ -1159,7 +1159,7 @@
             <w:noProof/>
             <w:webHidden/>
           </w:rPr>
-          <w:instrText xml:space="preserve"> PAGEREF _Toc241220523 \h </w:instrText>
+          <w:instrText xml:space="preserve"> PAGEREF _Toc241221463 \h </w:instrText>
         </w:r>
         <w:r>
           <w:rPr>
@@ -1204,7 +1204,7 @@
           <w14:ligatures w14:val="standardContextual"/>
         </w:rPr>
       </w:pPr>
-      <w:hyperlink w:anchor="_Toc241220524" w:history="1">
+      <w:hyperlink w:anchor="_Toc241221464" w:history="1">
         <w:r>
           <w:rPr>
             <w:rStyle w:val="Hyperlink"/>
@@ -1231,7 +1231,7 @@
             <w:noProof/>
             <w:webHidden/>
           </w:rPr>
-          <w:instrText xml:space="preserve"> PAGEREF _Toc241220524 \h </w:instrText>
+          <w:instrText xml:space="preserve"> PAGEREF _Toc241221464 \h </w:instrText>
         </w:r>
         <w:r>
           <w:rPr>
@@ -1276,7 +1276,7 @@
           <w14:ligatures w14:val="standardContextual"/>
         </w:rPr>
       </w:pPr>
-      <w:hyperlink w:anchor="_Toc241220525" w:history="1">
+      <w:hyperlink w:anchor="_Toc241221465" w:history="1">
         <w:r>
           <w:rPr>
             <w:rStyle w:val="Hyperlink"/>
@@ -1303,7 +1303,7 @@
             <w:noProof/>
             <w:webHidden/>
           </w:rPr>
-          <w:instrText xml:space="preserve"> PAGEREF _Toc241220525 \h </w:instrText>
+          <w:instrText xml:space="preserve"> PAGEREF _Toc241221465 \h </w:instrText>
         </w:r>
         <w:r>
           <w:rPr>
@@ -1348,7 +1348,7 @@
           <w14:ligatures w14:val="standardContextual"/>
         </w:rPr>
       </w:pPr>
-      <w:hyperlink w:anchor="_Toc241220526" w:history="1">
+      <w:hyperlink w:anchor="_Toc241221466" w:history="1">
         <w:r>
           <w:rPr>
             <w:rStyle w:val="Hyperlink"/>
@@ -1375,7 +1375,7 @@
             <w:noProof/>
             <w:webHidden/>
           </w:rPr>
-          <w:instrText xml:space="preserve"> PAGEREF _Toc241220526 \h </w:instrText>
+          <w:instrText xml:space="preserve"> PAGEREF _Toc241221466 \h </w:instrText>
         </w:r>
         <w:r>
           <w:rPr>
@@ -1420,7 +1420,7 @@
           <w14:ligatures w14:val="standardContextual"/>
         </w:rPr>
       </w:pPr>
-      <w:hyperlink w:anchor="_Toc241220527" w:history="1">
+      <w:hyperlink w:anchor="_Toc241221467" w:history="1">
         <w:r>
           <w:rPr>
             <w:rStyle w:val="Hyperlink"/>
@@ -1447,7 +1447,7 @@
             <w:noProof/>
             <w:webHidden/>
           </w:rPr>
-          <w:instrText xml:space="preserve"> PAGEREF _Toc241220527 \h </w:instrText>
+          <w:instrText xml:space="preserve"> PAGEREF _Toc241221467 \h </w:instrText>
         </w:r>
         <w:r>
           <w:rPr>
@@ -1492,7 +1492,7 @@
           <w14:ligatures w14:val="standardContextual"/>
         </w:rPr>
       </w:pPr>
-      <w:hyperlink w:anchor="_Toc241220528" w:history="1">
+      <w:hyperlink w:anchor="_Toc241221468" w:history="1">
         <w:r>
           <w:rPr>
             <w:rStyle w:val="Hyperlink"/>
@@ -1519,7 +1519,7 @@
             <w:noProof/>
             <w:webHidden/>
           </w:rPr>
-          <w:instrText xml:space="preserve"> PAGEREF _Toc241220528 \h </w:instrText>
+          <w:instrText xml:space="preserve"> PAGEREF _Toc241221468 \h </w:instrText>
         </w:r>
         <w:r>
           <w:rPr>
@@ -1564,7 +1564,7 @@
           <w14:ligatures w14:val="standardContextual"/>
         </w:rPr>
       </w:pPr>
-      <w:hyperlink w:anchor="_Toc241220529" w:history="1">
+      <w:hyperlink w:anchor="_Toc241221469" w:history="1">
         <w:r>
           <w:rPr>
             <w:rStyle w:val="Hyperlink"/>
@@ -1591,7 +1591,7 @@
             <w:noProof/>
             <w:webHidden/>
           </w:rPr>
-          <w:instrText xml:space="preserve"> PAGEREF _Toc241220529 \h </w:instrText>
+          <w:instrText xml:space="preserve"> PAGEREF _Toc241221469 \h </w:instrText>
         </w:r>
         <w:r>
           <w:rPr>
@@ -1636,7 +1636,7 @@
           <w14:ligatures w14:val="standardContextual"/>
         </w:rPr>
       </w:pPr>
-      <w:hyperlink w:anchor="_Toc241220530" w:history="1">
+      <w:hyperlink w:anchor="_Toc241221470" w:history="1">
         <w:r>
           <w:rPr>
             <w:rStyle w:val="Hyperlink"/>
@@ -1663,7 +1663,7 @@
             <w:noProof/>
             <w:webHidden/>
           </w:rPr>
-          <w:instrText xml:space="preserve"> PAGEREF _Toc241220530 \h </w:instrText>
+          <w:instrText xml:space="preserve"> PAGEREF _Toc241221470 \h </w:instrText>
         </w:r>
         <w:r>
           <w:rPr>
@@ -1708,7 +1708,7 @@
           <w14:ligatures w14:val="standardContextual"/>
         </w:rPr>
       </w:pPr>
-      <w:hyperlink w:anchor="_Toc241220531" w:history="1">
+      <w:hyperlink w:anchor="_Toc241221471" w:history="1">
         <w:r>
           <w:rPr>
             <w:rStyle w:val="Hyperlink"/>
@@ -1735,7 +1735,7 @@
             <w:noProof/>
             <w:webHidden/>
           </w:rPr>
-          <w:instrText xml:space="preserve"> PAGEREF _Toc241220531 \h </w:instrText>
+          <w:instrText xml:space="preserve"> PAGEREF _Toc241221471 \h </w:instrText>
         </w:r>
         <w:r>
           <w:rPr>
@@ -1780,7 +1780,7 @@
           <w14:ligatures w14:val="standardContextual"/>
         </w:rPr>
       </w:pPr>
-      <w:hyperlink w:anchor="_Toc241220532" w:history="1">
+      <w:hyperlink w:anchor="_Toc241221472" w:history="1">
         <w:r>
           <w:rPr>
             <w:rStyle w:val="Hyperlink"/>
@@ -1807,7 +1807,7 @@
             <w:noProof/>
             <w:webHidden/>
           </w:rPr>
-          <w:instrText xml:space="preserve"> PAGEREF _Toc241220532 \h </w:instrText>
+          <w:instrText xml:space="preserve"> PAGEREF _Toc241221472 \h </w:instrText>
         </w:r>
         <w:r>
           <w:rPr>
@@ -1852,7 +1852,7 @@
           <w14:ligatures w14:val="standardContextual"/>
         </w:rPr>
       </w:pPr>
-      <w:hyperlink w:anchor="_Toc241220533" w:history="1">
+      <w:hyperlink w:anchor="_Toc241221473" w:history="1">
         <w:r>
           <w:rPr>
             <w:rStyle w:val="Hyperlink"/>
@@ -1879,7 +1879,7 @@
             <w:noProof/>
             <w:webHidden/>
           </w:rPr>
-          <w:instrText xml:space="preserve"> PAGEREF _Toc241220533 \h </w:instrText>
+          <w:instrText xml:space="preserve"> PAGEREF _Toc241221473 \h </w:instrText>
         </w:r>
         <w:r>
           <w:rPr>
@@ -1924,7 +1924,7 @@
           <w14:ligatures w14:val="standardContextual"/>
         </w:rPr>
       </w:pPr>
-      <w:hyperlink w:anchor="_Toc241220534" w:history="1">
+      <w:hyperlink w:anchor="_Toc241221474" w:history="1">
         <w:r>
           <w:rPr>
             <w:rStyle w:val="Hyperlink"/>
@@ -1951,7 +1951,7 @@
             <w:noProof/>
             <w:webHidden/>
           </w:rPr>
-          <w:instrText xml:space="preserve"> PAGEREF _Toc241220534 \h </w:instrText>
+          <w:instrText xml:space="preserve"> PAGEREF _Toc241221474 \h </w:instrText>
         </w:r>
         <w:r>
           <w:rPr>
@@ -1996,7 +1996,7 @@
           <w14:ligatures w14:val="standardContextual"/>
         </w:rPr>
       </w:pPr>
-      <w:hyperlink w:anchor="_Toc241220535" w:history="1">
+      <w:hyperlink w:anchor="_Toc241221475" w:history="1">
         <w:r>
           <w:rPr>
             <w:rStyle w:val="Hyperlink"/>
@@ -2023,7 +2023,7 @@
             <w:noProof/>
             <w:webHidden/>
           </w:rPr>
-          <w:instrText xml:space="preserve"> PAGEREF _Toc241220535 \h </w:instrText>
+          <w:instrText xml:space="preserve"> PAGEREF _Toc241221475 \h </w:instrText>
         </w:r>
         <w:r>
           <w:rPr>
@@ -2068,7 +2068,7 @@
           <w14:ligatures w14:val="standardContextual"/>
         </w:rPr>
       </w:pPr>
-      <w:hyperlink w:anchor="_Toc241220536" w:history="1">
+      <w:hyperlink w:anchor="_Toc241221476" w:history="1">
         <w:r>
           <w:rPr>
             <w:rStyle w:val="Hyperlink"/>
@@ -2095,7 +2095,7 @@
             <w:noProof/>
             <w:webHidden/>
           </w:rPr>
-          <w:instrText xml:space="preserve"> PAGEREF _Toc241220536 \h </w:instrText>
+          <w:instrText xml:space="preserve"> PAGEREF _Toc241221476 \h </w:instrText>
         </w:r>
         <w:r>
           <w:rPr>
@@ -2140,7 +2140,7 @@
           <w14:ligatures w14:val="standardContextual"/>
         </w:rPr>
       </w:pPr>
-      <w:hyperlink w:anchor="_Toc241220537" w:history="1">
+      <w:hyperlink w:anchor="_Toc241221477" w:history="1">
         <w:r>
           <w:rPr>
             <w:rStyle w:val="Hyperlink"/>
@@ -2167,7 +2167,7 @@
             <w:noProof/>
             <w:webHidden/>
           </w:rPr>
-          <w:instrText xml:space="preserve"> PAGEREF _Toc241220537 \h </w:instrText>
+          <w:instrText xml:space="preserve"> PAGEREF _Toc241221477 \h </w:instrText>
         </w:r>
         <w:r>
           <w:rPr>
@@ -2212,7 +2212,7 @@
           <w14:ligatures w14:val="standardContextual"/>
         </w:rPr>
       </w:pPr>
-      <w:hyperlink w:anchor="_Toc241220538" w:history="1">
+      <w:hyperlink w:anchor="_Toc241221478" w:history="1">
         <w:r>
           <w:rPr>
             <w:rStyle w:val="Hyperlink"/>
@@ -2239,7 +2239,7 @@
             <w:noProof/>
             <w:webHidden/>
           </w:rPr>
-          <w:instrText xml:space="preserve"> PAGEREF _Toc241220538 \h </w:instrText>
+          <w:instrText xml:space="preserve"> PAGEREF _Toc241221478 \h </w:instrText>
         </w:r>
         <w:r>
           <w:rPr>
@@ -2284,7 +2284,7 @@
           <w14:ligatures w14:val="standardContextual"/>
         </w:rPr>
       </w:pPr>
-      <w:hyperlink w:anchor="_Toc241220539" w:history="1">
+      <w:hyperlink w:anchor="_Toc241221479" w:history="1">
         <w:r>
           <w:rPr>
             <w:rStyle w:val="Hyperlink"/>
@@ -2311,7 +2311,7 @@
             <w:noProof/>
             <w:webHidden/>
           </w:rPr>
-          <w:instrText xml:space="preserve"> PAGEREF _Toc241220539 \h </w:instrText>
+          <w:instrText xml:space="preserve"> PAGEREF _Toc241221479 \h </w:instrText>
         </w:r>
         <w:r>
           <w:rPr>
@@ -2356,7 +2356,7 @@
           <w14:ligatures w14:val="standardContextual"/>
         </w:rPr>
       </w:pPr>
-      <w:hyperlink w:anchor="_Toc241220540" w:history="1">
+      <w:hyperlink w:anchor="_Toc241221480" w:history="1">
         <w:r>
           <w:rPr>
             <w:rStyle w:val="Hyperlink"/>
@@ -2383,7 +2383,7 @@
             <w:noProof/>
             <w:webHidden/>
           </w:rPr>
-          <w:instrText xml:space="preserve"> PAGEREF _Toc241220540 \h </w:instrText>
+          <w:instrText xml:space="preserve"> PAGEREF _Toc241221480 \h </w:instrText>
         </w:r>
         <w:r>
           <w:rPr>
@@ -2428,7 +2428,7 @@
           <w14:ligatures w14:val="standardContextual"/>
         </w:rPr>
       </w:pPr>
-      <w:hyperlink w:anchor="_Toc241220541" w:history="1">
+      <w:hyperlink w:anchor="_Toc241221481" w:history="1">
         <w:r>
           <w:rPr>
             <w:rStyle w:val="Hyperlink"/>
@@ -2455,7 +2455,7 @@
             <w:noProof/>
             <w:webHidden/>
           </w:rPr>
-          <w:instrText xml:space="preserve"> PAGEREF _Toc241220541 \h </w:instrText>
+          <w:instrText xml:space="preserve"> PAGEREF _Toc241221481 \h </w:instrText>
         </w:r>
         <w:r>
           <w:rPr>
@@ -2500,7 +2500,7 @@
           <w14:ligatures w14:val="standardContextual"/>
         </w:rPr>
       </w:pPr>
-      <w:hyperlink w:anchor="_Toc241220542" w:history="1">
+      <w:hyperlink w:anchor="_Toc241221482" w:history="1">
         <w:r>
           <w:rPr>
             <w:rStyle w:val="Hyperlink"/>
@@ -2527,7 +2527,7 @@
             <w:noProof/>
             <w:webHidden/>
           </w:rPr>
-          <w:instrText xml:space="preserve"> PAGEREF _Toc241220542 \h </w:instrText>
+          <w:instrText xml:space="preserve"> PAGEREF _Toc241221482 \h </w:instrText>
         </w:r>
         <w:r>
           <w:rPr>
@@ -2572,7 +2572,7 @@
           <w14:ligatures w14:val="standardContextual"/>
         </w:rPr>
       </w:pPr>
-      <w:hyperlink w:anchor="_Toc241220543" w:history="1">
+      <w:hyperlink w:anchor="_Toc241221483" w:history="1">
         <w:r>
           <w:rPr>
             <w:rStyle w:val="Hyperlink"/>
@@ -2599,7 +2599,7 @@
             <w:noProof/>
             <w:webHidden/>
           </w:rPr>
-          <w:instrText xml:space="preserve"> PAGEREF _Toc241220543 \h </w:instrText>
+          <w:instrText xml:space="preserve"> PAGEREF _Toc241221483 \h </w:instrText>
         </w:r>
         <w:r>
           <w:rPr>
@@ -2644,7 +2644,7 @@
           <w14:ligatures w14:val="standardContextual"/>
         </w:rPr>
       </w:pPr>
-      <w:hyperlink w:anchor="_Toc241220544" w:history="1">
+      <w:hyperlink w:anchor="_Toc241221484" w:history="1">
         <w:r>
           <w:rPr>
             <w:rStyle w:val="Hyperlink"/>
@@ -2671,7 +2671,7 @@
             <w:noProof/>
             <w:webHidden/>
           </w:rPr>
-          <w:instrText xml:space="preserve"> PAGEREF _Toc241220544 \h </w:instrText>
+          <w:instrText xml:space="preserve"> PAGEREF _Toc241221484 \h </w:instrText>
         </w:r>
         <w:r>
           <w:rPr>
@@ -2716,7 +2716,7 @@
           <w14:ligatures w14:val="standardContextual"/>
         </w:rPr>
       </w:pPr>
-      <w:hyperlink w:anchor="_Toc241220545" w:history="1">
+      <w:hyperlink w:anchor="_Toc241221485" w:history="1">
         <w:r>
           <w:rPr>
             <w:rStyle w:val="Hyperlink"/>
@@ -2743,7 +2743,7 @@
             <w:noProof/>
             <w:webHidden/>
           </w:rPr>
-          <w:instrText xml:space="preserve"> PAGEREF _Toc241220545 \h </w:instrText>
+          <w:instrText xml:space="preserve"> PAGEREF _Toc241221485 \h </w:instrText>
         </w:r>
         <w:r>
           <w:rPr>
@@ -2788,7 +2788,7 @@
           <w14:ligatures w14:val="standardContextual"/>
         </w:rPr>
       </w:pPr>
-      <w:hyperlink w:anchor="_Toc241220546" w:history="1">
+      <w:hyperlink w:anchor="_Toc241221486" w:history="1">
         <w:r>
           <w:rPr>
             <w:rStyle w:val="Hyperlink"/>
@@ -2815,7 +2815,7 @@
             <w:noProof/>
             <w:webHidden/>
           </w:rPr>
-          <w:instrText xml:space="preserve"> PAGEREF _Toc241220546 \h </w:instrText>
+          <w:instrText xml:space="preserve"> PAGEREF _Toc241221486 \h </w:instrText>
         </w:r>
         <w:r>
           <w:rPr>
@@ -2860,7 +2860,7 @@
           <w14:ligatures w14:val="standardContextual"/>
         </w:rPr>
       </w:pPr>
-      <w:hyperlink w:anchor="_Toc241220547" w:history="1">
+      <w:hyperlink w:anchor="_Toc241221487" w:history="1">
         <w:r>
           <w:rPr>
             <w:rStyle w:val="Hyperlink"/>
@@ -2887,7 +2887,7 @@
             <w:noProof/>
             <w:webHidden/>
           </w:rPr>
-          <w:instrText xml:space="preserve"> PAGEREF _Toc241220547 \h </w:instrText>
+          <w:instrText xml:space="preserve"> PAGEREF _Toc241221487 \h </w:instrText>
         </w:r>
         <w:r>
           <w:rPr>
@@ -2932,7 +2932,7 @@
           <w14:ligatures w14:val="standardContextual"/>
         </w:rPr>
       </w:pPr>
-      <w:hyperlink w:anchor="_Toc241220548" w:history="1">
+      <w:hyperlink w:anchor="_Toc241221488" w:history="1">
         <w:r>
           <w:rPr>
             <w:rStyle w:val="Hyperlink"/>
@@ -2959,7 +2959,7 @@
             <w:noProof/>
             <w:webHidden/>
           </w:rPr>
-          <w:instrText xml:space="preserve"> PAGEREF _Toc241220548 \h </w:instrText>
+          <w:instrText xml:space="preserve"> PAGEREF _Toc241221488 \h </w:instrText>
         </w:r>
         <w:r>
           <w:rPr>
@@ -3004,7 +3004,7 @@
           <w14:ligatures w14:val="standardContextual"/>
         </w:rPr>
       </w:pPr>
-      <w:hyperlink w:anchor="_Toc241220549" w:history="1">
+      <w:hyperlink w:anchor="_Toc241221489" w:history="1">
         <w:r>
           <w:rPr>
             <w:rStyle w:val="Hyperlink"/>
@@ -3031,7 +3031,7 @@
             <w:noProof/>
             <w:webHidden/>
           </w:rPr>
-          <w:instrText xml:space="preserve"> PAGEREF _Toc241220549 \h </w:instrText>
+          <w:instrText xml:space="preserve"> PAGEREF _Toc241221489 \h </w:instrText>
         </w:r>
         <w:r>
           <w:rPr>
@@ -3076,7 +3076,7 @@
           <w14:ligatures w14:val="standardContextual"/>
         </w:rPr>
       </w:pPr>
-      <w:hyperlink w:anchor="_Toc241220550" w:history="1">
+      <w:hyperlink w:anchor="_Toc241221490" w:history="1">
         <w:r>
           <w:rPr>
             <w:rStyle w:val="Hyperlink"/>
@@ -3103,7 +3103,7 @@
             <w:noProof/>
             <w:webHidden/>
           </w:rPr>
-          <w:instrText xml:space="preserve"> PAGEREF _Toc241220550 \h </w:instrText>
+          <w:instrText xml:space="preserve"> PAGEREF _Toc241221490 \h </w:instrText>
         </w:r>
         <w:r>
           <w:rPr>
@@ -3148,7 +3148,7 @@
           <w14:ligatures w14:val="standardContextual"/>
         </w:rPr>
       </w:pPr>
-      <w:hyperlink w:anchor="_Toc241220551" w:history="1">
+      <w:hyperlink w:anchor="_Toc241221491" w:history="1">
         <w:r>
           <w:rPr>
             <w:rStyle w:val="Hyperlink"/>
@@ -3175,7 +3175,7 @@
             <w:noProof/>
             <w:webHidden/>
           </w:rPr>
-          <w:instrText xml:space="preserve"> PAGEREF _Toc241220551 \h </w:instrText>
+          <w:instrText xml:space="preserve"> PAGEREF _Toc241221491 \h </w:instrText>
         </w:r>
         <w:r>
           <w:rPr>
@@ -3220,7 +3220,7 @@
           <w14:ligatures w14:val="standardContextual"/>
         </w:rPr>
       </w:pPr>
-      <w:hyperlink w:anchor="_Toc241220552" w:history="1">
+      <w:hyperlink w:anchor="_Toc241221492" w:history="1">
         <w:r>
           <w:rPr>
             <w:rStyle w:val="Hyperlink"/>
@@ -3247,7 +3247,7 @@
             <w:noProof/>
             <w:webHidden/>
           </w:rPr>
-          <w:instrText xml:space="preserve"> PAGEREF _Toc241220552 \h </w:instrText>
+          <w:instrText xml:space="preserve"> PAGEREF _Toc241221492 \h </w:instrText>
         </w:r>
         <w:r>
           <w:rPr>
@@ -3292,7 +3292,7 @@
           <w14:ligatures w14:val="standardContextual"/>
         </w:rPr>
       </w:pPr>
-      <w:hyperlink w:anchor="_Toc241220553" w:history="1">
+      <w:hyperlink w:anchor="_Toc241221493" w:history="1">
         <w:r>
           <w:rPr>
             <w:rStyle w:val="Hyperlink"/>
@@ -3319,7 +3319,7 @@
             <w:noProof/>
             <w:webHidden/>
           </w:rPr>
-          <w:instrText xml:space="preserve"> PAGEREF _Toc241220553 \h </w:instrText>
+          <w:instrText xml:space="preserve"> PAGEREF _Toc241221493 \h </w:instrText>
         </w:r>
         <w:r>
           <w:rPr>
@@ -3364,7 +3364,7 @@
           <w14:ligatures w14:val="standardContextual"/>
         </w:rPr>
       </w:pPr>
-      <w:hyperlink w:anchor="_Toc241220554" w:history="1">
+      <w:hyperlink w:anchor="_Toc241221494" w:history="1">
         <w:r>
           <w:rPr>
             <w:rStyle w:val="Hyperlink"/>
@@ -3391,7 +3391,7 @@
             <w:noProof/>
             <w:webHidden/>
           </w:rPr>
-          <w:instrText xml:space="preserve"> PAGEREF _Toc241220554 \h </w:instrText>
+          <w:instrText xml:space="preserve"> PAGEREF _Toc241221494 \h </w:instrText>
         </w:r>
         <w:r>
           <w:rPr>
@@ -3436,7 +3436,7 @@
           <w14:ligatures w14:val="standardContextual"/>
         </w:rPr>
       </w:pPr>
-      <w:hyperlink w:anchor="_Toc241220555" w:history="1">
+      <w:hyperlink w:anchor="_Toc241221495" w:history="1">
         <w:r>
           <w:rPr>
             <w:rStyle w:val="Hyperlink"/>
@@ -3463,7 +3463,7 @@
             <w:noProof/>
             <w:webHidden/>
           </w:rPr>
-          <w:instrText xml:space="preserve"> PAGEREF _Toc241220555 \h </w:instrText>
+          <w:instrText xml:space="preserve"> PAGEREF _Toc241221495 \h </w:instrText>
         </w:r>
         <w:r>
           <w:rPr>
@@ -3508,7 +3508,7 @@
           <w14:ligatures w14:val="standardContextual"/>
         </w:rPr>
       </w:pPr>
-      <w:hyperlink w:anchor="_Toc241220556" w:history="1">
+      <w:hyperlink w:anchor="_Toc241221496" w:history="1">
         <w:r>
           <w:rPr>
             <w:rStyle w:val="Hyperlink"/>
@@ -3535,7 +3535,7 @@
             <w:noProof/>
             <w:webHidden/>
           </w:rPr>
-          <w:instrText xml:space="preserve"> PAGEREF _Toc241220556 \h </w:instrText>
+          <w:instrText xml:space="preserve"> PAGEREF _Toc241221496 \h </w:instrText>
         </w:r>
         <w:r>
           <w:rPr>
@@ -3580,7 +3580,7 @@
           <w14:ligatures w14:val="standardContextual"/>
         </w:rPr>
       </w:pPr>
-      <w:hyperlink w:anchor="_Toc241220557" w:history="1">
+      <w:hyperlink w:anchor="_Toc241221497" w:history="1">
         <w:r>
           <w:rPr>
             <w:rStyle w:val="Hyperlink"/>
@@ -3607,7 +3607,7 @@
             <w:noProof/>
             <w:webHidden/>
           </w:rPr>
-          <w:instrText xml:space="preserve"> PAGEREF _Toc241220557 \h </w:instrText>
+          <w:instrText xml:space="preserve"> PAGEREF _Toc241221497 \h </w:instrText>
         </w:r>
         <w:r>
           <w:rPr>
@@ -3652,7 +3652,7 @@
           <w14:ligatures w14:val="standardContextual"/>
         </w:rPr>
       </w:pPr>
-      <w:hyperlink w:anchor="_Toc241220558" w:history="1">
+      <w:hyperlink w:anchor="_Toc241221498" w:history="1">
         <w:r>
           <w:rPr>
             <w:rStyle w:val="Hyperlink"/>
@@ -3679,7 +3679,7 @@
             <w:noProof/>
             <w:webHidden/>
           </w:rPr>
-          <w:instrText xml:space="preserve"> PAGEREF _Toc241220558 \h </w:instrText>
+          <w:instrText xml:space="preserve"> PAGEREF _Toc241221498 \h </w:instrText>
         </w:r>
         <w:r>
           <w:rPr>
@@ -3724,7 +3724,7 @@
           <w14:ligatures w14:val="standardContextual"/>
         </w:rPr>
       </w:pPr>
-      <w:hyperlink w:anchor="_Toc241220559" w:history="1">
+      <w:hyperlink w:anchor="_Toc241221499" w:history="1">
         <w:r>
           <w:rPr>
             <w:rStyle w:val="Hyperlink"/>
@@ -3751,7 +3751,7 @@
             <w:noProof/>
             <w:webHidden/>
           </w:rPr>
-          <w:instrText xml:space="preserve"> PAGEREF _Toc241220559 \h </w:instrText>
+          <w:instrText xml:space="preserve"> PAGEREF _Toc241221499 \h </w:instrText>
         </w:r>
         <w:r>
           <w:rPr>
@@ -3796,7 +3796,7 @@
           <w14:ligatures w14:val="standardContextual"/>
         </w:rPr>
       </w:pPr>
-      <w:hyperlink w:anchor="_Toc241220560" w:history="1">
+      <w:hyperlink w:anchor="_Toc241221500" w:history="1">
         <w:r>
           <w:rPr>
             <w:rStyle w:val="Hyperlink"/>
@@ -3823,7 +3823,7 @@
             <w:noProof/>
             <w:webHidden/>
           </w:rPr>
-          <w:instrText xml:space="preserve"> PAGEREF _Toc241220560 \h </w:instrText>
+          <w:instrText xml:space="preserve"> PAGEREF _Toc241221500 \h </w:instrText>
         </w:r>
         <w:r>
           <w:rPr>
@@ -3868,7 +3868,7 @@
           <w14:ligatures w14:val="standardContextual"/>
         </w:rPr>
       </w:pPr>
-      <w:hyperlink w:anchor="_Toc241220561" w:history="1">
+      <w:hyperlink w:anchor="_Toc241221501" w:history="1">
         <w:r>
           <w:rPr>
             <w:rStyle w:val="Hyperlink"/>
@@ -3895,7 +3895,7 @@
             <w:noProof/>
             <w:webHidden/>
           </w:rPr>
-          <w:instrText xml:space="preserve"> PAGEREF _Toc241220561 \h </w:instrText>
+          <w:instrText xml:space="preserve"> PAGEREF _Toc241221501 \h </w:instrText>
         </w:r>
         <w:r>
           <w:rPr>
@@ -3940,7 +3940,7 @@
           <w14:ligatures w14:val="standardContextual"/>
         </w:rPr>
       </w:pPr>
-      <w:hyperlink w:anchor="_Toc241220562" w:history="1">
+      <w:hyperlink w:anchor="_Toc241221502" w:history="1">
         <w:r>
           <w:rPr>
             <w:rStyle w:val="Hyperlink"/>
@@ -3967,7 +3967,7 @@
             <w:noProof/>
             <w:webHidden/>
           </w:rPr>
-          <w:instrText xml:space="preserve"> PAGEREF _Toc241220562 \h </w:instrText>
+          <w:instrText xml:space="preserve"> PAGEREF _Toc241221502 \h </w:instrText>
         </w:r>
         <w:r>
           <w:rPr>
@@ -4012,7 +4012,7 @@
           <w14:ligatures w14:val="standardContextual"/>
         </w:rPr>
       </w:pPr>
-      <w:hyperlink w:anchor="_Toc241220563" w:history="1">
+      <w:hyperlink w:anchor="_Toc241221503" w:history="1">
         <w:r>
           <w:rPr>
             <w:rStyle w:val="Hyperlink"/>
@@ -4039,7 +4039,7 @@
             <w:noProof/>
             <w:webHidden/>
           </w:rPr>
-          <w:instrText xml:space="preserve"> PAGEREF _Toc241220563 \h </w:instrText>
+          <w:instrText xml:space="preserve"> PAGEREF _Toc241221503 \h </w:instrText>
         </w:r>
         <w:r>
           <w:rPr>
@@ -4084,7 +4084,7 @@
           <w14:ligatures w14:val="standardContextual"/>
         </w:rPr>
       </w:pPr>
-      <w:hyperlink w:anchor="_Toc241220564" w:history="1">
+      <w:hyperlink w:anchor="_Toc241221504" w:history="1">
         <w:r>
           <w:rPr>
             <w:rStyle w:val="Hyperlink"/>
@@ -4111,7 +4111,7 @@
             <w:noProof/>
             <w:webHidden/>
           </w:rPr>
-          <w:instrText xml:space="preserve"> PAGEREF _Toc241220564 \h </w:instrText>
+          <w:instrText xml:space="preserve"> PAGEREF _Toc241221504 \h </w:instrText>
         </w:r>
         <w:r>
           <w:rPr>
@@ -4156,7 +4156,7 @@
           <w14:ligatures w14:val="standardContextual"/>
         </w:rPr>
       </w:pPr>
-      <w:hyperlink w:anchor="_Toc241220565" w:history="1">
+      <w:hyperlink w:anchor="_Toc241221505" w:history="1">
         <w:r>
           <w:rPr>
             <w:rStyle w:val="Hyperlink"/>
@@ -4183,7 +4183,7 @@
             <w:noProof/>
             <w:webHidden/>
           </w:rPr>
-          <w:instrText xml:space="preserve"> PAGEREF _Toc241220565 \h </w:instrText>
+          <w:instrText xml:space="preserve"> PAGEREF _Toc241221505 \h </w:instrText>
         </w:r>
         <w:r>
           <w:rPr>
@@ -4228,7 +4228,7 @@
           <w14:ligatures w14:val="standardContextual"/>
         </w:rPr>
       </w:pPr>
-      <w:hyperlink w:anchor="_Toc241220566" w:history="1">
+      <w:hyperlink w:anchor="_Toc241221506" w:history="1">
         <w:r>
           <w:rPr>
             <w:rStyle w:val="Hyperlink"/>
@@ -4255,7 +4255,7 @@
             <w:noProof/>
             <w:webHidden/>
           </w:rPr>
-          <w:instrText xml:space="preserve"> PAGEREF _Toc241220566 \h </w:instrText>
+          <w:instrText xml:space="preserve"> PAGEREF _Toc241221506 \h </w:instrText>
         </w:r>
         <w:r>
           <w:rPr>
@@ -4300,7 +4300,7 @@
           <w14:ligatures w14:val="standardContextual"/>
         </w:rPr>
       </w:pPr>
-      <w:hyperlink w:anchor="_Toc241220567" w:history="1">
+      <w:hyperlink w:anchor="_Toc241221507" w:history="1">
         <w:r>
           <w:rPr>
             <w:rStyle w:val="Hyperlink"/>
@@ -4327,7 +4327,7 @@
             <w:noProof/>
             <w:webHidden/>
           </w:rPr>
-          <w:instrText xml:space="preserve"> PAGEREF _Toc241220567 \h </w:instrText>
+          <w:instrText xml:space="preserve"> PAGEREF _Toc241221507 \h </w:instrText>
         </w:r>
         <w:r>
           <w:rPr>
@@ -4372,7 +4372,7 @@
           <w14:ligatures w14:val="standardContextual"/>
         </w:rPr>
       </w:pPr>
-      <w:hyperlink w:anchor="_Toc241220568" w:history="1">
+      <w:hyperlink w:anchor="_Toc241221508" w:history="1">
         <w:r>
           <w:rPr>
             <w:rStyle w:val="Hyperlink"/>
@@ -4399,7 +4399,7 @@
             <w:noProof/>
             <w:webHidden/>
           </w:rPr>
-          <w:instrText xml:space="preserve"> PAGEREF _Toc241220568 \h </w:instrText>
+          <w:instrText xml:space="preserve"> PAGEREF _Toc241221508 \h </w:instrText>
         </w:r>
         <w:r>
           <w:rPr>
@@ -4444,7 +4444,7 @@
           <w14:ligatures w14:val="standardContextual"/>
         </w:rPr>
       </w:pPr>
-      <w:hyperlink w:anchor="_Toc241220569" w:history="1">
+      <w:hyperlink w:anchor="_Toc241221509" w:history="1">
         <w:r>
           <w:rPr>
             <w:rStyle w:val="Hyperlink"/>
@@ -4471,7 +4471,7 @@
             <w:noProof/>
             <w:webHidden/>
           </w:rPr>
-          <w:instrText xml:space="preserve"> PAGEREF _Toc241220569 \h </w:instrText>
+          <w:instrText xml:space="preserve"> PAGEREF _Toc241221509 \h </w:instrText>
         </w:r>
         <w:r>
           <w:rPr>
@@ -4516,7 +4516,7 @@
           <w14:ligatures w14:val="standardContextual"/>
         </w:rPr>
       </w:pPr>
-      <w:hyperlink w:anchor="_Toc241220570" w:history="1">
+      <w:hyperlink w:anchor="_Toc241221510" w:history="1">
         <w:r>
           <w:rPr>
             <w:rStyle w:val="Hyperlink"/>
@@ -4543,7 +4543,7 @@
             <w:noProof/>
             <w:webHidden/>
           </w:rPr>
-          <w:instrText xml:space="preserve"> PAGEREF _Toc241220570 \h </w:instrText>
+          <w:instrText xml:space="preserve"> PAGEREF _Toc241221510 \h </w:instrText>
         </w:r>
         <w:r>
           <w:rPr>
@@ -4588,7 +4588,7 @@
           <w14:ligatures w14:val="standardContextual"/>
         </w:rPr>
       </w:pPr>
-      <w:hyperlink w:anchor="_Toc241220571" w:history="1">
+      <w:hyperlink w:anchor="_Toc241221511" w:history="1">
         <w:r>
           <w:rPr>
             <w:rStyle w:val="Hyperlink"/>
@@ -4615,7 +4615,7 @@
             <w:noProof/>
             <w:webHidden/>
           </w:rPr>
-          <w:instrText xml:space="preserve"> PAGEREF _Toc241220571 \h </w:instrText>
+          <w:instrText xml:space="preserve"> PAGEREF _Toc241221511 \h </w:instrText>
         </w:r>
         <w:r>
           <w:rPr>
@@ -4660,7 +4660,7 @@
           <w14:ligatures w14:val="standardContextual"/>
         </w:rPr>
       </w:pPr>
-      <w:hyperlink w:anchor="_Toc241220572" w:history="1">
+      <w:hyperlink w:anchor="_Toc241221512" w:history="1">
         <w:r>
           <w:rPr>
             <w:rStyle w:val="Hyperlink"/>
@@ -4687,7 +4687,7 @@
             <w:noProof/>
             <w:webHidden/>
           </w:rPr>
-          <w:instrText xml:space="preserve"> PAGEREF _Toc241220572 \h </w:instrText>
+          <w:instrText xml:space="preserve"> PAGEREF _Toc241221512 \h </w:instrText>
         </w:r>
         <w:r>
           <w:rPr>
@@ -4732,7 +4732,7 @@
           <w14:ligatures w14:val="standardContextual"/>
         </w:rPr>
       </w:pPr>
-      <w:hyperlink w:anchor="_Toc241220573" w:history="1">
+      <w:hyperlink w:anchor="_Toc241221513" w:history="1">
         <w:r>
           <w:rPr>
             <w:rStyle w:val="Hyperlink"/>
@@ -4759,7 +4759,7 @@
             <w:noProof/>
             <w:webHidden/>
           </w:rPr>
-          <w:instrText xml:space="preserve"> PAGEREF _Toc241220573 \h </w:instrText>
+          <w:instrText xml:space="preserve"> PAGEREF _Toc241221513 \h </w:instrText>
         </w:r>
         <w:r>
           <w:rPr>
@@ -4804,7 +4804,7 @@
           <w14:ligatures w14:val="standardContextual"/>
         </w:rPr>
       </w:pPr>
-      <w:hyperlink w:anchor="_Toc241220574" w:history="1">
+      <w:hyperlink w:anchor="_Toc241221514" w:history="1">
         <w:r>
           <w:rPr>
             <w:rStyle w:val="Hyperlink"/>
@@ -4831,7 +4831,7 @@
             <w:noProof/>
             <w:webHidden/>
           </w:rPr>
-          <w:instrText xml:space="preserve"> PAGEREF _Toc241220574 \h </w:instrText>
+          <w:instrText xml:space="preserve"> PAGEREF _Toc241221514 \h </w:instrText>
         </w:r>
         <w:r>
           <w:rPr>
@@ -4876,7 +4876,7 @@
           <w14:ligatures w14:val="standardContextual"/>
         </w:rPr>
       </w:pPr>
-      <w:hyperlink w:anchor="_Toc241220575" w:history="1">
+      <w:hyperlink w:anchor="_Toc241221515" w:history="1">
         <w:r>
           <w:rPr>
             <w:rStyle w:val="Hyperlink"/>
@@ -4903,7 +4903,7 @@
             <w:noProof/>
             <w:webHidden/>
           </w:rPr>
-          <w:instrText xml:space="preserve"> PAGEREF _Toc241220575 \h </w:instrText>
+          <w:instrText xml:space="preserve"> PAGEREF _Toc241221515 \h </w:instrText>
         </w:r>
         <w:r>
           <w:rPr>
@@ -4948,7 +4948,7 @@
           <w14:ligatures w14:val="standardContextual"/>
         </w:rPr>
       </w:pPr>
-      <w:hyperlink w:anchor="_Toc241220576" w:history="1">
+      <w:hyperlink w:anchor="_Toc241221516" w:history="1">
         <w:r>
           <w:rPr>
             <w:rStyle w:val="Hyperlink"/>
@@ -4975,7 +4975,7 @@
             <w:noProof/>
             <w:webHidden/>
           </w:rPr>
-          <w:instrText xml:space="preserve"> PAGEREF _Toc241220576 \h </w:instrText>
+          <w:instrText xml:space="preserve"> PAGEREF _Toc241221516 \h </w:instrText>
         </w:r>
         <w:r>
           <w:rPr>
@@ -5020,7 +5020,7 @@
           <w14:ligatures w14:val="standardContextual"/>
         </w:rPr>
       </w:pPr>
-      <w:hyperlink w:anchor="_Toc241220577" w:history="1">
+      <w:hyperlink w:anchor="_Toc241221517" w:history="1">
         <w:r>
           <w:rPr>
             <w:rStyle w:val="Hyperlink"/>
@@ -5047,7 +5047,7 @@
             <w:noProof/>
             <w:webHidden/>
           </w:rPr>
-          <w:instrText xml:space="preserve"> PAGEREF _Toc241220577 \h </w:instrText>
+          <w:instrText xml:space="preserve"> PAGEREF _Toc241221517 \h </w:instrText>
         </w:r>
         <w:r>
           <w:rPr>
@@ -5092,7 +5092,7 @@
           <w14:ligatures w14:val="standardContextual"/>
         </w:rPr>
       </w:pPr>
-      <w:hyperlink w:anchor="_Toc241220578" w:history="1">
+      <w:hyperlink w:anchor="_Toc241221518" w:history="1">
         <w:r>
           <w:rPr>
             <w:rStyle w:val="Hyperlink"/>
@@ -5119,7 +5119,7 @@
             <w:noProof/>
             <w:webHidden/>
           </w:rPr>
-          <w:instrText xml:space="preserve"> PAGEREF _Toc241220578 \h </w:instrText>
+          <w:instrText xml:space="preserve"> PAGEREF _Toc241221518 \h </w:instrText>
         </w:r>
         <w:r>
           <w:rPr>
@@ -5164,7 +5164,7 @@
           <w14:ligatures w14:val="standardContextual"/>
         </w:rPr>
       </w:pPr>
-      <w:hyperlink w:anchor="_Toc241220579" w:history="1">
+      <w:hyperlink w:anchor="_Toc241221519" w:history="1">
         <w:r>
           <w:rPr>
             <w:rStyle w:val="Hyperlink"/>
@@ -5191,7 +5191,7 @@
             <w:noProof/>
             <w:webHidden/>
           </w:rPr>
-          <w:instrText xml:space="preserve"> PAGEREF _Toc241220579 \h </w:instrText>
+          <w:instrText xml:space="preserve"> PAGEREF _Toc241221519 \h </w:instrText>
         </w:r>
         <w:r>
           <w:rPr>
@@ -5236,7 +5236,7 @@
           <w14:ligatures w14:val="standardContextual"/>
         </w:rPr>
       </w:pPr>
-      <w:hyperlink w:anchor="_Toc241220580" w:history="1">
+      <w:hyperlink w:anchor="_Toc241221520" w:history="1">
         <w:r>
           <w:rPr>
             <w:rStyle w:val="Hyperlink"/>
@@ -5263,7 +5263,7 @@
             <w:noProof/>
             <w:webHidden/>
           </w:rPr>
-          <w:instrText xml:space="preserve"> PAGEREF _Toc241220580 \h </w:instrText>
+          <w:instrText xml:space="preserve"> PAGEREF _Toc241221520 \h </w:instrText>
         </w:r>
         <w:r>
           <w:rPr>
@@ -5308,7 +5308,7 @@
           <w14:ligatures w14:val="standardContextual"/>
         </w:rPr>
       </w:pPr>
-      <w:hyperlink w:anchor="_Toc241220581" w:history="1">
+      <w:hyperlink w:anchor="_Toc241221521" w:history="1">
         <w:r>
           <w:rPr>
             <w:rStyle w:val="Hyperlink"/>
@@ -5335,7 +5335,7 @@
             <w:noProof/>
             <w:webHidden/>
           </w:rPr>
-          <w:instrText xml:space="preserve"> PAGEREF _Toc241220581 \h </w:instrText>
+          <w:instrText xml:space="preserve"> PAGEREF _Toc241221521 \h </w:instrText>
         </w:r>
         <w:r>
           <w:rPr>
@@ -5380,7 +5380,7 @@
           <w14:ligatures w14:val="standardContextual"/>
         </w:rPr>
       </w:pPr>
-      <w:hyperlink w:anchor="_Toc241220582" w:history="1">
+      <w:hyperlink w:anchor="_Toc241221522" w:history="1">
         <w:r>
           <w:rPr>
             <w:rStyle w:val="Hyperlink"/>
@@ -5407,7 +5407,7 @@
             <w:noProof/>
             <w:webHidden/>
           </w:rPr>
-          <w:instrText xml:space="preserve"> PAGEREF _Toc241220582 \h </w:instrText>
+          <w:instrText xml:space="preserve"> PAGEREF _Toc241221522 \h </w:instrText>
         </w:r>
         <w:r>
           <w:rPr>
@@ -5452,7 +5452,7 @@
           <w14:ligatures w14:val="standardContextual"/>
         </w:rPr>
       </w:pPr>
-      <w:hyperlink w:anchor="_Toc241220583" w:history="1">
+      <w:hyperlink w:anchor="_Toc241221523" w:history="1">
         <w:r>
           <w:rPr>
             <w:rStyle w:val="Hyperlink"/>
@@ -5479,7 +5479,7 @@
             <w:noProof/>
             <w:webHidden/>
           </w:rPr>
-          <w:instrText xml:space="preserve"> PAGEREF _Toc241220583 \h </w:instrText>
+          <w:instrText xml:space="preserve"> PAGEREF _Toc241221523 \h </w:instrText>
         </w:r>
         <w:r>
           <w:rPr>
@@ -5524,7 +5524,7 @@
           <w14:ligatures w14:val="standardContextual"/>
         </w:rPr>
       </w:pPr>
-      <w:hyperlink w:anchor="_Toc241220584" w:history="1">
+      <w:hyperlink w:anchor="_Toc241221524" w:history="1">
         <w:r>
           <w:rPr>
             <w:rStyle w:val="Hyperlink"/>
@@ -5551,7 +5551,7 @@
             <w:noProof/>
             <w:webHidden/>
           </w:rPr>
-          <w:instrText xml:space="preserve"> PAGEREF _Toc241220584 \h </w:instrText>
+          <w:instrText xml:space="preserve"> PAGEREF _Toc241221524 \h </w:instrText>
         </w:r>
         <w:r>
           <w:rPr>
@@ -5596,7 +5596,7 @@
           <w14:ligatures w14:val="standardContextual"/>
         </w:rPr>
       </w:pPr>
-      <w:hyperlink w:anchor="_Toc241220585" w:history="1">
+      <w:hyperlink w:anchor="_Toc241221525" w:history="1">
         <w:r>
           <w:rPr>
             <w:rStyle w:val="Hyperlink"/>
@@ -5623,7 +5623,7 @@
             <w:noProof/>
             <w:webHidden/>
           </w:rPr>
-          <w:instrText xml:space="preserve"> PAGEREF _Toc241220585 \h </w:instrText>
+          <w:instrText xml:space="preserve"> PAGEREF _Toc241221525 \h </w:instrText>
         </w:r>
         <w:r>
           <w:rPr>
@@ -5668,7 +5668,7 @@
           <w14:ligatures w14:val="standardContextual"/>
         </w:rPr>
       </w:pPr>
-      <w:hyperlink w:anchor="_Toc241220586" w:history="1">
+      <w:hyperlink w:anchor="_Toc241221526" w:history="1">
         <w:r>
           <w:rPr>
             <w:rStyle w:val="Hyperlink"/>
@@ -5695,7 +5695,7 @@
             <w:noProof/>
             <w:webHidden/>
           </w:rPr>
-          <w:instrText xml:space="preserve"> PAGEREF _Toc241220586 \h </w:instrText>
+          <w:instrText xml:space="preserve"> PAGEREF _Toc241221526 \h </w:instrText>
         </w:r>
         <w:r>
           <w:rPr>
@@ -5740,7 +5740,7 @@
           <w14:ligatures w14:val="standardContextual"/>
         </w:rPr>
       </w:pPr>
-      <w:hyperlink w:anchor="_Toc241220587" w:history="1">
+      <w:hyperlink w:anchor="_Toc241221527" w:history="1">
         <w:r>
           <w:rPr>
             <w:rStyle w:val="Hyperlink"/>
@@ -5767,7 +5767,7 @@
             <w:noProof/>
             <w:webHidden/>
           </w:rPr>
-          <w:instrText xml:space="preserve"> PAGEREF _Toc241220587 \h </w:instrText>
+          <w:instrText xml:space="preserve"> PAGEREF _Toc241221527 \h </w:instrText>
         </w:r>
         <w:r>
           <w:rPr>
@@ -5812,7 +5812,7 @@
           <w14:ligatures w14:val="standardContextual"/>
         </w:rPr>
       </w:pPr>
-      <w:hyperlink w:anchor="_Toc241220588" w:history="1">
+      <w:hyperlink w:anchor="_Toc241221528" w:history="1">
         <w:r>
           <w:rPr>
             <w:rStyle w:val="Hyperlink"/>
@@ -5839,7 +5839,7 @@
             <w:noProof/>
             <w:webHidden/>
           </w:rPr>
-          <w:instrText xml:space="preserve"> PAGEREF _Toc241220588 \h </w:instrText>
+          <w:instrText xml:space="preserve"> PAGEREF _Toc241221528 \h </w:instrText>
         </w:r>
         <w:r>
           <w:rPr>
@@ -5884,7 +5884,7 @@
           <w14:ligatures w14:val="standardContextual"/>
         </w:rPr>
       </w:pPr>
-      <w:hyperlink w:anchor="_Toc241220589" w:history="1">
+      <w:hyperlink w:anchor="_Toc241221529" w:history="1">
         <w:r>
           <w:rPr>
             <w:rStyle w:val="Hyperlink"/>
@@ -5911,7 +5911,7 @@
             <w:noProof/>
             <w:webHidden/>
           </w:rPr>
-          <w:instrText xml:space="preserve"> PAGEREF _Toc241220589 \h </w:instrText>
+          <w:instrText xml:space="preserve"> PAGEREF _Toc241221529 \h </w:instrText>
         </w:r>
         <w:r>
           <w:rPr>
@@ -5956,7 +5956,7 @@
           <w14:ligatures w14:val="standardContextual"/>
         </w:rPr>
       </w:pPr>
-      <w:hyperlink w:anchor="_Toc241220590" w:history="1">
+      <w:hyperlink w:anchor="_Toc241221530" w:history="1">
         <w:r>
           <w:rPr>
             <w:rStyle w:val="Hyperlink"/>
@@ -5983,7 +5983,7 @@
             <w:noProof/>
             <w:webHidden/>
           </w:rPr>
-          <w:instrText xml:space="preserve"> PAGEREF _Toc241220590 \h </w:instrText>
+          <w:instrText xml:space="preserve"> PAGEREF _Toc241221530 \h </w:instrText>
         </w:r>
         <w:r>
           <w:rPr>
@@ -6028,7 +6028,7 @@
           <w14:ligatures w14:val="standardContextual"/>
         </w:rPr>
       </w:pPr>
-      <w:hyperlink w:anchor="_Toc241220591" w:history="1">
+      <w:hyperlink w:anchor="_Toc241221531" w:history="1">
         <w:r>
           <w:rPr>
             <w:rStyle w:val="Hyperlink"/>
@@ -6055,7 +6055,7 @@
             <w:noProof/>
             <w:webHidden/>
           </w:rPr>
-          <w:instrText xml:space="preserve"> PAGEREF _Toc241220591 \h </w:instrText>
+          <w:instrText xml:space="preserve"> PAGEREF _Toc241221531 \h </w:instrText>
         </w:r>
         <w:r>
           <w:rPr>
@@ -6100,7 +6100,7 @@
           <w14:ligatures w14:val="standardContextual"/>
         </w:rPr>
       </w:pPr>
-      <w:hyperlink w:anchor="_Toc241220592" w:history="1">
+      <w:hyperlink w:anchor="_Toc241221532" w:history="1">
         <w:r>
           <w:rPr>
             <w:rStyle w:val="Hyperlink"/>
@@ -6127,7 +6127,7 @@
             <w:noProof/>
             <w:webHidden/>
           </w:rPr>
-          <w:instrText xml:space="preserve"> PAGEREF _Toc241220592 \h </w:instrText>
+          <w:instrText xml:space="preserve"> PAGEREF _Toc241221532 \h </w:instrText>
         </w:r>
         <w:r>
           <w:rPr>
@@ -6172,7 +6172,7 @@
           <w14:ligatures w14:val="standardContextual"/>
         </w:rPr>
       </w:pPr>
-      <w:hyperlink w:anchor="_Toc241220593" w:history="1">
+      <w:hyperlink w:anchor="_Toc241221533" w:history="1">
         <w:r>
           <w:rPr>
             <w:rStyle w:val="Hyperlink"/>
@@ -6199,7 +6199,7 @@
             <w:noProof/>
             <w:webHidden/>
           </w:rPr>
-          <w:instrText xml:space="preserve"> PAGEREF _Toc241220593 \h </w:instrText>
+          <w:instrText xml:space="preserve"> PAGEREF _Toc241221533 \h </w:instrText>
         </w:r>
         <w:r>
           <w:rPr>
@@ -6244,7 +6244,7 @@
           <w14:ligatures w14:val="standardContextual"/>
         </w:rPr>
       </w:pPr>
-      <w:hyperlink w:anchor="_Toc241220594" w:history="1">
+      <w:hyperlink w:anchor="_Toc241221534" w:history="1">
         <w:r>
           <w:rPr>
             <w:rStyle w:val="Hyperlink"/>
@@ -6271,7 +6271,7 @@
             <w:noProof/>
             <w:webHidden/>
           </w:rPr>
-          <w:instrText xml:space="preserve"> PAGEREF _Toc241220594 \h </w:instrText>
+          <w:instrText xml:space="preserve"> PAGEREF _Toc241221534 \h </w:instrText>
         </w:r>
         <w:r>
           <w:rPr>
@@ -6315,7 +6315,7 @@
         <w:pStyle w:val="Heading1"/>
         <w:pageBreakBefore/>
       </w:pPr>
-      <w:bookmarkStart w:id="4" w:name="_Toc241220519"/>
+      <w:bookmarkStart w:id="4" w:name="_Toc241221459"/>
       <w:r>
         <w:lastRenderedPageBreak/>
         <w:t>LIST OF FIGURES</w:t>
@@ -6345,7 +6345,7 @@
       <w:r>
         <w:fldChar w:fldCharType="separate"/>
       </w:r>
-      <w:hyperlink w:anchor="_Toc241220595" w:history="1">
+      <w:hyperlink w:anchor="_Toc241221535" w:history="1">
         <w:r>
           <w:rPr>
             <w:rStyle w:val="Hyperlink"/>
@@ -6372,7 +6372,7 @@
             <w:noProof/>
             <w:webHidden/>
           </w:rPr>
-          <w:instrText xml:space="preserve"> PAGEREF _Toc241220595 \h </w:instrText>
+          <w:instrText xml:space="preserve"> PAGEREF _Toc241221535 \h </w:instrText>
         </w:r>
         <w:r>
           <w:rPr>
@@ -6417,7 +6417,7 @@
           <w14:ligatures w14:val="standardContextual"/>
         </w:rPr>
       </w:pPr>
-      <w:hyperlink w:anchor="_Toc241220596" w:history="1">
+      <w:hyperlink w:anchor="_Toc241221536" w:history="1">
         <w:r>
           <w:rPr>
             <w:rStyle w:val="Hyperlink"/>
@@ -6444,7 +6444,7 @@
             <w:noProof/>
             <w:webHidden/>
           </w:rPr>
-          <w:instrText xml:space="preserve"> PAGEREF _Toc241220596 \h </w:instrText>
+          <w:instrText xml:space="preserve"> PAGEREF _Toc241221536 \h </w:instrText>
         </w:r>
         <w:r>
           <w:rPr>
@@ -6489,7 +6489,7 @@
           <w14:ligatures w14:val="standardContextual"/>
         </w:rPr>
       </w:pPr>
-      <w:hyperlink w:anchor="_Toc241220597" w:history="1">
+      <w:hyperlink w:anchor="_Toc241221537" w:history="1">
         <w:r>
           <w:rPr>
             <w:rStyle w:val="Hyperlink"/>
@@ -6516,7 +6516,7 @@
             <w:noProof/>
             <w:webHidden/>
           </w:rPr>
-          <w:instrText xml:space="preserve"> PAGEREF _Toc241220597 \h </w:instrText>
+          <w:instrText xml:space="preserve"> PAGEREF _Toc241221537 \h </w:instrText>
         </w:r>
         <w:r>
           <w:rPr>
@@ -6561,7 +6561,7 @@
           <w14:ligatures w14:val="standardContextual"/>
         </w:rPr>
       </w:pPr>
-      <w:hyperlink w:anchor="_Toc241220598" w:history="1">
+      <w:hyperlink w:anchor="_Toc241221538" w:history="1">
         <w:r>
           <w:rPr>
             <w:rStyle w:val="Hyperlink"/>
@@ -6588,7 +6588,7 @@
             <w:noProof/>
             <w:webHidden/>
           </w:rPr>
-          <w:instrText xml:space="preserve"> PAGEREF _Toc241220598 \h </w:instrText>
+          <w:instrText xml:space="preserve"> PAGEREF _Toc241221538 \h </w:instrText>
         </w:r>
         <w:r>
           <w:rPr>
@@ -6633,53 +6633,12 @@
           <w14:ligatures w14:val="standardContextual"/>
         </w:rPr>
       </w:pPr>
-      <w:hyperlink w:anchor="_Toc241220599" w:history="1">
+      <w:hyperlink w:anchor="_Toc241221539" w:history="1">
         <w:r>
           <w:rPr>
             <w:rStyle w:val="Hyperlink"/>
             <w:noProof/>
           </w:rPr>
-          <w:drawing>
-            <wp:inline distT="0" distB="0" distL="0" distR="0" wp14:anchorId="522E3678" wp14:editId="51EC6C50">
-              <wp:extent cx="5120640" cy="2918645"/>
-              <wp:effectExtent l="0" t="0" r="0" b="3810"/>
-              <wp:docPr id="42067963" name="Class diagram7"/>
-              <wp:cNvGraphicFramePr>
-                <a:graphicFrameLocks xmlns:a="http://schemas.openxmlformats.org/drawingml/2006/main" noChangeAspect="1"/>
-              </wp:cNvGraphicFramePr>
-              <a:graphic xmlns:a="http://schemas.openxmlformats.org/drawingml/2006/main">
-                <a:graphicData uri="http://schemas.openxmlformats.org/drawingml/2006/picture">
-                  <pic:pic xmlns:pic="http://schemas.openxmlformats.org/drawingml/2006/picture">
-                    <pic:nvPicPr>
-                      <pic:cNvPr id="0" name="Class diagram7"/>
-                      <pic:cNvPicPr/>
-                    </pic:nvPicPr>
-                    <pic:blipFill>
-                      <a:blip r:embed="rId10"/>
-                      <a:stretch>
-                        <a:fillRect/>
-                      </a:stretch>
-                    </pic:blipFill>
-                    <pic:spPr>
-                      <a:xfrm>
-                        <a:off x="0" y="0"/>
-                        <a:ext cx="5120640" cy="2918645"/>
-                      </a:xfrm>
-                      <a:prstGeom prst="rect">
-                        <a:avLst/>
-                      </a:prstGeom>
-                    </pic:spPr>
-                  </pic:pic>
-                </a:graphicData>
-              </a:graphic>
-            </wp:inline>
-          </w:drawing>
-        </w:r>
-        <w:r>
-          <w:rPr>
-            <w:rStyle w:val="Hyperlink"/>
-            <w:noProof/>
-          </w:rPr>
           <w:t>Figure 4.3: Class diagram of the core domain and service classes.</w:t>
         </w:r>
         <w:r>
@@ -6701,7 +6660,7 @@
             <w:noProof/>
             <w:webHidden/>
           </w:rPr>
-          <w:instrText xml:space="preserve"> PAGEREF _Toc241220599 \h </w:instrText>
+          <w:instrText xml:space="preserve"> PAGEREF _Toc241221539 \h </w:instrText>
         </w:r>
         <w:r>
           <w:rPr>
@@ -6746,7 +6705,7 @@
           <w14:ligatures w14:val="standardContextual"/>
         </w:rPr>
       </w:pPr>
-      <w:hyperlink w:anchor="_Toc241220600" w:history="1">
+      <w:hyperlink w:anchor="_Toc241221540" w:history="1">
         <w:r>
           <w:rPr>
             <w:rStyle w:val="Hyperlink"/>
@@ -6773,7 +6732,7 @@
             <w:noProof/>
             <w:webHidden/>
           </w:rPr>
-          <w:instrText xml:space="preserve"> PAGEREF _Toc241220600 \h </w:instrText>
+          <w:instrText xml:space="preserve"> PAGEREF _Toc241221540 \h </w:instrText>
         </w:r>
         <w:r>
           <w:rPr>
@@ -6818,7 +6777,7 @@
           <w14:ligatures w14:val="standardContextual"/>
         </w:rPr>
       </w:pPr>
-      <w:hyperlink w:anchor="_Toc241220601" w:history="1">
+      <w:hyperlink w:anchor="_Toc241221541" w:history="1">
         <w:r>
           <w:rPr>
             <w:rStyle w:val="Hyperlink"/>
@@ -6845,7 +6804,7 @@
             <w:noProof/>
             <w:webHidden/>
           </w:rPr>
-          <w:instrText xml:space="preserve"> PAGEREF _Toc241220601 \h </w:instrText>
+          <w:instrText xml:space="preserve"> PAGEREF _Toc241221541 \h </w:instrText>
         </w:r>
         <w:r>
           <w:rPr>
@@ -6890,7 +6849,7 @@
           <w14:ligatures w14:val="standardContextual"/>
         </w:rPr>
       </w:pPr>
-      <w:hyperlink w:anchor="_Toc241220602" w:history="1">
+      <w:hyperlink w:anchor="_Toc241221542" w:history="1">
         <w:r>
           <w:rPr>
             <w:rStyle w:val="Hyperlink"/>
@@ -6917,7 +6876,7 @@
             <w:noProof/>
             <w:webHidden/>
           </w:rPr>
-          <w:instrText xml:space="preserve"> PAGEREF _Toc241220602 \h </w:instrText>
+          <w:instrText xml:space="preserve"> PAGEREF _Toc241221542 \h </w:instrText>
         </w:r>
         <w:r>
           <w:rPr>
@@ -6962,7 +6921,7 @@
           <w14:ligatures w14:val="standardContextual"/>
         </w:rPr>
       </w:pPr>
-      <w:hyperlink w:anchor="_Toc241220603" w:history="1">
+      <w:hyperlink w:anchor="_Toc241221543" w:history="1">
         <w:r>
           <w:rPr>
             <w:rStyle w:val="Hyperlink"/>
@@ -6989,7 +6948,7 @@
             <w:noProof/>
             <w:webHidden/>
           </w:rPr>
-          <w:instrText xml:space="preserve"> PAGEREF _Toc241220603 \h </w:instrText>
+          <w:instrText xml:space="preserve"> PAGEREF _Toc241221543 \h </w:instrText>
         </w:r>
         <w:r>
           <w:rPr>
@@ -7034,7 +6993,7 @@
           <w14:ligatures w14:val="standardContextual"/>
         </w:rPr>
       </w:pPr>
-      <w:hyperlink w:anchor="_Toc241220604" w:history="1">
+      <w:hyperlink w:anchor="_Toc241221544" w:history="1">
         <w:r>
           <w:rPr>
             <w:rStyle w:val="Hyperlink"/>
@@ -7061,7 +7020,7 @@
             <w:noProof/>
             <w:webHidden/>
           </w:rPr>
-          <w:instrText xml:space="preserve"> PAGEREF _Toc241220604 \h </w:instrText>
+          <w:instrText xml:space="preserve"> PAGEREF _Toc241221544 \h </w:instrText>
         </w:r>
         <w:r>
           <w:rPr>
@@ -7106,7 +7065,7 @@
           <w14:ligatures w14:val="standardContextual"/>
         </w:rPr>
       </w:pPr>
-      <w:hyperlink w:anchor="_Toc241220605" w:history="1">
+      <w:hyperlink w:anchor="_Toc241221545" w:history="1">
         <w:r>
           <w:rPr>
             <w:rStyle w:val="Hyperlink"/>
@@ -7133,7 +7092,7 @@
             <w:noProof/>
             <w:webHidden/>
           </w:rPr>
-          <w:instrText xml:space="preserve"> PAGEREF _Toc241220605 \h </w:instrText>
+          <w:instrText xml:space="preserve"> PAGEREF _Toc241221545 \h </w:instrText>
         </w:r>
         <w:r>
           <w:rPr>
@@ -7178,7 +7137,7 @@
           <w14:ligatures w14:val="standardContextual"/>
         </w:rPr>
       </w:pPr>
-      <w:hyperlink w:anchor="_Toc241220606" w:history="1">
+      <w:hyperlink w:anchor="_Toc241221546" w:history="1">
         <w:r>
           <w:rPr>
             <w:rStyle w:val="Hyperlink"/>
@@ -7205,7 +7164,7 @@
             <w:noProof/>
             <w:webHidden/>
           </w:rPr>
-          <w:instrText xml:space="preserve"> PAGEREF _Toc241220606 \h </w:instrText>
+          <w:instrText xml:space="preserve"> PAGEREF _Toc241221546 \h </w:instrText>
         </w:r>
         <w:r>
           <w:rPr>
@@ -7250,7 +7209,7 @@
           <w14:ligatures w14:val="standardContextual"/>
         </w:rPr>
       </w:pPr>
-      <w:hyperlink w:anchor="_Toc241220607" w:history="1">
+      <w:hyperlink w:anchor="_Toc241221547" w:history="1">
         <w:r>
           <w:rPr>
             <w:rStyle w:val="Hyperlink"/>
@@ -7277,7 +7236,7 @@
             <w:noProof/>
             <w:webHidden/>
           </w:rPr>
-          <w:instrText xml:space="preserve"> PAGEREF _Toc241220607 \h </w:instrText>
+          <w:instrText xml:space="preserve"> PAGEREF _Toc241221547 \h </w:instrText>
         </w:r>
         <w:r>
           <w:rPr>
@@ -7322,7 +7281,7 @@
           <w14:ligatures w14:val="standardContextual"/>
         </w:rPr>
       </w:pPr>
-      <w:hyperlink w:anchor="_Toc241220608" w:history="1">
+      <w:hyperlink w:anchor="_Toc241221548" w:history="1">
         <w:r>
           <w:rPr>
             <w:rStyle w:val="Hyperlink"/>
@@ -7349,7 +7308,7 @@
             <w:noProof/>
             <w:webHidden/>
           </w:rPr>
-          <w:instrText xml:space="preserve"> PAGEREF _Toc241220608 \h </w:instrText>
+          <w:instrText xml:space="preserve"> PAGEREF _Toc241221548 \h </w:instrText>
         </w:r>
         <w:r>
           <w:rPr>
@@ -7394,7 +7353,7 @@
           <w14:ligatures w14:val="standardContextual"/>
         </w:rPr>
       </w:pPr>
-      <w:hyperlink w:anchor="_Toc241220609" w:history="1">
+      <w:hyperlink w:anchor="_Toc241221549" w:history="1">
         <w:r>
           <w:rPr>
             <w:rStyle w:val="Hyperlink"/>
@@ -7421,7 +7380,7 @@
             <w:noProof/>
             <w:webHidden/>
           </w:rPr>
-          <w:instrText xml:space="preserve"> PAGEREF _Toc241220609 \h </w:instrText>
+          <w:instrText xml:space="preserve"> PAGEREF _Toc241221549 \h </w:instrText>
         </w:r>
         <w:r>
           <w:rPr>
@@ -7465,7 +7424,7 @@
         <w:pStyle w:val="Heading1"/>
         <w:pageBreakBefore/>
       </w:pPr>
-      <w:bookmarkStart w:id="5" w:name="_Toc241220520"/>
+      <w:bookmarkStart w:id="5" w:name="_Toc241221460"/>
       <w:r>
         <w:lastRenderedPageBreak/>
         <w:t>LIST OF TABLES</w:t>
@@ -7495,7 +7454,7 @@
       <w:r>
         <w:fldChar w:fldCharType="separate"/>
       </w:r>
-      <w:hyperlink w:anchor="_Toc241220610" w:history="1">
+      <w:hyperlink w:anchor="_Toc241221550" w:history="1">
         <w:r>
           <w:rPr>
             <w:rStyle w:val="Hyperlink"/>
@@ -7522,7 +7481,7 @@
             <w:noProof/>
             <w:webHidden/>
           </w:rPr>
-          <w:instrText xml:space="preserve"> PAGEREF _Toc241220610 \h </w:instrText>
+          <w:instrText xml:space="preserve"> PAGEREF _Toc241221550 \h </w:instrText>
         </w:r>
         <w:r>
           <w:rPr>
@@ -7567,7 +7526,7 @@
           <w14:ligatures w14:val="standardContextual"/>
         </w:rPr>
       </w:pPr>
-      <w:hyperlink w:anchor="_Toc241220611" w:history="1">
+      <w:hyperlink w:anchor="_Toc241221551" w:history="1">
         <w:r>
           <w:rPr>
             <w:rStyle w:val="Hyperlink"/>
@@ -7594,7 +7553,7 @@
             <w:noProof/>
             <w:webHidden/>
           </w:rPr>
-          <w:instrText xml:space="preserve"> PAGEREF _Toc241220611 \h </w:instrText>
+          <w:instrText xml:space="preserve"> PAGEREF _Toc241221551 \h </w:instrText>
         </w:r>
         <w:r>
           <w:rPr>
@@ -7639,7 +7598,7 @@
           <w14:ligatures w14:val="standardContextual"/>
         </w:rPr>
       </w:pPr>
-      <w:hyperlink w:anchor="_Toc241220612" w:history="1">
+      <w:hyperlink w:anchor="_Toc241221552" w:history="1">
         <w:r>
           <w:rPr>
             <w:rStyle w:val="Hyperlink"/>
@@ -7666,7 +7625,7 @@
             <w:noProof/>
             <w:webHidden/>
           </w:rPr>
-          <w:instrText xml:space="preserve"> PAGEREF _Toc241220612 \h </w:instrText>
+          <w:instrText xml:space="preserve"> PAGEREF _Toc241221552 \h </w:instrText>
         </w:r>
         <w:r>
           <w:rPr>
@@ -7711,7 +7670,7 @@
           <w14:ligatures w14:val="standardContextual"/>
         </w:rPr>
       </w:pPr>
-      <w:hyperlink w:anchor="_Toc241220613" w:history="1">
+      <w:hyperlink w:anchor="_Toc241221553" w:history="1">
         <w:r>
           <w:rPr>
             <w:rStyle w:val="Hyperlink"/>
@@ -7738,7 +7697,7 @@
             <w:noProof/>
             <w:webHidden/>
           </w:rPr>
-          <w:instrText xml:space="preserve"> PAGEREF _Toc241220613 \h </w:instrText>
+          <w:instrText xml:space="preserve"> PAGEREF _Toc241221553 \h </w:instrText>
         </w:r>
         <w:r>
           <w:rPr>
@@ -7783,7 +7742,7 @@
           <w14:ligatures w14:val="standardContextual"/>
         </w:rPr>
       </w:pPr>
-      <w:hyperlink w:anchor="_Toc241220614" w:history="1">
+      <w:hyperlink w:anchor="_Toc241221554" w:history="1">
         <w:r>
           <w:rPr>
             <w:rStyle w:val="Hyperlink"/>
@@ -7810,7 +7769,7 @@
             <w:noProof/>
             <w:webHidden/>
           </w:rPr>
-          <w:instrText xml:space="preserve"> PAGEREF _Toc241220614 \h </w:instrText>
+          <w:instrText xml:space="preserve"> PAGEREF _Toc241221554 \h </w:instrText>
         </w:r>
         <w:r>
           <w:rPr>
@@ -7855,7 +7814,7 @@
           <w14:ligatures w14:val="standardContextual"/>
         </w:rPr>
       </w:pPr>
-      <w:hyperlink w:anchor="_Toc241220615" w:history="1">
+      <w:hyperlink w:anchor="_Toc241221555" w:history="1">
         <w:r>
           <w:rPr>
             <w:rStyle w:val="Hyperlink"/>
@@ -7882,7 +7841,7 @@
             <w:noProof/>
             <w:webHidden/>
           </w:rPr>
-          <w:instrText xml:space="preserve"> PAGEREF _Toc241220615 \h </w:instrText>
+          <w:instrText xml:space="preserve"> PAGEREF _Toc241221555 \h </w:instrText>
         </w:r>
         <w:r>
           <w:rPr>
@@ -7927,7 +7886,7 @@
           <w14:ligatures w14:val="standardContextual"/>
         </w:rPr>
       </w:pPr>
-      <w:hyperlink w:anchor="_Toc241220616" w:history="1">
+      <w:hyperlink w:anchor="_Toc241221556" w:history="1">
         <w:r>
           <w:rPr>
             <w:rStyle w:val="Hyperlink"/>
@@ -7954,7 +7913,7 @@
             <w:noProof/>
             <w:webHidden/>
           </w:rPr>
-          <w:instrText xml:space="preserve"> PAGEREF _Toc241220616 \h </w:instrText>
+          <w:instrText xml:space="preserve"> PAGEREF _Toc241221556 \h </w:instrText>
         </w:r>
         <w:r>
           <w:rPr>
@@ -7999,7 +7958,7 @@
           <w14:ligatures w14:val="standardContextual"/>
         </w:rPr>
       </w:pPr>
-      <w:hyperlink w:anchor="_Toc241220617" w:history="1">
+      <w:hyperlink w:anchor="_Toc241221557" w:history="1">
         <w:r>
           <w:rPr>
             <w:rStyle w:val="Hyperlink"/>
@@ -8026,7 +7985,7 @@
             <w:noProof/>
             <w:webHidden/>
           </w:rPr>
-          <w:instrText xml:space="preserve"> PAGEREF _Toc241220617 \h </w:instrText>
+          <w:instrText xml:space="preserve"> PAGEREF _Toc241221557 \h </w:instrText>
         </w:r>
         <w:r>
           <w:rPr>
@@ -8071,7 +8030,7 @@
           <w14:ligatures w14:val="standardContextual"/>
         </w:rPr>
       </w:pPr>
-      <w:hyperlink w:anchor="_Toc241220618" w:history="1">
+      <w:hyperlink w:anchor="_Toc241221558" w:history="1">
         <w:r>
           <w:rPr>
             <w:rStyle w:val="Hyperlink"/>
@@ -8098,7 +8057,7 @@
             <w:noProof/>
             <w:webHidden/>
           </w:rPr>
-          <w:instrText xml:space="preserve"> PAGEREF _Toc241220618 \h </w:instrText>
+          <w:instrText xml:space="preserve"> PAGEREF _Toc241221558 \h </w:instrText>
         </w:r>
         <w:r>
           <w:rPr>
@@ -8143,7 +8102,7 @@
           <w14:ligatures w14:val="standardContextual"/>
         </w:rPr>
       </w:pPr>
-      <w:hyperlink w:anchor="_Toc241220619" w:history="1">
+      <w:hyperlink w:anchor="_Toc241221559" w:history="1">
         <w:r>
           <w:rPr>
             <w:rStyle w:val="Hyperlink"/>
@@ -8170,7 +8129,7 @@
             <w:noProof/>
             <w:webHidden/>
           </w:rPr>
-          <w:instrText xml:space="preserve"> PAGEREF _Toc241220619 \h </w:instrText>
+          <w:instrText xml:space="preserve"> PAGEREF _Toc241221559 \h </w:instrText>
         </w:r>
         <w:r>
           <w:rPr>
@@ -8215,7 +8174,7 @@
           <w14:ligatures w14:val="standardContextual"/>
         </w:rPr>
       </w:pPr>
-      <w:hyperlink w:anchor="_Toc241220620" w:history="1">
+      <w:hyperlink w:anchor="_Toc241221560" w:history="1">
         <w:r>
           <w:rPr>
             <w:rStyle w:val="Hyperlink"/>
@@ -8242,7 +8201,7 @@
             <w:noProof/>
             <w:webHidden/>
           </w:rPr>
-          <w:instrText xml:space="preserve"> PAGEREF _Toc241220620 \h </w:instrText>
+          <w:instrText xml:space="preserve"> PAGEREF _Toc241221560 \h </w:instrText>
         </w:r>
         <w:r>
           <w:rPr>
@@ -8287,7 +8246,7 @@
           <w14:ligatures w14:val="standardContextual"/>
         </w:rPr>
       </w:pPr>
-      <w:hyperlink w:anchor="_Toc241220621" w:history="1">
+      <w:hyperlink w:anchor="_Toc241221561" w:history="1">
         <w:r>
           <w:rPr>
             <w:rStyle w:val="Hyperlink"/>
@@ -8314,7 +8273,7 @@
             <w:noProof/>
             <w:webHidden/>
           </w:rPr>
-          <w:instrText xml:space="preserve"> PAGEREF _Toc241220621 \h </w:instrText>
+          <w:instrText xml:space="preserve"> PAGEREF _Toc241221561 \h </w:instrText>
         </w:r>
         <w:r>
           <w:rPr>
@@ -8359,7 +8318,7 @@
           <w14:ligatures w14:val="standardContextual"/>
         </w:rPr>
       </w:pPr>
-      <w:hyperlink w:anchor="_Toc241220622" w:history="1">
+      <w:hyperlink w:anchor="_Toc241221562" w:history="1">
         <w:r>
           <w:rPr>
             <w:rStyle w:val="Hyperlink"/>
@@ -8386,7 +8345,7 @@
             <w:noProof/>
             <w:webHidden/>
           </w:rPr>
-          <w:instrText xml:space="preserve"> PAGEREF _Toc241220622 \h </w:instrText>
+          <w:instrText xml:space="preserve"> PAGEREF _Toc241221562 \h </w:instrText>
         </w:r>
         <w:r>
           <w:rPr>
@@ -8431,7 +8390,7 @@
           <w14:ligatures w14:val="standardContextual"/>
         </w:rPr>
       </w:pPr>
-      <w:hyperlink w:anchor="_Toc241220623" w:history="1">
+      <w:hyperlink w:anchor="_Toc241221563" w:history="1">
         <w:r>
           <w:rPr>
             <w:rStyle w:val="Hyperlink"/>
@@ -8458,7 +8417,7 @@
             <w:noProof/>
             <w:webHidden/>
           </w:rPr>
-          <w:instrText xml:space="preserve"> PAGEREF _Toc241220623 \h </w:instrText>
+          <w:instrText xml:space="preserve"> PAGEREF _Toc241221563 \h </w:instrText>
         </w:r>
         <w:r>
           <w:rPr>
@@ -8503,7 +8462,7 @@
           <w14:ligatures w14:val="standardContextual"/>
         </w:rPr>
       </w:pPr>
-      <w:hyperlink w:anchor="_Toc241220624" w:history="1">
+      <w:hyperlink w:anchor="_Toc241221564" w:history="1">
         <w:r>
           <w:rPr>
             <w:rStyle w:val="Hyperlink"/>
@@ -8530,7 +8489,7 @@
             <w:noProof/>
             <w:webHidden/>
           </w:rPr>
-          <w:instrText xml:space="preserve"> PAGEREF _Toc241220624 \h </w:instrText>
+          <w:instrText xml:space="preserve"> PAGEREF _Toc241221564 \h </w:instrText>
         </w:r>
         <w:r>
           <w:rPr>
@@ -8574,7 +8533,7 @@
         <w:pStyle w:val="Heading1"/>
         <w:pageBreakBefore/>
       </w:pPr>
-      <w:bookmarkStart w:id="6" w:name="_Toc241220521"/>
+      <w:bookmarkStart w:id="6" w:name="_Toc241221461"/>
       <w:r>
         <w:lastRenderedPageBreak/>
         <w:t>LIST OF ABBREVIATIONS</w:t>
@@ -9150,10 +9109,10 @@
     <w:p>
       <w:pPr>
         <w:sectPr>
-          <w:headerReference w:type="default" r:id="rId11"/>
-          <w:footerReference w:type="default" r:id="rId12"/>
-          <w:headerReference w:type="first" r:id="rId13"/>
-          <w:footerReference w:type="first" r:id="rId14"/>
+          <w:headerReference w:type="default" r:id="rId10"/>
+          <w:footerReference w:type="default" r:id="rId11"/>
+          <w:headerReference w:type="first" r:id="rId12"/>
+          <w:footerReference w:type="first" r:id="rId13"/>
           <w:pgSz w:w="11909" w:h="16834"/>
           <w:pgMar w:top="1440" w:right="1440" w:bottom="1440" w:left="1800" w:header="720" w:footer="720" w:gutter="0"/>
           <w:pgNumType w:fmt="lowerRoman" w:start="1"/>
@@ -9167,7 +9126,7 @@
       <w:pPr>
         <w:pStyle w:val="Heading1"/>
       </w:pPr>
-      <w:bookmarkStart w:id="7" w:name="_Toc241220522"/>
+      <w:bookmarkStart w:id="7" w:name="_Toc241221462"/>
       <w:r>
         <w:lastRenderedPageBreak/>
         <w:t>1 INTRODUCTION</w:t>
@@ -9178,7 +9137,7 @@
       <w:pPr>
         <w:pStyle w:val="Heading2"/>
       </w:pPr>
-      <w:bookmarkStart w:id="8" w:name="_Toc241220523"/>
+      <w:bookmarkStart w:id="8" w:name="_Toc241221463"/>
       <w:r>
         <w:t>1.1 Background</w:t>
       </w:r>
@@ -9196,7 +9155,7 @@
       <w:pPr>
         <w:pStyle w:val="Heading2"/>
       </w:pPr>
-      <w:bookmarkStart w:id="9" w:name="_Toc241220524"/>
+      <w:bookmarkStart w:id="9" w:name="_Toc241221464"/>
       <w:r>
         <w:t>1.2 Problem statement</w:t>
       </w:r>
@@ -9214,7 +9173,7 @@
       <w:pPr>
         <w:pStyle w:val="Heading3"/>
       </w:pPr>
-      <w:bookmarkStart w:id="10" w:name="_Toc241220525"/>
+      <w:bookmarkStart w:id="10" w:name="_Toc241221465"/>
       <w:r>
         <w:t>1.2.1 General problem</w:t>
       </w:r>
@@ -9232,7 +9191,7 @@
       <w:pPr>
         <w:pStyle w:val="Heading3"/>
       </w:pPr>
-      <w:bookmarkStart w:id="11" w:name="_Toc241220526"/>
+      <w:bookmarkStart w:id="11" w:name="_Toc241221466"/>
       <w:r>
         <w:t>1.2.2 Specific problem</w:t>
       </w:r>
@@ -9254,7 +9213,7 @@
       <w:pPr>
         <w:pStyle w:val="Heading2"/>
       </w:pPr>
-      <w:bookmarkStart w:id="12" w:name="_Toc241220527"/>
+      <w:bookmarkStart w:id="12" w:name="_Toc241221467"/>
       <w:r>
         <w:t>1.3 Research questions</w:t>
       </w:r>
@@ -9272,7 +9231,7 @@
       <w:pPr>
         <w:pStyle w:val="Heading2"/>
       </w:pPr>
-      <w:bookmarkStart w:id="13" w:name="_Toc241220528"/>
+      <w:bookmarkStart w:id="13" w:name="_Toc241221468"/>
       <w:r>
         <w:t>1.4 Research motivation and significance</w:t>
       </w:r>
@@ -9290,7 +9249,7 @@
       <w:pPr>
         <w:pStyle w:val="Heading2"/>
       </w:pPr>
-      <w:bookmarkStart w:id="14" w:name="_Toc241220529"/>
+      <w:bookmarkStart w:id="14" w:name="_Toc241221469"/>
       <w:r>
         <w:t>1.5 Overview of the proposed solution</w:t>
       </w:r>
@@ -9331,7 +9290,7 @@
                     <pic:cNvPicPr/>
                   </pic:nvPicPr>
                   <pic:blipFill>
-                    <a:blip r:embed="rId15"/>
+                    <a:blip r:embed="rId14"/>
                     <a:stretch>
                       <a:fillRect/>
                     </a:stretch>
@@ -9357,7 +9316,7 @@
         <w:pStyle w:val="FigCaption"/>
         <w:spacing w:after="200"/>
       </w:pPr>
-      <w:bookmarkStart w:id="15" w:name="_Toc241220595"/>
+      <w:bookmarkStart w:id="15" w:name="_Toc241221535"/>
       <w:r>
         <w:t>Figure 1.1: Rich picture of the proposed solution, showing the single forward pass from which the classification, the input validity assessment and the explanation are jointly derived.</w:t>
       </w:r>
@@ -9375,7 +9334,7 @@
       <w:pPr>
         <w:pStyle w:val="Heading2"/>
       </w:pPr>
-      <w:bookmarkStart w:id="16" w:name="_Toc241220530"/>
+      <w:bookmarkStart w:id="16" w:name="_Toc241221470"/>
       <w:r>
         <w:t>1.6 Scope and delimitations</w:t>
       </w:r>
@@ -9387,7 +9346,7 @@
         <w:keepNext/>
         <w:spacing w:before="200" w:after="80"/>
       </w:pPr>
-      <w:bookmarkStart w:id="17" w:name="_Toc241220610"/>
+      <w:bookmarkStart w:id="17" w:name="_Toc241221550"/>
       <w:r>
         <w:t>Table 1.1: Project scope and delimitations.</w:t>
       </w:r>
@@ -9769,7 +9728,7 @@
       <w:pPr>
         <w:pStyle w:val="Heading2"/>
       </w:pPr>
-      <w:bookmarkStart w:id="18" w:name="_Toc241220531"/>
+      <w:bookmarkStart w:id="18" w:name="_Toc241221471"/>
       <w:r>
         <w:t>1.7 Resource requirements</w:t>
       </w:r>
@@ -9779,7 +9738,7 @@
       <w:pPr>
         <w:pStyle w:val="Heading3"/>
       </w:pPr>
-      <w:bookmarkStart w:id="19" w:name="_Toc241220532"/>
+      <w:bookmarkStart w:id="19" w:name="_Toc241221472"/>
       <w:r>
         <w:t>1.7.1 Hardware</w:t>
       </w:r>
@@ -9797,7 +9756,7 @@
       <w:pPr>
         <w:pStyle w:val="Heading3"/>
       </w:pPr>
-      <w:bookmarkStart w:id="20" w:name="_Toc241220533"/>
+      <w:bookmarkStart w:id="20" w:name="_Toc241221473"/>
       <w:r>
         <w:t>1.7.2 Software</w:t>
       </w:r>
@@ -9815,7 +9774,7 @@
       <w:pPr>
         <w:pStyle w:val="Heading2"/>
       </w:pPr>
-      <w:bookmarkStart w:id="21" w:name="_Toc241220534"/>
+      <w:bookmarkStart w:id="21" w:name="_Toc241221474"/>
       <w:r>
         <w:t>1.8 Structure of the thesis</w:t>
       </w:r>
@@ -9834,7 +9793,7 @@
         <w:pStyle w:val="Heading1"/>
         <w:pageBreakBefore/>
       </w:pPr>
-      <w:bookmarkStart w:id="22" w:name="_Toc241220535"/>
+      <w:bookmarkStart w:id="22" w:name="_Toc241221475"/>
       <w:r>
         <w:lastRenderedPageBreak/>
         <w:t>2 OBJECTIVES</w:t>
@@ -9845,7 +9804,7 @@
       <w:pPr>
         <w:pStyle w:val="Heading2"/>
       </w:pPr>
-      <w:bookmarkStart w:id="23" w:name="_Toc241220536"/>
+      <w:bookmarkStart w:id="23" w:name="_Toc241221476"/>
       <w:r>
         <w:t>2.1 General objective</w:t>
       </w:r>
@@ -9863,7 +9822,7 @@
       <w:pPr>
         <w:pStyle w:val="Heading2"/>
       </w:pPr>
-      <w:bookmarkStart w:id="24" w:name="_Toc241220537"/>
+      <w:bookmarkStart w:id="24" w:name="_Toc241221477"/>
       <w:r>
         <w:t>2.2 Specific objectives</w:t>
       </w:r>
@@ -9914,7 +9873,7 @@
         <w:pStyle w:val="Heading1"/>
         <w:pageBreakBefore/>
       </w:pPr>
-      <w:bookmarkStart w:id="25" w:name="_Toc241220538"/>
+      <w:bookmarkStart w:id="25" w:name="_Toc241221478"/>
       <w:r>
         <w:lastRenderedPageBreak/>
         <w:t>3 LITERATURE REVIEW</w:t>
@@ -9933,7 +9892,7 @@
       <w:pPr>
         <w:pStyle w:val="Heading2"/>
       </w:pPr>
-      <w:bookmarkStart w:id="26" w:name="_Toc241220539"/>
+      <w:bookmarkStart w:id="26" w:name="_Toc241221479"/>
       <w:r>
         <w:t>3.1 Conceptual map of the literature</w:t>
       </w:r>
@@ -9973,7 +9932,7 @@
                     <pic:cNvPicPr/>
                   </pic:nvPicPr>
                   <pic:blipFill>
-                    <a:blip r:embed="rId16"/>
+                    <a:blip r:embed="rId15"/>
                     <a:stretch>
                       <a:fillRect/>
                     </a:stretch>
@@ -9999,7 +9958,7 @@
         <w:pStyle w:val="FigCaption"/>
         <w:spacing w:after="200"/>
       </w:pPr>
-      <w:bookmarkStart w:id="27" w:name="_Toc241220596"/>
+      <w:bookmarkStart w:id="27" w:name="_Toc241221536"/>
       <w:r>
         <w:t>Figure 3.1: Conceptual map of the reviewed literature, showing how the capability strand and the safety strand converge on the research gap addressed by this thesis.</w:t>
       </w:r>
@@ -10009,7 +9968,7 @@
       <w:pPr>
         <w:pStyle w:val="Heading2"/>
       </w:pPr>
-      <w:bookmarkStart w:id="28" w:name="_Toc241220540"/>
+      <w:bookmarkStart w:id="28" w:name="_Toc241221480"/>
       <w:r>
         <w:t>3.2 Domain overview</w:t>
       </w:r>
@@ -10031,7 +9990,7 @@
       <w:pPr>
         <w:pStyle w:val="Heading2"/>
       </w:pPr>
-      <w:bookmarkStart w:id="29" w:name="_Toc241220541"/>
+      <w:bookmarkStart w:id="29" w:name="_Toc241221481"/>
       <w:r>
         <w:t>3.3 Existing systems, frameworks and designs</w:t>
       </w:r>
@@ -10051,7 +10010,7 @@
         <w:keepNext/>
         <w:spacing w:before="200" w:after="80"/>
       </w:pPr>
-      <w:bookmarkStart w:id="30" w:name="_Toc241220611"/>
+      <w:bookmarkStart w:id="30" w:name="_Toc241221551"/>
       <w:r>
         <w:t>Table 3.1: Representative prior systems against the requirements of this study.</w:t>
       </w:r>
@@ -10864,7 +10823,7 @@
       <w:pPr>
         <w:pStyle w:val="Heading2"/>
       </w:pPr>
-      <w:bookmarkStart w:id="31" w:name="_Toc241220542"/>
+      <w:bookmarkStart w:id="31" w:name="_Toc241221482"/>
       <w:r>
         <w:t>3.4 Technological analysis</w:t>
       </w:r>
@@ -10874,7 +10833,7 @@
       <w:pPr>
         <w:pStyle w:val="Heading3"/>
       </w:pPr>
-      <w:bookmarkStart w:id="32" w:name="_Toc241220543"/>
+      <w:bookmarkStart w:id="32" w:name="_Toc241221483"/>
       <w:r>
         <w:t>3.4.1 Algorithmic analysis</w:t>
       </w:r>
@@ -10894,7 +10853,7 @@
         <w:keepNext/>
         <w:spacing w:before="200" w:after="80"/>
       </w:pPr>
-      <w:bookmarkStart w:id="33" w:name="_Toc241220612"/>
+      <w:bookmarkStart w:id="33" w:name="_Toc241221552"/>
       <w:r>
         <w:t>Table 3.2: Candidate architectures compared.</w:t>
       </w:r>
@@ -11565,7 +11524,7 @@
       <w:pPr>
         <w:pStyle w:val="Heading3"/>
       </w:pPr>
-      <w:bookmarkStart w:id="34" w:name="_Toc241220544"/>
+      <w:bookmarkStart w:id="34" w:name="_Toc241221484"/>
       <w:r>
         <w:t>3.4.2 Design analysis</w:t>
       </w:r>
@@ -11583,7 +11542,7 @@
       <w:pPr>
         <w:pStyle w:val="Heading3"/>
       </w:pPr>
-      <w:bookmarkStart w:id="35" w:name="_Toc241220545"/>
+      <w:bookmarkStart w:id="35" w:name="_Toc241221485"/>
       <w:r>
         <w:t>3.4.3 Workflow analysis</w:t>
       </w:r>
@@ -11605,7 +11564,7 @@
       <w:pPr>
         <w:pStyle w:val="Heading2"/>
       </w:pPr>
-      <w:bookmarkStart w:id="36" w:name="_Toc241220546"/>
+      <w:bookmarkStart w:id="36" w:name="_Toc241221486"/>
       <w:r>
         <w:t>3.5 Reflection and derived requirements</w:t>
       </w:r>
@@ -11625,7 +11584,7 @@
         <w:keepNext/>
         <w:spacing w:before="200" w:after="80"/>
       </w:pPr>
-      <w:bookmarkStart w:id="37" w:name="_Toc241220613"/>
+      <w:bookmarkStart w:id="37" w:name="_Toc241221553"/>
       <w:r>
         <w:lastRenderedPageBreak/>
         <w:t>Table 3.3: Literature findings mapped to derived requirements.</w:t>
@@ -12260,7 +12219,7 @@
         <w:pStyle w:val="Heading1"/>
         <w:pageBreakBefore/>
       </w:pPr>
-      <w:bookmarkStart w:id="38" w:name="_Toc241220547"/>
+      <w:bookmarkStart w:id="38" w:name="_Toc241221487"/>
       <w:r>
         <w:lastRenderedPageBreak/>
         <w:t>4 METHODOLOGY</w:t>
@@ -12271,7 +12230,7 @@
       <w:pPr>
         <w:pStyle w:val="Heading2"/>
       </w:pPr>
-      <w:bookmarkStart w:id="39" w:name="_Toc241220548"/>
+      <w:bookmarkStart w:id="39" w:name="_Toc241221488"/>
       <w:r>
         <w:t>4.1 Research paradigm</w:t>
       </w:r>
@@ -12289,7 +12248,7 @@
       <w:pPr>
         <w:pStyle w:val="Heading2"/>
       </w:pPr>
-      <w:bookmarkStart w:id="40" w:name="_Toc241220549"/>
+      <w:bookmarkStart w:id="40" w:name="_Toc241221489"/>
       <w:r>
         <w:t>4.2 Research approach</w:t>
       </w:r>
@@ -12307,7 +12266,7 @@
       <w:pPr>
         <w:pStyle w:val="Heading2"/>
       </w:pPr>
-      <w:bookmarkStart w:id="41" w:name="_Toc241220550"/>
+      <w:bookmarkStart w:id="41" w:name="_Toc241221490"/>
       <w:r>
         <w:t>4.3 Research strategy</w:t>
       </w:r>
@@ -12325,7 +12284,7 @@
       <w:pPr>
         <w:pStyle w:val="Heading2"/>
       </w:pPr>
-      <w:bookmarkStart w:id="42" w:name="_Toc241220551"/>
+      <w:bookmarkStart w:id="42" w:name="_Toc241221491"/>
       <w:r>
         <w:t>4.4 Data collection and data sources</w:t>
       </w:r>
@@ -12349,7 +12308,7 @@
         <w:keepNext/>
         <w:spacing w:before="200" w:after="80"/>
       </w:pPr>
-      <w:bookmarkStart w:id="43" w:name="_Toc241220614"/>
+      <w:bookmarkStart w:id="43" w:name="_Toc241221554"/>
       <w:r>
         <w:t>Table 4.1: Realised dataset composition and stratified split.</w:t>
       </w:r>
@@ -12960,7 +12919,7 @@
       <w:pPr>
         <w:pStyle w:val="Heading2"/>
       </w:pPr>
-      <w:bookmarkStart w:id="44" w:name="_Toc241220552"/>
+      <w:bookmarkStart w:id="44" w:name="_Toc241221492"/>
       <w:r>
         <w:t>4.5 Research methodology execution workflow</w:t>
       </w:r>
@@ -13000,7 +12959,7 @@
                     <pic:cNvPicPr/>
                   </pic:nvPicPr>
                   <pic:blipFill>
-                    <a:blip r:embed="rId17"/>
+                    <a:blip r:embed="rId16"/>
                     <a:stretch>
                       <a:fillRect/>
                     </a:stretch>
@@ -13026,7 +12985,7 @@
         <w:pStyle w:val="FigCaption"/>
         <w:spacing w:after="200"/>
       </w:pPr>
-      <w:bookmarkStart w:id="45" w:name="_Toc241220597"/>
+      <w:bookmarkStart w:id="45" w:name="_Toc241221537"/>
       <w:r>
         <w:t>Figure 4.1: Research methodology execution workflow, showing the order of the phases and the point at which the artefact was frozen for evaluation.</w:t>
       </w:r>
@@ -13036,7 +12995,7 @@
       <w:pPr>
         <w:pStyle w:val="Heading3"/>
       </w:pPr>
-      <w:bookmarkStart w:id="46" w:name="_Toc241220553"/>
+      <w:bookmarkStart w:id="46" w:name="_Toc241221493"/>
       <w:r>
         <w:lastRenderedPageBreak/>
         <w:t>4.5.1 Problem identification</w:t>
@@ -13055,7 +13014,7 @@
       <w:pPr>
         <w:pStyle w:val="Heading3"/>
       </w:pPr>
-      <w:bookmarkStart w:id="47" w:name="_Toc241220554"/>
+      <w:bookmarkStart w:id="47" w:name="_Toc241221494"/>
       <w:r>
         <w:t>4.5.2 Relevance justification</w:t>
       </w:r>
@@ -13073,7 +13032,7 @@
       <w:pPr>
         <w:pStyle w:val="Heading3"/>
       </w:pPr>
-      <w:bookmarkStart w:id="48" w:name="_Toc241220555"/>
+      <w:bookmarkStart w:id="48" w:name="_Toc241221495"/>
       <w:r>
         <w:t>4.5.3 Comparative analysis and gap justification</w:t>
       </w:r>
@@ -13091,7 +13050,7 @@
       <w:pPr>
         <w:pStyle w:val="Heading3"/>
       </w:pPr>
-      <w:bookmarkStart w:id="49" w:name="_Toc241220556"/>
+      <w:bookmarkStart w:id="49" w:name="_Toc241221496"/>
       <w:r>
         <w:t>4.5.4 Define and finalise objectives</w:t>
       </w:r>
@@ -13109,7 +13068,7 @@
       <w:pPr>
         <w:pStyle w:val="Heading3"/>
       </w:pPr>
-      <w:bookmarkStart w:id="50" w:name="_Toc241220557"/>
+      <w:bookmarkStart w:id="50" w:name="_Toc241221497"/>
       <w:r>
         <w:t>4.5.5 Design, development and data management</w:t>
       </w:r>
@@ -13127,7 +13086,7 @@
       <w:pPr>
         <w:pStyle w:val="Heading3"/>
       </w:pPr>
-      <w:bookmarkStart w:id="51" w:name="_Toc241220558"/>
+      <w:bookmarkStart w:id="51" w:name="_Toc241221498"/>
       <w:r>
         <w:lastRenderedPageBreak/>
         <w:t>4.5.6 Evaluation and communication</w:t>
@@ -13146,7 +13105,7 @@
       <w:pPr>
         <w:pStyle w:val="Heading2"/>
       </w:pPr>
-      <w:bookmarkStart w:id="52" w:name="_Toc241220559"/>
+      <w:bookmarkStart w:id="52" w:name="_Toc241221499"/>
       <w:r>
         <w:t>4.6 Project management methodology</w:t>
       </w:r>
@@ -13164,7 +13123,7 @@
       <w:pPr>
         <w:pStyle w:val="Heading3"/>
       </w:pPr>
-      <w:bookmarkStart w:id="53" w:name="_Toc241220560"/>
+      <w:bookmarkStart w:id="53" w:name="_Toc241221500"/>
       <w:r>
         <w:t>4.6.1 Project timeline</w:t>
       </w:r>
@@ -13182,7 +13141,7 @@
       <w:pPr>
         <w:pStyle w:val="Heading3"/>
       </w:pPr>
-      <w:bookmarkStart w:id="54" w:name="_Toc241220561"/>
+      <w:bookmarkStart w:id="54" w:name="_Toc241221501"/>
       <w:r>
         <w:t>4.6.2 Ethical considerations</w:t>
       </w:r>
@@ -13200,7 +13159,7 @@
       <w:pPr>
         <w:pStyle w:val="Heading2"/>
       </w:pPr>
-      <w:bookmarkStart w:id="55" w:name="_Toc241220562"/>
+      <w:bookmarkStart w:id="55" w:name="_Toc241221502"/>
       <w:r>
         <w:lastRenderedPageBreak/>
         <w:t>4.7 Stakeholder analysis</w:t>
@@ -13219,7 +13178,7 @@
       <w:pPr>
         <w:pStyle w:val="Heading2"/>
       </w:pPr>
-      <w:bookmarkStart w:id="56" w:name="_Toc241220563"/>
+      <w:bookmarkStart w:id="56" w:name="_Toc241221503"/>
       <w:r>
         <w:t>4.8 Operationalisation process</w:t>
       </w:r>
@@ -13245,7 +13204,7 @@
       <w:pPr>
         <w:pStyle w:val="Heading2"/>
       </w:pPr>
-      <w:bookmarkStart w:id="57" w:name="_Toc241220564"/>
+      <w:bookmarkStart w:id="57" w:name="_Toc241221504"/>
       <w:r>
         <w:t>4.9 System and model analysis</w:t>
       </w:r>
@@ -13255,7 +13214,7 @@
       <w:pPr>
         <w:pStyle w:val="Heading3"/>
       </w:pPr>
-      <w:bookmarkStart w:id="58" w:name="_Toc241220565"/>
+      <w:bookmarkStart w:id="58" w:name="_Toc241221505"/>
       <w:r>
         <w:t>4.9.1 Use case analysis</w:t>
       </w:r>
@@ -13287,7 +13246,7 @@
                     <pic:cNvPicPr/>
                   </pic:nvPicPr>
                   <pic:blipFill>
-                    <a:blip r:embed="rId18"/>
+                    <a:blip r:embed="rId17"/>
                     <a:stretch>
                       <a:fillRect/>
                     </a:stretch>
@@ -13313,7 +13272,7 @@
         <w:pStyle w:val="FigCaption"/>
         <w:spacing w:after="200"/>
       </w:pPr>
-      <w:bookmarkStart w:id="59" w:name="_Toc241220598"/>
+      <w:bookmarkStart w:id="59" w:name="_Toc241221538"/>
       <w:r>
         <w:t>Figure 4.2: Use case diagram of the delivered platform.</w:t>
       </w:r>
@@ -13321,12 +13280,6 @@
     </w:p>
     <w:p>
       <w:pPr>
-        <w:pStyle w:val="FigCaption"/>
-        <w:spacing w:after="200"/>
-      </w:pPr>
-    </w:p>
-    <w:p>
-      <w:pPr>
         <w:jc w:val="both"/>
       </w:pPr>
       <w:r>
@@ -13338,7 +13291,7 @@
       <w:pPr>
         <w:pStyle w:val="Heading3"/>
       </w:pPr>
-      <w:bookmarkStart w:id="60" w:name="_Toc241220566"/>
+      <w:bookmarkStart w:id="60" w:name="_Toc241221506"/>
       <w:r>
         <w:t>4.9.2 Class analysis</w:t>
       </w:r>
@@ -13354,11 +13307,10 @@
     </w:p>
     <w:p>
       <w:pPr>
-        <w:pStyle w:val="FigCaption"/>
         <w:keepNext/>
-        <w:spacing w:after="200"/>
-      </w:pPr>
-      <w:bookmarkStart w:id="61" w:name="_Toc241220599"/>
+        <w:spacing w:before="120" w:after="0" w:line="240" w:lineRule="auto"/>
+        <w:jc w:val="center"/>
+      </w:pPr>
       <w:r>
         <w:rPr>
           <w:noProof/>
@@ -13379,7 +13331,7 @@
                     <pic:cNvPicPr/>
                   </pic:nvPicPr>
                   <pic:blipFill>
-                    <a:blip r:embed="rId10"/>
+                    <a:blip r:embed="rId18"/>
                     <a:stretch>
                       <a:fillRect/>
                     </a:stretch>
@@ -13399,6 +13351,14 @@
           </wp:inline>
         </w:drawing>
       </w:r>
+    </w:p>
+    <w:p>
+      <w:pPr>
+        <w:pStyle w:val="FigCaption"/>
+        <w:keepNext/>
+        <w:spacing w:after="200"/>
+      </w:pPr>
+      <w:bookmarkStart w:id="61" w:name="_Toc241221539"/>
       <w:r>
         <w:t>Figure 4.3: Class diagram of the core domain and service classes.</w:t>
       </w:r>
@@ -13408,7 +13368,7 @@
       <w:pPr>
         <w:pStyle w:val="Heading3"/>
       </w:pPr>
-      <w:bookmarkStart w:id="62" w:name="_Toc241220567"/>
+      <w:bookmarkStart w:id="62" w:name="_Toc241221507"/>
       <w:r>
         <w:t>4.9.3 Activity analysis</w:t>
       </w:r>
@@ -13475,7 +13435,7 @@
         <w:pStyle w:val="FigCaption"/>
         <w:spacing w:after="200"/>
       </w:pPr>
-      <w:bookmarkStart w:id="63" w:name="_Toc241220600"/>
+      <w:bookmarkStart w:id="63" w:name="_Toc241221540"/>
       <w:r>
         <w:t>Figure 4.4: Activity diagram of the analysis workflow.</w:t>
       </w:r>
@@ -13485,7 +13445,7 @@
       <w:pPr>
         <w:pStyle w:val="Heading3"/>
       </w:pPr>
-      <w:bookmarkStart w:id="64" w:name="_Toc241220568"/>
+      <w:bookmarkStart w:id="64" w:name="_Toc241221508"/>
       <w:r>
         <w:t>4.9.4 Sequence analysis</w:t>
       </w:r>
@@ -13543,7 +13503,7 @@
         <w:pStyle w:val="FigCaption"/>
         <w:spacing w:after="200"/>
       </w:pPr>
-      <w:bookmarkStart w:id="65" w:name="_Toc241220601"/>
+      <w:bookmarkStart w:id="65" w:name="_Toc241221541"/>
       <w:r>
         <w:t>Figure 4.5: Sequence diagram for the upload and analyse use case.</w:t>
       </w:r>
@@ -13562,7 +13522,7 @@
       <w:pPr>
         <w:pStyle w:val="Heading3"/>
       </w:pPr>
-      <w:bookmarkStart w:id="66" w:name="_Toc241220569"/>
+      <w:bookmarkStart w:id="66" w:name="_Toc241221509"/>
       <w:r>
         <w:t>4.9.5 State analysis of the result view</w:t>
       </w:r>
@@ -13580,7 +13540,7 @@
       <w:pPr>
         <w:pStyle w:val="Heading2"/>
       </w:pPr>
-      <w:bookmarkStart w:id="67" w:name="_Toc241220570"/>
+      <w:bookmarkStart w:id="67" w:name="_Toc241221510"/>
       <w:r>
         <w:t>4.10 Proposed system architecture</w:t>
       </w:r>
@@ -13647,7 +13607,7 @@
         <w:pStyle w:val="FigCaption"/>
         <w:spacing w:after="200"/>
       </w:pPr>
-      <w:bookmarkStart w:id="68" w:name="_Toc241220602"/>
+      <w:bookmarkStart w:id="68" w:name="_Toc241221542"/>
       <w:r>
         <w:t>Figure 4.6: Proposed deployment architecture, showing the three tiers, the data store and the location of the research contribution.</w:t>
       </w:r>
@@ -13657,7 +13617,7 @@
       <w:pPr>
         <w:pStyle w:val="Heading2"/>
       </w:pPr>
-      <w:bookmarkStart w:id="69" w:name="_Toc241220571"/>
+      <w:bookmarkStart w:id="69" w:name="_Toc241221511"/>
       <w:r>
         <w:t>4.11 Functional and non functional requirements</w:t>
       </w:r>
@@ -13677,7 +13637,7 @@
         <w:keepNext/>
         <w:spacing w:before="200" w:after="80"/>
       </w:pPr>
-      <w:bookmarkStart w:id="70" w:name="_Toc241220615"/>
+      <w:bookmarkStart w:id="70" w:name="_Toc241221555"/>
       <w:r>
         <w:lastRenderedPageBreak/>
         <w:t>Table 4.2: Functional requirements.</w:t>
@@ -14373,7 +14333,7 @@
         <w:keepNext/>
         <w:spacing w:before="200" w:after="80"/>
       </w:pPr>
-      <w:bookmarkStart w:id="71" w:name="_Toc241220616"/>
+      <w:bookmarkStart w:id="71" w:name="_Toc241221556"/>
       <w:r>
         <w:t>Table 4.3: Non functional requirements and acceptance criteria.</w:t>
       </w:r>
@@ -15109,7 +15069,7 @@
       <w:pPr>
         <w:pStyle w:val="Heading2"/>
       </w:pPr>
-      <w:bookmarkStart w:id="72" w:name="_Toc241220572"/>
+      <w:bookmarkStart w:id="72" w:name="_Toc241221512"/>
       <w:r>
         <w:lastRenderedPageBreak/>
         <w:t>4.12 Implementation of the framework</w:t>
@@ -15128,7 +15088,7 @@
       <w:pPr>
         <w:pStyle w:val="Heading3"/>
       </w:pPr>
-      <w:bookmarkStart w:id="73" w:name="_Toc241220573"/>
+      <w:bookmarkStart w:id="73" w:name="_Toc241221513"/>
       <w:r>
         <w:t>4.12.1 Algorithms and core logic</w:t>
       </w:r>
@@ -15897,7 +15857,7 @@
       <w:pPr>
         <w:pStyle w:val="Heading3"/>
       </w:pPr>
-      <w:bookmarkStart w:id="74" w:name="_Toc241220574"/>
+      <w:bookmarkStart w:id="74" w:name="_Toc241221514"/>
       <w:r>
         <w:t>4.12.2 Pipeline workflow</w:t>
       </w:r>
@@ -15963,7 +15923,7 @@
         <w:pStyle w:val="FigCaption"/>
         <w:spacing w:after="200"/>
       </w:pPr>
-      <w:bookmarkStart w:id="75" w:name="_Toc241220603"/>
+      <w:bookmarkStart w:id="75" w:name="_Toc241221543"/>
       <w:r>
         <w:t>Figure 4.7: Inference pipeline block diagram, showing the single forward pass from which the classification, the validity verdict and the explanation are all derived.</w:t>
       </w:r>
@@ -15973,7 +15933,7 @@
       <w:pPr>
         <w:pStyle w:val="Heading2"/>
       </w:pPr>
-      <w:bookmarkStart w:id="76" w:name="_Toc241220575"/>
+      <w:bookmarkStart w:id="76" w:name="_Toc241221515"/>
       <w:r>
         <w:t>4.13 Significant implementation attempts</w:t>
       </w:r>
@@ -16005,7 +15965,7 @@
         <w:keepNext/>
         <w:spacing w:before="200" w:after="80"/>
       </w:pPr>
-      <w:bookmarkStart w:id="77" w:name="_Toc241220617"/>
+      <w:bookmarkStart w:id="77" w:name="_Toc241221557"/>
       <w:r>
         <w:t>Table 4.4: Realised training configuration.</w:t>
       </w:r>
@@ -16643,7 +16603,7 @@
       <w:pPr>
         <w:pStyle w:val="Heading2"/>
       </w:pPr>
-      <w:bookmarkStart w:id="78" w:name="_Toc241220576"/>
+      <w:bookmarkStart w:id="78" w:name="_Toc241221516"/>
       <w:r>
         <w:t>4.14 Evaluation design and test plan</w:t>
       </w:r>
@@ -16663,7 +16623,7 @@
         <w:keepNext/>
         <w:spacing w:before="200" w:after="80"/>
       </w:pPr>
-      <w:bookmarkStart w:id="79" w:name="_Toc241220618"/>
+      <w:bookmarkStart w:id="79" w:name="_Toc241221558"/>
       <w:r>
         <w:lastRenderedPageBreak/>
         <w:t>Table 4.5: Evaluation design mapped to objectives.</w:t>
@@ -17306,7 +17266,7 @@
         <w:keepNext/>
         <w:spacing w:before="200" w:after="80"/>
       </w:pPr>
-      <w:bookmarkStart w:id="80" w:name="_Toc241220619"/>
+      <w:bookmarkStart w:id="80" w:name="_Toc241221559"/>
       <w:r>
         <w:t>Table 4.6: Test cases.</w:t>
       </w:r>
@@ -18397,7 +18357,7 @@
       <w:pPr>
         <w:pStyle w:val="Heading3"/>
       </w:pPr>
-      <w:bookmarkStart w:id="81" w:name="_Toc241220577"/>
+      <w:bookmarkStart w:id="81" w:name="_Toc241221517"/>
       <w:r>
         <w:t>4.14.1 Testing and evaluation workflow</w:t>
       </w:r>
@@ -18423,7 +18383,7 @@
       <w:pPr>
         <w:pStyle w:val="Heading3"/>
       </w:pPr>
-      <w:bookmarkStart w:id="82" w:name="_Toc241220578"/>
+      <w:bookmarkStart w:id="82" w:name="_Toc241221518"/>
       <w:r>
         <w:lastRenderedPageBreak/>
         <w:t>4.14.2 Justification of the selected evaluation strategies</w:t>
@@ -18443,7 +18403,7 @@
         <w:pStyle w:val="Heading1"/>
         <w:pageBreakBefore/>
       </w:pPr>
-      <w:bookmarkStart w:id="83" w:name="_Toc241220579"/>
+      <w:bookmarkStart w:id="83" w:name="_Toc241221519"/>
       <w:r>
         <w:lastRenderedPageBreak/>
         <w:t>5 RESULTS</w:t>
@@ -18462,7 +18422,7 @@
       <w:pPr>
         <w:pStyle w:val="Heading2"/>
       </w:pPr>
-      <w:bookmarkStart w:id="84" w:name="_Toc241220580"/>
+      <w:bookmarkStart w:id="84" w:name="_Toc241221520"/>
       <w:r>
         <w:t>5.1 Classification performance and error structure</w:t>
       </w:r>
@@ -18482,7 +18442,7 @@
         <w:keepNext/>
         <w:spacing w:before="200" w:after="80"/>
       </w:pPr>
-      <w:bookmarkStart w:id="85" w:name="_Toc241220620"/>
+      <w:bookmarkStart w:id="85" w:name="_Toc241221560"/>
       <w:r>
         <w:t>Table 5.1: Test set performance on the shared split, with N equal to 1,382.</w:t>
       </w:r>
@@ -19049,7 +19009,7 @@
         <w:keepNext/>
         <w:spacing w:before="200" w:after="80"/>
       </w:pPr>
-      <w:bookmarkStart w:id="86" w:name="_Toc241220621"/>
+      <w:bookmarkStart w:id="86" w:name="_Toc241221561"/>
       <w:r>
         <w:t>Table 5.2: Per class performance of DenseNet121.</w:t>
       </w:r>
@@ -19573,7 +19533,7 @@
       <w:pPr>
         <w:pStyle w:val="Heading2"/>
       </w:pPr>
-      <w:bookmarkStart w:id="87" w:name="_Toc241220581"/>
+      <w:bookmarkStart w:id="87" w:name="_Toc241221521"/>
       <w:r>
         <w:t>5.2 Input validity detection</w:t>
       </w:r>
@@ -19597,7 +19557,7 @@
         <w:keepNext/>
         <w:spacing w:before="200" w:after="80"/>
       </w:pPr>
-      <w:bookmarkStart w:id="88" w:name="_Toc241220622"/>
+      <w:bookmarkStart w:id="88" w:name="_Toc241221562"/>
       <w:r>
         <w:t>Table 5.3: Out of distribution detection results.</w:t>
       </w:r>
@@ -20016,7 +19976,7 @@
       <w:pPr>
         <w:pStyle w:val="Heading2"/>
       </w:pPr>
-      <w:bookmarkStart w:id="89" w:name="_Toc241220582"/>
+      <w:bookmarkStart w:id="89" w:name="_Toc241221522"/>
       <w:r>
         <w:t>5.3 Explanation localisation</w:t>
       </w:r>
@@ -20038,7 +19998,7 @@
       <w:pPr>
         <w:pStyle w:val="Heading2"/>
       </w:pPr>
-      <w:bookmarkStart w:id="90" w:name="_Toc241220583"/>
+      <w:bookmarkStart w:id="90" w:name="_Toc241221523"/>
       <w:r>
         <w:t>5.4 Error analysis</w:t>
       </w:r>
@@ -20241,7 +20201,7 @@
               <w:spacing w:before="80" w:after="0" w:line="240" w:lineRule="auto"/>
               <w:jc w:val="center"/>
             </w:pPr>
-            <w:bookmarkStart w:id="91" w:name="_Toc241220604"/>
+            <w:bookmarkStart w:id="91" w:name="_Toc241221544"/>
             <w:r>
               <w:rPr>
                 <w:sz w:val="22"/>
@@ -20261,7 +20221,7 @@
               <w:spacing w:before="80" w:after="0" w:line="240" w:lineRule="auto"/>
               <w:jc w:val="center"/>
             </w:pPr>
-            <w:bookmarkStart w:id="92" w:name="_Toc241220605"/>
+            <w:bookmarkStart w:id="92" w:name="_Toc241221545"/>
             <w:r>
               <w:rPr>
                 <w:sz w:val="22"/>
@@ -20281,7 +20241,7 @@
               <w:spacing w:before="80" w:after="0" w:line="240" w:lineRule="auto"/>
               <w:jc w:val="center"/>
             </w:pPr>
-            <w:bookmarkStart w:id="93" w:name="_Toc241220606"/>
+            <w:bookmarkStart w:id="93" w:name="_Toc241221546"/>
             <w:r>
               <w:rPr>
                 <w:sz w:val="22"/>
@@ -20312,7 +20272,7 @@
         <w:keepNext/>
         <w:spacing w:before="200" w:after="80"/>
       </w:pPr>
-      <w:bookmarkStart w:id="94" w:name="_Toc241220623"/>
+      <w:bookmarkStart w:id="94" w:name="_Toc241221563"/>
       <w:r>
         <w:t>Table 5.4: Concentration of errors in the bacterial and viral pair.</w:t>
       </w:r>
@@ -20719,7 +20679,7 @@
         <w:pStyle w:val="FigCaption"/>
         <w:spacing w:after="200"/>
       </w:pPr>
-      <w:bookmarkStart w:id="95" w:name="_Toc241220607"/>
+      <w:bookmarkStart w:id="95" w:name="_Toc241221547"/>
       <w:r>
         <w:t>Figure 5.4: Per class F1 for the three architectures, showing a consistent difficulty ordering across models.</w:t>
       </w:r>
@@ -20729,7 +20689,7 @@
       <w:pPr>
         <w:pStyle w:val="Heading2"/>
       </w:pPr>
-      <w:bookmarkStart w:id="96" w:name="_Toc241220584"/>
+      <w:bookmarkStart w:id="96" w:name="_Toc241221524"/>
       <w:r>
         <w:t>5.5 System and performance test results</w:t>
       </w:r>
@@ -20739,7 +20699,7 @@
       <w:pPr>
         <w:pStyle w:val="Heading3"/>
       </w:pPr>
-      <w:bookmarkStart w:id="97" w:name="_Toc241220585"/>
+      <w:bookmarkStart w:id="97" w:name="_Toc241221525"/>
       <w:r>
         <w:t>5.5.1 Non functional test results</w:t>
       </w:r>
@@ -20757,7 +20717,7 @@
       <w:pPr>
         <w:pStyle w:val="Heading3"/>
       </w:pPr>
-      <w:bookmarkStart w:id="98" w:name="_Toc241220586"/>
+      <w:bookmarkStart w:id="98" w:name="_Toc241221526"/>
       <w:r>
         <w:t>5.5.2 Functional test results</w:t>
       </w:r>
@@ -20833,7 +20793,7 @@
         <w:pStyle w:val="FigCaption"/>
         <w:spacing w:after="200"/>
       </w:pPr>
-      <w:bookmarkStart w:id="99" w:name="_Toc241220608"/>
+      <w:bookmarkStart w:id="99" w:name="_Toc241221548"/>
       <w:r>
         <w:t>Figure 5.5: Execution evidence for FR4. The analysis view of the running platform after a synthetic noise image was submitted, showing the withheld diagnosis and the reason in place of any diagnostic content.</w:t>
       </w:r>
@@ -20891,7 +20851,7 @@
         <w:pStyle w:val="FigCaption"/>
         <w:spacing w:after="200"/>
       </w:pPr>
-      <w:bookmarkStart w:id="100" w:name="_Toc241220609"/>
+      <w:bookmarkStart w:id="100" w:name="_Toc241221549"/>
       <w:r>
         <w:t>Figure 5.6: Execution evidence for FR2, FR5 and FR6. The analysis view after a frontal radiograph was submitted, showing the predicted class, the original image and the lung restricted Grad-CAM overlay.</w:t>
       </w:r>
@@ -20902,7 +20862,7 @@
         <w:pStyle w:val="Heading1"/>
         <w:pageBreakBefore/>
       </w:pPr>
-      <w:bookmarkStart w:id="101" w:name="_Toc241220587"/>
+      <w:bookmarkStart w:id="101" w:name="_Toc241221527"/>
       <w:r>
         <w:lastRenderedPageBreak/>
         <w:t>6 DISCUSSION AND CONCLUSIONS</w:t>
@@ -20913,7 +20873,7 @@
       <w:pPr>
         <w:pStyle w:val="Heading2"/>
       </w:pPr>
-      <w:bookmarkStart w:id="102" w:name="_Toc241220588"/>
+      <w:bookmarkStart w:id="102" w:name="_Toc241221528"/>
       <w:r>
         <w:t>6.1 Discussion of the findings</w:t>
       </w:r>
@@ -20931,7 +20891,7 @@
       <w:pPr>
         <w:pStyle w:val="Heading2"/>
       </w:pPr>
-      <w:bookmarkStart w:id="103" w:name="_Toc241220589"/>
+      <w:bookmarkStart w:id="103" w:name="_Toc241221529"/>
       <w:r>
         <w:t>6.2 Achievement of the research objectives</w:t>
       </w:r>
@@ -20951,7 +20911,7 @@
         <w:keepNext/>
         <w:spacing w:before="200" w:after="80"/>
       </w:pPr>
-      <w:bookmarkStart w:id="104" w:name="_Toc241220624"/>
+      <w:bookmarkStart w:id="104" w:name="_Toc241221564"/>
       <w:r>
         <w:lastRenderedPageBreak/>
         <w:t>Table 6.1: Objective achievement against reported evidence.</w:t>
@@ -21414,7 +21374,7 @@
       <w:pPr>
         <w:pStyle w:val="Heading2"/>
       </w:pPr>
-      <w:bookmarkStart w:id="105" w:name="_Toc241220590"/>
+      <w:bookmarkStart w:id="105" w:name="_Toc241221530"/>
       <w:r>
         <w:t>6.3 Limitations and threats to validity</w:t>
       </w:r>
@@ -21444,7 +21404,7 @@
       <w:pPr>
         <w:pStyle w:val="Heading2"/>
       </w:pPr>
-      <w:bookmarkStart w:id="106" w:name="_Toc241220591"/>
+      <w:bookmarkStart w:id="106" w:name="_Toc241221531"/>
       <w:r>
         <w:t>6.4 Practical implications</w:t>
       </w:r>
@@ -21470,7 +21430,7 @@
       <w:pPr>
         <w:pStyle w:val="Heading2"/>
       </w:pPr>
-      <w:bookmarkStart w:id="107" w:name="_Toc241220592"/>
+      <w:bookmarkStart w:id="107" w:name="_Toc241221532"/>
       <w:r>
         <w:t>6.5 Recommendations for future work</w:t>
       </w:r>
@@ -21488,7 +21448,7 @@
       <w:pPr>
         <w:pStyle w:val="Heading2"/>
       </w:pPr>
-      <w:bookmarkStart w:id="108" w:name="_Toc241220593"/>
+      <w:bookmarkStart w:id="108" w:name="_Toc241221533"/>
       <w:r>
         <w:lastRenderedPageBreak/>
         <w:t>6.6 Conclusions</w:t>
@@ -21540,7 +21500,7 @@
         <w:pStyle w:val="Heading1"/>
         <w:pageBreakBefore/>
       </w:pPr>
-      <w:bookmarkStart w:id="109" w:name="_Toc241220594"/>
+      <w:bookmarkStart w:id="109" w:name="_Toc241221534"/>
       <w:r>
         <w:lastRenderedPageBreak/>
         <w:t>REFERENCES</w:t>
